--- a/docs/JM-WP-BM-01.docx
+++ b/docs/JM-WP-BM-01.docx
@@ -142,7 +142,17 @@
         <w:t xml:space="preserve">Working paper JM-WP-BM-01</w:t>
       </w:r>
     </w:p>
-    <w:bookmarkStart w:id="24" w:name="abstract"/>
+    <w:bookmarkStart w:id="23" w:name="Xb78923e3b7de4b1dec29c034e6cc76c9a9df775"/>
+    <w:p>
+      <w:pPr>
+        <w:pStyle w:val="Heading2"/>
+      </w:pPr>
+      <w:r>
+        <w:t xml:space="preserve">0.1 Extension of the base (SC13) models for benchmark and MSE considerations</w:t>
+      </w:r>
+    </w:p>
+    <w:bookmarkEnd w:id="23"/>
+    <w:bookmarkStart w:id="25" w:name="abstract"/>
     <w:p>
       <w:pPr>
         <w:pStyle w:val="Heading1"/>
@@ -196,7 +206,7 @@
       <w:r>
         <w:t xml:space="preserve"> </w:t>
       </w:r>
-      <w:hyperlink r:id="rId23">
+      <w:hyperlink r:id="rId24">
         <w:r>
           <w:rPr>
             <w:rStyle w:val="Hyperlink"/>
@@ -220,8 +230,8 @@
         <w:t xml:space="preserve">This revision incorporates comments from Iago Mosqueira (IPSC/JRC) on selectivity uncertainty, index influence, recruitment regimes, reference point consistency, and northern stock harmonization. Reviewer observations appear in callout boxes throughout Section 6.</w:t>
       </w:r>
     </w:p>
-    <w:bookmarkEnd w:id="24"/>
-    <w:bookmarkStart w:id="25" w:name="introduction"/>
+    <w:bookmarkEnd w:id="25"/>
+    <w:bookmarkStart w:id="26" w:name="introduction"/>
     <w:p>
       <w:pPr>
         <w:pStyle w:val="Heading1"/>
@@ -394,8 +404,8 @@
         <w:t xml:space="preserve">as the base assessment formulations that must first be documented clearly before any simplification is attempted.</w:t>
       </w:r>
     </w:p>
-    <w:bookmarkEnd w:id="25"/>
-    <w:bookmarkStart w:id="26" w:name="materials-used-for-this-paper"/>
+    <w:bookmarkEnd w:id="26"/>
+    <w:bookmarkStart w:id="27" w:name="materials-used-for-this-paper"/>
     <w:p>
       <w:pPr>
         <w:pStyle w:val="Heading1"/>
@@ -576,8 +586,8 @@
         <w:t xml:space="preserve">The objective here is not to reproduce every detail already contained in the annex. Rather, the objective is to extract from those materials a concise but technically defensible description of the SC13 base model for later MSE use.</w:t>
       </w:r>
     </w:p>
-    <w:bookmarkEnd w:id="26"/>
-    <w:bookmarkStart w:id="31" w:name="X05d1c5f8a92b183aa42d2fe77eeb661c4d500c9"/>
+    <w:bookmarkEnd w:id="27"/>
+    <w:bookmarkStart w:id="32" w:name="X05d1c5f8a92b183aa42d2fe77eeb661c4d500c9"/>
     <w:p>
       <w:pPr>
         <w:pStyle w:val="Heading1"/>
@@ -586,7 +596,7 @@
         <w:t xml:space="preserve">3. General Structure of the JJM Used for SC13</w:t>
       </w:r>
     </w:p>
-    <w:bookmarkStart w:id="27" w:name="overview"/>
+    <w:bookmarkStart w:id="28" w:name="overview"/>
     <w:p>
       <w:pPr>
         <w:pStyle w:val="Heading2"/>
@@ -644,8 +654,8 @@
         <w:t xml:space="preserve">specifies four fishery fleets, seven abundance indices, age-composition observations for multiple fisheries and surveys, length compositions for the Far North fleet, annual catches by fleet, and weight-at-age schedules used in both fishery and survey components. The control files then assign those data to either one or two modeled stocks depending on the hypothesis being fitted.</w:t>
       </w:r>
     </w:p>
-    <w:bookmarkEnd w:id="27"/>
-    <w:bookmarkStart w:id="28" w:name="data-structure"/>
+    <w:bookmarkEnd w:id="28"/>
+    <w:bookmarkStart w:id="29" w:name="data-structure"/>
     <w:p>
       <w:pPr>
         <w:pStyle w:val="Heading2"/>
@@ -959,8 +969,8 @@
         <w:t xml:space="preserve">.</w:t>
       </w:r>
     </w:p>
-    <w:bookmarkEnd w:id="28"/>
-    <w:bookmarkStart w:id="29" w:name="Xe1264284f219cfec9758543d78372ab59f24161"/>
+    <w:bookmarkEnd w:id="29"/>
+    <w:bookmarkStart w:id="30" w:name="Xe1264284f219cfec9758543d78372ab59f24161"/>
     <w:p>
       <w:pPr>
         <w:pStyle w:val="Heading2"/>
@@ -1028,8 +1038,8 @@
         <w:t xml:space="preserve">A compact mathematical summary of the core model structure is provided in the appendix so that the main text can stay focused on the SC13 implementation choices rather than on notation.</w:t>
       </w:r>
     </w:p>
-    <w:bookmarkEnd w:id="29"/>
-    <w:bookmarkStart w:id="30" w:name="reference-points-and-projections"/>
+    <w:bookmarkEnd w:id="30"/>
+    <w:bookmarkStart w:id="31" w:name="reference-points-and-projections"/>
     <w:p>
       <w:pPr>
         <w:pStyle w:val="Heading2"/>
@@ -1147,9 +1157,9 @@
         <w:t xml:space="preserve">.</w:t>
       </w:r>
     </w:p>
-    <w:bookmarkEnd w:id="30"/>
     <w:bookmarkEnd w:id="31"/>
-    <w:bookmarkStart w:id="35" w:name="the-sc13-base-advice-models"/>
+    <w:bookmarkEnd w:id="32"/>
+    <w:bookmarkStart w:id="36" w:name="the-sc13-base-advice-models"/>
     <w:p>
       <w:pPr>
         <w:pStyle w:val="Heading1"/>
@@ -1158,7 +1168,7 @@
         <w:t xml:space="preserve">4. The SC13 Base Advice Models</w:t>
       </w:r>
     </w:p>
-    <w:bookmarkStart w:id="32" w:name="single-stock-hypothesis-h1_1.14"/>
+    <w:bookmarkStart w:id="33" w:name="single-stock-hypothesis-h1_1.14"/>
     <w:p>
       <w:pPr>
         <w:pStyle w:val="Heading2"/>
@@ -1260,8 +1270,8 @@
         <w:t xml:space="preserve">should not be viewed as a simplified baseline in itself. It is already a sophisticated assessment model.</w:t>
       </w:r>
     </w:p>
-    <w:bookmarkEnd w:id="32"/>
-    <w:bookmarkStart w:id="33" w:name="two-stock-hypothesis-h2_1.14"/>
+    <w:bookmarkEnd w:id="33"/>
+    <w:bookmarkStart w:id="34" w:name="two-stock-hypothesis-h2_1.14"/>
     <w:p>
       <w:pPr>
         <w:pStyle w:val="Heading2"/>
@@ -1464,8 +1474,8 @@
         <w:t xml:space="preserve">does not by itself establish superiority, but it does confirm that the two-stock hypothesis is a comparably rich fitted model rather than a stripped-down alternative.</w:t>
       </w:r>
     </w:p>
-    <w:bookmarkEnd w:id="33"/>
-    <w:bookmarkStart w:id="34" w:name="summary-comparison"/>
+    <w:bookmarkEnd w:id="34"/>
+    <w:bookmarkStart w:id="35" w:name="summary-comparison"/>
     <w:p>
       <w:pPr>
         <w:pStyle w:val="Heading2"/>
@@ -1868,9 +1878,9 @@
         <w:t xml:space="preserve">The commonality between the two models is therefore greater than their difference in terms of data inputs and overall assessment machinery. The key differences lie in stock allocation, biology, recruitment structure, and the degree of complexity assigned to the northern part of the system.</w:t>
       </w:r>
     </w:p>
-    <w:bookmarkEnd w:id="34"/>
     <w:bookmarkEnd w:id="35"/>
-    <w:bookmarkStart w:id="36" w:name="Xdf21a61c1b4d59d91b08b247089ff271b7fcfe4"/>
+    <w:bookmarkEnd w:id="36"/>
+    <w:bookmarkStart w:id="37" w:name="Xdf21a61c1b4d59d91b08b247089ff271b7fcfe4"/>
     <w:p>
       <w:pPr>
         <w:pStyle w:val="Heading1"/>
@@ -2051,8 +2061,8 @@
         <w:t xml:space="preserve">from uncertainty about how model complexity has been allocated within each hypothesis.</w:t>
       </w:r>
     </w:p>
-    <w:bookmarkEnd w:id="36"/>
-    <w:bookmarkStart w:id="86" w:name="proposed-simplified-alternatives"/>
+    <w:bookmarkEnd w:id="37"/>
+    <w:bookmarkStart w:id="94" w:name="proposed-simplified-alternatives"/>
     <w:p>
       <w:pPr>
         <w:pStyle w:val="Heading1"/>
@@ -2077,41 +2087,29 @@
         <w:t xml:space="preserve">A practical first set of alternatives is as follows.</w:t>
       </w:r>
     </w:p>
-    <w:bookmarkStart w:id="48" w:name="reduced-number-of-indices"/>
-    <w:p>
-      <w:pPr>
-        <w:pStyle w:val="Heading2"/>
-      </w:pPr>
-      <w:r>
-        <w:t xml:space="preserve">6.1 Reduced number of indices</w:t>
-      </w:r>
-    </w:p>
-    <w:p>
-      <w:pPr>
-        <w:pStyle w:val="FirstParagraph"/>
-      </w:pPr>
-      <w:r>
-        <w:t xml:space="preserve">There are three indices in the model that are no longer being conducted and generally</w:t>
-      </w:r>
-      <w:r>
-        <w:t xml:space="preserve"> </w:t>
-      </w:r>
-      <w:r>
-        <w:t xml:space="preserve">fit poorly relative to other data. These included the Central-South acoustic survey,</w:t>
-      </w:r>
-      <w:r>
-        <w:t xml:space="preserve"> </w:t>
-      </w:r>
-      <w:r>
-        <w:t xml:space="preserve">the egg-production index, and the Peruvian acoustic surveys. One sensitivity to omitting these data was considered.</w:t>
-      </w:r>
-    </w:p>
     <w:p>
       <w:pPr>
         <w:pStyle w:val="BodyText"/>
       </w:pPr>
       <w:r>
-        <w:t xml:space="preserve">The resulting sensitivity run is represented here by</w:t>
+        <w:t xml:space="preserve">Table</w:t>
+      </w:r>
+      <w:r>
+        <w:t xml:space="preserve"> </w:t>
+      </w:r>
+      <w:hyperlink w:anchor="tbl-simplified-model-summary">
+        <w:r>
+          <w:rPr>
+            <w:rStyle w:val="Hyperlink"/>
+          </w:rPr>
+          <w:t xml:space="preserve">Table 1</w:t>
+        </w:r>
+      </w:hyperlink>
+      <w:r>
+        <w:t xml:space="preserve"> </w:t>
+      </w:r>
+      <w:r>
+        <w:t xml:space="preserve">summarizes the main working variants discussed in this section and how each differs from its</w:t>
       </w:r>
       <w:r>
         <w:t xml:space="preserve"> </w:t>
@@ -2120,151 +2118,13 @@
         <w:rPr>
           <w:rStyle w:val="VerbatimChar"/>
         </w:rPr>
-        <w:t xml:space="preserve">h1_2.00</w:t>
-      </w:r>
-      <w:r>
-        <w:t xml:space="preserve">, which removes</w:t>
-      </w:r>
-      <w:r>
-        <w:t xml:space="preserve"> </w:t>
-      </w:r>
-      <w:r>
-        <w:rPr>
-          <w:rStyle w:val="VerbatimChar"/>
-        </w:rPr>
-        <w:t xml:space="preserve">Chile_AcousCS</w:t>
-      </w:r>
-      <w:r>
-        <w:t xml:space="preserve">,</w:t>
-      </w:r>
-      <w:r>
-        <w:t xml:space="preserve"> </w:t>
-      </w:r>
-      <w:r>
-        <w:rPr>
-          <w:rStyle w:val="VerbatimChar"/>
-        </w:rPr>
-        <w:t xml:space="preserve">DEPM</w:t>
-      </w:r>
-      <w:r>
-        <w:t xml:space="preserve">, and</w:t>
-      </w:r>
-      <w:r>
-        <w:t xml:space="preserve"> </w:t>
-      </w:r>
-      <w:r>
-        <w:rPr>
-          <w:rStyle w:val="VerbatimChar"/>
-        </w:rPr>
-        <w:t xml:space="preserve">Peru_Acoustic</w:t>
-      </w:r>
-      <w:r>
-        <w:t xml:space="preserve"> </w:t>
-      </w:r>
-      <w:r>
-        <w:t xml:space="preserve">from the single-stock configuration and also trims the retained</w:t>
-      </w:r>
-      <w:r>
-        <w:t xml:space="preserve"> </w:t>
-      </w:r>
-      <w:r>
-        <w:rPr>
-          <w:rStyle w:val="VerbatimChar"/>
-        </w:rPr>
-        <w:t xml:space="preserve">Chile_AcousN</w:t>
-      </w:r>
-      <w:r>
-        <w:t xml:space="preserve"> </w:t>
-      </w:r>
-      <w:r>
-        <w:t xml:space="preserve">series to years 2000 and later. Relative to</w:t>
-      </w:r>
-      <w:r>
-        <w:t xml:space="preserve"> </w:t>
-      </w:r>
-      <w:r>
-        <w:rPr>
-          <w:rStyle w:val="VerbatimChar"/>
-        </w:rPr>
-        <w:t xml:space="preserve">h1_1.14</w:t>
-      </w:r>
-      <w:r>
-        <w:t xml:space="preserve">, this drops 56 index-year observations in total: 13 from</w:t>
-      </w:r>
-      <w:r>
-        <w:t xml:space="preserve"> </w:t>
-      </w:r>
-      <w:r>
-        <w:rPr>
-          <w:rStyle w:val="VerbatimChar"/>
-        </w:rPr>
-        <w:t xml:space="preserve">Chile_AcousCS</w:t>
-      </w:r>
-      <w:r>
-        <w:t xml:space="preserve">, 9 from</w:t>
-      </w:r>
-      <w:r>
-        <w:t xml:space="preserve"> </w:t>
-      </w:r>
-      <w:r>
-        <w:rPr>
-          <w:rStyle w:val="VerbatimChar"/>
-        </w:rPr>
-        <w:t xml:space="preserve">DEPM</w:t>
-      </w:r>
-      <w:r>
-        <w:t xml:space="preserve">, 28 from</w:t>
-      </w:r>
-      <w:r>
-        <w:t xml:space="preserve"> </w:t>
-      </w:r>
-      <w:r>
-        <w:rPr>
-          <w:rStyle w:val="VerbatimChar"/>
-        </w:rPr>
-        <w:t xml:space="preserve">Peru_Acoustic</w:t>
-      </w:r>
-      <w:r>
-        <w:t xml:space="preserve">, and 6 pre-2000 observations from</w:t>
-      </w:r>
-      <w:r>
-        <w:t xml:space="preserve"> </w:t>
-      </w:r>
-      <w:r>
-        <w:rPr>
-          <w:rStyle w:val="VerbatimChar"/>
-        </w:rPr>
-        <w:t xml:space="preserve">Chile_AcousN</w:t>
-      </w:r>
-      <w:r>
-        <w:t xml:space="preserve">. It also reduces the fitted parameter vector by 44 parameters, from 1865 in</w:t>
-      </w:r>
-      <w:r>
-        <w:t xml:space="preserve"> </w:t>
-      </w:r>
-      <w:r>
-        <w:rPr>
-          <w:rStyle w:val="VerbatimChar"/>
-        </w:rPr>
-        <w:t xml:space="preserve">h1_1.14</w:t>
-      </w:r>
-      <w:r>
-        <w:t xml:space="preserve"> </w:t>
-      </w:r>
-      <w:r>
-        <w:t xml:space="preserve">to 1821 in</w:t>
-      </w:r>
-      <w:r>
-        <w:t xml:space="preserve"> </w:t>
-      </w:r>
-      <w:r>
-        <w:rPr>
-          <w:rStyle w:val="VerbatimChar"/>
-        </w:rPr>
-        <w:t xml:space="preserve">h1_2.00</w:t>
-      </w:r>
-      <w:r>
-        <w:t xml:space="preserve">. This comparison is useful because it isolates a specific simplification of the observation model while leaving the broader single-stock population structure unchanged.</w:t>
+        <w:t xml:space="preserve">1.14</w:t>
+      </w:r>
+      <w:r>
+        <w:t xml:space="preserve"> </w:t>
+      </w:r>
+      <w:r>
+        <w:t xml:space="preserve">assessment counterpart.</w:t>
       </w:r>
     </w:p>
     <w:tbl>
@@ -2280,7 +2140,710 @@
       <w:tr>
         <w:tc>
           <w:tcPr/>
-          <w:bookmarkStart w:id="40" w:name="fig-reduced-indices-ssb"/>
+          <w:bookmarkStart w:id="38" w:name="tbl-simplified-model-summary"/>
+          <w:p>
+            <w:pPr>
+              <w:jc w:val="center"/>
+            </w:pPr>
+            <w:pPr>
+              <w:jc w:val="left"/>
+              <w:spacing w:before="200"/>
+              <w:pStyle w:val="ImageCaption"/>
+            </w:pPr>
+            <w:r>
+              <w:t xml:space="preserve">Table 1: Summary of the simplified model variants discussed in Section 6.</w:t>
+            </w:r>
+          </w:p>
+          <w:tbl>
+            <w:tblPr>
+              <w:tblStyle w:val="Table"/>
+              <w:tblW w:type="pct" w:w="5000"/>
+              <w:tblLayout w:type="fixed"/>
+              <w:tblLook w:firstRow="1" w:lastRow="0" w:firstColumn="0" w:lastColumn="0" w:noHBand="0" w:noVBand="0" w:val="0020"/>
+            </w:tblPr>
+            <w:tblGrid>
+              <w:gridCol w:w="186"/>
+              <w:gridCol w:w="373"/>
+              <w:gridCol w:w="373"/>
+              <w:gridCol w:w="2663"/>
+              <w:gridCol w:w="2429"/>
+              <w:gridCol w:w="1892"/>
+            </w:tblGrid>
+            <w:tr>
+              <w:trPr>
+                <w:tblHeader w:val="on"/>
+              </w:trPr>
+              <w:tc>
+                <w:tcPr/>
+                <w:p>
+                  <w:pPr>
+                    <w:pStyle w:val="Compact"/>
+                    <w:jc w:val="left"/>
+                    <w:jc w:val="center"/>
+                  </w:pPr>
+                  <w:r>
+                    <w:t xml:space="preserve">Model</w:t>
+                  </w:r>
+                </w:p>
+              </w:tc>
+              <w:tc>
+                <w:tcPr/>
+                <w:p>
+                  <w:pPr>
+                    <w:pStyle w:val="Compact"/>
+                    <w:jc w:val="left"/>
+                    <w:jc w:val="center"/>
+                  </w:pPr>
+                  <w:r>
+                    <w:t xml:space="preserve">Reference model</w:t>
+                  </w:r>
+                </w:p>
+              </w:tc>
+              <w:tc>
+                <w:tcPr/>
+                <w:p>
+                  <w:pPr>
+                    <w:pStyle w:val="Compact"/>
+                    <w:jc w:val="left"/>
+                    <w:jc w:val="center"/>
+                  </w:pPr>
+                  <w:r>
+                    <w:t xml:space="preserve">Stock structure</w:t>
+                  </w:r>
+                </w:p>
+              </w:tc>
+              <w:tc>
+                <w:tcPr/>
+                <w:p>
+                  <w:pPr>
+                    <w:pStyle w:val="Compact"/>
+                    <w:jc w:val="left"/>
+                    <w:jc w:val="center"/>
+                  </w:pPr>
+                  <w:r>
+                    <w:t xml:space="preserve">Data changes</w:t>
+                  </w:r>
+                </w:p>
+              </w:tc>
+              <w:tc>
+                <w:tcPr/>
+                <w:p>
+                  <w:pPr>
+                    <w:pStyle w:val="Compact"/>
+                    <w:jc w:val="left"/>
+                    <w:jc w:val="center"/>
+                  </w:pPr>
+                  <w:r>
+                    <w:t xml:space="preserve">Selectivity changes</w:t>
+                  </w:r>
+                </w:p>
+              </w:tc>
+              <w:tc>
+                <w:tcPr/>
+                <w:p>
+                  <w:pPr>
+                    <w:pStyle w:val="Compact"/>
+                    <w:jc w:val="left"/>
+                    <w:jc w:val="center"/>
+                  </w:pPr>
+                  <w:r>
+                    <w:t xml:space="preserve">Main purpose</w:t>
+                  </w:r>
+                </w:p>
+              </w:tc>
+            </w:tr>
+            <w:tr>
+              <w:tc>
+                <w:tcPr/>
+                <w:p>
+                  <w:pPr>
+                    <w:pStyle w:val="Compact"/>
+                    <w:jc w:val="left"/>
+                    <w:jc w:val="center"/>
+                  </w:pPr>
+                  <w:r>
+                    <w:t xml:space="preserve">h1_2.00</w:t>
+                  </w:r>
+                </w:p>
+              </w:tc>
+              <w:tc>
+                <w:tcPr/>
+                <w:p>
+                  <w:pPr>
+                    <w:pStyle w:val="Compact"/>
+                    <w:jc w:val="left"/>
+                    <w:jc w:val="center"/>
+                  </w:pPr>
+                  <w:r>
+                    <w:t xml:space="preserve">h1_1.14</w:t>
+                  </w:r>
+                </w:p>
+              </w:tc>
+              <w:tc>
+                <w:tcPr/>
+                <w:p>
+                  <w:pPr>
+                    <w:pStyle w:val="Compact"/>
+                    <w:jc w:val="left"/>
+                    <w:jc w:val="center"/>
+                  </w:pPr>
+                  <w:r>
+                    <w:t xml:space="preserve">Single stock</w:t>
+                  </w:r>
+                </w:p>
+              </w:tc>
+              <w:tc>
+                <w:tcPr/>
+                <w:p>
+                  <w:pPr>
+                    <w:pStyle w:val="Compact"/>
+                    <w:jc w:val="left"/>
+                    <w:jc w:val="center"/>
+                  </w:pPr>
+                  <w:r>
+                    <w:t xml:space="preserve">Drops Chile_AcousCS, DEPM, and Peru_Acoustic; trims Chile_AcousN to the reduced-index configuration (</w:t>
+                  </w:r>
+                  <w:r>
+                    <w:rPr>
+                      <w:rStyle w:val="VerbatimChar"/>
+                    </w:rPr>
+                    <w:t xml:space="preserve">2.00.dat</w:t>
+                  </w:r>
+                  <w:r>
+                    <w:t xml:space="preserve">).</w:t>
+                  </w:r>
+                </w:p>
+              </w:tc>
+              <w:tc>
+                <w:tcPr/>
+                <w:p>
+                  <w:pPr>
+                    <w:pStyle w:val="Compact"/>
+                    <w:jc w:val="left"/>
+                    <w:jc w:val="center"/>
+                  </w:pPr>
+                  <w:r>
+                    <w:t xml:space="preserve">No change from h1_1.14 beyond what is implied by the reduced-index fit.</w:t>
+                  </w:r>
+                </w:p>
+              </w:tc>
+              <w:tc>
+                <w:tcPr/>
+                <w:p>
+                  <w:pPr>
+                    <w:pStyle w:val="Compact"/>
+                    <w:jc w:val="left"/>
+                    <w:jc w:val="center"/>
+                  </w:pPr>
+                  <w:r>
+                    <w:t xml:space="preserve">Reduced-index baseline sensitivity.</w:t>
+                  </w:r>
+                </w:p>
+              </w:tc>
+            </w:tr>
+            <w:tr>
+              <w:tc>
+                <w:tcPr/>
+                <w:p>
+                  <w:pPr>
+                    <w:pStyle w:val="Compact"/>
+                    <w:jc w:val="left"/>
+                    <w:jc w:val="center"/>
+                  </w:pPr>
+                  <w:r>
+                    <w:t xml:space="preserve">h1_2.01</w:t>
+                  </w:r>
+                </w:p>
+              </w:tc>
+              <w:tc>
+                <w:tcPr/>
+                <w:p>
+                  <w:pPr>
+                    <w:pStyle w:val="Compact"/>
+                    <w:jc w:val="left"/>
+                    <w:jc w:val="center"/>
+                  </w:pPr>
+                  <w:r>
+                    <w:t xml:space="preserve">h1_2.00</w:t>
+                  </w:r>
+                </w:p>
+              </w:tc>
+              <w:tc>
+                <w:tcPr/>
+                <w:p>
+                  <w:pPr>
+                    <w:pStyle w:val="Compact"/>
+                    <w:jc w:val="left"/>
+                    <w:jc w:val="center"/>
+                  </w:pPr>
+                  <w:r>
+                    <w:t xml:space="preserve">Single stock</w:t>
+                  </w:r>
+                </w:p>
+              </w:tc>
+              <w:tc>
+                <w:tcPr/>
+                <w:p>
+                  <w:pPr>
+                    <w:pStyle w:val="Compact"/>
+                    <w:jc w:val="left"/>
+                    <w:jc w:val="center"/>
+                  </w:pPr>
+                  <w:r>
+                    <w:t xml:space="preserve">Same reduced-index data as h1_2.00.</w:t>
+                  </w:r>
+                </w:p>
+              </w:tc>
+              <w:tc>
+                <w:tcPr/>
+                <w:p>
+                  <w:pPr>
+                    <w:pStyle w:val="Compact"/>
+                    <w:jc w:val="left"/>
+                    <w:jc w:val="center"/>
+                  </w:pPr>
+                  <w:r>
+                    <w:t xml:space="preserve">Adds fleet-specific fishery selectivity blocks for all fisheries.</w:t>
+                  </w:r>
+                </w:p>
+              </w:tc>
+              <w:tc>
+                <w:tcPr/>
+                <w:p>
+                  <w:pPr>
+                    <w:pStyle w:val="Compact"/>
+                    <w:jc w:val="left"/>
+                    <w:jc w:val="center"/>
+                  </w:pPr>
+                  <w:r>
+                    <w:t xml:space="preserve">Tests broad fishery selectivity simplification.</w:t>
+                  </w:r>
+                </w:p>
+              </w:tc>
+            </w:tr>
+            <w:tr>
+              <w:tc>
+                <w:tcPr/>
+                <w:p>
+                  <w:pPr>
+                    <w:pStyle w:val="Compact"/>
+                    <w:jc w:val="left"/>
+                    <w:jc w:val="center"/>
+                  </w:pPr>
+                  <w:r>
+                    <w:t xml:space="preserve">h1_2.02</w:t>
+                  </w:r>
+                </w:p>
+              </w:tc>
+              <w:tc>
+                <w:tcPr/>
+                <w:p>
+                  <w:pPr>
+                    <w:pStyle w:val="Compact"/>
+                    <w:jc w:val="left"/>
+                    <w:jc w:val="center"/>
+                  </w:pPr>
+                  <w:r>
+                    <w:t xml:space="preserve">h1_2.00</w:t>
+                  </w:r>
+                </w:p>
+              </w:tc>
+              <w:tc>
+                <w:tcPr/>
+                <w:p>
+                  <w:pPr>
+                    <w:pStyle w:val="Compact"/>
+                    <w:jc w:val="left"/>
+                    <w:jc w:val="center"/>
+                  </w:pPr>
+                  <w:r>
+                    <w:t xml:space="preserve">Single stock</w:t>
+                  </w:r>
+                </w:p>
+              </w:tc>
+              <w:tc>
+                <w:tcPr/>
+                <w:p>
+                  <w:pPr>
+                    <w:pStyle w:val="Compact"/>
+                    <w:jc w:val="left"/>
+                    <w:jc w:val="center"/>
+                  </w:pPr>
+                  <w:r>
+                    <w:t xml:space="preserve">Same reduced-index data as h1_2.00.</w:t>
+                  </w:r>
+                </w:p>
+              </w:tc>
+              <w:tc>
+                <w:tcPr/>
+                <w:p>
+                  <w:pPr>
+                    <w:pStyle w:val="Compact"/>
+                    <w:jc w:val="left"/>
+                    <w:jc w:val="center"/>
+                  </w:pPr>
+                  <w:r>
+                    <w:t xml:space="preserve">Keeps h1_2.00 except harmonizes Far North fishery selectivity to the single 2002 split used in h2_1.14.</w:t>
+                  </w:r>
+                </w:p>
+              </w:tc>
+              <w:tc>
+                <w:tcPr/>
+                <w:p>
+                  <w:pPr>
+                    <w:pStyle w:val="Compact"/>
+                    <w:jc w:val="left"/>
+                    <w:jc w:val="center"/>
+                  </w:pPr>
+                  <w:r>
+                    <w:t xml:space="preserve">Isolates Far North selectivity harmonization within the single-stock hypothesis.</w:t>
+                  </w:r>
+                </w:p>
+              </w:tc>
+            </w:tr>
+            <w:tr>
+              <w:tc>
+                <w:tcPr/>
+                <w:p>
+                  <w:pPr>
+                    <w:pStyle w:val="Compact"/>
+                    <w:jc w:val="left"/>
+                    <w:jc w:val="center"/>
+                  </w:pPr>
+                  <w:r>
+                    <w:t xml:space="preserve">h2_2.02</w:t>
+                  </w:r>
+                </w:p>
+              </w:tc>
+              <w:tc>
+                <w:tcPr/>
+                <w:p>
+                  <w:pPr>
+                    <w:pStyle w:val="Compact"/>
+                    <w:jc w:val="left"/>
+                    <w:jc w:val="center"/>
+                  </w:pPr>
+                  <w:r>
+                    <w:t xml:space="preserve">h2_1.14</w:t>
+                  </w:r>
+                </w:p>
+              </w:tc>
+              <w:tc>
+                <w:tcPr/>
+                <w:p>
+                  <w:pPr>
+                    <w:pStyle w:val="Compact"/>
+                    <w:jc w:val="left"/>
+                    <w:jc w:val="center"/>
+                  </w:pPr>
+                  <w:r>
+                    <w:t xml:space="preserve">Two stock</w:t>
+                  </w:r>
+                </w:p>
+              </w:tc>
+              <w:tc>
+                <w:tcPr/>
+                <w:p>
+                  <w:pPr>
+                    <w:pStyle w:val="Compact"/>
+                    <w:jc w:val="left"/>
+                    <w:jc w:val="center"/>
+                  </w:pPr>
+                  <w:r>
+                    <w:t xml:space="preserve">Applies the same reduced-index data configuration as</w:t>
+                  </w:r>
+                  <w:r>
+                    <w:t xml:space="preserve"> </w:t>
+                  </w:r>
+                  <w:r>
+                    <w:rPr>
+                      <w:rStyle w:val="VerbatimChar"/>
+                    </w:rPr>
+                    <w:t xml:space="preserve">2.00.dat</w:t>
+                  </w:r>
+                  <w:r>
+                    <w:t xml:space="preserve"> </w:t>
+                  </w:r>
+                  <w:r>
+                    <w:t xml:space="preserve">to the two-stock model.</w:t>
+                  </w:r>
+                </w:p>
+              </w:tc>
+              <w:tc>
+                <w:tcPr/>
+                <w:p>
+                  <w:pPr>
+                    <w:pStyle w:val="Compact"/>
+                    <w:jc w:val="left"/>
+                    <w:jc w:val="center"/>
+                  </w:pPr>
+                  <w:r>
+                    <w:t xml:space="preserve">Keeps the h2 Far North selectivity treatment and combines it with the reduced-index data configuration.</w:t>
+                  </w:r>
+                </w:p>
+              </w:tc>
+              <w:tc>
+                <w:tcPr/>
+                <w:p>
+                  <w:pPr>
+                    <w:pStyle w:val="Compact"/>
+                    <w:jc w:val="left"/>
+                    <w:jc w:val="center"/>
+                  </w:pPr>
+                  <w:r>
+                    <w:t xml:space="preserve">Provides the two-stock reduced-index harmonized comparator for h1_2.02.</w:t>
+                  </w:r>
+                </w:p>
+              </w:tc>
+            </w:tr>
+          </w:tbl>
+          <w:bookmarkEnd w:id="38"/>
+          <w:p/>
+        </w:tc>
+      </w:tr>
+    </w:tbl>
+    <w:p>
+      <w:pPr>
+        <w:pStyle w:val="BodyText"/>
+      </w:pPr>
+      <w:r>
+        <w:t xml:space="preserve">No separate</w:t>
+      </w:r>
+      <w:r>
+        <w:t xml:space="preserve"> </w:t>
+      </w:r>
+      <w:r>
+        <w:rPr>
+          <w:rStyle w:val="VerbatimChar"/>
+        </w:rPr>
+        <w:t xml:space="preserve">h2_2.00</w:t>
+      </w:r>
+      <w:r>
+        <w:t xml:space="preserve"> </w:t>
+      </w:r>
+      <w:r>
+        <w:t xml:space="preserve">label is used in the current working set. Instead,</w:t>
+      </w:r>
+      <w:r>
+        <w:t xml:space="preserve"> </w:t>
+      </w:r>
+      <w:r>
+        <w:rPr>
+          <w:rStyle w:val="VerbatimChar"/>
+        </w:rPr>
+        <w:t xml:space="preserve">h2_2.02</w:t>
+      </w:r>
+      <w:r>
+        <w:t xml:space="preserve"> </w:t>
+      </w:r>
+      <w:r>
+        <w:t xml:space="preserve">serves as the two-stock reduced-index analogue while also carrying the harmonized Far North selectivity treatment.</w:t>
+      </w:r>
+    </w:p>
+    <w:bookmarkStart w:id="50" w:name="reduced-number-of-indices"/>
+    <w:p>
+      <w:pPr>
+        <w:pStyle w:val="Heading2"/>
+      </w:pPr>
+      <w:r>
+        <w:t xml:space="preserve">6.1 Reduced number of indices</w:t>
+      </w:r>
+    </w:p>
+    <w:p>
+      <w:pPr>
+        <w:pStyle w:val="FirstParagraph"/>
+      </w:pPr>
+      <w:r>
+        <w:t xml:space="preserve">There are three indices in the model that are no longer being conducted and generally</w:t>
+      </w:r>
+      <w:r>
+        <w:t xml:space="preserve"> </w:t>
+      </w:r>
+      <w:r>
+        <w:t xml:space="preserve">fit poorly relative to other data. These included the Central-South acoustic survey,</w:t>
+      </w:r>
+      <w:r>
+        <w:t xml:space="preserve"> </w:t>
+      </w:r>
+      <w:r>
+        <w:t xml:space="preserve">the egg-production index, and the Peruvian acoustic surveys. One sensitivity to omitting these data was considered.</w:t>
+      </w:r>
+    </w:p>
+    <w:p>
+      <w:pPr>
+        <w:pStyle w:val="BodyText"/>
+      </w:pPr>
+      <w:r>
+        <w:t xml:space="preserve">The resulting sensitivity run is represented here by</w:t>
+      </w:r>
+      <w:r>
+        <w:t xml:space="preserve"> </w:t>
+      </w:r>
+      <w:r>
+        <w:rPr>
+          <w:rStyle w:val="VerbatimChar"/>
+        </w:rPr>
+        <w:t xml:space="preserve">h1_2.00</w:t>
+      </w:r>
+      <w:r>
+        <w:t xml:space="preserve">, which removes</w:t>
+      </w:r>
+      <w:r>
+        <w:t xml:space="preserve"> </w:t>
+      </w:r>
+      <w:r>
+        <w:rPr>
+          <w:rStyle w:val="VerbatimChar"/>
+        </w:rPr>
+        <w:t xml:space="preserve">Chile_AcousCS</w:t>
+      </w:r>
+      <w:r>
+        <w:t xml:space="preserve">,</w:t>
+      </w:r>
+      <w:r>
+        <w:t xml:space="preserve"> </w:t>
+      </w:r>
+      <w:r>
+        <w:rPr>
+          <w:rStyle w:val="VerbatimChar"/>
+        </w:rPr>
+        <w:t xml:space="preserve">DEPM</w:t>
+      </w:r>
+      <w:r>
+        <w:t xml:space="preserve">, and</w:t>
+      </w:r>
+      <w:r>
+        <w:t xml:space="preserve"> </w:t>
+      </w:r>
+      <w:r>
+        <w:rPr>
+          <w:rStyle w:val="VerbatimChar"/>
+        </w:rPr>
+        <w:t xml:space="preserve">Peru_Acoustic</w:t>
+      </w:r>
+      <w:r>
+        <w:t xml:space="preserve"> </w:t>
+      </w:r>
+      <w:r>
+        <w:t xml:space="preserve">from the single-stock configuration and also trims the retained</w:t>
+      </w:r>
+      <w:r>
+        <w:t xml:space="preserve"> </w:t>
+      </w:r>
+      <w:r>
+        <w:rPr>
+          <w:rStyle w:val="VerbatimChar"/>
+        </w:rPr>
+        <w:t xml:space="preserve">Chile_AcousN</w:t>
+      </w:r>
+      <w:r>
+        <w:t xml:space="preserve"> </w:t>
+      </w:r>
+      <w:r>
+        <w:t xml:space="preserve">series to years 2000 and later. Relative to</w:t>
+      </w:r>
+      <w:r>
+        <w:t xml:space="preserve"> </w:t>
+      </w:r>
+      <w:r>
+        <w:rPr>
+          <w:rStyle w:val="VerbatimChar"/>
+        </w:rPr>
+        <w:t xml:space="preserve">h1_1.14</w:t>
+      </w:r>
+      <w:r>
+        <w:t xml:space="preserve">, this drops 56 index-year observations in total: 13 from</w:t>
+      </w:r>
+      <w:r>
+        <w:t xml:space="preserve"> </w:t>
+      </w:r>
+      <w:r>
+        <w:rPr>
+          <w:rStyle w:val="VerbatimChar"/>
+        </w:rPr>
+        <w:t xml:space="preserve">Chile_AcousCS</w:t>
+      </w:r>
+      <w:r>
+        <w:t xml:space="preserve">, 9 from</w:t>
+      </w:r>
+      <w:r>
+        <w:t xml:space="preserve"> </w:t>
+      </w:r>
+      <w:r>
+        <w:rPr>
+          <w:rStyle w:val="VerbatimChar"/>
+        </w:rPr>
+        <w:t xml:space="preserve">DEPM</w:t>
+      </w:r>
+      <w:r>
+        <w:t xml:space="preserve">, 28 from</w:t>
+      </w:r>
+      <w:r>
+        <w:t xml:space="preserve"> </w:t>
+      </w:r>
+      <w:r>
+        <w:rPr>
+          <w:rStyle w:val="VerbatimChar"/>
+        </w:rPr>
+        <w:t xml:space="preserve">Peru_Acoustic</w:t>
+      </w:r>
+      <w:r>
+        <w:t xml:space="preserve">, and 6 pre-2000 observations from</w:t>
+      </w:r>
+      <w:r>
+        <w:t xml:space="preserve"> </w:t>
+      </w:r>
+      <w:r>
+        <w:rPr>
+          <w:rStyle w:val="VerbatimChar"/>
+        </w:rPr>
+        <w:t xml:space="preserve">Chile_AcousN</w:t>
+      </w:r>
+      <w:r>
+        <w:t xml:space="preserve">. It also reduces the fitted parameter vector by 44 parameters, from 1865 in</w:t>
+      </w:r>
+      <w:r>
+        <w:t xml:space="preserve"> </w:t>
+      </w:r>
+      <w:r>
+        <w:rPr>
+          <w:rStyle w:val="VerbatimChar"/>
+        </w:rPr>
+        <w:t xml:space="preserve">h1_1.14</w:t>
+      </w:r>
+      <w:r>
+        <w:t xml:space="preserve"> </w:t>
+      </w:r>
+      <w:r>
+        <w:t xml:space="preserve">to 1821 in</w:t>
+      </w:r>
+      <w:r>
+        <w:t xml:space="preserve"> </w:t>
+      </w:r>
+      <w:r>
+        <w:rPr>
+          <w:rStyle w:val="VerbatimChar"/>
+        </w:rPr>
+        <w:t xml:space="preserve">h1_2.00</w:t>
+      </w:r>
+      <w:r>
+        <w:t xml:space="preserve">. This comparison is useful because it isolates a specific simplification of the observation model while leaving the broader single-stock population structure unchanged.</w:t>
+      </w:r>
+    </w:p>
+    <w:tbl>
+      <w:tblPr>
+        <w:tblStyle w:val="Table"/>
+        <w:tblW w:type="pct" w:w="5000"/>
+        <w:tblLayout w:type="fixed"/>
+        <w:tblLook w:firstRow="0" w:lastRow="0" w:firstColumn="0" w:lastColumn="0" w:noHBand="0" w:noVBand="0" w:val="0000"/>
+      </w:tblPr>
+      <w:tblGrid>
+        <w:gridCol w:w="7920"/>
+      </w:tblGrid>
+      <w:tr>
+        <w:tc>
+          <w:tcPr/>
+          <w:bookmarkStart w:id="42" w:name="fig-reduced-indices-ssb"/>
           <w:p>
             <w:pPr>
               <w:pStyle w:val="Compact"/>
@@ -2291,18 +2854,18 @@
                 <wp:inline>
                   <wp:extent cx="5334000" cy="3194843"/>
                   <wp:effectExtent b="0" l="0" r="0" t="0"/>
-                  <wp:docPr descr="" title="" id="38" name="Picture"/>
+                  <wp:docPr descr="" title="" id="40" name="Picture"/>
                   <a:graphic>
                     <a:graphicData uri="http://schemas.openxmlformats.org/drawingml/2006/picture">
                       <pic:pic>
                         <pic:nvPicPr>
-                          <pic:cNvPr descr="JM-WP-BM-01_files/figure-docx/fig-reduced-indices-ssb-1.png" id="39" name="Picture"/>
+                          <pic:cNvPr descr="JM-WP-BM-01_files/figure-docx/fig-reduced-indices-ssb-1.png" id="41" name="Picture"/>
                           <pic:cNvPicPr>
                             <a:picLocks noChangeArrowheads="1" noChangeAspect="1"/>
                           </pic:cNvPicPr>
                         </pic:nvPicPr>
                         <pic:blipFill>
-                          <a:blip r:embed="rId37"/>
+                          <a:blip r:embed="rId39"/>
                           <a:stretch>
                             <a:fillRect/>
                           </a:stretch>
@@ -2360,7 +2923,7 @@
               <w:t xml:space="preserve">).</w:t>
             </w:r>
           </w:p>
-          <w:bookmarkEnd w:id="40"/>
+          <w:bookmarkEnd w:id="42"/>
         </w:tc>
       </w:tr>
     </w:tbl>
@@ -2377,7 +2940,7 @@
       <w:tr>
         <w:tc>
           <w:tcPr/>
-          <w:bookmarkStart w:id="44" w:name="fig-reduced-indices-rec"/>
+          <w:bookmarkStart w:id="46" w:name="fig-reduced-indices-rec"/>
           <w:p>
             <w:pPr>
               <w:pStyle w:val="Compact"/>
@@ -2388,18 +2951,18 @@
                 <wp:inline>
                   <wp:extent cx="5334000" cy="3194843"/>
                   <wp:effectExtent b="0" l="0" r="0" t="0"/>
-                  <wp:docPr descr="" title="" id="42" name="Picture"/>
+                  <wp:docPr descr="" title="" id="44" name="Picture"/>
                   <a:graphic>
                     <a:graphicData uri="http://schemas.openxmlformats.org/drawingml/2006/picture">
                       <pic:pic>
                         <pic:nvPicPr>
-                          <pic:cNvPr descr="JM-WP-BM-01_files/figure-docx/fig-reduced-indices-rec-1.png" id="43" name="Picture"/>
+                          <pic:cNvPr descr="JM-WP-BM-01_files/figure-docx/fig-reduced-indices-rec-1.png" id="45" name="Picture"/>
                           <pic:cNvPicPr>
                             <a:picLocks noChangeArrowheads="1" noChangeAspect="1"/>
                           </pic:cNvPicPr>
                         </pic:nvPicPr>
                         <pic:blipFill>
-                          <a:blip r:embed="rId41"/>
+                          <a:blip r:embed="rId43"/>
                           <a:stretch>
                             <a:fillRect/>
                           </a:stretch>
@@ -2457,7 +3020,7 @@
               <w:t xml:space="preserve">).</w:t>
             </w:r>
           </w:p>
-          <w:bookmarkEnd w:id="44"/>
+          <w:bookmarkEnd w:id="46"/>
         </w:tc>
       </w:tr>
     </w:tbl>
@@ -2607,18 +3170,18 @@
                 <wp:inline>
                   <wp:extent cx="152400" cy="152400"/>
                   <wp:effectExtent b="0" l="0" r="0" t="0"/>
-                  <wp:docPr descr="" title="" id="46" name="Picture"/>
+                  <wp:docPr descr="" title="" id="48" name="Picture"/>
                   <a:graphic>
                     <a:graphicData uri="http://schemas.openxmlformats.org/drawingml/2006/picture">
                       <pic:pic>
                         <pic:nvPicPr>
-                          <pic:cNvPr descr="/Applications/quarto/share/formats/docx/note.png" id="47" name="Picture"/>
+                          <pic:cNvPr descr="/Applications/quarto/share/formats/docx/note.png" id="49" name="Picture"/>
                           <pic:cNvPicPr>
                             <a:picLocks noChangeArrowheads="1" noChangeAspect="1"/>
                           </pic:cNvPicPr>
                         </pic:nvPicPr>
                         <pic:blipFill>
-                          <a:blip r:embed="rId45"/>
+                          <a:blip r:embed="rId47"/>
                           <a:stretch>
                             <a:fillRect/>
                           </a:stretch>
@@ -2726,8 +3289,8 @@
         <w:t xml:space="preserve">.</w:t>
       </w:r>
     </w:p>
-    <w:bookmarkEnd w:id="48"/>
-    <w:bookmarkStart w:id="76" w:name="simplified-selectivity-alternatives"/>
+    <w:bookmarkEnd w:id="50"/>
+    <w:bookmarkStart w:id="83" w:name="simplified-selectivity-alternatives"/>
     <w:p>
       <w:pPr>
         <w:pStyle w:val="Heading2"/>
@@ -2768,7 +3331,7 @@
         <w:t xml:space="preserve">The first dimension is the selectivity structure used during model fitting. One option is to replace long annual selectivity histories with a limited set of blocks for each fleet — for example a historical block, a modern block, and a current block. This preserves the broad evidence that fishery selectivity has changed over time while avoiding dozens of annual deviations that are difficult to interpret and project forward. Block-based selectivity is recommended as the primary simplified alternative for the MSE operating models. It provides an interpretable and tractable representation of selectivity change without the parameter proliferation of annual non-parametric estimation.</w:t>
       </w:r>
     </w:p>
-    <w:bookmarkStart w:id="75" w:name="X518721fe55853f821d30f8adb270621fb439ada"/>
+    <w:bookmarkStart w:id="82" w:name="X518721fe55853f821d30f8adb270621fb439ada"/>
     <w:p>
       <w:pPr>
         <w:pStyle w:val="Heading3"/>
@@ -2785,7 +3348,7 @@
         <w:t xml:space="preserve">Using the age-composition tables (Annex Tables 3-5) and the selectivity heatmaps (Annex Figures 37-38), it is possible to define time blocks where the age pattern, as a proxy for selectivity-at-age, is broadly stable for each fleet. The reduction below follows the main regime shifts visible in the data and is broadly consistent with how the current model already treats selectivity in some components.</w:t>
       </w:r>
     </w:p>
-    <w:bookmarkStart w:id="49" w:name="fleet-1-north-chile"/>
+    <w:bookmarkStart w:id="51" w:name="fleet-1-north-chile"/>
     <w:p>
       <w:pPr>
         <w:pStyle w:val="Heading4"/>
@@ -2886,8 +3449,8 @@
         <w:t xml:space="preserve">The main structural breaks for this fleet are around 1987 and 2016, which is also consistent with the increase in mean age shown in Annex Figure 31.</w:t>
       </w:r>
     </w:p>
-    <w:bookmarkEnd w:id="49"/>
-    <w:bookmarkStart w:id="50" w:name="fleet-2-south-central-chile"/>
+    <w:bookmarkEnd w:id="51"/>
+    <w:bookmarkStart w:id="52" w:name="fleet-2-south-central-chile"/>
     <w:p>
       <w:pPr>
         <w:pStyle w:val="Heading4"/>
@@ -2988,8 +3551,8 @@
         <w:t xml:space="preserve">These blocks are consistent with the gradual aging trend noted elsewhere in the report, including the increase in mean age over the last decade.</w:t>
       </w:r>
     </w:p>
-    <w:bookmarkEnd w:id="50"/>
-    <w:bookmarkStart w:id="51" w:name="fleet-3-far-north"/>
+    <w:bookmarkEnd w:id="52"/>
+    <w:bookmarkStart w:id="53" w:name="fleet-3-far-north"/>
     <w:p>
       <w:pPr>
         <w:pStyle w:val="Heading4"/>
@@ -3105,8 +3668,8 @@
         <w:t xml:space="preserve">treatment already uses a simplified two-regime split around 2002, but the data suggest somewhat finer structure could be supported.</w:t>
       </w:r>
     </w:p>
-    <w:bookmarkEnd w:id="51"/>
-    <w:bookmarkStart w:id="52" w:name="fleet-4-offshore-trawl"/>
+    <w:bookmarkEnd w:id="53"/>
+    <w:bookmarkStart w:id="54" w:name="fleet-4-offshore-trawl"/>
     <w:p>
       <w:pPr>
         <w:pStyle w:val="Heading4"/>
@@ -3188,8 +3751,8 @@
         <w:t xml:space="preserve">These changes are consistent with the recent selectivity changes noted in the SC13 sensitivity runs.</w:t>
       </w:r>
     </w:p>
-    <w:bookmarkEnd w:id="52"/>
-    <w:bookmarkStart w:id="53" w:name="cross-fleet-simplification"/>
+    <w:bookmarkEnd w:id="54"/>
+    <w:bookmarkStart w:id="55" w:name="cross-fleet-simplification"/>
     <w:p>
       <w:pPr>
         <w:pStyle w:val="Heading4"/>
@@ -3302,8 +3865,8 @@
         <w:t xml:space="preserve">extra flexibility for Fleet 4 after 2018, where the short series suggests sharper recent changes.</w:t>
       </w:r>
     </w:p>
-    <w:bookmarkEnd w:id="53"/>
-    <w:bookmarkStart w:id="54" w:name="key-insight"/>
+    <w:bookmarkEnd w:id="55"/>
+    <w:bookmarkStart w:id="56" w:name="key-insight"/>
     <w:p>
       <w:pPr>
         <w:pStyle w:val="Heading4"/>
@@ -3393,8 +3956,8 @@
         <w:t xml:space="preserve">These broad breakpoints also align with changes in fishing pressure, the stock rebuilding phase, and the model note that recent selectivity favors older fish.</w:t>
       </w:r>
     </w:p>
-    <w:bookmarkEnd w:id="54"/>
-    <w:bookmarkStart w:id="74" w:name="illustrative-fit-with-selectivity-blocks"/>
+    <w:bookmarkEnd w:id="56"/>
+    <w:bookmarkStart w:id="81" w:name="illustrative-fit-with-selectivity-blocks"/>
     <w:p>
       <w:pPr>
         <w:pStyle w:val="Heading4"/>
@@ -3482,7 +4045,7 @@
         <w:t xml:space="preserve">.</w:t>
       </w:r>
     </w:p>
-    <w:bookmarkStart w:id="63" w:name="fig-selectivity-fishery-compare"/>
+    <w:bookmarkStart w:id="65" w:name="fig-selectivity-fishery-compare"/>
     <w:tbl>
       <w:tblPr>
         <w:tblStyle w:val="Table"/>
@@ -3510,7 +4073,7 @@
             <w:tr>
               <w:tc>
                 <w:tcPr/>
-                <w:bookmarkStart w:id="58" w:name="fig-selectivity-fishery-compare-1"/>
+                <w:bookmarkStart w:id="60" w:name="fig-selectivity-fishery-compare-1"/>
                 <w:p>
                   <w:pPr>
                     <w:pStyle w:val="Compact"/>
@@ -3522,18 +4085,18 @@
                       <wp:inline>
                         <wp:extent cx="2971800" cy="4754880"/>
                         <wp:effectExtent b="0" l="0" r="0" t="0"/>
-                        <wp:docPr descr="" title="" id="56" name="Picture"/>
+                        <wp:docPr descr="" title="" id="58" name="Picture"/>
                         <a:graphic>
                           <a:graphicData uri="http://schemas.openxmlformats.org/drawingml/2006/picture">
                             <pic:pic>
                               <pic:nvPicPr>
-                                <pic:cNvPr descr="JM-WP-BM-01_files/figure-docx/fig-selectivity-fishery-compare-1.png" id="57" name="Picture"/>
+                                <pic:cNvPr descr="JM-WP-BM-01_files/figure-docx/fig-selectivity-fishery-compare-1.png" id="59" name="Picture"/>
                                 <pic:cNvPicPr>
                                   <a:picLocks noChangeArrowheads="1" noChangeAspect="1"/>
                                 </pic:cNvPicPr>
                               </pic:nvPicPr>
                               <pic:blipFill>
-                                <a:blip r:embed="rId55"/>
+                                <a:blip r:embed="rId57"/>
                                 <a:stretch>
                                   <a:fillRect/>
                                 </a:stretch>
@@ -3583,7 +4146,7 @@
                     <w:t xml:space="preserve">h1_2.00</w:t>
                   </w:r>
                 </w:p>
-                <w:bookmarkEnd w:id="58"/>
+                <w:bookmarkEnd w:id="60"/>
               </w:tc>
             </w:tr>
           </w:tbl>
@@ -3604,7 +4167,7 @@
             <w:tr>
               <w:tc>
                 <w:tcPr/>
-                <w:bookmarkStart w:id="62" w:name="fig-selectivity-fishery-compare-2"/>
+                <w:bookmarkStart w:id="64" w:name="fig-selectivity-fishery-compare-2"/>
                 <w:p>
                   <w:pPr>
                     <w:pStyle w:val="Compact"/>
@@ -3616,18 +4179,18 @@
                       <wp:inline>
                         <wp:extent cx="2971800" cy="4754880"/>
                         <wp:effectExtent b="0" l="0" r="0" t="0"/>
-                        <wp:docPr descr="" title="" id="60" name="Picture"/>
+                        <wp:docPr descr="" title="" id="62" name="Picture"/>
                         <a:graphic>
                           <a:graphicData uri="http://schemas.openxmlformats.org/drawingml/2006/picture">
                             <pic:pic>
                               <pic:nvPicPr>
-                                <pic:cNvPr descr="JM-WP-BM-01_files/figure-docx/fig-selectivity-fishery-compare-2.png" id="61" name="Picture"/>
+                                <pic:cNvPr descr="JM-WP-BM-01_files/figure-docx/fig-selectivity-fishery-compare-2.png" id="63" name="Picture"/>
                                 <pic:cNvPicPr>
                                   <a:picLocks noChangeArrowheads="1" noChangeAspect="1"/>
                                 </pic:cNvPicPr>
                               </pic:nvPicPr>
                               <pic:blipFill>
-                                <a:blip r:embed="rId59"/>
+                                <a:blip r:embed="rId61"/>
                                 <a:stretch>
                                   <a:fillRect/>
                                 </a:stretch>
@@ -3677,7 +4240,7 @@
                     <w:t xml:space="preserve">h1_2.01</w:t>
                   </w:r>
                 </w:p>
-                <w:bookmarkEnd w:id="62"/>
+                <w:bookmarkEnd w:id="64"/>
               </w:tc>
             </w:tr>
           </w:tbl>
@@ -3733,7 +4296,7 @@
         <w:t xml:space="preserve">.</w:t>
       </w:r>
     </w:p>
-    <w:bookmarkEnd w:id="63"/>
+    <w:bookmarkEnd w:id="65"/>
     <w:p>
       <w:pPr>
         <w:pStyle w:val="BodyText"/>
@@ -3811,6 +4374,2504 @@
         <w:t xml:space="preserve"> </w:t>
       </w:r>
       <w:hyperlink w:anchor="fig-selectivity-blocks-ssb">
+        <w:r>
+          <w:rPr>
+            <w:rStyle w:val="Hyperlink"/>
+          </w:rPr>
+          <w:t xml:space="preserve">Figure 5</w:t>
+        </w:r>
+      </w:hyperlink>
+      <w:r>
+        <w:t xml:space="preserve"> </w:t>
+      </w:r>
+      <w:r>
+        <w:t xml:space="preserve">and</w:t>
+      </w:r>
+      <w:r>
+        <w:t xml:space="preserve"> </w:t>
+      </w:r>
+      <w:hyperlink w:anchor="fig-selectivity-blocks-rec">
+        <w:r>
+          <w:rPr>
+            <w:rStyle w:val="Hyperlink"/>
+          </w:rPr>
+          <w:t xml:space="preserve">Figure 6</w:t>
+        </w:r>
+      </w:hyperlink>
+      <w:r>
+        <w:t xml:space="preserve">, simplifying selectivity in this way is therefore not just a bookkeeping reduction in model complexity; it materially changes stock perception and should be treated as a substantive structural alternative in the MSE operating-model set.</w:t>
+      </w:r>
+    </w:p>
+    <w:p>
+      <w:pPr>
+        <w:pStyle w:val="BodyText"/>
+      </w:pPr>
+      <w:r>
+        <w:t xml:space="preserve">The negative-log-likelihood breakdown for the base single-stock model and the two simplified alternatives is shown in</w:t>
+      </w:r>
+      <w:r>
+        <w:t xml:space="preserve"> </w:t>
+      </w:r>
+      <w:hyperlink w:anchor="tbl-h1-like-components">
+        <w:r>
+          <w:rPr>
+            <w:rStyle w:val="Hyperlink"/>
+          </w:rPr>
+          <w:t xml:space="preserve">Table 2</w:t>
+        </w:r>
+      </w:hyperlink>
+      <w:r>
+        <w:t xml:space="preserve">. The reduced-index sensitivity lowers the index-related likelihood contributions with only a modest reduction in total fit, whereas the block-selectivity model achieves a much larger reduction in estimated parameters but at the cost of substantially higher age- and index-fit components.</w:t>
+      </w:r>
+    </w:p>
+    <w:tbl>
+      <w:tblPr>
+        <w:tblStyle w:val="Table"/>
+        <w:tblW w:type="pct" w:w="5000"/>
+        <w:tblLayout w:type="fixed"/>
+        <w:tblLook w:firstRow="0" w:lastRow="0" w:firstColumn="0" w:lastColumn="0" w:noHBand="0" w:noVBand="0" w:val="0000"/>
+      </w:tblPr>
+      <w:tblGrid>
+        <w:gridCol w:w="7920"/>
+      </w:tblGrid>
+      <w:tr>
+        <w:tc>
+          <w:tcPr/>
+          <w:bookmarkStart w:id="66" w:name="tbl-h1-like-components"/>
+          <w:p>
+            <w:pPr>
+              <w:jc w:val="center"/>
+            </w:pPr>
+            <w:pPr>
+              <w:jc w:val="left"/>
+              <w:spacing w:before="200"/>
+              <w:pStyle w:val="ImageCaption"/>
+            </w:pPr>
+            <w:r>
+              <w:t xml:space="preserve">Table 2: Negative-log-likelihood components and estimated parameter counts for the single-stock base model (</w:t>
+            </w:r>
+            <w:r>
+              <w:rPr>
+                <w:rStyle w:val="VerbatimChar"/>
+              </w:rPr>
+              <w:t xml:space="preserve">h1_1.14</w:t>
+            </w:r>
+            <w:r>
+              <w:t xml:space="preserve">), the reduced-index sensitivity (</w:t>
+            </w:r>
+            <w:r>
+              <w:rPr>
+                <w:rStyle w:val="VerbatimChar"/>
+              </w:rPr>
+              <w:t xml:space="preserve">h1_2.00</w:t>
+            </w:r>
+            <w:r>
+              <w:t xml:space="preserve">), and the reduced-index model with fishery selectivity blocks (</w:t>
+            </w:r>
+            <w:r>
+              <w:rPr>
+                <w:rStyle w:val="VerbatimChar"/>
+              </w:rPr>
+              <w:t xml:space="preserve">h1_2.01</w:t>
+            </w:r>
+            <w:r>
+              <w:t xml:space="preserve">). For index likelihoods, the aggregate and component rows include only the retained comparable series: Acoustic North, Chile CPUE, Peru CPUE, and Offshore CPUE.</w:t>
+            </w:r>
+          </w:p>
+          <w:tbl xmlns:w="http://schemas.openxmlformats.org/wordprocessingml/2006/main" xmlns:wp="http://schemas.openxmlformats.org/drawingml/2006/wordprocessingDrawing" xmlns:r="http://schemas.openxmlformats.org/officeDocument/2006/relationships" xmlns:w14="http://schemas.microsoft.com/office/word/2010/wordml">
+            <w:tblPr>
+              <w:tblCellMar>
+                <w:top w:w="0" w:type="dxa"/>
+                <w:bottom w:w="0" w:type="dxa"/>
+                <w:start w:w="60" w:type="dxa"/>
+                <w:end w:w="60" w:type="dxa"/>
+              </w:tblCellMar>
+              <w:tblW w:type="auto" w:w="0"/>
+              <w:tblLook w:firstRow="0" w:lastRow="0" w:firstColumn="0" w:lastColumn="0" w:noHBand="0" w:noVBand="0"/>
+              <w:jc w:val="center"/>
+            </w:tblPr>
+            <w:tr>
+              <w:trPr>
+                <w:cantSplit/>
+                <w:tblHeader/>
+              </w:trPr>
+              <w:tc>
+                <w:tcPr>
+                  <w:tcBorders>
+                    <w:top w:val="single" w:sz="16" w:space="0" w:color="D3D3D3"/>
+                    <w:bottom w:val="single" w:sz="16" w:space="0" w:color="D3D3D3"/>
+                    <w:start w:val="single" w:space="0" w:color="D3D3D3"/>
+                  </w:tcBorders>
+                </w:tcPr>
+                <w:p>
+                  <w:pPr>
+                    <w:spacing w:before="0" w:after="60"/>
+                    <w:keepNext/>
+                    <w:jc w:val="start"/>
+                  </w:pPr>
+                  <w:r>
+                    <w:rPr>
+                      <w:rFonts w:ascii="Calibri" w:hAnsi="Calibri"/>
+                      <w:sz w:val="20"/>
+                    </w:rPr>
+                    <w:t xml:space="default">Component</w:t>
+                  </w:r>
+                </w:p>
+              </w:tc>
+              <w:tc>
+                <w:tcPr>
+                  <w:tcBorders>
+                    <w:top w:val="single" w:sz="16" w:space="0" w:color="D3D3D3"/>
+                    <w:bottom w:val="single" w:sz="16" w:space="0" w:color="D3D3D3"/>
+                  </w:tcBorders>
+                </w:tcPr>
+                <w:p>
+                  <w:pPr>
+                    <w:spacing w:before="0" w:after="60"/>
+                    <w:keepNext/>
+                    <w:jc w:val="end"/>
+                  </w:pPr>
+                  <w:r>
+                    <w:rPr>
+                      <w:rFonts w:ascii="Calibri" w:hAnsi="Calibri"/>
+                      <w:sz w:val="20"/>
+                    </w:rPr>
+                    <w:t xml:space="default">h1_1.14</w:t>
+                  </w:r>
+                </w:p>
+              </w:tc>
+              <w:tc>
+                <w:tcPr>
+                  <w:tcBorders>
+                    <w:top w:val="single" w:sz="16" w:space="0" w:color="D3D3D3"/>
+                    <w:bottom w:val="single" w:sz="16" w:space="0" w:color="D3D3D3"/>
+                  </w:tcBorders>
+                </w:tcPr>
+                <w:p>
+                  <w:pPr>
+                    <w:spacing w:before="0" w:after="60"/>
+                    <w:keepNext/>
+                    <w:jc w:val="end"/>
+                  </w:pPr>
+                  <w:r>
+                    <w:rPr>
+                      <w:rFonts w:ascii="Calibri" w:hAnsi="Calibri"/>
+                      <w:sz w:val="20"/>
+                    </w:rPr>
+                    <w:t xml:space="default">h1_2.00</w:t>
+                  </w:r>
+                </w:p>
+              </w:tc>
+              <w:tc>
+                <w:tcPr>
+                  <w:tcBorders>
+                    <w:top w:val="single" w:sz="16" w:space="0" w:color="D3D3D3"/>
+                    <w:bottom w:val="single" w:sz="16" w:space="0" w:color="D3D3D3"/>
+                    <w:end w:val="single" w:space="0" w:color="D3D3D3"/>
+                  </w:tcBorders>
+                </w:tcPr>
+                <w:p>
+                  <w:pPr>
+                    <w:spacing w:before="0" w:after="60"/>
+                    <w:keepNext/>
+                    <w:jc w:val="end"/>
+                  </w:pPr>
+                  <w:r>
+                    <w:rPr>
+                      <w:rFonts w:ascii="Calibri" w:hAnsi="Calibri"/>
+                      <w:sz w:val="20"/>
+                    </w:rPr>
+                    <w:t xml:space="default">h1_2.01</w:t>
+                  </w:r>
+                </w:p>
+              </w:tc>
+            </w:tr>
+            <w:tr>
+              <w:trPr>
+                <w:cantSplit/>
+              </w:trPr>
+              <w:tc>
+                <w:tcPr>
+                  <w:tcBorders>
+                    <w:top w:val="single" w:space="0" w:color="D3D3D3"/>
+                    <w:bottom w:val="single" w:space="0" w:color="D3D3D3"/>
+                    <w:start w:val="single" w:space="0" w:color="D3D3D3"/>
+                    <w:end w:val="single" w:space="0" w:color="D3D3D3"/>
+                  </w:tcBorders>
+                </w:tcPr>
+                <w:p>
+                  <w:pPr>
+                    <w:spacing w:before="0" w:after="60"/>
+                    <w:keepNext/>
+                    <w:jc w:val="start"/>
+                  </w:pPr>
+                  <w:r>
+                    <w:rPr>
+                      <w:rFonts w:ascii="Calibri" w:hAnsi="Calibri"/>
+                      <w:sz w:val="20"/>
+                    </w:rPr>
+                    <w:t xml:space="default">Catch likelihood</w:t>
+                  </w:r>
+                </w:p>
+              </w:tc>
+              <w:tc>
+                <w:tcPr>
+                  <w:tcBorders>
+                    <w:top w:val="single" w:space="0" w:color="D3D3D3"/>
+                    <w:bottom w:val="single" w:space="0" w:color="D3D3D3"/>
+                    <w:start w:val="single" w:space="0" w:color="D3D3D3"/>
+                    <w:end w:val="single" w:space="0" w:color="D3D3D3"/>
+                  </w:tcBorders>
+                  <w:shd w:val="clear" w:color="auto" w:fill="FFF5F0"/>
+                </w:tcPr>
+                <w:p>
+                  <w:pPr>
+                    <w:spacing w:before="0" w:after="60"/>
+                    <w:keepNext/>
+                    <w:jc w:val="end"/>
+                  </w:pPr>
+                  <w:r>
+                    <w:rPr>
+                      <w:rFonts w:ascii="Calibri" w:hAnsi="Calibri"/>
+                      <w:sz w:val="20"/>
+                    </w:rPr>
+                    <w:t xml:space="default">0.9</w:t>
+                  </w:r>
+                </w:p>
+              </w:tc>
+              <w:tc>
+                <w:tcPr>
+                  <w:tcBorders>
+                    <w:top w:val="single" w:space="0" w:color="D3D3D3"/>
+                    <w:bottom w:val="single" w:space="0" w:color="D3D3D3"/>
+                    <w:start w:val="single" w:space="0" w:color="D3D3D3"/>
+                    <w:end w:val="single" w:space="0" w:color="D3D3D3"/>
+                  </w:tcBorders>
+                  <w:shd w:val="clear" w:color="auto" w:fill="FCAE91"/>
+                </w:tcPr>
+                <w:p>
+                  <w:pPr>
+                    <w:spacing w:before="0" w:after="60"/>
+                    <w:keepNext/>
+                    <w:jc w:val="end"/>
+                  </w:pPr>
+                  <w:r>
+                    <w:rPr>
+                      <w:rFonts w:ascii="Calibri" w:hAnsi="Calibri"/>
+                      <w:sz w:val="20"/>
+                    </w:rPr>
+                    <w:t xml:space="default">0.8</w:t>
+                  </w:r>
+                </w:p>
+              </w:tc>
+              <w:tc>
+                <w:tcPr>
+                  <w:tcBorders>
+                    <w:top w:val="single" w:space="0" w:color="D3D3D3"/>
+                    <w:bottom w:val="single" w:space="0" w:color="D3D3D3"/>
+                    <w:start w:val="single" w:space="0" w:color="D3D3D3"/>
+                    <w:end w:val="single" w:space="0" w:color="D3D3D3"/>
+                  </w:tcBorders>
+                  <w:shd w:val="clear" w:color="auto" w:fill="FCB59A"/>
+                </w:tcPr>
+                <w:p>
+                  <w:pPr>
+                    <w:spacing w:before="0" w:after="60"/>
+                    <w:keepNext/>
+                    <w:jc w:val="end"/>
+                  </w:pPr>
+                  <w:r>
+                    <w:rPr>
+                      <w:rFonts w:ascii="Calibri" w:hAnsi="Calibri"/>
+                      <w:sz w:val="20"/>
+                    </w:rPr>
+                    <w:t xml:space="default">0.8</w:t>
+                  </w:r>
+                </w:p>
+              </w:tc>
+            </w:tr>
+            <w:tr>
+              <w:trPr>
+                <w:cantSplit/>
+              </w:trPr>
+              <w:tc>
+                <w:tcPr>
+                  <w:tcBorders>
+                    <w:top w:val="single" w:space="0" w:color="D3D3D3"/>
+                    <w:bottom w:val="single" w:space="0" w:color="D3D3D3"/>
+                    <w:start w:val="single" w:space="0" w:color="D3D3D3"/>
+                    <w:end w:val="single" w:space="0" w:color="D3D3D3"/>
+                  </w:tcBorders>
+                </w:tcPr>
+                <w:p>
+                  <w:pPr>
+                    <w:spacing w:before="0" w:after="60"/>
+                    <w:keepNext/>
+                    <w:jc w:val="start"/>
+                  </w:pPr>
+                  <w:r>
+                    <w:rPr>
+                      <w:rFonts w:ascii="Calibri" w:hAnsi="Calibri"/>
+                      <w:sz w:val="20"/>
+                    </w:rPr>
+                    <w:t xml:space="default">Fishery age compositions</w:t>
+                  </w:r>
+                </w:p>
+              </w:tc>
+              <w:tc>
+                <w:tcPr>
+                  <w:tcBorders>
+                    <w:top w:val="single" w:space="0" w:color="D3D3D3"/>
+                    <w:bottom w:val="single" w:space="0" w:color="D3D3D3"/>
+                    <w:start w:val="single" w:space="0" w:color="D3D3D3"/>
+                    <w:end w:val="single" w:space="0" w:color="D3D3D3"/>
+                  </w:tcBorders>
+                  <w:shd w:val="clear" w:color="auto" w:fill="FCAE91"/>
+                </w:tcPr>
+                <w:p>
+                  <w:pPr>
+                    <w:spacing w:before="0" w:after="60"/>
+                    <w:keepNext/>
+                    <w:jc w:val="end"/>
+                  </w:pPr>
+                  <w:r>
+                    <w:rPr>
+                      <w:rFonts w:ascii="Calibri" w:hAnsi="Calibri"/>
+                      <w:sz w:val="20"/>
+                    </w:rPr>
+                    <w:t xml:space="default">262.9</w:t>
+                  </w:r>
+                </w:p>
+              </w:tc>
+              <w:tc>
+                <w:tcPr>
+                  <w:tcBorders>
+                    <w:top w:val="single" w:space="0" w:color="D3D3D3"/>
+                    <w:bottom w:val="single" w:space="0" w:color="D3D3D3"/>
+                    <w:start w:val="single" w:space="0" w:color="D3D3D3"/>
+                    <w:end w:val="single" w:space="0" w:color="D3D3D3"/>
+                  </w:tcBorders>
+                  <w:shd w:val="clear" w:color="auto" w:fill="FCAE91"/>
+                </w:tcPr>
+                <w:p>
+                  <w:pPr>
+                    <w:spacing w:before="0" w:after="60"/>
+                    <w:keepNext/>
+                    <w:jc w:val="end"/>
+                  </w:pPr>
+                  <w:r>
+                    <w:rPr>
+                      <w:rFonts w:ascii="Calibri" w:hAnsi="Calibri"/>
+                      <w:sz w:val="20"/>
+                    </w:rPr>
+                    <w:t xml:space="default">262.9</w:t>
+                  </w:r>
+                </w:p>
+              </w:tc>
+              <w:tc>
+                <w:tcPr>
+                  <w:tcBorders>
+                    <w:top w:val="single" w:space="0" w:color="D3D3D3"/>
+                    <w:bottom w:val="single" w:space="0" w:color="D3D3D3"/>
+                    <w:start w:val="single" w:space="0" w:color="D3D3D3"/>
+                    <w:end w:val="single" w:space="0" w:color="D3D3D3"/>
+                  </w:tcBorders>
+                  <w:shd w:val="clear" w:color="auto" w:fill="FFF5F0"/>
+                </w:tcPr>
+                <w:p>
+                  <w:pPr>
+                    <w:spacing w:before="0" w:after="60"/>
+                    <w:keepNext/>
+                    <w:jc w:val="end"/>
+                  </w:pPr>
+                  <w:r>
+                    <w:rPr>
+                      <w:rFonts w:ascii="Calibri" w:hAnsi="Calibri"/>
+                      <w:sz w:val="20"/>
+                    </w:rPr>
+                    <w:t xml:space="default">549.8</w:t>
+                  </w:r>
+                </w:p>
+              </w:tc>
+            </w:tr>
+            <w:tr>
+              <w:trPr>
+                <w:cantSplit/>
+              </w:trPr>
+              <w:tc>
+                <w:tcPr>
+                  <w:tcBorders>
+                    <w:top w:val="single" w:space="0" w:color="D3D3D3"/>
+                    <w:bottom w:val="single" w:space="0" w:color="D3D3D3"/>
+                    <w:start w:val="single" w:space="0" w:color="D3D3D3"/>
+                    <w:end w:val="single" w:space="0" w:color="D3D3D3"/>
+                  </w:tcBorders>
+                </w:tcPr>
+                <w:p>
+                  <w:pPr>
+                    <w:spacing w:before="0" w:after="60"/>
+                    <w:keepNext/>
+                    <w:jc w:val="start"/>
+                  </w:pPr>
+                  <w:r>
+                    <w:rPr>
+                      <w:rFonts w:ascii="Calibri" w:hAnsi="Calibri"/>
+                      <w:sz w:val="20"/>
+                    </w:rPr>
+                    <w:t xml:space="default"> North Chile fishery age comps</w:t>
+                  </w:r>
+                </w:p>
+              </w:tc>
+              <w:tc>
+                <w:tcPr>
+                  <w:tcBorders>
+                    <w:top w:val="single" w:space="0" w:color="D3D3D3"/>
+                    <w:bottom w:val="single" w:space="0" w:color="D3D3D3"/>
+                    <w:start w:val="single" w:space="0" w:color="D3D3D3"/>
+                    <w:end w:val="single" w:space="0" w:color="D3D3D3"/>
+                  </w:tcBorders>
+                  <w:shd w:val="clear" w:color="auto" w:fill="FCAE92"/>
+                </w:tcPr>
+                <w:p>
+                  <w:pPr>
+                    <w:spacing w:before="0" w:after="60"/>
+                    <w:keepNext/>
+                    <w:jc w:val="end"/>
+                  </w:pPr>
+                  <w:r>
+                    <w:rPr>
+                      <w:rFonts w:ascii="Calibri" w:hAnsi="Calibri"/>
+                      <w:sz w:val="20"/>
+                    </w:rPr>
+                    <w:t xml:space="default">113.7</w:t>
+                  </w:r>
+                </w:p>
+              </w:tc>
+              <w:tc>
+                <w:tcPr>
+                  <w:tcBorders>
+                    <w:top w:val="single" w:space="0" w:color="D3D3D3"/>
+                    <w:bottom w:val="single" w:space="0" w:color="D3D3D3"/>
+                    <w:start w:val="single" w:space="0" w:color="D3D3D3"/>
+                    <w:end w:val="single" w:space="0" w:color="D3D3D3"/>
+                  </w:tcBorders>
+                  <w:shd w:val="clear" w:color="auto" w:fill="FCAE91"/>
+                </w:tcPr>
+                <w:p>
+                  <w:pPr>
+                    <w:spacing w:before="0" w:after="60"/>
+                    <w:keepNext/>
+                    <w:jc w:val="end"/>
+                  </w:pPr>
+                  <w:r>
+                    <w:rPr>
+                      <w:rFonts w:ascii="Calibri" w:hAnsi="Calibri"/>
+                      <w:sz w:val="20"/>
+                    </w:rPr>
+                    <w:t xml:space="default">113.2</w:t>
+                  </w:r>
+                </w:p>
+              </w:tc>
+              <w:tc>
+                <w:tcPr>
+                  <w:tcBorders>
+                    <w:top w:val="single" w:space="0" w:color="D3D3D3"/>
+                    <w:bottom w:val="single" w:space="0" w:color="D3D3D3"/>
+                    <w:start w:val="single" w:space="0" w:color="D3D3D3"/>
+                    <w:end w:val="single" w:space="0" w:color="D3D3D3"/>
+                  </w:tcBorders>
+                  <w:shd w:val="clear" w:color="auto" w:fill="FFF5F0"/>
+                </w:tcPr>
+                <w:p>
+                  <w:pPr>
+                    <w:spacing w:before="0" w:after="60"/>
+                    <w:keepNext/>
+                    <w:jc w:val="end"/>
+                  </w:pPr>
+                  <w:r>
+                    <w:rPr>
+                      <w:rFonts w:ascii="Calibri" w:hAnsi="Calibri"/>
+                      <w:sz w:val="20"/>
+                    </w:rPr>
+                    <w:t xml:space="default">202.8</w:t>
+                  </w:r>
+                </w:p>
+              </w:tc>
+            </w:tr>
+            <w:tr>
+              <w:trPr>
+                <w:cantSplit/>
+              </w:trPr>
+              <w:tc>
+                <w:tcPr>
+                  <w:tcBorders>
+                    <w:top w:val="single" w:space="0" w:color="D3D3D3"/>
+                    <w:bottom w:val="single" w:space="0" w:color="D3D3D3"/>
+                    <w:start w:val="single" w:space="0" w:color="D3D3D3"/>
+                    <w:end w:val="single" w:space="0" w:color="D3D3D3"/>
+                  </w:tcBorders>
+                </w:tcPr>
+                <w:p>
+                  <w:pPr>
+                    <w:spacing w:before="0" w:after="60"/>
+                    <w:keepNext/>
+                    <w:jc w:val="start"/>
+                  </w:pPr>
+                  <w:r>
+                    <w:rPr>
+                      <w:rFonts w:ascii="Calibri" w:hAnsi="Calibri"/>
+                      <w:sz w:val="20"/>
+                    </w:rPr>
+                    <w:t xml:space="default"> S-C Chile fishery age comps</w:t>
+                  </w:r>
+                </w:p>
+              </w:tc>
+              <w:tc>
+                <w:tcPr>
+                  <w:tcBorders>
+                    <w:top w:val="single" w:space="0" w:color="D3D3D3"/>
+                    <w:bottom w:val="single" w:space="0" w:color="D3D3D3"/>
+                    <w:start w:val="single" w:space="0" w:color="D3D3D3"/>
+                    <w:end w:val="single" w:space="0" w:color="D3D3D3"/>
+                  </w:tcBorders>
+                  <w:shd w:val="clear" w:color="auto" w:fill="FCAE91"/>
+                </w:tcPr>
+                <w:p>
+                  <w:pPr>
+                    <w:spacing w:before="0" w:after="60"/>
+                    <w:keepNext/>
+                    <w:jc w:val="end"/>
+                  </w:pPr>
+                  <w:r>
+                    <w:rPr>
+                      <w:rFonts w:ascii="Calibri" w:hAnsi="Calibri"/>
+                      <w:sz w:val="20"/>
+                    </w:rPr>
+                    <w:t xml:space="default">123.3</w:t>
+                  </w:r>
+                </w:p>
+              </w:tc>
+              <w:tc>
+                <w:tcPr>
+                  <w:tcBorders>
+                    <w:top w:val="single" w:space="0" w:color="D3D3D3"/>
+                    <w:bottom w:val="single" w:space="0" w:color="D3D3D3"/>
+                    <w:start w:val="single" w:space="0" w:color="D3D3D3"/>
+                    <w:end w:val="single" w:space="0" w:color="D3D3D3"/>
+                  </w:tcBorders>
+                  <w:shd w:val="clear" w:color="auto" w:fill="FCAE91"/>
+                </w:tcPr>
+                <w:p>
+                  <w:pPr>
+                    <w:spacing w:before="0" w:after="60"/>
+                    <w:keepNext/>
+                    <w:jc w:val="end"/>
+                  </w:pPr>
+                  <w:r>
+                    <w:rPr>
+                      <w:rFonts w:ascii="Calibri" w:hAnsi="Calibri"/>
+                      <w:sz w:val="20"/>
+                    </w:rPr>
+                    <w:t xml:space="default">124.0</w:t>
+                  </w:r>
+                </w:p>
+              </w:tc>
+              <w:tc>
+                <w:tcPr>
+                  <w:tcBorders>
+                    <w:top w:val="single" w:space="0" w:color="D3D3D3"/>
+                    <w:bottom w:val="single" w:space="0" w:color="D3D3D3"/>
+                    <w:start w:val="single" w:space="0" w:color="D3D3D3"/>
+                    <w:end w:val="single" w:space="0" w:color="D3D3D3"/>
+                  </w:tcBorders>
+                  <w:shd w:val="clear" w:color="auto" w:fill="FFF5F0"/>
+                </w:tcPr>
+                <w:p>
+                  <w:pPr>
+                    <w:spacing w:before="0" w:after="60"/>
+                    <w:keepNext/>
+                    <w:jc w:val="end"/>
+                  </w:pPr>
+                  <w:r>
+                    <w:rPr>
+                      <w:rFonts w:ascii="Calibri" w:hAnsi="Calibri"/>
+                      <w:sz w:val="20"/>
+                    </w:rPr>
+                    <w:t xml:space="default">307.3</w:t>
+                  </w:r>
+                </w:p>
+              </w:tc>
+            </w:tr>
+            <w:tr>
+              <w:trPr>
+                <w:cantSplit/>
+              </w:trPr>
+              <w:tc>
+                <w:tcPr>
+                  <w:tcBorders>
+                    <w:top w:val="single" w:space="0" w:color="D3D3D3"/>
+                    <w:bottom w:val="single" w:space="0" w:color="D3D3D3"/>
+                    <w:start w:val="single" w:space="0" w:color="D3D3D3"/>
+                    <w:end w:val="single" w:space="0" w:color="D3D3D3"/>
+                  </w:tcBorders>
+                </w:tcPr>
+                <w:p>
+                  <w:pPr>
+                    <w:spacing w:before="0" w:after="60"/>
+                    <w:keepNext/>
+                    <w:jc w:val="start"/>
+                  </w:pPr>
+                  <w:r>
+                    <w:rPr>
+                      <w:rFonts w:ascii="Calibri" w:hAnsi="Calibri"/>
+                      <w:sz w:val="20"/>
+                    </w:rPr>
+                    <w:t xml:space="default"> Offshore trawl fishery age comps</w:t>
+                  </w:r>
+                </w:p>
+              </w:tc>
+              <w:tc>
+                <w:tcPr>
+                  <w:tcBorders>
+                    <w:top w:val="single" w:space="0" w:color="D3D3D3"/>
+                    <w:bottom w:val="single" w:space="0" w:color="D3D3D3"/>
+                    <w:start w:val="single" w:space="0" w:color="D3D3D3"/>
+                    <w:end w:val="single" w:space="0" w:color="D3D3D3"/>
+                  </w:tcBorders>
+                  <w:shd w:val="clear" w:color="auto" w:fill="FCAF92"/>
+                </w:tcPr>
+                <w:p>
+                  <w:pPr>
+                    <w:spacing w:before="0" w:after="60"/>
+                    <w:keepNext/>
+                    <w:jc w:val="end"/>
+                  </w:pPr>
+                  <w:r>
+                    <w:rPr>
+                      <w:rFonts w:ascii="Calibri" w:hAnsi="Calibri"/>
+                      <w:sz w:val="20"/>
+                    </w:rPr>
+                    <w:t xml:space="default">25.9</w:t>
+                  </w:r>
+                </w:p>
+              </w:tc>
+              <w:tc>
+                <w:tcPr>
+                  <w:tcBorders>
+                    <w:top w:val="single" w:space="0" w:color="D3D3D3"/>
+                    <w:bottom w:val="single" w:space="0" w:color="D3D3D3"/>
+                    <w:start w:val="single" w:space="0" w:color="D3D3D3"/>
+                    <w:end w:val="single" w:space="0" w:color="D3D3D3"/>
+                  </w:tcBorders>
+                  <w:shd w:val="clear" w:color="auto" w:fill="FCAE91"/>
+                </w:tcPr>
+                <w:p>
+                  <w:pPr>
+                    <w:spacing w:before="0" w:after="60"/>
+                    <w:keepNext/>
+                    <w:jc w:val="end"/>
+                  </w:pPr>
+                  <w:r>
+                    <w:rPr>
+                      <w:rFonts w:ascii="Calibri" w:hAnsi="Calibri"/>
+                      <w:sz w:val="20"/>
+                    </w:rPr>
+                    <w:t xml:space="default">25.7</w:t>
+                  </w:r>
+                </w:p>
+              </w:tc>
+              <w:tc>
+                <w:tcPr>
+                  <w:tcBorders>
+                    <w:top w:val="single" w:space="0" w:color="D3D3D3"/>
+                    <w:bottom w:val="single" w:space="0" w:color="D3D3D3"/>
+                    <w:start w:val="single" w:space="0" w:color="D3D3D3"/>
+                    <w:end w:val="single" w:space="0" w:color="D3D3D3"/>
+                  </w:tcBorders>
+                  <w:shd w:val="clear" w:color="auto" w:fill="FFF5F0"/>
+                </w:tcPr>
+                <w:p>
+                  <w:pPr>
+                    <w:spacing w:before="0" w:after="60"/>
+                    <w:keepNext/>
+                    <w:jc w:val="end"/>
+                  </w:pPr>
+                  <w:r>
+                    <w:rPr>
+                      <w:rFonts w:ascii="Calibri" w:hAnsi="Calibri"/>
+                      <w:sz w:val="20"/>
+                    </w:rPr>
+                    <w:t xml:space="default">39.7</w:t>
+                  </w:r>
+                </w:p>
+              </w:tc>
+            </w:tr>
+            <w:tr>
+              <w:trPr>
+                <w:cantSplit/>
+              </w:trPr>
+              <w:tc>
+                <w:tcPr>
+                  <w:tcBorders>
+                    <w:top w:val="single" w:space="0" w:color="D3D3D3"/>
+                    <w:bottom w:val="single" w:space="0" w:color="D3D3D3"/>
+                    <w:start w:val="single" w:space="0" w:color="D3D3D3"/>
+                    <w:end w:val="single" w:space="0" w:color="D3D3D3"/>
+                  </w:tcBorders>
+                </w:tcPr>
+                <w:p>
+                  <w:pPr>
+                    <w:spacing w:before="0" w:after="60"/>
+                    <w:keepNext/>
+                    <w:jc w:val="start"/>
+                  </w:pPr>
+                  <w:r>
+                    <w:rPr>
+                      <w:rFonts w:ascii="Calibri" w:hAnsi="Calibri"/>
+                      <w:sz w:val="20"/>
+                    </w:rPr>
+                    <w:t xml:space="default">Fishery length compositions</w:t>
+                  </w:r>
+                </w:p>
+              </w:tc>
+              <w:tc>
+                <w:tcPr>
+                  <w:tcBorders>
+                    <w:top w:val="single" w:space="0" w:color="D3D3D3"/>
+                    <w:bottom w:val="single" w:space="0" w:color="D3D3D3"/>
+                    <w:start w:val="single" w:space="0" w:color="D3D3D3"/>
+                    <w:end w:val="single" w:space="0" w:color="D3D3D3"/>
+                  </w:tcBorders>
+                  <w:shd w:val="clear" w:color="auto" w:fill="FCAF92"/>
+                </w:tcPr>
+                <w:p>
+                  <w:pPr>
+                    <w:spacing w:before="0" w:after="60"/>
+                    <w:keepNext/>
+                    <w:jc w:val="end"/>
+                  </w:pPr>
+                  <w:r>
+                    <w:rPr>
+                      <w:rFonts w:ascii="Calibri" w:hAnsi="Calibri"/>
+                      <w:sz w:val="20"/>
+                    </w:rPr>
+                    <w:t xml:space="default">471.5</w:t>
+                  </w:r>
+                </w:p>
+              </w:tc>
+              <w:tc>
+                <w:tcPr>
+                  <w:tcBorders>
+                    <w:top w:val="single" w:space="0" w:color="D3D3D3"/>
+                    <w:bottom w:val="single" w:space="0" w:color="D3D3D3"/>
+                    <w:start w:val="single" w:space="0" w:color="D3D3D3"/>
+                    <w:end w:val="single" w:space="0" w:color="D3D3D3"/>
+                  </w:tcBorders>
+                  <w:shd w:val="clear" w:color="auto" w:fill="FCAE91"/>
+                </w:tcPr>
+                <w:p>
+                  <w:pPr>
+                    <w:spacing w:before="0" w:after="60"/>
+                    <w:keepNext/>
+                    <w:jc w:val="end"/>
+                  </w:pPr>
+                  <w:r>
+                    <w:rPr>
+                      <w:rFonts w:ascii="Calibri" w:hAnsi="Calibri"/>
+                      <w:sz w:val="20"/>
+                    </w:rPr>
+                    <w:t xml:space="default">470.2</w:t>
+                  </w:r>
+                </w:p>
+              </w:tc>
+              <w:tc>
+                <w:tcPr>
+                  <w:tcBorders>
+                    <w:top w:val="single" w:space="0" w:color="D3D3D3"/>
+                    <w:bottom w:val="single" w:space="0" w:color="D3D3D3"/>
+                    <w:start w:val="single" w:space="0" w:color="D3D3D3"/>
+                    <w:end w:val="single" w:space="0" w:color="D3D3D3"/>
+                  </w:tcBorders>
+                  <w:shd w:val="clear" w:color="auto" w:fill="FFF5F0"/>
+                </w:tcPr>
+                <w:p>
+                  <w:pPr>
+                    <w:spacing w:before="0" w:after="60"/>
+                    <w:keepNext/>
+                    <w:jc w:val="end"/>
+                  </w:pPr>
+                  <w:r>
+                    <w:rPr>
+                      <w:rFonts w:ascii="Calibri" w:hAnsi="Calibri"/>
+                      <w:sz w:val="20"/>
+                    </w:rPr>
+                    <w:t xml:space="default">581.9</w:t>
+                  </w:r>
+                </w:p>
+              </w:tc>
+            </w:tr>
+            <w:tr>
+              <w:trPr>
+                <w:cantSplit/>
+              </w:trPr>
+              <w:tc>
+                <w:tcPr>
+                  <w:tcBorders>
+                    <w:top w:val="single" w:space="0" w:color="D3D3D3"/>
+                    <w:bottom w:val="single" w:space="0" w:color="D3D3D3"/>
+                    <w:start w:val="single" w:space="0" w:color="D3D3D3"/>
+                    <w:end w:val="single" w:space="0" w:color="D3D3D3"/>
+                  </w:tcBorders>
+                </w:tcPr>
+                <w:p>
+                  <w:pPr>
+                    <w:spacing w:before="0" w:after="60"/>
+                    <w:keepNext/>
+                    <w:jc w:val="start"/>
+                  </w:pPr>
+                  <w:r>
+                    <w:rPr>
+                      <w:rFonts w:ascii="Calibri" w:hAnsi="Calibri"/>
+                      <w:sz w:val="20"/>
+                    </w:rPr>
+                    <w:t xml:space="default">Fishery selectivity penalties</w:t>
+                  </w:r>
+                </w:p>
+              </w:tc>
+              <w:tc>
+                <w:tcPr>
+                  <w:tcBorders>
+                    <w:top w:val="single" w:space="0" w:color="D3D3D3"/>
+                    <w:bottom w:val="single" w:space="0" w:color="D3D3D3"/>
+                    <w:start w:val="single" w:space="0" w:color="D3D3D3"/>
+                    <w:end w:val="single" w:space="0" w:color="D3D3D3"/>
+                  </w:tcBorders>
+                  <w:shd w:val="clear" w:color="auto" w:fill="FFF5F0"/>
+                </w:tcPr>
+                <w:p>
+                  <w:pPr>
+                    <w:spacing w:before="0" w:after="60"/>
+                    <w:keepNext/>
+                    <w:jc w:val="end"/>
+                  </w:pPr>
+                  <w:r>
+                    <w:rPr>
+                      <w:rFonts w:ascii="Calibri" w:hAnsi="Calibri"/>
+                      <w:sz w:val="20"/>
+                    </w:rPr>
+                    <w:t xml:space="default">331.3</w:t>
+                  </w:r>
+                </w:p>
+              </w:tc>
+              <w:tc>
+                <w:tcPr>
+                  <w:tcBorders>
+                    <w:top w:val="single" w:space="0" w:color="D3D3D3"/>
+                    <w:bottom w:val="single" w:space="0" w:color="D3D3D3"/>
+                    <w:start w:val="single" w:space="0" w:color="D3D3D3"/>
+                    <w:end w:val="single" w:space="0" w:color="D3D3D3"/>
+                  </w:tcBorders>
+                  <w:shd w:val="clear" w:color="auto" w:fill="FFF4EF"/>
+                </w:tcPr>
+                <w:p>
+                  <w:pPr>
+                    <w:spacing w:before="0" w:after="60"/>
+                    <w:keepNext/>
+                    <w:jc w:val="end"/>
+                  </w:pPr>
+                  <w:r>
+                    <w:rPr>
+                      <w:rFonts w:ascii="Calibri" w:hAnsi="Calibri"/>
+                      <w:sz w:val="20"/>
+                    </w:rPr>
+                    <w:t xml:space="default">329.7</w:t>
+                  </w:r>
+                </w:p>
+              </w:tc>
+              <w:tc>
+                <w:tcPr>
+                  <w:tcBorders>
+                    <w:top w:val="single" w:space="0" w:color="D3D3D3"/>
+                    <w:bottom w:val="single" w:space="0" w:color="D3D3D3"/>
+                    <w:start w:val="single" w:space="0" w:color="D3D3D3"/>
+                    <w:end w:val="single" w:space="0" w:color="D3D3D3"/>
+                  </w:tcBorders>
+                  <w:shd w:val="clear" w:color="auto" w:fill="FCAE91"/>
+                </w:tcPr>
+                <w:p>
+                  <w:pPr>
+                    <w:spacing w:before="0" w:after="60"/>
+                    <w:keepNext/>
+                    <w:jc w:val="end"/>
+                  </w:pPr>
+                  <w:r>
+                    <w:rPr>
+                      <w:rFonts w:ascii="Calibri" w:hAnsi="Calibri"/>
+                      <w:sz w:val="20"/>
+                    </w:rPr>
+                    <w:t xml:space="default">114.4</w:t>
+                  </w:r>
+                </w:p>
+              </w:tc>
+            </w:tr>
+            <w:tr>
+              <w:trPr>
+                <w:cantSplit/>
+              </w:trPr>
+              <w:tc>
+                <w:tcPr>
+                  <w:tcBorders>
+                    <w:top w:val="single" w:space="0" w:color="D3D3D3"/>
+                    <w:bottom w:val="single" w:space="0" w:color="D3D3D3"/>
+                    <w:start w:val="single" w:space="0" w:color="D3D3D3"/>
+                    <w:end w:val="single" w:space="0" w:color="D3D3D3"/>
+                  </w:tcBorders>
+                </w:tcPr>
+                <w:p>
+                  <w:pPr>
+                    <w:spacing w:before="0" w:after="60"/>
+                    <w:keepNext/>
+                    <w:jc w:val="start"/>
+                  </w:pPr>
+                  <w:r>
+                    <w:rPr>
+                      <w:rFonts w:ascii="Calibri" w:hAnsi="Calibri"/>
+                      <w:sz w:val="20"/>
+                    </w:rPr>
+                    <w:t xml:space="default">Index likelihood</w:t>
+                  </w:r>
+                </w:p>
+              </w:tc>
+              <w:tc>
+                <w:tcPr>
+                  <w:tcBorders>
+                    <w:top w:val="single" w:space="0" w:color="D3D3D3"/>
+                    <w:bottom w:val="single" w:space="0" w:color="D3D3D3"/>
+                    <w:start w:val="single" w:space="0" w:color="D3D3D3"/>
+                    <w:end w:val="single" w:space="0" w:color="D3D3D3"/>
+                  </w:tcBorders>
+                  <w:shd w:val="clear" w:color="auto" w:fill="FCB195"/>
+                </w:tcPr>
+                <w:p>
+                  <w:pPr>
+                    <w:spacing w:before="0" w:after="60"/>
+                    <w:keepNext/>
+                    <w:jc w:val="end"/>
+                  </w:pPr>
+                  <w:r>
+                    <w:rPr>
+                      <w:rFonts w:ascii="Calibri" w:hAnsi="Calibri"/>
+                      <w:sz w:val="20"/>
+                    </w:rPr>
+                    <w:t xml:space="default">136.5</w:t>
+                  </w:r>
+                </w:p>
+              </w:tc>
+              <w:tc>
+                <w:tcPr>
+                  <w:tcBorders>
+                    <w:top w:val="single" w:space="0" w:color="D3D3D3"/>
+                    <w:bottom w:val="single" w:space="0" w:color="D3D3D3"/>
+                    <w:start w:val="single" w:space="0" w:color="D3D3D3"/>
+                    <w:end w:val="single" w:space="0" w:color="D3D3D3"/>
+                  </w:tcBorders>
+                  <w:shd w:val="clear" w:color="auto" w:fill="FCAE91"/>
+                </w:tcPr>
+                <w:p>
+                  <w:pPr>
+                    <w:spacing w:before="0" w:after="60"/>
+                    <w:keepNext/>
+                    <w:jc w:val="end"/>
+                  </w:pPr>
+                  <w:r>
+                    <w:rPr>
+                      <w:rFonts w:ascii="Calibri" w:hAnsi="Calibri"/>
+                      <w:sz w:val="20"/>
+                    </w:rPr>
+                    <w:t xml:space="default">130.6</w:t>
+                  </w:r>
+                </w:p>
+              </w:tc>
+              <w:tc>
+                <w:tcPr>
+                  <w:tcBorders>
+                    <w:top w:val="single" w:space="0" w:color="D3D3D3"/>
+                    <w:bottom w:val="single" w:space="0" w:color="D3D3D3"/>
+                    <w:start w:val="single" w:space="0" w:color="D3D3D3"/>
+                    <w:end w:val="single" w:space="0" w:color="D3D3D3"/>
+                  </w:tcBorders>
+                  <w:shd w:val="clear" w:color="auto" w:fill="FFF5F0"/>
+                </w:tcPr>
+                <w:p>
+                  <w:pPr>
+                    <w:spacing w:before="0" w:after="60"/>
+                    <w:keepNext/>
+                    <w:jc w:val="end"/>
+                  </w:pPr>
+                  <w:r>
+                    <w:rPr>
+                      <w:rFonts w:ascii="Calibri" w:hAnsi="Calibri"/>
+                      <w:sz w:val="20"/>
+                    </w:rPr>
+                    <w:t xml:space="default">258.0</w:t>
+                  </w:r>
+                </w:p>
+              </w:tc>
+            </w:tr>
+            <w:tr>
+              <w:trPr>
+                <w:cantSplit/>
+              </w:trPr>
+              <w:tc>
+                <w:tcPr>
+                  <w:tcBorders>
+                    <w:top w:val="single" w:space="0" w:color="D3D3D3"/>
+                    <w:bottom w:val="single" w:space="0" w:color="D3D3D3"/>
+                    <w:start w:val="single" w:space="0" w:color="D3D3D3"/>
+                    <w:end w:val="single" w:space="0" w:color="D3D3D3"/>
+                  </w:tcBorders>
+                </w:tcPr>
+                <w:p>
+                  <w:pPr>
+                    <w:spacing w:before="0" w:after="60"/>
+                    <w:keepNext/>
+                    <w:jc w:val="start"/>
+                  </w:pPr>
+                  <w:r>
+                    <w:rPr>
+                      <w:rFonts w:ascii="Calibri" w:hAnsi="Calibri"/>
+                      <w:sz w:val="20"/>
+                    </w:rPr>
+                    <w:t xml:space="default"> Chile acoustic North index</w:t>
+                  </w:r>
+                </w:p>
+              </w:tc>
+              <w:tc>
+                <w:tcPr>
+                  <w:tcBorders>
+                    <w:top w:val="single" w:space="0" w:color="D3D3D3"/>
+                    <w:bottom w:val="single" w:space="0" w:color="D3D3D3"/>
+                    <w:start w:val="single" w:space="0" w:color="D3D3D3"/>
+                    <w:end w:val="single" w:space="0" w:color="D3D3D3"/>
+                  </w:tcBorders>
+                  <w:shd w:val="clear" w:color="auto" w:fill="FCB499"/>
+                </w:tcPr>
+                <w:p>
+                  <w:pPr>
+                    <w:spacing w:before="0" w:after="60"/>
+                    <w:keepNext/>
+                    <w:jc w:val="end"/>
+                  </w:pPr>
+                  <w:r>
+                    <w:rPr>
+                      <w:rFonts w:ascii="Calibri" w:hAnsi="Calibri"/>
+                      <w:sz w:val="20"/>
+                    </w:rPr>
+                    <w:t xml:space="default">74.4</w:t>
+                  </w:r>
+                </w:p>
+              </w:tc>
+              <w:tc>
+                <w:tcPr>
+                  <w:tcBorders>
+                    <w:top w:val="single" w:space="0" w:color="D3D3D3"/>
+                    <w:bottom w:val="single" w:space="0" w:color="D3D3D3"/>
+                    <w:start w:val="single" w:space="0" w:color="D3D3D3"/>
+                    <w:end w:val="single" w:space="0" w:color="D3D3D3"/>
+                  </w:tcBorders>
+                  <w:shd w:val="clear" w:color="auto" w:fill="FCAE91"/>
+                </w:tcPr>
+                <w:p>
+                  <w:pPr>
+                    <w:spacing w:before="0" w:after="60"/>
+                    <w:keepNext/>
+                    <w:jc w:val="end"/>
+                  </w:pPr>
+                  <w:r>
+                    <w:rPr>
+                      <w:rFonts w:ascii="Calibri" w:hAnsi="Calibri"/>
+                      <w:sz w:val="20"/>
+                    </w:rPr>
+                    <w:t xml:space="default">73.2</w:t>
+                  </w:r>
+                </w:p>
+              </w:tc>
+              <w:tc>
+                <w:tcPr>
+                  <w:tcBorders>
+                    <w:top w:val="single" w:space="0" w:color="D3D3D3"/>
+                    <w:bottom w:val="single" w:space="0" w:color="D3D3D3"/>
+                    <w:start w:val="single" w:space="0" w:color="D3D3D3"/>
+                    <w:end w:val="single" w:space="0" w:color="D3D3D3"/>
+                  </w:tcBorders>
+                  <w:shd w:val="clear" w:color="auto" w:fill="FFF5F0"/>
+                </w:tcPr>
+                <w:p>
+                  <w:pPr>
+                    <w:spacing w:before="0" w:after="60"/>
+                    <w:keepNext/>
+                    <w:jc w:val="end"/>
+                  </w:pPr>
+                  <w:r>
+                    <w:rPr>
+                      <w:rFonts w:ascii="Calibri" w:hAnsi="Calibri"/>
+                      <w:sz w:val="20"/>
+                    </w:rPr>
+                    <w:t xml:space="default">87.7</w:t>
+                  </w:r>
+                </w:p>
+              </w:tc>
+            </w:tr>
+            <w:tr>
+              <w:trPr>
+                <w:cantSplit/>
+              </w:trPr>
+              <w:tc>
+                <w:tcPr>
+                  <w:tcBorders>
+                    <w:top w:val="single" w:space="0" w:color="D3D3D3"/>
+                    <w:bottom w:val="single" w:space="0" w:color="D3D3D3"/>
+                    <w:start w:val="single" w:space="0" w:color="D3D3D3"/>
+                    <w:end w:val="single" w:space="0" w:color="D3D3D3"/>
+                  </w:tcBorders>
+                </w:tcPr>
+                <w:p>
+                  <w:pPr>
+                    <w:spacing w:before="0" w:after="60"/>
+                    <w:keepNext/>
+                    <w:jc w:val="start"/>
+                  </w:pPr>
+                  <w:r>
+                    <w:rPr>
+                      <w:rFonts w:ascii="Calibri" w:hAnsi="Calibri"/>
+                      <w:sz w:val="20"/>
+                    </w:rPr>
+                    <w:t xml:space="default"> Chile CPUE index</w:t>
+                  </w:r>
+                </w:p>
+              </w:tc>
+              <w:tc>
+                <w:tcPr>
+                  <w:tcBorders>
+                    <w:top w:val="single" w:space="0" w:color="D3D3D3"/>
+                    <w:bottom w:val="single" w:space="0" w:color="D3D3D3"/>
+                    <w:start w:val="single" w:space="0" w:color="D3D3D3"/>
+                    <w:end w:val="single" w:space="0" w:color="D3D3D3"/>
+                  </w:tcBorders>
+                  <w:shd w:val="clear" w:color="auto" w:fill="FCAF92"/>
+                </w:tcPr>
+                <w:p>
+                  <w:pPr>
+                    <w:spacing w:before="0" w:after="60"/>
+                    <w:keepNext/>
+                    <w:jc w:val="end"/>
+                  </w:pPr>
+                  <w:r>
+                    <w:rPr>
+                      <w:rFonts w:ascii="Calibri" w:hAnsi="Calibri"/>
+                      <w:sz w:val="20"/>
+                    </w:rPr>
+                    <w:t xml:space="default">17.9</w:t>
+                  </w:r>
+                </w:p>
+              </w:tc>
+              <w:tc>
+                <w:tcPr>
+                  <w:tcBorders>
+                    <w:top w:val="single" w:space="0" w:color="D3D3D3"/>
+                    <w:bottom w:val="single" w:space="0" w:color="D3D3D3"/>
+                    <w:start w:val="single" w:space="0" w:color="D3D3D3"/>
+                    <w:end w:val="single" w:space="0" w:color="D3D3D3"/>
+                  </w:tcBorders>
+                  <w:shd w:val="clear" w:color="auto" w:fill="FCAE91"/>
+                </w:tcPr>
+                <w:p>
+                  <w:pPr>
+                    <w:spacing w:before="0" w:after="60"/>
+                    <w:keepNext/>
+                    <w:jc w:val="end"/>
+                  </w:pPr>
+                  <w:r>
+                    <w:rPr>
+                      <w:rFonts w:ascii="Calibri" w:hAnsi="Calibri"/>
+                      <w:sz w:val="20"/>
+                    </w:rPr>
+                    <w:t xml:space="default">17.0</w:t>
+                  </w:r>
+                </w:p>
+              </w:tc>
+              <w:tc>
+                <w:tcPr>
+                  <w:tcBorders>
+                    <w:top w:val="single" w:space="0" w:color="D3D3D3"/>
+                    <w:bottom w:val="single" w:space="0" w:color="D3D3D3"/>
+                    <w:start w:val="single" w:space="0" w:color="D3D3D3"/>
+                    <w:end w:val="single" w:space="0" w:color="D3D3D3"/>
+                  </w:tcBorders>
+                  <w:shd w:val="clear" w:color="auto" w:fill="FFF5F0"/>
+                </w:tcPr>
+                <w:p>
+                  <w:pPr>
+                    <w:spacing w:before="0" w:after="60"/>
+                    <w:keepNext/>
+                    <w:jc w:val="end"/>
+                  </w:pPr>
+                  <w:r>
+                    <w:rPr>
+                      <w:rFonts w:ascii="Calibri" w:hAnsi="Calibri"/>
+                      <w:sz w:val="20"/>
+                    </w:rPr>
+                    <w:t xml:space="default">73.5</w:t>
+                  </w:r>
+                </w:p>
+              </w:tc>
+            </w:tr>
+            <w:tr>
+              <w:trPr>
+                <w:cantSplit/>
+              </w:trPr>
+              <w:tc>
+                <w:tcPr>
+                  <w:tcBorders>
+                    <w:top w:val="single" w:space="0" w:color="D3D3D3"/>
+                    <w:bottom w:val="single" w:space="0" w:color="D3D3D3"/>
+                    <w:start w:val="single" w:space="0" w:color="D3D3D3"/>
+                    <w:end w:val="single" w:space="0" w:color="D3D3D3"/>
+                  </w:tcBorders>
+                </w:tcPr>
+                <w:p>
+                  <w:pPr>
+                    <w:spacing w:before="0" w:after="60"/>
+                    <w:keepNext/>
+                    <w:jc w:val="start"/>
+                  </w:pPr>
+                  <w:r>
+                    <w:rPr>
+                      <w:rFonts w:ascii="Calibri" w:hAnsi="Calibri"/>
+                      <w:sz w:val="20"/>
+                    </w:rPr>
+                    <w:t xml:space="default"> Peru CPUE index</w:t>
+                  </w:r>
+                </w:p>
+              </w:tc>
+              <w:tc>
+                <w:tcPr>
+                  <w:tcBorders>
+                    <w:top w:val="single" w:space="0" w:color="D3D3D3"/>
+                    <w:bottom w:val="single" w:space="0" w:color="D3D3D3"/>
+                    <w:start w:val="single" w:space="0" w:color="D3D3D3"/>
+                    <w:end w:val="single" w:space="0" w:color="D3D3D3"/>
+                  </w:tcBorders>
+                  <w:shd w:val="clear" w:color="auto" w:fill="FCB59A"/>
+                </w:tcPr>
+                <w:p>
+                  <w:pPr>
+                    <w:spacing w:before="0" w:after="60"/>
+                    <w:keepNext/>
+                    <w:jc w:val="end"/>
+                  </w:pPr>
+                  <w:r>
+                    <w:rPr>
+                      <w:rFonts w:ascii="Calibri" w:hAnsi="Calibri"/>
+                      <w:sz w:val="20"/>
+                    </w:rPr>
+                    <w:t xml:space="default">32.9</w:t>
+                  </w:r>
+                </w:p>
+              </w:tc>
+              <w:tc>
+                <w:tcPr>
+                  <w:tcBorders>
+                    <w:top w:val="single" w:space="0" w:color="D3D3D3"/>
+                    <w:bottom w:val="single" w:space="0" w:color="D3D3D3"/>
+                    <w:start w:val="single" w:space="0" w:color="D3D3D3"/>
+                    <w:end w:val="single" w:space="0" w:color="D3D3D3"/>
+                  </w:tcBorders>
+                  <w:shd w:val="clear" w:color="auto" w:fill="FCAE91"/>
+                </w:tcPr>
+                <w:p>
+                  <w:pPr>
+                    <w:spacing w:before="0" w:after="60"/>
+                    <w:keepNext/>
+                    <w:jc w:val="end"/>
+                  </w:pPr>
+                  <w:r>
+                    <w:rPr>
+                      <w:rFonts w:ascii="Calibri" w:hAnsi="Calibri"/>
+                      <w:sz w:val="20"/>
+                    </w:rPr>
+                    <w:t xml:space="default">29.5</w:t>
+                  </w:r>
+                </w:p>
+              </w:tc>
+              <w:tc>
+                <w:tcPr>
+                  <w:tcBorders>
+                    <w:top w:val="single" w:space="0" w:color="D3D3D3"/>
+                    <w:bottom w:val="single" w:space="0" w:color="D3D3D3"/>
+                    <w:start w:val="single" w:space="0" w:color="D3D3D3"/>
+                    <w:end w:val="single" w:space="0" w:color="D3D3D3"/>
+                  </w:tcBorders>
+                  <w:shd w:val="clear" w:color="auto" w:fill="FFF5F0"/>
+                </w:tcPr>
+                <w:p>
+                  <w:pPr>
+                    <w:spacing w:before="0" w:after="60"/>
+                    <w:keepNext/>
+                    <w:jc w:val="end"/>
+                  </w:pPr>
+                  <w:r>
+                    <w:rPr>
+                      <w:rFonts w:ascii="Calibri" w:hAnsi="Calibri"/>
+                      <w:sz w:val="20"/>
+                    </w:rPr>
+                    <w:t xml:space="default">65.3</w:t>
+                  </w:r>
+                </w:p>
+              </w:tc>
+            </w:tr>
+            <w:tr>
+              <w:trPr>
+                <w:cantSplit/>
+              </w:trPr>
+              <w:tc>
+                <w:tcPr>
+                  <w:tcBorders>
+                    <w:top w:val="single" w:space="0" w:color="D3D3D3"/>
+                    <w:bottom w:val="single" w:space="0" w:color="D3D3D3"/>
+                    <w:start w:val="single" w:space="0" w:color="D3D3D3"/>
+                    <w:end w:val="single" w:space="0" w:color="D3D3D3"/>
+                  </w:tcBorders>
+                </w:tcPr>
+                <w:p>
+                  <w:pPr>
+                    <w:spacing w:before="0" w:after="60"/>
+                    <w:keepNext/>
+                    <w:jc w:val="start"/>
+                  </w:pPr>
+                  <w:r>
+                    <w:rPr>
+                      <w:rFonts w:ascii="Calibri" w:hAnsi="Calibri"/>
+                      <w:sz w:val="20"/>
+                    </w:rPr>
+                    <w:t xml:space="default"> Offshore CPUE index</w:t>
+                  </w:r>
+                </w:p>
+              </w:tc>
+              <w:tc>
+                <w:tcPr>
+                  <w:tcBorders>
+                    <w:top w:val="single" w:space="0" w:color="D3D3D3"/>
+                    <w:bottom w:val="single" w:space="0" w:color="D3D3D3"/>
+                    <w:start w:val="single" w:space="0" w:color="D3D3D3"/>
+                    <w:end w:val="single" w:space="0" w:color="D3D3D3"/>
+                  </w:tcBorders>
+                  <w:shd w:val="clear" w:color="auto" w:fill="FCAF93"/>
+                </w:tcPr>
+                <w:p>
+                  <w:pPr>
+                    <w:spacing w:before="0" w:after="60"/>
+                    <w:keepNext/>
+                    <w:jc w:val="end"/>
+                  </w:pPr>
+                  <w:r>
+                    <w:rPr>
+                      <w:rFonts w:ascii="Calibri" w:hAnsi="Calibri"/>
+                      <w:sz w:val="20"/>
+                    </w:rPr>
+                    <w:t xml:space="default">11.3</w:t>
+                  </w:r>
+                </w:p>
+              </w:tc>
+              <w:tc>
+                <w:tcPr>
+                  <w:tcBorders>
+                    <w:top w:val="single" w:space="0" w:color="D3D3D3"/>
+                    <w:bottom w:val="single" w:space="0" w:color="D3D3D3"/>
+                    <w:start w:val="single" w:space="0" w:color="D3D3D3"/>
+                    <w:end w:val="single" w:space="0" w:color="D3D3D3"/>
+                  </w:tcBorders>
+                  <w:shd w:val="clear" w:color="auto" w:fill="FCAE91"/>
+                </w:tcPr>
+                <w:p>
+                  <w:pPr>
+                    <w:spacing w:before="0" w:after="60"/>
+                    <w:keepNext/>
+                    <w:jc w:val="end"/>
+                  </w:pPr>
+                  <w:r>
+                    <w:rPr>
+                      <w:rFonts w:ascii="Calibri" w:hAnsi="Calibri"/>
+                      <w:sz w:val="20"/>
+                    </w:rPr>
+                    <w:t xml:space="default">10.9</w:t>
+                  </w:r>
+                </w:p>
+              </w:tc>
+              <w:tc>
+                <w:tcPr>
+                  <w:tcBorders>
+                    <w:top w:val="single" w:space="0" w:color="D3D3D3"/>
+                    <w:bottom w:val="single" w:space="0" w:color="D3D3D3"/>
+                    <w:start w:val="single" w:space="0" w:color="D3D3D3"/>
+                    <w:end w:val="single" w:space="0" w:color="D3D3D3"/>
+                  </w:tcBorders>
+                  <w:shd w:val="clear" w:color="auto" w:fill="FFF5F0"/>
+                </w:tcPr>
+                <w:p>
+                  <w:pPr>
+                    <w:spacing w:before="0" w:after="60"/>
+                    <w:keepNext/>
+                    <w:jc w:val="end"/>
+                  </w:pPr>
+                  <w:r>
+                    <w:rPr>
+                      <w:rFonts w:ascii="Calibri" w:hAnsi="Calibri"/>
+                      <w:sz w:val="20"/>
+                    </w:rPr>
+                    <w:t xml:space="default">31.4</w:t>
+                  </w:r>
+                </w:p>
+              </w:tc>
+            </w:tr>
+            <w:tr>
+              <w:trPr>
+                <w:cantSplit/>
+              </w:trPr>
+              <w:tc>
+                <w:tcPr>
+                  <w:tcBorders>
+                    <w:top w:val="single" w:space="0" w:color="D3D3D3"/>
+                    <w:bottom w:val="single" w:space="0" w:color="D3D3D3"/>
+                    <w:start w:val="single" w:space="0" w:color="D3D3D3"/>
+                    <w:end w:val="single" w:space="0" w:color="D3D3D3"/>
+                  </w:tcBorders>
+                </w:tcPr>
+                <w:p>
+                  <w:pPr>
+                    <w:spacing w:before="0" w:after="60"/>
+                    <w:keepNext/>
+                    <w:jc w:val="start"/>
+                  </w:pPr>
+                  <w:r>
+                    <w:rPr>
+                      <w:rFonts w:ascii="Calibri" w:hAnsi="Calibri"/>
+                      <w:sz w:val="20"/>
+                    </w:rPr>
+                    <w:t xml:space="default">Index age compositions</w:t>
+                  </w:r>
+                </w:p>
+              </w:tc>
+              <w:tc>
+                <w:tcPr>
+                  <w:tcBorders>
+                    <w:top w:val="single" w:space="0" w:color="D3D3D3"/>
+                    <w:bottom w:val="single" w:space="0" w:color="D3D3D3"/>
+                    <w:start w:val="single" w:space="0" w:color="D3D3D3"/>
+                    <w:end w:val="single" w:space="0" w:color="D3D3D3"/>
+                  </w:tcBorders>
+                  <w:shd w:val="clear" w:color="auto" w:fill="FFF5F0"/>
+                </w:tcPr>
+                <w:p>
+                  <w:pPr>
+                    <w:spacing w:before="0" w:after="60"/>
+                    <w:keepNext/>
+                    <w:jc w:val="end"/>
+                  </w:pPr>
+                  <w:r>
+                    <w:rPr>
+                      <w:rFonts w:ascii="Calibri" w:hAnsi="Calibri"/>
+                      <w:sz w:val="20"/>
+                    </w:rPr>
+                    <w:t xml:space="default">61.5</w:t>
+                  </w:r>
+                </w:p>
+              </w:tc>
+              <w:tc>
+                <w:tcPr>
+                  <w:tcBorders>
+                    <w:top w:val="single" w:space="0" w:color="D3D3D3"/>
+                    <w:bottom w:val="single" w:space="0" w:color="D3D3D3"/>
+                    <w:start w:val="single" w:space="0" w:color="D3D3D3"/>
+                    <w:end w:val="single" w:space="0" w:color="D3D3D3"/>
+                  </w:tcBorders>
+                  <w:shd w:val="clear" w:color="auto" w:fill="FCAF92"/>
+                </w:tcPr>
+                <w:p>
+                  <w:pPr>
+                    <w:spacing w:before="0" w:after="60"/>
+                    <w:keepNext/>
+                    <w:jc w:val="end"/>
+                  </w:pPr>
+                  <w:r>
+                    <w:rPr>
+                      <w:rFonts w:ascii="Calibri" w:hAnsi="Calibri"/>
+                      <w:sz w:val="20"/>
+                    </w:rPr>
+                    <w:t xml:space="default">38.1</w:t>
+                  </w:r>
+                </w:p>
+              </w:tc>
+              <w:tc>
+                <w:tcPr>
+                  <w:tcBorders>
+                    <w:top w:val="single" w:space="0" w:color="D3D3D3"/>
+                    <w:bottom w:val="single" w:space="0" w:color="D3D3D3"/>
+                    <w:start w:val="single" w:space="0" w:color="D3D3D3"/>
+                    <w:end w:val="single" w:space="0" w:color="D3D3D3"/>
+                  </w:tcBorders>
+                  <w:shd w:val="clear" w:color="auto" w:fill="FCAE91"/>
+                </w:tcPr>
+                <w:p>
+                  <w:pPr>
+                    <w:spacing w:before="0" w:after="60"/>
+                    <w:keepNext/>
+                    <w:jc w:val="end"/>
+                  </w:pPr>
+                  <w:r>
+                    <w:rPr>
+                      <w:rFonts w:ascii="Calibri" w:hAnsi="Calibri"/>
+                      <w:sz w:val="20"/>
+                    </w:rPr>
+                    <w:t xml:space="default">37.8</w:t>
+                  </w:r>
+                </w:p>
+              </w:tc>
+            </w:tr>
+            <w:tr>
+              <w:trPr>
+                <w:cantSplit/>
+              </w:trPr>
+              <w:tc>
+                <w:tcPr>
+                  <w:tcBorders>
+                    <w:top w:val="single" w:space="0" w:color="D3D3D3"/>
+                    <w:bottom w:val="single" w:space="0" w:color="D3D3D3"/>
+                    <w:start w:val="single" w:space="0" w:color="D3D3D3"/>
+                    <w:end w:val="single" w:space="0" w:color="D3D3D3"/>
+                  </w:tcBorders>
+                </w:tcPr>
+                <w:p>
+                  <w:pPr>
+                    <w:spacing w:before="0" w:after="60"/>
+                    <w:keepNext/>
+                    <w:jc w:val="start"/>
+                  </w:pPr>
+                  <w:r>
+                    <w:rPr>
+                      <w:rFonts w:ascii="Calibri" w:hAnsi="Calibri"/>
+                      <w:sz w:val="20"/>
+                    </w:rPr>
+                    <w:t xml:space="default">Index selectivity penalties</w:t>
+                  </w:r>
+                </w:p>
+              </w:tc>
+              <w:tc>
+                <w:tcPr>
+                  <w:tcBorders>
+                    <w:top w:val="single" w:space="0" w:color="D3D3D3"/>
+                    <w:bottom w:val="single" w:space="0" w:color="D3D3D3"/>
+                    <w:start w:val="single" w:space="0" w:color="D3D3D3"/>
+                    <w:end w:val="single" w:space="0" w:color="D3D3D3"/>
+                  </w:tcBorders>
+                  <w:shd w:val="clear" w:color="auto" w:fill="FFF5F0"/>
+                </w:tcPr>
+                <w:p>
+                  <w:pPr>
+                    <w:spacing w:before="0" w:after="60"/>
+                    <w:keepNext/>
+                    <w:jc w:val="end"/>
+                  </w:pPr>
+                  <w:r>
+                    <w:rPr>
+                      <w:rFonts w:ascii="Calibri" w:hAnsi="Calibri"/>
+                      <w:sz w:val="20"/>
+                    </w:rPr>
+                    <w:t xml:space="default">10.7</w:t>
+                  </w:r>
+                </w:p>
+              </w:tc>
+              <w:tc>
+                <w:tcPr>
+                  <w:tcBorders>
+                    <w:top w:val="single" w:space="0" w:color="D3D3D3"/>
+                    <w:bottom w:val="single" w:space="0" w:color="D3D3D3"/>
+                    <w:start w:val="single" w:space="0" w:color="D3D3D3"/>
+                    <w:end w:val="single" w:space="0" w:color="D3D3D3"/>
+                  </w:tcBorders>
+                  <w:shd w:val="clear" w:color="auto" w:fill="FDC5B0"/>
+                </w:tcPr>
+                <w:p>
+                  <w:pPr>
+                    <w:spacing w:before="0" w:after="60"/>
+                    <w:keepNext/>
+                    <w:jc w:val="end"/>
+                  </w:pPr>
+                  <w:r>
+                    <w:rPr>
+                      <w:rFonts w:ascii="Calibri" w:hAnsi="Calibri"/>
+                      <w:sz w:val="20"/>
+                    </w:rPr>
+                    <w:t xml:space="default">6.1</w:t>
+                  </w:r>
+                </w:p>
+              </w:tc>
+              <w:tc>
+                <w:tcPr>
+                  <w:tcBorders>
+                    <w:top w:val="single" w:space="0" w:color="D3D3D3"/>
+                    <w:bottom w:val="single" w:space="0" w:color="D3D3D3"/>
+                    <w:start w:val="single" w:space="0" w:color="D3D3D3"/>
+                    <w:end w:val="single" w:space="0" w:color="D3D3D3"/>
+                  </w:tcBorders>
+                  <w:shd w:val="clear" w:color="auto" w:fill="FCAE91"/>
+                </w:tcPr>
+                <w:p>
+                  <w:pPr>
+                    <w:spacing w:before="0" w:after="60"/>
+                    <w:keepNext/>
+                    <w:jc w:val="end"/>
+                  </w:pPr>
+                  <w:r>
+                    <w:rPr>
+                      <w:rFonts w:ascii="Calibri" w:hAnsi="Calibri"/>
+                      <w:sz w:val="20"/>
+                    </w:rPr>
+                    <w:t xml:space="default">3.9</w:t>
+                  </w:r>
+                </w:p>
+              </w:tc>
+            </w:tr>
+            <w:tr>
+              <w:trPr>
+                <w:cantSplit/>
+              </w:trPr>
+              <w:tc>
+                <w:tcPr>
+                  <w:tcBorders>
+                    <w:top w:val="single" w:space="0" w:color="D3D3D3"/>
+                    <w:bottom w:val="single" w:space="0" w:color="D3D3D3"/>
+                    <w:start w:val="single" w:space="0" w:color="D3D3D3"/>
+                    <w:end w:val="single" w:space="0" w:color="D3D3D3"/>
+                  </w:tcBorders>
+                </w:tcPr>
+                <w:p>
+                  <w:pPr>
+                    <w:spacing w:before="0" w:after="60"/>
+                    <w:keepNext/>
+                    <w:jc w:val="start"/>
+                  </w:pPr>
+                  <w:r>
+                    <w:rPr>
+                      <w:rFonts w:ascii="Calibri" w:hAnsi="Calibri"/>
+                      <w:sz w:val="20"/>
+                    </w:rPr>
+                    <w:t xml:space="default">Recruitment term</w:t>
+                  </w:r>
+                </w:p>
+              </w:tc>
+              <w:tc>
+                <w:tcPr>
+                  <w:tcBorders>
+                    <w:top w:val="single" w:space="0" w:color="D3D3D3"/>
+                    <w:bottom w:val="single" w:space="0" w:color="D3D3D3"/>
+                    <w:start w:val="single" w:space="0" w:color="D3D3D3"/>
+                    <w:end w:val="single" w:space="0" w:color="D3D3D3"/>
+                  </w:tcBorders>
+                  <w:shd w:val="clear" w:color="auto" w:fill="FEE1D5"/>
+                </w:tcPr>
+                <w:p>
+                  <w:pPr>
+                    <w:spacing w:before="0" w:after="60"/>
+                    <w:keepNext/>
+                    <w:jc w:val="end"/>
+                  </w:pPr>
+                  <w:r>
+                    <w:rPr>
+                      <w:rFonts w:ascii="Calibri" w:hAnsi="Calibri"/>
+                      <w:sz w:val="20"/>
+                    </w:rPr>
+                    <w:t xml:space="default">-3.0</w:t>
+                  </w:r>
+                </w:p>
+              </w:tc>
+              <w:tc>
+                <w:tcPr>
+                  <w:tcBorders>
+                    <w:top w:val="single" w:space="0" w:color="D3D3D3"/>
+                    <w:bottom w:val="single" w:space="0" w:color="D3D3D3"/>
+                    <w:start w:val="single" w:space="0" w:color="D3D3D3"/>
+                    <w:end w:val="single" w:space="0" w:color="D3D3D3"/>
+                  </w:tcBorders>
+                  <w:shd w:val="clear" w:color="auto" w:fill="FCAE91"/>
+                </w:tcPr>
+                <w:p>
+                  <w:pPr>
+                    <w:spacing w:before="0" w:after="60"/>
+                    <w:keepNext/>
+                    <w:jc w:val="end"/>
+                  </w:pPr>
+                  <w:r>
+                    <w:rPr>
+                      <w:rFonts w:ascii="Calibri" w:hAnsi="Calibri"/>
+                      <w:sz w:val="20"/>
+                    </w:rPr>
+                    <w:t xml:space="default">-3.9</w:t>
+                  </w:r>
+                </w:p>
+              </w:tc>
+              <w:tc>
+                <w:tcPr>
+                  <w:tcBorders>
+                    <w:top w:val="single" w:space="0" w:color="D3D3D3"/>
+                    <w:bottom w:val="single" w:space="0" w:color="D3D3D3"/>
+                    <w:start w:val="single" w:space="0" w:color="D3D3D3"/>
+                    <w:end w:val="single" w:space="0" w:color="D3D3D3"/>
+                  </w:tcBorders>
+                  <w:shd w:val="clear" w:color="auto" w:fill="FFF5F0"/>
+                </w:tcPr>
+                <w:p>
+                  <w:pPr>
+                    <w:spacing w:before="0" w:after="60"/>
+                    <w:keepNext/>
+                    <w:jc w:val="end"/>
+                  </w:pPr>
+                  <w:r>
+                    <w:rPr>
+                      <w:rFonts w:ascii="Calibri" w:hAnsi="Calibri"/>
+                      <w:sz w:val="20"/>
+                    </w:rPr>
+                    <w:t xml:space="default">-2.6</w:t>
+                  </w:r>
+                </w:p>
+              </w:tc>
+            </w:tr>
+            <w:tr>
+              <w:trPr>
+                <w:cantSplit/>
+              </w:trPr>
+              <w:tc>
+                <w:tcPr>
+                  <w:tcBorders>
+                    <w:top w:val="single" w:space="0" w:color="D3D3D3"/>
+                    <w:bottom w:val="single" w:space="0" w:color="D3D3D3"/>
+                    <w:start w:val="single" w:space="0" w:color="D3D3D3"/>
+                    <w:end w:val="single" w:space="0" w:color="D3D3D3"/>
+                  </w:tcBorders>
+                </w:tcPr>
+                <w:p>
+                  <w:pPr>
+                    <w:spacing w:before="0" w:after="60"/>
+                    <w:keepNext/>
+                    <w:jc w:val="start"/>
+                  </w:pPr>
+                  <w:r>
+                    <w:rPr>
+                      <w:rFonts w:ascii="Calibri" w:hAnsi="Calibri"/>
+                      <w:sz w:val="20"/>
+                    </w:rPr>
+                    <w:t xml:space="default">Fishing mortality penalty</w:t>
+                  </w:r>
+                </w:p>
+              </w:tc>
+              <w:tc>
+                <w:tcPr>
+                  <w:tcBorders>
+                    <w:top w:val="single" w:space="0" w:color="D3D3D3"/>
+                    <w:bottom w:val="single" w:space="0" w:color="D3D3D3"/>
+                    <w:start w:val="single" w:space="0" w:color="D3D3D3"/>
+                    <w:end w:val="single" w:space="0" w:color="D3D3D3"/>
+                  </w:tcBorders>
+                  <w:shd w:val="clear" w:color="auto" w:fill="FFF5F0"/>
+                </w:tcPr>
+                <w:p>
+                  <w:pPr>
+                    <w:spacing w:before="0" w:after="60"/>
+                    <w:keepNext/>
+                    <w:jc w:val="end"/>
+                  </w:pPr>
+                  <w:r>
+                    <w:rPr>
+                      <w:rFonts w:ascii="Calibri" w:hAnsi="Calibri"/>
+                      <w:sz w:val="20"/>
+                    </w:rPr>
+                    <w:t xml:space="default">0.0</w:t>
+                  </w:r>
+                </w:p>
+              </w:tc>
+              <w:tc>
+                <w:tcPr>
+                  <w:tcBorders>
+                    <w:top w:val="single" w:space="0" w:color="D3D3D3"/>
+                    <w:bottom w:val="single" w:space="0" w:color="D3D3D3"/>
+                    <w:start w:val="single" w:space="0" w:color="D3D3D3"/>
+                    <w:end w:val="single" w:space="0" w:color="D3D3D3"/>
+                  </w:tcBorders>
+                  <w:shd w:val="clear" w:color="auto" w:fill="FFEDE6"/>
+                </w:tcPr>
+                <w:p>
+                  <w:pPr>
+                    <w:spacing w:before="0" w:after="60"/>
+                    <w:keepNext/>
+                    <w:jc w:val="end"/>
+                  </w:pPr>
+                  <w:r>
+                    <w:rPr>
+                      <w:rFonts w:ascii="Calibri" w:hAnsi="Calibri"/>
+                      <w:sz w:val="20"/>
+                    </w:rPr>
+                    <w:t xml:space="default">0.0</w:t>
+                  </w:r>
+                </w:p>
+              </w:tc>
+              <w:tc>
+                <w:tcPr>
+                  <w:tcBorders>
+                    <w:top w:val="single" w:space="0" w:color="D3D3D3"/>
+                    <w:bottom w:val="single" w:space="0" w:color="D3D3D3"/>
+                    <w:start w:val="single" w:space="0" w:color="D3D3D3"/>
+                    <w:end w:val="single" w:space="0" w:color="D3D3D3"/>
+                  </w:tcBorders>
+                  <w:shd w:val="clear" w:color="auto" w:fill="FCAE91"/>
+                </w:tcPr>
+                <w:p>
+                  <w:pPr>
+                    <w:spacing w:before="0" w:after="60"/>
+                    <w:keepNext/>
+                    <w:jc w:val="end"/>
+                  </w:pPr>
+                  <w:r>
+                    <w:rPr>
+                      <w:rFonts w:ascii="Calibri" w:hAnsi="Calibri"/>
+                      <w:sz w:val="20"/>
+                    </w:rPr>
+                    <w:t xml:space="default">0.0</w:t>
+                  </w:r>
+                </w:p>
+              </w:tc>
+            </w:tr>
+            <w:tr>
+              <w:trPr>
+                <w:cantSplit/>
+              </w:trPr>
+              <w:tc>
+                <w:tcPr>
+                  <w:tcBorders>
+                    <w:top w:val="single" w:space="0" w:color="D3D3D3"/>
+                    <w:bottom w:val="single" w:space="0" w:color="D3D3D3"/>
+                    <w:start w:val="single" w:space="0" w:color="D3D3D3"/>
+                    <w:end w:val="single" w:space="0" w:color="D3D3D3"/>
+                  </w:tcBorders>
+                </w:tcPr>
+                <w:p>
+                  <w:pPr>
+                    <w:spacing w:before="0" w:after="60"/>
+                    <w:keepNext/>
+                    <w:jc w:val="start"/>
+                  </w:pPr>
+                  <w:r>
+                    <w:rPr>
+                      <w:rFonts w:ascii="Calibri" w:hAnsi="Calibri"/>
+                      <w:sz w:val="20"/>
+                    </w:rPr>
+                    <w:t xml:space="default">Index q priors</w:t>
+                  </w:r>
+                </w:p>
+              </w:tc>
+              <w:tc>
+                <w:tcPr>
+                  <w:tcBorders>
+                    <w:top w:val="single" w:space="0" w:color="D3D3D3"/>
+                    <w:bottom w:val="single" w:space="0" w:color="D3D3D3"/>
+                    <w:start w:val="single" w:space="0" w:color="D3D3D3"/>
+                    <w:end w:val="single" w:space="0" w:color="D3D3D3"/>
+                  </w:tcBorders>
+                  <w:shd w:val="clear" w:color="auto" w:fill="FFF5F0"/>
+                </w:tcPr>
+                <w:p>
+                  <w:pPr>
+                    <w:spacing w:before="0" w:after="60"/>
+                    <w:keepNext/>
+                    <w:jc w:val="end"/>
+                  </w:pPr>
+                  <w:r>
+                    <w:rPr>
+                      <w:rFonts w:ascii="Calibri" w:hAnsi="Calibri"/>
+                      <w:sz w:val="20"/>
+                    </w:rPr>
+                    <w:t xml:space="default">0.2</w:t>
+                  </w:r>
+                </w:p>
+              </w:tc>
+              <w:tc>
+                <w:tcPr>
+                  <w:tcBorders>
+                    <w:top w:val="single" w:space="0" w:color="D3D3D3"/>
+                    <w:bottom w:val="single" w:space="0" w:color="D3D3D3"/>
+                    <w:start w:val="single" w:space="0" w:color="D3D3D3"/>
+                    <w:end w:val="single" w:space="0" w:color="D3D3D3"/>
+                  </w:tcBorders>
+                  <w:shd w:val="clear" w:color="auto" w:fill="FCAE91"/>
+                </w:tcPr>
+                <w:p>
+                  <w:pPr>
+                    <w:spacing w:before="0" w:after="60"/>
+                    <w:keepNext/>
+                    <w:jc w:val="end"/>
+                  </w:pPr>
+                  <w:r>
+                    <w:rPr>
+                      <w:rFonts w:ascii="Calibri" w:hAnsi="Calibri"/>
+                      <w:sz w:val="20"/>
+                    </w:rPr>
+                    <w:t xml:space="default">0.1</w:t>
+                  </w:r>
+                </w:p>
+              </w:tc>
+              <w:tc>
+                <w:tcPr>
+                  <w:tcBorders>
+                    <w:top w:val="single" w:space="0" w:color="D3D3D3"/>
+                    <w:bottom w:val="single" w:space="0" w:color="D3D3D3"/>
+                    <w:start w:val="single" w:space="0" w:color="D3D3D3"/>
+                    <w:end w:val="single" w:space="0" w:color="D3D3D3"/>
+                  </w:tcBorders>
+                  <w:shd w:val="clear" w:color="auto" w:fill="FCB59A"/>
+                </w:tcPr>
+                <w:p>
+                  <w:pPr>
+                    <w:spacing w:before="0" w:after="60"/>
+                    <w:keepNext/>
+                    <w:jc w:val="end"/>
+                  </w:pPr>
+                  <w:r>
+                    <w:rPr>
+                      <w:rFonts w:ascii="Calibri" w:hAnsi="Calibri"/>
+                      <w:sz w:val="20"/>
+                    </w:rPr>
+                    <w:t xml:space="default">0.1</w:t>
+                  </w:r>
+                </w:p>
+              </w:tc>
+            </w:tr>
+            <w:tr>
+              <w:trPr>
+                <w:cantSplit/>
+              </w:trPr>
+              <w:tc>
+                <w:tcPr>
+                  <w:tcBorders>
+                    <w:top w:val="single" w:space="0" w:color="D3D3D3"/>
+                    <w:bottom w:val="single" w:space="0" w:color="D3D3D3"/>
+                    <w:start w:val="single" w:space="0" w:color="D3D3D3"/>
+                    <w:end w:val="single" w:space="0" w:color="D3D3D3"/>
+                  </w:tcBorders>
+                </w:tcPr>
+                <w:p>
+                  <w:pPr>
+                    <w:spacing w:before="0" w:after="60"/>
+                    <w:keepNext/>
+                    <w:jc w:val="start"/>
+                  </w:pPr>
+                  <w:r>
+                    <w:rPr>
+                      <w:rFonts w:ascii="Calibri" w:hAnsi="Calibri"/>
+                      <w:sz w:val="20"/>
+                    </w:rPr>
+                    <w:t xml:space="default">Residual term</w:t>
+                  </w:r>
+                </w:p>
+              </w:tc>
+              <w:tc>
+                <w:tcPr>
+                  <w:tcBorders>
+                    <w:top w:val="single" w:space="0" w:color="D3D3D3"/>
+                    <w:bottom w:val="single" w:space="0" w:color="D3D3D3"/>
+                    <w:start w:val="single" w:space="0" w:color="D3D3D3"/>
+                    <w:end w:val="single" w:space="0" w:color="D3D3D3"/>
+                  </w:tcBorders>
+                  <w:shd w:val="clear" w:color="auto" w:fill="FFF1EA"/>
+                </w:tcPr>
+                <w:p>
+                  <w:pPr>
+                    <w:spacing w:before="0" w:after="60"/>
+                    <w:keepNext/>
+                    <w:jc w:val="end"/>
+                  </w:pPr>
+                  <w:r>
+                    <w:rPr>
+                      <w:rFonts w:ascii="Calibri" w:hAnsi="Calibri"/>
+                      <w:sz w:val="20"/>
+                    </w:rPr>
+                    <w:t xml:space="default">0.1</w:t>
+                  </w:r>
+                </w:p>
+              </w:tc>
+              <w:tc>
+                <w:tcPr>
+                  <w:tcBorders>
+                    <w:top w:val="single" w:space="0" w:color="D3D3D3"/>
+                    <w:bottom w:val="single" w:space="0" w:color="D3D3D3"/>
+                    <w:start w:val="single" w:space="0" w:color="D3D3D3"/>
+                    <w:end w:val="single" w:space="0" w:color="D3D3D3"/>
+                  </w:tcBorders>
+                  <w:shd w:val="clear" w:color="auto" w:fill="FFF5F0"/>
+                </w:tcPr>
+                <w:p>
+                  <w:pPr>
+                    <w:spacing w:before="0" w:after="60"/>
+                    <w:keepNext/>
+                    <w:jc w:val="end"/>
+                  </w:pPr>
+                  <w:r>
+                    <w:rPr>
+                      <w:rFonts w:ascii="Calibri" w:hAnsi="Calibri"/>
+                      <w:sz w:val="20"/>
+                    </w:rPr>
+                    <w:t xml:space="default">0.1</w:t>
+                  </w:r>
+                </w:p>
+              </w:tc>
+              <w:tc>
+                <w:tcPr>
+                  <w:tcBorders>
+                    <w:top w:val="single" w:space="0" w:color="D3D3D3"/>
+                    <w:bottom w:val="single" w:space="0" w:color="D3D3D3"/>
+                    <w:start w:val="single" w:space="0" w:color="D3D3D3"/>
+                    <w:end w:val="single" w:space="0" w:color="D3D3D3"/>
+                  </w:tcBorders>
+                  <w:shd w:val="clear" w:color="auto" w:fill="FCAE91"/>
+                </w:tcPr>
+                <w:p>
+                  <w:pPr>
+                    <w:spacing w:before="0" w:after="60"/>
+                    <w:keepNext/>
+                    <w:jc w:val="end"/>
+                  </w:pPr>
+                  <w:r>
+                    <w:rPr>
+                      <w:rFonts w:ascii="Calibri" w:hAnsi="Calibri"/>
+                      <w:sz w:val="20"/>
+                    </w:rPr>
+                    <w:t xml:space="default">0.0</w:t>
+                  </w:r>
+                </w:p>
+              </w:tc>
+            </w:tr>
+            <w:tr>
+              <w:trPr>
+                <w:cantSplit/>
+              </w:trPr>
+              <w:tc>
+                <w:tcPr>
+                  <w:tcBorders>
+                    <w:top w:val="single" w:space="0" w:color="D3D3D3"/>
+                    <w:bottom w:val="single" w:space="0" w:color="D3D3D3"/>
+                    <w:start w:val="single" w:space="0" w:color="D3D3D3"/>
+                    <w:end w:val="single" w:space="0" w:color="D3D3D3"/>
+                  </w:tcBorders>
+                </w:tcPr>
+                <w:p>
+                  <w:pPr>
+                    <w:spacing w:before="0" w:after="60"/>
+                    <w:keepNext/>
+                    <w:jc w:val="start"/>
+                  </w:pPr>
+                  <w:r>
+                    <w:rPr>
+                      <w:rFonts w:ascii="Calibri" w:hAnsi="Calibri"/>
+                      <w:sz w:val="20"/>
+                    </w:rPr>
+                    <w:t xml:space="default">Total negative log likelihood</w:t>
+                  </w:r>
+                </w:p>
+              </w:tc>
+              <w:tc>
+                <w:tcPr>
+                  <w:tcBorders>
+                    <w:top w:val="single" w:space="0" w:color="D3D3D3"/>
+                    <w:bottom w:val="single" w:space="0" w:color="D3D3D3"/>
+                    <w:start w:val="single" w:space="0" w:color="D3D3D3"/>
+                    <w:end w:val="single" w:space="0" w:color="D3D3D3"/>
+                  </w:tcBorders>
+                  <w:shd w:val="clear" w:color="auto" w:fill="FDC2AC"/>
+                </w:tcPr>
+                <w:p>
+                  <w:pPr>
+                    <w:spacing w:before="0" w:after="60"/>
+                    <w:keepNext/>
+                    <w:jc w:val="end"/>
+                  </w:pPr>
+                  <w:r>
+                    <w:rPr>
+                      <w:rFonts w:ascii="Calibri" w:hAnsi="Calibri"/>
+                      <w:sz w:val="20"/>
+                    </w:rPr>
+                    <w:t xml:space="default">1,323.8</w:t>
+                  </w:r>
+                </w:p>
+              </w:tc>
+              <w:tc>
+                <w:tcPr>
+                  <w:tcBorders>
+                    <w:top w:val="single" w:space="0" w:color="D3D3D3"/>
+                    <w:bottom w:val="single" w:space="0" w:color="D3D3D3"/>
+                    <w:start w:val="single" w:space="0" w:color="D3D3D3"/>
+                    <w:end w:val="single" w:space="0" w:color="D3D3D3"/>
+                  </w:tcBorders>
+                  <w:shd w:val="clear" w:color="auto" w:fill="FCAE91"/>
+                </w:tcPr>
+                <w:p>
+                  <w:pPr>
+                    <w:spacing w:before="0" w:after="60"/>
+                    <w:keepNext/>
+                    <w:jc w:val="end"/>
+                  </w:pPr>
+                  <w:r>
+                    <w:rPr>
+                      <w:rFonts w:ascii="Calibri" w:hAnsi="Calibri"/>
+                      <w:sz w:val="20"/>
+                    </w:rPr>
+                    <w:t xml:space="default">1,234.7</w:t>
+                  </w:r>
+                </w:p>
+              </w:tc>
+              <w:tc>
+                <w:tcPr>
+                  <w:tcBorders>
+                    <w:top w:val="single" w:space="0" w:color="D3D3D3"/>
+                    <w:bottom w:val="single" w:space="0" w:color="D3D3D3"/>
+                    <w:start w:val="single" w:space="0" w:color="D3D3D3"/>
+                    <w:end w:val="single" w:space="0" w:color="D3D3D3"/>
+                  </w:tcBorders>
+                  <w:shd w:val="clear" w:color="auto" w:fill="FFF5F0"/>
+                </w:tcPr>
+                <w:p>
+                  <w:pPr>
+                    <w:spacing w:before="0" w:after="60"/>
+                    <w:keepNext/>
+                    <w:jc w:val="end"/>
+                  </w:pPr>
+                  <w:r>
+                    <w:rPr>
+                      <w:rFonts w:ascii="Calibri" w:hAnsi="Calibri"/>
+                      <w:sz w:val="20"/>
+                    </w:rPr>
+                    <w:t xml:space="default">1,544.1</w:t>
+                  </w:r>
+                </w:p>
+              </w:tc>
+            </w:tr>
+            <w:tr>
+              <w:trPr>
+                <w:cantSplit/>
+              </w:trPr>
+              <w:tc>
+                <w:tcPr>
+                  <w:tcBorders>
+                    <w:top w:val="single" w:space="0" w:color="D3D3D3"/>
+                    <w:bottom w:val="single" w:space="0" w:color="D3D3D3"/>
+                    <w:start w:val="single" w:space="0" w:color="D3D3D3"/>
+                    <w:end w:val="single" w:space="0" w:color="D3D3D3"/>
+                  </w:tcBorders>
+                </w:tcPr>
+                <w:p>
+                  <w:pPr>
+                    <w:spacing w:before="0" w:after="60"/>
+                    <w:keepNext/>
+                    <w:jc w:val="start"/>
+                  </w:pPr>
+                  <w:r>
+                    <w:rPr>
+                      <w:rFonts w:ascii="Calibri" w:hAnsi="Calibri"/>
+                      <w:sz w:val="20"/>
+                    </w:rPr>
+                    <w:t xml:space="default">Estimated parameters (count)</w:t>
+                  </w:r>
+                </w:p>
+              </w:tc>
+              <w:tc>
+                <w:tcPr>
+                  <w:tcBorders>
+                    <w:top w:val="single" w:space="0" w:color="D3D3D3"/>
+                    <w:bottom w:val="single" w:space="0" w:color="D3D3D3"/>
+                    <w:start w:val="single" w:space="0" w:color="D3D3D3"/>
+                    <w:end w:val="single" w:space="0" w:color="D3D3D3"/>
+                  </w:tcBorders>
+                  <w:shd w:val="clear" w:color="auto" w:fill="FFF5F0"/>
+                </w:tcPr>
+                <w:p>
+                  <w:pPr>
+                    <w:spacing w:before="0" w:after="60"/>
+                    <w:keepNext/>
+                    <w:jc w:val="end"/>
+                  </w:pPr>
+                  <w:r>
+                    <w:rPr>
+                      <w:rFonts w:ascii="Calibri" w:hAnsi="Calibri"/>
+                      <w:sz w:val="20"/>
+                    </w:rPr>
+                    <w:t xml:space="default">1,865</w:t>
+                  </w:r>
+                </w:p>
+              </w:tc>
+              <w:tc>
+                <w:tcPr>
+                  <w:tcBorders>
+                    <w:top w:val="single" w:space="0" w:color="D3D3D3"/>
+                    <w:bottom w:val="single" w:space="0" w:color="D3D3D3"/>
+                    <w:start w:val="single" w:space="0" w:color="D3D3D3"/>
+                    <w:end w:val="single" w:space="0" w:color="D3D3D3"/>
+                  </w:tcBorders>
+                  <w:shd w:val="clear" w:color="auto" w:fill="FFF3ED"/>
+                </w:tcPr>
+                <w:p>
+                  <w:pPr>
+                    <w:spacing w:before="0" w:after="60"/>
+                    <w:keepNext/>
+                    <w:jc w:val="end"/>
+                  </w:pPr>
+                  <w:r>
+                    <w:rPr>
+                      <w:rFonts w:ascii="Calibri" w:hAnsi="Calibri"/>
+                      <w:sz w:val="20"/>
+                    </w:rPr>
+                    <w:t xml:space="default">1,821</w:t>
+                  </w:r>
+                </w:p>
+              </w:tc>
+              <w:tc>
+                <w:tcPr>
+                  <w:tcBorders>
+                    <w:top w:val="single" w:space="0" w:color="D3D3D3"/>
+                    <w:bottom w:val="single" w:space="0" w:color="D3D3D3"/>
+                    <w:start w:val="single" w:space="0" w:color="D3D3D3"/>
+                    <w:end w:val="single" w:space="0" w:color="D3D3D3"/>
+                  </w:tcBorders>
+                  <w:shd w:val="clear" w:color="auto" w:fill="FCAE91"/>
+                </w:tcPr>
+                <w:p>
+                  <w:pPr>
+                    <w:spacing w:before="0" w:after="60"/>
+                    <w:keepNext/>
+                    <w:jc w:val="end"/>
+                  </w:pPr>
+                  <w:r>
+                    <w:rPr>
+                      <w:rFonts w:ascii="Calibri" w:hAnsi="Calibri"/>
+                      <w:sz w:val="20"/>
+                    </w:rPr>
+                    <w:t xml:space="default">480</w:t>
+                  </w:r>
+                </w:p>
+              </w:tc>
+            </w:tr>
+            <w:tr>
+              <w:trPr>
+                <w:cantSplit/>
+              </w:trPr>
+              <w:tc>
+                <w:tcPr>
+                  <w:tcBorders>
+                    <w:top w:val="single" w:space="0" w:color="D3D3D3"/>
+                    <w:bottom w:val="single" w:space="0" w:color="D3D3D3"/>
+                    <w:start w:val="single" w:space="0" w:color="D3D3D3"/>
+                    <w:end w:val="single" w:space="0" w:color="D3D3D3"/>
+                  </w:tcBorders>
+                </w:tcPr>
+                <w:p>
+                  <w:pPr>
+                    <w:spacing w:before="0" w:after="60"/>
+                    <w:keepNext/>
+                    <w:jc w:val="start"/>
+                  </w:pPr>
+                  <w:r>
+                    <w:rPr>
+                      <w:rFonts w:ascii="Calibri" w:hAnsi="Calibri"/>
+                      <w:sz w:val="20"/>
+                    </w:rPr>
+                    <w:t xml:space="default">NA</w:t>
+                  </w:r>
+                </w:p>
+              </w:tc>
+              <w:tc>
+                <w:tcPr>
+                  <w:tcBorders>
+                    <w:top w:val="single" w:space="0" w:color="D3D3D3"/>
+                    <w:bottom w:val="single" w:space="0" w:color="D3D3D3"/>
+                    <w:start w:val="single" w:space="0" w:color="D3D3D3"/>
+                    <w:end w:val="single" w:space="0" w:color="D3D3D3"/>
+                  </w:tcBorders>
+                  <w:shd w:val="clear" w:color="auto" w:fill="FEE5D9"/>
+                </w:tcPr>
+                <w:p>
+                  <w:pPr>
+                    <w:spacing w:before="0" w:after="60"/>
+                    <w:keepNext/>
+                    <w:jc w:val="end"/>
+                  </w:pPr>
+                  <w:r>
+                    <w:rPr>
+                      <w:rFonts w:ascii="Calibri" w:hAnsi="Calibri"/>
+                      <w:sz w:val="20"/>
+                    </w:rPr>
+                    <w:t xml:space="default">13.8579</w:t>
+                  </w:r>
+                </w:p>
+              </w:tc>
+              <w:tc>
+                <w:tcPr>
+                  <w:tcBorders>
+                    <w:top w:val="single" w:space="0" w:color="D3D3D3"/>
+                    <w:bottom w:val="single" w:space="0" w:color="D3D3D3"/>
+                    <w:start w:val="single" w:space="0" w:color="D3D3D3"/>
+                    <w:end w:val="single" w:space="0" w:color="D3D3D3"/>
+                  </w:tcBorders>
+                </w:tcPr>
+                <w:p>
+                  <w:pPr>
+                    <w:spacing w:before="0" w:after="60"/>
+                    <w:keepNext/>
+                    <w:jc w:val="end"/>
+                  </w:pPr>
+                  <w:r>
+                    <w:rPr>
+                      <w:rFonts w:ascii="Calibri" w:hAnsi="Calibri"/>
+                      <w:sz w:val="20"/>
+                    </w:rPr>
+                    <w:t xml:space="default"/>
+                  </w:r>
+                </w:p>
+              </w:tc>
+              <w:tc>
+                <w:tcPr>
+                  <w:tcBorders>
+                    <w:top w:val="single" w:space="0" w:color="D3D3D3"/>
+                    <w:bottom w:val="single" w:space="0" w:color="D3D3D3"/>
+                    <w:start w:val="single" w:space="0" w:color="D3D3D3"/>
+                    <w:end w:val="single" w:space="0" w:color="D3D3D3"/>
+                  </w:tcBorders>
+                </w:tcPr>
+                <w:p>
+                  <w:pPr>
+                    <w:spacing w:before="0" w:after="60"/>
+                    <w:keepNext/>
+                    <w:jc w:val="end"/>
+                  </w:pPr>
+                  <w:r>
+                    <w:rPr>
+                      <w:rFonts w:ascii="Calibri" w:hAnsi="Calibri"/>
+                      <w:sz w:val="20"/>
+                    </w:rPr>
+                    <w:t xml:space="default"/>
+                  </w:r>
+                </w:p>
+              </w:tc>
+            </w:tr>
+          </w:tbl>
+          <w:bookmarkEnd w:id="66"/>
+        </w:tc>
+      </w:tr>
+    </w:tbl>
+    <w:p>
+      <w:pPr>
+        <w:pStyle w:val="BodyText"/>
+      </w:pPr>
+      <w:r>
+        <w:t xml:space="preserve">Viewed in more detail, the reduced-index configuration suggests that dropping the discontinued or older index series generally relaxes pressure on the rest of the fit. When attention is restricted to the retained comparable indices, the aggregate index likelihood declines modestly from</w:t>
+      </w:r>
+      <w:r>
+        <w:t xml:space="preserve"> </w:t>
+      </w:r>
+      <w:r>
+        <w:rPr>
+          <w:rStyle w:val="VerbatimChar"/>
+        </w:rPr>
+        <w:t xml:space="preserve">136.5</w:t>
+      </w:r>
+      <w:r>
+        <w:t xml:space="preserve"> </w:t>
+      </w:r>
+      <w:r>
+        <w:t xml:space="preserve">in</w:t>
+      </w:r>
+      <w:r>
+        <w:t xml:space="preserve"> </w:t>
+      </w:r>
+      <w:r>
+        <w:rPr>
+          <w:rStyle w:val="VerbatimChar"/>
+        </w:rPr>
+        <w:t xml:space="preserve">h1_1.14</w:t>
+      </w:r>
+      <w:r>
+        <w:t xml:space="preserve"> </w:t>
+      </w:r>
+      <w:r>
+        <w:t xml:space="preserve">to</w:t>
+      </w:r>
+      <w:r>
+        <w:t xml:space="preserve"> </w:t>
+      </w:r>
+      <w:r>
+        <w:rPr>
+          <w:rStyle w:val="VerbatimChar"/>
+        </w:rPr>
+        <w:t xml:space="preserve">130.6</w:t>
+      </w:r>
+      <w:r>
+        <w:t xml:space="preserve"> </w:t>
+      </w:r>
+      <w:r>
+        <w:t xml:space="preserve">in</w:t>
+      </w:r>
+      <w:r>
+        <w:t xml:space="preserve"> </w:t>
+      </w:r>
+      <w:r>
+        <w:rPr>
+          <w:rStyle w:val="VerbatimChar"/>
+        </w:rPr>
+        <w:t xml:space="preserve">h1_2.00</w:t>
+      </w:r>
+      <w:r>
+        <w:t xml:space="preserve">, and the retained Chile CPUE, Peru CPUE, and Offshore CPUE contributions all improve modestly. Fishery catch, fishery length compositions, and most fishery age-composition terms also stay similar or improve slightly. The main exception is that the Acoustic North term remains large and only weakly improved, so the reduced-index simplification does not remove the tension associated with that series.</w:t>
+      </w:r>
+    </w:p>
+    <w:p>
+      <w:pPr>
+        <w:pStyle w:val="BodyText"/>
+      </w:pPr>
+      <w:r>
+        <w:t xml:space="preserve">By contrast, imposing the block selectivity structure in</w:t>
+      </w:r>
+      <w:r>
+        <w:t xml:space="preserve"> </w:t>
+      </w:r>
+      <w:r>
+        <w:rPr>
+          <w:rStyle w:val="VerbatimChar"/>
+        </w:rPr>
+        <w:t xml:space="preserve">h1_2.01</w:t>
+      </w:r>
+      <w:r>
+        <w:t xml:space="preserve"> </w:t>
+      </w:r>
+      <w:r>
+        <w:t xml:space="preserve">degrades the fit across a broad range of components rather than concentrating the penalty in a single place. The South-Central Chile and North Chile fishery age-composition terms increase strongly, the aggregate fishery length-composition likelihood worsens, and the retained index contributions rise for Acoustic North, Chile CPUE, Peru CPUE, and Offshore CPUE. In that sense, the selectivity simplification is not merely trading one data source against another; it reduces flexibility in a way that propagates across several of the main observation components simultaneously.</w:t>
+      </w:r>
+    </w:p>
+    <w:p>
+      <w:pPr>
+        <w:pStyle w:val="BodyText"/>
+      </w:pPr>
+      <w:r>
+        <w:t xml:space="preserve">The visual fit to the retained and comparable abundance indices is shown in</w:t>
+      </w:r>
+      <w:r>
+        <w:t xml:space="preserve"> </w:t>
+      </w:r>
+      <w:hyperlink w:anchor="fig-h1-index-fits">
         <w:r>
           <w:rPr>
             <w:rStyle w:val="Hyperlink"/>
@@ -3819,26 +6880,175 @@
         </w:r>
       </w:hyperlink>
       <w:r>
-        <w:t xml:space="preserve"> </w:t>
-      </w:r>
-      <w:r>
-        <w:t xml:space="preserve">and</w:t>
-      </w:r>
-      <w:r>
-        <w:t xml:space="preserve"> </w:t>
-      </w:r>
-      <w:hyperlink w:anchor="fig-selectivity-blocks-rec">
-        <w:r>
-          <w:rPr>
-            <w:rStyle w:val="Hyperlink"/>
-          </w:rPr>
-          <w:t xml:space="preserve">Figure 5</w:t>
-        </w:r>
-      </w:hyperlink>
-      <w:r>
-        <w:t xml:space="preserve">, simplifying selectivity in this way is therefore not just a bookkeeping reduction in model complexity; it materially changes stock perception and should be treated as a substantive structural alternative in the MSE operating-model set.</w:t>
-      </w:r>
-    </w:p>
+        <w:t xml:space="preserve">. This comparison places the base model alongside the reduced-index and Far North harmonization variants. It shows that</w:t>
+      </w:r>
+      <w:r>
+        <w:t xml:space="preserve"> </w:t>
+      </w:r>
+      <w:r>
+        <w:rPr>
+          <w:rStyle w:val="VerbatimChar"/>
+        </w:rPr>
+        <w:t xml:space="preserve">h1_2.00</w:t>
+      </w:r>
+      <w:r>
+        <w:t xml:space="preserve">,</w:t>
+      </w:r>
+      <w:r>
+        <w:t xml:space="preserve"> </w:t>
+      </w:r>
+      <w:r>
+        <w:rPr>
+          <w:rStyle w:val="VerbatimChar"/>
+        </w:rPr>
+        <w:t xml:space="preserve">h1_2.02</w:t>
+      </w:r>
+      <w:r>
+        <w:t xml:space="preserve">, and</w:t>
+      </w:r>
+      <w:r>
+        <w:t xml:space="preserve"> </w:t>
+      </w:r>
+      <w:r>
+        <w:rPr>
+          <w:rStyle w:val="VerbatimChar"/>
+        </w:rPr>
+        <w:t xml:space="preserve">h2_2.02</w:t>
+      </w:r>
+      <w:r>
+        <w:t xml:space="preserve"> </w:t>
+      </w:r>
+      <w:r>
+        <w:t xml:space="preserve">retain broadly similar fits to the South-Central Chile CPUE, Peruvian CPUE, and Offshore CPUE series, while differing more materially in the Acoustic North series and, to a lesser extent, in the recent Chile CPUE trajectory.</w:t>
+      </w:r>
+    </w:p>
+    <w:tbl>
+      <w:tblPr>
+        <w:tblStyle w:val="Table"/>
+        <w:tblW w:type="pct" w:w="5000"/>
+        <w:tblLayout w:type="fixed"/>
+        <w:tblLook w:firstRow="0" w:lastRow="0" w:firstColumn="0" w:lastColumn="0" w:noHBand="0" w:noVBand="0" w:val="0000"/>
+      </w:tblPr>
+      <w:tblGrid>
+        <w:gridCol w:w="7920"/>
+      </w:tblGrid>
+      <w:tr>
+        <w:tc>
+          <w:tcPr/>
+          <w:bookmarkStart w:id="70" w:name="fig-h1-index-fits"/>
+          <w:p>
+            <w:pPr>
+              <w:pStyle w:val="Compact"/>
+              <w:jc w:val="center"/>
+            </w:pPr>
+            <w:r>
+              <w:drawing>
+                <wp:inline>
+                  <wp:extent cx="5334000" cy="4333875"/>
+                  <wp:effectExtent b="0" l="0" r="0" t="0"/>
+                  <wp:docPr descr="" title="" id="68" name="Picture"/>
+                  <a:graphic>
+                    <a:graphicData uri="http://schemas.openxmlformats.org/drawingml/2006/picture">
+                      <pic:pic>
+                        <pic:nvPicPr>
+                          <pic:cNvPr descr="JM-WP-BM-01_files/figure-docx/fig-h1-index-fits-1.png" id="69" name="Picture"/>
+                          <pic:cNvPicPr>
+                            <a:picLocks noChangeArrowheads="1" noChangeAspect="1"/>
+                          </pic:cNvPicPr>
+                        </pic:nvPicPr>
+                        <pic:blipFill>
+                          <a:blip r:embed="rId67"/>
+                          <a:stretch>
+                            <a:fillRect/>
+                          </a:stretch>
+                        </pic:blipFill>
+                        <pic:spPr bwMode="auto">
+                          <a:xfrm>
+                            <a:off x="0" y="0"/>
+                            <a:ext cx="5334000" cy="4333875"/>
+                          </a:xfrm>
+                          <a:prstGeom prst="rect">
+                            <a:avLst/>
+                          </a:prstGeom>
+                          <a:noFill/>
+                          <a:ln w="9525">
+                            <a:noFill/>
+                            <a:headEnd/>
+                            <a:tailEnd/>
+                          </a:ln>
+                        </pic:spPr>
+                      </pic:pic>
+                    </a:graphicData>
+                  </a:graphic>
+                </wp:inline>
+              </w:drawing>
+            </w:r>
+          </w:p>
+          <w:p>
+            <w:pPr>
+              <w:jc w:val="center"/>
+            </w:pPr>
+            <w:pPr>
+              <w:jc w:val="left"/>
+              <w:spacing w:before="200"/>
+              <w:pStyle w:val="ImageCaption"/>
+            </w:pPr>
+            <w:r>
+              <w:t xml:space="preserve">Figure 4: Observed and fitted index trajectories for</w:t>
+            </w:r>
+            <w:r>
+              <w:t xml:space="preserve"> </w:t>
+            </w:r>
+            <w:r>
+              <w:rPr>
+                <w:rStyle w:val="VerbatimChar"/>
+              </w:rPr>
+              <w:t xml:space="preserve">h1_1.14</w:t>
+            </w:r>
+            <w:r>
+              <w:t xml:space="preserve">,</w:t>
+            </w:r>
+            <w:r>
+              <w:t xml:space="preserve"> </w:t>
+            </w:r>
+            <w:r>
+              <w:rPr>
+                <w:rStyle w:val="VerbatimChar"/>
+              </w:rPr>
+              <w:t xml:space="preserve">h1_2.00</w:t>
+            </w:r>
+            <w:r>
+              <w:t xml:space="preserve">,</w:t>
+            </w:r>
+            <w:r>
+              <w:t xml:space="preserve"> </w:t>
+            </w:r>
+            <w:r>
+              <w:rPr>
+                <w:rStyle w:val="VerbatimChar"/>
+              </w:rPr>
+              <w:t xml:space="preserve">h1_2.02</w:t>
+            </w:r>
+            <w:r>
+              <w:t xml:space="preserve">, and</w:t>
+            </w:r>
+            <w:r>
+              <w:t xml:space="preserve"> </w:t>
+            </w:r>
+            <w:r>
+              <w:rPr>
+                <w:rStyle w:val="VerbatimChar"/>
+              </w:rPr>
+              <w:t xml:space="preserve">h2_2.02</w:t>
+            </w:r>
+            <w:r>
+              <w:t xml:space="preserve">. Panels show the retained comparable index series: South-Central Chile CPUE, Acoustic North, Peruvian CPUE, and Offshore CPUE.</w:t>
+            </w:r>
+          </w:p>
+          <w:bookmarkEnd w:id="70"/>
+        </w:tc>
+      </w:tr>
+    </w:tbl>
     <w:p>
       <w:pPr>
         <w:pStyle w:val="BodyText"/>
@@ -3898,18 +7108,18 @@
                 <wp:inline>
                   <wp:extent cx="152400" cy="152400"/>
                   <wp:effectExtent b="0" l="0" r="0" t="0"/>
-                  <wp:docPr descr="" title="" id="64" name="Picture"/>
+                  <wp:docPr descr="" title="" id="71" name="Picture"/>
                   <a:graphic>
                     <a:graphicData uri="http://schemas.openxmlformats.org/drawingml/2006/picture">
                       <pic:pic>
                         <pic:nvPicPr>
-                          <pic:cNvPr descr="/Applications/quarto/share/formats/docx/note.png" id="65" name="Picture"/>
+                          <pic:cNvPr descr="/Applications/quarto/share/formats/docx/note.png" id="72" name="Picture"/>
                           <pic:cNvPicPr>
                             <a:picLocks noChangeArrowheads="1" noChangeAspect="1"/>
                           </pic:cNvPicPr>
                         </pic:nvPicPr>
                         <pic:blipFill>
-                          <a:blip r:embed="rId45"/>
+                          <a:blip r:embed="rId47"/>
                           <a:stretch>
                             <a:fillRect/>
                           </a:stretch>
@@ -4058,7 +7268,7 @@
       <w:tr>
         <w:tc>
           <w:tcPr/>
-          <w:bookmarkStart w:id="69" w:name="fig-selectivity-blocks-ssb"/>
+          <w:bookmarkStart w:id="76" w:name="fig-selectivity-blocks-ssb"/>
           <w:p>
             <w:pPr>
               <w:pStyle w:val="Compact"/>
@@ -4069,18 +7279,18 @@
                 <wp:inline>
                   <wp:extent cx="5334000" cy="3194843"/>
                   <wp:effectExtent b="0" l="0" r="0" t="0"/>
-                  <wp:docPr descr="" title="" id="67" name="Picture"/>
+                  <wp:docPr descr="" title="" id="74" name="Picture"/>
                   <a:graphic>
                     <a:graphicData uri="http://schemas.openxmlformats.org/drawingml/2006/picture">
                       <pic:pic>
                         <pic:nvPicPr>
-                          <pic:cNvPr descr="JM-WP-BM-01_files/figure-docx/fig-selectivity-blocks-ssb-1.png" id="68" name="Picture"/>
+                          <pic:cNvPr descr="JM-WP-BM-01_files/figure-docx/fig-selectivity-blocks-ssb-1.png" id="75" name="Picture"/>
                           <pic:cNvPicPr>
                             <a:picLocks noChangeArrowheads="1" noChangeAspect="1"/>
                           </pic:cNvPicPr>
                         </pic:nvPicPr>
                         <pic:blipFill>
-                          <a:blip r:embed="rId66"/>
+                          <a:blip r:embed="rId73"/>
                           <a:stretch>
                             <a:fillRect/>
                           </a:stretch>
@@ -4117,7 +7327,7 @@
               <w:pStyle w:val="ImageCaption"/>
             </w:pPr>
             <w:r>
-              <w:t xml:space="preserve">Figure 4: Comparison of spawning biomass trajectories from the reduced-index sensitivity (</w:t>
+              <w:t xml:space="preserve">Figure 5: Comparison of spawning biomass trajectories from the reduced-index sensitivity (</w:t>
             </w:r>
             <w:r>
               <w:rPr>
@@ -4138,7 +7348,7 @@
               <w:t xml:space="preserve">).</w:t>
             </w:r>
           </w:p>
-          <w:bookmarkEnd w:id="69"/>
+          <w:bookmarkEnd w:id="76"/>
         </w:tc>
       </w:tr>
     </w:tbl>
@@ -4155,7 +7365,7 @@
       <w:tr>
         <w:tc>
           <w:tcPr/>
-          <w:bookmarkStart w:id="73" w:name="fig-selectivity-blocks-rec"/>
+          <w:bookmarkStart w:id="80" w:name="fig-selectivity-blocks-rec"/>
           <w:p>
             <w:pPr>
               <w:pStyle w:val="Compact"/>
@@ -4166,18 +7376,18 @@
                 <wp:inline>
                   <wp:extent cx="5334000" cy="3194843"/>
                   <wp:effectExtent b="0" l="0" r="0" t="0"/>
-                  <wp:docPr descr="" title="" id="71" name="Picture"/>
+                  <wp:docPr descr="" title="" id="78" name="Picture"/>
                   <a:graphic>
                     <a:graphicData uri="http://schemas.openxmlformats.org/drawingml/2006/picture">
                       <pic:pic>
                         <pic:nvPicPr>
-                          <pic:cNvPr descr="JM-WP-BM-01_files/figure-docx/fig-selectivity-blocks-rec-1.png" id="72" name="Picture"/>
+                          <pic:cNvPr descr="JM-WP-BM-01_files/figure-docx/fig-selectivity-blocks-rec-1.png" id="79" name="Picture"/>
                           <pic:cNvPicPr>
                             <a:picLocks noChangeArrowheads="1" noChangeAspect="1"/>
                           </pic:cNvPicPr>
                         </pic:nvPicPr>
                         <pic:blipFill>
-                          <a:blip r:embed="rId70"/>
+                          <a:blip r:embed="rId77"/>
                           <a:stretch>
                             <a:fillRect/>
                           </a:stretch>
@@ -4214,7 +7424,7 @@
               <w:pStyle w:val="ImageCaption"/>
             </w:pPr>
             <w:r>
-              <w:t xml:space="preserve">Figure 5: Comparison of recruitment trajectories from the reduced-index sensitivity (</w:t>
+              <w:t xml:space="preserve">Figure 6: Comparison of recruitment trajectories from the reduced-index sensitivity (</w:t>
             </w:r>
             <w:r>
               <w:rPr>
@@ -4235,20 +7445,20 @@
               <w:t xml:space="preserve">).</w:t>
             </w:r>
           </w:p>
-          <w:bookmarkEnd w:id="73"/>
+          <w:bookmarkEnd w:id="80"/>
         </w:tc>
       </w:tr>
     </w:tbl>
-    <w:bookmarkEnd w:id="74"/>
-    <w:bookmarkEnd w:id="75"/>
-    <w:bookmarkEnd w:id="76"/>
-    <w:bookmarkStart w:id="79" w:name="simplified-recruitment-alternatives"/>
+    <w:bookmarkEnd w:id="81"/>
+    <w:bookmarkEnd w:id="82"/>
+    <w:bookmarkEnd w:id="83"/>
+    <w:bookmarkStart w:id="87" w:name="harmonized-northern-treatment"/>
     <w:p>
       <w:pPr>
         <w:pStyle w:val="Heading2"/>
       </w:pPr>
       <w:r>
-        <w:t xml:space="preserve">6.3 Simplified Recruitment Alternatives</w:t>
+        <w:t xml:space="preserve">6.3 Harmonized Northern Treatment</w:t>
       </w:r>
     </w:p>
     <w:p>
@@ -4256,7 +7466,105 @@
         <w:pStyle w:val="FirstParagraph"/>
       </w:pPr>
       <w:r>
-        <w:t xml:space="preserve">A second option is to reduce recruitment complexity by using one recruitment relationship per stock hypothesis, or one per stock under the two-stock model, without additional regime splitting unless that feature is shown to be essential for management performance. The preferred approach is therefore to fit a single Beverton-Holt relationship per stock in the simplified operating model, and then treat regime differences as a robustness test rather than a primary structural alternative.</w:t>
+        <w:t xml:space="preserve">A fourth option is to harmonize how the Far North observations are treated across the single-stock and two-stock hypotheses. The objective would be to ensure that future comparisons of one-stock and two-stock MSE operating models are driven primarily by stock structure rather than by unrelated differences in selectivity regularization.</w:t>
+      </w:r>
+    </w:p>
+    <w:p>
+      <w:pPr>
+        <w:pStyle w:val="BodyText"/>
+      </w:pPr>
+      <w:r>
+        <w:t xml:space="preserve">As documented in Section 4, the current difference between</w:t>
+      </w:r>
+      <w:r>
+        <w:t xml:space="preserve"> </w:t>
+      </w:r>
+      <w:r>
+        <w:rPr>
+          <w:rStyle w:val="VerbatimChar"/>
+        </w:rPr>
+        <w:t xml:space="preserve">h1</w:t>
+      </w:r>
+      <w:r>
+        <w:t xml:space="preserve"> </w:t>
+      </w:r>
+      <w:r>
+        <w:t xml:space="preserve">and</w:t>
+      </w:r>
+      <w:r>
+        <w:t xml:space="preserve"> </w:t>
+      </w:r>
+      <w:r>
+        <w:rPr>
+          <w:rStyle w:val="VerbatimChar"/>
+        </w:rPr>
+        <w:t xml:space="preserve">h2</w:t>
+      </w:r>
+      <w:r>
+        <w:t xml:space="preserve"> </w:t>
+      </w:r>
+      <w:r>
+        <w:t xml:space="preserve">is not purely about stock allocation. It also reflects a very different degree of flexibility in Far North fleet selectivity:</w:t>
+      </w:r>
+      <w:r>
+        <w:t xml:space="preserve"> </w:t>
+      </w:r>
+      <w:r>
+        <w:rPr>
+          <w:rStyle w:val="VerbatimChar"/>
+        </w:rPr>
+        <w:t xml:space="preserve">h1_1.14</w:t>
+      </w:r>
+      <w:r>
+        <w:t xml:space="preserve"> </w:t>
+      </w:r>
+      <w:r>
+        <w:t xml:space="preserve">allows annual variation from 1981, while</w:t>
+      </w:r>
+      <w:r>
+        <w:t xml:space="preserve"> </w:t>
+      </w:r>
+      <w:r>
+        <w:rPr>
+          <w:rStyle w:val="VerbatimChar"/>
+        </w:rPr>
+        <w:t xml:space="preserve">h2_1.14</w:t>
+      </w:r>
+      <w:r>
+        <w:t xml:space="preserve"> </w:t>
+      </w:r>
+      <w:r>
+        <w:t xml:space="preserve">uses a much simpler two-regime structure centred on 2002. This confound makes it difficult to attribute differences in MSE outcomes between</w:t>
+      </w:r>
+      <w:r>
+        <w:t xml:space="preserve"> </w:t>
+      </w:r>
+      <w:r>
+        <w:rPr>
+          <w:rStyle w:val="VerbatimChar"/>
+        </w:rPr>
+        <w:t xml:space="preserve">h1</w:t>
+      </w:r>
+      <w:r>
+        <w:t xml:space="preserve"> </w:t>
+      </w:r>
+      <w:r>
+        <w:t xml:space="preserve">and</w:t>
+      </w:r>
+      <w:r>
+        <w:t xml:space="preserve"> </w:t>
+      </w:r>
+      <w:r>
+        <w:rPr>
+          <w:rStyle w:val="VerbatimChar"/>
+        </w:rPr>
+        <w:t xml:space="preserve">h2</w:t>
+      </w:r>
+      <w:r>
+        <w:t xml:space="preserve"> </w:t>
+      </w:r>
+      <w:r>
+        <w:t xml:space="preserve">to stock structure as opposed to selectivity specification.</w:t>
       </w:r>
     </w:p>
     <w:tbl>
@@ -4300,499 +7608,18 @@
                 <wp:inline>
                   <wp:extent cx="152400" cy="152400"/>
                   <wp:effectExtent b="0" l="0" r="0" t="0"/>
-                  <wp:docPr descr="" title="" id="77" name="Picture"/>
+                  <wp:docPr descr="" title="" id="84" name="Picture"/>
                   <a:graphic>
                     <a:graphicData uri="http://schemas.openxmlformats.org/drawingml/2006/picture">
                       <pic:pic>
                         <pic:nvPicPr>
-                          <pic:cNvPr descr="/Applications/quarto/share/formats/docx/note.png" id="78" name="Picture"/>
+                          <pic:cNvPr descr="/Applications/quarto/share/formats/docx/note.png" id="85" name="Picture"/>
                           <pic:cNvPicPr>
                             <a:picLocks noChangeArrowheads="1" noChangeAspect="1"/>
                           </pic:cNvPicPr>
                         </pic:nvPicPr>
                         <pic:blipFill>
-                          <a:blip r:embed="rId45"/>
-                          <a:stretch>
-                            <a:fillRect/>
-                          </a:stretch>
-                        </pic:blipFill>
-                        <pic:spPr bwMode="auto">
-                          <a:xfrm>
-                            <a:off x="0" y="0"/>
-                            <a:ext cx="152400" cy="152400"/>
-                          </a:xfrm>
-                          <a:prstGeom prst="rect">
-                            <a:avLst/>
-                          </a:prstGeom>
-                          <a:noFill/>
-                          <a:ln w="9525">
-                            <a:noFill/>
-                            <a:headEnd/>
-                            <a:tailEnd/>
-                          </a:ln>
-                        </pic:spPr>
-                      </pic:pic>
-                    </a:graphicData>
-                  </a:graphic>
-                </wp:inline>
-              </w:drawing>
-            </w:r>
-            <w:r>
-              <w:t xml:space="preserve"> </w:t>
-            </w:r>
-            <w:r>
-              <w:t xml:space="preserve"> </w:t>
-            </w:r>
-            <w:r>
-              <w:t xml:space="preserve">Reviewer comment (I. Mosqueira)</w:t>
-            </w:r>
-          </w:p>
-        </w:tc>
-      </w:tr>
-      <w:tr>
-        <w:trPr>
-          <w:cantSplit/>
-        </w:trPr>
-        <w:tc>
-          <w:tcPr>
-            <w:tcMar>
-              <w:top w:w="108" w:type="dxa"/>
-              <w:bottom w:w="108" w:type="dxa"/>
-            </w:tcMar>
-          </w:tcPr>
-          <w:p>
-            <w:pPr>
-              <w:pStyle w:val="BodyText"/>
-            </w:pPr>
-            <w:pPr>
-              <w:spacing w:before="16"/>
-            </w:pPr>
-            <w:r>
-              <w:t xml:space="preserve">Under</w:t>
-            </w:r>
-            <w:r>
-              <w:t xml:space="preserve"> </w:t>
-            </w:r>
-            <w:r>
-              <w:rPr>
-                <w:rStyle w:val="VerbatimChar"/>
-              </w:rPr>
-              <w:t xml:space="preserve">h2_1.14</w:t>
-            </w:r>
-            <w:r>
-              <w:t xml:space="preserve">, the northern component already includes a regime shift at 1999, and this structural feature should be preserved in that operating model to reflect the interpretation embedded in the current assessment. For the single-stock hypothesis, no formal regime splitting is assumed. Evaluating MSE performance with and without regime structure — by comparing h1 and h2 operating models and by running a version of h1 with a productivity regime break — would clarify how sensitive management procedures are to assumptions about long-run productivity.</w:t>
-            </w:r>
-          </w:p>
-          <w:p>
-            <w:pPr>
-              <w:pStyle w:val="BodyText"/>
-            </w:pPr>
-            <w:pPr>
-              <w:spacing w:after="16"/>
-            </w:pPr>
-            <w:r>
-              <w:t xml:space="preserve">An important diagnostic concern is that some recent recruitments already exceed the upper envelope of the fitted stock-recruitment curve. This suggests that the fitted Beverton-Holt relationship may be conservative relative to actual recruitment productivity in recent years. Future work should consider whether alternative recruitment distributions, higher ceiling values for recruitment deviations, or a revisited steepness estimate are warranted. Projecting with a recruitment distribution that truncates the upper tail of realized recruitments would be systematically pessimistic about stock productivity, which would in turn bias MSE performance comparisons toward overly cautious management conclusions.</w:t>
-            </w:r>
-          </w:p>
-          <w:p/>
-        </w:tc>
-      </w:tr>
-    </w:tbl>
-    <w:bookmarkEnd w:id="79"/>
-    <w:bookmarkStart w:id="82" w:name="fixed-reference-point-alternatives"/>
-    <w:p>
-      <w:pPr>
-        <w:pStyle w:val="Heading2"/>
-      </w:pPr>
-      <w:r>
-        <w:t xml:space="preserve">6.4 Fixed-Reference-Point Alternatives</w:t>
-      </w:r>
-    </w:p>
-    <w:p>
-      <w:pPr>
-        <w:pStyle w:val="FirstParagraph"/>
-      </w:pPr>
-      <w:r>
-        <w:t xml:space="preserve">A third option is to evaluate MSE performance relative to fixed biomass and harvest-rate benchmarks rather than dynamic reference points estimated from terminal-year conditions. This would make the interpretation of management performance much clearer while still allowing later comparison back to the SC13 assessment convention.</w:t>
-      </w:r>
-    </w:p>
-    <w:p>
-      <w:pPr>
-        <w:pStyle w:val="BodyText"/>
-      </w:pPr>
-      <w:r>
-        <w:t xml:space="preserve">The dynamic reference point system in the JJM — where</w:t>
-      </w:r>
-      <w:r>
-        <w:t xml:space="preserve"> </w:t>
-      </w:r>
-      <w:r>
-        <w:rPr>
-          <w:rStyle w:val="VerbatimChar"/>
-        </w:rPr>
-        <w:t xml:space="preserve">BMSY</w:t>
-      </w:r>
-      <w:r>
-        <w:t xml:space="preserve"> </w:t>
-      </w:r>
-      <w:r>
-        <w:t xml:space="preserve">and</w:t>
-      </w:r>
-      <w:r>
-        <w:t xml:space="preserve"> </w:t>
-      </w:r>
-      <w:r>
-        <w:rPr>
-          <w:rStyle w:val="VerbatimChar"/>
-        </w:rPr>
-        <w:t xml:space="preserve">FMSY</w:t>
-      </w:r>
-      <w:r>
-        <w:t xml:space="preserve"> </w:t>
-      </w:r>
-      <w:r>
-        <w:t xml:space="preserve">shift with terminal-year selectivity and weight-at-age — is appropriate in the annual assessment context but problematic for MSE. If reference points change every year as a function of the operating model state, it becomes difficult to distinguish genuine changes in stock productivity from artefacts of the simulation design.</w:t>
-      </w:r>
-    </w:p>
-    <w:tbl>
-      <w:tblPr>
-        <w:tblStyle w:val="Table"/>
-        <w:tblLook w:firstRow="0" w:lastRow="0" w:firstColumn="0" w:lastColumn="0" w:noHBand="0" w:noVBand="0" w:val="0000"/>
-        <w:tblBorders>
-          <w:top w:val="single" w:sz="4" w:space="0" w:color="0758E5"/>
-          <w:left w:val="single" w:sz="24" w:space="0" w:color="0758E5"/>
-          <w:bottom w:val="single" w:sz="4" w:space="0" w:color="0758E5"/>
-          <w:right w:val="single" w:sz="4" w:space="0" w:color="0758E5"/>
-        </w:tblBorders>
-        <w:tblCellMar>
-          <w:left w:w="144" w:type="dxa"/>
-          <w:right w:w="144" w:type="dxa"/>
-        </w:tblCellMar>
-        <w:tblLook w:firstRow="0" w:lastRow="0" w:firstColumn="0" w:lastColumn="0" w:noHBand="0" w:noVBand="0" w:val="0000"/>
-      </w:tblPr>
-      <w:tr>
-        <w:trPr>
-          <w:cantSplit/>
-        </w:trPr>
-        <w:tc>
-          <w:tcPr>
-            <w:shd w:color="auto" w:fill="dae6fb" w:val="clear"/>
-            <w:tcMar>
-              <w:top w:w="92" w:type="dxa"/>
-              <w:bottom w:w="92" w:type="dxa"/>
-            </w:tcMar>
-          </w:tcPr>
-          <w:p>
-            <w:pPr>
-              <w:pStyle w:val="BodyText"/>
-            </w:pPr>
-            <w:pPr>
-              <w:spacing w:before="0" w:after="0"/>
-              <w:textAlignment w:val="center"/>
-            </w:pPr>
-            <w:r>
-              <w:drawing>
-                <wp:inline>
-                  <wp:extent cx="152400" cy="152400"/>
-                  <wp:effectExtent b="0" l="0" r="0" t="0"/>
-                  <wp:docPr descr="" title="" id="80" name="Picture"/>
-                  <a:graphic>
-                    <a:graphicData uri="http://schemas.openxmlformats.org/drawingml/2006/picture">
-                      <pic:pic>
-                        <pic:nvPicPr>
-                          <pic:cNvPr descr="/Applications/quarto/share/formats/docx/note.png" id="81" name="Picture"/>
-                          <pic:cNvPicPr>
-                            <a:picLocks noChangeArrowheads="1" noChangeAspect="1"/>
-                          </pic:cNvPicPr>
-                        </pic:nvPicPr>
-                        <pic:blipFill>
-                          <a:blip r:embed="rId45"/>
-                          <a:stretch>
-                            <a:fillRect/>
-                          </a:stretch>
-                        </pic:blipFill>
-                        <pic:spPr bwMode="auto">
-                          <a:xfrm>
-                            <a:off x="0" y="0"/>
-                            <a:ext cx="152400" cy="152400"/>
-                          </a:xfrm>
-                          <a:prstGeom prst="rect">
-                            <a:avLst/>
-                          </a:prstGeom>
-                          <a:noFill/>
-                          <a:ln w="9525">
-                            <a:noFill/>
-                            <a:headEnd/>
-                            <a:tailEnd/>
-                          </a:ln>
-                        </pic:spPr>
-                      </pic:pic>
-                    </a:graphicData>
-                  </a:graphic>
-                </wp:inline>
-              </w:drawing>
-            </w:r>
-            <w:r>
-              <w:t xml:space="preserve"> </w:t>
-            </w:r>
-            <w:r>
-              <w:t xml:space="preserve"> </w:t>
-            </w:r>
-            <w:r>
-              <w:t xml:space="preserve">Reviewer comment (I. Mosqueira)</w:t>
-            </w:r>
-          </w:p>
-        </w:tc>
-      </w:tr>
-      <w:tr>
-        <w:trPr>
-          <w:cantSplit/>
-        </w:trPr>
-        <w:tc>
-          <w:tcPr>
-            <w:tcMar>
-              <w:top w:w="108" w:type="dxa"/>
-              <w:bottom w:w="108" w:type="dxa"/>
-            </w:tcMar>
-          </w:tcPr>
-          <w:p>
-            <w:pPr>
-              <w:pStyle w:val="BodyText"/>
-            </w:pPr>
-            <w:pPr>
-              <w:spacing w:before="16" w:after="16"/>
-            </w:pPr>
-            <w:r>
-              <w:t xml:space="preserve">If the simplified selectivity alternative adopts block-based selectivity, then reference points should be calculated using the selectivity pattern from the</w:t>
-            </w:r>
-            <w:r>
-              <w:t xml:space="preserve"> </w:t>
-            </w:r>
-            <w:r>
-              <w:rPr>
-                <w:b/>
-                <w:bCs/>
-              </w:rPr>
-              <w:t xml:space="preserve">final block period</w:t>
-            </w:r>
-            <w:r>
-              <w:t xml:space="preserve"> </w:t>
-            </w:r>
-            <w:r>
-              <w:t xml:space="preserve">for all future projections. This is internally consistent: the operating model should use the same selectivity for calculating</w:t>
-            </w:r>
-            <w:r>
-              <w:t xml:space="preserve"> </w:t>
-            </w:r>
-            <w:r>
-              <w:rPr>
-                <w:rStyle w:val="VerbatimChar"/>
-              </w:rPr>
-              <w:t xml:space="preserve">FMSY</w:t>
-            </w:r>
-            <w:r>
-              <w:t xml:space="preserve"> </w:t>
-            </w:r>
-            <w:r>
-              <w:t xml:space="preserve">and</w:t>
-            </w:r>
-            <w:r>
-              <w:t xml:space="preserve"> </w:t>
-            </w:r>
-            <w:r>
-              <w:rPr>
-                <w:rStyle w:val="VerbatimChar"/>
-              </w:rPr>
-              <w:t xml:space="preserve">BMSY</w:t>
-            </w:r>
-            <w:r>
-              <w:t xml:space="preserve"> </w:t>
-            </w:r>
-            <w:r>
-              <w:t xml:space="preserve">as it uses for projecting future mortality. Using the last block’s selectivity as the reference configuration avoids the problem of reference points shifting mid-simulation as selectivity changes, and it is analogous to the fixed-reference-point convention already applied in several RFMO MSE programmes.</w:t>
-            </w:r>
-          </w:p>
-          <w:p/>
-        </w:tc>
-      </w:tr>
-    </w:tbl>
-    <w:p>
-      <w:pPr>
-        <w:pStyle w:val="BodyText"/>
-      </w:pPr>
-      <w:r>
-        <w:t xml:space="preserve">The recommended approach is therefore to calculate reference points once, using the terminal selectivity block and the current biological schedules, and use those fixed values as management benchmarks throughout the MSE simulation. Sensitivity to the choice of reference period can be examined as part of robustness testing.</w:t>
-      </w:r>
-    </w:p>
-    <w:bookmarkEnd w:id="82"/>
-    <w:bookmarkStart w:id="85" w:name="harmonized-northern-treatment"/>
-    <w:p>
-      <w:pPr>
-        <w:pStyle w:val="Heading2"/>
-      </w:pPr>
-      <w:r>
-        <w:t xml:space="preserve">6.5 Harmonized Northern Treatment</w:t>
-      </w:r>
-    </w:p>
-    <w:p>
-      <w:pPr>
-        <w:pStyle w:val="FirstParagraph"/>
-      </w:pPr>
-      <w:r>
-        <w:t xml:space="preserve">A fourth option is to harmonize how the Far North observations are treated across the single-stock and two-stock hypotheses. The objective would be to ensure that future comparisons of one-stock and two-stock MSE operating models are driven primarily by stock structure rather than by unrelated differences in selectivity regularization.</w:t>
-      </w:r>
-    </w:p>
-    <w:p>
-      <w:pPr>
-        <w:pStyle w:val="BodyText"/>
-      </w:pPr>
-      <w:r>
-        <w:t xml:space="preserve">As documented in Section 4, the current difference between</w:t>
-      </w:r>
-      <w:r>
-        <w:t xml:space="preserve"> </w:t>
-      </w:r>
-      <w:r>
-        <w:rPr>
-          <w:rStyle w:val="VerbatimChar"/>
-        </w:rPr>
-        <w:t xml:space="preserve">h1</w:t>
-      </w:r>
-      <w:r>
-        <w:t xml:space="preserve"> </w:t>
-      </w:r>
-      <w:r>
-        <w:t xml:space="preserve">and</w:t>
-      </w:r>
-      <w:r>
-        <w:t xml:space="preserve"> </w:t>
-      </w:r>
-      <w:r>
-        <w:rPr>
-          <w:rStyle w:val="VerbatimChar"/>
-        </w:rPr>
-        <w:t xml:space="preserve">h2</w:t>
-      </w:r>
-      <w:r>
-        <w:t xml:space="preserve"> </w:t>
-      </w:r>
-      <w:r>
-        <w:t xml:space="preserve">is not purely about stock allocation. It also reflects a very different degree of flexibility in Far North fleet selectivity:</w:t>
-      </w:r>
-      <w:r>
-        <w:t xml:space="preserve"> </w:t>
-      </w:r>
-      <w:r>
-        <w:rPr>
-          <w:rStyle w:val="VerbatimChar"/>
-        </w:rPr>
-        <w:t xml:space="preserve">h1_1.14</w:t>
-      </w:r>
-      <w:r>
-        <w:t xml:space="preserve"> </w:t>
-      </w:r>
-      <w:r>
-        <w:t xml:space="preserve">allows annual variation from 1981, while</w:t>
-      </w:r>
-      <w:r>
-        <w:t xml:space="preserve"> </w:t>
-      </w:r>
-      <w:r>
-        <w:rPr>
-          <w:rStyle w:val="VerbatimChar"/>
-        </w:rPr>
-        <w:t xml:space="preserve">h2_1.14</w:t>
-      </w:r>
-      <w:r>
-        <w:t xml:space="preserve"> </w:t>
-      </w:r>
-      <w:r>
-        <w:t xml:space="preserve">uses a much simpler two-regime structure centred on 2002. This confound makes it difficult to attribute differences in MSE outcomes between</w:t>
-      </w:r>
-      <w:r>
-        <w:t xml:space="preserve"> </w:t>
-      </w:r>
-      <w:r>
-        <w:rPr>
-          <w:rStyle w:val="VerbatimChar"/>
-        </w:rPr>
-        <w:t xml:space="preserve">h1</w:t>
-      </w:r>
-      <w:r>
-        <w:t xml:space="preserve"> </w:t>
-      </w:r>
-      <w:r>
-        <w:t xml:space="preserve">and</w:t>
-      </w:r>
-      <w:r>
-        <w:t xml:space="preserve"> </w:t>
-      </w:r>
-      <w:r>
-        <w:rPr>
-          <w:rStyle w:val="VerbatimChar"/>
-        </w:rPr>
-        <w:t xml:space="preserve">h2</w:t>
-      </w:r>
-      <w:r>
-        <w:t xml:space="preserve"> </w:t>
-      </w:r>
-      <w:r>
-        <w:t xml:space="preserve">to stock structure as opposed to selectivity specification.</w:t>
-      </w:r>
-    </w:p>
-    <w:tbl>
-      <w:tblPr>
-        <w:tblStyle w:val="Table"/>
-        <w:tblLook w:firstRow="0" w:lastRow="0" w:firstColumn="0" w:lastColumn="0" w:noHBand="0" w:noVBand="0" w:val="0000"/>
-        <w:tblBorders>
-          <w:top w:val="single" w:sz="4" w:space="0" w:color="0758E5"/>
-          <w:left w:val="single" w:sz="24" w:space="0" w:color="0758E5"/>
-          <w:bottom w:val="single" w:sz="4" w:space="0" w:color="0758E5"/>
-          <w:right w:val="single" w:sz="4" w:space="0" w:color="0758E5"/>
-        </w:tblBorders>
-        <w:tblCellMar>
-          <w:left w:w="144" w:type="dxa"/>
-          <w:right w:w="144" w:type="dxa"/>
-        </w:tblCellMar>
-        <w:tblLook w:firstRow="0" w:lastRow="0" w:firstColumn="0" w:lastColumn="0" w:noHBand="0" w:noVBand="0" w:val="0000"/>
-      </w:tblPr>
-      <w:tr>
-        <w:trPr>
-          <w:cantSplit/>
-        </w:trPr>
-        <w:tc>
-          <w:tcPr>
-            <w:shd w:color="auto" w:fill="dae6fb" w:val="clear"/>
-            <w:tcMar>
-              <w:top w:w="92" w:type="dxa"/>
-              <w:bottom w:w="92" w:type="dxa"/>
-            </w:tcMar>
-          </w:tcPr>
-          <w:p>
-            <w:pPr>
-              <w:pStyle w:val="BodyText"/>
-            </w:pPr>
-            <w:pPr>
-              <w:spacing w:before="0" w:after="0"/>
-              <w:textAlignment w:val="center"/>
-            </w:pPr>
-            <w:r>
-              <w:drawing>
-                <wp:inline>
-                  <wp:extent cx="152400" cy="152400"/>
-                  <wp:effectExtent b="0" l="0" r="0" t="0"/>
-                  <wp:docPr descr="" title="" id="83" name="Picture"/>
-                  <a:graphic>
-                    <a:graphicData uri="http://schemas.openxmlformats.org/drawingml/2006/picture">
-                      <pic:pic>
-                        <pic:nvPicPr>
-                          <pic:cNvPr descr="/Applications/quarto/share/formats/docx/note.png" id="84" name="Picture"/>
-                          <pic:cNvPicPr>
-                            <a:picLocks noChangeArrowheads="1" noChangeAspect="1"/>
-                          </pic:cNvPicPr>
-                        </pic:nvPicPr>
-                        <pic:blipFill>
-                          <a:blip r:embed="rId45"/>
+                          <a:blip r:embed="rId47"/>
                           <a:stretch>
                             <a:fillRect/>
                           </a:stretch>
@@ -5009,15 +7836,2754 @@
         <w:t xml:space="preserve">treatment. The working group should discuss which direction of harmonization is most defensible given the available data and model diagnostics.</w:t>
       </w:r>
     </w:p>
-    <w:bookmarkEnd w:id="85"/>
-    <w:bookmarkEnd w:id="86"/>
-    <w:bookmarkStart w:id="87" w:name="conclusions"/>
+    <w:p>
+      <w:pPr>
+        <w:pStyle w:val="BodyText"/>
+      </w:pPr>
+      <w:r>
+        <w:t xml:space="preserve">To examine that issue more directly, I fitted two harmonized variants using the reduced-index data configuration. Model</w:t>
+      </w:r>
+      <w:r>
+        <w:t xml:space="preserve"> </w:t>
+      </w:r>
+      <w:r>
+        <w:rPr>
+          <w:rStyle w:val="VerbatimChar"/>
+        </w:rPr>
+        <w:t xml:space="preserve">h1_2.02</w:t>
+      </w:r>
+      <w:r>
+        <w:t xml:space="preserve"> </w:t>
+      </w:r>
+      <w:r>
+        <w:t xml:space="preserve">is</w:t>
+      </w:r>
+      <w:r>
+        <w:t xml:space="preserve"> </w:t>
+      </w:r>
+      <w:r>
+        <w:rPr>
+          <w:rStyle w:val="VerbatimChar"/>
+        </w:rPr>
+        <w:t xml:space="preserve">h1_2.00</w:t>
+      </w:r>
+      <w:r>
+        <w:t xml:space="preserve"> </w:t>
+      </w:r>
+      <w:r>
+        <w:t xml:space="preserve">with the Far North fishery selectivity simplified to the same 2002 split used in</w:t>
+      </w:r>
+      <w:r>
+        <w:t xml:space="preserve"> </w:t>
+      </w:r>
+      <w:r>
+        <w:rPr>
+          <w:rStyle w:val="VerbatimChar"/>
+        </w:rPr>
+        <w:t xml:space="preserve">h2_1.14</w:t>
+      </w:r>
+      <w:r>
+        <w:t xml:space="preserve">, while</w:t>
+      </w:r>
+      <w:r>
+        <w:t xml:space="preserve"> </w:t>
+      </w:r>
+      <w:r>
+        <w:rPr>
+          <w:rStyle w:val="VerbatimChar"/>
+        </w:rPr>
+        <w:t xml:space="preserve">h2_2.02</w:t>
+      </w:r>
+      <w:r>
+        <w:t xml:space="preserve"> </w:t>
+      </w:r>
+      <w:r>
+        <w:t xml:space="preserve">is</w:t>
+      </w:r>
+      <w:r>
+        <w:t xml:space="preserve"> </w:t>
+      </w:r>
+      <w:r>
+        <w:rPr>
+          <w:rStyle w:val="VerbatimChar"/>
+        </w:rPr>
+        <w:t xml:space="preserve">h2_1.14</w:t>
+      </w:r>
+      <w:r>
+        <w:t xml:space="preserve"> </w:t>
+      </w:r>
+      <w:r>
+        <w:t xml:space="preserve">rebuilt on the reduced-index</w:t>
+      </w:r>
+      <w:r>
+        <w:t xml:space="preserve"> </w:t>
+      </w:r>
+      <w:r>
+        <w:rPr>
+          <w:rStyle w:val="VerbatimChar"/>
+        </w:rPr>
+        <w:t xml:space="preserve">2.00.dat</w:t>
+      </w:r>
+      <w:r>
+        <w:t xml:space="preserve"> </w:t>
+      </w:r>
+      <w:r>
+        <w:t xml:space="preserve">data set and with the same Far North selectivity treatment. The resulting likelihood comparison is shown in</w:t>
+      </w:r>
+      <w:r>
+        <w:t xml:space="preserve"> </w:t>
+      </w:r>
+      <w:hyperlink w:anchor="tbl-north-harmonized-like-components">
+        <w:r>
+          <w:rPr>
+            <w:rStyle w:val="Hyperlink"/>
+          </w:rPr>
+          <w:t xml:space="preserve">Table 3</w:t>
+        </w:r>
+      </w:hyperlink>
+      <w:r>
+        <w:t xml:space="preserve">.</w:t>
+      </w:r>
+    </w:p>
+    <w:tbl>
+      <w:tblPr>
+        <w:tblStyle w:val="Table"/>
+        <w:tblW w:type="pct" w:w="5000"/>
+        <w:tblLayout w:type="fixed"/>
+        <w:tblLook w:firstRow="0" w:lastRow="0" w:firstColumn="0" w:lastColumn="0" w:noHBand="0" w:noVBand="0" w:val="0000"/>
+      </w:tblPr>
+      <w:tblGrid>
+        <w:gridCol w:w="7920"/>
+      </w:tblGrid>
+      <w:tr>
+        <w:tc>
+          <w:tcPr/>
+          <w:bookmarkStart w:id="86" w:name="tbl-north-harmonized-like-components"/>
+          <w:p>
+            <w:pPr>
+              <w:jc w:val="center"/>
+            </w:pPr>
+            <w:pPr>
+              <w:jc w:val="left"/>
+              <w:spacing w:before="200"/>
+              <w:pStyle w:val="ImageCaption"/>
+            </w:pPr>
+            <w:r>
+              <w:t xml:space="preserve">Table 3: Negative-log-likelihood components and estimated parameter counts for the reduced-index single-stock model (</w:t>
+            </w:r>
+            <w:r>
+              <w:rPr>
+                <w:rStyle w:val="VerbatimChar"/>
+              </w:rPr>
+              <w:t xml:space="preserve">h1_2.00</w:t>
+            </w:r>
+            <w:r>
+              <w:t xml:space="preserve">), the harmonized single-stock variant (</w:t>
+            </w:r>
+            <w:r>
+              <w:rPr>
+                <w:rStyle w:val="VerbatimChar"/>
+              </w:rPr>
+              <w:t xml:space="preserve">h1_2.02</w:t>
+            </w:r>
+            <w:r>
+              <w:t xml:space="preserve">), and the harmonized two-stock reduced-index variant (</w:t>
+            </w:r>
+            <w:r>
+              <w:rPr>
+                <w:rStyle w:val="VerbatimChar"/>
+              </w:rPr>
+              <w:t xml:space="preserve">h2_2.02</w:t>
+            </w:r>
+            <w:r>
+              <w:t xml:space="preserve">). The aggregate and component index rows include only the retained comparable series: Acoustic North, Chile CPUE, Peru CPUE, and Offshore CPUE.</w:t>
+            </w:r>
+          </w:p>
+          <w:tbl xmlns:w="http://schemas.openxmlformats.org/wordprocessingml/2006/main" xmlns:wp="http://schemas.openxmlformats.org/drawingml/2006/wordprocessingDrawing" xmlns:r="http://schemas.openxmlformats.org/officeDocument/2006/relationships" xmlns:w14="http://schemas.microsoft.com/office/word/2010/wordml">
+            <w:tblPr>
+              <w:tblCellMar>
+                <w:top w:w="0" w:type="dxa"/>
+                <w:bottom w:w="0" w:type="dxa"/>
+                <w:start w:w="60" w:type="dxa"/>
+                <w:end w:w="60" w:type="dxa"/>
+              </w:tblCellMar>
+              <w:tblW w:type="auto" w:w="0"/>
+              <w:tblLook w:firstRow="0" w:lastRow="0" w:firstColumn="0" w:lastColumn="0" w:noHBand="0" w:noVBand="0"/>
+              <w:jc w:val="center"/>
+            </w:tblPr>
+            <w:tr>
+              <w:trPr>
+                <w:cantSplit/>
+                <w:tblHeader/>
+              </w:trPr>
+              <w:tc>
+                <w:tcPr>
+                  <w:tcBorders>
+                    <w:top w:val="single" w:sz="16" w:space="0" w:color="D3D3D3"/>
+                    <w:bottom w:val="single" w:sz="16" w:space="0" w:color="D3D3D3"/>
+                    <w:start w:val="single" w:space="0" w:color="D3D3D3"/>
+                  </w:tcBorders>
+                </w:tcPr>
+                <w:p>
+                  <w:pPr>
+                    <w:spacing w:before="0" w:after="60"/>
+                    <w:keepNext/>
+                    <w:jc w:val="start"/>
+                  </w:pPr>
+                  <w:r>
+                    <w:rPr>
+                      <w:rFonts w:ascii="Calibri" w:hAnsi="Calibri"/>
+                      <w:sz w:val="20"/>
+                    </w:rPr>
+                    <w:t xml:space="default">Component</w:t>
+                  </w:r>
+                </w:p>
+              </w:tc>
+              <w:tc>
+                <w:tcPr>
+                  <w:tcBorders>
+                    <w:top w:val="single" w:sz="16" w:space="0" w:color="D3D3D3"/>
+                    <w:bottom w:val="single" w:sz="16" w:space="0" w:color="D3D3D3"/>
+                  </w:tcBorders>
+                </w:tcPr>
+                <w:p>
+                  <w:pPr>
+                    <w:spacing w:before="0" w:after="60"/>
+                    <w:keepNext/>
+                    <w:jc w:val="end"/>
+                  </w:pPr>
+                  <w:r>
+                    <w:rPr>
+                      <w:rFonts w:ascii="Calibri" w:hAnsi="Calibri"/>
+                      <w:sz w:val="20"/>
+                    </w:rPr>
+                    <w:t xml:space="default">h1_2.00</w:t>
+                  </w:r>
+                </w:p>
+              </w:tc>
+              <w:tc>
+                <w:tcPr>
+                  <w:tcBorders>
+                    <w:top w:val="single" w:sz="16" w:space="0" w:color="D3D3D3"/>
+                    <w:bottom w:val="single" w:sz="16" w:space="0" w:color="D3D3D3"/>
+                  </w:tcBorders>
+                </w:tcPr>
+                <w:p>
+                  <w:pPr>
+                    <w:spacing w:before="0" w:after="60"/>
+                    <w:keepNext/>
+                    <w:jc w:val="end"/>
+                  </w:pPr>
+                  <w:r>
+                    <w:rPr>
+                      <w:rFonts w:ascii="Calibri" w:hAnsi="Calibri"/>
+                      <w:sz w:val="20"/>
+                    </w:rPr>
+                    <w:t xml:space="default">h1_2.02</w:t>
+                  </w:r>
+                </w:p>
+              </w:tc>
+              <w:tc>
+                <w:tcPr>
+                  <w:tcBorders>
+                    <w:top w:val="single" w:sz="16" w:space="0" w:color="D3D3D3"/>
+                    <w:bottom w:val="single" w:sz="16" w:space="0" w:color="D3D3D3"/>
+                    <w:end w:val="single" w:space="0" w:color="D3D3D3"/>
+                  </w:tcBorders>
+                </w:tcPr>
+                <w:p>
+                  <w:pPr>
+                    <w:spacing w:before="0" w:after="60"/>
+                    <w:keepNext/>
+                    <w:jc w:val="end"/>
+                  </w:pPr>
+                  <w:r>
+                    <w:rPr>
+                      <w:rFonts w:ascii="Calibri" w:hAnsi="Calibri"/>
+                      <w:sz w:val="20"/>
+                    </w:rPr>
+                    <w:t xml:space="default">h2_2.02</w:t>
+                  </w:r>
+                </w:p>
+              </w:tc>
+            </w:tr>
+            <w:tr>
+              <w:trPr>
+                <w:cantSplit/>
+              </w:trPr>
+              <w:tc>
+                <w:tcPr>
+                  <w:tcBorders>
+                    <w:top w:val="single" w:space="0" w:color="D3D3D3"/>
+                    <w:bottom w:val="single" w:space="0" w:color="D3D3D3"/>
+                    <w:start w:val="single" w:space="0" w:color="D3D3D3"/>
+                    <w:end w:val="single" w:space="0" w:color="D3D3D3"/>
+                  </w:tcBorders>
+                </w:tcPr>
+                <w:p>
+                  <w:pPr>
+                    <w:spacing w:before="0" w:after="60"/>
+                    <w:keepNext/>
+                    <w:jc w:val="start"/>
+                  </w:pPr>
+                  <w:r>
+                    <w:rPr>
+                      <w:rFonts w:ascii="Calibri" w:hAnsi="Calibri"/>
+                      <w:sz w:val="20"/>
+                    </w:rPr>
+                    <w:t xml:space="default">Catch likelihood</w:t>
+                  </w:r>
+                </w:p>
+              </w:tc>
+              <w:tc>
+                <w:tcPr>
+                  <w:tcBorders>
+                    <w:top w:val="single" w:space="0" w:color="D3D3D3"/>
+                    <w:bottom w:val="single" w:space="0" w:color="D3D3D3"/>
+                    <w:start w:val="single" w:space="0" w:color="D3D3D3"/>
+                    <w:end w:val="single" w:space="0" w:color="D3D3D3"/>
+                  </w:tcBorders>
+                  <w:shd w:val="clear" w:color="auto" w:fill="FCAE91"/>
+                </w:tcPr>
+                <w:p>
+                  <w:pPr>
+                    <w:spacing w:before="0" w:after="60"/>
+                    <w:keepNext/>
+                    <w:jc w:val="end"/>
+                  </w:pPr>
+                  <w:r>
+                    <w:rPr>
+                      <w:rFonts w:ascii="Calibri" w:hAnsi="Calibri"/>
+                      <w:sz w:val="20"/>
+                    </w:rPr>
+                    <w:t xml:space="default">0.8</w:t>
+                  </w:r>
+                </w:p>
+              </w:tc>
+              <w:tc>
+                <w:tcPr>
+                  <w:tcBorders>
+                    <w:top w:val="single" w:space="0" w:color="D3D3D3"/>
+                    <w:bottom w:val="single" w:space="0" w:color="D3D3D3"/>
+                    <w:start w:val="single" w:space="0" w:color="D3D3D3"/>
+                    <w:end w:val="single" w:space="0" w:color="D3D3D3"/>
+                  </w:tcBorders>
+                  <w:shd w:val="clear" w:color="auto" w:fill="FFF5F0"/>
+                </w:tcPr>
+                <w:p>
+                  <w:pPr>
+                    <w:spacing w:before="0" w:after="60"/>
+                    <w:keepNext/>
+                    <w:jc w:val="end"/>
+                  </w:pPr>
+                  <w:r>
+                    <w:rPr>
+                      <w:rFonts w:ascii="Calibri" w:hAnsi="Calibri"/>
+                      <w:sz w:val="20"/>
+                    </w:rPr>
+                    <w:t xml:space="default">1.4</w:t>
+                  </w:r>
+                </w:p>
+              </w:tc>
+              <w:tc>
+                <w:tcPr>
+                  <w:tcBorders>
+                    <w:top w:val="single" w:space="0" w:color="D3D3D3"/>
+                    <w:bottom w:val="single" w:space="0" w:color="D3D3D3"/>
+                    <w:start w:val="single" w:space="0" w:color="D3D3D3"/>
+                    <w:end w:val="single" w:space="0" w:color="D3D3D3"/>
+                  </w:tcBorders>
+                  <w:shd w:val="clear" w:color="auto" w:fill="FDBFA7"/>
+                </w:tcPr>
+                <w:p>
+                  <w:pPr>
+                    <w:spacing w:before="0" w:after="60"/>
+                    <w:keepNext/>
+                    <w:jc w:val="end"/>
+                  </w:pPr>
+                  <w:r>
+                    <w:rPr>
+                      <w:rFonts w:ascii="Calibri" w:hAnsi="Calibri"/>
+                      <w:sz w:val="20"/>
+                    </w:rPr>
+                    <w:t xml:space="default">1.0</w:t>
+                  </w:r>
+                </w:p>
+              </w:tc>
+            </w:tr>
+            <w:tr>
+              <w:trPr>
+                <w:cantSplit/>
+              </w:trPr>
+              <w:tc>
+                <w:tcPr>
+                  <w:tcBorders>
+                    <w:top w:val="single" w:space="0" w:color="D3D3D3"/>
+                    <w:bottom w:val="single" w:space="0" w:color="D3D3D3"/>
+                    <w:start w:val="single" w:space="0" w:color="D3D3D3"/>
+                    <w:end w:val="single" w:space="0" w:color="D3D3D3"/>
+                  </w:tcBorders>
+                </w:tcPr>
+                <w:p>
+                  <w:pPr>
+                    <w:spacing w:before="0" w:after="60"/>
+                    <w:keepNext/>
+                    <w:jc w:val="start"/>
+                  </w:pPr>
+                  <w:r>
+                    <w:rPr>
+                      <w:rFonts w:ascii="Calibri" w:hAnsi="Calibri"/>
+                      <w:sz w:val="20"/>
+                    </w:rPr>
+                    <w:t xml:space="default">Fishery age compositions</w:t>
+                  </w:r>
+                </w:p>
+              </w:tc>
+              <w:tc>
+                <w:tcPr>
+                  <w:tcBorders>
+                    <w:top w:val="single" w:space="0" w:color="D3D3D3"/>
+                    <w:bottom w:val="single" w:space="0" w:color="D3D3D3"/>
+                    <w:start w:val="single" w:space="0" w:color="D3D3D3"/>
+                    <w:end w:val="single" w:space="0" w:color="D3D3D3"/>
+                  </w:tcBorders>
+                  <w:shd w:val="clear" w:color="auto" w:fill="FED2C1"/>
+                </w:tcPr>
+                <w:p>
+                  <w:pPr>
+                    <w:spacing w:before="0" w:after="60"/>
+                    <w:keepNext/>
+                    <w:jc w:val="end"/>
+                  </w:pPr>
+                  <w:r>
+                    <w:rPr>
+                      <w:rFonts w:ascii="Calibri" w:hAnsi="Calibri"/>
+                      <w:sz w:val="20"/>
+                    </w:rPr>
+                    <w:t xml:space="default">262.9</w:t>
+                  </w:r>
+                </w:p>
+              </w:tc>
+              <w:tc>
+                <w:tcPr>
+                  <w:tcBorders>
+                    <w:top w:val="single" w:space="0" w:color="D3D3D3"/>
+                    <w:bottom w:val="single" w:space="0" w:color="D3D3D3"/>
+                    <w:start w:val="single" w:space="0" w:color="D3D3D3"/>
+                    <w:end w:val="single" w:space="0" w:color="D3D3D3"/>
+                  </w:tcBorders>
+                  <w:shd w:val="clear" w:color="auto" w:fill="FFF5F0"/>
+                </w:tcPr>
+                <w:p>
+                  <w:pPr>
+                    <w:spacing w:before="0" w:after="60"/>
+                    <w:keepNext/>
+                    <w:jc w:val="end"/>
+                  </w:pPr>
+                  <w:r>
+                    <w:rPr>
+                      <w:rFonts w:ascii="Calibri" w:hAnsi="Calibri"/>
+                      <w:sz w:val="20"/>
+                    </w:rPr>
+                    <w:t xml:space="default">279.4</w:t>
+                  </w:r>
+                </w:p>
+              </w:tc>
+              <w:tc>
+                <w:tcPr>
+                  <w:tcBorders>
+                    <w:top w:val="single" w:space="0" w:color="D3D3D3"/>
+                    <w:bottom w:val="single" w:space="0" w:color="D3D3D3"/>
+                    <w:start w:val="single" w:space="0" w:color="D3D3D3"/>
+                    <w:end w:val="single" w:space="0" w:color="D3D3D3"/>
+                  </w:tcBorders>
+                  <w:shd w:val="clear" w:color="auto" w:fill="FCAE91"/>
+                </w:tcPr>
+                <w:p>
+                  <w:pPr>
+                    <w:spacing w:before="0" w:after="60"/>
+                    <w:keepNext/>
+                    <w:jc w:val="end"/>
+                  </w:pPr>
+                  <w:r>
+                    <w:rPr>
+                      <w:rFonts w:ascii="Calibri" w:hAnsi="Calibri"/>
+                      <w:sz w:val="20"/>
+                    </w:rPr>
+                    <w:t xml:space="default">246.2</w:t>
+                  </w:r>
+                </w:p>
+              </w:tc>
+            </w:tr>
+            <w:tr>
+              <w:trPr>
+                <w:cantSplit/>
+              </w:trPr>
+              <w:tc>
+                <w:tcPr>
+                  <w:tcBorders>
+                    <w:top w:val="single" w:space="0" w:color="D3D3D3"/>
+                    <w:bottom w:val="single" w:space="0" w:color="D3D3D3"/>
+                    <w:start w:val="single" w:space="0" w:color="D3D3D3"/>
+                    <w:end w:val="single" w:space="0" w:color="D3D3D3"/>
+                  </w:tcBorders>
+                </w:tcPr>
+                <w:p>
+                  <w:pPr>
+                    <w:spacing w:before="0" w:after="60"/>
+                    <w:keepNext/>
+                    <w:jc w:val="start"/>
+                  </w:pPr>
+                  <w:r>
+                    <w:rPr>
+                      <w:rFonts w:ascii="Calibri" w:hAnsi="Calibri"/>
+                      <w:sz w:val="20"/>
+                    </w:rPr>
+                    <w:t xml:space="default"> North Chile fishery age comps</w:t>
+                  </w:r>
+                </w:p>
+              </w:tc>
+              <w:tc>
+                <w:tcPr>
+                  <w:tcBorders>
+                    <w:top w:val="single" w:space="0" w:color="D3D3D3"/>
+                    <w:bottom w:val="single" w:space="0" w:color="D3D3D3"/>
+                    <w:start w:val="single" w:space="0" w:color="D3D3D3"/>
+                    <w:end w:val="single" w:space="0" w:color="D3D3D3"/>
+                  </w:tcBorders>
+                  <w:shd w:val="clear" w:color="auto" w:fill="FEE6DC"/>
+                </w:tcPr>
+                <w:p>
+                  <w:pPr>
+                    <w:spacing w:before="0" w:after="60"/>
+                    <w:keepNext/>
+                    <w:jc w:val="end"/>
+                  </w:pPr>
+                  <w:r>
+                    <w:rPr>
+                      <w:rFonts w:ascii="Calibri" w:hAnsi="Calibri"/>
+                      <w:sz w:val="20"/>
+                    </w:rPr>
+                    <w:t xml:space="default">113.2</w:t>
+                  </w:r>
+                </w:p>
+              </w:tc>
+              <w:tc>
+                <w:tcPr>
+                  <w:tcBorders>
+                    <w:top w:val="single" w:space="0" w:color="D3D3D3"/>
+                    <w:bottom w:val="single" w:space="0" w:color="D3D3D3"/>
+                    <w:start w:val="single" w:space="0" w:color="D3D3D3"/>
+                    <w:end w:val="single" w:space="0" w:color="D3D3D3"/>
+                  </w:tcBorders>
+                  <w:shd w:val="clear" w:color="auto" w:fill="FFF5F0"/>
+                </w:tcPr>
+                <w:p>
+                  <w:pPr>
+                    <w:spacing w:before="0" w:after="60"/>
+                    <w:keepNext/>
+                    <w:jc w:val="end"/>
+                  </w:pPr>
+                  <w:r>
+                    <w:rPr>
+                      <w:rFonts w:ascii="Calibri" w:hAnsi="Calibri"/>
+                      <w:sz w:val="20"/>
+                    </w:rPr>
+                    <w:t xml:space="default">113.8</w:t>
+                  </w:r>
+                </w:p>
+              </w:tc>
+              <w:tc>
+                <w:tcPr>
+                  <w:tcBorders>
+                    <w:top w:val="single" w:space="0" w:color="D3D3D3"/>
+                    <w:bottom w:val="single" w:space="0" w:color="D3D3D3"/>
+                    <w:start w:val="single" w:space="0" w:color="D3D3D3"/>
+                    <w:end w:val="single" w:space="0" w:color="D3D3D3"/>
+                  </w:tcBorders>
+                  <w:shd w:val="clear" w:color="auto" w:fill="FCAE91"/>
+                </w:tcPr>
+                <w:p>
+                  <w:pPr>
+                    <w:spacing w:before="0" w:after="60"/>
+                    <w:keepNext/>
+                    <w:jc w:val="end"/>
+                  </w:pPr>
+                  <w:r>
+                    <w:rPr>
+                      <w:rFonts w:ascii="Calibri" w:hAnsi="Calibri"/>
+                      <w:sz w:val="20"/>
+                    </w:rPr>
+                    <w:t xml:space="default">110.9</w:t>
+                  </w:r>
+                </w:p>
+              </w:tc>
+            </w:tr>
+            <w:tr>
+              <w:trPr>
+                <w:cantSplit/>
+              </w:trPr>
+              <w:tc>
+                <w:tcPr>
+                  <w:tcBorders>
+                    <w:top w:val="single" w:space="0" w:color="D3D3D3"/>
+                    <w:bottom w:val="single" w:space="0" w:color="D3D3D3"/>
+                    <w:start w:val="single" w:space="0" w:color="D3D3D3"/>
+                    <w:end w:val="single" w:space="0" w:color="D3D3D3"/>
+                  </w:tcBorders>
+                </w:tcPr>
+                <w:p>
+                  <w:pPr>
+                    <w:spacing w:before="0" w:after="60"/>
+                    <w:keepNext/>
+                    <w:jc w:val="start"/>
+                  </w:pPr>
+                  <w:r>
+                    <w:rPr>
+                      <w:rFonts w:ascii="Calibri" w:hAnsi="Calibri"/>
+                      <w:sz w:val="20"/>
+                    </w:rPr>
+                    <w:t xml:space="default"> S-C Chile fishery age comps</w:t>
+                  </w:r>
+                </w:p>
+              </w:tc>
+              <w:tc>
+                <w:tcPr>
+                  <w:tcBorders>
+                    <w:top w:val="single" w:space="0" w:color="D3D3D3"/>
+                    <w:bottom w:val="single" w:space="0" w:color="D3D3D3"/>
+                    <w:start w:val="single" w:space="0" w:color="D3D3D3"/>
+                    <w:end w:val="single" w:space="0" w:color="D3D3D3"/>
+                  </w:tcBorders>
+                  <w:shd w:val="clear" w:color="auto" w:fill="FDD0BE"/>
+                </w:tcPr>
+                <w:p>
+                  <w:pPr>
+                    <w:spacing w:before="0" w:after="60"/>
+                    <w:keepNext/>
+                    <w:jc w:val="end"/>
+                  </w:pPr>
+                  <w:r>
+                    <w:rPr>
+                      <w:rFonts w:ascii="Calibri" w:hAnsi="Calibri"/>
+                      <w:sz w:val="20"/>
+                    </w:rPr>
+                    <w:t xml:space="default">124.0</w:t>
+                  </w:r>
+                </w:p>
+              </w:tc>
+              <w:tc>
+                <w:tcPr>
+                  <w:tcBorders>
+                    <w:top w:val="single" w:space="0" w:color="D3D3D3"/>
+                    <w:bottom w:val="single" w:space="0" w:color="D3D3D3"/>
+                    <w:start w:val="single" w:space="0" w:color="D3D3D3"/>
+                    <w:end w:val="single" w:space="0" w:color="D3D3D3"/>
+                  </w:tcBorders>
+                  <w:shd w:val="clear" w:color="auto" w:fill="FFF5F0"/>
+                </w:tcPr>
+                <w:p>
+                  <w:pPr>
+                    <w:spacing w:before="0" w:after="60"/>
+                    <w:keepNext/>
+                    <w:jc w:val="end"/>
+                  </w:pPr>
+                  <w:r>
+                    <w:rPr>
+                      <w:rFonts w:ascii="Calibri" w:hAnsi="Calibri"/>
+                      <w:sz w:val="20"/>
+                    </w:rPr>
+                    <w:t xml:space="default">139.1</w:t>
+                  </w:r>
+                </w:p>
+              </w:tc>
+              <w:tc>
+                <w:tcPr>
+                  <w:tcBorders>
+                    <w:top w:val="single" w:space="0" w:color="D3D3D3"/>
+                    <w:bottom w:val="single" w:space="0" w:color="D3D3D3"/>
+                    <w:start w:val="single" w:space="0" w:color="D3D3D3"/>
+                    <w:end w:val="single" w:space="0" w:color="D3D3D3"/>
+                  </w:tcBorders>
+                  <w:shd w:val="clear" w:color="auto" w:fill="FCAE91"/>
+                </w:tcPr>
+                <w:p>
+                  <w:pPr>
+                    <w:spacing w:before="0" w:after="60"/>
+                    <w:keepNext/>
+                    <w:jc w:val="end"/>
+                  </w:pPr>
+                  <w:r>
+                    <w:rPr>
+                      <w:rFonts w:ascii="Calibri" w:hAnsi="Calibri"/>
+                      <w:sz w:val="20"/>
+                    </w:rPr>
+                    <w:t xml:space="default">110.1</w:t>
+                  </w:r>
+                </w:p>
+              </w:tc>
+            </w:tr>
+            <w:tr>
+              <w:trPr>
+                <w:cantSplit/>
+              </w:trPr>
+              <w:tc>
+                <w:tcPr>
+                  <w:tcBorders>
+                    <w:top w:val="single" w:space="0" w:color="D3D3D3"/>
+                    <w:bottom w:val="single" w:space="0" w:color="D3D3D3"/>
+                    <w:start w:val="single" w:space="0" w:color="D3D3D3"/>
+                    <w:end w:val="single" w:space="0" w:color="D3D3D3"/>
+                  </w:tcBorders>
+                </w:tcPr>
+                <w:p>
+                  <w:pPr>
+                    <w:spacing w:before="0" w:after="60"/>
+                    <w:keepNext/>
+                    <w:jc w:val="start"/>
+                  </w:pPr>
+                  <w:r>
+                    <w:rPr>
+                      <w:rFonts w:ascii="Calibri" w:hAnsi="Calibri"/>
+                      <w:sz w:val="20"/>
+                    </w:rPr>
+                    <w:t xml:space="default"> Offshore trawl fishery age comps</w:t>
+                  </w:r>
+                </w:p>
+              </w:tc>
+              <w:tc>
+                <w:tcPr>
+                  <w:tcBorders>
+                    <w:top w:val="single" w:space="0" w:color="D3D3D3"/>
+                    <w:bottom w:val="single" w:space="0" w:color="D3D3D3"/>
+                    <w:start w:val="single" w:space="0" w:color="D3D3D3"/>
+                    <w:end w:val="single" w:space="0" w:color="D3D3D3"/>
+                  </w:tcBorders>
+                  <w:shd w:val="clear" w:color="auto" w:fill="FDCEBB"/>
+                </w:tcPr>
+                <w:p>
+                  <w:pPr>
+                    <w:spacing w:before="0" w:after="60"/>
+                    <w:keepNext/>
+                    <w:jc w:val="end"/>
+                  </w:pPr>
+                  <w:r>
+                    <w:rPr>
+                      <w:rFonts w:ascii="Calibri" w:hAnsi="Calibri"/>
+                      <w:sz w:val="20"/>
+                    </w:rPr>
+                    <w:t xml:space="default">25.7</w:t>
+                  </w:r>
+                </w:p>
+              </w:tc>
+              <w:tc>
+                <w:tcPr>
+                  <w:tcBorders>
+                    <w:top w:val="single" w:space="0" w:color="D3D3D3"/>
+                    <w:bottom w:val="single" w:space="0" w:color="D3D3D3"/>
+                    <w:start w:val="single" w:space="0" w:color="D3D3D3"/>
+                    <w:end w:val="single" w:space="0" w:color="D3D3D3"/>
+                  </w:tcBorders>
+                  <w:shd w:val="clear" w:color="auto" w:fill="FFF5F0"/>
+                </w:tcPr>
+                <w:p>
+                  <w:pPr>
+                    <w:spacing w:before="0" w:after="60"/>
+                    <w:keepNext/>
+                    <w:jc w:val="end"/>
+                  </w:pPr>
+                  <w:r>
+                    <w:rPr>
+                      <w:rFonts w:ascii="Calibri" w:hAnsi="Calibri"/>
+                      <w:sz w:val="20"/>
+                    </w:rPr>
+                    <w:t xml:space="default">26.5</w:t>
+                  </w:r>
+                </w:p>
+              </w:tc>
+              <w:tc>
+                <w:tcPr>
+                  <w:tcBorders>
+                    <w:top w:val="single" w:space="0" w:color="D3D3D3"/>
+                    <w:bottom w:val="single" w:space="0" w:color="D3D3D3"/>
+                    <w:start w:val="single" w:space="0" w:color="D3D3D3"/>
+                    <w:end w:val="single" w:space="0" w:color="D3D3D3"/>
+                  </w:tcBorders>
+                  <w:shd w:val="clear" w:color="auto" w:fill="FCAE91"/>
+                </w:tcPr>
+                <w:p>
+                  <w:pPr>
+                    <w:spacing w:before="0" w:after="60"/>
+                    <w:keepNext/>
+                    <w:jc w:val="end"/>
+                  </w:pPr>
+                  <w:r>
+                    <w:rPr>
+                      <w:rFonts w:ascii="Calibri" w:hAnsi="Calibri"/>
+                      <w:sz w:val="20"/>
+                    </w:rPr>
+                    <w:t xml:space="default">25.1</w:t>
+                  </w:r>
+                </w:p>
+              </w:tc>
+            </w:tr>
+            <w:tr>
+              <w:trPr>
+                <w:cantSplit/>
+              </w:trPr>
+              <w:tc>
+                <w:tcPr>
+                  <w:tcBorders>
+                    <w:top w:val="single" w:space="0" w:color="D3D3D3"/>
+                    <w:bottom w:val="single" w:space="0" w:color="D3D3D3"/>
+                    <w:start w:val="single" w:space="0" w:color="D3D3D3"/>
+                    <w:end w:val="single" w:space="0" w:color="D3D3D3"/>
+                  </w:tcBorders>
+                </w:tcPr>
+                <w:p>
+                  <w:pPr>
+                    <w:spacing w:before="0" w:after="60"/>
+                    <w:keepNext/>
+                    <w:jc w:val="start"/>
+                  </w:pPr>
+                  <w:r>
+                    <w:rPr>
+                      <w:rFonts w:ascii="Calibri" w:hAnsi="Calibri"/>
+                      <w:sz w:val="20"/>
+                    </w:rPr>
+                    <w:t xml:space="default">Fishery length compositions</w:t>
+                  </w:r>
+                </w:p>
+              </w:tc>
+              <w:tc>
+                <w:tcPr>
+                  <w:tcBorders>
+                    <w:top w:val="single" w:space="0" w:color="D3D3D3"/>
+                    <w:bottom w:val="single" w:space="0" w:color="D3D3D3"/>
+                    <w:start w:val="single" w:space="0" w:color="D3D3D3"/>
+                    <w:end w:val="single" w:space="0" w:color="D3D3D3"/>
+                  </w:tcBorders>
+                  <w:shd w:val="clear" w:color="auto" w:fill="FCB398"/>
+                </w:tcPr>
+                <w:p>
+                  <w:pPr>
+                    <w:spacing w:before="0" w:after="60"/>
+                    <w:keepNext/>
+                    <w:jc w:val="end"/>
+                  </w:pPr>
+                  <w:r>
+                    <w:rPr>
+                      <w:rFonts w:ascii="Calibri" w:hAnsi="Calibri"/>
+                      <w:sz w:val="20"/>
+                    </w:rPr>
+                    <w:t xml:space="default">470.2</w:t>
+                  </w:r>
+                </w:p>
+              </w:tc>
+              <w:tc>
+                <w:tcPr>
+                  <w:tcBorders>
+                    <w:top w:val="single" w:space="0" w:color="D3D3D3"/>
+                    <w:bottom w:val="single" w:space="0" w:color="D3D3D3"/>
+                    <w:start w:val="single" w:space="0" w:color="D3D3D3"/>
+                    <w:end w:val="single" w:space="0" w:color="D3D3D3"/>
+                  </w:tcBorders>
+                  <w:shd w:val="clear" w:color="auto" w:fill="FFF5F0"/>
+                </w:tcPr>
+                <w:p>
+                  <w:pPr>
+                    <w:spacing w:before="0" w:after="60"/>
+                    <w:keepNext/>
+                    <w:jc w:val="end"/>
+                  </w:pPr>
+                  <w:r>
+                    <w:rPr>
+                      <w:rFonts w:ascii="Calibri" w:hAnsi="Calibri"/>
+                      <w:sz w:val="20"/>
+                    </w:rPr>
+                    <w:t xml:space="default">608.9</w:t>
+                  </w:r>
+                </w:p>
+              </w:tc>
+              <w:tc>
+                <w:tcPr>
+                  <w:tcBorders>
+                    <w:top w:val="single" w:space="0" w:color="D3D3D3"/>
+                    <w:bottom w:val="single" w:space="0" w:color="D3D3D3"/>
+                    <w:start w:val="single" w:space="0" w:color="D3D3D3"/>
+                    <w:end w:val="single" w:space="0" w:color="D3D3D3"/>
+                  </w:tcBorders>
+                  <w:shd w:val="clear" w:color="auto" w:fill="FCAE91"/>
+                </w:tcPr>
+                <w:p>
+                  <w:pPr>
+                    <w:spacing w:before="0" w:after="60"/>
+                    <w:keepNext/>
+                    <w:jc w:val="end"/>
+                  </w:pPr>
+                  <w:r>
+                    <w:rPr>
+                      <w:rFonts w:ascii="Calibri" w:hAnsi="Calibri"/>
+                      <w:sz w:val="20"/>
+                    </w:rPr>
+                    <w:t xml:space="default">459.0</w:t>
+                  </w:r>
+                </w:p>
+              </w:tc>
+            </w:tr>
+            <w:tr>
+              <w:trPr>
+                <w:cantSplit/>
+              </w:trPr>
+              <w:tc>
+                <w:tcPr>
+                  <w:tcBorders>
+                    <w:top w:val="single" w:space="0" w:color="D3D3D3"/>
+                    <w:bottom w:val="single" w:space="0" w:color="D3D3D3"/>
+                    <w:start w:val="single" w:space="0" w:color="D3D3D3"/>
+                    <w:end w:val="single" w:space="0" w:color="D3D3D3"/>
+                  </w:tcBorders>
+                </w:tcPr>
+                <w:p>
+                  <w:pPr>
+                    <w:spacing w:before="0" w:after="60"/>
+                    <w:keepNext/>
+                    <w:jc w:val="start"/>
+                  </w:pPr>
+                  <w:r>
+                    <w:rPr>
+                      <w:rFonts w:ascii="Calibri" w:hAnsi="Calibri"/>
+                      <w:sz w:val="20"/>
+                    </w:rPr>
+                    <w:t xml:space="default">Fishery selectivity penalties</w:t>
+                  </w:r>
+                </w:p>
+              </w:tc>
+              <w:tc>
+                <w:tcPr>
+                  <w:tcBorders>
+                    <w:top w:val="single" w:space="0" w:color="D3D3D3"/>
+                    <w:bottom w:val="single" w:space="0" w:color="D3D3D3"/>
+                    <w:start w:val="single" w:space="0" w:color="D3D3D3"/>
+                    <w:end w:val="single" w:space="0" w:color="D3D3D3"/>
+                  </w:tcBorders>
+                  <w:shd w:val="clear" w:color="auto" w:fill="FFF5F0"/>
+                </w:tcPr>
+                <w:p>
+                  <w:pPr>
+                    <w:spacing w:before="0" w:after="60"/>
+                    <w:keepNext/>
+                    <w:jc w:val="end"/>
+                  </w:pPr>
+                  <w:r>
+                    <w:rPr>
+                      <w:rFonts w:ascii="Calibri" w:hAnsi="Calibri"/>
+                      <w:sz w:val="20"/>
+                    </w:rPr>
+                    <w:t xml:space="default">329.7</w:t>
+                  </w:r>
+                </w:p>
+              </w:tc>
+              <w:tc>
+                <w:tcPr>
+                  <w:tcBorders>
+                    <w:top w:val="single" w:space="0" w:color="D3D3D3"/>
+                    <w:bottom w:val="single" w:space="0" w:color="D3D3D3"/>
+                    <w:start w:val="single" w:space="0" w:color="D3D3D3"/>
+                    <w:end w:val="single" w:space="0" w:color="D3D3D3"/>
+                  </w:tcBorders>
+                  <w:shd w:val="clear" w:color="auto" w:fill="FCB498"/>
+                </w:tcPr>
+                <w:p>
+                  <w:pPr>
+                    <w:spacing w:before="0" w:after="60"/>
+                    <w:keepNext/>
+                    <w:jc w:val="end"/>
+                  </w:pPr>
+                  <w:r>
+                    <w:rPr>
+                      <w:rFonts w:ascii="Calibri" w:hAnsi="Calibri"/>
+                      <w:sz w:val="20"/>
+                    </w:rPr>
+                    <w:t xml:space="default">211.5</w:t>
+                  </w:r>
+                </w:p>
+              </w:tc>
+              <w:tc>
+                <w:tcPr>
+                  <w:tcBorders>
+                    <w:top w:val="single" w:space="0" w:color="D3D3D3"/>
+                    <w:bottom w:val="single" w:space="0" w:color="D3D3D3"/>
+                    <w:start w:val="single" w:space="0" w:color="D3D3D3"/>
+                    <w:end w:val="single" w:space="0" w:color="D3D3D3"/>
+                  </w:tcBorders>
+                  <w:shd w:val="clear" w:color="auto" w:fill="FCAE91"/>
+                </w:tcPr>
+                <w:p>
+                  <w:pPr>
+                    <w:spacing w:before="0" w:after="60"/>
+                    <w:keepNext/>
+                    <w:jc w:val="end"/>
+                  </w:pPr>
+                  <w:r>
+                    <w:rPr>
+                      <w:rFonts w:ascii="Calibri" w:hAnsi="Calibri"/>
+                      <w:sz w:val="20"/>
+                    </w:rPr>
+                    <w:t xml:space="default">201.4</w:t>
+                  </w:r>
+                </w:p>
+              </w:tc>
+            </w:tr>
+            <w:tr>
+              <w:trPr>
+                <w:cantSplit/>
+              </w:trPr>
+              <w:tc>
+                <w:tcPr>
+                  <w:tcBorders>
+                    <w:top w:val="single" w:space="0" w:color="D3D3D3"/>
+                    <w:bottom w:val="single" w:space="0" w:color="D3D3D3"/>
+                    <w:start w:val="single" w:space="0" w:color="D3D3D3"/>
+                    <w:end w:val="single" w:space="0" w:color="D3D3D3"/>
+                  </w:tcBorders>
+                </w:tcPr>
+                <w:p>
+                  <w:pPr>
+                    <w:spacing w:before="0" w:after="60"/>
+                    <w:keepNext/>
+                    <w:jc w:val="start"/>
+                  </w:pPr>
+                  <w:r>
+                    <w:rPr>
+                      <w:rFonts w:ascii="Calibri" w:hAnsi="Calibri"/>
+                      <w:sz w:val="20"/>
+                    </w:rPr>
+                    <w:t xml:space="default">Index likelihood</w:t>
+                  </w:r>
+                </w:p>
+              </w:tc>
+              <w:tc>
+                <w:tcPr>
+                  <w:tcBorders>
+                    <w:top w:val="single" w:space="0" w:color="D3D3D3"/>
+                    <w:bottom w:val="single" w:space="0" w:color="D3D3D3"/>
+                    <w:start w:val="single" w:space="0" w:color="D3D3D3"/>
+                    <w:end w:val="single" w:space="0" w:color="D3D3D3"/>
+                  </w:tcBorders>
+                  <w:shd w:val="clear" w:color="auto" w:fill="FCAE91"/>
+                </w:tcPr>
+                <w:p>
+                  <w:pPr>
+                    <w:spacing w:before="0" w:after="60"/>
+                    <w:keepNext/>
+                    <w:jc w:val="end"/>
+                  </w:pPr>
+                  <w:r>
+                    <w:rPr>
+                      <w:rFonts w:ascii="Calibri" w:hAnsi="Calibri"/>
+                      <w:sz w:val="20"/>
+                    </w:rPr>
+                    <w:t xml:space="default">130.6</w:t>
+                  </w:r>
+                </w:p>
+              </w:tc>
+              <w:tc>
+                <w:tcPr>
+                  <w:tcBorders>
+                    <w:top w:val="single" w:space="0" w:color="D3D3D3"/>
+                    <w:bottom w:val="single" w:space="0" w:color="D3D3D3"/>
+                    <w:start w:val="single" w:space="0" w:color="D3D3D3"/>
+                    <w:end w:val="single" w:space="0" w:color="D3D3D3"/>
+                  </w:tcBorders>
+                  <w:shd w:val="clear" w:color="auto" w:fill="FFF5F0"/>
+                </w:tcPr>
+                <w:p>
+                  <w:pPr>
+                    <w:spacing w:before="0" w:after="60"/>
+                    <w:keepNext/>
+                    <w:jc w:val="end"/>
+                  </w:pPr>
+                  <w:r>
+                    <w:rPr>
+                      <w:rFonts w:ascii="Calibri" w:hAnsi="Calibri"/>
+                      <w:sz w:val="20"/>
+                    </w:rPr>
+                    <w:t xml:space="default">155.2</w:t>
+                  </w:r>
+                </w:p>
+              </w:tc>
+              <w:tc>
+                <w:tcPr>
+                  <w:tcBorders>
+                    <w:top w:val="single" w:space="0" w:color="D3D3D3"/>
+                    <w:bottom w:val="single" w:space="0" w:color="D3D3D3"/>
+                    <w:start w:val="single" w:space="0" w:color="D3D3D3"/>
+                    <w:end w:val="single" w:space="0" w:color="D3D3D3"/>
+                  </w:tcBorders>
+                  <w:shd w:val="clear" w:color="auto" w:fill="FCB89E"/>
+                </w:tcPr>
+                <w:p>
+                  <w:pPr>
+                    <w:spacing w:before="0" w:after="60"/>
+                    <w:keepNext/>
+                    <w:jc w:val="end"/>
+                  </w:pPr>
+                  <w:r>
+                    <w:rPr>
+                      <w:rFonts w:ascii="Calibri" w:hAnsi="Calibri"/>
+                      <w:sz w:val="20"/>
+                    </w:rPr>
+                    <w:t xml:space="default">134.1</w:t>
+                  </w:r>
+                </w:p>
+              </w:tc>
+            </w:tr>
+            <w:tr>
+              <w:trPr>
+                <w:cantSplit/>
+              </w:trPr>
+              <w:tc>
+                <w:tcPr>
+                  <w:tcBorders>
+                    <w:top w:val="single" w:space="0" w:color="D3D3D3"/>
+                    <w:bottom w:val="single" w:space="0" w:color="D3D3D3"/>
+                    <w:start w:val="single" w:space="0" w:color="D3D3D3"/>
+                    <w:end w:val="single" w:space="0" w:color="D3D3D3"/>
+                  </w:tcBorders>
+                </w:tcPr>
+                <w:p>
+                  <w:pPr>
+                    <w:spacing w:before="0" w:after="60"/>
+                    <w:keepNext/>
+                    <w:jc w:val="start"/>
+                  </w:pPr>
+                  <w:r>
+                    <w:rPr>
+                      <w:rFonts w:ascii="Calibri" w:hAnsi="Calibri"/>
+                      <w:sz w:val="20"/>
+                    </w:rPr>
+                    <w:t xml:space="default"> Chile acoustic North index</w:t>
+                  </w:r>
+                </w:p>
+              </w:tc>
+              <w:tc>
+                <w:tcPr>
+                  <w:tcBorders>
+                    <w:top w:val="single" w:space="0" w:color="D3D3D3"/>
+                    <w:bottom w:val="single" w:space="0" w:color="D3D3D3"/>
+                    <w:start w:val="single" w:space="0" w:color="D3D3D3"/>
+                    <w:end w:val="single" w:space="0" w:color="D3D3D3"/>
+                  </w:tcBorders>
+                  <w:shd w:val="clear" w:color="auto" w:fill="FCB398"/>
+                </w:tcPr>
+                <w:p>
+                  <w:pPr>
+                    <w:spacing w:before="0" w:after="60"/>
+                    <w:keepNext/>
+                    <w:jc w:val="end"/>
+                  </w:pPr>
+                  <w:r>
+                    <w:rPr>
+                      <w:rFonts w:ascii="Calibri" w:hAnsi="Calibri"/>
+                      <w:sz w:val="20"/>
+                    </w:rPr>
+                    <w:t xml:space="default">73.2</w:t>
+                  </w:r>
+                </w:p>
+              </w:tc>
+              <w:tc>
+                <w:tcPr>
+                  <w:tcBorders>
+                    <w:top w:val="single" w:space="0" w:color="D3D3D3"/>
+                    <w:bottom w:val="single" w:space="0" w:color="D3D3D3"/>
+                    <w:start w:val="single" w:space="0" w:color="D3D3D3"/>
+                    <w:end w:val="single" w:space="0" w:color="D3D3D3"/>
+                  </w:tcBorders>
+                  <w:shd w:val="clear" w:color="auto" w:fill="FCAE91"/>
+                </w:tcPr>
+                <w:p>
+                  <w:pPr>
+                    <w:spacing w:before="0" w:after="60"/>
+                    <w:keepNext/>
+                    <w:jc w:val="end"/>
+                  </w:pPr>
+                  <w:r>
+                    <w:rPr>
+                      <w:rFonts w:ascii="Calibri" w:hAnsi="Calibri"/>
+                      <w:sz w:val="20"/>
+                    </w:rPr>
+                    <w:t xml:space="default">72.1</w:t>
+                  </w:r>
+                </w:p>
+              </w:tc>
+              <w:tc>
+                <w:tcPr>
+                  <w:tcBorders>
+                    <w:top w:val="single" w:space="0" w:color="D3D3D3"/>
+                    <w:bottom w:val="single" w:space="0" w:color="D3D3D3"/>
+                    <w:start w:val="single" w:space="0" w:color="D3D3D3"/>
+                    <w:end w:val="single" w:space="0" w:color="D3D3D3"/>
+                  </w:tcBorders>
+                  <w:shd w:val="clear" w:color="auto" w:fill="FFF5F0"/>
+                </w:tcPr>
+                <w:p>
+                  <w:pPr>
+                    <w:spacing w:before="0" w:after="60"/>
+                    <w:keepNext/>
+                    <w:jc w:val="end"/>
+                  </w:pPr>
+                  <w:r>
+                    <w:rPr>
+                      <w:rFonts w:ascii="Calibri" w:hAnsi="Calibri"/>
+                      <w:sz w:val="20"/>
+                    </w:rPr>
+                    <w:t xml:space="default">88.0</w:t>
+                  </w:r>
+                </w:p>
+              </w:tc>
+            </w:tr>
+            <w:tr>
+              <w:trPr>
+                <w:cantSplit/>
+              </w:trPr>
+              <w:tc>
+                <w:tcPr>
+                  <w:tcBorders>
+                    <w:top w:val="single" w:space="0" w:color="D3D3D3"/>
+                    <w:bottom w:val="single" w:space="0" w:color="D3D3D3"/>
+                    <w:start w:val="single" w:space="0" w:color="D3D3D3"/>
+                    <w:end w:val="single" w:space="0" w:color="D3D3D3"/>
+                  </w:tcBorders>
+                </w:tcPr>
+                <w:p>
+                  <w:pPr>
+                    <w:spacing w:before="0" w:after="60"/>
+                    <w:keepNext/>
+                    <w:jc w:val="start"/>
+                  </w:pPr>
+                  <w:r>
+                    <w:rPr>
+                      <w:rFonts w:ascii="Calibri" w:hAnsi="Calibri"/>
+                      <w:sz w:val="20"/>
+                    </w:rPr>
+                    <w:t xml:space="default"> Chile CPUE index</w:t>
+                  </w:r>
+                </w:p>
+              </w:tc>
+              <w:tc>
+                <w:tcPr>
+                  <w:tcBorders>
+                    <w:top w:val="single" w:space="0" w:color="D3D3D3"/>
+                    <w:bottom w:val="single" w:space="0" w:color="D3D3D3"/>
+                    <w:start w:val="single" w:space="0" w:color="D3D3D3"/>
+                    <w:end w:val="single" w:space="0" w:color="D3D3D3"/>
+                  </w:tcBorders>
+                  <w:shd w:val="clear" w:color="auto" w:fill="FCB69C"/>
+                </w:tcPr>
+                <w:p>
+                  <w:pPr>
+                    <w:spacing w:before="0" w:after="60"/>
+                    <w:keepNext/>
+                    <w:jc w:val="end"/>
+                  </w:pPr>
+                  <w:r>
+                    <w:rPr>
+                      <w:rFonts w:ascii="Calibri" w:hAnsi="Calibri"/>
+                      <w:sz w:val="20"/>
+                    </w:rPr>
+                    <w:t xml:space="default">17.0</w:t>
+                  </w:r>
+                </w:p>
+              </w:tc>
+              <w:tc>
+                <w:tcPr>
+                  <w:tcBorders>
+                    <w:top w:val="single" w:space="0" w:color="D3D3D3"/>
+                    <w:bottom w:val="single" w:space="0" w:color="D3D3D3"/>
+                    <w:start w:val="single" w:space="0" w:color="D3D3D3"/>
+                    <w:end w:val="single" w:space="0" w:color="D3D3D3"/>
+                  </w:tcBorders>
+                  <w:shd w:val="clear" w:color="auto" w:fill="FFF5F0"/>
+                </w:tcPr>
+                <w:p>
+                  <w:pPr>
+                    <w:spacing w:before="0" w:after="60"/>
+                    <w:keepNext/>
+                    <w:jc w:val="end"/>
+                  </w:pPr>
+                  <w:r>
+                    <w:rPr>
+                      <w:rFonts w:ascii="Calibri" w:hAnsi="Calibri"/>
+                      <w:sz w:val="20"/>
+                    </w:rPr>
+                    <w:t xml:space="default">20.4</w:t>
+                  </w:r>
+                </w:p>
+              </w:tc>
+              <w:tc>
+                <w:tcPr>
+                  <w:tcBorders>
+                    <w:top w:val="single" w:space="0" w:color="D3D3D3"/>
+                    <w:bottom w:val="single" w:space="0" w:color="D3D3D3"/>
+                    <w:start w:val="single" w:space="0" w:color="D3D3D3"/>
+                    <w:end w:val="single" w:space="0" w:color="D3D3D3"/>
+                  </w:tcBorders>
+                  <w:shd w:val="clear" w:color="auto" w:fill="FCAE91"/>
+                </w:tcPr>
+                <w:p>
+                  <w:pPr>
+                    <w:spacing w:before="0" w:after="60"/>
+                    <w:keepNext/>
+                    <w:jc w:val="end"/>
+                  </w:pPr>
+                  <w:r>
+                    <w:rPr>
+                      <w:rFonts w:ascii="Calibri" w:hAnsi="Calibri"/>
+                      <w:sz w:val="20"/>
+                    </w:rPr>
+                    <w:t xml:space="default">16.6</w:t>
+                  </w:r>
+                </w:p>
+              </w:tc>
+            </w:tr>
+            <w:tr>
+              <w:trPr>
+                <w:cantSplit/>
+              </w:trPr>
+              <w:tc>
+                <w:tcPr>
+                  <w:tcBorders>
+                    <w:top w:val="single" w:space="0" w:color="D3D3D3"/>
+                    <w:bottom w:val="single" w:space="0" w:color="D3D3D3"/>
+                    <w:start w:val="single" w:space="0" w:color="D3D3D3"/>
+                    <w:end w:val="single" w:space="0" w:color="D3D3D3"/>
+                  </w:tcBorders>
+                </w:tcPr>
+                <w:p>
+                  <w:pPr>
+                    <w:spacing w:before="0" w:after="60"/>
+                    <w:keepNext/>
+                    <w:jc w:val="start"/>
+                  </w:pPr>
+                  <w:r>
+                    <w:rPr>
+                      <w:rFonts w:ascii="Calibri" w:hAnsi="Calibri"/>
+                      <w:sz w:val="20"/>
+                    </w:rPr>
+                    <w:t xml:space="default"> Peru CPUE index</w:t>
+                  </w:r>
+                </w:p>
+              </w:tc>
+              <w:tc>
+                <w:tcPr>
+                  <w:tcBorders>
+                    <w:top w:val="single" w:space="0" w:color="D3D3D3"/>
+                    <w:bottom w:val="single" w:space="0" w:color="D3D3D3"/>
+                    <w:start w:val="single" w:space="0" w:color="D3D3D3"/>
+                    <w:end w:val="single" w:space="0" w:color="D3D3D3"/>
+                  </w:tcBorders>
+                  <w:shd w:val="clear" w:color="auto" w:fill="FDC5B0"/>
+                </w:tcPr>
+                <w:p>
+                  <w:pPr>
+                    <w:spacing w:before="0" w:after="60"/>
+                    <w:keepNext/>
+                    <w:jc w:val="end"/>
+                  </w:pPr>
+                  <w:r>
+                    <w:rPr>
+                      <w:rFonts w:ascii="Calibri" w:hAnsi="Calibri"/>
+                      <w:sz w:val="20"/>
+                    </w:rPr>
+                    <w:t xml:space="default">29.5</w:t>
+                  </w:r>
+                </w:p>
+              </w:tc>
+              <w:tc>
+                <w:tcPr>
+                  <w:tcBorders>
+                    <w:top w:val="single" w:space="0" w:color="D3D3D3"/>
+                    <w:bottom w:val="single" w:space="0" w:color="D3D3D3"/>
+                    <w:start w:val="single" w:space="0" w:color="D3D3D3"/>
+                    <w:end w:val="single" w:space="0" w:color="D3D3D3"/>
+                  </w:tcBorders>
+                  <w:shd w:val="clear" w:color="auto" w:fill="FFF5F0"/>
+                </w:tcPr>
+                <w:p>
+                  <w:pPr>
+                    <w:spacing w:before="0" w:after="60"/>
+                    <w:keepNext/>
+                    <w:jc w:val="end"/>
+                  </w:pPr>
+                  <w:r>
+                    <w:rPr>
+                      <w:rFonts w:ascii="Calibri" w:hAnsi="Calibri"/>
+                      <w:sz w:val="20"/>
+                    </w:rPr>
+                    <w:t xml:space="default">50.8</w:t>
+                  </w:r>
+                </w:p>
+              </w:tc>
+              <w:tc>
+                <w:tcPr>
+                  <w:tcBorders>
+                    <w:top w:val="single" w:space="0" w:color="D3D3D3"/>
+                    <w:bottom w:val="single" w:space="0" w:color="D3D3D3"/>
+                    <w:start w:val="single" w:space="0" w:color="D3D3D3"/>
+                    <w:end w:val="single" w:space="0" w:color="D3D3D3"/>
+                  </w:tcBorders>
+                  <w:shd w:val="clear" w:color="auto" w:fill="FCAE91"/>
+                </w:tcPr>
+                <w:p>
+                  <w:pPr>
+                    <w:spacing w:before="0" w:after="60"/>
+                    <w:keepNext/>
+                    <w:jc w:val="end"/>
+                  </w:pPr>
+                  <w:r>
+                    <w:rPr>
+                      <w:rFonts w:ascii="Calibri" w:hAnsi="Calibri"/>
+                      <w:sz w:val="20"/>
+                    </w:rPr>
+                    <w:t xml:space="default">19.2</w:t>
+                  </w:r>
+                </w:p>
+              </w:tc>
+            </w:tr>
+            <w:tr>
+              <w:trPr>
+                <w:cantSplit/>
+              </w:trPr>
+              <w:tc>
+                <w:tcPr>
+                  <w:tcBorders>
+                    <w:top w:val="single" w:space="0" w:color="D3D3D3"/>
+                    <w:bottom w:val="single" w:space="0" w:color="D3D3D3"/>
+                    <w:start w:val="single" w:space="0" w:color="D3D3D3"/>
+                    <w:end w:val="single" w:space="0" w:color="D3D3D3"/>
+                  </w:tcBorders>
+                </w:tcPr>
+                <w:p>
+                  <w:pPr>
+                    <w:spacing w:before="0" w:after="60"/>
+                    <w:keepNext/>
+                    <w:jc w:val="start"/>
+                  </w:pPr>
+                  <w:r>
+                    <w:rPr>
+                      <w:rFonts w:ascii="Calibri" w:hAnsi="Calibri"/>
+                      <w:sz w:val="20"/>
+                    </w:rPr>
+                    <w:t xml:space="default"> Offshore CPUE index</w:t>
+                  </w:r>
+                </w:p>
+              </w:tc>
+              <w:tc>
+                <w:tcPr>
+                  <w:tcBorders>
+                    <w:top w:val="single" w:space="0" w:color="D3D3D3"/>
+                    <w:bottom w:val="single" w:space="0" w:color="D3D3D3"/>
+                    <w:start w:val="single" w:space="0" w:color="D3D3D3"/>
+                    <w:end w:val="single" w:space="0" w:color="D3D3D3"/>
+                  </w:tcBorders>
+                  <w:shd w:val="clear" w:color="auto" w:fill="FDCAB6"/>
+                </w:tcPr>
+                <w:p>
+                  <w:pPr>
+                    <w:spacing w:before="0" w:after="60"/>
+                    <w:keepNext/>
+                    <w:jc w:val="end"/>
+                  </w:pPr>
+                  <w:r>
+                    <w:rPr>
+                      <w:rFonts w:ascii="Calibri" w:hAnsi="Calibri"/>
+                      <w:sz w:val="20"/>
+                    </w:rPr>
+                    <w:t xml:space="default">10.9</w:t>
+                  </w:r>
+                </w:p>
+              </w:tc>
+              <w:tc>
+                <w:tcPr>
+                  <w:tcBorders>
+                    <w:top w:val="single" w:space="0" w:color="D3D3D3"/>
+                    <w:bottom w:val="single" w:space="0" w:color="D3D3D3"/>
+                    <w:start w:val="single" w:space="0" w:color="D3D3D3"/>
+                    <w:end w:val="single" w:space="0" w:color="D3D3D3"/>
+                  </w:tcBorders>
+                  <w:shd w:val="clear" w:color="auto" w:fill="FFF5F0"/>
+                </w:tcPr>
+                <w:p>
+                  <w:pPr>
+                    <w:spacing w:before="0" w:after="60"/>
+                    <w:keepNext/>
+                    <w:jc w:val="end"/>
+                  </w:pPr>
+                  <w:r>
+                    <w:rPr>
+                      <w:rFonts w:ascii="Calibri" w:hAnsi="Calibri"/>
+                      <w:sz w:val="20"/>
+                    </w:rPr>
+                    <w:t xml:space="default">11.9</w:t>
+                  </w:r>
+                </w:p>
+              </w:tc>
+              <w:tc>
+                <w:tcPr>
+                  <w:tcBorders>
+                    <w:top w:val="single" w:space="0" w:color="D3D3D3"/>
+                    <w:bottom w:val="single" w:space="0" w:color="D3D3D3"/>
+                    <w:start w:val="single" w:space="0" w:color="D3D3D3"/>
+                    <w:end w:val="single" w:space="0" w:color="D3D3D3"/>
+                  </w:tcBorders>
+                  <w:shd w:val="clear" w:color="auto" w:fill="FCAE91"/>
+                </w:tcPr>
+                <w:p>
+                  <w:pPr>
+                    <w:spacing w:before="0" w:after="60"/>
+                    <w:keepNext/>
+                    <w:jc w:val="end"/>
+                  </w:pPr>
+                  <w:r>
+                    <w:rPr>
+                      <w:rFonts w:ascii="Calibri" w:hAnsi="Calibri"/>
+                      <w:sz w:val="20"/>
+                    </w:rPr>
+                    <w:t xml:space="default">10.3</w:t>
+                  </w:r>
+                </w:p>
+              </w:tc>
+            </w:tr>
+            <w:tr>
+              <w:trPr>
+                <w:cantSplit/>
+              </w:trPr>
+              <w:tc>
+                <w:tcPr>
+                  <w:tcBorders>
+                    <w:top w:val="single" w:space="0" w:color="D3D3D3"/>
+                    <w:bottom w:val="single" w:space="0" w:color="D3D3D3"/>
+                    <w:start w:val="single" w:space="0" w:color="D3D3D3"/>
+                    <w:end w:val="single" w:space="0" w:color="D3D3D3"/>
+                  </w:tcBorders>
+                </w:tcPr>
+                <w:p>
+                  <w:pPr>
+                    <w:spacing w:before="0" w:after="60"/>
+                    <w:keepNext/>
+                    <w:jc w:val="start"/>
+                  </w:pPr>
+                  <w:r>
+                    <w:rPr>
+                      <w:rFonts w:ascii="Calibri" w:hAnsi="Calibri"/>
+                      <w:sz w:val="20"/>
+                    </w:rPr>
+                    <w:t xml:space="default">Index age compositions</w:t>
+                  </w:r>
+                </w:p>
+              </w:tc>
+              <w:tc>
+                <w:tcPr>
+                  <w:tcBorders>
+                    <w:top w:val="single" w:space="0" w:color="D3D3D3"/>
+                    <w:bottom w:val="single" w:space="0" w:color="D3D3D3"/>
+                    <w:start w:val="single" w:space="0" w:color="D3D3D3"/>
+                    <w:end w:val="single" w:space="0" w:color="D3D3D3"/>
+                  </w:tcBorders>
+                  <w:shd w:val="clear" w:color="auto" w:fill="FCB59A"/>
+                </w:tcPr>
+                <w:p>
+                  <w:pPr>
+                    <w:spacing w:before="0" w:after="60"/>
+                    <w:keepNext/>
+                    <w:jc w:val="end"/>
+                  </w:pPr>
+                  <w:r>
+                    <w:rPr>
+                      <w:rFonts w:ascii="Calibri" w:hAnsi="Calibri"/>
+                      <w:sz w:val="20"/>
+                    </w:rPr>
+                    <w:t xml:space="default">38.1</w:t>
+                  </w:r>
+                </w:p>
+              </w:tc>
+              <w:tc>
+                <w:tcPr>
+                  <w:tcBorders>
+                    <w:top w:val="single" w:space="0" w:color="D3D3D3"/>
+                    <w:bottom w:val="single" w:space="0" w:color="D3D3D3"/>
+                    <w:start w:val="single" w:space="0" w:color="D3D3D3"/>
+                    <w:end w:val="single" w:space="0" w:color="D3D3D3"/>
+                  </w:tcBorders>
+                  <w:shd w:val="clear" w:color="auto" w:fill="FCAE91"/>
+                </w:tcPr>
+                <w:p>
+                  <w:pPr>
+                    <w:spacing w:before="0" w:after="60"/>
+                    <w:keepNext/>
+                    <w:jc w:val="end"/>
+                  </w:pPr>
+                  <w:r>
+                    <w:rPr>
+                      <w:rFonts w:ascii="Calibri" w:hAnsi="Calibri"/>
+                      <w:sz w:val="20"/>
+                    </w:rPr>
+                    <w:t xml:space="default">35.9</w:t>
+                  </w:r>
+                </w:p>
+              </w:tc>
+              <w:tc>
+                <w:tcPr>
+                  <w:tcBorders>
+                    <w:top w:val="single" w:space="0" w:color="D3D3D3"/>
+                    <w:bottom w:val="single" w:space="0" w:color="D3D3D3"/>
+                    <w:start w:val="single" w:space="0" w:color="D3D3D3"/>
+                    <w:end w:val="single" w:space="0" w:color="D3D3D3"/>
+                  </w:tcBorders>
+                  <w:shd w:val="clear" w:color="auto" w:fill="FFF5F0"/>
+                </w:tcPr>
+                <w:p>
+                  <w:pPr>
+                    <w:spacing w:before="0" w:after="60"/>
+                    <w:keepNext/>
+                    <w:jc w:val="end"/>
+                  </w:pPr>
+                  <w:r>
+                    <w:rPr>
+                      <w:rFonts w:ascii="Calibri" w:hAnsi="Calibri"/>
+                      <w:sz w:val="20"/>
+                    </w:rPr>
+                    <w:t xml:space="default">60.0</w:t>
+                  </w:r>
+                </w:p>
+              </w:tc>
+            </w:tr>
+            <w:tr>
+              <w:trPr>
+                <w:cantSplit/>
+              </w:trPr>
+              <w:tc>
+                <w:tcPr>
+                  <w:tcBorders>
+                    <w:top w:val="single" w:space="0" w:color="D3D3D3"/>
+                    <w:bottom w:val="single" w:space="0" w:color="D3D3D3"/>
+                    <w:start w:val="single" w:space="0" w:color="D3D3D3"/>
+                    <w:end w:val="single" w:space="0" w:color="D3D3D3"/>
+                  </w:tcBorders>
+                </w:tcPr>
+                <w:p>
+                  <w:pPr>
+                    <w:spacing w:before="0" w:after="60"/>
+                    <w:keepNext/>
+                    <w:jc w:val="start"/>
+                  </w:pPr>
+                  <w:r>
+                    <w:rPr>
+                      <w:rFonts w:ascii="Calibri" w:hAnsi="Calibri"/>
+                      <w:sz w:val="20"/>
+                    </w:rPr>
+                    <w:t xml:space="default">Index selectivity penalties</w:t>
+                  </w:r>
+                </w:p>
+              </w:tc>
+              <w:tc>
+                <w:tcPr>
+                  <w:tcBorders>
+                    <w:top w:val="single" w:space="0" w:color="D3D3D3"/>
+                    <w:bottom w:val="single" w:space="0" w:color="D3D3D3"/>
+                    <w:start w:val="single" w:space="0" w:color="D3D3D3"/>
+                    <w:end w:val="single" w:space="0" w:color="D3D3D3"/>
+                  </w:tcBorders>
+                  <w:shd w:val="clear" w:color="auto" w:fill="FFF5F0"/>
+                </w:tcPr>
+                <w:p>
+                  <w:pPr>
+                    <w:spacing w:before="0" w:after="60"/>
+                    <w:keepNext/>
+                    <w:jc w:val="end"/>
+                  </w:pPr>
+                  <w:r>
+                    <w:rPr>
+                      <w:rFonts w:ascii="Calibri" w:hAnsi="Calibri"/>
+                      <w:sz w:val="20"/>
+                    </w:rPr>
+                    <w:t xml:space="default">6.1</w:t>
+                  </w:r>
+                </w:p>
+              </w:tc>
+              <w:tc>
+                <w:tcPr>
+                  <w:tcBorders>
+                    <w:top w:val="single" w:space="0" w:color="D3D3D3"/>
+                    <w:bottom w:val="single" w:space="0" w:color="D3D3D3"/>
+                    <w:start w:val="single" w:space="0" w:color="D3D3D3"/>
+                    <w:end w:val="single" w:space="0" w:color="D3D3D3"/>
+                  </w:tcBorders>
+                  <w:shd w:val="clear" w:color="auto" w:fill="FFE9E0"/>
+                </w:tcPr>
+                <w:p>
+                  <w:pPr>
+                    <w:spacing w:before="0" w:after="60"/>
+                    <w:keepNext/>
+                    <w:jc w:val="end"/>
+                  </w:pPr>
+                  <w:r>
+                    <w:rPr>
+                      <w:rFonts w:ascii="Calibri" w:hAnsi="Calibri"/>
+                      <w:sz w:val="20"/>
+                    </w:rPr>
+                    <w:t xml:space="default">5.3</w:t>
+                  </w:r>
+                </w:p>
+              </w:tc>
+              <w:tc>
+                <w:tcPr>
+                  <w:tcBorders>
+                    <w:top w:val="single" w:space="0" w:color="D3D3D3"/>
+                    <w:bottom w:val="single" w:space="0" w:color="D3D3D3"/>
+                    <w:start w:val="single" w:space="0" w:color="D3D3D3"/>
+                    <w:end w:val="single" w:space="0" w:color="D3D3D3"/>
+                  </w:tcBorders>
+                  <w:shd w:val="clear" w:color="auto" w:fill="FCAE91"/>
+                </w:tcPr>
+                <w:p>
+                  <w:pPr>
+                    <w:spacing w:before="0" w:after="60"/>
+                    <w:keepNext/>
+                    <w:jc w:val="end"/>
+                  </w:pPr>
+                  <w:r>
+                    <w:rPr>
+                      <w:rFonts w:ascii="Calibri" w:hAnsi="Calibri"/>
+                      <w:sz w:val="20"/>
+                    </w:rPr>
+                    <w:t xml:space="default">1.2</w:t>
+                  </w:r>
+                </w:p>
+              </w:tc>
+            </w:tr>
+            <w:tr>
+              <w:trPr>
+                <w:cantSplit/>
+              </w:trPr>
+              <w:tc>
+                <w:tcPr>
+                  <w:tcBorders>
+                    <w:top w:val="single" w:space="0" w:color="D3D3D3"/>
+                    <w:bottom w:val="single" w:space="0" w:color="D3D3D3"/>
+                    <w:start w:val="single" w:space="0" w:color="D3D3D3"/>
+                    <w:end w:val="single" w:space="0" w:color="D3D3D3"/>
+                  </w:tcBorders>
+                </w:tcPr>
+                <w:p>
+                  <w:pPr>
+                    <w:spacing w:before="0" w:after="60"/>
+                    <w:keepNext/>
+                    <w:jc w:val="start"/>
+                  </w:pPr>
+                  <w:r>
+                    <w:rPr>
+                      <w:rFonts w:ascii="Calibri" w:hAnsi="Calibri"/>
+                      <w:sz w:val="20"/>
+                    </w:rPr>
+                    <w:t xml:space="default">Recruitment term</w:t>
+                  </w:r>
+                </w:p>
+              </w:tc>
+              <w:tc>
+                <w:tcPr>
+                  <w:tcBorders>
+                    <w:top w:val="single" w:space="0" w:color="D3D3D3"/>
+                    <w:bottom w:val="single" w:space="0" w:color="D3D3D3"/>
+                    <w:start w:val="single" w:space="0" w:color="D3D3D3"/>
+                    <w:end w:val="single" w:space="0" w:color="D3D3D3"/>
+                  </w:tcBorders>
+                  <w:shd w:val="clear" w:color="auto" w:fill="FCB196"/>
+                </w:tcPr>
+                <w:p>
+                  <w:pPr>
+                    <w:spacing w:before="0" w:after="60"/>
+                    <w:keepNext/>
+                    <w:jc w:val="end"/>
+                  </w:pPr>
+                  <w:r>
+                    <w:rPr>
+                      <w:rFonts w:ascii="Calibri" w:hAnsi="Calibri"/>
+                      <w:sz w:val="20"/>
+                    </w:rPr>
+                    <w:t xml:space="default">-3.9</w:t>
+                  </w:r>
+                </w:p>
+              </w:tc>
+              <w:tc>
+                <w:tcPr>
+                  <w:tcBorders>
+                    <w:top w:val="single" w:space="0" w:color="D3D3D3"/>
+                    <w:bottom w:val="single" w:space="0" w:color="D3D3D3"/>
+                    <w:start w:val="single" w:space="0" w:color="D3D3D3"/>
+                    <w:end w:val="single" w:space="0" w:color="D3D3D3"/>
+                  </w:tcBorders>
+                  <w:shd w:val="clear" w:color="auto" w:fill="FCAE91"/>
+                </w:tcPr>
+                <w:p>
+                  <w:pPr>
+                    <w:spacing w:before="0" w:after="60"/>
+                    <w:keepNext/>
+                    <w:jc w:val="end"/>
+                  </w:pPr>
+                  <w:r>
+                    <w:rPr>
+                      <w:rFonts w:ascii="Calibri" w:hAnsi="Calibri"/>
+                      <w:sz w:val="20"/>
+                    </w:rPr>
+                    <w:t xml:space="default">-4.5</w:t>
+                  </w:r>
+                </w:p>
+              </w:tc>
+              <w:tc>
+                <w:tcPr>
+                  <w:tcBorders>
+                    <w:top w:val="single" w:space="0" w:color="D3D3D3"/>
+                    <w:bottom w:val="single" w:space="0" w:color="D3D3D3"/>
+                    <w:start w:val="single" w:space="0" w:color="D3D3D3"/>
+                    <w:end w:val="single" w:space="0" w:color="D3D3D3"/>
+                  </w:tcBorders>
+                  <w:shd w:val="clear" w:color="auto" w:fill="FFF5F0"/>
+                </w:tcPr>
+                <w:p>
+                  <w:pPr>
+                    <w:spacing w:before="0" w:after="60"/>
+                    <w:keepNext/>
+                    <w:jc w:val="end"/>
+                  </w:pPr>
+                  <w:r>
+                    <w:rPr>
+                      <w:rFonts w:ascii="Calibri" w:hAnsi="Calibri"/>
+                      <w:sz w:val="20"/>
+                    </w:rPr>
+                    <w:t xml:space="default">8.3</w:t>
+                  </w:r>
+                </w:p>
+              </w:tc>
+            </w:tr>
+            <w:tr>
+              <w:trPr>
+                <w:cantSplit/>
+              </w:trPr>
+              <w:tc>
+                <w:tcPr>
+                  <w:tcBorders>
+                    <w:top w:val="single" w:space="0" w:color="D3D3D3"/>
+                    <w:bottom w:val="single" w:space="0" w:color="D3D3D3"/>
+                    <w:start w:val="single" w:space="0" w:color="D3D3D3"/>
+                    <w:end w:val="single" w:space="0" w:color="D3D3D3"/>
+                  </w:tcBorders>
+                </w:tcPr>
+                <w:p>
+                  <w:pPr>
+                    <w:spacing w:before="0" w:after="60"/>
+                    <w:keepNext/>
+                    <w:jc w:val="start"/>
+                  </w:pPr>
+                  <w:r>
+                    <w:rPr>
+                      <w:rFonts w:ascii="Calibri" w:hAnsi="Calibri"/>
+                      <w:sz w:val="20"/>
+                    </w:rPr>
+                    <w:t xml:space="default">Fishing mortality penalty</w:t>
+                  </w:r>
+                </w:p>
+              </w:tc>
+              <w:tc>
+                <w:tcPr>
+                  <w:tcBorders>
+                    <w:top w:val="single" w:space="0" w:color="D3D3D3"/>
+                    <w:bottom w:val="single" w:space="0" w:color="D3D3D3"/>
+                    <w:start w:val="single" w:space="0" w:color="D3D3D3"/>
+                    <w:end w:val="single" w:space="0" w:color="D3D3D3"/>
+                  </w:tcBorders>
+                  <w:shd w:val="clear" w:color="auto" w:fill="FCB094"/>
+                </w:tcPr>
+                <w:p>
+                  <w:pPr>
+                    <w:spacing w:before="0" w:after="60"/>
+                    <w:keepNext/>
+                    <w:jc w:val="end"/>
+                  </w:pPr>
+                  <w:r>
+                    <w:rPr>
+                      <w:rFonts w:ascii="Calibri" w:hAnsi="Calibri"/>
+                      <w:sz w:val="20"/>
+                    </w:rPr>
+                    <w:t xml:space="default">0.0</w:t>
+                  </w:r>
+                </w:p>
+              </w:tc>
+              <w:tc>
+                <w:tcPr>
+                  <w:tcBorders>
+                    <w:top w:val="single" w:space="0" w:color="D3D3D3"/>
+                    <w:bottom w:val="single" w:space="0" w:color="D3D3D3"/>
+                    <w:start w:val="single" w:space="0" w:color="D3D3D3"/>
+                    <w:end w:val="single" w:space="0" w:color="D3D3D3"/>
+                  </w:tcBorders>
+                  <w:shd w:val="clear" w:color="auto" w:fill="FCAE91"/>
+                </w:tcPr>
+                <w:p>
+                  <w:pPr>
+                    <w:spacing w:before="0" w:after="60"/>
+                    <w:keepNext/>
+                    <w:jc w:val="end"/>
+                  </w:pPr>
+                  <w:r>
+                    <w:rPr>
+                      <w:rFonts w:ascii="Calibri" w:hAnsi="Calibri"/>
+                      <w:sz w:val="20"/>
+                    </w:rPr>
+                    <w:t xml:space="default">0.0</w:t>
+                  </w:r>
+                </w:p>
+              </w:tc>
+              <w:tc>
+                <w:tcPr>
+                  <w:tcBorders>
+                    <w:top w:val="single" w:space="0" w:color="D3D3D3"/>
+                    <w:bottom w:val="single" w:space="0" w:color="D3D3D3"/>
+                    <w:start w:val="single" w:space="0" w:color="D3D3D3"/>
+                    <w:end w:val="single" w:space="0" w:color="D3D3D3"/>
+                  </w:tcBorders>
+                  <w:shd w:val="clear" w:color="auto" w:fill="FFF5F0"/>
+                </w:tcPr>
+                <w:p>
+                  <w:pPr>
+                    <w:spacing w:before="0" w:after="60"/>
+                    <w:keepNext/>
+                    <w:jc w:val="end"/>
+                  </w:pPr>
+                  <w:r>
+                    <w:rPr>
+                      <w:rFonts w:ascii="Calibri" w:hAnsi="Calibri"/>
+                      <w:sz w:val="20"/>
+                    </w:rPr>
+                    <w:t xml:space="default">0.1</w:t>
+                  </w:r>
+                </w:p>
+              </w:tc>
+            </w:tr>
+            <w:tr>
+              <w:trPr>
+                <w:cantSplit/>
+              </w:trPr>
+              <w:tc>
+                <w:tcPr>
+                  <w:tcBorders>
+                    <w:top w:val="single" w:space="0" w:color="D3D3D3"/>
+                    <w:bottom w:val="single" w:space="0" w:color="D3D3D3"/>
+                    <w:start w:val="single" w:space="0" w:color="D3D3D3"/>
+                    <w:end w:val="single" w:space="0" w:color="D3D3D3"/>
+                  </w:tcBorders>
+                </w:tcPr>
+                <w:p>
+                  <w:pPr>
+                    <w:spacing w:before="0" w:after="60"/>
+                    <w:keepNext/>
+                    <w:jc w:val="start"/>
+                  </w:pPr>
+                  <w:r>
+                    <w:rPr>
+                      <w:rFonts w:ascii="Calibri" w:hAnsi="Calibri"/>
+                      <w:sz w:val="20"/>
+                    </w:rPr>
+                    <w:t xml:space="default">Index q priors</w:t>
+                  </w:r>
+                </w:p>
+              </w:tc>
+              <w:tc>
+                <w:tcPr>
+                  <w:tcBorders>
+                    <w:top w:val="single" w:space="0" w:color="D3D3D3"/>
+                    <w:bottom w:val="single" w:space="0" w:color="D3D3D3"/>
+                    <w:start w:val="single" w:space="0" w:color="D3D3D3"/>
+                    <w:end w:val="single" w:space="0" w:color="D3D3D3"/>
+                  </w:tcBorders>
+                  <w:shd w:val="clear" w:color="auto" w:fill="FEE3D8"/>
+                </w:tcPr>
+                <w:p>
+                  <w:pPr>
+                    <w:spacing w:before="0" w:after="60"/>
+                    <w:keepNext/>
+                    <w:jc w:val="end"/>
+                  </w:pPr>
+                  <w:r>
+                    <w:rPr>
+                      <w:rFonts w:ascii="Calibri" w:hAnsi="Calibri"/>
+                      <w:sz w:val="20"/>
+                    </w:rPr>
+                    <w:t xml:space="default">0.1</w:t>
+                  </w:r>
+                </w:p>
+              </w:tc>
+              <w:tc>
+                <w:tcPr>
+                  <w:tcBorders>
+                    <w:top w:val="single" w:space="0" w:color="D3D3D3"/>
+                    <w:bottom w:val="single" w:space="0" w:color="D3D3D3"/>
+                    <w:start w:val="single" w:space="0" w:color="D3D3D3"/>
+                    <w:end w:val="single" w:space="0" w:color="D3D3D3"/>
+                  </w:tcBorders>
+                  <w:shd w:val="clear" w:color="auto" w:fill="FFF5F0"/>
+                </w:tcPr>
+                <w:p>
+                  <w:pPr>
+                    <w:spacing w:before="0" w:after="60"/>
+                    <w:keepNext/>
+                    <w:jc w:val="end"/>
+                  </w:pPr>
+                  <w:r>
+                    <w:rPr>
+                      <w:rFonts w:ascii="Calibri" w:hAnsi="Calibri"/>
+                      <w:sz w:val="20"/>
+                    </w:rPr>
+                    <w:t xml:space="default">0.1</w:t>
+                  </w:r>
+                </w:p>
+              </w:tc>
+              <w:tc>
+                <w:tcPr>
+                  <w:tcBorders>
+                    <w:top w:val="single" w:space="0" w:color="D3D3D3"/>
+                    <w:bottom w:val="single" w:space="0" w:color="D3D3D3"/>
+                    <w:start w:val="single" w:space="0" w:color="D3D3D3"/>
+                    <w:end w:val="single" w:space="0" w:color="D3D3D3"/>
+                  </w:tcBorders>
+                  <w:shd w:val="clear" w:color="auto" w:fill="FCAE91"/>
+                </w:tcPr>
+                <w:p>
+                  <w:pPr>
+                    <w:spacing w:before="0" w:after="60"/>
+                    <w:keepNext/>
+                    <w:jc w:val="end"/>
+                  </w:pPr>
+                  <w:r>
+                    <w:rPr>
+                      <w:rFonts w:ascii="Calibri" w:hAnsi="Calibri"/>
+                      <w:sz w:val="20"/>
+                    </w:rPr>
+                    <w:t xml:space="default">0.0</w:t>
+                  </w:r>
+                </w:p>
+              </w:tc>
+            </w:tr>
+            <w:tr>
+              <w:trPr>
+                <w:cantSplit/>
+              </w:trPr>
+              <w:tc>
+                <w:tcPr>
+                  <w:tcBorders>
+                    <w:top w:val="single" w:space="0" w:color="D3D3D3"/>
+                    <w:bottom w:val="single" w:space="0" w:color="D3D3D3"/>
+                    <w:start w:val="single" w:space="0" w:color="D3D3D3"/>
+                    <w:end w:val="single" w:space="0" w:color="D3D3D3"/>
+                  </w:tcBorders>
+                </w:tcPr>
+                <w:p>
+                  <w:pPr>
+                    <w:spacing w:before="0" w:after="60"/>
+                    <w:keepNext/>
+                    <w:jc w:val="start"/>
+                  </w:pPr>
+                  <w:r>
+                    <w:rPr>
+                      <w:rFonts w:ascii="Calibri" w:hAnsi="Calibri"/>
+                      <w:sz w:val="20"/>
+                    </w:rPr>
+                    <w:t xml:space="default">Residual term</w:t>
+                  </w:r>
+                </w:p>
+              </w:tc>
+              <w:tc>
+                <w:tcPr>
+                  <w:tcBorders>
+                    <w:top w:val="single" w:space="0" w:color="D3D3D3"/>
+                    <w:bottom w:val="single" w:space="0" w:color="D3D3D3"/>
+                    <w:start w:val="single" w:space="0" w:color="D3D3D3"/>
+                    <w:end w:val="single" w:space="0" w:color="D3D3D3"/>
+                  </w:tcBorders>
+                  <w:shd w:val="clear" w:color="auto" w:fill="FCB194"/>
+                </w:tcPr>
+                <w:p>
+                  <w:pPr>
+                    <w:spacing w:before="0" w:after="60"/>
+                    <w:keepNext/>
+                    <w:jc w:val="end"/>
+                  </w:pPr>
+                  <w:r>
+                    <w:rPr>
+                      <w:rFonts w:ascii="Calibri" w:hAnsi="Calibri"/>
+                      <w:sz w:val="20"/>
+                    </w:rPr>
+                    <w:t xml:space="default">0.1</w:t>
+                  </w:r>
+                </w:p>
+              </w:tc>
+              <w:tc>
+                <w:tcPr>
+                  <w:tcBorders>
+                    <w:top w:val="single" w:space="0" w:color="D3D3D3"/>
+                    <w:bottom w:val="single" w:space="0" w:color="D3D3D3"/>
+                    <w:start w:val="single" w:space="0" w:color="D3D3D3"/>
+                    <w:end w:val="single" w:space="0" w:color="D3D3D3"/>
+                  </w:tcBorders>
+                  <w:shd w:val="clear" w:color="auto" w:fill="FCAE91"/>
+                </w:tcPr>
+                <w:p>
+                  <w:pPr>
+                    <w:spacing w:before="0" w:after="60"/>
+                    <w:keepNext/>
+                    <w:jc w:val="end"/>
+                  </w:pPr>
+                  <w:r>
+                    <w:rPr>
+                      <w:rFonts w:ascii="Calibri" w:hAnsi="Calibri"/>
+                      <w:sz w:val="20"/>
+                    </w:rPr>
+                    <w:t xml:space="default">0.0</w:t>
+                  </w:r>
+                </w:p>
+              </w:tc>
+              <w:tc>
+                <w:tcPr>
+                  <w:tcBorders>
+                    <w:top w:val="single" w:space="0" w:color="D3D3D3"/>
+                    <w:bottom w:val="single" w:space="0" w:color="D3D3D3"/>
+                    <w:start w:val="single" w:space="0" w:color="D3D3D3"/>
+                    <w:end w:val="single" w:space="0" w:color="D3D3D3"/>
+                  </w:tcBorders>
+                  <w:shd w:val="clear" w:color="auto" w:fill="FFF5F0"/>
+                </w:tcPr>
+                <w:p>
+                  <w:pPr>
+                    <w:spacing w:before="0" w:after="60"/>
+                    <w:keepNext/>
+                    <w:jc w:val="end"/>
+                  </w:pPr>
+                  <w:r>
+                    <w:rPr>
+                      <w:rFonts w:ascii="Calibri" w:hAnsi="Calibri"/>
+                      <w:sz w:val="20"/>
+                    </w:rPr>
+                    <w:t xml:space="default">0.2</w:t>
+                  </w:r>
+                </w:p>
+              </w:tc>
+            </w:tr>
+            <w:tr>
+              <w:trPr>
+                <w:cantSplit/>
+              </w:trPr>
+              <w:tc>
+                <w:tcPr>
+                  <w:tcBorders>
+                    <w:top w:val="single" w:space="0" w:color="D3D3D3"/>
+                    <w:bottom w:val="single" w:space="0" w:color="D3D3D3"/>
+                    <w:start w:val="single" w:space="0" w:color="D3D3D3"/>
+                    <w:end w:val="single" w:space="0" w:color="D3D3D3"/>
+                  </w:tcBorders>
+                </w:tcPr>
+                <w:p>
+                  <w:pPr>
+                    <w:spacing w:before="0" w:after="60"/>
+                    <w:keepNext/>
+                    <w:jc w:val="start"/>
+                  </w:pPr>
+                  <w:r>
+                    <w:rPr>
+                      <w:rFonts w:ascii="Calibri" w:hAnsi="Calibri"/>
+                      <w:sz w:val="20"/>
+                    </w:rPr>
+                    <w:t xml:space="default">Total negative log likelihood</w:t>
+                  </w:r>
+                </w:p>
+              </w:tc>
+              <w:tc>
+                <w:tcPr>
+                  <w:tcBorders>
+                    <w:top w:val="single" w:space="0" w:color="D3D3D3"/>
+                    <w:bottom w:val="single" w:space="0" w:color="D3D3D3"/>
+                    <w:start w:val="single" w:space="0" w:color="D3D3D3"/>
+                    <w:end w:val="single" w:space="0" w:color="D3D3D3"/>
+                  </w:tcBorders>
+                  <w:shd w:val="clear" w:color="auto" w:fill="FEDED1"/>
+                </w:tcPr>
+                <w:p>
+                  <w:pPr>
+                    <w:spacing w:before="0" w:after="60"/>
+                    <w:keepNext/>
+                    <w:jc w:val="end"/>
+                  </w:pPr>
+                  <w:r>
+                    <w:rPr>
+                      <w:rFonts w:ascii="Calibri" w:hAnsi="Calibri"/>
+                      <w:sz w:val="20"/>
+                    </w:rPr>
+                    <w:t xml:space="default">1,234.7</w:t>
+                  </w:r>
+                </w:p>
+              </w:tc>
+              <w:tc>
+                <w:tcPr>
+                  <w:tcBorders>
+                    <w:top w:val="single" w:space="0" w:color="D3D3D3"/>
+                    <w:bottom w:val="single" w:space="0" w:color="D3D3D3"/>
+                    <w:start w:val="single" w:space="0" w:color="D3D3D3"/>
+                    <w:end w:val="single" w:space="0" w:color="D3D3D3"/>
+                  </w:tcBorders>
+                  <w:shd w:val="clear" w:color="auto" w:fill="FFF5F0"/>
+                </w:tcPr>
+                <w:p>
+                  <w:pPr>
+                    <w:spacing w:before="0" w:after="60"/>
+                    <w:keepNext/>
+                    <w:jc w:val="end"/>
+                  </w:pPr>
+                  <w:r>
+                    <w:rPr>
+                      <w:rFonts w:ascii="Calibri" w:hAnsi="Calibri"/>
+                      <w:sz w:val="20"/>
+                    </w:rPr>
+                    <w:t xml:space="default">1,293.1</w:t>
+                  </w:r>
+                </w:p>
+              </w:tc>
+              <w:tc>
+                <w:tcPr>
+                  <w:tcBorders>
+                    <w:top w:val="single" w:space="0" w:color="D3D3D3"/>
+                    <w:bottom w:val="single" w:space="0" w:color="D3D3D3"/>
+                    <w:start w:val="single" w:space="0" w:color="D3D3D3"/>
+                    <w:end w:val="single" w:space="0" w:color="D3D3D3"/>
+                  </w:tcBorders>
+                  <w:shd w:val="clear" w:color="auto" w:fill="FCAE91"/>
+                </w:tcPr>
+                <w:p>
+                  <w:pPr>
+                    <w:spacing w:before="0" w:after="60"/>
+                    <w:keepNext/>
+                    <w:jc w:val="end"/>
+                  </w:pPr>
+                  <w:r>
+                    <w:rPr>
+                      <w:rFonts w:ascii="Calibri" w:hAnsi="Calibri"/>
+                      <w:sz w:val="20"/>
+                    </w:rPr>
+                    <w:t xml:space="default">1,111.4</w:t>
+                  </w:r>
+                </w:p>
+              </w:tc>
+            </w:tr>
+            <w:tr>
+              <w:trPr>
+                <w:cantSplit/>
+              </w:trPr>
+              <w:tc>
+                <w:tcPr>
+                  <w:tcBorders>
+                    <w:top w:val="single" w:space="0" w:color="D3D3D3"/>
+                    <w:bottom w:val="single" w:space="0" w:color="D3D3D3"/>
+                    <w:start w:val="single" w:space="0" w:color="D3D3D3"/>
+                    <w:end w:val="single" w:space="0" w:color="D3D3D3"/>
+                  </w:tcBorders>
+                </w:tcPr>
+                <w:p>
+                  <w:pPr>
+                    <w:spacing w:before="0" w:after="60"/>
+                    <w:keepNext/>
+                    <w:jc w:val="start"/>
+                  </w:pPr>
+                  <w:r>
+                    <w:rPr>
+                      <w:rFonts w:ascii="Calibri" w:hAnsi="Calibri"/>
+                      <w:sz w:val="20"/>
+                    </w:rPr>
+                    <w:t xml:space="default">Estimated parameters (count)</w:t>
+                  </w:r>
+                </w:p>
+              </w:tc>
+              <w:tc>
+                <w:tcPr>
+                  <w:tcBorders>
+                    <w:top w:val="single" w:space="0" w:color="D3D3D3"/>
+                    <w:bottom w:val="single" w:space="0" w:color="D3D3D3"/>
+                    <w:start w:val="single" w:space="0" w:color="D3D3D3"/>
+                    <w:end w:val="single" w:space="0" w:color="D3D3D3"/>
+                  </w:tcBorders>
+                  <w:shd w:val="clear" w:color="auto" w:fill="FFF5F0"/>
+                </w:tcPr>
+                <w:p>
+                  <w:pPr>
+                    <w:spacing w:before="0" w:after="60"/>
+                    <w:keepNext/>
+                    <w:jc w:val="end"/>
+                  </w:pPr>
+                  <w:r>
+                    <w:rPr>
+                      <w:rFonts w:ascii="Calibri" w:hAnsi="Calibri"/>
+                      <w:sz w:val="20"/>
+                    </w:rPr>
+                    <w:t xml:space="default">1,821</w:t>
+                  </w:r>
+                </w:p>
+              </w:tc>
+              <w:tc>
+                <w:tcPr>
+                  <w:tcBorders>
+                    <w:top w:val="single" w:space="0" w:color="D3D3D3"/>
+                    <w:bottom w:val="single" w:space="0" w:color="D3D3D3"/>
+                    <w:start w:val="single" w:space="0" w:color="D3D3D3"/>
+                    <w:end w:val="single" w:space="0" w:color="D3D3D3"/>
+                  </w:tcBorders>
+                  <w:shd w:val="clear" w:color="auto" w:fill="FCAE91"/>
+                </w:tcPr>
+                <w:p>
+                  <w:pPr>
+                    <w:spacing w:before="0" w:after="60"/>
+                    <w:keepNext/>
+                    <w:jc w:val="end"/>
+                  </w:pPr>
+                  <w:r>
+                    <w:rPr>
+                      <w:rFonts w:ascii="Calibri" w:hAnsi="Calibri"/>
+                      <w:sz w:val="20"/>
+                    </w:rPr>
+                    <w:t xml:space="default">1,513</w:t>
+                  </w:r>
+                </w:p>
+              </w:tc>
+              <w:tc>
+                <w:tcPr>
+                  <w:tcBorders>
+                    <w:top w:val="single" w:space="0" w:color="D3D3D3"/>
+                    <w:bottom w:val="single" w:space="0" w:color="D3D3D3"/>
+                    <w:start w:val="single" w:space="0" w:color="D3D3D3"/>
+                    <w:end w:val="single" w:space="0" w:color="D3D3D3"/>
+                  </w:tcBorders>
+                  <w:shd w:val="clear" w:color="auto" w:fill="FDC3AD"/>
+                </w:tcPr>
+                <w:p>
+                  <w:pPr>
+                    <w:spacing w:before="0" w:after="60"/>
+                    <w:keepNext/>
+                    <w:jc w:val="end"/>
+                  </w:pPr>
+                  <w:r>
+                    <w:rPr>
+                      <w:rFonts w:ascii="Calibri" w:hAnsi="Calibri"/>
+                      <w:sz w:val="20"/>
+                    </w:rPr>
+                    <w:t xml:space="default">1,604</w:t>
+                  </w:r>
+                </w:p>
+              </w:tc>
+            </w:tr>
+          </w:tbl>
+          <w:bookmarkEnd w:id="86"/>
+        </w:tc>
+      </w:tr>
+    </w:tbl>
+    <w:bookmarkEnd w:id="87"/>
+    <w:bookmarkStart w:id="90" w:name="simplified-recruitment-alternatives"/>
+    <w:p>
+      <w:pPr>
+        <w:pStyle w:val="Heading2"/>
+      </w:pPr>
+      <w:r>
+        <w:t xml:space="preserve">6.4 Simplified Recruitment Alternatives</w:t>
+      </w:r>
+    </w:p>
+    <w:p>
+      <w:pPr>
+        <w:pStyle w:val="FirstParagraph"/>
+      </w:pPr>
+      <w:r>
+        <w:t xml:space="preserve">A second option is to reduce recruitment complexity by using one recruitment relationship per stock hypothesis, or one per stock under the two-stock model, without additional regime splitting unless that feature is shown to be essential for management performance. The preferred approach is therefore to fit a single Beverton-Holt relationship per stock in the simplified operating model, and then treat regime differences as a robustness test rather than a primary structural alternative.</w:t>
+      </w:r>
+    </w:p>
+    <w:tbl>
+      <w:tblPr>
+        <w:tblStyle w:val="Table"/>
+        <w:tblLook w:firstRow="0" w:lastRow="0" w:firstColumn="0" w:lastColumn="0" w:noHBand="0" w:noVBand="0" w:val="0000"/>
+        <w:tblBorders>
+          <w:top w:val="single" w:sz="4" w:space="0" w:color="0758E5"/>
+          <w:left w:val="single" w:sz="24" w:space="0" w:color="0758E5"/>
+          <w:bottom w:val="single" w:sz="4" w:space="0" w:color="0758E5"/>
+          <w:right w:val="single" w:sz="4" w:space="0" w:color="0758E5"/>
+        </w:tblBorders>
+        <w:tblCellMar>
+          <w:left w:w="144" w:type="dxa"/>
+          <w:right w:w="144" w:type="dxa"/>
+        </w:tblCellMar>
+        <w:tblLook w:firstRow="0" w:lastRow="0" w:firstColumn="0" w:lastColumn="0" w:noHBand="0" w:noVBand="0" w:val="0000"/>
+      </w:tblPr>
+      <w:tr>
+        <w:trPr>
+          <w:cantSplit/>
+        </w:trPr>
+        <w:tc>
+          <w:tcPr>
+            <w:shd w:color="auto" w:fill="dae6fb" w:val="clear"/>
+            <w:tcMar>
+              <w:top w:w="92" w:type="dxa"/>
+              <w:bottom w:w="92" w:type="dxa"/>
+            </w:tcMar>
+          </w:tcPr>
+          <w:p>
+            <w:pPr>
+              <w:pStyle w:val="BodyText"/>
+            </w:pPr>
+            <w:pPr>
+              <w:spacing w:before="0" w:after="0"/>
+              <w:textAlignment w:val="center"/>
+            </w:pPr>
+            <w:r>
+              <w:drawing>
+                <wp:inline>
+                  <wp:extent cx="152400" cy="152400"/>
+                  <wp:effectExtent b="0" l="0" r="0" t="0"/>
+                  <wp:docPr descr="" title="" id="88" name="Picture"/>
+                  <a:graphic>
+                    <a:graphicData uri="http://schemas.openxmlformats.org/drawingml/2006/picture">
+                      <pic:pic>
+                        <pic:nvPicPr>
+                          <pic:cNvPr descr="/Applications/quarto/share/formats/docx/note.png" id="89" name="Picture"/>
+                          <pic:cNvPicPr>
+                            <a:picLocks noChangeArrowheads="1" noChangeAspect="1"/>
+                          </pic:cNvPicPr>
+                        </pic:nvPicPr>
+                        <pic:blipFill>
+                          <a:blip r:embed="rId47"/>
+                          <a:stretch>
+                            <a:fillRect/>
+                          </a:stretch>
+                        </pic:blipFill>
+                        <pic:spPr bwMode="auto">
+                          <a:xfrm>
+                            <a:off x="0" y="0"/>
+                            <a:ext cx="152400" cy="152400"/>
+                          </a:xfrm>
+                          <a:prstGeom prst="rect">
+                            <a:avLst/>
+                          </a:prstGeom>
+                          <a:noFill/>
+                          <a:ln w="9525">
+                            <a:noFill/>
+                            <a:headEnd/>
+                            <a:tailEnd/>
+                          </a:ln>
+                        </pic:spPr>
+                      </pic:pic>
+                    </a:graphicData>
+                  </a:graphic>
+                </wp:inline>
+              </w:drawing>
+            </w:r>
+            <w:r>
+              <w:t xml:space="preserve"> </w:t>
+            </w:r>
+            <w:r>
+              <w:t xml:space="preserve"> </w:t>
+            </w:r>
+            <w:r>
+              <w:t xml:space="preserve">Reviewer comment (I. Mosqueira)</w:t>
+            </w:r>
+          </w:p>
+        </w:tc>
+      </w:tr>
+      <w:tr>
+        <w:trPr>
+          <w:cantSplit/>
+        </w:trPr>
+        <w:tc>
+          <w:tcPr>
+            <w:tcMar>
+              <w:top w:w="108" w:type="dxa"/>
+              <w:bottom w:w="108" w:type="dxa"/>
+            </w:tcMar>
+          </w:tcPr>
+          <w:p>
+            <w:pPr>
+              <w:pStyle w:val="BodyText"/>
+            </w:pPr>
+            <w:pPr>
+              <w:spacing w:before="16"/>
+            </w:pPr>
+            <w:r>
+              <w:t xml:space="preserve">Under</w:t>
+            </w:r>
+            <w:r>
+              <w:t xml:space="preserve"> </w:t>
+            </w:r>
+            <w:r>
+              <w:rPr>
+                <w:rStyle w:val="VerbatimChar"/>
+              </w:rPr>
+              <w:t xml:space="preserve">h2_1.14</w:t>
+            </w:r>
+            <w:r>
+              <w:t xml:space="preserve">, the northern component already includes a regime shift at 1999, and this structural feature should be preserved in that operating model to reflect the interpretation embedded in the current assessment. For the single-stock hypothesis, no formal regime splitting is assumed. Evaluating MSE performance with and without regime structure — by comparing h1 and h2 operating models and by running a version of h1 with a productivity regime break — would clarify how sensitive management procedures are to assumptions about long-run productivity.</w:t>
+            </w:r>
+          </w:p>
+          <w:p>
+            <w:pPr>
+              <w:pStyle w:val="BodyText"/>
+            </w:pPr>
+            <w:pPr>
+              <w:spacing w:after="16"/>
+            </w:pPr>
+            <w:r>
+              <w:t xml:space="preserve">An important diagnostic concern is that some recent recruitments already exceed the upper envelope of the fitted stock-recruitment curve. This suggests that the fitted Beverton-Holt relationship may be conservative relative to actual recruitment productivity in recent years. Future work should consider whether alternative recruitment distributions, higher ceiling values for recruitment deviations, or a revisited steepness estimate are warranted. Projecting with a recruitment distribution that truncates the upper tail of realized recruitments would be systematically pessimistic about stock productivity, which would in turn bias MSE performance comparisons toward overly cautious management conclusions.</w:t>
+            </w:r>
+          </w:p>
+          <w:p/>
+        </w:tc>
+      </w:tr>
+    </w:tbl>
+    <w:bookmarkEnd w:id="90"/>
+    <w:bookmarkStart w:id="93" w:name="fixed-reference-point-alternatives"/>
+    <w:p>
+      <w:pPr>
+        <w:pStyle w:val="Heading2"/>
+      </w:pPr>
+      <w:r>
+        <w:t xml:space="preserve">6.5 Fixed-Reference-Point Alternatives</w:t>
+      </w:r>
+    </w:p>
+    <w:p>
+      <w:pPr>
+        <w:pStyle w:val="FirstParagraph"/>
+      </w:pPr>
+      <w:r>
+        <w:t xml:space="preserve">A third option is to evaluate MSE performance relative to fixed biomass and harvest-rate benchmarks rather than dynamic reference points estimated from terminal-year conditions. This would make the interpretation of management performance much clearer while still allowing later comparison back to the SC13 assessment convention.</w:t>
+      </w:r>
+    </w:p>
+    <w:p>
+      <w:pPr>
+        <w:pStyle w:val="BodyText"/>
+      </w:pPr>
+      <w:r>
+        <w:t xml:space="preserve">The dynamic reference point system in the JJM — where</w:t>
+      </w:r>
+      <w:r>
+        <w:t xml:space="preserve"> </w:t>
+      </w:r>
+      <w:r>
+        <w:rPr>
+          <w:rStyle w:val="VerbatimChar"/>
+        </w:rPr>
+        <w:t xml:space="preserve">BMSY</w:t>
+      </w:r>
+      <w:r>
+        <w:t xml:space="preserve"> </w:t>
+      </w:r>
+      <w:r>
+        <w:t xml:space="preserve">and</w:t>
+      </w:r>
+      <w:r>
+        <w:t xml:space="preserve"> </w:t>
+      </w:r>
+      <w:r>
+        <w:rPr>
+          <w:rStyle w:val="VerbatimChar"/>
+        </w:rPr>
+        <w:t xml:space="preserve">FMSY</w:t>
+      </w:r>
+      <w:r>
+        <w:t xml:space="preserve"> </w:t>
+      </w:r>
+      <w:r>
+        <w:t xml:space="preserve">shift with terminal-year selectivity and weight-at-age — is appropriate in the annual assessment context but problematic for MSE. If reference points change every year as a function of the operating model state, it becomes difficult to distinguish genuine changes in stock productivity from artefacts of the simulation design.</w:t>
+      </w:r>
+    </w:p>
+    <w:tbl>
+      <w:tblPr>
+        <w:tblStyle w:val="Table"/>
+        <w:tblLook w:firstRow="0" w:lastRow="0" w:firstColumn="0" w:lastColumn="0" w:noHBand="0" w:noVBand="0" w:val="0000"/>
+        <w:tblBorders>
+          <w:top w:val="single" w:sz="4" w:space="0" w:color="0758E5"/>
+          <w:left w:val="single" w:sz="24" w:space="0" w:color="0758E5"/>
+          <w:bottom w:val="single" w:sz="4" w:space="0" w:color="0758E5"/>
+          <w:right w:val="single" w:sz="4" w:space="0" w:color="0758E5"/>
+        </w:tblBorders>
+        <w:tblCellMar>
+          <w:left w:w="144" w:type="dxa"/>
+          <w:right w:w="144" w:type="dxa"/>
+        </w:tblCellMar>
+        <w:tblLook w:firstRow="0" w:lastRow="0" w:firstColumn="0" w:lastColumn="0" w:noHBand="0" w:noVBand="0" w:val="0000"/>
+      </w:tblPr>
+      <w:tr>
+        <w:trPr>
+          <w:cantSplit/>
+        </w:trPr>
+        <w:tc>
+          <w:tcPr>
+            <w:shd w:color="auto" w:fill="dae6fb" w:val="clear"/>
+            <w:tcMar>
+              <w:top w:w="92" w:type="dxa"/>
+              <w:bottom w:w="92" w:type="dxa"/>
+            </w:tcMar>
+          </w:tcPr>
+          <w:p>
+            <w:pPr>
+              <w:pStyle w:val="BodyText"/>
+            </w:pPr>
+            <w:pPr>
+              <w:spacing w:before="0" w:after="0"/>
+              <w:textAlignment w:val="center"/>
+            </w:pPr>
+            <w:r>
+              <w:drawing>
+                <wp:inline>
+                  <wp:extent cx="152400" cy="152400"/>
+                  <wp:effectExtent b="0" l="0" r="0" t="0"/>
+                  <wp:docPr descr="" title="" id="91" name="Picture"/>
+                  <a:graphic>
+                    <a:graphicData uri="http://schemas.openxmlformats.org/drawingml/2006/picture">
+                      <pic:pic>
+                        <pic:nvPicPr>
+                          <pic:cNvPr descr="/Applications/quarto/share/formats/docx/note.png" id="92" name="Picture"/>
+                          <pic:cNvPicPr>
+                            <a:picLocks noChangeArrowheads="1" noChangeAspect="1"/>
+                          </pic:cNvPicPr>
+                        </pic:nvPicPr>
+                        <pic:blipFill>
+                          <a:blip r:embed="rId47"/>
+                          <a:stretch>
+                            <a:fillRect/>
+                          </a:stretch>
+                        </pic:blipFill>
+                        <pic:spPr bwMode="auto">
+                          <a:xfrm>
+                            <a:off x="0" y="0"/>
+                            <a:ext cx="152400" cy="152400"/>
+                          </a:xfrm>
+                          <a:prstGeom prst="rect">
+                            <a:avLst/>
+                          </a:prstGeom>
+                          <a:noFill/>
+                          <a:ln w="9525">
+                            <a:noFill/>
+                            <a:headEnd/>
+                            <a:tailEnd/>
+                          </a:ln>
+                        </pic:spPr>
+                      </pic:pic>
+                    </a:graphicData>
+                  </a:graphic>
+                </wp:inline>
+              </w:drawing>
+            </w:r>
+            <w:r>
+              <w:t xml:space="preserve"> </w:t>
+            </w:r>
+            <w:r>
+              <w:t xml:space="preserve"> </w:t>
+            </w:r>
+            <w:r>
+              <w:t xml:space="preserve">Reviewer comment (I. Mosqueira)</w:t>
+            </w:r>
+          </w:p>
+        </w:tc>
+      </w:tr>
+      <w:tr>
+        <w:trPr>
+          <w:cantSplit/>
+        </w:trPr>
+        <w:tc>
+          <w:tcPr>
+            <w:tcMar>
+              <w:top w:w="108" w:type="dxa"/>
+              <w:bottom w:w="108" w:type="dxa"/>
+            </w:tcMar>
+          </w:tcPr>
+          <w:p>
+            <w:pPr>
+              <w:pStyle w:val="BodyText"/>
+            </w:pPr>
+            <w:pPr>
+              <w:spacing w:before="16" w:after="16"/>
+            </w:pPr>
+            <w:r>
+              <w:t xml:space="preserve">If the simplified selectivity alternative adopts block-based selectivity, then reference points should be calculated using the selectivity pattern from the</w:t>
+            </w:r>
+            <w:r>
+              <w:t xml:space="preserve"> </w:t>
+            </w:r>
+            <w:r>
+              <w:rPr>
+                <w:b/>
+                <w:bCs/>
+              </w:rPr>
+              <w:t xml:space="preserve">final block period</w:t>
+            </w:r>
+            <w:r>
+              <w:t xml:space="preserve"> </w:t>
+            </w:r>
+            <w:r>
+              <w:t xml:space="preserve">for all future projections. This is internally consistent: the operating model should use the same selectivity for calculating</w:t>
+            </w:r>
+            <w:r>
+              <w:t xml:space="preserve"> </w:t>
+            </w:r>
+            <w:r>
+              <w:rPr>
+                <w:rStyle w:val="VerbatimChar"/>
+              </w:rPr>
+              <w:t xml:space="preserve">FMSY</w:t>
+            </w:r>
+            <w:r>
+              <w:t xml:space="preserve"> </w:t>
+            </w:r>
+            <w:r>
+              <w:t xml:space="preserve">and</w:t>
+            </w:r>
+            <w:r>
+              <w:t xml:space="preserve"> </w:t>
+            </w:r>
+            <w:r>
+              <w:rPr>
+                <w:rStyle w:val="VerbatimChar"/>
+              </w:rPr>
+              <w:t xml:space="preserve">BMSY</w:t>
+            </w:r>
+            <w:r>
+              <w:t xml:space="preserve"> </w:t>
+            </w:r>
+            <w:r>
+              <w:t xml:space="preserve">as it uses for projecting future mortality. Using the last block’s selectivity as the reference configuration avoids the problem of reference points shifting mid-simulation as selectivity changes, and it is analogous to the fixed-reference-point convention already applied in several RFMO MSE programmes.</w:t>
+            </w:r>
+          </w:p>
+          <w:p/>
+        </w:tc>
+      </w:tr>
+    </w:tbl>
+    <w:p>
+      <w:pPr>
+        <w:pStyle w:val="BodyText"/>
+      </w:pPr>
+      <w:r>
+        <w:t xml:space="preserve">The recommended approach is therefore to calculate reference points once, using the terminal selectivity block and the current biological schedules, and use those fixed values as management benchmarks throughout the MSE simulation. Sensitivity to the choice of reference period can be examined as part of robustness testing.</w:t>
+      </w:r>
+    </w:p>
+    <w:bookmarkEnd w:id="93"/>
+    <w:bookmarkEnd w:id="94"/>
+    <w:bookmarkStart w:id="95" w:name="summary"/>
     <w:p>
       <w:pPr>
         <w:pStyle w:val="Heading1"/>
       </w:pPr>
       <w:r>
-        <w:t xml:space="preserve">7. Conclusions</w:t>
+        <w:t xml:space="preserve">7. Summary</w:t>
       </w:r>
     </w:p>
     <w:p>
@@ -5025,53 +10591,13 @@
         <w:pStyle w:val="FirstParagraph"/>
       </w:pPr>
       <w:r>
-        <w:t xml:space="preserve">The materials in this assessment directory show that</w:t>
-      </w:r>
-      <w:r>
-        <w:t xml:space="preserve"> </w:t>
-      </w:r>
-      <w:r>
-        <w:rPr>
-          <w:rStyle w:val="VerbatimChar"/>
-        </w:rPr>
-        <w:t xml:space="preserve">h1_1.14</w:t>
-      </w:r>
-      <w:r>
-        <w:t xml:space="preserve"> </w:t>
-      </w:r>
-      <w:r>
-        <w:t xml:space="preserve">and</w:t>
-      </w:r>
-      <w:r>
-        <w:t xml:space="preserve"> </w:t>
-      </w:r>
-      <w:r>
-        <w:rPr>
-          <w:rStyle w:val="VerbatimChar"/>
-        </w:rPr>
-        <w:t xml:space="preserve">h2_1.14</w:t>
-      </w:r>
-      <w:r>
-        <w:t xml:space="preserve"> </w:t>
-      </w:r>
-      <w:r>
-        <w:t xml:space="preserve">are not merely two alternative labels for the same model. They are two distinct but closely related assessment formulations built on a common JJM framework, a common SC13 data set, and a common logic for annual advice. Both models are technically rich and both are appropriate starting points for MSE precisely because they represent the current assessment basis used for advice.</w:t>
-      </w:r>
-    </w:p>
-    <w:p>
-      <w:pPr>
-        <w:pStyle w:val="BodyText"/>
-      </w:pPr>
-      <w:r>
-        <w:t xml:space="preserve">At the same time, both models contain features that make them difficult to carry directly into MSE. The most important of these are time-varying selectivity, dynamic reference points, differing fitting and projection assumptions, and confounding between stock-structure uncertainty and other structural differences. The main conclusion of this working paper is therefore that the SC13 base model should be retained as the benchmark for comparison, but not assumed to be the final operating model for MSE.</w:t>
-      </w:r>
-    </w:p>
-    <w:p>
-      <w:pPr>
-        <w:pStyle w:val="BodyText"/>
-      </w:pPr>
-      <w:r>
-        <w:t xml:space="preserve">Following the reviewer comments incorporated in this revision, a clearer set of priorities has emerged for the simplified operating models:</w:t>
+        <w:t xml:space="preserve">The evaluations presented here are meant as discussion items leading into the benchmark workshop.</w:t>
+      </w:r>
+      <w:r>
+        <w:t xml:space="preserve"> </w:t>
+      </w:r>
+      <w:r>
+        <w:t xml:space="preserve">One set of potential issue has emerged for further consideration by the group:</w:t>
       </w:r>
     </w:p>
     <w:p>
@@ -5308,8 +10834,8 @@
         <w:t xml:space="preserve">The next step is to construct and compare simplified alternatives that remain faithful to the broad SC13 assessment picture while avoiding the complicated issues identified during the July 2025 MSE workshop. The reviewer comments documented here provide a prioritized roadmap for that work.</w:t>
       </w:r>
     </w:p>
-    <w:bookmarkEnd w:id="87"/>
-    <w:bookmarkStart w:id="97" w:name="appendix-compact-equation-summary"/>
+    <w:bookmarkEnd w:id="95"/>
+    <w:bookmarkStart w:id="105" w:name="appendix-compact-equation-summary"/>
     <w:p>
       <w:pPr>
         <w:pStyle w:val="Heading1"/>
@@ -5326,7 +10852,7 @@
         <w:t xml:space="preserve">This appendix gives a compact schematic description of the equations underlying the SC13 Joint Jack Mackerel Model. It is intended to summarize the structure used in this working paper rather than to reproduce every implementation detail of the ADMB code or every option described in the technical annex and user guide.</w:t>
       </w:r>
     </w:p>
-    <w:bookmarkStart w:id="88" w:name="notation"/>
+    <w:bookmarkStart w:id="96" w:name="notation"/>
     <w:p>
       <w:pPr>
         <w:pStyle w:val="Heading2"/>
@@ -5916,8 +11442,8 @@
         <w:t xml:space="preserve">.</w:t>
       </w:r>
     </w:p>
-    <w:bookmarkEnd w:id="88"/>
-    <w:bookmarkStart w:id="89" w:name="population-update"/>
+    <w:bookmarkEnd w:id="96"/>
+    <w:bookmarkStart w:id="97" w:name="population-update"/>
     <w:p>
       <w:pPr>
         <w:pStyle w:val="Heading2"/>
@@ -6925,8 +12451,8 @@
         <w:t xml:space="preserve">is the fraction of annual mortality occurring before spawning.</w:t>
       </w:r>
     </w:p>
-    <w:bookmarkEnd w:id="89"/>
-    <w:bookmarkStart w:id="90" w:name="stock-recruitment-relationship"/>
+    <w:bookmarkEnd w:id="97"/>
+    <w:bookmarkStart w:id="98" w:name="stock-recruitment-relationship"/>
     <w:p>
       <w:pPr>
         <w:pStyle w:val="Heading2"/>
@@ -7451,8 +12977,8 @@
         <w:t xml:space="preserve">, recruitment is assigned across two stocks with a more complex regime structure, including the 1999 shift described in the control file.</w:t>
       </w:r>
     </w:p>
-    <w:bookmarkEnd w:id="90"/>
-    <w:bookmarkStart w:id="91" w:name="fishing-mortality-and-catch"/>
+    <w:bookmarkEnd w:id="98"/>
+    <w:bookmarkStart w:id="99" w:name="fishing-mortality-and-catch"/>
     <w:p>
       <w:pPr>
         <w:pStyle w:val="Heading2"/>
@@ -8128,8 +13654,8 @@
         </m:oMath>
       </m:oMathPara>
     </w:p>
-    <w:bookmarkEnd w:id="91"/>
-    <w:bookmarkStart w:id="92" w:name="abundance-indices"/>
+    <w:bookmarkEnd w:id="99"/>
+    <w:bookmarkStart w:id="100" w:name="abundance-indices"/>
     <w:p>
       <w:pPr>
         <w:pStyle w:val="Heading2"/>
@@ -8536,8 +14062,8 @@
         <w:t xml:space="preserve">places the survey or CPUE observation within the year. This expression is schematic because some indices are closer to numbers-at-age and others to biomass, but it captures the model logic used across the SC13 index components.</w:t>
       </w:r>
     </w:p>
-    <w:bookmarkEnd w:id="92"/>
-    <w:bookmarkStart w:id="93" w:name="age-and-length-compositions"/>
+    <w:bookmarkEnd w:id="100"/>
+    <w:bookmarkStart w:id="101" w:name="age-and-length-compositions"/>
     <w:p>
       <w:pPr>
         <w:pStyle w:val="Heading2"/>
@@ -9050,8 +14576,8 @@
         <w:t xml:space="preserve">, derived from the von Bertalanffy growth specification used by the model.</w:t>
       </w:r>
     </w:p>
-    <w:bookmarkEnd w:id="93"/>
-    <w:bookmarkStart w:id="94" w:name="observation-likelihoods"/>
+    <w:bookmarkEnd w:id="101"/>
+    <w:bookmarkStart w:id="102" w:name="observation-likelihoods"/>
     <w:p>
       <w:pPr>
         <w:pStyle w:val="Heading2"/>
@@ -9660,8 +15186,8 @@
         <w:t xml:space="preserve">The SC13 model uses Francis weighting for age-composition effective sample sizes, so the composition likelihood is strongly affected by those externally specified weights.</w:t>
       </w:r>
     </w:p>
-    <w:bookmarkEnd w:id="94"/>
-    <w:bookmarkStart w:id="95" w:name="objective-function"/>
+    <w:bookmarkEnd w:id="102"/>
+    <w:bookmarkStart w:id="103" w:name="objective-function"/>
     <w:p>
       <w:pPr>
         <w:pStyle w:val="Heading2"/>
@@ -10007,8 +15533,8 @@
         <w:t xml:space="preserve">, is especially important in SC13 because the model includes extensive penalties on fishery and survey selectivity trajectories to regularize the time-varying non-parametric selectivity schedules.</w:t>
       </w:r>
     </w:p>
-    <w:bookmarkEnd w:id="95"/>
-    <w:bookmarkStart w:id="96" w:name="dynamic-reference-points"/>
+    <w:bookmarkEnd w:id="103"/>
+    <w:bookmarkStart w:id="104" w:name="dynamic-reference-points"/>
     <w:p>
       <w:pPr>
         <w:pStyle w:val="Heading2"/>
@@ -10432,9 +15958,9 @@
         <w:t xml:space="preserve">vary through time in the SC13 assessment rather than remaining fixed constants.</w:t>
       </w:r>
     </w:p>
-    <w:bookmarkEnd w:id="96"/>
-    <w:bookmarkEnd w:id="97"/>
-    <w:bookmarkStart w:id="131" w:name="references"/>
+    <w:bookmarkEnd w:id="104"/>
+    <w:bookmarkEnd w:id="105"/>
+    <w:bookmarkStart w:id="139" w:name="references"/>
     <w:p>
       <w:pPr>
         <w:pStyle w:val="Heading1"/>
@@ -10443,8 +15969,8 @@
         <w:t xml:space="preserve">References</w:t>
       </w:r>
     </w:p>
-    <w:bookmarkStart w:id="130" w:name="refs"/>
-    <w:bookmarkStart w:id="99" w:name="ref-vonbertalanffy1957growth"/>
+    <w:bookmarkStart w:id="138" w:name="refs"/>
+    <w:bookmarkStart w:id="107" w:name="ref-vonbertalanffy1957growth"/>
     <w:p>
       <w:pPr>
         <w:pStyle w:val="Bibliography"/>
@@ -10481,7 +16007,7 @@
       <w:r>
         <w:t xml:space="preserve"> </w:t>
       </w:r>
-      <w:hyperlink r:id="rId98">
+      <w:hyperlink r:id="rId106">
         <w:r>
           <w:rPr>
             <w:rStyle w:val="Hyperlink"/>
@@ -10490,8 +16016,8 @@
         </w:r>
       </w:hyperlink>
     </w:p>
-    <w:bookmarkEnd w:id="99"/>
-    <w:bookmarkStart w:id="100" w:name="ref-beverton1957dynamics"/>
+    <w:bookmarkEnd w:id="107"/>
+    <w:bookmarkStart w:id="108" w:name="ref-beverton1957dynamics"/>
     <w:p>
       <w:pPr>
         <w:pStyle w:val="Bibliography"/>
@@ -10516,8 +16042,8 @@
         <w:t xml:space="preserve">(Vol. 19, p. 533). H. M. Stationery Office.</w:t>
       </w:r>
     </w:p>
-    <w:bookmarkEnd w:id="100"/>
-    <w:bookmarkStart w:id="102" w:name="ref-butterworth1999procedures"/>
+    <w:bookmarkEnd w:id="108"/>
+    <w:bookmarkStart w:id="110" w:name="ref-butterworth1999procedures"/>
     <w:p>
       <w:pPr>
         <w:pStyle w:val="Bibliography"/>
@@ -10554,7 +16080,7 @@
       <w:r>
         <w:t xml:space="preserve"> </w:t>
       </w:r>
-      <w:hyperlink r:id="rId101">
+      <w:hyperlink r:id="rId109">
         <w:r>
           <w:rPr>
             <w:rStyle w:val="Hyperlink"/>
@@ -10563,8 +16089,8 @@
         </w:r>
       </w:hyperlink>
     </w:p>
-    <w:bookmarkEnd w:id="102"/>
-    <w:bookmarkStart w:id="104" w:name="ref-carruthers2024roadmap"/>
+    <w:bookmarkEnd w:id="110"/>
+    <w:bookmarkStart w:id="112" w:name="ref-carruthers2024roadmap"/>
     <w:p>
       <w:pPr>
         <w:pStyle w:val="Bibliography"/>
@@ -10627,7 +16153,7 @@
       <w:r>
         <w:t xml:space="preserve"> </w:t>
       </w:r>
-      <w:hyperlink r:id="rId103">
+      <w:hyperlink r:id="rId111">
         <w:r>
           <w:rPr>
             <w:rStyle w:val="Hyperlink"/>
@@ -10636,8 +16162,8 @@
         </w:r>
       </w:hyperlink>
     </w:p>
-    <w:bookmarkEnd w:id="104"/>
-    <w:bookmarkStart w:id="106" w:name="ref-fournier2012admb"/>
+    <w:bookmarkEnd w:id="112"/>
+    <w:bookmarkStart w:id="114" w:name="ref-fournier2012admb"/>
     <w:p>
       <w:pPr>
         <w:pStyle w:val="Bibliography"/>
@@ -10674,7 +16200,7 @@
       <w:r>
         <w:t xml:space="preserve"> </w:t>
       </w:r>
-      <w:hyperlink r:id="rId105">
+      <w:hyperlink r:id="rId113">
         <w:r>
           <w:rPr>
             <w:rStyle w:val="Hyperlink"/>
@@ -10683,8 +16209,8 @@
         </w:r>
       </w:hyperlink>
     </w:p>
-    <w:bookmarkEnd w:id="106"/>
-    <w:bookmarkStart w:id="108" w:name="ref-fournier1982catchage"/>
+    <w:bookmarkEnd w:id="114"/>
+    <w:bookmarkStart w:id="116" w:name="ref-fournier1982catchage"/>
     <w:p>
       <w:pPr>
         <w:pStyle w:val="Bibliography"/>
@@ -10721,7 +16247,7 @@
       <w:r>
         <w:t xml:space="preserve"> </w:t>
       </w:r>
-      <w:hyperlink r:id="rId107">
+      <w:hyperlink r:id="rId115">
         <w:r>
           <w:rPr>
             <w:rStyle w:val="Hyperlink"/>
@@ -10730,8 +16256,8 @@
         </w:r>
       </w:hyperlink>
     </w:p>
-    <w:bookmarkEnd w:id="108"/>
-    <w:bookmarkStart w:id="110" w:name="ref-francis2011weighting"/>
+    <w:bookmarkEnd w:id="116"/>
+    <w:bookmarkStart w:id="118" w:name="ref-francis2011weighting"/>
     <w:p>
       <w:pPr>
         <w:pStyle w:val="Bibliography"/>
@@ -10768,7 +16294,7 @@
       <w:r>
         <w:t xml:space="preserve"> </w:t>
       </w:r>
-      <w:hyperlink r:id="rId109">
+      <w:hyperlink r:id="rId117">
         <w:r>
           <w:rPr>
             <w:rStyle w:val="Hyperlink"/>
@@ -10777,8 +16303,8 @@
         </w:r>
       </w:hyperlink>
     </w:p>
-    <w:bookmarkEnd w:id="110"/>
-    <w:bookmarkStart w:id="112" w:name="ref-hilborn1992quantitative"/>
+    <w:bookmarkEnd w:id="118"/>
+    <w:bookmarkStart w:id="120" w:name="ref-hilborn1992quantitative"/>
     <w:p>
       <w:pPr>
         <w:pStyle w:val="Bibliography"/>
@@ -10802,7 +16328,7 @@
       <w:r>
         <w:t xml:space="preserve"> </w:t>
       </w:r>
-      <w:hyperlink r:id="rId111">
+      <w:hyperlink r:id="rId119">
         <w:r>
           <w:rPr>
             <w:rStyle w:val="Hyperlink"/>
@@ -10811,8 +16337,8 @@
         </w:r>
       </w:hyperlink>
     </w:p>
-    <w:bookmarkEnd w:id="112"/>
-    <w:bookmarkStart w:id="114" w:name="ref-linton2011selectivity"/>
+    <w:bookmarkEnd w:id="120"/>
+    <w:bookmarkStart w:id="122" w:name="ref-linton2011selectivity"/>
     <w:p>
       <w:pPr>
         <w:pStyle w:val="Bibliography"/>
@@ -10849,7 +16375,7 @@
       <w:r>
         <w:t xml:space="preserve"> </w:t>
       </w:r>
-      <w:hyperlink r:id="rId113">
+      <w:hyperlink r:id="rId121">
         <w:r>
           <w:rPr>
             <w:rStyle w:val="Hyperlink"/>
@@ -10858,8 +16384,8 @@
         </w:r>
       </w:hyperlink>
     </w:p>
-    <w:bookmarkEnd w:id="114"/>
-    <w:bookmarkStart w:id="115" w:name="ref-mccullagh1989glm"/>
+    <w:bookmarkEnd w:id="122"/>
+    <w:bookmarkStart w:id="123" w:name="ref-mccullagh1989glm"/>
     <w:p>
       <w:pPr>
         <w:pStyle w:val="Bibliography"/>
@@ -10884,8 +16410,8 @@
         <w:t xml:space="preserve">(2nd ed.). Chapman; Hall.</w:t>
       </w:r>
     </w:p>
-    <w:bookmarkEnd w:id="115"/>
-    <w:bookmarkStart w:id="117" w:name="ref-nelder1972glm"/>
+    <w:bookmarkEnd w:id="123"/>
+    <w:bookmarkStart w:id="125" w:name="ref-nelder1972glm"/>
     <w:p>
       <w:pPr>
         <w:pStyle w:val="Bibliography"/>
@@ -10922,7 +16448,7 @@
       <w:r>
         <w:t xml:space="preserve"> </w:t>
       </w:r>
-      <w:hyperlink r:id="rId116">
+      <w:hyperlink r:id="rId124">
         <w:r>
           <w:rPr>
             <w:rStyle w:val="Hyperlink"/>
@@ -10931,8 +16457,8 @@
         </w:r>
       </w:hyperlink>
     </w:p>
-    <w:bookmarkEnd w:id="117"/>
-    <w:bookmarkStart w:id="119" w:name="ref-punt2016bestpractices"/>
+    <w:bookmarkEnd w:id="125"/>
+    <w:bookmarkStart w:id="127" w:name="ref-punt2016bestpractices"/>
     <w:p>
       <w:pPr>
         <w:pStyle w:val="Bibliography"/>
@@ -10969,7 +16495,7 @@
       <w:r>
         <w:t xml:space="preserve"> </w:t>
       </w:r>
-      <w:hyperlink r:id="rId118">
+      <w:hyperlink r:id="rId126">
         <w:r>
           <w:rPr>
             <w:rStyle w:val="Hyperlink"/>
@@ -10978,8 +16504,8 @@
         </w:r>
       </w:hyperlink>
     </w:p>
-    <w:bookmarkEnd w:id="119"/>
-    <w:bookmarkStart w:id="121" w:name="ref-rousseau2019fleets"/>
+    <w:bookmarkEnd w:id="127"/>
+    <w:bookmarkStart w:id="129" w:name="ref-rousseau2019fleets"/>
     <w:p>
       <w:pPr>
         <w:pStyle w:val="Bibliography"/>
@@ -11016,7 +16542,7 @@
       <w:r>
         <w:t xml:space="preserve"> </w:t>
       </w:r>
-      <w:hyperlink r:id="rId120">
+      <w:hyperlink r:id="rId128">
         <w:r>
           <w:rPr>
             <w:rStyle w:val="Hyperlink"/>
@@ -11025,8 +16551,8 @@
         </w:r>
       </w:hyperlink>
     </w:p>
-    <w:bookmarkEnd w:id="121"/>
-    <w:bookmarkStart w:id="123" w:name="ref-schnute1995error"/>
+    <w:bookmarkEnd w:id="129"/>
+    <w:bookmarkStart w:id="131" w:name="ref-schnute1995error"/>
     <w:p>
       <w:pPr>
         <w:pStyle w:val="Bibliography"/>
@@ -11063,7 +16589,7 @@
       <w:r>
         <w:t xml:space="preserve"> </w:t>
       </w:r>
-      <w:hyperlink r:id="rId122">
+      <w:hyperlink r:id="rId130">
         <w:r>
           <w:rPr>
             <w:rStyle w:val="Hyperlink"/>
@@ -11072,8 +16598,8 @@
         </w:r>
       </w:hyperlink>
     </w:p>
-    <w:bookmarkEnd w:id="123"/>
-    <w:bookmarkStart w:id="125" w:name="ref-siple2021smallpelagics"/>
+    <w:bookmarkEnd w:id="131"/>
+    <w:bookmarkStart w:id="133" w:name="ref-siple2021smallpelagics"/>
     <w:p>
       <w:pPr>
         <w:pStyle w:val="Bibliography"/>
@@ -11110,7 +16636,7 @@
       <w:r>
         <w:t xml:space="preserve"> </w:t>
       </w:r>
-      <w:hyperlink r:id="rId124">
+      <w:hyperlink r:id="rId132">
         <w:r>
           <w:rPr>
             <w:rStyle w:val="Hyperlink"/>
@@ -11119,8 +16645,8 @@
         </w:r>
       </w:hyperlink>
     </w:p>
-    <w:bookmarkEnd w:id="125"/>
-    <w:bookmarkStart w:id="127" w:name="ref-sprfmo2025mseworkshop"/>
+    <w:bookmarkEnd w:id="133"/>
+    <w:bookmarkStart w:id="135" w:name="ref-sprfmo2025mseworkshop"/>
     <w:p>
       <w:pPr>
         <w:pStyle w:val="Bibliography"/>
@@ -11189,7 +16715,7 @@
       <w:r>
         <w:t xml:space="preserve"> </w:t>
       </w:r>
-      <w:hyperlink r:id="rId126">
+      <w:hyperlink r:id="rId134">
         <w:r>
           <w:rPr>
             <w:rStyle w:val="Hyperlink"/>
@@ -11198,8 +16724,8 @@
         </w:r>
       </w:hyperlink>
     </w:p>
-    <w:bookmarkEnd w:id="127"/>
-    <w:bookmarkStart w:id="129" w:name="ref-sprfmo2025annex11"/>
+    <w:bookmarkEnd w:id="135"/>
+    <w:bookmarkStart w:id="137" w:name="ref-sprfmo2025annex11"/>
     <w:p>
       <w:pPr>
         <w:pStyle w:val="Bibliography"/>
@@ -11223,7 +16749,7 @@
       <w:r>
         <w:t xml:space="preserve"> </w:t>
       </w:r>
-      <w:hyperlink r:id="rId128">
+      <w:hyperlink r:id="rId136">
         <w:r>
           <w:rPr>
             <w:rStyle w:val="Hyperlink"/>
@@ -11232,9 +16758,9 @@
         </w:r>
       </w:hyperlink>
     </w:p>
-    <w:bookmarkEnd w:id="129"/>
-    <w:bookmarkEnd w:id="130"/>
-    <w:bookmarkEnd w:id="131"/>
+    <w:bookmarkEnd w:id="137"/>
+    <w:bookmarkEnd w:id="138"/>
+    <w:bookmarkEnd w:id="139"/>
     <w:sectPr>
       <w:footnotePr>
         <w:numRestart w:val="eachSect"/>

--- a/docs/JM-WP-BM-01.docx
+++ b/docs/JM-WP-BM-01.docx
@@ -1159,7 +1159,7 @@
     </w:p>
     <w:bookmarkEnd w:id="31"/>
     <w:bookmarkEnd w:id="32"/>
-    <w:bookmarkStart w:id="36" w:name="the-sc13-base-advice-models"/>
+    <w:bookmarkStart w:id="37" w:name="the-sc13-base-advice-models"/>
     <w:p>
       <w:pPr>
         <w:pStyle w:val="Heading1"/>
@@ -1475,7 +1475,7 @@
       </w:r>
     </w:p>
     <w:bookmarkEnd w:id="34"/>
-    <w:bookmarkStart w:id="35" w:name="summary-comparison"/>
+    <w:bookmarkStart w:id="36" w:name="summary-comparison"/>
     <w:p>
       <w:pPr>
         <w:pStyle w:val="Heading2"/>
@@ -1489,615 +1489,12 @@
         <w:pStyle w:val="FirstParagraph"/>
       </w:pPr>
       <w:r>
-        <w:t xml:space="preserve">Table 1 summarizes the main structural differences between the two SC13 advice models.</w:t>
-      </w:r>
-    </w:p>
-    <w:tbl>
-      <w:tblPr>
-        <w:tblStyle w:val="Table"/>
-        <w:tblW w:type="pct" w:w="5000"/>
-        <w:tblLayout w:type="fixed"/>
-        <w:tblLook w:firstRow="1" w:lastRow="0" w:firstColumn="0" w:lastColumn="0" w:noHBand="0" w:noVBand="0" w:val="0020"/>
-      </w:tblPr>
-      <w:tblGrid>
-        <w:gridCol w:w="2640"/>
-        <w:gridCol w:w="2640"/>
-        <w:gridCol w:w="2640"/>
-      </w:tblGrid>
-      <w:tr>
-        <w:trPr>
-          <w:tblHeader w:val="on"/>
-        </w:trPr>
-        <w:tc>
-          <w:tcPr/>
-          <w:p>
-            <w:pPr>
-              <w:pStyle w:val="Compact"/>
-            </w:pPr>
-            <w:r>
-              <w:t xml:space="preserve">Feature</w:t>
-            </w:r>
-          </w:p>
-        </w:tc>
-        <w:tc>
-          <w:tcPr/>
-          <w:p>
-            <w:pPr>
-              <w:pStyle w:val="Compact"/>
-            </w:pPr>
-            <w:r>
-              <w:rPr>
-                <w:rStyle w:val="VerbatimChar"/>
-              </w:rPr>
-              <w:t xml:space="preserve">h1_1.14</w:t>
-            </w:r>
-          </w:p>
-        </w:tc>
-        <w:tc>
-          <w:tcPr/>
-          <w:p>
-            <w:pPr>
-              <w:pStyle w:val="Compact"/>
-            </w:pPr>
-            <w:r>
-              <w:rPr>
-                <w:rStyle w:val="VerbatimChar"/>
-              </w:rPr>
-              <w:t xml:space="preserve">h2_1.14</w:t>
-            </w:r>
-          </w:p>
-        </w:tc>
-      </w:tr>
-      <w:tr>
-        <w:tc>
-          <w:tcPr/>
-          <w:p>
-            <w:pPr>
-              <w:pStyle w:val="Compact"/>
-            </w:pPr>
-            <w:r>
-              <w:t xml:space="preserve">Stock hypothesis</w:t>
-            </w:r>
-          </w:p>
-        </w:tc>
-        <w:tc>
-          <w:tcPr/>
-          <w:p>
-            <w:pPr>
-              <w:pStyle w:val="Compact"/>
-            </w:pPr>
-            <w:r>
-              <w:t xml:space="preserve">Single shared stock</w:t>
-            </w:r>
-          </w:p>
-        </w:tc>
-        <w:tc>
-          <w:tcPr/>
-          <w:p>
-            <w:pPr>
-              <w:pStyle w:val="Compact"/>
-            </w:pPr>
-            <w:r>
-              <w:t xml:space="preserve">Southern stock plus far north stock</w:t>
-            </w:r>
-          </w:p>
-        </w:tc>
-      </w:tr>
-      <w:tr>
-        <w:tc>
-          <w:tcPr/>
-          <w:p>
-            <w:pPr>
-              <w:pStyle w:val="Compact"/>
-            </w:pPr>
-            <w:r>
-              <w:t xml:space="preserve">Number of modeled stocks</w:t>
-            </w:r>
-          </w:p>
-        </w:tc>
-        <w:tc>
-          <w:tcPr/>
-          <w:p>
-            <w:pPr>
-              <w:pStyle w:val="Compact"/>
-            </w:pPr>
-            <w:r>
-              <w:t xml:space="preserve">1</w:t>
-            </w:r>
-          </w:p>
-        </w:tc>
-        <w:tc>
-          <w:tcPr/>
-          <w:p>
-            <w:pPr>
-              <w:pStyle w:val="Compact"/>
-            </w:pPr>
-            <w:r>
-              <w:t xml:space="preserve">2</w:t>
-            </w:r>
-          </w:p>
-        </w:tc>
-      </w:tr>
-      <w:tr>
-        <w:tc>
-          <w:tcPr/>
-          <w:p>
-            <w:pPr>
-              <w:pStyle w:val="Compact"/>
-            </w:pPr>
-            <w:r>
-              <w:t xml:space="preserve">Data file</w:t>
-            </w:r>
-          </w:p>
-        </w:tc>
-        <w:tc>
-          <w:tcPr/>
-          <w:p>
-            <w:pPr>
-              <w:pStyle w:val="Compact"/>
-            </w:pPr>
-            <w:r>
-              <w:rPr>
-                <w:rStyle w:val="VerbatimChar"/>
-              </w:rPr>
-              <w:t xml:space="preserve">assessment/input/1.14.dat</w:t>
-            </w:r>
-          </w:p>
-        </w:tc>
-        <w:tc>
-          <w:tcPr/>
-          <w:p>
-            <w:pPr>
-              <w:pStyle w:val="Compact"/>
-            </w:pPr>
-            <w:r>
-              <w:rPr>
-                <w:rStyle w:val="VerbatimChar"/>
-              </w:rPr>
-              <w:t xml:space="preserve">assessment/input/1.14.dat</w:t>
-            </w:r>
-          </w:p>
-        </w:tc>
-      </w:tr>
-      <w:tr>
-        <w:tc>
-          <w:tcPr/>
-          <w:p>
-            <w:pPr>
-              <w:pStyle w:val="Compact"/>
-            </w:pPr>
-            <w:r>
-              <w:t xml:space="preserve">Natural mortality</w:t>
-            </w:r>
-          </w:p>
-        </w:tc>
-        <w:tc>
-          <w:tcPr/>
-          <w:p>
-            <w:pPr>
-              <w:pStyle w:val="Compact"/>
-            </w:pPr>
-            <w:r>
-              <w:t xml:space="preserve">0.28</w:t>
-            </w:r>
-          </w:p>
-        </w:tc>
-        <w:tc>
-          <w:tcPr/>
-          <w:p>
-            <w:pPr>
-              <w:pStyle w:val="Compact"/>
-            </w:pPr>
-            <w:r>
-              <w:t xml:space="preserve">0.28 and 0.33</w:t>
-            </w:r>
-          </w:p>
-        </w:tc>
-      </w:tr>
-      <w:tr>
-        <w:tc>
-          <w:tcPr/>
-          <w:p>
-            <w:pPr>
-              <w:pStyle w:val="Compact"/>
-            </w:pPr>
-            <w:r>
-              <w:t xml:space="preserve">Maturity schedule</w:t>
-            </w:r>
-          </w:p>
-        </w:tc>
-        <w:tc>
-          <w:tcPr/>
-          <w:p>
-            <w:pPr>
-              <w:pStyle w:val="Compact"/>
-            </w:pPr>
-            <w:r>
-              <w:t xml:space="preserve">One schedule</w:t>
-            </w:r>
-          </w:p>
-        </w:tc>
-        <w:tc>
-          <w:tcPr/>
-          <w:p>
-            <w:pPr>
-              <w:pStyle w:val="Compact"/>
-            </w:pPr>
-            <w:r>
-              <w:t xml:space="preserve">Stock-specific schedules</w:t>
-            </w:r>
-          </w:p>
-        </w:tc>
-      </w:tr>
-      <w:tr>
-        <w:tc>
-          <w:tcPr/>
-          <w:p>
-            <w:pPr>
-              <w:pStyle w:val="Compact"/>
-            </w:pPr>
-            <w:r>
-              <w:t xml:space="preserve">Population weight-at-age</w:t>
-            </w:r>
-          </w:p>
-        </w:tc>
-        <w:tc>
-          <w:tcPr/>
-          <w:p>
-            <w:pPr>
-              <w:pStyle w:val="Compact"/>
-            </w:pPr>
-            <w:r>
-              <w:t xml:space="preserve">One schedule</w:t>
-            </w:r>
-          </w:p>
-        </w:tc>
-        <w:tc>
-          <w:tcPr/>
-          <w:p>
-            <w:pPr>
-              <w:pStyle w:val="Compact"/>
-            </w:pPr>
-            <w:r>
-              <w:t xml:space="preserve">Stock-specific schedules</w:t>
-            </w:r>
-          </w:p>
-        </w:tc>
-      </w:tr>
-      <w:tr>
-        <w:tc>
-          <w:tcPr/>
-          <w:p>
-            <w:pPr>
-              <w:pStyle w:val="Compact"/>
-            </w:pPr>
-            <w:r>
-              <w:t xml:space="preserve">Recruitment structure</w:t>
-            </w:r>
-          </w:p>
-        </w:tc>
-        <w:tc>
-          <w:tcPr/>
-          <w:p>
-            <w:pPr>
-              <w:pStyle w:val="Compact"/>
-            </w:pPr>
-            <w:r>
-              <w:t xml:space="preserve">One curve, 2000-2022</w:t>
-            </w:r>
-          </w:p>
-        </w:tc>
-        <w:tc>
-          <w:tcPr/>
-          <w:p>
-            <w:pPr>
-              <w:pStyle w:val="Compact"/>
-            </w:pPr>
-            <w:r>
-              <w:t xml:space="preserve">Three assignments with a 1999 regime shift</w:t>
-            </w:r>
-          </w:p>
-        </w:tc>
-      </w:tr>
-      <w:tr>
-        <w:tc>
-          <w:tcPr/>
-          <w:p>
-            <w:pPr>
-              <w:pStyle w:val="Compact"/>
-            </w:pPr>
-            <w:r>
-              <w:t xml:space="preserve">Far North selectivity</w:t>
-            </w:r>
-          </w:p>
-        </w:tc>
-        <w:tc>
-          <w:tcPr/>
-          <w:p>
-            <w:pPr>
-              <w:pStyle w:val="Compact"/>
-            </w:pPr>
-            <w:r>
-              <w:t xml:space="preserve">Annual variation from 1981</w:t>
-            </w:r>
-          </w:p>
-        </w:tc>
-        <w:tc>
-          <w:tcPr/>
-          <w:p>
-            <w:pPr>
-              <w:pStyle w:val="Compact"/>
-            </w:pPr>
-            <w:r>
-              <w:t xml:space="preserve">Simplified regime treatment centered on 2002</w:t>
-            </w:r>
-          </w:p>
-        </w:tc>
-      </w:tr>
-      <w:tr>
-        <w:tc>
-          <w:tcPr/>
-          <w:p>
-            <w:pPr>
-              <w:pStyle w:val="Compact"/>
-            </w:pPr>
-            <w:r>
-              <w:t xml:space="preserve">Projection horizon</w:t>
-            </w:r>
-          </w:p>
-        </w:tc>
-        <w:tc>
-          <w:tcPr/>
-          <w:p>
-            <w:pPr>
-              <w:pStyle w:val="Compact"/>
-            </w:pPr>
-            <w:r>
-              <w:t xml:space="preserve">20 years</w:t>
-            </w:r>
-          </w:p>
-        </w:tc>
-        <w:tc>
-          <w:tcPr/>
-          <w:p>
-            <w:pPr>
-              <w:pStyle w:val="Compact"/>
-            </w:pPr>
-            <w:r>
-              <w:t xml:space="preserve">20 years</w:t>
-            </w:r>
-          </w:p>
-        </w:tc>
-      </w:tr>
-    </w:tbl>
-    <w:p>
-      <w:pPr>
-        <w:pStyle w:val="BodyText"/>
-      </w:pPr>
-      <w:r>
-        <w:t xml:space="preserve">The commonality between the two models is therefore greater than their difference in terms of data inputs and overall assessment machinery. The key differences lie in stock allocation, biology, recruitment structure, and the degree of complexity assigned to the northern part of the system.</w:t>
-      </w:r>
-    </w:p>
-    <w:bookmarkEnd w:id="35"/>
-    <w:bookmarkEnd w:id="36"/>
-    <w:bookmarkStart w:id="37" w:name="Xdf21a61c1b4d59d91b08b247089ff271b7fcfe4"/>
-    <w:p>
-      <w:pPr>
-        <w:pStyle w:val="Heading1"/>
-      </w:pPr>
-      <w:r>
-        <w:t xml:space="preserve">5. Why the SC13 Base Model Is Difficult to Transfer Directly into MSE</w:t>
-      </w:r>
-    </w:p>
-    <w:p>
-      <w:pPr>
-        <w:pStyle w:val="FirstParagraph"/>
-      </w:pPr>
-      <w:r>
-        <w:t xml:space="preserve">The July 2025 MSE workshop concluded that the base assessment should first be documented and then simplified before being used as an MSE operating model. The repository materials support that conclusion.</w:t>
-      </w:r>
-    </w:p>
-    <w:p>
-      <w:pPr>
-        <w:pStyle w:val="BodyText"/>
-      </w:pPr>
-      <w:r>
-        <w:t xml:space="preserve">The SC13 base model uses extensive time-varying selectivity. This was increased further in the 2025 assessment to improve fits for the south-central Chile and offshore fleets. Time-varying selectivity may be necessary in annual assessments, but it can make MSE results difficult to interpret because changes in management performance may reflect selectivity specification as much as underlying stock dynamics</w:t>
-      </w:r>
-      <w:r>
-        <w:t xml:space="preserve"> </w:t>
-      </w:r>
-      <w:r>
-        <w:t xml:space="preserve">(Linton &amp; Bence, 2011)</w:t>
-      </w:r>
-      <w:r>
-        <w:t xml:space="preserve">.</w:t>
-      </w:r>
-    </w:p>
-    <w:p>
-      <w:pPr>
-        <w:pStyle w:val="BodyText"/>
-      </w:pPr>
-      <w:r>
-        <w:t xml:space="preserve">In the base model the reference points are dynamic.</w:t>
-      </w:r>
-      <w:r>
-        <w:t xml:space="preserve"> </w:t>
-      </w:r>
-      <w:r>
-        <w:rPr>
-          <w:rStyle w:val="VerbatimChar"/>
-        </w:rPr>
-        <w:t xml:space="preserve">BMSY</w:t>
-      </w:r>
-      <w:r>
-        <w:t xml:space="preserve"> </w:t>
-      </w:r>
-      <w:r>
-        <w:t xml:space="preserve">and</w:t>
-      </w:r>
-      <w:r>
-        <w:t xml:space="preserve"> </w:t>
-      </w:r>
-      <w:r>
-        <w:rPr>
-          <w:rStyle w:val="VerbatimChar"/>
-        </w:rPr>
-        <w:t xml:space="preserve">FMSY</w:t>
-      </w:r>
-      <w:r>
-        <w:t xml:space="preserve"> </w:t>
-      </w:r>
-      <w:r>
-        <w:t xml:space="preserve">typically depend on terminal-year conditions, especially relative catch shares, selectivity-at-age, and weights-at-age.</w:t>
-      </w:r>
-      <w:r>
-        <w:t xml:space="preserve"> </w:t>
-      </w:r>
-      <w:r>
-        <w:t xml:space="preserve">This makes stock status and advice partly conditional on the most recent fitted model state rather than solely on a stable management benchmark.</w:t>
-      </w:r>
-      <w:r>
-        <w:t xml:space="preserve"> </w:t>
-      </w:r>
-      <w:r>
-        <w:t xml:space="preserve">The appropriateness of this as an assessment choice was raised over several meetings and discussions</w:t>
-      </w:r>
-      <w:r>
-        <w:t xml:space="preserve"> </w:t>
-      </w:r>
-      <w:r>
-        <w:t xml:space="preserve">as it complicates the OM design because the benchmark itself changes with the assessment outcome.</w:t>
-      </w:r>
-    </w:p>
-    <w:p>
-      <w:pPr>
-        <w:pStyle w:val="BodyText"/>
-      </w:pPr>
-      <w:r>
-        <w:t xml:space="preserve">Similarly, the projection assumptions differ from the fitting assumptions. The projection scripts</w:t>
-      </w:r>
-      <w:r>
-        <w:t xml:space="preserve"> </w:t>
-      </w:r>
-      <w:r>
-        <w:t xml:space="preserve">show that future calculations rely on fixed selectivity and, in some scenarios, a shortened low-productivity recruitment history. This means that advice is generated from a model in which the fitting phase and the projection phase are intentionally not identical. In MSE, that layering needs to be explicit and deliberate rather than inherited as an assessment convention</w:t>
-      </w:r>
-      <w:r>
-        <w:t xml:space="preserve"> </w:t>
-      </w:r>
-      <w:r>
-        <w:t xml:space="preserve">(Punt et al., 2016; Siple et al., 2021)</w:t>
-      </w:r>
-      <w:r>
-        <w:t xml:space="preserve">.</w:t>
-      </w:r>
-    </w:p>
-    <w:p>
-      <w:pPr>
-        <w:pStyle w:val="BodyText"/>
-      </w:pPr>
-      <w:r>
-        <w:t xml:space="preserve">Additionally stock-structure uncertainty is mixed in with other differences.</w:t>
-      </w:r>
-      <w:r>
-        <w:t xml:space="preserve"> </w:t>
-      </w:r>
-      <w:r>
-        <w:t xml:space="preserve">The contrast between</w:t>
-      </w:r>
-      <w:r>
-        <w:t xml:space="preserve"> </w:t>
-      </w:r>
-      <w:r>
-        <w:rPr>
-          <w:rStyle w:val="VerbatimChar"/>
-        </w:rPr>
-        <w:t xml:space="preserve">h1_1.14</w:t>
-      </w:r>
-      <w:r>
-        <w:t xml:space="preserve"> </w:t>
-      </w:r>
-      <w:r>
-        <w:t xml:space="preserve">and</w:t>
-      </w:r>
-      <w:r>
-        <w:t xml:space="preserve"> </w:t>
-      </w:r>
-      <w:r>
-        <w:rPr>
-          <w:rStyle w:val="VerbatimChar"/>
-        </w:rPr>
-        <w:t xml:space="preserve">h2_1.14</w:t>
-      </w:r>
-      <w:r>
-        <w:t xml:space="preserve"> </w:t>
-      </w:r>
-      <w:r>
-        <w:t xml:space="preserve">is more than one stock versus two stocks as an issue.</w:t>
-      </w:r>
-      <w:r>
-        <w:t xml:space="preserve"> </w:t>
-      </w:r>
-      <w:r>
-        <w:t xml:space="preserve">The northern selectivity structure, different mortality, different maturity, different</w:t>
-      </w:r>
-      <w:r>
-        <w:t xml:space="preserve"> </w:t>
-      </w:r>
-      <w:r>
-        <w:t xml:space="preserve">population weight-at-age, and different recruitment regime treatment affect things between the</w:t>
-      </w:r>
-      <w:r>
-        <w:t xml:space="preserve"> </w:t>
-      </w:r>
-      <w:r>
-        <w:t xml:space="preserve">model configurations. For MSE, it will be helpful to separate uncertainty about stock structure</w:t>
-      </w:r>
-      <w:r>
-        <w:t xml:space="preserve"> </w:t>
-      </w:r>
-      <w:r>
-        <w:t xml:space="preserve">from uncertainty about how model complexity has been allocated within each hypothesis.</w:t>
-      </w:r>
-    </w:p>
-    <w:bookmarkEnd w:id="37"/>
-    <w:bookmarkStart w:id="94" w:name="proposed-simplified-alternatives"/>
-    <w:p>
-      <w:pPr>
-        <w:pStyle w:val="Heading1"/>
-      </w:pPr>
-      <w:r>
-        <w:t xml:space="preserve">6. Proposed Simplified Alternatives</w:t>
-      </w:r>
-    </w:p>
-    <w:p>
-      <w:pPr>
-        <w:pStyle w:val="FirstParagraph"/>
-      </w:pPr>
-      <w:r>
-        <w:t xml:space="preserve">The SC13 base model should therefore be regarded as the reference assessment formulation. Simplified alternatives should be judged according to how much of the essential behavior of the base model they retain while reducing structural complexity that is not strictly necessary for MSE.</w:t>
-      </w:r>
-    </w:p>
-    <w:p>
-      <w:pPr>
-        <w:pStyle w:val="BodyText"/>
-      </w:pPr>
-      <w:r>
-        <w:t xml:space="preserve">A practical first set of alternatives is as follows.</w:t>
-      </w:r>
-    </w:p>
-    <w:p>
-      <w:pPr>
-        <w:pStyle w:val="BodyText"/>
-      </w:pPr>
-      <w:r>
-        <w:t xml:space="preserve">Table</w:t>
-      </w:r>
-      <w:r>
-        <w:t xml:space="preserve"> </w:t>
-      </w:r>
-      <w:hyperlink w:anchor="tbl-simplified-model-summary">
+        <w:t xml:space="preserve">The main structural differences between the two SC13 advice models are summarized in</w:t>
+      </w:r>
+      <w:r>
+        <w:t xml:space="preserve"> </w:t>
+      </w:r>
+      <w:hyperlink w:anchor="tbl-sc13-model-summary">
         <w:r>
           <w:rPr>
             <w:rStyle w:val="Hyperlink"/>
@@ -2106,25 +1503,7 @@
         </w:r>
       </w:hyperlink>
       <w:r>
-        <w:t xml:space="preserve"> </w:t>
-      </w:r>
-      <w:r>
-        <w:t xml:space="preserve">summarizes the main working variants discussed in this section and how each differs from its</w:t>
-      </w:r>
-      <w:r>
-        <w:t xml:space="preserve"> </w:t>
-      </w:r>
-      <w:r>
-        <w:rPr>
-          <w:rStyle w:val="VerbatimChar"/>
-        </w:rPr>
-        <w:t xml:space="preserve">1.14</w:t>
-      </w:r>
-      <w:r>
-        <w:t xml:space="preserve"> </w:t>
-      </w:r>
-      <w:r>
-        <w:t xml:space="preserve">assessment counterpart.</w:t>
+        <w:t xml:space="preserve">.</w:t>
       </w:r>
     </w:p>
     <w:tbl>
@@ -2140,7 +1519,7 @@
       <w:tr>
         <w:tc>
           <w:tcPr/>
-          <w:bookmarkStart w:id="38" w:name="tbl-simplified-model-summary"/>
+          <w:bookmarkStart w:id="35" w:name="tbl-sc13-model-summary"/>
           <w:p>
             <w:pPr>
               <w:jc w:val="center"/>
@@ -2151,7 +1530,819 @@
               <w:pStyle w:val="ImageCaption"/>
             </w:pPr>
             <w:r>
-              <w:t xml:space="preserve">Table 1: Summary of the simplified model variants discussed in Section 6.</w:t>
+              <w:t xml:space="preserve">Table 1: Main structural differences between the SC13 single-stock advice model (</w:t>
+            </w:r>
+            <w:r>
+              <w:rPr>
+                <w:rStyle w:val="VerbatimChar"/>
+              </w:rPr>
+              <w:t xml:space="preserve">h1_1.14</w:t>
+            </w:r>
+            <w:r>
+              <w:t xml:space="preserve">) and two-stock advice model (</w:t>
+            </w:r>
+            <w:r>
+              <w:rPr>
+                <w:rStyle w:val="VerbatimChar"/>
+              </w:rPr>
+              <w:t xml:space="preserve">h2_1.14</w:t>
+            </w:r>
+            <w:r>
+              <w:t xml:space="preserve">).</w:t>
+            </w:r>
+          </w:p>
+          <w:tbl>
+            <w:tblPr>
+              <w:tblStyle w:val="Table"/>
+              <w:tblW w:type="pct" w:w="5000"/>
+              <w:tblLayout w:type="fixed"/>
+              <w:tblLook w:firstRow="1" w:lastRow="0" w:firstColumn="0" w:lastColumn="0" w:noHBand="0" w:noVBand="0" w:val="0020"/>
+            </w:tblPr>
+            <w:tblGrid>
+              <w:gridCol w:w="2020"/>
+              <w:gridCol w:w="2262"/>
+              <w:gridCol w:w="3636"/>
+            </w:tblGrid>
+            <w:tr>
+              <w:trPr>
+                <w:tblHeader w:val="on"/>
+              </w:trPr>
+              <w:tc>
+                <w:tcPr/>
+                <w:p>
+                  <w:pPr>
+                    <w:pStyle w:val="Compact"/>
+                    <w:jc w:val="left"/>
+                    <w:jc w:val="center"/>
+                  </w:pPr>
+                  <w:r>
+                    <w:t xml:space="preserve">Feature</w:t>
+                  </w:r>
+                </w:p>
+              </w:tc>
+              <w:tc>
+                <w:tcPr/>
+                <w:p>
+                  <w:pPr>
+                    <w:pStyle w:val="Compact"/>
+                    <w:jc w:val="left"/>
+                    <w:jc w:val="center"/>
+                  </w:pPr>
+                  <w:r>
+                    <w:t xml:space="preserve">h1_1.14</w:t>
+                  </w:r>
+                </w:p>
+              </w:tc>
+              <w:tc>
+                <w:tcPr/>
+                <w:p>
+                  <w:pPr>
+                    <w:pStyle w:val="Compact"/>
+                    <w:jc w:val="left"/>
+                    <w:jc w:val="center"/>
+                  </w:pPr>
+                  <w:r>
+                    <w:t xml:space="preserve">h2_1.14</w:t>
+                  </w:r>
+                </w:p>
+              </w:tc>
+            </w:tr>
+            <w:tr>
+              <w:tc>
+                <w:tcPr/>
+                <w:p>
+                  <w:pPr>
+                    <w:pStyle w:val="Compact"/>
+                    <w:jc w:val="left"/>
+                    <w:jc w:val="center"/>
+                  </w:pPr>
+                  <w:r>
+                    <w:t xml:space="preserve">Stock hypothesis</w:t>
+                  </w:r>
+                </w:p>
+              </w:tc>
+              <w:tc>
+                <w:tcPr/>
+                <w:p>
+                  <w:pPr>
+                    <w:pStyle w:val="Compact"/>
+                    <w:jc w:val="left"/>
+                    <w:jc w:val="center"/>
+                  </w:pPr>
+                  <w:r>
+                    <w:t xml:space="preserve">Single shared stock</w:t>
+                  </w:r>
+                </w:p>
+              </w:tc>
+              <w:tc>
+                <w:tcPr/>
+                <w:p>
+                  <w:pPr>
+                    <w:pStyle w:val="Compact"/>
+                    <w:jc w:val="left"/>
+                    <w:jc w:val="center"/>
+                  </w:pPr>
+                  <w:r>
+                    <w:t xml:space="preserve">Southern stock plus far north stock</w:t>
+                  </w:r>
+                </w:p>
+              </w:tc>
+            </w:tr>
+            <w:tr>
+              <w:tc>
+                <w:tcPr/>
+                <w:p>
+                  <w:pPr>
+                    <w:pStyle w:val="Compact"/>
+                    <w:jc w:val="left"/>
+                    <w:jc w:val="center"/>
+                  </w:pPr>
+                  <w:r>
+                    <w:t xml:space="preserve">Number of modeled stocks</w:t>
+                  </w:r>
+                </w:p>
+              </w:tc>
+              <w:tc>
+                <w:tcPr/>
+                <w:p>
+                  <w:pPr>
+                    <w:pStyle w:val="Compact"/>
+                    <w:jc w:val="left"/>
+                    <w:jc w:val="center"/>
+                  </w:pPr>
+                  <w:r>
+                    <w:t xml:space="preserve">1</w:t>
+                  </w:r>
+                </w:p>
+              </w:tc>
+              <w:tc>
+                <w:tcPr/>
+                <w:p>
+                  <w:pPr>
+                    <w:pStyle w:val="Compact"/>
+                    <w:jc w:val="left"/>
+                    <w:jc w:val="center"/>
+                  </w:pPr>
+                  <w:r>
+                    <w:t xml:space="preserve">2</w:t>
+                  </w:r>
+                </w:p>
+              </w:tc>
+            </w:tr>
+            <w:tr>
+              <w:tc>
+                <w:tcPr/>
+                <w:p>
+                  <w:pPr>
+                    <w:pStyle w:val="Compact"/>
+                    <w:jc w:val="left"/>
+                    <w:jc w:val="center"/>
+                  </w:pPr>
+                  <w:r>
+                    <w:t xml:space="preserve">Data file</w:t>
+                  </w:r>
+                </w:p>
+              </w:tc>
+              <w:tc>
+                <w:tcPr/>
+                <w:p>
+                  <w:pPr>
+                    <w:pStyle w:val="Compact"/>
+                    <w:jc w:val="left"/>
+                    <w:jc w:val="center"/>
+                  </w:pPr>
+                  <w:r>
+                    <w:rPr>
+                      <w:rStyle w:val="VerbatimChar"/>
+                    </w:rPr>
+                    <w:t xml:space="preserve">assessment/input/1.14.dat</w:t>
+                  </w:r>
+                </w:p>
+              </w:tc>
+              <w:tc>
+                <w:tcPr/>
+                <w:p>
+                  <w:pPr>
+                    <w:pStyle w:val="Compact"/>
+                    <w:jc w:val="left"/>
+                    <w:jc w:val="center"/>
+                  </w:pPr>
+                  <w:r>
+                    <w:rPr>
+                      <w:rStyle w:val="VerbatimChar"/>
+                    </w:rPr>
+                    <w:t xml:space="preserve">assessment/input/1.14.dat</w:t>
+                  </w:r>
+                </w:p>
+              </w:tc>
+            </w:tr>
+            <w:tr>
+              <w:tc>
+                <w:tcPr/>
+                <w:p>
+                  <w:pPr>
+                    <w:pStyle w:val="Compact"/>
+                    <w:jc w:val="left"/>
+                    <w:jc w:val="center"/>
+                  </w:pPr>
+                  <w:r>
+                    <w:t xml:space="preserve">Natural mortality</w:t>
+                  </w:r>
+                </w:p>
+              </w:tc>
+              <w:tc>
+                <w:tcPr/>
+                <w:p>
+                  <w:pPr>
+                    <w:pStyle w:val="Compact"/>
+                    <w:jc w:val="left"/>
+                    <w:jc w:val="center"/>
+                  </w:pPr>
+                  <w:r>
+                    <w:t xml:space="preserve">0.28</w:t>
+                  </w:r>
+                </w:p>
+              </w:tc>
+              <w:tc>
+                <w:tcPr/>
+                <w:p>
+                  <w:pPr>
+                    <w:pStyle w:val="Compact"/>
+                    <w:jc w:val="left"/>
+                    <w:jc w:val="center"/>
+                  </w:pPr>
+                  <w:r>
+                    <w:t xml:space="preserve">0.28 and 0.33</w:t>
+                  </w:r>
+                </w:p>
+              </w:tc>
+            </w:tr>
+            <w:tr>
+              <w:tc>
+                <w:tcPr/>
+                <w:p>
+                  <w:pPr>
+                    <w:pStyle w:val="Compact"/>
+                    <w:jc w:val="left"/>
+                    <w:jc w:val="center"/>
+                  </w:pPr>
+                  <w:r>
+                    <w:t xml:space="preserve">Maturity schedule</w:t>
+                  </w:r>
+                </w:p>
+              </w:tc>
+              <w:tc>
+                <w:tcPr/>
+                <w:p>
+                  <w:pPr>
+                    <w:pStyle w:val="Compact"/>
+                    <w:jc w:val="left"/>
+                    <w:jc w:val="center"/>
+                  </w:pPr>
+                  <w:r>
+                    <w:t xml:space="preserve">One schedule</w:t>
+                  </w:r>
+                </w:p>
+              </w:tc>
+              <w:tc>
+                <w:tcPr/>
+                <w:p>
+                  <w:pPr>
+                    <w:pStyle w:val="Compact"/>
+                    <w:jc w:val="left"/>
+                    <w:jc w:val="center"/>
+                  </w:pPr>
+                  <w:r>
+                    <w:t xml:space="preserve">Stock-specific schedules</w:t>
+                  </w:r>
+                </w:p>
+              </w:tc>
+            </w:tr>
+            <w:tr>
+              <w:tc>
+                <w:tcPr/>
+                <w:p>
+                  <w:pPr>
+                    <w:pStyle w:val="Compact"/>
+                    <w:jc w:val="left"/>
+                    <w:jc w:val="center"/>
+                  </w:pPr>
+                  <w:r>
+                    <w:t xml:space="preserve">Population weight-at-age</w:t>
+                  </w:r>
+                </w:p>
+              </w:tc>
+              <w:tc>
+                <w:tcPr/>
+                <w:p>
+                  <w:pPr>
+                    <w:pStyle w:val="Compact"/>
+                    <w:jc w:val="left"/>
+                    <w:jc w:val="center"/>
+                  </w:pPr>
+                  <w:r>
+                    <w:t xml:space="preserve">One schedule</w:t>
+                  </w:r>
+                </w:p>
+              </w:tc>
+              <w:tc>
+                <w:tcPr/>
+                <w:p>
+                  <w:pPr>
+                    <w:pStyle w:val="Compact"/>
+                    <w:jc w:val="left"/>
+                    <w:jc w:val="center"/>
+                  </w:pPr>
+                  <w:r>
+                    <w:t xml:space="preserve">Stock-specific schedules</w:t>
+                  </w:r>
+                </w:p>
+              </w:tc>
+            </w:tr>
+            <w:tr>
+              <w:tc>
+                <w:tcPr/>
+                <w:p>
+                  <w:pPr>
+                    <w:pStyle w:val="Compact"/>
+                    <w:jc w:val="left"/>
+                    <w:jc w:val="center"/>
+                  </w:pPr>
+                  <w:r>
+                    <w:t xml:space="preserve">Recruitment structure</w:t>
+                  </w:r>
+                </w:p>
+              </w:tc>
+              <w:tc>
+                <w:tcPr/>
+                <w:p>
+                  <w:pPr>
+                    <w:pStyle w:val="Compact"/>
+                    <w:jc w:val="left"/>
+                    <w:jc w:val="center"/>
+                  </w:pPr>
+                  <w:r>
+                    <w:t xml:space="preserve">One curve, 2000-2022</w:t>
+                  </w:r>
+                </w:p>
+              </w:tc>
+              <w:tc>
+                <w:tcPr/>
+                <w:p>
+                  <w:pPr>
+                    <w:pStyle w:val="Compact"/>
+                    <w:jc w:val="left"/>
+                    <w:jc w:val="center"/>
+                  </w:pPr>
+                  <w:r>
+                    <w:t xml:space="preserve">Three assignments with a 1999 regime shift</w:t>
+                  </w:r>
+                </w:p>
+              </w:tc>
+            </w:tr>
+            <w:tr>
+              <w:tc>
+                <w:tcPr/>
+                <w:p>
+                  <w:pPr>
+                    <w:pStyle w:val="Compact"/>
+                    <w:jc w:val="left"/>
+                    <w:jc w:val="center"/>
+                  </w:pPr>
+                  <w:r>
+                    <w:t xml:space="preserve">Far North selectivity</w:t>
+                  </w:r>
+                </w:p>
+              </w:tc>
+              <w:tc>
+                <w:tcPr/>
+                <w:p>
+                  <w:pPr>
+                    <w:pStyle w:val="Compact"/>
+                    <w:jc w:val="left"/>
+                    <w:jc w:val="center"/>
+                  </w:pPr>
+                  <w:r>
+                    <w:t xml:space="preserve">Annual variation from 1981</w:t>
+                  </w:r>
+                </w:p>
+              </w:tc>
+              <w:tc>
+                <w:tcPr/>
+                <w:p>
+                  <w:pPr>
+                    <w:pStyle w:val="Compact"/>
+                    <w:jc w:val="left"/>
+                    <w:jc w:val="center"/>
+                  </w:pPr>
+                  <w:r>
+                    <w:t xml:space="preserve">Simplified regime treatment centered on 2002</w:t>
+                  </w:r>
+                </w:p>
+              </w:tc>
+            </w:tr>
+            <w:tr>
+              <w:tc>
+                <w:tcPr/>
+                <w:p>
+                  <w:pPr>
+                    <w:pStyle w:val="Compact"/>
+                    <w:jc w:val="left"/>
+                    <w:jc w:val="center"/>
+                  </w:pPr>
+                  <w:r>
+                    <w:t xml:space="preserve">Projection horizon</w:t>
+                  </w:r>
+                </w:p>
+              </w:tc>
+              <w:tc>
+                <w:tcPr/>
+                <w:p>
+                  <w:pPr>
+                    <w:pStyle w:val="Compact"/>
+                    <w:jc w:val="left"/>
+                    <w:jc w:val="center"/>
+                  </w:pPr>
+                  <w:r>
+                    <w:t xml:space="preserve">20 years</w:t>
+                  </w:r>
+                </w:p>
+              </w:tc>
+              <w:tc>
+                <w:tcPr/>
+                <w:p>
+                  <w:pPr>
+                    <w:pStyle w:val="Compact"/>
+                    <w:jc w:val="left"/>
+                    <w:jc w:val="center"/>
+                  </w:pPr>
+                  <w:r>
+                    <w:t xml:space="preserve">20 years</w:t>
+                  </w:r>
+                </w:p>
+              </w:tc>
+            </w:tr>
+          </w:tbl>
+          <w:bookmarkEnd w:id="35"/>
+          <w:p/>
+        </w:tc>
+      </w:tr>
+    </w:tbl>
+    <w:p>
+      <w:pPr>
+        <w:pStyle w:val="BodyText"/>
+      </w:pPr>
+      <w:r>
+        <w:t xml:space="preserve">The commonality between the two models is therefore greater than their difference in terms of data inputs and overall assessment machinery. The key differences lie in stock allocation, biology, recruitment structure, and the degree of complexity assigned to the northern part of the system.</w:t>
+      </w:r>
+    </w:p>
+    <w:bookmarkEnd w:id="36"/>
+    <w:bookmarkEnd w:id="37"/>
+    <w:bookmarkStart w:id="38" w:name="base-model-considerations"/>
+    <w:p>
+      <w:pPr>
+        <w:pStyle w:val="Heading1"/>
+      </w:pPr>
+      <w:r>
+        <w:t xml:space="preserve">5. Base model considerations</w:t>
+      </w:r>
+    </w:p>
+    <w:p>
+      <w:pPr>
+        <w:pStyle w:val="FirstParagraph"/>
+      </w:pPr>
+      <w:r>
+        <w:t xml:space="preserve">The July 2025 MSE workshop concluded that the base assessment should probably</w:t>
+      </w:r>
+      <w:r>
+        <w:t xml:space="preserve"> </w:t>
+      </w:r>
+      <w:r>
+        <w:t xml:space="preserve">be more clearly documented and then perhaps simplified for use as an</w:t>
+      </w:r>
+      <w:r>
+        <w:t xml:space="preserve"> </w:t>
+      </w:r>
+      <w:r>
+        <w:t xml:space="preserve">MSE operating model.</w:t>
+      </w:r>
+    </w:p>
+    <w:p>
+      <w:pPr>
+        <w:pStyle w:val="BodyText"/>
+      </w:pPr>
+      <w:r>
+        <w:t xml:space="preserve">The SC13 base model uses extensive time-varying selectivity. This practice continued</w:t>
+      </w:r>
+      <w:r>
+        <w:t xml:space="preserve"> </w:t>
+      </w:r>
+      <w:r>
+        <w:t xml:space="preserve">in the 2025 assessment to improve fits for the south-central Chile and offshore fleets.</w:t>
+      </w:r>
+      <w:r>
+        <w:t xml:space="preserve"> </w:t>
+      </w:r>
+      <w:r>
+        <w:t xml:space="preserve">Time-varying selectivity may be necessary in annual assessments, but it can make MSE</w:t>
+      </w:r>
+      <w:r>
+        <w:t xml:space="preserve"> </w:t>
+      </w:r>
+      <w:r>
+        <w:t xml:space="preserve">results difficult to interpret because changes in management performance may reflect</w:t>
+      </w:r>
+      <w:r>
+        <w:t xml:space="preserve"> </w:t>
+      </w:r>
+      <w:r>
+        <w:t xml:space="preserve">selectivity specification as much as underlying stock dynamics</w:t>
+      </w:r>
+      <w:r>
+        <w:t xml:space="preserve"> </w:t>
+      </w:r>
+      <w:r>
+        <w:t xml:space="preserve">(Linton &amp; Bence, 2011)</w:t>
+      </w:r>
+      <w:r>
+        <w:t xml:space="preserve">.</w:t>
+      </w:r>
+    </w:p>
+    <w:p>
+      <w:pPr>
+        <w:pStyle w:val="BodyText"/>
+      </w:pPr>
+      <w:r>
+        <w:t xml:space="preserve">In the base model the reference points are dynamic.</w:t>
+      </w:r>
+      <w:r>
+        <w:t xml:space="preserve"> </w:t>
+      </w:r>
+      <w:r>
+        <w:rPr>
+          <w:rStyle w:val="VerbatimChar"/>
+        </w:rPr>
+        <w:t xml:space="preserve">BMSY</w:t>
+      </w:r>
+      <w:r>
+        <w:t xml:space="preserve"> </w:t>
+      </w:r>
+      <w:r>
+        <w:t xml:space="preserve">and</w:t>
+      </w:r>
+      <w:r>
+        <w:t xml:space="preserve"> </w:t>
+      </w:r>
+      <w:r>
+        <w:rPr>
+          <w:rStyle w:val="VerbatimChar"/>
+        </w:rPr>
+        <w:t xml:space="preserve">FMSY</w:t>
+      </w:r>
+      <w:r>
+        <w:t xml:space="preserve"> </w:t>
+      </w:r>
+      <w:r>
+        <w:t xml:space="preserve">typically</w:t>
+      </w:r>
+      <w:r>
+        <w:t xml:space="preserve"> </w:t>
+      </w:r>
+      <w:r>
+        <w:t xml:space="preserve">depend on terminal-year conditions, especially relative catch shares,</w:t>
+      </w:r>
+      <w:r>
+        <w:t xml:space="preserve"> </w:t>
+      </w:r>
+      <w:r>
+        <w:t xml:space="preserve">selectivity-at-age, and weights-at-age.</w:t>
+      </w:r>
+      <w:r>
+        <w:t xml:space="preserve"> </w:t>
+      </w:r>
+      <w:r>
+        <w:t xml:space="preserve">This makes stock status and advice partly conditional on the most recent fitted</w:t>
+      </w:r>
+      <w:r>
+        <w:t xml:space="preserve"> </w:t>
+      </w:r>
+      <w:r>
+        <w:t xml:space="preserve">model state rather than solely on a stable management benchmark.</w:t>
+      </w:r>
+      <w:r>
+        <w:t xml:space="preserve"> </w:t>
+      </w:r>
+      <w:r>
+        <w:t xml:space="preserve">The appropriateness of this as an assessment choice was raised over several meetings and discussions</w:t>
+      </w:r>
+      <w:r>
+        <w:t xml:space="preserve"> </w:t>
+      </w:r>
+      <w:r>
+        <w:t xml:space="preserve">as it complicates the OM design because the benchmark itself changes with the assessment outcome.</w:t>
+      </w:r>
+    </w:p>
+    <w:p>
+      <w:pPr>
+        <w:pStyle w:val="BodyText"/>
+      </w:pPr>
+      <w:r>
+        <w:t xml:space="preserve">Similarly, the projection assumptions differ from the fitting assumptions. The projection scripts</w:t>
+      </w:r>
+      <w:r>
+        <w:t xml:space="preserve"> </w:t>
+      </w:r>
+      <w:r>
+        <w:t xml:space="preserve">show that future calculations rely on fixed selectivity and, in some scenarios, a</w:t>
+      </w:r>
+      <w:r>
+        <w:t xml:space="preserve"> </w:t>
+      </w:r>
+      <w:r>
+        <w:t xml:space="preserve">shortened low-productivity recruitment history. This means that advice is generated</w:t>
+      </w:r>
+      <w:r>
+        <w:t xml:space="preserve"> </w:t>
+      </w:r>
+      <w:r>
+        <w:t xml:space="preserve">from a model in which the fitting phase and the projection phase are intentionally</w:t>
+      </w:r>
+      <w:r>
+        <w:t xml:space="preserve"> </w:t>
+      </w:r>
+      <w:r>
+        <w:t xml:space="preserve">different. In MSE, that layering needs to be explicit and deliberate rather than</w:t>
+      </w:r>
+      <w:r>
+        <w:t xml:space="preserve"> </w:t>
+      </w:r>
+      <w:r>
+        <w:t xml:space="preserve">inherited as an assessment convention</w:t>
+      </w:r>
+      <w:r>
+        <w:t xml:space="preserve"> </w:t>
+      </w:r>
+      <w:r>
+        <w:t xml:space="preserve">(Punt et al., 2016; Siple et al., 2021)</w:t>
+      </w:r>
+      <w:r>
+        <w:t xml:space="preserve">.</w:t>
+      </w:r>
+    </w:p>
+    <w:p>
+      <w:pPr>
+        <w:pStyle w:val="BodyText"/>
+      </w:pPr>
+      <w:r>
+        <w:t xml:space="preserve">Additionally stock-structure uncertainty is mixed in with other differences.</w:t>
+      </w:r>
+      <w:r>
+        <w:t xml:space="preserve"> </w:t>
+      </w:r>
+      <w:r>
+        <w:t xml:space="preserve">The contrast between</w:t>
+      </w:r>
+      <w:r>
+        <w:t xml:space="preserve"> </w:t>
+      </w:r>
+      <w:r>
+        <w:rPr>
+          <w:rStyle w:val="VerbatimChar"/>
+        </w:rPr>
+        <w:t xml:space="preserve">h1_1.14</w:t>
+      </w:r>
+      <w:r>
+        <w:t xml:space="preserve"> </w:t>
+      </w:r>
+      <w:r>
+        <w:t xml:space="preserve">and</w:t>
+      </w:r>
+      <w:r>
+        <w:t xml:space="preserve"> </w:t>
+      </w:r>
+      <w:r>
+        <w:rPr>
+          <w:rStyle w:val="VerbatimChar"/>
+        </w:rPr>
+        <w:t xml:space="preserve">h2_1.14</w:t>
+      </w:r>
+      <w:r>
+        <w:t xml:space="preserve"> </w:t>
+      </w:r>
+      <w:r>
+        <w:t xml:space="preserve">is more than one stock versus two</w:t>
+      </w:r>
+      <w:r>
+        <w:t xml:space="preserve"> </w:t>
+      </w:r>
+      <w:r>
+        <w:t xml:space="preserve">stocks as an issue.</w:t>
+      </w:r>
+      <w:r>
+        <w:t xml:space="preserve"> </w:t>
+      </w:r>
+      <w:r>
+        <w:t xml:space="preserve">The northern selectivity structure, different mortality, different maturity, different</w:t>
+      </w:r>
+      <w:r>
+        <w:t xml:space="preserve"> </w:t>
+      </w:r>
+      <w:r>
+        <w:t xml:space="preserve">population weight-at-age, and different recruitment regime treatment affect things between the</w:t>
+      </w:r>
+      <w:r>
+        <w:t xml:space="preserve"> </w:t>
+      </w:r>
+      <w:r>
+        <w:t xml:space="preserve">model configurations. For MSE, it will be helpful to separate uncertainty about stock structure</w:t>
+      </w:r>
+      <w:r>
+        <w:t xml:space="preserve"> </w:t>
+      </w:r>
+      <w:r>
+        <w:t xml:space="preserve">from uncertainty about how model complexity has been allocated within each hypothesis.</w:t>
+      </w:r>
+    </w:p>
+    <w:bookmarkEnd w:id="38"/>
+    <w:bookmarkStart w:id="99" w:name="proposed-simplified-alternatives"/>
+    <w:p>
+      <w:pPr>
+        <w:pStyle w:val="Heading1"/>
+      </w:pPr>
+      <w:r>
+        <w:t xml:space="preserve">6. Proposed Simplified Alternatives</w:t>
+      </w:r>
+    </w:p>
+    <w:p>
+      <w:pPr>
+        <w:pStyle w:val="FirstParagraph"/>
+      </w:pPr>
+      <w:r>
+        <w:t xml:space="preserve">The SC13 base model should be treated as the reference assessment formulation. Simplified alternatives should therefore be judged by how much of the essential behavior of the base model they retain while removing structural complexity that is not needed for MSE.</w:t>
+      </w:r>
+    </w:p>
+    <w:p>
+      <w:pPr>
+        <w:pStyle w:val="BodyText"/>
+      </w:pPr>
+      <w:r>
+        <w:t xml:space="preserve">A practical first working set of alternatives is summarized in</w:t>
+      </w:r>
+      <w:r>
+        <w:t xml:space="preserve"> </w:t>
+      </w:r>
+      <w:hyperlink w:anchor="tbl-simplified-model-summary">
+        <w:r>
+          <w:rPr>
+            <w:rStyle w:val="Hyperlink"/>
+          </w:rPr>
+          <w:t xml:space="preserve">Table 2</w:t>
+        </w:r>
+      </w:hyperlink>
+      <w:r>
+        <w:t xml:space="preserve">. The table highlights how each variant differs from its relevant</w:t>
+      </w:r>
+      <w:r>
+        <w:t xml:space="preserve"> </w:t>
+      </w:r>
+      <w:r>
+        <w:rPr>
+          <w:rStyle w:val="VerbatimChar"/>
+        </w:rPr>
+        <w:t xml:space="preserve">1.14</w:t>
+      </w:r>
+      <w:r>
+        <w:t xml:space="preserve"> </w:t>
+      </w:r>
+      <w:r>
+        <w:t xml:space="preserve">assessment counterpart in data treatment, selectivity treatment, and intended purpose.</w:t>
+      </w:r>
+    </w:p>
+    <w:tbl>
+      <w:tblPr>
+        <w:tblStyle w:val="Table"/>
+        <w:tblW w:type="pct" w:w="5000"/>
+        <w:tblLayout w:type="fixed"/>
+        <w:tblLook w:firstRow="0" w:lastRow="0" w:firstColumn="0" w:lastColumn="0" w:noHBand="0" w:noVBand="0" w:val="0000"/>
+      </w:tblPr>
+      <w:tblGrid>
+        <w:gridCol w:w="7920"/>
+      </w:tblGrid>
+      <w:tr>
+        <w:tc>
+          <w:tcPr/>
+          <w:bookmarkStart w:id="39" w:name="tbl-simplified-model-summary"/>
+          <w:p>
+            <w:pPr>
+              <w:jc w:val="center"/>
+            </w:pPr>
+            <w:pPr>
+              <w:jc w:val="left"/>
+              <w:spacing w:before="200"/>
+              <w:pStyle w:val="ImageCaption"/>
+            </w:pPr>
+            <w:r>
+              <w:t xml:space="preserve">Table 2: Summary of the simplified model variants discussed in Section 6.</w:t>
             </w:r>
           </w:p>
           <w:tbl>
@@ -2597,7 +2788,7 @@
               </w:tc>
             </w:tr>
           </w:tbl>
-          <w:bookmarkEnd w:id="38"/>
+          <w:bookmarkEnd w:id="39"/>
           <w:p/>
         </w:tc>
       </w:tr>
@@ -2607,7 +2798,7 @@
         <w:pStyle w:val="BodyText"/>
       </w:pPr>
       <w:r>
-        <w:t xml:space="preserve">No separate</w:t>
+        <w:t xml:space="preserve">The</w:t>
       </w:r>
       <w:r>
         <w:t xml:space="preserve"> </w:t>
@@ -2622,7 +2813,13 @@
         <w:t xml:space="preserve"> </w:t>
       </w:r>
       <w:r>
-        <w:t xml:space="preserve">label is used in the current working set. Instead,</w:t>
+        <w:t xml:space="preserve">serves as the two-stock reduced-index analogue,</w:t>
+      </w:r>
+      <w:r>
+        <w:br/>
+      </w:r>
+      <w:r>
+        <w:t xml:space="preserve">while</w:t>
       </w:r>
       <w:r>
         <w:t xml:space="preserve"> </w:t>
@@ -2637,10 +2834,10 @@
         <w:t xml:space="preserve"> </w:t>
       </w:r>
       <w:r>
-        <w:t xml:space="preserve">serves as the two-stock reduced-index analogue while also carrying the harmonized Far North selectivity treatment.</w:t>
-      </w:r>
-    </w:p>
-    <w:bookmarkStart w:id="50" w:name="reduced-number-of-indices"/>
+        <w:t xml:space="preserve">frames the harmonized Far North selectivity treatment.</w:t>
+      </w:r>
+    </w:p>
+    <w:bookmarkStart w:id="51" w:name="reduced-number-of-indices"/>
     <w:p>
       <w:pPr>
         <w:pStyle w:val="Heading2"/>
@@ -2843,7 +3040,7 @@
       <w:tr>
         <w:tc>
           <w:tcPr/>
-          <w:bookmarkStart w:id="42" w:name="fig-reduced-indices-ssb"/>
+          <w:bookmarkStart w:id="43" w:name="fig-reduced-indices-ssb"/>
           <w:p>
             <w:pPr>
               <w:pStyle w:val="Compact"/>
@@ -2854,18 +3051,18 @@
                 <wp:inline>
                   <wp:extent cx="5334000" cy="3194843"/>
                   <wp:effectExtent b="0" l="0" r="0" t="0"/>
-                  <wp:docPr descr="" title="" id="40" name="Picture"/>
+                  <wp:docPr descr="" title="" id="41" name="Picture"/>
                   <a:graphic>
                     <a:graphicData uri="http://schemas.openxmlformats.org/drawingml/2006/picture">
                       <pic:pic>
                         <pic:nvPicPr>
-                          <pic:cNvPr descr="JM-WP-BM-01_files/figure-docx/fig-reduced-indices-ssb-1.png" id="41" name="Picture"/>
+                          <pic:cNvPr descr="JM-WP-BM-01_files/figure-docx/fig-reduced-indices-ssb-1.png" id="42" name="Picture"/>
                           <pic:cNvPicPr>
                             <a:picLocks noChangeArrowheads="1" noChangeAspect="1"/>
                           </pic:cNvPicPr>
                         </pic:nvPicPr>
                         <pic:blipFill>
-                          <a:blip r:embed="rId39"/>
+                          <a:blip r:embed="rId40"/>
                           <a:stretch>
                             <a:fillRect/>
                           </a:stretch>
@@ -2923,7 +3120,7 @@
               <w:t xml:space="preserve">).</w:t>
             </w:r>
           </w:p>
-          <w:bookmarkEnd w:id="42"/>
+          <w:bookmarkEnd w:id="43"/>
         </w:tc>
       </w:tr>
     </w:tbl>
@@ -2940,7 +3137,7 @@
       <w:tr>
         <w:tc>
           <w:tcPr/>
-          <w:bookmarkStart w:id="46" w:name="fig-reduced-indices-rec"/>
+          <w:bookmarkStart w:id="47" w:name="fig-reduced-indices-rec"/>
           <w:p>
             <w:pPr>
               <w:pStyle w:val="Compact"/>
@@ -2951,18 +3148,18 @@
                 <wp:inline>
                   <wp:extent cx="5334000" cy="3194843"/>
                   <wp:effectExtent b="0" l="0" r="0" t="0"/>
-                  <wp:docPr descr="" title="" id="44" name="Picture"/>
+                  <wp:docPr descr="" title="" id="45" name="Picture"/>
                   <a:graphic>
                     <a:graphicData uri="http://schemas.openxmlformats.org/drawingml/2006/picture">
                       <pic:pic>
                         <pic:nvPicPr>
-                          <pic:cNvPr descr="JM-WP-BM-01_files/figure-docx/fig-reduced-indices-rec-1.png" id="45" name="Picture"/>
+                          <pic:cNvPr descr="JM-WP-BM-01_files/figure-docx/fig-reduced-indices-rec-1.png" id="46" name="Picture"/>
                           <pic:cNvPicPr>
                             <a:picLocks noChangeArrowheads="1" noChangeAspect="1"/>
                           </pic:cNvPicPr>
                         </pic:nvPicPr>
                         <pic:blipFill>
-                          <a:blip r:embed="rId43"/>
+                          <a:blip r:embed="rId44"/>
                           <a:stretch>
                             <a:fillRect/>
                           </a:stretch>
@@ -3020,7 +3217,7 @@
               <w:t xml:space="preserve">).</w:t>
             </w:r>
           </w:p>
-          <w:bookmarkEnd w:id="46"/>
+          <w:bookmarkEnd w:id="47"/>
         </w:tc>
       </w:tr>
     </w:tbl>
@@ -3170,18 +3367,18 @@
                 <wp:inline>
                   <wp:extent cx="152400" cy="152400"/>
                   <wp:effectExtent b="0" l="0" r="0" t="0"/>
-                  <wp:docPr descr="" title="" id="48" name="Picture"/>
+                  <wp:docPr descr="" title="" id="49" name="Picture"/>
                   <a:graphic>
                     <a:graphicData uri="http://schemas.openxmlformats.org/drawingml/2006/picture">
                       <pic:pic>
                         <pic:nvPicPr>
-                          <pic:cNvPr descr="/Applications/quarto/share/formats/docx/note.png" id="49" name="Picture"/>
+                          <pic:cNvPr descr="/Applications/quarto/share/formats/docx/note.png" id="50" name="Picture"/>
                           <pic:cNvPicPr>
                             <a:picLocks noChangeArrowheads="1" noChangeAspect="1"/>
                           </pic:cNvPicPr>
                         </pic:nvPicPr>
                         <pic:blipFill>
-                          <a:blip r:embed="rId47"/>
+                          <a:blip r:embed="rId48"/>
                           <a:stretch>
                             <a:fillRect/>
                           </a:stretch>
@@ -3289,8 +3486,8 @@
         <w:t xml:space="preserve">.</w:t>
       </w:r>
     </w:p>
-    <w:bookmarkEnd w:id="50"/>
-    <w:bookmarkStart w:id="83" w:name="simplified-selectivity-alternatives"/>
+    <w:bookmarkEnd w:id="51"/>
+    <w:bookmarkStart w:id="84" w:name="simplified-selectivity-alternatives"/>
     <w:p>
       <w:pPr>
         <w:pStyle w:val="Heading2"/>
@@ -3331,7 +3528,7 @@
         <w:t xml:space="preserve">The first dimension is the selectivity structure used during model fitting. One option is to replace long annual selectivity histories with a limited set of blocks for each fleet — for example a historical block, a modern block, and a current block. This preserves the broad evidence that fishery selectivity has changed over time while avoiding dozens of annual deviations that are difficult to interpret and project forward. Block-based selectivity is recommended as the primary simplified alternative for the MSE operating models. It provides an interpretable and tractable representation of selectivity change without the parameter proliferation of annual non-parametric estimation.</w:t>
       </w:r>
     </w:p>
-    <w:bookmarkStart w:id="82" w:name="X518721fe55853f821d30f8adb270621fb439ada"/>
+    <w:bookmarkStart w:id="83" w:name="X518721fe55853f821d30f8adb270621fb439ada"/>
     <w:p>
       <w:pPr>
         <w:pStyle w:val="Heading3"/>
@@ -3348,7 +3545,7 @@
         <w:t xml:space="preserve">Using the age-composition tables (Annex Tables 3-5) and the selectivity heatmaps (Annex Figures 37-38), it is possible to define time blocks where the age pattern, as a proxy for selectivity-at-age, is broadly stable for each fleet. The reduction below follows the main regime shifts visible in the data and is broadly consistent with how the current model already treats selectivity in some components.</w:t>
       </w:r>
     </w:p>
-    <w:bookmarkStart w:id="51" w:name="fleet-1-north-chile"/>
+    <w:bookmarkStart w:id="52" w:name="fleet-1-north-chile"/>
     <w:p>
       <w:pPr>
         <w:pStyle w:val="Heading4"/>
@@ -3449,8 +3646,8 @@
         <w:t xml:space="preserve">The main structural breaks for this fleet are around 1987 and 2016, which is also consistent with the increase in mean age shown in Annex Figure 31.</w:t>
       </w:r>
     </w:p>
-    <w:bookmarkEnd w:id="51"/>
-    <w:bookmarkStart w:id="52" w:name="fleet-2-south-central-chile"/>
+    <w:bookmarkEnd w:id="52"/>
+    <w:bookmarkStart w:id="53" w:name="fleet-2-south-central-chile"/>
     <w:p>
       <w:pPr>
         <w:pStyle w:val="Heading4"/>
@@ -3551,8 +3748,8 @@
         <w:t xml:space="preserve">These blocks are consistent with the gradual aging trend noted elsewhere in the report, including the increase in mean age over the last decade.</w:t>
       </w:r>
     </w:p>
-    <w:bookmarkEnd w:id="52"/>
-    <w:bookmarkStart w:id="53" w:name="fleet-3-far-north"/>
+    <w:bookmarkEnd w:id="53"/>
+    <w:bookmarkStart w:id="54" w:name="fleet-3-far-north"/>
     <w:p>
       <w:pPr>
         <w:pStyle w:val="Heading4"/>
@@ -3668,8 +3865,8 @@
         <w:t xml:space="preserve">treatment already uses a simplified two-regime split around 2002, but the data suggest somewhat finer structure could be supported.</w:t>
       </w:r>
     </w:p>
-    <w:bookmarkEnd w:id="53"/>
-    <w:bookmarkStart w:id="54" w:name="fleet-4-offshore-trawl"/>
+    <w:bookmarkEnd w:id="54"/>
+    <w:bookmarkStart w:id="55" w:name="fleet-4-offshore-trawl"/>
     <w:p>
       <w:pPr>
         <w:pStyle w:val="Heading4"/>
@@ -3751,8 +3948,8 @@
         <w:t xml:space="preserve">These changes are consistent with the recent selectivity changes noted in the SC13 sensitivity runs.</w:t>
       </w:r>
     </w:p>
-    <w:bookmarkEnd w:id="54"/>
-    <w:bookmarkStart w:id="55" w:name="cross-fleet-simplification"/>
+    <w:bookmarkEnd w:id="55"/>
+    <w:bookmarkStart w:id="56" w:name="cross-fleet-simplification"/>
     <w:p>
       <w:pPr>
         <w:pStyle w:val="Heading4"/>
@@ -3865,8 +4062,8 @@
         <w:t xml:space="preserve">extra flexibility for Fleet 4 after 2018, where the short series suggests sharper recent changes.</w:t>
       </w:r>
     </w:p>
-    <w:bookmarkEnd w:id="55"/>
-    <w:bookmarkStart w:id="56" w:name="key-insight"/>
+    <w:bookmarkEnd w:id="56"/>
+    <w:bookmarkStart w:id="57" w:name="key-insight"/>
     <w:p>
       <w:pPr>
         <w:pStyle w:val="Heading4"/>
@@ -3956,8 +4153,8 @@
         <w:t xml:space="preserve">These broad breakpoints also align with changes in fishing pressure, the stock rebuilding phase, and the model note that recent selectivity favors older fish.</w:t>
       </w:r>
     </w:p>
-    <w:bookmarkEnd w:id="56"/>
-    <w:bookmarkStart w:id="81" w:name="illustrative-fit-with-selectivity-blocks"/>
+    <w:bookmarkEnd w:id="57"/>
+    <w:bookmarkStart w:id="82" w:name="illustrative-fit-with-selectivity-blocks"/>
     <w:p>
       <w:pPr>
         <w:pStyle w:val="Heading4"/>
@@ -4045,7 +4242,7 @@
         <w:t xml:space="preserve">.</w:t>
       </w:r>
     </w:p>
-    <w:bookmarkStart w:id="65" w:name="fig-selectivity-fishery-compare"/>
+    <w:bookmarkStart w:id="66" w:name="fig-selectivity-fishery-compare"/>
     <w:tbl>
       <w:tblPr>
         <w:tblStyle w:val="Table"/>
@@ -4073,7 +4270,7 @@
             <w:tr>
               <w:tc>
                 <w:tcPr/>
-                <w:bookmarkStart w:id="60" w:name="fig-selectivity-fishery-compare-1"/>
+                <w:bookmarkStart w:id="61" w:name="fig-selectivity-fishery-compare-1"/>
                 <w:p>
                   <w:pPr>
                     <w:pStyle w:val="Compact"/>
@@ -4085,18 +4282,18 @@
                       <wp:inline>
                         <wp:extent cx="2971800" cy="4754880"/>
                         <wp:effectExtent b="0" l="0" r="0" t="0"/>
-                        <wp:docPr descr="" title="" id="58" name="Picture"/>
+                        <wp:docPr descr="" title="" id="59" name="Picture"/>
                         <a:graphic>
                           <a:graphicData uri="http://schemas.openxmlformats.org/drawingml/2006/picture">
                             <pic:pic>
                               <pic:nvPicPr>
-                                <pic:cNvPr descr="JM-WP-BM-01_files/figure-docx/fig-selectivity-fishery-compare-1.png" id="59" name="Picture"/>
+                                <pic:cNvPr descr="JM-WP-BM-01_files/figure-docx/fig-selectivity-fishery-compare-1.png" id="60" name="Picture"/>
                                 <pic:cNvPicPr>
                                   <a:picLocks noChangeArrowheads="1" noChangeAspect="1"/>
                                 </pic:cNvPicPr>
                               </pic:nvPicPr>
                               <pic:blipFill>
-                                <a:blip r:embed="rId57"/>
+                                <a:blip r:embed="rId58"/>
                                 <a:stretch>
                                   <a:fillRect/>
                                 </a:stretch>
@@ -4146,7 +4343,7 @@
                     <w:t xml:space="preserve">h1_2.00</w:t>
                   </w:r>
                 </w:p>
-                <w:bookmarkEnd w:id="60"/>
+                <w:bookmarkEnd w:id="61"/>
               </w:tc>
             </w:tr>
           </w:tbl>
@@ -4167,7 +4364,7 @@
             <w:tr>
               <w:tc>
                 <w:tcPr/>
-                <w:bookmarkStart w:id="64" w:name="fig-selectivity-fishery-compare-2"/>
+                <w:bookmarkStart w:id="65" w:name="fig-selectivity-fishery-compare-2"/>
                 <w:p>
                   <w:pPr>
                     <w:pStyle w:val="Compact"/>
@@ -4179,18 +4376,18 @@
                       <wp:inline>
                         <wp:extent cx="2971800" cy="4754880"/>
                         <wp:effectExtent b="0" l="0" r="0" t="0"/>
-                        <wp:docPr descr="" title="" id="62" name="Picture"/>
+                        <wp:docPr descr="" title="" id="63" name="Picture"/>
                         <a:graphic>
                           <a:graphicData uri="http://schemas.openxmlformats.org/drawingml/2006/picture">
                             <pic:pic>
                               <pic:nvPicPr>
-                                <pic:cNvPr descr="JM-WP-BM-01_files/figure-docx/fig-selectivity-fishery-compare-2.png" id="63" name="Picture"/>
+                                <pic:cNvPr descr="JM-WP-BM-01_files/figure-docx/fig-selectivity-fishery-compare-2.png" id="64" name="Picture"/>
                                 <pic:cNvPicPr>
                                   <a:picLocks noChangeArrowheads="1" noChangeAspect="1"/>
                                 </pic:cNvPicPr>
                               </pic:nvPicPr>
                               <pic:blipFill>
-                                <a:blip r:embed="rId61"/>
+                                <a:blip r:embed="rId62"/>
                                 <a:stretch>
                                   <a:fillRect/>
                                 </a:stretch>
@@ -4240,7 +4437,7 @@
                     <w:t xml:space="preserve">h1_2.01</w:t>
                   </w:r>
                 </w:p>
-                <w:bookmarkEnd w:id="64"/>
+                <w:bookmarkEnd w:id="65"/>
               </w:tc>
             </w:tr>
           </w:tbl>
@@ -4296,7 +4493,7 @@
         <w:t xml:space="preserve">.</w:t>
       </w:r>
     </w:p>
-    <w:bookmarkEnd w:id="65"/>
+    <w:bookmarkEnd w:id="66"/>
     <w:p>
       <w:pPr>
         <w:pStyle w:val="BodyText"/>
@@ -4417,11 +4614,23 @@
           <w:rPr>
             <w:rStyle w:val="Hyperlink"/>
           </w:rPr>
-          <w:t xml:space="preserve">Table 2</w:t>
+          <w:t xml:space="preserve">Table 3</w:t>
         </w:r>
       </w:hyperlink>
       <w:r>
-        <w:t xml:space="preserve">. The reduced-index sensitivity lowers the index-related likelihood contributions with only a modest reduction in total fit, whereas the block-selectivity model achieves a much larger reduction in estimated parameters but at the cost of substantially higher age- and index-fit components.</w:t>
+        <w:t xml:space="preserve">. Relative to</w:t>
+      </w:r>
+      <w:r>
+        <w:t xml:space="preserve"> </w:t>
+      </w:r>
+      <w:r>
+        <w:rPr>
+          <w:rStyle w:val="VerbatimChar"/>
+        </w:rPr>
+        <w:t xml:space="preserve">h1_1.14</w:t>
+      </w:r>
+      <w:r>
+        <w:t xml:space="preserve">, the reduced-index sensitivity lowers the retained index-related likelihood contributions without materially worsening the overall fit, whereas the block-selectivity model reduces the number of estimated parameters more aggressively but at the cost of substantially higher age- and index-fit components.</w:t>
       </w:r>
     </w:p>
     <w:tbl>
@@ -4437,7 +4646,7 @@
       <w:tr>
         <w:tc>
           <w:tcPr/>
-          <w:bookmarkStart w:id="66" w:name="tbl-h1-like-components"/>
+          <w:bookmarkStart w:id="67" w:name="tbl-h1-like-components"/>
           <w:p>
             <w:pPr>
               <w:jc w:val="center"/>
@@ -4448,7 +4657,7 @@
               <w:pStyle w:val="ImageCaption"/>
             </w:pPr>
             <w:r>
-              <w:t xml:space="preserve">Table 2: Negative-log-likelihood components and estimated parameter counts for the single-stock base model (</w:t>
+              <w:t xml:space="preserve">Table 3: Negative-log-likelihood components and estimated parameter counts for the single-stock base model (</w:t>
             </w:r>
             <w:r>
               <w:rPr>
@@ -6769,7 +6978,7 @@
               </w:tc>
             </w:tr>
           </w:tbl>
-          <w:bookmarkEnd w:id="66"/>
+          <w:bookmarkEnd w:id="67"/>
         </w:tc>
       </w:tr>
     </w:tbl>
@@ -6880,7 +7089,7 @@
         </w:r>
       </w:hyperlink>
       <w:r>
-        <w:t xml:space="preserve">. This comparison places the base model alongside the reduced-index and Far North harmonization variants. It shows that</w:t>
+        <w:t xml:space="preserve">. This first comparison focuses on the base model, the reduced-index sensitivity, and the reduced-index model with block selectivity. It shows that</w:t>
       </w:r>
       <w:r>
         <w:t xml:space="preserve"> </w:t>
@@ -6892,7 +7101,10 @@
         <w:t xml:space="preserve">h1_2.00</w:t>
       </w:r>
       <w:r>
-        <w:t xml:space="preserve">,</w:t>
+        <w:t xml:space="preserve"> </w:t>
+      </w:r>
+      <w:r>
+        <w:t xml:space="preserve">stays broadly close to</w:t>
       </w:r>
       <w:r>
         <w:t xml:space="preserve"> </w:t>
@@ -6901,10 +7113,13 @@
         <w:rPr>
           <w:rStyle w:val="VerbatimChar"/>
         </w:rPr>
-        <w:t xml:space="preserve">h1_2.02</w:t>
-      </w:r>
-      <w:r>
-        <w:t xml:space="preserve">, and</w:t>
+        <w:t xml:space="preserve">h1_1.14</w:t>
+      </w:r>
+      <w:r>
+        <w:t xml:space="preserve"> </w:t>
+      </w:r>
+      <w:r>
+        <w:t xml:space="preserve">for the South-Central Chile CPUE, Peruvian CPUE, and Offshore CPUE series, whereas the additional selectivity simplification in</w:t>
       </w:r>
       <w:r>
         <w:t xml:space="preserve"> </w:t>
@@ -6913,13 +7128,13 @@
         <w:rPr>
           <w:rStyle w:val="VerbatimChar"/>
         </w:rPr>
-        <w:t xml:space="preserve">h2_2.02</w:t>
-      </w:r>
-      <w:r>
-        <w:t xml:space="preserve"> </w:t>
-      </w:r>
-      <w:r>
-        <w:t xml:space="preserve">retain broadly similar fits to the South-Central Chile CPUE, Peruvian CPUE, and Offshore CPUE series, while differing more materially in the Acoustic North series and, to a lesser extent, in the recent Chile CPUE trajectory.</w:t>
+        <w:t xml:space="preserve">h1_2.01</w:t>
+      </w:r>
+      <w:r>
+        <w:t xml:space="preserve"> </w:t>
+      </w:r>
+      <w:r>
+        <w:t xml:space="preserve">produces visibly worse fits for several of the retained indices, especially Acoustic North and Peru CPUE.</w:t>
       </w:r>
     </w:p>
     <w:tbl>
@@ -6935,7 +7150,7 @@
       <w:tr>
         <w:tc>
           <w:tcPr/>
-          <w:bookmarkStart w:id="70" w:name="fig-h1-index-fits"/>
+          <w:bookmarkStart w:id="71" w:name="fig-h1-index-fits"/>
           <w:p>
             <w:pPr>
               <w:pStyle w:val="Compact"/>
@@ -6946,18 +7161,18 @@
                 <wp:inline>
                   <wp:extent cx="5334000" cy="4333875"/>
                   <wp:effectExtent b="0" l="0" r="0" t="0"/>
-                  <wp:docPr descr="" title="" id="68" name="Picture"/>
+                  <wp:docPr descr="" title="" id="69" name="Picture"/>
                   <a:graphic>
                     <a:graphicData uri="http://schemas.openxmlformats.org/drawingml/2006/picture">
                       <pic:pic>
                         <pic:nvPicPr>
-                          <pic:cNvPr descr="JM-WP-BM-01_files/figure-docx/fig-h1-index-fits-1.png" id="69" name="Picture"/>
+                          <pic:cNvPr descr="JM-WP-BM-01_files/figure-docx/fig-h1-index-fits-1.png" id="70" name="Picture"/>
                           <pic:cNvPicPr>
                             <a:picLocks noChangeArrowheads="1" noChangeAspect="1"/>
                           </pic:cNvPicPr>
                         </pic:nvPicPr>
                         <pic:blipFill>
-                          <a:blip r:embed="rId67"/>
+                          <a:blip r:embed="rId68"/>
                           <a:stretch>
                             <a:fillRect/>
                           </a:stretch>
@@ -7018,18 +7233,6 @@
               <w:t xml:space="preserve">h1_2.00</w:t>
             </w:r>
             <w:r>
-              <w:t xml:space="preserve">,</w:t>
-            </w:r>
-            <w:r>
-              <w:t xml:space="preserve"> </w:t>
-            </w:r>
-            <w:r>
-              <w:rPr>
-                <w:rStyle w:val="VerbatimChar"/>
-              </w:rPr>
-              <w:t xml:space="preserve">h1_2.02</w:t>
-            </w:r>
-            <w:r>
               <w:t xml:space="preserve">, and</w:t>
             </w:r>
             <w:r>
@@ -7039,13 +7242,13 @@
               <w:rPr>
                 <w:rStyle w:val="VerbatimChar"/>
               </w:rPr>
-              <w:t xml:space="preserve">h2_2.02</w:t>
+              <w:t xml:space="preserve">h1_2.01</w:t>
             </w:r>
             <w:r>
               <w:t xml:space="preserve">. Panels show the retained comparable index series: South-Central Chile CPUE, Acoustic North, Peruvian CPUE, and Offshore CPUE.</w:t>
             </w:r>
           </w:p>
-          <w:bookmarkEnd w:id="70"/>
+          <w:bookmarkEnd w:id="71"/>
         </w:tc>
       </w:tr>
     </w:tbl>
@@ -7108,18 +7311,18 @@
                 <wp:inline>
                   <wp:extent cx="152400" cy="152400"/>
                   <wp:effectExtent b="0" l="0" r="0" t="0"/>
-                  <wp:docPr descr="" title="" id="71" name="Picture"/>
+                  <wp:docPr descr="" title="" id="72" name="Picture"/>
                   <a:graphic>
                     <a:graphicData uri="http://schemas.openxmlformats.org/drawingml/2006/picture">
                       <pic:pic>
                         <pic:nvPicPr>
-                          <pic:cNvPr descr="/Applications/quarto/share/formats/docx/note.png" id="72" name="Picture"/>
+                          <pic:cNvPr descr="/Applications/quarto/share/formats/docx/note.png" id="73" name="Picture"/>
                           <pic:cNvPicPr>
                             <a:picLocks noChangeArrowheads="1" noChangeAspect="1"/>
                           </pic:cNvPicPr>
                         </pic:nvPicPr>
                         <pic:blipFill>
-                          <a:blip r:embed="rId47"/>
+                          <a:blip r:embed="rId48"/>
                           <a:stretch>
                             <a:fillRect/>
                           </a:stretch>
@@ -7268,7 +7471,7 @@
       <w:tr>
         <w:tc>
           <w:tcPr/>
-          <w:bookmarkStart w:id="76" w:name="fig-selectivity-blocks-ssb"/>
+          <w:bookmarkStart w:id="77" w:name="fig-selectivity-blocks-ssb"/>
           <w:p>
             <w:pPr>
               <w:pStyle w:val="Compact"/>
@@ -7279,18 +7482,18 @@
                 <wp:inline>
                   <wp:extent cx="5334000" cy="3194843"/>
                   <wp:effectExtent b="0" l="0" r="0" t="0"/>
-                  <wp:docPr descr="" title="" id="74" name="Picture"/>
+                  <wp:docPr descr="" title="" id="75" name="Picture"/>
                   <a:graphic>
                     <a:graphicData uri="http://schemas.openxmlformats.org/drawingml/2006/picture">
                       <pic:pic>
                         <pic:nvPicPr>
-                          <pic:cNvPr descr="JM-WP-BM-01_files/figure-docx/fig-selectivity-blocks-ssb-1.png" id="75" name="Picture"/>
+                          <pic:cNvPr descr="JM-WP-BM-01_files/figure-docx/fig-selectivity-blocks-ssb-1.png" id="76" name="Picture"/>
                           <pic:cNvPicPr>
                             <a:picLocks noChangeArrowheads="1" noChangeAspect="1"/>
                           </pic:cNvPicPr>
                         </pic:nvPicPr>
                         <pic:blipFill>
-                          <a:blip r:embed="rId73"/>
+                          <a:blip r:embed="rId74"/>
                           <a:stretch>
                             <a:fillRect/>
                           </a:stretch>
@@ -7348,7 +7551,7 @@
               <w:t xml:space="preserve">).</w:t>
             </w:r>
           </w:p>
-          <w:bookmarkEnd w:id="76"/>
+          <w:bookmarkEnd w:id="77"/>
         </w:tc>
       </w:tr>
     </w:tbl>
@@ -7365,7 +7568,7 @@
       <w:tr>
         <w:tc>
           <w:tcPr/>
-          <w:bookmarkStart w:id="80" w:name="fig-selectivity-blocks-rec"/>
+          <w:bookmarkStart w:id="81" w:name="fig-selectivity-blocks-rec"/>
           <w:p>
             <w:pPr>
               <w:pStyle w:val="Compact"/>
@@ -7376,18 +7579,18 @@
                 <wp:inline>
                   <wp:extent cx="5334000" cy="3194843"/>
                   <wp:effectExtent b="0" l="0" r="0" t="0"/>
-                  <wp:docPr descr="" title="" id="78" name="Picture"/>
+                  <wp:docPr descr="" title="" id="79" name="Picture"/>
                   <a:graphic>
                     <a:graphicData uri="http://schemas.openxmlformats.org/drawingml/2006/picture">
                       <pic:pic>
                         <pic:nvPicPr>
-                          <pic:cNvPr descr="JM-WP-BM-01_files/figure-docx/fig-selectivity-blocks-rec-1.png" id="79" name="Picture"/>
+                          <pic:cNvPr descr="JM-WP-BM-01_files/figure-docx/fig-selectivity-blocks-rec-1.png" id="80" name="Picture"/>
                           <pic:cNvPicPr>
                             <a:picLocks noChangeArrowheads="1" noChangeAspect="1"/>
                           </pic:cNvPicPr>
                         </pic:nvPicPr>
                         <pic:blipFill>
-                          <a:blip r:embed="rId77"/>
+                          <a:blip r:embed="rId78"/>
                           <a:stretch>
                             <a:fillRect/>
                           </a:stretch>
@@ -7445,14 +7648,14 @@
               <w:t xml:space="preserve">).</w:t>
             </w:r>
           </w:p>
-          <w:bookmarkEnd w:id="80"/>
+          <w:bookmarkEnd w:id="81"/>
         </w:tc>
       </w:tr>
     </w:tbl>
-    <w:bookmarkEnd w:id="81"/>
     <w:bookmarkEnd w:id="82"/>
     <w:bookmarkEnd w:id="83"/>
-    <w:bookmarkStart w:id="87" w:name="harmonized-northern-treatment"/>
+    <w:bookmarkEnd w:id="84"/>
+    <w:bookmarkStart w:id="92" w:name="harmonized-northern-treatment"/>
     <w:p>
       <w:pPr>
         <w:pStyle w:val="Heading2"/>
@@ -7608,18 +7811,18 @@
                 <wp:inline>
                   <wp:extent cx="152400" cy="152400"/>
                   <wp:effectExtent b="0" l="0" r="0" t="0"/>
-                  <wp:docPr descr="" title="" id="84" name="Picture"/>
+                  <wp:docPr descr="" title="" id="85" name="Picture"/>
                   <a:graphic>
                     <a:graphicData uri="http://schemas.openxmlformats.org/drawingml/2006/picture">
                       <pic:pic>
                         <pic:nvPicPr>
-                          <pic:cNvPr descr="/Applications/quarto/share/formats/docx/note.png" id="85" name="Picture"/>
+                          <pic:cNvPr descr="/Applications/quarto/share/formats/docx/note.png" id="86" name="Picture"/>
                           <pic:cNvPicPr>
                             <a:picLocks noChangeArrowheads="1" noChangeAspect="1"/>
                           </pic:cNvPicPr>
                         </pic:nvPicPr>
                         <pic:blipFill>
-                          <a:blip r:embed="rId47"/>
+                          <a:blip r:embed="rId48"/>
                           <a:stretch>
                             <a:fillRect/>
                           </a:stretch>
@@ -7938,7 +8141,21 @@
           <w:rPr>
             <w:rStyle w:val="Hyperlink"/>
           </w:rPr>
-          <w:t xml:space="preserve">Table 3</w:t>
+          <w:t xml:space="preserve">Table 4</w:t>
+        </w:r>
+      </w:hyperlink>
+      <w:r>
+        <w:t xml:space="preserve">, and the corresponding retained-index fits are shown in</w:t>
+      </w:r>
+      <w:r>
+        <w:t xml:space="preserve"> </w:t>
+      </w:r>
+      <w:hyperlink w:anchor="fig-harmonized-index-fits">
+        <w:r>
+          <w:rPr>
+            <w:rStyle w:val="Hyperlink"/>
+          </w:rPr>
+          <w:t xml:space="preserve">Figure 7</w:t>
         </w:r>
       </w:hyperlink>
       <w:r>
@@ -7958,7 +8175,7 @@
       <w:tr>
         <w:tc>
           <w:tcPr/>
-          <w:bookmarkStart w:id="86" w:name="tbl-north-harmonized-like-components"/>
+          <w:bookmarkStart w:id="87" w:name="tbl-north-harmonized-like-components"/>
           <w:p>
             <w:pPr>
               <w:jc w:val="center"/>
@@ -7969,7 +8186,7 @@
               <w:pStyle w:val="ImageCaption"/>
             </w:pPr>
             <w:r>
-              <w:t xml:space="preserve">Table 3: Negative-log-likelihood components and estimated parameter counts for the reduced-index single-stock model (</w:t>
+              <w:t xml:space="preserve">Table 4: Negative-log-likelihood components and estimated parameter counts for the reduced-index single-stock model (</w:t>
             </w:r>
             <w:r>
               <w:rPr>
@@ -10188,12 +10405,191 @@
               </w:tc>
             </w:tr>
           </w:tbl>
-          <w:bookmarkEnd w:id="86"/>
+          <w:bookmarkEnd w:id="87"/>
         </w:tc>
       </w:tr>
     </w:tbl>
-    <w:bookmarkEnd w:id="87"/>
-    <w:bookmarkStart w:id="90" w:name="simplified-recruitment-alternatives"/>
+    <w:p>
+      <w:pPr>
+        <w:pStyle w:val="BodyText"/>
+      </w:pPr>
+      <w:r>
+        <w:t xml:space="preserve">The retained comparable index fits for these harmonized models are shown in</w:t>
+      </w:r>
+      <w:r>
+        <w:t xml:space="preserve"> </w:t>
+      </w:r>
+      <w:hyperlink w:anchor="fig-harmonized-index-fits">
+        <w:r>
+          <w:rPr>
+            <w:rStyle w:val="Hyperlink"/>
+          </w:rPr>
+          <w:t xml:space="preserve">Figure 7</w:t>
+        </w:r>
+      </w:hyperlink>
+      <w:r>
+        <w:t xml:space="preserve">. Relative to</w:t>
+      </w:r>
+      <w:r>
+        <w:t xml:space="preserve"> </w:t>
+      </w:r>
+      <w:r>
+        <w:rPr>
+          <w:rStyle w:val="VerbatimChar"/>
+        </w:rPr>
+        <w:t xml:space="preserve">h1_2.00</w:t>
+      </w:r>
+      <w:r>
+        <w:t xml:space="preserve">, the single-stock harmonized variant</w:t>
+      </w:r>
+      <w:r>
+        <w:t xml:space="preserve"> </w:t>
+      </w:r>
+      <w:r>
+        <w:rPr>
+          <w:rStyle w:val="VerbatimChar"/>
+        </w:rPr>
+        <w:t xml:space="preserve">h1_2.02</w:t>
+      </w:r>
+      <w:r>
+        <w:t xml:space="preserve"> </w:t>
+      </w:r>
+      <w:r>
+        <w:t xml:space="preserve">changes little in the South-Central Chile CPUE, Peru CPUE, and Offshore CPUE panels, while the two-stock harmonized variant</w:t>
+      </w:r>
+      <w:r>
+        <w:t xml:space="preserve"> </w:t>
+      </w:r>
+      <w:r>
+        <w:rPr>
+          <w:rStyle w:val="VerbatimChar"/>
+        </w:rPr>
+        <w:t xml:space="preserve">h2_2.02</w:t>
+      </w:r>
+      <w:r>
+        <w:t xml:space="preserve"> </w:t>
+      </w:r>
+      <w:r>
+        <w:t xml:space="preserve">differs more clearly in the Acoustic North fit and in parts of the Chile CPUE trajectory.</w:t>
+      </w:r>
+    </w:p>
+    <w:tbl>
+      <w:tblPr>
+        <w:tblStyle w:val="Table"/>
+        <w:tblW w:type="pct" w:w="5000"/>
+        <w:tblLayout w:type="fixed"/>
+        <w:tblLook w:firstRow="0" w:lastRow="0" w:firstColumn="0" w:lastColumn="0" w:noHBand="0" w:noVBand="0" w:val="0000"/>
+      </w:tblPr>
+      <w:tblGrid>
+        <w:gridCol w:w="7920"/>
+      </w:tblGrid>
+      <w:tr>
+        <w:tc>
+          <w:tcPr/>
+          <w:bookmarkStart w:id="91" w:name="fig-harmonized-index-fits"/>
+          <w:p>
+            <w:pPr>
+              <w:pStyle w:val="Compact"/>
+              <w:jc w:val="center"/>
+            </w:pPr>
+            <w:r>
+              <w:drawing>
+                <wp:inline>
+                  <wp:extent cx="5334000" cy="4333875"/>
+                  <wp:effectExtent b="0" l="0" r="0" t="0"/>
+                  <wp:docPr descr="" title="" id="89" name="Picture"/>
+                  <a:graphic>
+                    <a:graphicData uri="http://schemas.openxmlformats.org/drawingml/2006/picture">
+                      <pic:pic>
+                        <pic:nvPicPr>
+                          <pic:cNvPr descr="JM-WP-BM-01_files/figure-docx/fig-harmonized-index-fits-1.png" id="90" name="Picture"/>
+                          <pic:cNvPicPr>
+                            <a:picLocks noChangeArrowheads="1" noChangeAspect="1"/>
+                          </pic:cNvPicPr>
+                        </pic:nvPicPr>
+                        <pic:blipFill>
+                          <a:blip r:embed="rId88"/>
+                          <a:stretch>
+                            <a:fillRect/>
+                          </a:stretch>
+                        </pic:blipFill>
+                        <pic:spPr bwMode="auto">
+                          <a:xfrm>
+                            <a:off x="0" y="0"/>
+                            <a:ext cx="5334000" cy="4333875"/>
+                          </a:xfrm>
+                          <a:prstGeom prst="rect">
+                            <a:avLst/>
+                          </a:prstGeom>
+                          <a:noFill/>
+                          <a:ln w="9525">
+                            <a:noFill/>
+                            <a:headEnd/>
+                            <a:tailEnd/>
+                          </a:ln>
+                        </pic:spPr>
+                      </pic:pic>
+                    </a:graphicData>
+                  </a:graphic>
+                </wp:inline>
+              </w:drawing>
+            </w:r>
+          </w:p>
+          <w:p>
+            <w:pPr>
+              <w:jc w:val="center"/>
+            </w:pPr>
+            <w:pPr>
+              <w:jc w:val="left"/>
+              <w:spacing w:before="200"/>
+              <w:pStyle w:val="ImageCaption"/>
+            </w:pPr>
+            <w:r>
+              <w:t xml:space="preserve">Figure 7: Observed and fitted index trajectories for</w:t>
+            </w:r>
+            <w:r>
+              <w:t xml:space="preserve"> </w:t>
+            </w:r>
+            <w:r>
+              <w:rPr>
+                <w:rStyle w:val="VerbatimChar"/>
+              </w:rPr>
+              <w:t xml:space="preserve">h1_2.00</w:t>
+            </w:r>
+            <w:r>
+              <w:t xml:space="preserve">,</w:t>
+            </w:r>
+            <w:r>
+              <w:t xml:space="preserve"> </w:t>
+            </w:r>
+            <w:r>
+              <w:rPr>
+                <w:rStyle w:val="VerbatimChar"/>
+              </w:rPr>
+              <w:t xml:space="preserve">h1_2.02</w:t>
+            </w:r>
+            <w:r>
+              <w:t xml:space="preserve">, and</w:t>
+            </w:r>
+            <w:r>
+              <w:t xml:space="preserve"> </w:t>
+            </w:r>
+            <w:r>
+              <w:rPr>
+                <w:rStyle w:val="VerbatimChar"/>
+              </w:rPr>
+              <w:t xml:space="preserve">h2_2.02</w:t>
+            </w:r>
+            <w:r>
+              <w:t xml:space="preserve">. Panels show the retained comparable index series: South-Central Chile CPUE, Acoustic North, Peruvian CPUE, and Offshore CPUE.</w:t>
+            </w:r>
+          </w:p>
+          <w:bookmarkEnd w:id="91"/>
+        </w:tc>
+      </w:tr>
+    </w:tbl>
+    <w:bookmarkEnd w:id="92"/>
+    <w:bookmarkStart w:id="95" w:name="simplified-recruitment-alternatives"/>
     <w:p>
       <w:pPr>
         <w:pStyle w:val="Heading2"/>
@@ -10251,18 +10647,18 @@
                 <wp:inline>
                   <wp:extent cx="152400" cy="152400"/>
                   <wp:effectExtent b="0" l="0" r="0" t="0"/>
-                  <wp:docPr descr="" title="" id="88" name="Picture"/>
+                  <wp:docPr descr="" title="" id="93" name="Picture"/>
                   <a:graphic>
                     <a:graphicData uri="http://schemas.openxmlformats.org/drawingml/2006/picture">
                       <pic:pic>
                         <pic:nvPicPr>
-                          <pic:cNvPr descr="/Applications/quarto/share/formats/docx/note.png" id="89" name="Picture"/>
+                          <pic:cNvPr descr="/Applications/quarto/share/formats/docx/note.png" id="94" name="Picture"/>
                           <pic:cNvPicPr>
                             <a:picLocks noChangeArrowheads="1" noChangeAspect="1"/>
                           </pic:cNvPicPr>
                         </pic:nvPicPr>
                         <pic:blipFill>
-                          <a:blip r:embed="rId47"/>
+                          <a:blip r:embed="rId48"/>
                           <a:stretch>
                             <a:fillRect/>
                           </a:stretch>
@@ -10349,8 +10745,8 @@
         </w:tc>
       </w:tr>
     </w:tbl>
-    <w:bookmarkEnd w:id="90"/>
-    <w:bookmarkStart w:id="93" w:name="fixed-reference-point-alternatives"/>
+    <w:bookmarkEnd w:id="95"/>
+    <w:bookmarkStart w:id="98" w:name="fixed-reference-point-alternatives"/>
     <w:p>
       <w:pPr>
         <w:pStyle w:val="Heading2"/>
@@ -10446,18 +10842,18 @@
                 <wp:inline>
                   <wp:extent cx="152400" cy="152400"/>
                   <wp:effectExtent b="0" l="0" r="0" t="0"/>
-                  <wp:docPr descr="" title="" id="91" name="Picture"/>
+                  <wp:docPr descr="" title="" id="96" name="Picture"/>
                   <a:graphic>
                     <a:graphicData uri="http://schemas.openxmlformats.org/drawingml/2006/picture">
                       <pic:pic>
                         <pic:nvPicPr>
-                          <pic:cNvPr descr="/Applications/quarto/share/formats/docx/note.png" id="92" name="Picture"/>
+                          <pic:cNvPr descr="/Applications/quarto/share/formats/docx/note.png" id="97" name="Picture"/>
                           <pic:cNvPicPr>
                             <a:picLocks noChangeArrowheads="1" noChangeAspect="1"/>
                           </pic:cNvPicPr>
                         </pic:nvPicPr>
                         <pic:blipFill>
-                          <a:blip r:embed="rId47"/>
+                          <a:blip r:embed="rId48"/>
                           <a:stretch>
                             <a:fillRect/>
                           </a:stretch>
@@ -10575,9 +10971,9 @@
         <w:t xml:space="preserve">The recommended approach is therefore to calculate reference points once, using the terminal selectivity block and the current biological schedules, and use those fixed values as management benchmarks throughout the MSE simulation. Sensitivity to the choice of reference period can be examined as part of robustness testing.</w:t>
       </w:r>
     </w:p>
-    <w:bookmarkEnd w:id="93"/>
-    <w:bookmarkEnd w:id="94"/>
-    <w:bookmarkStart w:id="95" w:name="summary"/>
+    <w:bookmarkEnd w:id="98"/>
+    <w:bookmarkEnd w:id="99"/>
+    <w:bookmarkStart w:id="100" w:name="summary"/>
     <w:p>
       <w:pPr>
         <w:pStyle w:val="Heading1"/>
@@ -10834,8 +11230,8 @@
         <w:t xml:space="preserve">The next step is to construct and compare simplified alternatives that remain faithful to the broad SC13 assessment picture while avoiding the complicated issues identified during the July 2025 MSE workshop. The reviewer comments documented here provide a prioritized roadmap for that work.</w:t>
       </w:r>
     </w:p>
-    <w:bookmarkEnd w:id="95"/>
-    <w:bookmarkStart w:id="105" w:name="appendix-compact-equation-summary"/>
+    <w:bookmarkEnd w:id="100"/>
+    <w:bookmarkStart w:id="110" w:name="appendix-compact-equation-summary"/>
     <w:p>
       <w:pPr>
         <w:pStyle w:val="Heading1"/>
@@ -10852,7 +11248,7 @@
         <w:t xml:space="preserve">This appendix gives a compact schematic description of the equations underlying the SC13 Joint Jack Mackerel Model. It is intended to summarize the structure used in this working paper rather than to reproduce every implementation detail of the ADMB code or every option described in the technical annex and user guide.</w:t>
       </w:r>
     </w:p>
-    <w:bookmarkStart w:id="96" w:name="notation"/>
+    <w:bookmarkStart w:id="101" w:name="notation"/>
     <w:p>
       <w:pPr>
         <w:pStyle w:val="Heading2"/>
@@ -11442,8 +11838,8 @@
         <w:t xml:space="preserve">.</w:t>
       </w:r>
     </w:p>
-    <w:bookmarkEnd w:id="96"/>
-    <w:bookmarkStart w:id="97" w:name="population-update"/>
+    <w:bookmarkEnd w:id="101"/>
+    <w:bookmarkStart w:id="102" w:name="population-update"/>
     <w:p>
       <w:pPr>
         <w:pStyle w:val="Heading2"/>
@@ -12451,8 +12847,8 @@
         <w:t xml:space="preserve">is the fraction of annual mortality occurring before spawning.</w:t>
       </w:r>
     </w:p>
-    <w:bookmarkEnd w:id="97"/>
-    <w:bookmarkStart w:id="98" w:name="stock-recruitment-relationship"/>
+    <w:bookmarkEnd w:id="102"/>
+    <w:bookmarkStart w:id="103" w:name="stock-recruitment-relationship"/>
     <w:p>
       <w:pPr>
         <w:pStyle w:val="Heading2"/>
@@ -12977,8 +13373,8 @@
         <w:t xml:space="preserve">, recruitment is assigned across two stocks with a more complex regime structure, including the 1999 shift described in the control file.</w:t>
       </w:r>
     </w:p>
-    <w:bookmarkEnd w:id="98"/>
-    <w:bookmarkStart w:id="99" w:name="fishing-mortality-and-catch"/>
+    <w:bookmarkEnd w:id="103"/>
+    <w:bookmarkStart w:id="104" w:name="fishing-mortality-and-catch"/>
     <w:p>
       <w:pPr>
         <w:pStyle w:val="Heading2"/>
@@ -13654,8 +14050,8 @@
         </m:oMath>
       </m:oMathPara>
     </w:p>
-    <w:bookmarkEnd w:id="99"/>
-    <w:bookmarkStart w:id="100" w:name="abundance-indices"/>
+    <w:bookmarkEnd w:id="104"/>
+    <w:bookmarkStart w:id="105" w:name="abundance-indices"/>
     <w:p>
       <w:pPr>
         <w:pStyle w:val="Heading2"/>
@@ -14062,8 +14458,8 @@
         <w:t xml:space="preserve">places the survey or CPUE observation within the year. This expression is schematic because some indices are closer to numbers-at-age and others to biomass, but it captures the model logic used across the SC13 index components.</w:t>
       </w:r>
     </w:p>
-    <w:bookmarkEnd w:id="100"/>
-    <w:bookmarkStart w:id="101" w:name="age-and-length-compositions"/>
+    <w:bookmarkEnd w:id="105"/>
+    <w:bookmarkStart w:id="106" w:name="age-and-length-compositions"/>
     <w:p>
       <w:pPr>
         <w:pStyle w:val="Heading2"/>
@@ -14576,8 +14972,8 @@
         <w:t xml:space="preserve">, derived from the von Bertalanffy growth specification used by the model.</w:t>
       </w:r>
     </w:p>
-    <w:bookmarkEnd w:id="101"/>
-    <w:bookmarkStart w:id="102" w:name="observation-likelihoods"/>
+    <w:bookmarkEnd w:id="106"/>
+    <w:bookmarkStart w:id="107" w:name="observation-likelihoods"/>
     <w:p>
       <w:pPr>
         <w:pStyle w:val="Heading2"/>
@@ -15186,8 +15582,8 @@
         <w:t xml:space="preserve">The SC13 model uses Francis weighting for age-composition effective sample sizes, so the composition likelihood is strongly affected by those externally specified weights.</w:t>
       </w:r>
     </w:p>
-    <w:bookmarkEnd w:id="102"/>
-    <w:bookmarkStart w:id="103" w:name="objective-function"/>
+    <w:bookmarkEnd w:id="107"/>
+    <w:bookmarkStart w:id="108" w:name="objective-function"/>
     <w:p>
       <w:pPr>
         <w:pStyle w:val="Heading2"/>
@@ -15533,8 +15929,8 @@
         <w:t xml:space="preserve">, is especially important in SC13 because the model includes extensive penalties on fishery and survey selectivity trajectories to regularize the time-varying non-parametric selectivity schedules.</w:t>
       </w:r>
     </w:p>
-    <w:bookmarkEnd w:id="103"/>
-    <w:bookmarkStart w:id="104" w:name="dynamic-reference-points"/>
+    <w:bookmarkEnd w:id="108"/>
+    <w:bookmarkStart w:id="109" w:name="dynamic-reference-points"/>
     <w:p>
       <w:pPr>
         <w:pStyle w:val="Heading2"/>
@@ -15958,9 +16354,9 @@
         <w:t xml:space="preserve">vary through time in the SC13 assessment rather than remaining fixed constants.</w:t>
       </w:r>
     </w:p>
-    <w:bookmarkEnd w:id="104"/>
-    <w:bookmarkEnd w:id="105"/>
-    <w:bookmarkStart w:id="139" w:name="references"/>
+    <w:bookmarkEnd w:id="109"/>
+    <w:bookmarkEnd w:id="110"/>
+    <w:bookmarkStart w:id="144" w:name="references"/>
     <w:p>
       <w:pPr>
         <w:pStyle w:val="Heading1"/>
@@ -15969,8 +16365,8 @@
         <w:t xml:space="preserve">References</w:t>
       </w:r>
     </w:p>
-    <w:bookmarkStart w:id="138" w:name="refs"/>
-    <w:bookmarkStart w:id="107" w:name="ref-vonbertalanffy1957growth"/>
+    <w:bookmarkStart w:id="143" w:name="refs"/>
+    <w:bookmarkStart w:id="112" w:name="ref-vonbertalanffy1957growth"/>
     <w:p>
       <w:pPr>
         <w:pStyle w:val="Bibliography"/>
@@ -16007,7 +16403,7 @@
       <w:r>
         <w:t xml:space="preserve"> </w:t>
       </w:r>
-      <w:hyperlink r:id="rId106">
+      <w:hyperlink r:id="rId111">
         <w:r>
           <w:rPr>
             <w:rStyle w:val="Hyperlink"/>
@@ -16016,8 +16412,8 @@
         </w:r>
       </w:hyperlink>
     </w:p>
-    <w:bookmarkEnd w:id="107"/>
-    <w:bookmarkStart w:id="108" w:name="ref-beverton1957dynamics"/>
+    <w:bookmarkEnd w:id="112"/>
+    <w:bookmarkStart w:id="113" w:name="ref-beverton1957dynamics"/>
     <w:p>
       <w:pPr>
         <w:pStyle w:val="Bibliography"/>
@@ -16042,8 +16438,8 @@
         <w:t xml:space="preserve">(Vol. 19, p. 533). H. M. Stationery Office.</w:t>
       </w:r>
     </w:p>
-    <w:bookmarkEnd w:id="108"/>
-    <w:bookmarkStart w:id="110" w:name="ref-butterworth1999procedures"/>
+    <w:bookmarkEnd w:id="113"/>
+    <w:bookmarkStart w:id="115" w:name="ref-butterworth1999procedures"/>
     <w:p>
       <w:pPr>
         <w:pStyle w:val="Bibliography"/>
@@ -16080,7 +16476,7 @@
       <w:r>
         <w:t xml:space="preserve"> </w:t>
       </w:r>
-      <w:hyperlink r:id="rId109">
+      <w:hyperlink r:id="rId114">
         <w:r>
           <w:rPr>
             <w:rStyle w:val="Hyperlink"/>
@@ -16089,8 +16485,8 @@
         </w:r>
       </w:hyperlink>
     </w:p>
-    <w:bookmarkEnd w:id="110"/>
-    <w:bookmarkStart w:id="112" w:name="ref-carruthers2024roadmap"/>
+    <w:bookmarkEnd w:id="115"/>
+    <w:bookmarkStart w:id="117" w:name="ref-carruthers2024roadmap"/>
     <w:p>
       <w:pPr>
         <w:pStyle w:val="Bibliography"/>
@@ -16153,7 +16549,7 @@
       <w:r>
         <w:t xml:space="preserve"> </w:t>
       </w:r>
-      <w:hyperlink r:id="rId111">
+      <w:hyperlink r:id="rId116">
         <w:r>
           <w:rPr>
             <w:rStyle w:val="Hyperlink"/>
@@ -16162,8 +16558,8 @@
         </w:r>
       </w:hyperlink>
     </w:p>
-    <w:bookmarkEnd w:id="112"/>
-    <w:bookmarkStart w:id="114" w:name="ref-fournier2012admb"/>
+    <w:bookmarkEnd w:id="117"/>
+    <w:bookmarkStart w:id="119" w:name="ref-fournier2012admb"/>
     <w:p>
       <w:pPr>
         <w:pStyle w:val="Bibliography"/>
@@ -16200,7 +16596,7 @@
       <w:r>
         <w:t xml:space="preserve"> </w:t>
       </w:r>
-      <w:hyperlink r:id="rId113">
+      <w:hyperlink r:id="rId118">
         <w:r>
           <w:rPr>
             <w:rStyle w:val="Hyperlink"/>
@@ -16209,8 +16605,8 @@
         </w:r>
       </w:hyperlink>
     </w:p>
-    <w:bookmarkEnd w:id="114"/>
-    <w:bookmarkStart w:id="116" w:name="ref-fournier1982catchage"/>
+    <w:bookmarkEnd w:id="119"/>
+    <w:bookmarkStart w:id="121" w:name="ref-fournier1982catchage"/>
     <w:p>
       <w:pPr>
         <w:pStyle w:val="Bibliography"/>
@@ -16247,7 +16643,7 @@
       <w:r>
         <w:t xml:space="preserve"> </w:t>
       </w:r>
-      <w:hyperlink r:id="rId115">
+      <w:hyperlink r:id="rId120">
         <w:r>
           <w:rPr>
             <w:rStyle w:val="Hyperlink"/>
@@ -16256,8 +16652,8 @@
         </w:r>
       </w:hyperlink>
     </w:p>
-    <w:bookmarkEnd w:id="116"/>
-    <w:bookmarkStart w:id="118" w:name="ref-francis2011weighting"/>
+    <w:bookmarkEnd w:id="121"/>
+    <w:bookmarkStart w:id="123" w:name="ref-francis2011weighting"/>
     <w:p>
       <w:pPr>
         <w:pStyle w:val="Bibliography"/>
@@ -16294,7 +16690,7 @@
       <w:r>
         <w:t xml:space="preserve"> </w:t>
       </w:r>
-      <w:hyperlink r:id="rId117">
+      <w:hyperlink r:id="rId122">
         <w:r>
           <w:rPr>
             <w:rStyle w:val="Hyperlink"/>
@@ -16303,8 +16699,8 @@
         </w:r>
       </w:hyperlink>
     </w:p>
-    <w:bookmarkEnd w:id="118"/>
-    <w:bookmarkStart w:id="120" w:name="ref-hilborn1992quantitative"/>
+    <w:bookmarkEnd w:id="123"/>
+    <w:bookmarkStart w:id="125" w:name="ref-hilborn1992quantitative"/>
     <w:p>
       <w:pPr>
         <w:pStyle w:val="Bibliography"/>
@@ -16328,7 +16724,7 @@
       <w:r>
         <w:t xml:space="preserve"> </w:t>
       </w:r>
-      <w:hyperlink r:id="rId119">
+      <w:hyperlink r:id="rId124">
         <w:r>
           <w:rPr>
             <w:rStyle w:val="Hyperlink"/>
@@ -16337,8 +16733,8 @@
         </w:r>
       </w:hyperlink>
     </w:p>
-    <w:bookmarkEnd w:id="120"/>
-    <w:bookmarkStart w:id="122" w:name="ref-linton2011selectivity"/>
+    <w:bookmarkEnd w:id="125"/>
+    <w:bookmarkStart w:id="127" w:name="ref-linton2011selectivity"/>
     <w:p>
       <w:pPr>
         <w:pStyle w:val="Bibliography"/>
@@ -16375,7 +16771,7 @@
       <w:r>
         <w:t xml:space="preserve"> </w:t>
       </w:r>
-      <w:hyperlink r:id="rId121">
+      <w:hyperlink r:id="rId126">
         <w:r>
           <w:rPr>
             <w:rStyle w:val="Hyperlink"/>
@@ -16384,8 +16780,8 @@
         </w:r>
       </w:hyperlink>
     </w:p>
-    <w:bookmarkEnd w:id="122"/>
-    <w:bookmarkStart w:id="123" w:name="ref-mccullagh1989glm"/>
+    <w:bookmarkEnd w:id="127"/>
+    <w:bookmarkStart w:id="128" w:name="ref-mccullagh1989glm"/>
     <w:p>
       <w:pPr>
         <w:pStyle w:val="Bibliography"/>
@@ -16410,8 +16806,8 @@
         <w:t xml:space="preserve">(2nd ed.). Chapman; Hall.</w:t>
       </w:r>
     </w:p>
-    <w:bookmarkEnd w:id="123"/>
-    <w:bookmarkStart w:id="125" w:name="ref-nelder1972glm"/>
+    <w:bookmarkEnd w:id="128"/>
+    <w:bookmarkStart w:id="130" w:name="ref-nelder1972glm"/>
     <w:p>
       <w:pPr>
         <w:pStyle w:val="Bibliography"/>
@@ -16448,7 +16844,7 @@
       <w:r>
         <w:t xml:space="preserve"> </w:t>
       </w:r>
-      <w:hyperlink r:id="rId124">
+      <w:hyperlink r:id="rId129">
         <w:r>
           <w:rPr>
             <w:rStyle w:val="Hyperlink"/>
@@ -16457,8 +16853,8 @@
         </w:r>
       </w:hyperlink>
     </w:p>
-    <w:bookmarkEnd w:id="125"/>
-    <w:bookmarkStart w:id="127" w:name="ref-punt2016bestpractices"/>
+    <w:bookmarkEnd w:id="130"/>
+    <w:bookmarkStart w:id="132" w:name="ref-punt2016bestpractices"/>
     <w:p>
       <w:pPr>
         <w:pStyle w:val="Bibliography"/>
@@ -16495,7 +16891,7 @@
       <w:r>
         <w:t xml:space="preserve"> </w:t>
       </w:r>
-      <w:hyperlink r:id="rId126">
+      <w:hyperlink r:id="rId131">
         <w:r>
           <w:rPr>
             <w:rStyle w:val="Hyperlink"/>
@@ -16504,8 +16900,8 @@
         </w:r>
       </w:hyperlink>
     </w:p>
-    <w:bookmarkEnd w:id="127"/>
-    <w:bookmarkStart w:id="129" w:name="ref-rousseau2019fleets"/>
+    <w:bookmarkEnd w:id="132"/>
+    <w:bookmarkStart w:id="134" w:name="ref-rousseau2019fleets"/>
     <w:p>
       <w:pPr>
         <w:pStyle w:val="Bibliography"/>
@@ -16542,7 +16938,7 @@
       <w:r>
         <w:t xml:space="preserve"> </w:t>
       </w:r>
-      <w:hyperlink r:id="rId128">
+      <w:hyperlink r:id="rId133">
         <w:r>
           <w:rPr>
             <w:rStyle w:val="Hyperlink"/>
@@ -16551,8 +16947,8 @@
         </w:r>
       </w:hyperlink>
     </w:p>
-    <w:bookmarkEnd w:id="129"/>
-    <w:bookmarkStart w:id="131" w:name="ref-schnute1995error"/>
+    <w:bookmarkEnd w:id="134"/>
+    <w:bookmarkStart w:id="136" w:name="ref-schnute1995error"/>
     <w:p>
       <w:pPr>
         <w:pStyle w:val="Bibliography"/>
@@ -16589,7 +16985,7 @@
       <w:r>
         <w:t xml:space="preserve"> </w:t>
       </w:r>
-      <w:hyperlink r:id="rId130">
+      <w:hyperlink r:id="rId135">
         <w:r>
           <w:rPr>
             <w:rStyle w:val="Hyperlink"/>
@@ -16598,8 +16994,8 @@
         </w:r>
       </w:hyperlink>
     </w:p>
-    <w:bookmarkEnd w:id="131"/>
-    <w:bookmarkStart w:id="133" w:name="ref-siple2021smallpelagics"/>
+    <w:bookmarkEnd w:id="136"/>
+    <w:bookmarkStart w:id="138" w:name="ref-siple2021smallpelagics"/>
     <w:p>
       <w:pPr>
         <w:pStyle w:val="Bibliography"/>
@@ -16636,7 +17032,7 @@
       <w:r>
         <w:t xml:space="preserve"> </w:t>
       </w:r>
-      <w:hyperlink r:id="rId132">
+      <w:hyperlink r:id="rId137">
         <w:r>
           <w:rPr>
             <w:rStyle w:val="Hyperlink"/>
@@ -16645,8 +17041,8 @@
         </w:r>
       </w:hyperlink>
     </w:p>
-    <w:bookmarkEnd w:id="133"/>
-    <w:bookmarkStart w:id="135" w:name="ref-sprfmo2025mseworkshop"/>
+    <w:bookmarkEnd w:id="138"/>
+    <w:bookmarkStart w:id="140" w:name="ref-sprfmo2025mseworkshop"/>
     <w:p>
       <w:pPr>
         <w:pStyle w:val="Bibliography"/>
@@ -16715,7 +17111,7 @@
       <w:r>
         <w:t xml:space="preserve"> </w:t>
       </w:r>
-      <w:hyperlink r:id="rId134">
+      <w:hyperlink r:id="rId139">
         <w:r>
           <w:rPr>
             <w:rStyle w:val="Hyperlink"/>
@@ -16724,8 +17120,8 @@
         </w:r>
       </w:hyperlink>
     </w:p>
-    <w:bookmarkEnd w:id="135"/>
-    <w:bookmarkStart w:id="137" w:name="ref-sprfmo2025annex11"/>
+    <w:bookmarkEnd w:id="140"/>
+    <w:bookmarkStart w:id="142" w:name="ref-sprfmo2025annex11"/>
     <w:p>
       <w:pPr>
         <w:pStyle w:val="Bibliography"/>
@@ -16749,7 +17145,7 @@
       <w:r>
         <w:t xml:space="preserve"> </w:t>
       </w:r>
-      <w:hyperlink r:id="rId136">
+      <w:hyperlink r:id="rId141">
         <w:r>
           <w:rPr>
             <w:rStyle w:val="Hyperlink"/>
@@ -16758,9 +17154,9 @@
         </w:r>
       </w:hyperlink>
     </w:p>
-    <w:bookmarkEnd w:id="137"/>
-    <w:bookmarkEnd w:id="138"/>
-    <w:bookmarkEnd w:id="139"/>
+    <w:bookmarkEnd w:id="142"/>
+    <w:bookmarkEnd w:id="143"/>
+    <w:bookmarkEnd w:id="144"/>
     <w:sectPr>
       <w:footnotePr>
         <w:numRestart w:val="eachSect"/>

--- a/docs/JM-WP-BM-01.docx
+++ b/docs/JM-WP-BM-01.docx
@@ -10603,7 +10603,37 @@
         <w:pStyle w:val="FirstParagraph"/>
       </w:pPr>
       <w:r>
-        <w:t xml:space="preserve">A second option is to reduce recruitment complexity by using one recruitment relationship per stock hypothesis, or one per stock under the two-stock model, without additional regime splitting unless that feature is shown to be essential for management performance. The preferred approach is therefore to fit a single Beverton-Holt relationship per stock in the simplified operating model, and then treat regime differences as a robustness test rather than a primary structural alternative.</w:t>
+        <w:t xml:space="preserve">Another option is to reduce recruitment complexity by using one recruitment</w:t>
+      </w:r>
+      <w:r>
+        <w:t xml:space="preserve"> </w:t>
+      </w:r>
+      <w:r>
+        <w:t xml:space="preserve">relationship per stock hypothesis, or one per stock under the two-stock model,</w:t>
+      </w:r>
+      <w:r>
+        <w:t xml:space="preserve"> </w:t>
+      </w:r>
+      <w:r>
+        <w:t xml:space="preserve">without additional regime splitting unless that feature is shown to be essential</w:t>
+      </w:r>
+      <w:r>
+        <w:t xml:space="preserve"> </w:t>
+      </w:r>
+      <w:r>
+        <w:t xml:space="preserve">for management performance. The preferred approach is therefore to fit a single</w:t>
+      </w:r>
+      <w:r>
+        <w:t xml:space="preserve"> </w:t>
+      </w:r>
+      <w:r>
+        <w:t xml:space="preserve">Beverton-Holt relationship per stock in the simplified operating model, and then</w:t>
+      </w:r>
+      <w:r>
+        <w:t xml:space="preserve"> </w:t>
+      </w:r>
+      <w:r>
+        <w:t xml:space="preserve">treat regime differences as a robustness test rather than a primary structural alternative.</w:t>
       </w:r>
     </w:p>
     <w:tbl>
@@ -10760,7 +10790,25 @@
         <w:pStyle w:val="FirstParagraph"/>
       </w:pPr>
       <w:r>
-        <w:t xml:space="preserve">A third option is to evaluate MSE performance relative to fixed biomass and harvest-rate benchmarks rather than dynamic reference points estimated from terminal-year conditions. This would make the interpretation of management performance much clearer while still allowing later comparison back to the SC13 assessment convention.</w:t>
+        <w:t xml:space="preserve">An issue also arose regarding fixed biomass and harvest-rate reference points</w:t>
+      </w:r>
+      <w:r>
+        <w:br/>
+      </w:r>
+      <w:r>
+        <w:t xml:space="preserve">rather than dynamic reference points estimated from terminal-year conditions.</w:t>
+      </w:r>
+      <w:r>
+        <w:t xml:space="preserve"> </w:t>
+      </w:r>
+      <w:r>
+        <w:t xml:space="preserve">This would make the interpretation of management performance much clearer</w:t>
+      </w:r>
+      <w:r>
+        <w:t xml:space="preserve"> </w:t>
+      </w:r>
+      <w:r>
+        <w:t xml:space="preserve">while still allowing later comparison back to the SC13 assessment convention.</w:t>
       </w:r>
     </w:p>
     <w:p>
@@ -10798,7 +10846,37 @@
         <w:t xml:space="preserve"> </w:t>
       </w:r>
       <w:r>
-        <w:t xml:space="preserve">shift with terminal-year selectivity and weight-at-age — is appropriate in the annual assessment context but problematic for MSE. If reference points change every year as a function of the operating model state, it becomes difficult to distinguish genuine changes in stock productivity from artefacts of the simulation design.</w:t>
+        <w:t xml:space="preserve">shift</w:t>
+      </w:r>
+      <w:r>
+        <w:t xml:space="preserve"> </w:t>
+      </w:r>
+      <w:r>
+        <w:t xml:space="preserve">with terminal-year selectivity and weight-at-age — is appropriate in the</w:t>
+      </w:r>
+      <w:r>
+        <w:t xml:space="preserve"> </w:t>
+      </w:r>
+      <w:r>
+        <w:t xml:space="preserve">annual assessment context but problematic for MSE. If reference points change</w:t>
+      </w:r>
+      <w:r>
+        <w:t xml:space="preserve"> </w:t>
+      </w:r>
+      <w:r>
+        <w:t xml:space="preserve">every year as a function of the operating model state, it becomes difficult</w:t>
+      </w:r>
+      <w:r>
+        <w:t xml:space="preserve"> </w:t>
+      </w:r>
+      <w:r>
+        <w:t xml:space="preserve">to distinguish genuine changes in stock productivity from artefacts of the</w:t>
+      </w:r>
+      <w:r>
+        <w:t xml:space="preserve"> </w:t>
+      </w:r>
+      <w:r>
+        <w:t xml:space="preserve">simulation design.</w:t>
       </w:r>
     </w:p>
     <w:tbl>
@@ -11227,7 +11305,25 @@
         <w:pStyle w:val="FirstParagraph"/>
       </w:pPr>
       <w:r>
-        <w:t xml:space="preserve">The next step is to construct and compare simplified alternatives that remain faithful to the broad SC13 assessment picture while avoiding the complicated issues identified during the July 2025 MSE workshop. The reviewer comments documented here provide a prioritized roadmap for that work.</w:t>
+        <w:t xml:space="preserve">In this document we constructed and compared simplified alternatives. There were some</w:t>
+      </w:r>
+      <w:r>
+        <w:t xml:space="preserve"> </w:t>
+      </w:r>
+      <w:r>
+        <w:t xml:space="preserve">important differences in the results but broadly they remain faithful to the</w:t>
+      </w:r>
+      <w:r>
+        <w:t xml:space="preserve"> </w:t>
+      </w:r>
+      <w:r>
+        <w:t xml:space="preserve">SC13 assessment picture. The next steps will be to evaluate the potential</w:t>
+      </w:r>
+      <w:r>
+        <w:t xml:space="preserve"> </w:t>
+      </w:r>
+      <w:r>
+        <w:t xml:space="preserve">improvements to the standardization of indices.</w:t>
       </w:r>
     </w:p>
     <w:bookmarkEnd w:id="100"/>

--- a/docs/JM-WP-BM-01.docx
+++ b/docs/JM-WP-BM-01.docx
@@ -2264,7 +2264,7 @@
       </w:r>
     </w:p>
     <w:bookmarkEnd w:id="38"/>
-    <w:bookmarkStart w:id="99" w:name="proposed-simplified-alternatives"/>
+    <w:bookmarkStart w:id="111" w:name="proposed-simplified-alternatives"/>
     <w:p>
       <w:pPr>
         <w:pStyle w:val="Heading1"/>
@@ -3487,7 +3487,7 @@
       </w:r>
     </w:p>
     <w:bookmarkEnd w:id="51"/>
-    <w:bookmarkStart w:id="84" w:name="simplified-selectivity-alternatives"/>
+    <w:bookmarkStart w:id="88" w:name="simplified-selectivity-alternatives"/>
     <w:p>
       <w:pPr>
         <w:pStyle w:val="Heading2"/>
@@ -3528,7 +3528,7 @@
         <w:t xml:space="preserve">The first dimension is the selectivity structure used during model fitting. One option is to replace long annual selectivity histories with a limited set of blocks for each fleet — for example a historical block, a modern block, and a current block. This preserves the broad evidence that fishery selectivity has changed over time while avoiding dozens of annual deviations that are difficult to interpret and project forward. Block-based selectivity is recommended as the primary simplified alternative for the MSE operating models. It provides an interpretable and tractable representation of selectivity change without the parameter proliferation of annual non-parametric estimation.</w:t>
       </w:r>
     </w:p>
-    <w:bookmarkStart w:id="83" w:name="X518721fe55853f821d30f8adb270621fb439ada"/>
+    <w:bookmarkStart w:id="87" w:name="X518721fe55853f821d30f8adb270621fb439ada"/>
     <w:p>
       <w:pPr>
         <w:pStyle w:val="Heading3"/>
@@ -4154,7 +4154,7 @@
       </w:r>
     </w:p>
     <w:bookmarkEnd w:id="57"/>
-    <w:bookmarkStart w:id="82" w:name="illustrative-fit-with-selectivity-blocks"/>
+    <w:bookmarkStart w:id="86" w:name="illustrative-fit-with-selectivity-blocks"/>
     <w:p>
       <w:pPr>
         <w:pStyle w:val="Heading4"/>
@@ -7652,10 +7652,246 @@
         </w:tc>
       </w:tr>
     </w:tbl>
-    <w:bookmarkEnd w:id="82"/>
-    <w:bookmarkEnd w:id="83"/>
-    <w:bookmarkEnd w:id="84"/>
-    <w:bookmarkStart w:id="92" w:name="harmonized-northern-treatment"/>
+    <w:p>
+      <w:pPr>
+        <w:pStyle w:val="BodyText"/>
+      </w:pPr>
+      <w:r>
+        <w:t xml:space="preserve">To isolate whether the deterioration in</w:t>
+      </w:r>
+      <w:r>
+        <w:t xml:space="preserve"> </w:t>
+      </w:r>
+      <w:r>
+        <w:rPr>
+          <w:rStyle w:val="VerbatimChar"/>
+        </w:rPr>
+        <w:t xml:space="preserve">h1_2.01</w:t>
+      </w:r>
+      <w:r>
+        <w:t xml:space="preserve"> </w:t>
+      </w:r>
+      <w:r>
+        <w:t xml:space="preserve">is being driven mainly by the reduced flexibility assigned to the South-Central Chile fishery, I fitted an intermediate variant,</w:t>
+      </w:r>
+      <w:r>
+        <w:t xml:space="preserve"> </w:t>
+      </w:r>
+      <w:r>
+        <w:rPr>
+          <w:rStyle w:val="VerbatimChar"/>
+        </w:rPr>
+        <w:t xml:space="preserve">h1_2.01.1</w:t>
+      </w:r>
+      <w:r>
+        <w:t xml:space="preserve">, that keeps the fleet-specific block structure for the other fisheries but restores the annual selectivity-variation treatment for the South-Central Chile fleet used in</w:t>
+      </w:r>
+      <w:r>
+        <w:t xml:space="preserve"> </w:t>
+      </w:r>
+      <w:r>
+        <w:rPr>
+          <w:rStyle w:val="VerbatimChar"/>
+        </w:rPr>
+        <w:t xml:space="preserve">h1_2.00</w:t>
+      </w:r>
+      <w:r>
+        <w:t xml:space="preserve">. This intermediate run converged cleanly (</w:t>
+      </w:r>
+      <w:r>
+        <w:rPr>
+          <w:rStyle w:val="VerbatimChar"/>
+        </w:rPr>
+        <w:t xml:space="preserve">nll = 1364.8</w:t>
+      </w:r>
+      <w:r>
+        <w:t xml:space="preserve">,</w:t>
+      </w:r>
+      <w:r>
+        <w:t xml:space="preserve"> </w:t>
+      </w:r>
+      <w:r>
+        <w:rPr>
+          <w:rStyle w:val="VerbatimChar"/>
+        </w:rPr>
+        <w:t xml:space="preserve">maxgrad = 1.1e-4</w:t>
+      </w:r>
+      <w:r>
+        <w:t xml:space="preserve">) and sits between</w:t>
+      </w:r>
+      <w:r>
+        <w:t xml:space="preserve"> </w:t>
+      </w:r>
+      <w:r>
+        <w:rPr>
+          <w:rStyle w:val="VerbatimChar"/>
+        </w:rPr>
+        <w:t xml:space="preserve">h1_2.00</w:t>
+      </w:r>
+      <w:r>
+        <w:t xml:space="preserve"> </w:t>
+      </w:r>
+      <w:r>
+        <w:t xml:space="preserve">and</w:t>
+      </w:r>
+      <w:r>
+        <w:t xml:space="preserve"> </w:t>
+      </w:r>
+      <w:r>
+        <w:rPr>
+          <w:rStyle w:val="VerbatimChar"/>
+        </w:rPr>
+        <w:t xml:space="preserve">h1_2.01</w:t>
+      </w:r>
+      <w:r>
+        <w:t xml:space="preserve"> </w:t>
+      </w:r>
+      <w:r>
+        <w:t xml:space="preserve">in overall fit. The SSB comparison in</w:t>
+      </w:r>
+      <w:r>
+        <w:t xml:space="preserve"> </w:t>
+      </w:r>
+      <w:hyperlink w:anchor="fig-selectivity-sc-allowance-ssb">
+        <w:r>
+          <w:rPr>
+            <w:rStyle w:val="Hyperlink"/>
+          </w:rPr>
+          <w:t xml:space="preserve">Figure 7</w:t>
+        </w:r>
+      </w:hyperlink>
+      <w:r>
+        <w:t xml:space="preserve"> </w:t>
+      </w:r>
+      <w:r>
+        <w:t xml:space="preserve">shows that restoring that one source of selectivity flexibility pulls the stock trajectory partway back toward</w:t>
+      </w:r>
+      <w:r>
+        <w:t xml:space="preserve"> </w:t>
+      </w:r>
+      <w:r>
+        <w:rPr>
+          <w:rStyle w:val="VerbatimChar"/>
+        </w:rPr>
+        <w:t xml:space="preserve">h1_2.00</w:t>
+      </w:r>
+      <w:r>
+        <w:t xml:space="preserve">, although it does not fully recover the reduced-index baseline.</w:t>
+      </w:r>
+    </w:p>
+    <w:tbl>
+      <w:tblPr>
+        <w:tblStyle w:val="Table"/>
+        <w:tblW w:type="pct" w:w="5000"/>
+        <w:tblLayout w:type="fixed"/>
+        <w:tblLook w:firstRow="0" w:lastRow="0" w:firstColumn="0" w:lastColumn="0" w:noHBand="0" w:noVBand="0" w:val="0000"/>
+      </w:tblPr>
+      <w:tblGrid>
+        <w:gridCol w:w="7920"/>
+      </w:tblGrid>
+      <w:tr>
+        <w:tc>
+          <w:tcPr/>
+          <w:bookmarkStart w:id="85" w:name="fig-selectivity-sc-allowance-ssb"/>
+          <w:p>
+            <w:pPr>
+              <w:pStyle w:val="Compact"/>
+              <w:jc w:val="center"/>
+            </w:pPr>
+            <w:r>
+              <w:drawing>
+                <wp:inline>
+                  <wp:extent cx="5334000" cy="3194843"/>
+                  <wp:effectExtent b="0" l="0" r="0" t="0"/>
+                  <wp:docPr descr="" title="" id="83" name="Picture"/>
+                  <a:graphic>
+                    <a:graphicData uri="http://schemas.openxmlformats.org/drawingml/2006/picture">
+                      <pic:pic>
+                        <pic:nvPicPr>
+                          <pic:cNvPr descr="JM-WP-BM-01_files/figure-docx/fig-selectivity-sc-allowance-ssb-1.png" id="84" name="Picture"/>
+                          <pic:cNvPicPr>
+                            <a:picLocks noChangeArrowheads="1" noChangeAspect="1"/>
+                          </pic:cNvPicPr>
+                        </pic:nvPicPr>
+                        <pic:blipFill>
+                          <a:blip r:embed="rId82"/>
+                          <a:stretch>
+                            <a:fillRect/>
+                          </a:stretch>
+                        </pic:blipFill>
+                        <pic:spPr bwMode="auto">
+                          <a:xfrm>
+                            <a:off x="0" y="0"/>
+                            <a:ext cx="5334000" cy="3194843"/>
+                          </a:xfrm>
+                          <a:prstGeom prst="rect">
+                            <a:avLst/>
+                          </a:prstGeom>
+                          <a:noFill/>
+                          <a:ln w="9525">
+                            <a:noFill/>
+                            <a:headEnd/>
+                            <a:tailEnd/>
+                          </a:ln>
+                        </pic:spPr>
+                      </pic:pic>
+                    </a:graphicData>
+                  </a:graphic>
+                </wp:inline>
+              </w:drawing>
+            </w:r>
+          </w:p>
+          <w:p>
+            <w:pPr>
+              <w:jc w:val="center"/>
+            </w:pPr>
+            <w:pPr>
+              <w:jc w:val="left"/>
+              <w:spacing w:before="200"/>
+              <w:pStyle w:val="ImageCaption"/>
+            </w:pPr>
+            <w:r>
+              <w:t xml:space="preserve">Figure 7: Comparison of spawning biomass trajectories from the reduced-index sensitivity (</w:t>
+            </w:r>
+            <w:r>
+              <w:rPr>
+                <w:rStyle w:val="VerbatimChar"/>
+              </w:rPr>
+              <w:t xml:space="preserve">h1_2.00</w:t>
+            </w:r>
+            <w:r>
+              <w:t xml:space="preserve">) and an intermediate selectivity variant (</w:t>
+            </w:r>
+            <w:r>
+              <w:rPr>
+                <w:rStyle w:val="VerbatimChar"/>
+              </w:rPr>
+              <w:t xml:space="preserve">h1_2.01.1</w:t>
+            </w:r>
+            <w:r>
+              <w:t xml:space="preserve">) in which the South-Central Chile fishery retains the annual selectivity variability allowance from</w:t>
+            </w:r>
+            <w:r>
+              <w:t xml:space="preserve"> </w:t>
+            </w:r>
+            <w:r>
+              <w:rPr>
+                <w:rStyle w:val="VerbatimChar"/>
+              </w:rPr>
+              <w:t xml:space="preserve">h1_2.00</w:t>
+            </w:r>
+            <w:r>
+              <w:t xml:space="preserve">.</w:t>
+            </w:r>
+          </w:p>
+          <w:bookmarkEnd w:id="85"/>
+        </w:tc>
+      </w:tr>
+    </w:tbl>
+    <w:bookmarkEnd w:id="86"/>
+    <w:bookmarkEnd w:id="87"/>
+    <w:bookmarkEnd w:id="88"/>
+    <w:bookmarkStart w:id="96" w:name="harmonized-northern-treatment"/>
     <w:p>
       <w:pPr>
         <w:pStyle w:val="Heading2"/>
@@ -7811,12 +8047,12 @@
                 <wp:inline>
                   <wp:extent cx="152400" cy="152400"/>
                   <wp:effectExtent b="0" l="0" r="0" t="0"/>
-                  <wp:docPr descr="" title="" id="85" name="Picture"/>
+                  <wp:docPr descr="" title="" id="89" name="Picture"/>
                   <a:graphic>
                     <a:graphicData uri="http://schemas.openxmlformats.org/drawingml/2006/picture">
                       <pic:pic>
                         <pic:nvPicPr>
-                          <pic:cNvPr descr="/Applications/quarto/share/formats/docx/note.png" id="86" name="Picture"/>
+                          <pic:cNvPr descr="/Applications/quarto/share/formats/docx/note.png" id="90" name="Picture"/>
                           <pic:cNvPicPr>
                             <a:picLocks noChangeArrowheads="1" noChangeAspect="1"/>
                           </pic:cNvPicPr>
@@ -8155,7 +8391,7 @@
           <w:rPr>
             <w:rStyle w:val="Hyperlink"/>
           </w:rPr>
-          <w:t xml:space="preserve">Figure 7</w:t>
+          <w:t xml:space="preserve">Figure 8</w:t>
         </w:r>
       </w:hyperlink>
       <w:r>
@@ -8175,7 +8411,7 @@
       <w:tr>
         <w:tc>
           <w:tcPr/>
-          <w:bookmarkStart w:id="87" w:name="tbl-north-harmonized-like-components"/>
+          <w:bookmarkStart w:id="91" w:name="tbl-north-harmonized-like-components"/>
           <w:p>
             <w:pPr>
               <w:jc w:val="center"/>
@@ -10405,7 +10641,7 @@
               </w:tc>
             </w:tr>
           </w:tbl>
-          <w:bookmarkEnd w:id="87"/>
+          <w:bookmarkEnd w:id="91"/>
         </w:tc>
       </w:tr>
     </w:tbl>
@@ -10424,7 +10660,7 @@
           <w:rPr>
             <w:rStyle w:val="Hyperlink"/>
           </w:rPr>
-          <w:t xml:space="preserve">Figure 7</w:t>
+          <w:t xml:space="preserve">Figure 8</w:t>
         </w:r>
       </w:hyperlink>
       <w:r>
@@ -10486,7 +10722,7 @@
       <w:tr>
         <w:tc>
           <w:tcPr/>
-          <w:bookmarkStart w:id="91" w:name="fig-harmonized-index-fits"/>
+          <w:bookmarkStart w:id="95" w:name="fig-harmonized-index-fits"/>
           <w:p>
             <w:pPr>
               <w:pStyle w:val="Compact"/>
@@ -10497,18 +10733,18 @@
                 <wp:inline>
                   <wp:extent cx="5334000" cy="4333875"/>
                   <wp:effectExtent b="0" l="0" r="0" t="0"/>
-                  <wp:docPr descr="" title="" id="89" name="Picture"/>
+                  <wp:docPr descr="" title="" id="93" name="Picture"/>
                   <a:graphic>
                     <a:graphicData uri="http://schemas.openxmlformats.org/drawingml/2006/picture">
                       <pic:pic>
                         <pic:nvPicPr>
-                          <pic:cNvPr descr="JM-WP-BM-01_files/figure-docx/fig-harmonized-index-fits-1.png" id="90" name="Picture"/>
+                          <pic:cNvPr descr="JM-WP-BM-01_files/figure-docx/fig-harmonized-index-fits-1.png" id="94" name="Picture"/>
                           <pic:cNvPicPr>
                             <a:picLocks noChangeArrowheads="1" noChangeAspect="1"/>
                           </pic:cNvPicPr>
                         </pic:nvPicPr>
                         <pic:blipFill>
-                          <a:blip r:embed="rId88"/>
+                          <a:blip r:embed="rId92"/>
                           <a:stretch>
                             <a:fillRect/>
                           </a:stretch>
@@ -10545,7 +10781,7 @@
               <w:pStyle w:val="ImageCaption"/>
             </w:pPr>
             <w:r>
-              <w:t xml:space="preserve">Figure 7: Observed and fitted index trajectories for</w:t>
+              <w:t xml:space="preserve">Figure 8: Observed and fitted index trajectories for</w:t>
             </w:r>
             <w:r>
               <w:t xml:space="preserve"> </w:t>
@@ -10584,12 +10820,12 @@
               <w:t xml:space="preserve">. Panels show the retained comparable index series: South-Central Chile CPUE, Acoustic North, Peruvian CPUE, and Offshore CPUE.</w:t>
             </w:r>
           </w:p>
-          <w:bookmarkEnd w:id="91"/>
+          <w:bookmarkEnd w:id="95"/>
         </w:tc>
       </w:tr>
     </w:tbl>
-    <w:bookmarkEnd w:id="92"/>
-    <w:bookmarkStart w:id="95" w:name="simplified-recruitment-alternatives"/>
+    <w:bookmarkEnd w:id="96"/>
+    <w:bookmarkStart w:id="107" w:name="simplified-recruitment-alternatives"/>
     <w:p>
       <w:pPr>
         <w:pStyle w:val="Heading2"/>
@@ -10677,12 +10913,12 @@
                 <wp:inline>
                   <wp:extent cx="152400" cy="152400"/>
                   <wp:effectExtent b="0" l="0" r="0" t="0"/>
-                  <wp:docPr descr="" title="" id="93" name="Picture"/>
+                  <wp:docPr descr="" title="" id="97" name="Picture"/>
                   <a:graphic>
                     <a:graphicData uri="http://schemas.openxmlformats.org/drawingml/2006/picture">
                       <pic:pic>
                         <pic:nvPicPr>
-                          <pic:cNvPr descr="/Applications/quarto/share/formats/docx/note.png" id="94" name="Picture"/>
+                          <pic:cNvPr descr="/Applications/quarto/share/formats/docx/note.png" id="98" name="Picture"/>
                           <pic:cNvPicPr>
                             <a:picLocks noChangeArrowheads="1" noChangeAspect="1"/>
                           </pic:cNvPicPr>
@@ -10775,8 +11011,357 @@
         </w:tc>
       </w:tr>
     </w:tbl>
-    <w:bookmarkEnd w:id="95"/>
-    <w:bookmarkStart w:id="98" w:name="fixed-reference-point-alternatives"/>
+    <w:p>
+      <w:pPr>
+        <w:pStyle w:val="BodyText"/>
+      </w:pPr>
+      <w:r>
+        <w:t xml:space="preserve">To illustrate this simplification directly, I fitted</w:t>
+      </w:r>
+      <w:r>
+        <w:t xml:space="preserve"> </w:t>
+      </w:r>
+      <w:r>
+        <w:rPr>
+          <w:rStyle w:val="VerbatimChar"/>
+        </w:rPr>
+        <w:t xml:space="preserve">h2_2.03</w:t>
+      </w:r>
+      <w:r>
+        <w:t xml:space="preserve"> </w:t>
+      </w:r>
+      <w:r>
+        <w:t xml:space="preserve">as a variant of</w:t>
+      </w:r>
+      <w:r>
+        <w:t xml:space="preserve"> </w:t>
+      </w:r>
+      <w:r>
+        <w:rPr>
+          <w:rStyle w:val="VerbatimChar"/>
+        </w:rPr>
+        <w:t xml:space="preserve">h2_2.02</w:t>
+      </w:r>
+      <w:r>
+        <w:t xml:space="preserve"> </w:t>
+      </w:r>
+      <w:r>
+        <w:t xml:space="preserve">in which the second stock uses a single stock-recruitment regime spanning the combined years that were previously split across the two stock-2 regimes. The simplified model converged cleanly, with a slightly worse objective function than</w:t>
+      </w:r>
+      <w:r>
+        <w:t xml:space="preserve"> </w:t>
+      </w:r>
+      <w:r>
+        <w:rPr>
+          <w:rStyle w:val="VerbatimChar"/>
+        </w:rPr>
+        <w:t xml:space="preserve">h2_2.02</w:t>
+      </w:r>
+      <w:r>
+        <w:t xml:space="preserve"> </w:t>
+      </w:r>
+      <w:r>
+        <w:t xml:space="preserve">(</w:t>
+      </w:r>
+      <w:r>
+        <w:rPr>
+          <w:rStyle w:val="VerbatimChar"/>
+        </w:rPr>
+        <w:t xml:space="preserve">1117.2</w:t>
+      </w:r>
+      <w:r>
+        <w:t xml:space="preserve"> </w:t>
+      </w:r>
+      <w:r>
+        <w:t xml:space="preserve">versus</w:t>
+      </w:r>
+      <w:r>
+        <w:t xml:space="preserve"> </w:t>
+      </w:r>
+      <w:r>
+        <w:rPr>
+          <w:rStyle w:val="VerbatimChar"/>
+        </w:rPr>
+        <w:t xml:space="preserve">1111.4</w:t>
+      </w:r>
+      <w:r>
+        <w:t xml:space="preserve">). The fitted stock-recruitment curves for stock 2 are compared in</w:t>
+      </w:r>
+      <w:r>
+        <w:t xml:space="preserve"> </w:t>
+      </w:r>
+      <w:hyperlink w:anchor="fig-h2-sr-compare">
+        <w:r>
+          <w:rPr>
+            <w:rStyle w:val="Hyperlink"/>
+          </w:rPr>
+          <w:t xml:space="preserve">Figure 9</w:t>
+        </w:r>
+      </w:hyperlink>
+      <w:r>
+        <w:t xml:space="preserve">.</w:t>
+      </w:r>
+    </w:p>
+    <w:tbl>
+      <w:tblPr>
+        <w:tblStyle w:val="Table"/>
+        <w:tblW w:type="pct" w:w="5000"/>
+        <w:tblLayout w:type="fixed"/>
+        <w:tblLook w:firstRow="0" w:lastRow="0" w:firstColumn="0" w:lastColumn="0" w:noHBand="0" w:noVBand="0" w:val="0000"/>
+      </w:tblPr>
+      <w:tblGrid>
+        <w:gridCol w:w="7920"/>
+      </w:tblGrid>
+      <w:tr>
+        <w:tc>
+          <w:tcPr/>
+          <w:bookmarkStart w:id="102" w:name="fig-h2-sr-compare"/>
+          <w:p>
+            <w:pPr>
+              <w:pStyle w:val="Compact"/>
+              <w:jc w:val="center"/>
+            </w:pPr>
+            <w:r>
+              <w:drawing>
+                <wp:inline>
+                  <wp:extent cx="5334000" cy="3194843"/>
+                  <wp:effectExtent b="0" l="0" r="0" t="0"/>
+                  <wp:docPr descr="" title="" id="100" name="Picture"/>
+                  <a:graphic>
+                    <a:graphicData uri="http://schemas.openxmlformats.org/drawingml/2006/picture">
+                      <pic:pic>
+                        <pic:nvPicPr>
+                          <pic:cNvPr descr="JM-WP-BM-01_files/figure-docx/fig-h2-sr-compare-1.png" id="101" name="Picture"/>
+                          <pic:cNvPicPr>
+                            <a:picLocks noChangeArrowheads="1" noChangeAspect="1"/>
+                          </pic:cNvPicPr>
+                        </pic:nvPicPr>
+                        <pic:blipFill>
+                          <a:blip r:embed="rId99"/>
+                          <a:stretch>
+                            <a:fillRect/>
+                          </a:stretch>
+                        </pic:blipFill>
+                        <pic:spPr bwMode="auto">
+                          <a:xfrm>
+                            <a:off x="0" y="0"/>
+                            <a:ext cx="5334000" cy="3194843"/>
+                          </a:xfrm>
+                          <a:prstGeom prst="rect">
+                            <a:avLst/>
+                          </a:prstGeom>
+                          <a:noFill/>
+                          <a:ln w="9525">
+                            <a:noFill/>
+                            <a:headEnd/>
+                            <a:tailEnd/>
+                          </a:ln>
+                        </pic:spPr>
+                      </pic:pic>
+                    </a:graphicData>
+                  </a:graphic>
+                </wp:inline>
+              </w:drawing>
+            </w:r>
+          </w:p>
+          <w:p>
+            <w:pPr>
+              <w:jc w:val="center"/>
+            </w:pPr>
+            <w:pPr>
+              <w:jc w:val="left"/>
+              <w:spacing w:before="200"/>
+              <w:pStyle w:val="ImageCaption"/>
+            </w:pPr>
+            <w:r>
+              <w:t xml:space="preserve">Figure 9: Stock-2 Beverton-Holt stock-recruitment curves for</w:t>
+            </w:r>
+            <w:r>
+              <w:t xml:space="preserve"> </w:t>
+            </w:r>
+            <w:r>
+              <w:rPr>
+                <w:rStyle w:val="VerbatimChar"/>
+              </w:rPr>
+              <w:t xml:space="preserve">h2_2.02</w:t>
+            </w:r>
+            <w:r>
+              <w:t xml:space="preserve"> </w:t>
+            </w:r>
+            <w:r>
+              <w:t xml:space="preserve">and</w:t>
+            </w:r>
+            <w:r>
+              <w:t xml:space="preserve"> </w:t>
+            </w:r>
+            <w:r>
+              <w:rPr>
+                <w:rStyle w:val="VerbatimChar"/>
+              </w:rPr>
+              <w:t xml:space="preserve">h2_2.03</w:t>
+            </w:r>
+            <w:r>
+              <w:t xml:space="preserve">. The left panel shows the two stock-2 recruitment regimes retained in</w:t>
+            </w:r>
+            <w:r>
+              <w:t xml:space="preserve"> </w:t>
+            </w:r>
+            <w:r>
+              <w:rPr>
+                <w:rStyle w:val="VerbatimChar"/>
+              </w:rPr>
+              <w:t xml:space="preserve">h2_2.02</w:t>
+            </w:r>
+            <w:r>
+              <w:t xml:space="preserve">; the right panel shows the single stock-2 regime used in</w:t>
+            </w:r>
+            <w:r>
+              <w:t xml:space="preserve"> </w:t>
+            </w:r>
+            <w:r>
+              <w:rPr>
+                <w:rStyle w:val="VerbatimChar"/>
+              </w:rPr>
+              <w:t xml:space="preserve">h2_2.03</w:t>
+            </w:r>
+            <w:r>
+              <w:t xml:space="preserve">.</w:t>
+            </w:r>
+          </w:p>
+          <w:bookmarkEnd w:id="102"/>
+        </w:tc>
+      </w:tr>
+    </w:tbl>
+    <w:p>
+      <w:pPr>
+        <w:pStyle w:val="BodyText"/>
+      </w:pPr>
+      <w:r>
+        <w:t xml:space="preserve">The corresponding stock-2 recruitment estimates are compared in</w:t>
+      </w:r>
+      <w:r>
+        <w:t xml:space="preserve"> </w:t>
+      </w:r>
+      <w:hyperlink w:anchor="fig-h2-stock2-rec">
+        <w:r>
+          <w:rPr>
+            <w:rStyle w:val="Hyperlink"/>
+          </w:rPr>
+          <w:t xml:space="preserve">Figure 10</w:t>
+        </w:r>
+      </w:hyperlink>
+      <w:r>
+        <w:t xml:space="preserve">. The single-regime formulation changes the fitted recruitment trajectory modestly, with the largest differences occurring in the early years and around some of the higher-recruitment episodes.</w:t>
+      </w:r>
+    </w:p>
+    <w:tbl>
+      <w:tblPr>
+        <w:tblStyle w:val="Table"/>
+        <w:tblW w:type="pct" w:w="5000"/>
+        <w:tblLayout w:type="fixed"/>
+        <w:tblLook w:firstRow="0" w:lastRow="0" w:firstColumn="0" w:lastColumn="0" w:noHBand="0" w:noVBand="0" w:val="0000"/>
+      </w:tblPr>
+      <w:tblGrid>
+        <w:gridCol w:w="7920"/>
+      </w:tblGrid>
+      <w:tr>
+        <w:tc>
+          <w:tcPr/>
+          <w:bookmarkStart w:id="106" w:name="fig-h2-stock2-rec"/>
+          <w:p>
+            <w:pPr>
+              <w:pStyle w:val="Compact"/>
+              <w:jc w:val="center"/>
+            </w:pPr>
+            <w:r>
+              <w:drawing>
+                <wp:inline>
+                  <wp:extent cx="5334000" cy="3062882"/>
+                  <wp:effectExtent b="0" l="0" r="0" t="0"/>
+                  <wp:docPr descr="" title="" id="104" name="Picture"/>
+                  <a:graphic>
+                    <a:graphicData uri="http://schemas.openxmlformats.org/drawingml/2006/picture">
+                      <pic:pic>
+                        <pic:nvPicPr>
+                          <pic:cNvPr descr="JM-WP-BM-01_files/figure-docx/fig-h2-stock2-rec-1.png" id="105" name="Picture"/>
+                          <pic:cNvPicPr>
+                            <a:picLocks noChangeArrowheads="1" noChangeAspect="1"/>
+                          </pic:cNvPicPr>
+                        </pic:nvPicPr>
+                        <pic:blipFill>
+                          <a:blip r:embed="rId103"/>
+                          <a:stretch>
+                            <a:fillRect/>
+                          </a:stretch>
+                        </pic:blipFill>
+                        <pic:spPr bwMode="auto">
+                          <a:xfrm>
+                            <a:off x="0" y="0"/>
+                            <a:ext cx="5334000" cy="3062882"/>
+                          </a:xfrm>
+                          <a:prstGeom prst="rect">
+                            <a:avLst/>
+                          </a:prstGeom>
+                          <a:noFill/>
+                          <a:ln w="9525">
+                            <a:noFill/>
+                            <a:headEnd/>
+                            <a:tailEnd/>
+                          </a:ln>
+                        </pic:spPr>
+                      </pic:pic>
+                    </a:graphicData>
+                  </a:graphic>
+                </wp:inline>
+              </w:drawing>
+            </w:r>
+          </w:p>
+          <w:p>
+            <w:pPr>
+              <w:jc w:val="center"/>
+            </w:pPr>
+            <w:pPr>
+              <w:jc w:val="left"/>
+              <w:spacing w:before="200"/>
+              <w:pStyle w:val="ImageCaption"/>
+            </w:pPr>
+            <w:r>
+              <w:t xml:space="preserve">Figure 10: Estimated stock-2 recruitment trajectories for</w:t>
+            </w:r>
+            <w:r>
+              <w:t xml:space="preserve"> </w:t>
+            </w:r>
+            <w:r>
+              <w:rPr>
+                <w:rStyle w:val="VerbatimChar"/>
+              </w:rPr>
+              <w:t xml:space="preserve">h2_2.02</w:t>
+            </w:r>
+            <w:r>
+              <w:t xml:space="preserve"> </w:t>
+            </w:r>
+            <w:r>
+              <w:t xml:space="preserve">and</w:t>
+            </w:r>
+            <w:r>
+              <w:t xml:space="preserve"> </w:t>
+            </w:r>
+            <w:r>
+              <w:rPr>
+                <w:rStyle w:val="VerbatimChar"/>
+              </w:rPr>
+              <w:t xml:space="preserve">h2_2.03</w:t>
+            </w:r>
+            <w:r>
+              <w:t xml:space="preserve">.</w:t>
+            </w:r>
+          </w:p>
+          <w:bookmarkEnd w:id="106"/>
+        </w:tc>
+      </w:tr>
+    </w:tbl>
+    <w:bookmarkEnd w:id="107"/>
+    <w:bookmarkStart w:id="110" w:name="fixed-reference-point-alternatives"/>
     <w:p>
       <w:pPr>
         <w:pStyle w:val="Heading2"/>
@@ -10920,12 +11505,12 @@
                 <wp:inline>
                   <wp:extent cx="152400" cy="152400"/>
                   <wp:effectExtent b="0" l="0" r="0" t="0"/>
-                  <wp:docPr descr="" title="" id="96" name="Picture"/>
+                  <wp:docPr descr="" title="" id="108" name="Picture"/>
                   <a:graphic>
                     <a:graphicData uri="http://schemas.openxmlformats.org/drawingml/2006/picture">
                       <pic:pic>
                         <pic:nvPicPr>
-                          <pic:cNvPr descr="/Applications/quarto/share/formats/docx/note.png" id="97" name="Picture"/>
+                          <pic:cNvPr descr="/Applications/quarto/share/formats/docx/note.png" id="109" name="Picture"/>
                           <pic:cNvPicPr>
                             <a:picLocks noChangeArrowheads="1" noChangeAspect="1"/>
                           </pic:cNvPicPr>
@@ -11049,9 +11634,9 @@
         <w:t xml:space="preserve">The recommended approach is therefore to calculate reference points once, using the terminal selectivity block and the current biological schedules, and use those fixed values as management benchmarks throughout the MSE simulation. Sensitivity to the choice of reference period can be examined as part of robustness testing.</w:t>
       </w:r>
     </w:p>
-    <w:bookmarkEnd w:id="98"/>
-    <w:bookmarkEnd w:id="99"/>
-    <w:bookmarkStart w:id="100" w:name="summary"/>
+    <w:bookmarkEnd w:id="110"/>
+    <w:bookmarkEnd w:id="111"/>
+    <w:bookmarkStart w:id="112" w:name="summary"/>
     <w:p>
       <w:pPr>
         <w:pStyle w:val="Heading1"/>
@@ -11326,8 +11911,8 @@
         <w:t xml:space="preserve">improvements to the standardization of indices.</w:t>
       </w:r>
     </w:p>
-    <w:bookmarkEnd w:id="100"/>
-    <w:bookmarkStart w:id="110" w:name="appendix-compact-equation-summary"/>
+    <w:bookmarkEnd w:id="112"/>
+    <w:bookmarkStart w:id="122" w:name="appendix-compact-equation-summary"/>
     <w:p>
       <w:pPr>
         <w:pStyle w:val="Heading1"/>
@@ -11344,7 +11929,7 @@
         <w:t xml:space="preserve">This appendix gives a compact schematic description of the equations underlying the SC13 Joint Jack Mackerel Model. It is intended to summarize the structure used in this working paper rather than to reproduce every implementation detail of the ADMB code or every option described in the technical annex and user guide.</w:t>
       </w:r>
     </w:p>
-    <w:bookmarkStart w:id="101" w:name="notation"/>
+    <w:bookmarkStart w:id="113" w:name="notation"/>
     <w:p>
       <w:pPr>
         <w:pStyle w:val="Heading2"/>
@@ -11934,8 +12519,8 @@
         <w:t xml:space="preserve">.</w:t>
       </w:r>
     </w:p>
-    <w:bookmarkEnd w:id="101"/>
-    <w:bookmarkStart w:id="102" w:name="population-update"/>
+    <w:bookmarkEnd w:id="113"/>
+    <w:bookmarkStart w:id="114" w:name="population-update"/>
     <w:p>
       <w:pPr>
         <w:pStyle w:val="Heading2"/>
@@ -12943,8 +13528,8 @@
         <w:t xml:space="preserve">is the fraction of annual mortality occurring before spawning.</w:t>
       </w:r>
     </w:p>
-    <w:bookmarkEnd w:id="102"/>
-    <w:bookmarkStart w:id="103" w:name="stock-recruitment-relationship"/>
+    <w:bookmarkEnd w:id="114"/>
+    <w:bookmarkStart w:id="115" w:name="stock-recruitment-relationship"/>
     <w:p>
       <w:pPr>
         <w:pStyle w:val="Heading2"/>
@@ -13469,8 +14054,8 @@
         <w:t xml:space="preserve">, recruitment is assigned across two stocks with a more complex regime structure, including the 1999 shift described in the control file.</w:t>
       </w:r>
     </w:p>
-    <w:bookmarkEnd w:id="103"/>
-    <w:bookmarkStart w:id="104" w:name="fishing-mortality-and-catch"/>
+    <w:bookmarkEnd w:id="115"/>
+    <w:bookmarkStart w:id="116" w:name="fishing-mortality-and-catch"/>
     <w:p>
       <w:pPr>
         <w:pStyle w:val="Heading2"/>
@@ -14146,8 +14731,8 @@
         </m:oMath>
       </m:oMathPara>
     </w:p>
-    <w:bookmarkEnd w:id="104"/>
-    <w:bookmarkStart w:id="105" w:name="abundance-indices"/>
+    <w:bookmarkEnd w:id="116"/>
+    <w:bookmarkStart w:id="117" w:name="abundance-indices"/>
     <w:p>
       <w:pPr>
         <w:pStyle w:val="Heading2"/>
@@ -14554,8 +15139,8 @@
         <w:t xml:space="preserve">places the survey or CPUE observation within the year. This expression is schematic because some indices are closer to numbers-at-age and others to biomass, but it captures the model logic used across the SC13 index components.</w:t>
       </w:r>
     </w:p>
-    <w:bookmarkEnd w:id="105"/>
-    <w:bookmarkStart w:id="106" w:name="age-and-length-compositions"/>
+    <w:bookmarkEnd w:id="117"/>
+    <w:bookmarkStart w:id="118" w:name="age-and-length-compositions"/>
     <w:p>
       <w:pPr>
         <w:pStyle w:val="Heading2"/>
@@ -15068,8 +15653,8 @@
         <w:t xml:space="preserve">, derived from the von Bertalanffy growth specification used by the model.</w:t>
       </w:r>
     </w:p>
-    <w:bookmarkEnd w:id="106"/>
-    <w:bookmarkStart w:id="107" w:name="observation-likelihoods"/>
+    <w:bookmarkEnd w:id="118"/>
+    <w:bookmarkStart w:id="119" w:name="observation-likelihoods"/>
     <w:p>
       <w:pPr>
         <w:pStyle w:val="Heading2"/>
@@ -15678,8 +16263,8 @@
         <w:t xml:space="preserve">The SC13 model uses Francis weighting for age-composition effective sample sizes, so the composition likelihood is strongly affected by those externally specified weights.</w:t>
       </w:r>
     </w:p>
-    <w:bookmarkEnd w:id="107"/>
-    <w:bookmarkStart w:id="108" w:name="objective-function"/>
+    <w:bookmarkEnd w:id="119"/>
+    <w:bookmarkStart w:id="120" w:name="objective-function"/>
     <w:p>
       <w:pPr>
         <w:pStyle w:val="Heading2"/>
@@ -16025,8 +16610,8 @@
         <w:t xml:space="preserve">, is especially important in SC13 because the model includes extensive penalties on fishery and survey selectivity trajectories to regularize the time-varying non-parametric selectivity schedules.</w:t>
       </w:r>
     </w:p>
-    <w:bookmarkEnd w:id="108"/>
-    <w:bookmarkStart w:id="109" w:name="dynamic-reference-points"/>
+    <w:bookmarkEnd w:id="120"/>
+    <w:bookmarkStart w:id="121" w:name="dynamic-reference-points"/>
     <w:p>
       <w:pPr>
         <w:pStyle w:val="Heading2"/>
@@ -16450,9 +17035,9 @@
         <w:t xml:space="preserve">vary through time in the SC13 assessment rather than remaining fixed constants.</w:t>
       </w:r>
     </w:p>
-    <w:bookmarkEnd w:id="109"/>
-    <w:bookmarkEnd w:id="110"/>
-    <w:bookmarkStart w:id="144" w:name="references"/>
+    <w:bookmarkEnd w:id="121"/>
+    <w:bookmarkEnd w:id="122"/>
+    <w:bookmarkStart w:id="156" w:name="references"/>
     <w:p>
       <w:pPr>
         <w:pStyle w:val="Heading1"/>
@@ -16461,8 +17046,8 @@
         <w:t xml:space="preserve">References</w:t>
       </w:r>
     </w:p>
-    <w:bookmarkStart w:id="143" w:name="refs"/>
-    <w:bookmarkStart w:id="112" w:name="ref-vonbertalanffy1957growth"/>
+    <w:bookmarkStart w:id="155" w:name="refs"/>
+    <w:bookmarkStart w:id="124" w:name="ref-vonbertalanffy1957growth"/>
     <w:p>
       <w:pPr>
         <w:pStyle w:val="Bibliography"/>
@@ -16499,7 +17084,7 @@
       <w:r>
         <w:t xml:space="preserve"> </w:t>
       </w:r>
-      <w:hyperlink r:id="rId111">
+      <w:hyperlink r:id="rId123">
         <w:r>
           <w:rPr>
             <w:rStyle w:val="Hyperlink"/>
@@ -16508,8 +17093,8 @@
         </w:r>
       </w:hyperlink>
     </w:p>
-    <w:bookmarkEnd w:id="112"/>
-    <w:bookmarkStart w:id="113" w:name="ref-beverton1957dynamics"/>
+    <w:bookmarkEnd w:id="124"/>
+    <w:bookmarkStart w:id="125" w:name="ref-beverton1957dynamics"/>
     <w:p>
       <w:pPr>
         <w:pStyle w:val="Bibliography"/>
@@ -16534,8 +17119,8 @@
         <w:t xml:space="preserve">(Vol. 19, p. 533). H. M. Stationery Office.</w:t>
       </w:r>
     </w:p>
-    <w:bookmarkEnd w:id="113"/>
-    <w:bookmarkStart w:id="115" w:name="ref-butterworth1999procedures"/>
+    <w:bookmarkEnd w:id="125"/>
+    <w:bookmarkStart w:id="127" w:name="ref-butterworth1999procedures"/>
     <w:p>
       <w:pPr>
         <w:pStyle w:val="Bibliography"/>
@@ -16572,7 +17157,7 @@
       <w:r>
         <w:t xml:space="preserve"> </w:t>
       </w:r>
-      <w:hyperlink r:id="rId114">
+      <w:hyperlink r:id="rId126">
         <w:r>
           <w:rPr>
             <w:rStyle w:val="Hyperlink"/>
@@ -16581,8 +17166,8 @@
         </w:r>
       </w:hyperlink>
     </w:p>
-    <w:bookmarkEnd w:id="115"/>
-    <w:bookmarkStart w:id="117" w:name="ref-carruthers2024roadmap"/>
+    <w:bookmarkEnd w:id="127"/>
+    <w:bookmarkStart w:id="129" w:name="ref-carruthers2024roadmap"/>
     <w:p>
       <w:pPr>
         <w:pStyle w:val="Bibliography"/>
@@ -16645,7 +17230,7 @@
       <w:r>
         <w:t xml:space="preserve"> </w:t>
       </w:r>
-      <w:hyperlink r:id="rId116">
+      <w:hyperlink r:id="rId128">
         <w:r>
           <w:rPr>
             <w:rStyle w:val="Hyperlink"/>
@@ -16654,8 +17239,8 @@
         </w:r>
       </w:hyperlink>
     </w:p>
-    <w:bookmarkEnd w:id="117"/>
-    <w:bookmarkStart w:id="119" w:name="ref-fournier2012admb"/>
+    <w:bookmarkEnd w:id="129"/>
+    <w:bookmarkStart w:id="131" w:name="ref-fournier2012admb"/>
     <w:p>
       <w:pPr>
         <w:pStyle w:val="Bibliography"/>
@@ -16692,7 +17277,7 @@
       <w:r>
         <w:t xml:space="preserve"> </w:t>
       </w:r>
-      <w:hyperlink r:id="rId118">
+      <w:hyperlink r:id="rId130">
         <w:r>
           <w:rPr>
             <w:rStyle w:val="Hyperlink"/>
@@ -16701,8 +17286,8 @@
         </w:r>
       </w:hyperlink>
     </w:p>
-    <w:bookmarkEnd w:id="119"/>
-    <w:bookmarkStart w:id="121" w:name="ref-fournier1982catchage"/>
+    <w:bookmarkEnd w:id="131"/>
+    <w:bookmarkStart w:id="133" w:name="ref-fournier1982catchage"/>
     <w:p>
       <w:pPr>
         <w:pStyle w:val="Bibliography"/>
@@ -16739,7 +17324,7 @@
       <w:r>
         <w:t xml:space="preserve"> </w:t>
       </w:r>
-      <w:hyperlink r:id="rId120">
+      <w:hyperlink r:id="rId132">
         <w:r>
           <w:rPr>
             <w:rStyle w:val="Hyperlink"/>
@@ -16748,8 +17333,8 @@
         </w:r>
       </w:hyperlink>
     </w:p>
-    <w:bookmarkEnd w:id="121"/>
-    <w:bookmarkStart w:id="123" w:name="ref-francis2011weighting"/>
+    <w:bookmarkEnd w:id="133"/>
+    <w:bookmarkStart w:id="135" w:name="ref-francis2011weighting"/>
     <w:p>
       <w:pPr>
         <w:pStyle w:val="Bibliography"/>
@@ -16786,7 +17371,7 @@
       <w:r>
         <w:t xml:space="preserve"> </w:t>
       </w:r>
-      <w:hyperlink r:id="rId122">
+      <w:hyperlink r:id="rId134">
         <w:r>
           <w:rPr>
             <w:rStyle w:val="Hyperlink"/>
@@ -16795,8 +17380,8 @@
         </w:r>
       </w:hyperlink>
     </w:p>
-    <w:bookmarkEnd w:id="123"/>
-    <w:bookmarkStart w:id="125" w:name="ref-hilborn1992quantitative"/>
+    <w:bookmarkEnd w:id="135"/>
+    <w:bookmarkStart w:id="137" w:name="ref-hilborn1992quantitative"/>
     <w:p>
       <w:pPr>
         <w:pStyle w:val="Bibliography"/>
@@ -16820,7 +17405,7 @@
       <w:r>
         <w:t xml:space="preserve"> </w:t>
       </w:r>
-      <w:hyperlink r:id="rId124">
+      <w:hyperlink r:id="rId136">
         <w:r>
           <w:rPr>
             <w:rStyle w:val="Hyperlink"/>
@@ -16829,8 +17414,8 @@
         </w:r>
       </w:hyperlink>
     </w:p>
-    <w:bookmarkEnd w:id="125"/>
-    <w:bookmarkStart w:id="127" w:name="ref-linton2011selectivity"/>
+    <w:bookmarkEnd w:id="137"/>
+    <w:bookmarkStart w:id="139" w:name="ref-linton2011selectivity"/>
     <w:p>
       <w:pPr>
         <w:pStyle w:val="Bibliography"/>
@@ -16867,7 +17452,7 @@
       <w:r>
         <w:t xml:space="preserve"> </w:t>
       </w:r>
-      <w:hyperlink r:id="rId126">
+      <w:hyperlink r:id="rId138">
         <w:r>
           <w:rPr>
             <w:rStyle w:val="Hyperlink"/>
@@ -16876,8 +17461,8 @@
         </w:r>
       </w:hyperlink>
     </w:p>
-    <w:bookmarkEnd w:id="127"/>
-    <w:bookmarkStart w:id="128" w:name="ref-mccullagh1989glm"/>
+    <w:bookmarkEnd w:id="139"/>
+    <w:bookmarkStart w:id="140" w:name="ref-mccullagh1989glm"/>
     <w:p>
       <w:pPr>
         <w:pStyle w:val="Bibliography"/>
@@ -16902,8 +17487,8 @@
         <w:t xml:space="preserve">(2nd ed.). Chapman; Hall.</w:t>
       </w:r>
     </w:p>
-    <w:bookmarkEnd w:id="128"/>
-    <w:bookmarkStart w:id="130" w:name="ref-nelder1972glm"/>
+    <w:bookmarkEnd w:id="140"/>
+    <w:bookmarkStart w:id="142" w:name="ref-nelder1972glm"/>
     <w:p>
       <w:pPr>
         <w:pStyle w:val="Bibliography"/>
@@ -16940,7 +17525,7 @@
       <w:r>
         <w:t xml:space="preserve"> </w:t>
       </w:r>
-      <w:hyperlink r:id="rId129">
+      <w:hyperlink r:id="rId141">
         <w:r>
           <w:rPr>
             <w:rStyle w:val="Hyperlink"/>
@@ -16949,8 +17534,8 @@
         </w:r>
       </w:hyperlink>
     </w:p>
-    <w:bookmarkEnd w:id="130"/>
-    <w:bookmarkStart w:id="132" w:name="ref-punt2016bestpractices"/>
+    <w:bookmarkEnd w:id="142"/>
+    <w:bookmarkStart w:id="144" w:name="ref-punt2016bestpractices"/>
     <w:p>
       <w:pPr>
         <w:pStyle w:val="Bibliography"/>
@@ -16987,7 +17572,7 @@
       <w:r>
         <w:t xml:space="preserve"> </w:t>
       </w:r>
-      <w:hyperlink r:id="rId131">
+      <w:hyperlink r:id="rId143">
         <w:r>
           <w:rPr>
             <w:rStyle w:val="Hyperlink"/>
@@ -16996,8 +17581,8 @@
         </w:r>
       </w:hyperlink>
     </w:p>
-    <w:bookmarkEnd w:id="132"/>
-    <w:bookmarkStart w:id="134" w:name="ref-rousseau2019fleets"/>
+    <w:bookmarkEnd w:id="144"/>
+    <w:bookmarkStart w:id="146" w:name="ref-rousseau2019fleets"/>
     <w:p>
       <w:pPr>
         <w:pStyle w:val="Bibliography"/>
@@ -17034,7 +17619,7 @@
       <w:r>
         <w:t xml:space="preserve"> </w:t>
       </w:r>
-      <w:hyperlink r:id="rId133">
+      <w:hyperlink r:id="rId145">
         <w:r>
           <w:rPr>
             <w:rStyle w:val="Hyperlink"/>
@@ -17043,8 +17628,8 @@
         </w:r>
       </w:hyperlink>
     </w:p>
-    <w:bookmarkEnd w:id="134"/>
-    <w:bookmarkStart w:id="136" w:name="ref-schnute1995error"/>
+    <w:bookmarkEnd w:id="146"/>
+    <w:bookmarkStart w:id="148" w:name="ref-schnute1995error"/>
     <w:p>
       <w:pPr>
         <w:pStyle w:val="Bibliography"/>
@@ -17081,7 +17666,7 @@
       <w:r>
         <w:t xml:space="preserve"> </w:t>
       </w:r>
-      <w:hyperlink r:id="rId135">
+      <w:hyperlink r:id="rId147">
         <w:r>
           <w:rPr>
             <w:rStyle w:val="Hyperlink"/>
@@ -17090,8 +17675,8 @@
         </w:r>
       </w:hyperlink>
     </w:p>
-    <w:bookmarkEnd w:id="136"/>
-    <w:bookmarkStart w:id="138" w:name="ref-siple2021smallpelagics"/>
+    <w:bookmarkEnd w:id="148"/>
+    <w:bookmarkStart w:id="150" w:name="ref-siple2021smallpelagics"/>
     <w:p>
       <w:pPr>
         <w:pStyle w:val="Bibliography"/>
@@ -17128,7 +17713,7 @@
       <w:r>
         <w:t xml:space="preserve"> </w:t>
       </w:r>
-      <w:hyperlink r:id="rId137">
+      <w:hyperlink r:id="rId149">
         <w:r>
           <w:rPr>
             <w:rStyle w:val="Hyperlink"/>
@@ -17137,8 +17722,8 @@
         </w:r>
       </w:hyperlink>
     </w:p>
-    <w:bookmarkEnd w:id="138"/>
-    <w:bookmarkStart w:id="140" w:name="ref-sprfmo2025mseworkshop"/>
+    <w:bookmarkEnd w:id="150"/>
+    <w:bookmarkStart w:id="152" w:name="ref-sprfmo2025mseworkshop"/>
     <w:p>
       <w:pPr>
         <w:pStyle w:val="Bibliography"/>
@@ -17207,7 +17792,7 @@
       <w:r>
         <w:t xml:space="preserve"> </w:t>
       </w:r>
-      <w:hyperlink r:id="rId139">
+      <w:hyperlink r:id="rId151">
         <w:r>
           <w:rPr>
             <w:rStyle w:val="Hyperlink"/>
@@ -17216,8 +17801,8 @@
         </w:r>
       </w:hyperlink>
     </w:p>
-    <w:bookmarkEnd w:id="140"/>
-    <w:bookmarkStart w:id="142" w:name="ref-sprfmo2025annex11"/>
+    <w:bookmarkEnd w:id="152"/>
+    <w:bookmarkStart w:id="154" w:name="ref-sprfmo2025annex11"/>
     <w:p>
       <w:pPr>
         <w:pStyle w:val="Bibliography"/>
@@ -17241,7 +17826,7 @@
       <w:r>
         <w:t xml:space="preserve"> </w:t>
       </w:r>
-      <w:hyperlink r:id="rId141">
+      <w:hyperlink r:id="rId153">
         <w:r>
           <w:rPr>
             <w:rStyle w:val="Hyperlink"/>
@@ -17250,9 +17835,9 @@
         </w:r>
       </w:hyperlink>
     </w:p>
-    <w:bookmarkEnd w:id="142"/>
-    <w:bookmarkEnd w:id="143"/>
-    <w:bookmarkEnd w:id="144"/>
+    <w:bookmarkEnd w:id="154"/>
+    <w:bookmarkEnd w:id="155"/>
+    <w:bookmarkEnd w:id="156"/>
     <w:sectPr>
       <w:footnotePr>
         <w:numRestart w:val="eachSect"/>

--- a/docs/JM-WP-BM-01.docx
+++ b/docs/JM-WP-BM-01.docx
@@ -2264,7 +2264,7 @@
       </w:r>
     </w:p>
     <w:bookmarkEnd w:id="38"/>
-    <w:bookmarkStart w:id="111" w:name="proposed-simplified-alternatives"/>
+    <w:bookmarkStart w:id="121" w:name="proposed-simplified-alternatives"/>
     <w:p>
       <w:pPr>
         <w:pStyle w:val="Heading1"/>
@@ -2353,12 +2353,12 @@
               <w:tblLook w:firstRow="1" w:lastRow="0" w:firstColumn="0" w:lastColumn="0" w:noHBand="0" w:noVBand="0" w:val="0020"/>
             </w:tblPr>
             <w:tblGrid>
-              <w:gridCol w:w="186"/>
-              <w:gridCol w:w="373"/>
-              <w:gridCol w:w="373"/>
-              <w:gridCol w:w="2663"/>
-              <w:gridCol w:w="2429"/>
-              <w:gridCol w:w="1892"/>
+              <w:gridCol w:w="204"/>
+              <w:gridCol w:w="327"/>
+              <w:gridCol w:w="327"/>
+              <w:gridCol w:w="2333"/>
+              <w:gridCol w:w="2455"/>
+              <w:gridCol w:w="2271"/>
             </w:tblGrid>
             <w:tr>
               <w:trPr>
@@ -2608,6 +2608,101 @@
                   </w:pPr>
                   <w:r>
                     <w:t xml:space="preserve">Tests broad fishery selectivity simplification.</w:t>
+                  </w:r>
+                </w:p>
+              </w:tc>
+            </w:tr>
+            <w:tr>
+              <w:tc>
+                <w:tcPr/>
+                <w:p>
+                  <w:pPr>
+                    <w:pStyle w:val="Compact"/>
+                    <w:jc w:val="left"/>
+                    <w:jc w:val="center"/>
+                  </w:pPr>
+                  <w:r>
+                    <w:t xml:space="preserve">h1_2.01.1</w:t>
+                  </w:r>
+                </w:p>
+              </w:tc>
+              <w:tc>
+                <w:tcPr/>
+                <w:p>
+                  <w:pPr>
+                    <w:pStyle w:val="Compact"/>
+                    <w:jc w:val="left"/>
+                    <w:jc w:val="center"/>
+                  </w:pPr>
+                  <w:r>
+                    <w:t xml:space="preserve">h1_2.01</w:t>
+                  </w:r>
+                </w:p>
+              </w:tc>
+              <w:tc>
+                <w:tcPr/>
+                <w:p>
+                  <w:pPr>
+                    <w:pStyle w:val="Compact"/>
+                    <w:jc w:val="left"/>
+                    <w:jc w:val="center"/>
+                  </w:pPr>
+                  <w:r>
+                    <w:t xml:space="preserve">Single stock</w:t>
+                  </w:r>
+                </w:p>
+              </w:tc>
+              <w:tc>
+                <w:tcPr/>
+                <w:p>
+                  <w:pPr>
+                    <w:pStyle w:val="Compact"/>
+                    <w:jc w:val="left"/>
+                    <w:jc w:val="center"/>
+                  </w:pPr>
+                  <w:r>
+                    <w:t xml:space="preserve">Same reduced-index data as h1_2.01.</w:t>
+                  </w:r>
+                </w:p>
+              </w:tc>
+              <w:tc>
+                <w:tcPr/>
+                <w:p>
+                  <w:pPr>
+                    <w:pStyle w:val="Compact"/>
+                    <w:jc w:val="left"/>
+                    <w:jc w:val="center"/>
+                  </w:pPr>
+                  <w:r>
+                    <w:t xml:space="preserve">Keeps the</w:t>
+                  </w:r>
+                  <w:r>
+                    <w:t xml:space="preserve"> </w:t>
+                  </w:r>
+                  <w:r>
+                    <w:rPr>
+                      <w:rStyle w:val="VerbatimChar"/>
+                    </w:rPr>
+                    <w:t xml:space="preserve">h1_2.01</w:t>
+                  </w:r>
+                  <w:r>
+                    <w:t xml:space="preserve"> </w:t>
+                  </w:r>
+                  <w:r>
+                    <w:t xml:space="preserve">block structure except restores annual selectivity variability for the South-Central Chile fishery.</w:t>
+                  </w:r>
+                </w:p>
+              </w:tc>
+              <w:tc>
+                <w:tcPr/>
+                <w:p>
+                  <w:pPr>
+                    <w:pStyle w:val="Compact"/>
+                    <w:jc w:val="left"/>
+                    <w:jc w:val="center"/>
+                  </w:pPr>
+                  <w:r>
+                    <w:t xml:space="preserve">Tests whether restoring S-C Chile selectivity flexibility recovers fit within the block-selectivity framework.</w:t>
                   </w:r>
                 </w:p>
               </w:tc>
@@ -3487,7 +3582,7 @@
       </w:r>
     </w:p>
     <w:bookmarkEnd w:id="51"/>
-    <w:bookmarkStart w:id="88" w:name="simplified-selectivity-alternatives"/>
+    <w:bookmarkStart w:id="98" w:name="simplified-selectivity-alternatives"/>
     <w:p>
       <w:pPr>
         <w:pStyle w:val="Heading2"/>
@@ -3528,7 +3623,7 @@
         <w:t xml:space="preserve">The first dimension is the selectivity structure used during model fitting. One option is to replace long annual selectivity histories with a limited set of blocks for each fleet — for example a historical block, a modern block, and a current block. This preserves the broad evidence that fishery selectivity has changed over time while avoiding dozens of annual deviations that are difficult to interpret and project forward. Block-based selectivity is recommended as the primary simplified alternative for the MSE operating models. It provides an interpretable and tractable representation of selectivity change without the parameter proliferation of annual non-parametric estimation.</w:t>
       </w:r>
     </w:p>
-    <w:bookmarkStart w:id="87" w:name="X518721fe55853f821d30f8adb270621fb439ada"/>
+    <w:bookmarkStart w:id="97" w:name="X518721fe55853f821d30f8adb270621fb439ada"/>
     <w:p>
       <w:pPr>
         <w:pStyle w:val="Heading3"/>
@@ -4154,7 +4249,7 @@
       </w:r>
     </w:p>
     <w:bookmarkEnd w:id="57"/>
-    <w:bookmarkStart w:id="86" w:name="illustrative-fit-with-selectivity-blocks"/>
+    <w:bookmarkStart w:id="96" w:name="illustrative-fit-with-selectivity-blocks"/>
     <w:p>
       <w:pPr>
         <w:pStyle w:val="Heading4"/>
@@ -7888,10 +7983,2787 @@
         </w:tc>
       </w:tr>
     </w:tbl>
-    <w:bookmarkEnd w:id="86"/>
-    <w:bookmarkEnd w:id="87"/>
-    <w:bookmarkEnd w:id="88"/>
-    <w:bookmarkStart w:id="96" w:name="harmonized-northern-treatment"/>
+    <w:p>
+      <w:pPr>
+        <w:pStyle w:val="BodyText"/>
+      </w:pPr>
+      <w:r>
+        <w:t xml:space="preserve">The corresponding selectivity surfaces are shown in</w:t>
+      </w:r>
+      <w:r>
+        <w:t xml:space="preserve"> </w:t>
+      </w:r>
+      <w:hyperlink w:anchor="fig-selectivity-sc-allowance-compare">
+        <w:r>
+          <w:rPr>
+            <w:rStyle w:val="Hyperlink"/>
+          </w:rPr>
+          <w:t xml:space="preserve">Figure 8</w:t>
+        </w:r>
+      </w:hyperlink>
+      <w:r>
+        <w:t xml:space="preserve">. This comparison makes the construction of</w:t>
+      </w:r>
+      <w:r>
+        <w:t xml:space="preserve"> </w:t>
+      </w:r>
+      <w:r>
+        <w:rPr>
+          <w:rStyle w:val="VerbatimChar"/>
+        </w:rPr>
+        <w:t xml:space="preserve">h1_2.01.1</w:t>
+      </w:r>
+      <w:r>
+        <w:t xml:space="preserve"> </w:t>
+      </w:r>
+      <w:r>
+        <w:t xml:space="preserve">explicit: the North Chile, Far North, and Offshore fleets retain the block-based patterns from</w:t>
+      </w:r>
+      <w:r>
+        <w:t xml:space="preserve"> </w:t>
+      </w:r>
+      <w:r>
+        <w:rPr>
+          <w:rStyle w:val="VerbatimChar"/>
+        </w:rPr>
+        <w:t xml:space="preserve">h1_2.01</w:t>
+      </w:r>
+      <w:r>
+        <w:t xml:space="preserve">, while the South-Central Chile fishery reverts to the more flexible annual treatment. The main visual difference between the two panels is therefore concentrated in that one fishery, which is the intended diagnostic for whether the broader changes in</w:t>
+      </w:r>
+      <w:r>
+        <w:t xml:space="preserve"> </w:t>
+      </w:r>
+      <w:r>
+        <w:rPr>
+          <w:rStyle w:val="VerbatimChar"/>
+        </w:rPr>
+        <w:t xml:space="preserve">h1_2.01</w:t>
+      </w:r>
+      <w:r>
+        <w:t xml:space="preserve"> </w:t>
+      </w:r>
+      <w:r>
+        <w:t xml:space="preserve">are being driven primarily by S-C Chile selectivity regularization.</w:t>
+      </w:r>
+    </w:p>
+    <w:bookmarkStart w:id="94" w:name="fig-selectivity-sc-allowance-compare"/>
+    <w:tbl>
+      <w:tblPr>
+        <w:tblStyle w:val="Table"/>
+        <w:tblW w:type="pct" w:w="4900"/>
+        <w:tblLayout w:type="fixed"/>
+        <w:tblLook w:firstRow="0" w:lastRow="0" w:firstColumn="0" w:lastColumn="0" w:noHBand="0" w:noVBand="0" w:val="0000"/>
+      </w:tblPr>
+      <w:tblGrid>
+        <w:gridCol w:w="3880"/>
+        <w:gridCol w:w="3880"/>
+      </w:tblGrid>
+      <w:tr>
+        <w:tc>
+          <w:tcPr/>
+          <w:tbl>
+            <w:tblPr>
+              <w:tblStyle w:val="Table"/>
+              <w:tblW w:type="pct" w:w="4900"/>
+              <w:tblLayout w:type="fixed"/>
+              <w:tblLook w:firstRow="0" w:lastRow="0" w:firstColumn="0" w:lastColumn="0" w:noHBand="0" w:noVBand="0" w:val="0000"/>
+            </w:tblPr>
+            <w:tblGrid>
+              <w:gridCol w:w="7761"/>
+            </w:tblGrid>
+            <w:tr>
+              <w:tc>
+                <w:tcPr/>
+                <w:bookmarkStart w:id="89" w:name="fig-selectivity-sc-allowance-compare-1"/>
+                <w:p>
+                  <w:pPr>
+                    <w:pStyle w:val="Compact"/>
+                    <w:jc w:val="center"/>
+                    <w:jc w:val="left"/>
+                  </w:pPr>
+                  <w:r>
+                    <w:drawing>
+                      <wp:inline>
+                        <wp:extent cx="2971800" cy="4754880"/>
+                        <wp:effectExtent b="0" l="0" r="0" t="0"/>
+                        <wp:docPr descr="" title="" id="87" name="Picture"/>
+                        <a:graphic>
+                          <a:graphicData uri="http://schemas.openxmlformats.org/drawingml/2006/picture">
+                            <pic:pic>
+                              <pic:nvPicPr>
+                                <pic:cNvPr descr="JM-WP-BM-01_files/figure-docx/fig-selectivity-sc-allowance-compare-1.png" id="88" name="Picture"/>
+                                <pic:cNvPicPr>
+                                  <a:picLocks noChangeArrowheads="1" noChangeAspect="1"/>
+                                </pic:cNvPicPr>
+                              </pic:nvPicPr>
+                              <pic:blipFill>
+                                <a:blip r:embed="rId86"/>
+                                <a:stretch>
+                                  <a:fillRect/>
+                                </a:stretch>
+                              </pic:blipFill>
+                              <pic:spPr bwMode="auto">
+                                <a:xfrm>
+                                  <a:off x="0" y="0"/>
+                                  <a:ext cx="2971800" cy="4754880"/>
+                                </a:xfrm>
+                                <a:prstGeom prst="rect">
+                                  <a:avLst/>
+                                </a:prstGeom>
+                                <a:noFill/>
+                                <a:ln w="9525">
+                                  <a:noFill/>
+                                  <a:headEnd/>
+                                  <a:tailEnd/>
+                                </a:ln>
+                              </pic:spPr>
+                            </pic:pic>
+                          </a:graphicData>
+                        </a:graphic>
+                      </wp:inline>
+                    </w:drawing>
+                  </w:r>
+                </w:p>
+                <w:p>
+                  <w:pPr>
+                    <w:jc w:val="center"/>
+                    <w:jc w:val="left"/>
+                  </w:pPr>
+                  <w:pPr>
+                    <w:jc w:val="left"/>
+                    <w:spacing w:before="200"/>
+                    <w:pStyle w:val="ImageCaption"/>
+                  </w:pPr>
+                  <w:r>
+                    <w:t xml:space="preserve">(a) Model</w:t>
+                  </w:r>
+                  <w:r>
+                    <w:t xml:space="preserve"> </w:t>
+                  </w:r>
+                  <w:r>
+                    <w:rPr>
+                      <w:rStyle w:val="VerbatimChar"/>
+                    </w:rPr>
+                    <w:t xml:space="preserve">h1_2.01</w:t>
+                  </w:r>
+                </w:p>
+                <w:bookmarkEnd w:id="89"/>
+              </w:tc>
+            </w:tr>
+          </w:tbl>
+          <w:p/>
+        </w:tc>
+        <w:tc>
+          <w:tcPr/>
+          <w:tbl>
+            <w:tblPr>
+              <w:tblStyle w:val="Table"/>
+              <w:tblW w:type="pct" w:w="4900"/>
+              <w:tblLayout w:type="fixed"/>
+              <w:tblLook w:firstRow="0" w:lastRow="0" w:firstColumn="0" w:lastColumn="0" w:noHBand="0" w:noVBand="0" w:val="0000"/>
+            </w:tblPr>
+            <w:tblGrid>
+              <w:gridCol w:w="7761"/>
+            </w:tblGrid>
+            <w:tr>
+              <w:tc>
+                <w:tcPr/>
+                <w:bookmarkStart w:id="93" w:name="fig-selectivity-sc-allowance-compare-2"/>
+                <w:p>
+                  <w:pPr>
+                    <w:pStyle w:val="Compact"/>
+                    <w:jc w:val="center"/>
+                    <w:jc w:val="left"/>
+                  </w:pPr>
+                  <w:r>
+                    <w:drawing>
+                      <wp:inline>
+                        <wp:extent cx="2971800" cy="4754880"/>
+                        <wp:effectExtent b="0" l="0" r="0" t="0"/>
+                        <wp:docPr descr="" title="" id="91" name="Picture"/>
+                        <a:graphic>
+                          <a:graphicData uri="http://schemas.openxmlformats.org/drawingml/2006/picture">
+                            <pic:pic>
+                              <pic:nvPicPr>
+                                <pic:cNvPr descr="JM-WP-BM-01_files/figure-docx/fig-selectivity-sc-allowance-compare-2.png" id="92" name="Picture"/>
+                                <pic:cNvPicPr>
+                                  <a:picLocks noChangeArrowheads="1" noChangeAspect="1"/>
+                                </pic:cNvPicPr>
+                              </pic:nvPicPr>
+                              <pic:blipFill>
+                                <a:blip r:embed="rId90"/>
+                                <a:stretch>
+                                  <a:fillRect/>
+                                </a:stretch>
+                              </pic:blipFill>
+                              <pic:spPr bwMode="auto">
+                                <a:xfrm>
+                                  <a:off x="0" y="0"/>
+                                  <a:ext cx="2971800" cy="4754880"/>
+                                </a:xfrm>
+                                <a:prstGeom prst="rect">
+                                  <a:avLst/>
+                                </a:prstGeom>
+                                <a:noFill/>
+                                <a:ln w="9525">
+                                  <a:noFill/>
+                                  <a:headEnd/>
+                                  <a:tailEnd/>
+                                </a:ln>
+                              </pic:spPr>
+                            </pic:pic>
+                          </a:graphicData>
+                        </a:graphic>
+                      </wp:inline>
+                    </w:drawing>
+                  </w:r>
+                </w:p>
+                <w:p>
+                  <w:pPr>
+                    <w:jc w:val="center"/>
+                    <w:jc w:val="left"/>
+                  </w:pPr>
+                  <w:pPr>
+                    <w:jc w:val="left"/>
+                    <w:spacing w:before="200"/>
+                    <w:pStyle w:val="ImageCaption"/>
+                  </w:pPr>
+                  <w:r>
+                    <w:t xml:space="preserve">(b) Model</w:t>
+                  </w:r>
+                  <w:r>
+                    <w:t xml:space="preserve"> </w:t>
+                  </w:r>
+                  <w:r>
+                    <w:rPr>
+                      <w:rStyle w:val="VerbatimChar"/>
+                    </w:rPr>
+                    <w:t xml:space="preserve">h1_2.01.1</w:t>
+                  </w:r>
+                </w:p>
+                <w:bookmarkEnd w:id="93"/>
+              </w:tc>
+            </w:tr>
+          </w:tbl>
+          <w:p/>
+        </w:tc>
+      </w:tr>
+    </w:tbl>
+    <w:p>
+      <w:pPr>
+        <w:pStyle w:val="BodyText"/>
+      </w:pPr>
+      <w:pPr>
+        <w:spacing w:before="200"/>
+        <w:pStyle w:val="ImageCaption"/>
+      </w:pPr>
+      <w:r>
+        <w:t xml:space="preserve">Figure 8: Estimates of selectivity by fishery over time for Models</w:t>
+      </w:r>
+      <w:r>
+        <w:t xml:space="preserve"> </w:t>
+      </w:r>
+      <w:r>
+        <w:rPr>
+          <w:rStyle w:val="VerbatimChar"/>
+        </w:rPr>
+        <w:t xml:space="preserve">h1_2.01</w:t>
+      </w:r>
+      <w:r>
+        <w:t xml:space="preserve"> </w:t>
+      </w:r>
+      <w:r>
+        <w:t xml:space="preserve">and</w:t>
+      </w:r>
+      <w:r>
+        <w:t xml:space="preserve"> </w:t>
+      </w:r>
+      <w:r>
+        <w:rPr>
+          <w:rStyle w:val="VerbatimChar"/>
+        </w:rPr>
+        <w:t xml:space="preserve">h1_2.01.1</w:t>
+      </w:r>
+      <w:r>
+        <w:t xml:space="preserve">, shown in the same style as Figure 37 of the SC13 Jack Mackerel Technical Annex</w:t>
+      </w:r>
+      <w:r>
+        <w:t xml:space="preserve"> </w:t>
+      </w:r>
+      <w:r>
+        <w:t xml:space="preserve">(SPRFMO Scientific Committee, 2025)</w:t>
+      </w:r>
+      <w:r>
+        <w:t xml:space="preserve">.</w:t>
+      </w:r>
+    </w:p>
+    <w:bookmarkEnd w:id="94"/>
+    <w:p>
+      <w:pPr>
+        <w:pStyle w:val="BodyText"/>
+      </w:pPr>
+      <w:r>
+        <w:t xml:space="preserve">The more detailed fit comparison is shown in</w:t>
+      </w:r>
+      <w:r>
+        <w:t xml:space="preserve"> </w:t>
+      </w:r>
+      <w:hyperlink w:anchor="tbl-selectivity-scflex-like-components">
+        <w:r>
+          <w:rPr>
+            <w:rStyle w:val="Hyperlink"/>
+          </w:rPr>
+          <w:t xml:space="preserve">Table 4</w:t>
+        </w:r>
+      </w:hyperlink>
+      <w:r>
+        <w:t xml:space="preserve">. Restoring annual flexibility for the South-Central Chile fishery reduces the total negative log likelihood from</w:t>
+      </w:r>
+      <w:r>
+        <w:t xml:space="preserve"> </w:t>
+      </w:r>
+      <w:r>
+        <w:rPr>
+          <w:rStyle w:val="VerbatimChar"/>
+        </w:rPr>
+        <w:t xml:space="preserve">1544.1</w:t>
+      </w:r>
+      <w:r>
+        <w:t xml:space="preserve"> </w:t>
+      </w:r>
+      <w:r>
+        <w:t xml:space="preserve">in</w:t>
+      </w:r>
+      <w:r>
+        <w:t xml:space="preserve"> </w:t>
+      </w:r>
+      <w:r>
+        <w:rPr>
+          <w:rStyle w:val="VerbatimChar"/>
+        </w:rPr>
+        <w:t xml:space="preserve">h1_2.01</w:t>
+      </w:r>
+      <w:r>
+        <w:t xml:space="preserve"> </w:t>
+      </w:r>
+      <w:r>
+        <w:t xml:space="preserve">to</w:t>
+      </w:r>
+      <w:r>
+        <w:t xml:space="preserve"> </w:t>
+      </w:r>
+      <w:r>
+        <w:rPr>
+          <w:rStyle w:val="VerbatimChar"/>
+        </w:rPr>
+        <w:t xml:space="preserve">1364.8</w:t>
+      </w:r>
+      <w:r>
+        <w:t xml:space="preserve"> </w:t>
+      </w:r>
+      <w:r>
+        <w:t xml:space="preserve">in</w:t>
+      </w:r>
+      <w:r>
+        <w:t xml:space="preserve"> </w:t>
+      </w:r>
+      <w:r>
+        <w:rPr>
+          <w:rStyle w:val="VerbatimChar"/>
+        </w:rPr>
+        <w:t xml:space="preserve">h1_2.01.1</w:t>
+      </w:r>
+      <w:r>
+        <w:t xml:space="preserve">, while increasing the parameter count from</w:t>
+      </w:r>
+      <w:r>
+        <w:t xml:space="preserve"> </w:t>
+      </w:r>
+      <w:r>
+        <w:rPr>
+          <w:rStyle w:val="VerbatimChar"/>
+        </w:rPr>
+        <w:t xml:space="preserve">480</w:t>
+      </w:r>
+      <w:r>
+        <w:t xml:space="preserve"> </w:t>
+      </w:r>
+      <w:r>
+        <w:t xml:space="preserve">to</w:t>
+      </w:r>
+      <w:r>
+        <w:t xml:space="preserve"> </w:t>
+      </w:r>
+      <w:r>
+        <w:rPr>
+          <w:rStyle w:val="VerbatimChar"/>
+        </w:rPr>
+        <w:t xml:space="preserve">870</w:t>
+      </w:r>
+      <w:r>
+        <w:t xml:space="preserve">. The largest direct improvement is in the South-Central Chile fishery age-composition term, which falls from about</w:t>
+      </w:r>
+      <w:r>
+        <w:t xml:space="preserve"> </w:t>
+      </w:r>
+      <w:r>
+        <w:rPr>
+          <w:rStyle w:val="VerbatimChar"/>
+        </w:rPr>
+        <w:t xml:space="preserve">307.3</w:t>
+      </w:r>
+      <w:r>
+        <w:t xml:space="preserve"> </w:t>
+      </w:r>
+      <w:r>
+        <w:t xml:space="preserve">to</w:t>
+      </w:r>
+      <w:r>
+        <w:t xml:space="preserve"> </w:t>
+      </w:r>
+      <w:r>
+        <w:rPr>
+          <w:rStyle w:val="VerbatimChar"/>
+        </w:rPr>
+        <w:t xml:space="preserve">139.2</w:t>
+      </w:r>
+      <w:r>
+        <w:t xml:space="preserve">, close to the</w:t>
+      </w:r>
+      <w:r>
+        <w:t xml:space="preserve"> </w:t>
+      </w:r>
+      <w:r>
+        <w:rPr>
+          <w:rStyle w:val="VerbatimChar"/>
+        </w:rPr>
+        <w:t xml:space="preserve">h1_2.00</w:t>
+      </w:r>
+      <w:r>
+        <w:t xml:space="preserve"> </w:t>
+      </w:r>
+      <w:r>
+        <w:t xml:space="preserve">value of</w:t>
+      </w:r>
+      <w:r>
+        <w:t xml:space="preserve"> </w:t>
+      </w:r>
+      <w:r>
+        <w:rPr>
+          <w:rStyle w:val="VerbatimChar"/>
+        </w:rPr>
+        <w:t xml:space="preserve">124.0</w:t>
+      </w:r>
+      <w:r>
+        <w:t xml:space="preserve">. Aggregate retained-index fit also improves materially, from about</w:t>
+      </w:r>
+      <w:r>
+        <w:t xml:space="preserve"> </w:t>
+      </w:r>
+      <w:r>
+        <w:rPr>
+          <w:rStyle w:val="VerbatimChar"/>
+        </w:rPr>
+        <w:t xml:space="preserve">258.0</w:t>
+      </w:r>
+      <w:r>
+        <w:t xml:space="preserve"> </w:t>
+      </w:r>
+      <w:r>
+        <w:t xml:space="preserve">to</w:t>
+      </w:r>
+      <w:r>
+        <w:t xml:space="preserve"> </w:t>
+      </w:r>
+      <w:r>
+        <w:rPr>
+          <w:rStyle w:val="VerbatimChar"/>
+        </w:rPr>
+        <w:t xml:space="preserve">185.9</w:t>
+      </w:r>
+      <w:r>
+        <w:t xml:space="preserve">, although fishery length compositions remain much worse than in</w:t>
+      </w:r>
+      <w:r>
+        <w:t xml:space="preserve"> </w:t>
+      </w:r>
+      <w:r>
+        <w:rPr>
+          <w:rStyle w:val="VerbatimChar"/>
+        </w:rPr>
+        <w:t xml:space="preserve">h1_2.00</w:t>
+      </w:r>
+      <w:r>
+        <w:t xml:space="preserve">. Taken together, the figure and table suggest that a substantial part of the penalty in</w:t>
+      </w:r>
+      <w:r>
+        <w:t xml:space="preserve"> </w:t>
+      </w:r>
+      <w:r>
+        <w:rPr>
+          <w:rStyle w:val="VerbatimChar"/>
+        </w:rPr>
+        <w:t xml:space="preserve">h1_2.01</w:t>
+      </w:r>
+      <w:r>
+        <w:t xml:space="preserve"> </w:t>
+      </w:r>
+      <w:r>
+        <w:t xml:space="preserve">comes from over-constraining the S-C Chile selectivity history, but not all of it.</w:t>
+      </w:r>
+    </w:p>
+    <w:tbl>
+      <w:tblPr>
+        <w:tblStyle w:val="Table"/>
+        <w:tblW w:type="pct" w:w="5000"/>
+        <w:tblLayout w:type="fixed"/>
+        <w:tblLook w:firstRow="0" w:lastRow="0" w:firstColumn="0" w:lastColumn="0" w:noHBand="0" w:noVBand="0" w:val="0000"/>
+      </w:tblPr>
+      <w:tblGrid>
+        <w:gridCol w:w="7920"/>
+      </w:tblGrid>
+      <w:tr>
+        <w:tc>
+          <w:tcPr/>
+          <w:bookmarkStart w:id="95" w:name="tbl-selectivity-scflex-like-components"/>
+          <w:p>
+            <w:pPr>
+              <w:jc w:val="center"/>
+            </w:pPr>
+            <w:pPr>
+              <w:jc w:val="left"/>
+              <w:spacing w:before="200"/>
+              <w:pStyle w:val="ImageCaption"/>
+            </w:pPr>
+            <w:r>
+              <w:t xml:space="preserve">Table 4: Negative-log-likelihood components and estimated parameter counts for the reduced-index sensitivity (</w:t>
+            </w:r>
+            <w:r>
+              <w:rPr>
+                <w:rStyle w:val="VerbatimChar"/>
+              </w:rPr>
+              <w:t xml:space="preserve">h1_2.00</w:t>
+            </w:r>
+            <w:r>
+              <w:t xml:space="preserve">), the reduced-index model with fishery selectivity blocks (</w:t>
+            </w:r>
+            <w:r>
+              <w:rPr>
+                <w:rStyle w:val="VerbatimChar"/>
+              </w:rPr>
+              <w:t xml:space="preserve">h1_2.01</w:t>
+            </w:r>
+            <w:r>
+              <w:t xml:space="preserve">), and the intermediate selectivity variant (</w:t>
+            </w:r>
+            <w:r>
+              <w:rPr>
+                <w:rStyle w:val="VerbatimChar"/>
+              </w:rPr>
+              <w:t xml:space="preserve">h1_2.01.1</w:t>
+            </w:r>
+            <w:r>
+              <w:t xml:space="preserve">) in which the South-Central Chile fishery retains the annual selectivity variability allowance. The aggregate and component index rows include only the retained comparable series: Acoustic North, Chile CPUE, Peru CPUE, and Offshore CPUE.</w:t>
+            </w:r>
+          </w:p>
+          <w:tbl xmlns:w="http://schemas.openxmlformats.org/wordprocessingml/2006/main" xmlns:wp="http://schemas.openxmlformats.org/drawingml/2006/wordprocessingDrawing" xmlns:r="http://schemas.openxmlformats.org/officeDocument/2006/relationships" xmlns:w14="http://schemas.microsoft.com/office/word/2010/wordml">
+            <w:tblPr>
+              <w:tblCellMar>
+                <w:top w:w="0" w:type="dxa"/>
+                <w:bottom w:w="0" w:type="dxa"/>
+                <w:start w:w="60" w:type="dxa"/>
+                <w:end w:w="60" w:type="dxa"/>
+              </w:tblCellMar>
+              <w:tblW w:type="auto" w:w="0"/>
+              <w:tblLook w:firstRow="0" w:lastRow="0" w:firstColumn="0" w:lastColumn="0" w:noHBand="0" w:noVBand="0"/>
+              <w:jc w:val="center"/>
+            </w:tblPr>
+            <w:tr>
+              <w:trPr>
+                <w:cantSplit/>
+                <w:tblHeader/>
+              </w:trPr>
+              <w:tc>
+                <w:tcPr>
+                  <w:tcBorders>
+                    <w:top w:val="single" w:sz="16" w:space="0" w:color="D3D3D3"/>
+                    <w:bottom w:val="single" w:sz="16" w:space="0" w:color="D3D3D3"/>
+                    <w:start w:val="single" w:space="0" w:color="D3D3D3"/>
+                  </w:tcBorders>
+                </w:tcPr>
+                <w:p>
+                  <w:pPr>
+                    <w:spacing w:before="0" w:after="60"/>
+                    <w:keepNext/>
+                    <w:jc w:val="start"/>
+                  </w:pPr>
+                  <w:r>
+                    <w:rPr>
+                      <w:rFonts w:ascii="Calibri" w:hAnsi="Calibri"/>
+                      <w:sz w:val="20"/>
+                    </w:rPr>
+                    <w:t xml:space="default">Component</w:t>
+                  </w:r>
+                </w:p>
+              </w:tc>
+              <w:tc>
+                <w:tcPr>
+                  <w:tcBorders>
+                    <w:top w:val="single" w:sz="16" w:space="0" w:color="D3D3D3"/>
+                    <w:bottom w:val="single" w:sz="16" w:space="0" w:color="D3D3D3"/>
+                  </w:tcBorders>
+                </w:tcPr>
+                <w:p>
+                  <w:pPr>
+                    <w:spacing w:before="0" w:after="60"/>
+                    <w:keepNext/>
+                    <w:jc w:val="end"/>
+                  </w:pPr>
+                  <w:r>
+                    <w:rPr>
+                      <w:rFonts w:ascii="Calibri" w:hAnsi="Calibri"/>
+                      <w:sz w:val="20"/>
+                    </w:rPr>
+                    <w:t xml:space="default">h1_2.00</w:t>
+                  </w:r>
+                </w:p>
+              </w:tc>
+              <w:tc>
+                <w:tcPr>
+                  <w:tcBorders>
+                    <w:top w:val="single" w:sz="16" w:space="0" w:color="D3D3D3"/>
+                    <w:bottom w:val="single" w:sz="16" w:space="0" w:color="D3D3D3"/>
+                  </w:tcBorders>
+                </w:tcPr>
+                <w:p>
+                  <w:pPr>
+                    <w:spacing w:before="0" w:after="60"/>
+                    <w:keepNext/>
+                    <w:jc w:val="end"/>
+                  </w:pPr>
+                  <w:r>
+                    <w:rPr>
+                      <w:rFonts w:ascii="Calibri" w:hAnsi="Calibri"/>
+                      <w:sz w:val="20"/>
+                    </w:rPr>
+                    <w:t xml:space="default">h1_2.01</w:t>
+                  </w:r>
+                </w:p>
+              </w:tc>
+              <w:tc>
+                <w:tcPr>
+                  <w:tcBorders>
+                    <w:top w:val="single" w:sz="16" w:space="0" w:color="D3D3D3"/>
+                    <w:bottom w:val="single" w:sz="16" w:space="0" w:color="D3D3D3"/>
+                    <w:end w:val="single" w:space="0" w:color="D3D3D3"/>
+                  </w:tcBorders>
+                </w:tcPr>
+                <w:p>
+                  <w:pPr>
+                    <w:spacing w:before="0" w:after="60"/>
+                    <w:keepNext/>
+                    <w:jc w:val="end"/>
+                  </w:pPr>
+                  <w:r>
+                    <w:rPr>
+                      <w:rFonts w:ascii="Calibri" w:hAnsi="Calibri"/>
+                      <w:sz w:val="20"/>
+                    </w:rPr>
+                    <w:t xml:space="default">h1_2.01.1</w:t>
+                  </w:r>
+                </w:p>
+              </w:tc>
+            </w:tr>
+            <w:tr>
+              <w:trPr>
+                <w:cantSplit/>
+              </w:trPr>
+              <w:tc>
+                <w:tcPr>
+                  <w:tcBorders>
+                    <w:top w:val="single" w:space="0" w:color="D3D3D3"/>
+                    <w:bottom w:val="single" w:space="0" w:color="D3D3D3"/>
+                    <w:start w:val="single" w:space="0" w:color="D3D3D3"/>
+                    <w:end w:val="single" w:space="0" w:color="D3D3D3"/>
+                  </w:tcBorders>
+                </w:tcPr>
+                <w:p>
+                  <w:pPr>
+                    <w:spacing w:before="0" w:after="60"/>
+                    <w:keepNext/>
+                    <w:jc w:val="start"/>
+                  </w:pPr>
+                  <w:r>
+                    <w:rPr>
+                      <w:rFonts w:ascii="Calibri" w:hAnsi="Calibri"/>
+                      <w:sz w:val="20"/>
+                    </w:rPr>
+                    <w:t xml:space="default">Catch likelihood</w:t>
+                  </w:r>
+                </w:p>
+              </w:tc>
+              <w:tc>
+                <w:tcPr>
+                  <w:tcBorders>
+                    <w:top w:val="single" w:space="0" w:color="D3D3D3"/>
+                    <w:bottom w:val="single" w:space="0" w:color="D3D3D3"/>
+                    <w:start w:val="single" w:space="0" w:color="D3D3D3"/>
+                    <w:end w:val="single" w:space="0" w:color="D3D3D3"/>
+                  </w:tcBorders>
+                  <w:shd w:val="clear" w:color="auto" w:fill="FCAE91"/>
+                </w:tcPr>
+                <w:p>
+                  <w:pPr>
+                    <w:spacing w:before="0" w:after="60"/>
+                    <w:keepNext/>
+                    <w:jc w:val="end"/>
+                  </w:pPr>
+                  <w:r>
+                    <w:rPr>
+                      <w:rFonts w:ascii="Calibri" w:hAnsi="Calibri"/>
+                      <w:sz w:val="20"/>
+                    </w:rPr>
+                    <w:t xml:space="default">0.8</w:t>
+                  </w:r>
+                </w:p>
+              </w:tc>
+              <w:tc>
+                <w:tcPr>
+                  <w:tcBorders>
+                    <w:top w:val="single" w:space="0" w:color="D3D3D3"/>
+                    <w:bottom w:val="single" w:space="0" w:color="D3D3D3"/>
+                    <w:start w:val="single" w:space="0" w:color="D3D3D3"/>
+                    <w:end w:val="single" w:space="0" w:color="D3D3D3"/>
+                  </w:tcBorders>
+                  <w:shd w:val="clear" w:color="auto" w:fill="FCAF92"/>
+                </w:tcPr>
+                <w:p>
+                  <w:pPr>
+                    <w:spacing w:before="0" w:after="60"/>
+                    <w:keepNext/>
+                    <w:jc w:val="end"/>
+                  </w:pPr>
+                  <w:r>
+                    <w:rPr>
+                      <w:rFonts w:ascii="Calibri" w:hAnsi="Calibri"/>
+                      <w:sz w:val="20"/>
+                    </w:rPr>
+                    <w:t xml:space="default">0.8</w:t>
+                  </w:r>
+                </w:p>
+              </w:tc>
+              <w:tc>
+                <w:tcPr>
+                  <w:tcBorders>
+                    <w:top w:val="single" w:space="0" w:color="D3D3D3"/>
+                    <w:bottom w:val="single" w:space="0" w:color="D3D3D3"/>
+                    <w:start w:val="single" w:space="0" w:color="D3D3D3"/>
+                    <w:end w:val="single" w:space="0" w:color="D3D3D3"/>
+                  </w:tcBorders>
+                  <w:shd w:val="clear" w:color="auto" w:fill="FFF5F0"/>
+                </w:tcPr>
+                <w:p>
+                  <w:pPr>
+                    <w:spacing w:before="0" w:after="60"/>
+                    <w:keepNext/>
+                    <w:jc w:val="end"/>
+                  </w:pPr>
+                  <w:r>
+                    <w:rPr>
+                      <w:rFonts w:ascii="Calibri" w:hAnsi="Calibri"/>
+                      <w:sz w:val="20"/>
+                    </w:rPr>
+                    <w:t xml:space="default">1.1</w:t>
+                  </w:r>
+                </w:p>
+              </w:tc>
+            </w:tr>
+            <w:tr>
+              <w:trPr>
+                <w:cantSplit/>
+              </w:trPr>
+              <w:tc>
+                <w:tcPr>
+                  <w:tcBorders>
+                    <w:top w:val="single" w:space="0" w:color="D3D3D3"/>
+                    <w:bottom w:val="single" w:space="0" w:color="D3D3D3"/>
+                    <w:start w:val="single" w:space="0" w:color="D3D3D3"/>
+                    <w:end w:val="single" w:space="0" w:color="D3D3D3"/>
+                  </w:tcBorders>
+                </w:tcPr>
+                <w:p>
+                  <w:pPr>
+                    <w:spacing w:before="0" w:after="60"/>
+                    <w:keepNext/>
+                    <w:jc w:val="start"/>
+                  </w:pPr>
+                  <w:r>
+                    <w:rPr>
+                      <w:rFonts w:ascii="Calibri" w:hAnsi="Calibri"/>
+                      <w:sz w:val="20"/>
+                    </w:rPr>
+                    <w:t xml:space="default">Fishery age compositions</w:t>
+                  </w:r>
+                </w:p>
+              </w:tc>
+              <w:tc>
+                <w:tcPr>
+                  <w:tcBorders>
+                    <w:top w:val="single" w:space="0" w:color="D3D3D3"/>
+                    <w:bottom w:val="single" w:space="0" w:color="D3D3D3"/>
+                    <w:start w:val="single" w:space="0" w:color="D3D3D3"/>
+                    <w:end w:val="single" w:space="0" w:color="D3D3D3"/>
+                  </w:tcBorders>
+                  <w:shd w:val="clear" w:color="auto" w:fill="FCAE91"/>
+                </w:tcPr>
+                <w:p>
+                  <w:pPr>
+                    <w:spacing w:before="0" w:after="60"/>
+                    <w:keepNext/>
+                    <w:jc w:val="end"/>
+                  </w:pPr>
+                  <w:r>
+                    <w:rPr>
+                      <w:rFonts w:ascii="Calibri" w:hAnsi="Calibri"/>
+                      <w:sz w:val="20"/>
+                    </w:rPr>
+                    <w:t xml:space="default">262.9</w:t>
+                  </w:r>
+                </w:p>
+              </w:tc>
+              <w:tc>
+                <w:tcPr>
+                  <w:tcBorders>
+                    <w:top w:val="single" w:space="0" w:color="D3D3D3"/>
+                    <w:bottom w:val="single" w:space="0" w:color="D3D3D3"/>
+                    <w:start w:val="single" w:space="0" w:color="D3D3D3"/>
+                    <w:end w:val="single" w:space="0" w:color="D3D3D3"/>
+                  </w:tcBorders>
+                  <w:shd w:val="clear" w:color="auto" w:fill="FFF5F0"/>
+                </w:tcPr>
+                <w:p>
+                  <w:pPr>
+                    <w:spacing w:before="0" w:after="60"/>
+                    <w:keepNext/>
+                    <w:jc w:val="end"/>
+                  </w:pPr>
+                  <w:r>
+                    <w:rPr>
+                      <w:rFonts w:ascii="Calibri" w:hAnsi="Calibri"/>
+                      <w:sz w:val="20"/>
+                    </w:rPr>
+                    <w:t xml:space="default">549.8</w:t>
+                  </w:r>
+                </w:p>
+              </w:tc>
+              <w:tc>
+                <w:tcPr>
+                  <w:tcBorders>
+                    <w:top w:val="single" w:space="0" w:color="D3D3D3"/>
+                    <w:bottom w:val="single" w:space="0" w:color="D3D3D3"/>
+                    <w:start w:val="single" w:space="0" w:color="D3D3D3"/>
+                    <w:end w:val="single" w:space="0" w:color="D3D3D3"/>
+                  </w:tcBorders>
+                  <w:shd w:val="clear" w:color="auto" w:fill="FDCAB6"/>
+                </w:tcPr>
+                <w:p>
+                  <w:pPr>
+                    <w:spacing w:before="0" w:after="60"/>
+                    <w:keepNext/>
+                    <w:jc w:val="end"/>
+                  </w:pPr>
+                  <w:r>
+                    <w:rPr>
+                      <w:rFonts w:ascii="Calibri" w:hAnsi="Calibri"/>
+                      <w:sz w:val="20"/>
+                    </w:rPr>
+                    <w:t xml:space="default">374.8</w:t>
+                  </w:r>
+                </w:p>
+              </w:tc>
+            </w:tr>
+            <w:tr>
+              <w:trPr>
+                <w:cantSplit/>
+              </w:trPr>
+              <w:tc>
+                <w:tcPr>
+                  <w:tcBorders>
+                    <w:top w:val="single" w:space="0" w:color="D3D3D3"/>
+                    <w:bottom w:val="single" w:space="0" w:color="D3D3D3"/>
+                    <w:start w:val="single" w:space="0" w:color="D3D3D3"/>
+                    <w:end w:val="single" w:space="0" w:color="D3D3D3"/>
+                  </w:tcBorders>
+                </w:tcPr>
+                <w:p>
+                  <w:pPr>
+                    <w:spacing w:before="0" w:after="60"/>
+                    <w:keepNext/>
+                    <w:jc w:val="start"/>
+                  </w:pPr>
+                  <w:r>
+                    <w:rPr>
+                      <w:rFonts w:ascii="Calibri" w:hAnsi="Calibri"/>
+                      <w:sz w:val="20"/>
+                    </w:rPr>
+                    <w:t xml:space="default"> North Chile fishery age comps</w:t>
+                  </w:r>
+                </w:p>
+              </w:tc>
+              <w:tc>
+                <w:tcPr>
+                  <w:tcBorders>
+                    <w:top w:val="single" w:space="0" w:color="D3D3D3"/>
+                    <w:bottom w:val="single" w:space="0" w:color="D3D3D3"/>
+                    <w:start w:val="single" w:space="0" w:color="D3D3D3"/>
+                    <w:end w:val="single" w:space="0" w:color="D3D3D3"/>
+                  </w:tcBorders>
+                  <w:shd w:val="clear" w:color="auto" w:fill="FCAE91"/>
+                </w:tcPr>
+                <w:p>
+                  <w:pPr>
+                    <w:spacing w:before="0" w:after="60"/>
+                    <w:keepNext/>
+                    <w:jc w:val="end"/>
+                  </w:pPr>
+                  <w:r>
+                    <w:rPr>
+                      <w:rFonts w:ascii="Calibri" w:hAnsi="Calibri"/>
+                      <w:sz w:val="20"/>
+                    </w:rPr>
+                    <w:t xml:space="default">113.2</w:t>
+                  </w:r>
+                </w:p>
+              </w:tc>
+              <w:tc>
+                <w:tcPr>
+                  <w:tcBorders>
+                    <w:top w:val="single" w:space="0" w:color="D3D3D3"/>
+                    <w:bottom w:val="single" w:space="0" w:color="D3D3D3"/>
+                    <w:start w:val="single" w:space="0" w:color="D3D3D3"/>
+                    <w:end w:val="single" w:space="0" w:color="D3D3D3"/>
+                  </w:tcBorders>
+                  <w:shd w:val="clear" w:color="auto" w:fill="FFF5F0"/>
+                </w:tcPr>
+                <w:p>
+                  <w:pPr>
+                    <w:spacing w:before="0" w:after="60"/>
+                    <w:keepNext/>
+                    <w:jc w:val="end"/>
+                  </w:pPr>
+                  <w:r>
+                    <w:rPr>
+                      <w:rFonts w:ascii="Calibri" w:hAnsi="Calibri"/>
+                      <w:sz w:val="20"/>
+                    </w:rPr>
+                    <w:t xml:space="default">202.8</w:t>
+                  </w:r>
+                </w:p>
+              </w:tc>
+              <w:tc>
+                <w:tcPr>
+                  <w:tcBorders>
+                    <w:top w:val="single" w:space="0" w:color="D3D3D3"/>
+                    <w:bottom w:val="single" w:space="0" w:color="D3D3D3"/>
+                    <w:start w:val="single" w:space="0" w:color="D3D3D3"/>
+                    <w:end w:val="single" w:space="0" w:color="D3D3D3"/>
+                  </w:tcBorders>
+                  <w:shd w:val="clear" w:color="auto" w:fill="FFF2EC"/>
+                </w:tcPr>
+                <w:p>
+                  <w:pPr>
+                    <w:spacing w:before="0" w:after="60"/>
+                    <w:keepNext/>
+                    <w:jc w:val="end"/>
+                  </w:pPr>
+                  <w:r>
+                    <w:rPr>
+                      <w:rFonts w:ascii="Calibri" w:hAnsi="Calibri"/>
+                      <w:sz w:val="20"/>
+                    </w:rPr>
+                    <w:t xml:space="default">199.0</w:t>
+                  </w:r>
+                </w:p>
+              </w:tc>
+            </w:tr>
+            <w:tr>
+              <w:trPr>
+                <w:cantSplit/>
+              </w:trPr>
+              <w:tc>
+                <w:tcPr>
+                  <w:tcBorders>
+                    <w:top w:val="single" w:space="0" w:color="D3D3D3"/>
+                    <w:bottom w:val="single" w:space="0" w:color="D3D3D3"/>
+                    <w:start w:val="single" w:space="0" w:color="D3D3D3"/>
+                    <w:end w:val="single" w:space="0" w:color="D3D3D3"/>
+                  </w:tcBorders>
+                </w:tcPr>
+                <w:p>
+                  <w:pPr>
+                    <w:spacing w:before="0" w:after="60"/>
+                    <w:keepNext/>
+                    <w:jc w:val="start"/>
+                  </w:pPr>
+                  <w:r>
+                    <w:rPr>
+                      <w:rFonts w:ascii="Calibri" w:hAnsi="Calibri"/>
+                      <w:sz w:val="20"/>
+                    </w:rPr>
+                    <w:t xml:space="default"> S-C Chile fishery age comps</w:t>
+                  </w:r>
+                </w:p>
+              </w:tc>
+              <w:tc>
+                <w:tcPr>
+                  <w:tcBorders>
+                    <w:top w:val="single" w:space="0" w:color="D3D3D3"/>
+                    <w:bottom w:val="single" w:space="0" w:color="D3D3D3"/>
+                    <w:start w:val="single" w:space="0" w:color="D3D3D3"/>
+                    <w:end w:val="single" w:space="0" w:color="D3D3D3"/>
+                  </w:tcBorders>
+                  <w:shd w:val="clear" w:color="auto" w:fill="FCAE91"/>
+                </w:tcPr>
+                <w:p>
+                  <w:pPr>
+                    <w:spacing w:before="0" w:after="60"/>
+                    <w:keepNext/>
+                    <w:jc w:val="end"/>
+                  </w:pPr>
+                  <w:r>
+                    <w:rPr>
+                      <w:rFonts w:ascii="Calibri" w:hAnsi="Calibri"/>
+                      <w:sz w:val="20"/>
+                    </w:rPr>
+                    <w:t xml:space="default">124.0</w:t>
+                  </w:r>
+                </w:p>
+              </w:tc>
+              <w:tc>
+                <w:tcPr>
+                  <w:tcBorders>
+                    <w:top w:val="single" w:space="0" w:color="D3D3D3"/>
+                    <w:bottom w:val="single" w:space="0" w:color="D3D3D3"/>
+                    <w:start w:val="single" w:space="0" w:color="D3D3D3"/>
+                    <w:end w:val="single" w:space="0" w:color="D3D3D3"/>
+                  </w:tcBorders>
+                  <w:shd w:val="clear" w:color="auto" w:fill="FFF5F0"/>
+                </w:tcPr>
+                <w:p>
+                  <w:pPr>
+                    <w:spacing w:before="0" w:after="60"/>
+                    <w:keepNext/>
+                    <w:jc w:val="end"/>
+                  </w:pPr>
+                  <w:r>
+                    <w:rPr>
+                      <w:rFonts w:ascii="Calibri" w:hAnsi="Calibri"/>
+                      <w:sz w:val="20"/>
+                    </w:rPr>
+                    <w:t xml:space="default">307.3</w:t>
+                  </w:r>
+                </w:p>
+              </w:tc>
+              <w:tc>
+                <w:tcPr>
+                  <w:tcBorders>
+                    <w:top w:val="single" w:space="0" w:color="D3D3D3"/>
+                    <w:bottom w:val="single" w:space="0" w:color="D3D3D3"/>
+                    <w:start w:val="single" w:space="0" w:color="D3D3D3"/>
+                    <w:end w:val="single" w:space="0" w:color="D3D3D3"/>
+                  </w:tcBorders>
+                  <w:shd w:val="clear" w:color="auto" w:fill="FCB499"/>
+                </w:tcPr>
+                <w:p>
+                  <w:pPr>
+                    <w:spacing w:before="0" w:after="60"/>
+                    <w:keepNext/>
+                    <w:jc w:val="end"/>
+                  </w:pPr>
+                  <w:r>
+                    <w:rPr>
+                      <w:rFonts w:ascii="Calibri" w:hAnsi="Calibri"/>
+                      <w:sz w:val="20"/>
+                    </w:rPr>
+                    <w:t xml:space="default">139.2</w:t>
+                  </w:r>
+                </w:p>
+              </w:tc>
+            </w:tr>
+            <w:tr>
+              <w:trPr>
+                <w:cantSplit/>
+              </w:trPr>
+              <w:tc>
+                <w:tcPr>
+                  <w:tcBorders>
+                    <w:top w:val="single" w:space="0" w:color="D3D3D3"/>
+                    <w:bottom w:val="single" w:space="0" w:color="D3D3D3"/>
+                    <w:start w:val="single" w:space="0" w:color="D3D3D3"/>
+                    <w:end w:val="single" w:space="0" w:color="D3D3D3"/>
+                  </w:tcBorders>
+                </w:tcPr>
+                <w:p>
+                  <w:pPr>
+                    <w:spacing w:before="0" w:after="60"/>
+                    <w:keepNext/>
+                    <w:jc w:val="start"/>
+                  </w:pPr>
+                  <w:r>
+                    <w:rPr>
+                      <w:rFonts w:ascii="Calibri" w:hAnsi="Calibri"/>
+                      <w:sz w:val="20"/>
+                    </w:rPr>
+                    <w:t xml:space="default"> Offshore trawl fishery age comps</w:t>
+                  </w:r>
+                </w:p>
+              </w:tc>
+              <w:tc>
+                <w:tcPr>
+                  <w:tcBorders>
+                    <w:top w:val="single" w:space="0" w:color="D3D3D3"/>
+                    <w:bottom w:val="single" w:space="0" w:color="D3D3D3"/>
+                    <w:start w:val="single" w:space="0" w:color="D3D3D3"/>
+                    <w:end w:val="single" w:space="0" w:color="D3D3D3"/>
+                  </w:tcBorders>
+                  <w:shd w:val="clear" w:color="auto" w:fill="FCAE91"/>
+                </w:tcPr>
+                <w:p>
+                  <w:pPr>
+                    <w:spacing w:before="0" w:after="60"/>
+                    <w:keepNext/>
+                    <w:jc w:val="end"/>
+                  </w:pPr>
+                  <w:r>
+                    <w:rPr>
+                      <w:rFonts w:ascii="Calibri" w:hAnsi="Calibri"/>
+                      <w:sz w:val="20"/>
+                    </w:rPr>
+                    <w:t xml:space="default">25.7</w:t>
+                  </w:r>
+                </w:p>
+              </w:tc>
+              <w:tc>
+                <w:tcPr>
+                  <w:tcBorders>
+                    <w:top w:val="single" w:space="0" w:color="D3D3D3"/>
+                    <w:bottom w:val="single" w:space="0" w:color="D3D3D3"/>
+                    <w:start w:val="single" w:space="0" w:color="D3D3D3"/>
+                    <w:end w:val="single" w:space="0" w:color="D3D3D3"/>
+                  </w:tcBorders>
+                  <w:shd w:val="clear" w:color="auto" w:fill="FFF5F0"/>
+                </w:tcPr>
+                <w:p>
+                  <w:pPr>
+                    <w:spacing w:before="0" w:after="60"/>
+                    <w:keepNext/>
+                    <w:jc w:val="end"/>
+                  </w:pPr>
+                  <w:r>
+                    <w:rPr>
+                      <w:rFonts w:ascii="Calibri" w:hAnsi="Calibri"/>
+                      <w:sz w:val="20"/>
+                    </w:rPr>
+                    <w:t xml:space="default">39.7</w:t>
+                  </w:r>
+                </w:p>
+              </w:tc>
+              <w:tc>
+                <w:tcPr>
+                  <w:tcBorders>
+                    <w:top w:val="single" w:space="0" w:color="D3D3D3"/>
+                    <w:bottom w:val="single" w:space="0" w:color="D3D3D3"/>
+                    <w:start w:val="single" w:space="0" w:color="D3D3D3"/>
+                    <w:end w:val="single" w:space="0" w:color="D3D3D3"/>
+                  </w:tcBorders>
+                  <w:shd w:val="clear" w:color="auto" w:fill="FEE5DA"/>
+                </w:tcPr>
+                <w:p>
+                  <w:pPr>
+                    <w:spacing w:before="0" w:after="60"/>
+                    <w:keepNext/>
+                    <w:jc w:val="end"/>
+                  </w:pPr>
+                  <w:r>
+                    <w:rPr>
+                      <w:rFonts w:ascii="Calibri" w:hAnsi="Calibri"/>
+                      <w:sz w:val="20"/>
+                    </w:rPr>
+                    <w:t xml:space="default">36.5</w:t>
+                  </w:r>
+                </w:p>
+              </w:tc>
+            </w:tr>
+            <w:tr>
+              <w:trPr>
+                <w:cantSplit/>
+              </w:trPr>
+              <w:tc>
+                <w:tcPr>
+                  <w:tcBorders>
+                    <w:top w:val="single" w:space="0" w:color="D3D3D3"/>
+                    <w:bottom w:val="single" w:space="0" w:color="D3D3D3"/>
+                    <w:start w:val="single" w:space="0" w:color="D3D3D3"/>
+                    <w:end w:val="single" w:space="0" w:color="D3D3D3"/>
+                  </w:tcBorders>
+                </w:tcPr>
+                <w:p>
+                  <w:pPr>
+                    <w:spacing w:before="0" w:after="60"/>
+                    <w:keepNext/>
+                    <w:jc w:val="start"/>
+                  </w:pPr>
+                  <w:r>
+                    <w:rPr>
+                      <w:rFonts w:ascii="Calibri" w:hAnsi="Calibri"/>
+                      <w:sz w:val="20"/>
+                    </w:rPr>
+                    <w:t xml:space="default">Fishery length compositions</w:t>
+                  </w:r>
+                </w:p>
+              </w:tc>
+              <w:tc>
+                <w:tcPr>
+                  <w:tcBorders>
+                    <w:top w:val="single" w:space="0" w:color="D3D3D3"/>
+                    <w:bottom w:val="single" w:space="0" w:color="D3D3D3"/>
+                    <w:start w:val="single" w:space="0" w:color="D3D3D3"/>
+                    <w:end w:val="single" w:space="0" w:color="D3D3D3"/>
+                  </w:tcBorders>
+                  <w:shd w:val="clear" w:color="auto" w:fill="FCAE91"/>
+                </w:tcPr>
+                <w:p>
+                  <w:pPr>
+                    <w:spacing w:before="0" w:after="60"/>
+                    <w:keepNext/>
+                    <w:jc w:val="end"/>
+                  </w:pPr>
+                  <w:r>
+                    <w:rPr>
+                      <w:rFonts w:ascii="Calibri" w:hAnsi="Calibri"/>
+                      <w:sz w:val="20"/>
+                    </w:rPr>
+                    <w:t xml:space="default">470.2</w:t>
+                  </w:r>
+                </w:p>
+              </w:tc>
+              <w:tc>
+                <w:tcPr>
+                  <w:tcBorders>
+                    <w:top w:val="single" w:space="0" w:color="D3D3D3"/>
+                    <w:bottom w:val="single" w:space="0" w:color="D3D3D3"/>
+                    <w:start w:val="single" w:space="0" w:color="D3D3D3"/>
+                    <w:end w:val="single" w:space="0" w:color="D3D3D3"/>
+                  </w:tcBorders>
+                  <w:shd w:val="clear" w:color="auto" w:fill="FFF5F0"/>
+                </w:tcPr>
+                <w:p>
+                  <w:pPr>
+                    <w:spacing w:before="0" w:after="60"/>
+                    <w:keepNext/>
+                    <w:jc w:val="end"/>
+                  </w:pPr>
+                  <w:r>
+                    <w:rPr>
+                      <w:rFonts w:ascii="Calibri" w:hAnsi="Calibri"/>
+                      <w:sz w:val="20"/>
+                    </w:rPr>
+                    <w:t xml:space="default">581.9</w:t>
+                  </w:r>
+                </w:p>
+              </w:tc>
+              <w:tc>
+                <w:tcPr>
+                  <w:tcBorders>
+                    <w:top w:val="single" w:space="0" w:color="D3D3D3"/>
+                    <w:bottom w:val="single" w:space="0" w:color="D3D3D3"/>
+                    <w:start w:val="single" w:space="0" w:color="D3D3D3"/>
+                    <w:end w:val="single" w:space="0" w:color="D3D3D3"/>
+                  </w:tcBorders>
+                  <w:shd w:val="clear" w:color="auto" w:fill="FFECE3"/>
+                </w:tcPr>
+                <w:p>
+                  <w:pPr>
+                    <w:spacing w:before="0" w:after="60"/>
+                    <w:keepNext/>
+                    <w:jc w:val="end"/>
+                  </w:pPr>
+                  <w:r>
+                    <w:rPr>
+                      <w:rFonts w:ascii="Calibri" w:hAnsi="Calibri"/>
+                      <w:sz w:val="20"/>
+                    </w:rPr>
+                    <w:t xml:space="default">567.0</w:t>
+                  </w:r>
+                </w:p>
+              </w:tc>
+            </w:tr>
+            <w:tr>
+              <w:trPr>
+                <w:cantSplit/>
+              </w:trPr>
+              <w:tc>
+                <w:tcPr>
+                  <w:tcBorders>
+                    <w:top w:val="single" w:space="0" w:color="D3D3D3"/>
+                    <w:bottom w:val="single" w:space="0" w:color="D3D3D3"/>
+                    <w:start w:val="single" w:space="0" w:color="D3D3D3"/>
+                    <w:end w:val="single" w:space="0" w:color="D3D3D3"/>
+                  </w:tcBorders>
+                </w:tcPr>
+                <w:p>
+                  <w:pPr>
+                    <w:spacing w:before="0" w:after="60"/>
+                    <w:keepNext/>
+                    <w:jc w:val="start"/>
+                  </w:pPr>
+                  <w:r>
+                    <w:rPr>
+                      <w:rFonts w:ascii="Calibri" w:hAnsi="Calibri"/>
+                      <w:sz w:val="20"/>
+                    </w:rPr>
+                    <w:t xml:space="default">Fishery selectivity penalties</w:t>
+                  </w:r>
+                </w:p>
+              </w:tc>
+              <w:tc>
+                <w:tcPr>
+                  <w:tcBorders>
+                    <w:top w:val="single" w:space="0" w:color="D3D3D3"/>
+                    <w:bottom w:val="single" w:space="0" w:color="D3D3D3"/>
+                    <w:start w:val="single" w:space="0" w:color="D3D3D3"/>
+                    <w:end w:val="single" w:space="0" w:color="D3D3D3"/>
+                  </w:tcBorders>
+                  <w:shd w:val="clear" w:color="auto" w:fill="FFF5F0"/>
+                </w:tcPr>
+                <w:p>
+                  <w:pPr>
+                    <w:spacing w:before="0" w:after="60"/>
+                    <w:keepNext/>
+                    <w:jc w:val="end"/>
+                  </w:pPr>
+                  <w:r>
+                    <w:rPr>
+                      <w:rFonts w:ascii="Calibri" w:hAnsi="Calibri"/>
+                      <w:sz w:val="20"/>
+                    </w:rPr>
+                    <w:t xml:space="default">329.7</w:t>
+                  </w:r>
+                </w:p>
+              </w:tc>
+              <w:tc>
+                <w:tcPr>
+                  <w:tcBorders>
+                    <w:top w:val="single" w:space="0" w:color="D3D3D3"/>
+                    <w:bottom w:val="single" w:space="0" w:color="D3D3D3"/>
+                    <w:start w:val="single" w:space="0" w:color="D3D3D3"/>
+                    <w:end w:val="single" w:space="0" w:color="D3D3D3"/>
+                  </w:tcBorders>
+                  <w:shd w:val="clear" w:color="auto" w:fill="FCAE91"/>
+                </w:tcPr>
+                <w:p>
+                  <w:pPr>
+                    <w:spacing w:before="0" w:after="60"/>
+                    <w:keepNext/>
+                    <w:jc w:val="end"/>
+                  </w:pPr>
+                  <w:r>
+                    <w:rPr>
+                      <w:rFonts w:ascii="Calibri" w:hAnsi="Calibri"/>
+                      <w:sz w:val="20"/>
+                    </w:rPr>
+                    <w:t xml:space="default">114.4</w:t>
+                  </w:r>
+                </w:p>
+              </w:tc>
+              <w:tc>
+                <w:tcPr>
+                  <w:tcBorders>
+                    <w:top w:val="single" w:space="0" w:color="D3D3D3"/>
+                    <w:bottom w:val="single" w:space="0" w:color="D3D3D3"/>
+                    <w:start w:val="single" w:space="0" w:color="D3D3D3"/>
+                    <w:end w:val="single" w:space="0" w:color="D3D3D3"/>
+                  </w:tcBorders>
+                  <w:shd w:val="clear" w:color="auto" w:fill="FDC9B5"/>
+                </w:tcPr>
+                <w:p>
+                  <w:pPr>
+                    <w:spacing w:before="0" w:after="60"/>
+                    <w:keepNext/>
+                    <w:jc w:val="end"/>
+                  </w:pPr>
+                  <w:r>
+                    <w:rPr>
+                      <w:rFonts w:ascii="Calibri" w:hAnsi="Calibri"/>
+                      <w:sz w:val="20"/>
+                    </w:rPr>
+                    <w:t xml:space="default">196.0</w:t>
+                  </w:r>
+                </w:p>
+              </w:tc>
+            </w:tr>
+            <w:tr>
+              <w:trPr>
+                <w:cantSplit/>
+              </w:trPr>
+              <w:tc>
+                <w:tcPr>
+                  <w:tcBorders>
+                    <w:top w:val="single" w:space="0" w:color="D3D3D3"/>
+                    <w:bottom w:val="single" w:space="0" w:color="D3D3D3"/>
+                    <w:start w:val="single" w:space="0" w:color="D3D3D3"/>
+                    <w:end w:val="single" w:space="0" w:color="D3D3D3"/>
+                  </w:tcBorders>
+                </w:tcPr>
+                <w:p>
+                  <w:pPr>
+                    <w:spacing w:before="0" w:after="60"/>
+                    <w:keepNext/>
+                    <w:jc w:val="start"/>
+                  </w:pPr>
+                  <w:r>
+                    <w:rPr>
+                      <w:rFonts w:ascii="Calibri" w:hAnsi="Calibri"/>
+                      <w:sz w:val="20"/>
+                    </w:rPr>
+                    <w:t xml:space="default">Index likelihood</w:t>
+                  </w:r>
+                </w:p>
+              </w:tc>
+              <w:tc>
+                <w:tcPr>
+                  <w:tcBorders>
+                    <w:top w:val="single" w:space="0" w:color="D3D3D3"/>
+                    <w:bottom w:val="single" w:space="0" w:color="D3D3D3"/>
+                    <w:start w:val="single" w:space="0" w:color="D3D3D3"/>
+                    <w:end w:val="single" w:space="0" w:color="D3D3D3"/>
+                  </w:tcBorders>
+                  <w:shd w:val="clear" w:color="auto" w:fill="FCAE91"/>
+                </w:tcPr>
+                <w:p>
+                  <w:pPr>
+                    <w:spacing w:before="0" w:after="60"/>
+                    <w:keepNext/>
+                    <w:jc w:val="end"/>
+                  </w:pPr>
+                  <w:r>
+                    <w:rPr>
+                      <w:rFonts w:ascii="Calibri" w:hAnsi="Calibri"/>
+                      <w:sz w:val="20"/>
+                    </w:rPr>
+                    <w:t xml:space="default">130.6</w:t>
+                  </w:r>
+                </w:p>
+              </w:tc>
+              <w:tc>
+                <w:tcPr>
+                  <w:tcBorders>
+                    <w:top w:val="single" w:space="0" w:color="D3D3D3"/>
+                    <w:bottom w:val="single" w:space="0" w:color="D3D3D3"/>
+                    <w:start w:val="single" w:space="0" w:color="D3D3D3"/>
+                    <w:end w:val="single" w:space="0" w:color="D3D3D3"/>
+                  </w:tcBorders>
+                  <w:shd w:val="clear" w:color="auto" w:fill="FFF5F0"/>
+                </w:tcPr>
+                <w:p>
+                  <w:pPr>
+                    <w:spacing w:before="0" w:after="60"/>
+                    <w:keepNext/>
+                    <w:jc w:val="end"/>
+                  </w:pPr>
+                  <w:r>
+                    <w:rPr>
+                      <w:rFonts w:ascii="Calibri" w:hAnsi="Calibri"/>
+                      <w:sz w:val="20"/>
+                    </w:rPr>
+                    <w:t xml:space="default">258.0</w:t>
+                  </w:r>
+                </w:p>
+              </w:tc>
+              <w:tc>
+                <w:tcPr>
+                  <w:tcBorders>
+                    <w:top w:val="single" w:space="0" w:color="D3D3D3"/>
+                    <w:bottom w:val="single" w:space="0" w:color="D3D3D3"/>
+                    <w:start w:val="single" w:space="0" w:color="D3D3D3"/>
+                    <w:end w:val="single" w:space="0" w:color="D3D3D3"/>
+                  </w:tcBorders>
+                  <w:shd w:val="clear" w:color="auto" w:fill="FDCDBA"/>
+                </w:tcPr>
+                <w:p>
+                  <w:pPr>
+                    <w:spacing w:before="0" w:after="60"/>
+                    <w:keepNext/>
+                    <w:jc w:val="end"/>
+                  </w:pPr>
+                  <w:r>
+                    <w:rPr>
+                      <w:rFonts w:ascii="Calibri" w:hAnsi="Calibri"/>
+                      <w:sz w:val="20"/>
+                    </w:rPr>
+                    <w:t xml:space="default">185.9</w:t>
+                  </w:r>
+                </w:p>
+              </w:tc>
+            </w:tr>
+            <w:tr>
+              <w:trPr>
+                <w:cantSplit/>
+              </w:trPr>
+              <w:tc>
+                <w:tcPr>
+                  <w:tcBorders>
+                    <w:top w:val="single" w:space="0" w:color="D3D3D3"/>
+                    <w:bottom w:val="single" w:space="0" w:color="D3D3D3"/>
+                    <w:start w:val="single" w:space="0" w:color="D3D3D3"/>
+                    <w:end w:val="single" w:space="0" w:color="D3D3D3"/>
+                  </w:tcBorders>
+                </w:tcPr>
+                <w:p>
+                  <w:pPr>
+                    <w:spacing w:before="0" w:after="60"/>
+                    <w:keepNext/>
+                    <w:jc w:val="start"/>
+                  </w:pPr>
+                  <w:r>
+                    <w:rPr>
+                      <w:rFonts w:ascii="Calibri" w:hAnsi="Calibri"/>
+                      <w:sz w:val="20"/>
+                    </w:rPr>
+                    <w:t xml:space="default"> Chile acoustic North index</w:t>
+                  </w:r>
+                </w:p>
+              </w:tc>
+              <w:tc>
+                <w:tcPr>
+                  <w:tcBorders>
+                    <w:top w:val="single" w:space="0" w:color="D3D3D3"/>
+                    <w:bottom w:val="single" w:space="0" w:color="D3D3D3"/>
+                    <w:start w:val="single" w:space="0" w:color="D3D3D3"/>
+                    <w:end w:val="single" w:space="0" w:color="D3D3D3"/>
+                  </w:tcBorders>
+                  <w:shd w:val="clear" w:color="auto" w:fill="FCAE91"/>
+                </w:tcPr>
+                <w:p>
+                  <w:pPr>
+                    <w:spacing w:before="0" w:after="60"/>
+                    <w:keepNext/>
+                    <w:jc w:val="end"/>
+                  </w:pPr>
+                  <w:r>
+                    <w:rPr>
+                      <w:rFonts w:ascii="Calibri" w:hAnsi="Calibri"/>
+                      <w:sz w:val="20"/>
+                    </w:rPr>
+                    <w:t xml:space="default">73.2</w:t>
+                  </w:r>
+                </w:p>
+              </w:tc>
+              <w:tc>
+                <w:tcPr>
+                  <w:tcBorders>
+                    <w:top w:val="single" w:space="0" w:color="D3D3D3"/>
+                    <w:bottom w:val="single" w:space="0" w:color="D3D3D3"/>
+                    <w:start w:val="single" w:space="0" w:color="D3D3D3"/>
+                    <w:end w:val="single" w:space="0" w:color="D3D3D3"/>
+                  </w:tcBorders>
+                  <w:shd w:val="clear" w:color="auto" w:fill="FFF5F0"/>
+                </w:tcPr>
+                <w:p>
+                  <w:pPr>
+                    <w:spacing w:before="0" w:after="60"/>
+                    <w:keepNext/>
+                    <w:jc w:val="end"/>
+                  </w:pPr>
+                  <w:r>
+                    <w:rPr>
+                      <w:rFonts w:ascii="Calibri" w:hAnsi="Calibri"/>
+                      <w:sz w:val="20"/>
+                    </w:rPr>
+                    <w:t xml:space="default">87.7</w:t>
+                  </w:r>
+                </w:p>
+              </w:tc>
+              <w:tc>
+                <w:tcPr>
+                  <w:tcBorders>
+                    <w:top w:val="single" w:space="0" w:color="D3D3D3"/>
+                    <w:bottom w:val="single" w:space="0" w:color="D3D3D3"/>
+                    <w:start w:val="single" w:space="0" w:color="D3D3D3"/>
+                    <w:end w:val="single" w:space="0" w:color="D3D3D3"/>
+                  </w:tcBorders>
+                  <w:shd w:val="clear" w:color="auto" w:fill="FDC1AA"/>
+                </w:tcPr>
+                <w:p>
+                  <w:pPr>
+                    <w:spacing w:before="0" w:after="60"/>
+                    <w:keepNext/>
+                    <w:jc w:val="end"/>
+                  </w:pPr>
+                  <w:r>
+                    <w:rPr>
+                      <w:rFonts w:ascii="Calibri" w:hAnsi="Calibri"/>
+                      <w:sz w:val="20"/>
+                    </w:rPr>
+                    <w:t xml:space="default">77.0</w:t>
+                  </w:r>
+                </w:p>
+              </w:tc>
+            </w:tr>
+            <w:tr>
+              <w:trPr>
+                <w:cantSplit/>
+              </w:trPr>
+              <w:tc>
+                <w:tcPr>
+                  <w:tcBorders>
+                    <w:top w:val="single" w:space="0" w:color="D3D3D3"/>
+                    <w:bottom w:val="single" w:space="0" w:color="D3D3D3"/>
+                    <w:start w:val="single" w:space="0" w:color="D3D3D3"/>
+                    <w:end w:val="single" w:space="0" w:color="D3D3D3"/>
+                  </w:tcBorders>
+                </w:tcPr>
+                <w:p>
+                  <w:pPr>
+                    <w:spacing w:before="0" w:after="60"/>
+                    <w:keepNext/>
+                    <w:jc w:val="start"/>
+                  </w:pPr>
+                  <w:r>
+                    <w:rPr>
+                      <w:rFonts w:ascii="Calibri" w:hAnsi="Calibri"/>
+                      <w:sz w:val="20"/>
+                    </w:rPr>
+                    <w:t xml:space="default"> Chile CPUE index</w:t>
+                  </w:r>
+                </w:p>
+              </w:tc>
+              <w:tc>
+                <w:tcPr>
+                  <w:tcBorders>
+                    <w:top w:val="single" w:space="0" w:color="D3D3D3"/>
+                    <w:bottom w:val="single" w:space="0" w:color="D3D3D3"/>
+                    <w:start w:val="single" w:space="0" w:color="D3D3D3"/>
+                    <w:end w:val="single" w:space="0" w:color="D3D3D3"/>
+                  </w:tcBorders>
+                  <w:shd w:val="clear" w:color="auto" w:fill="FCAE91"/>
+                </w:tcPr>
+                <w:p>
+                  <w:pPr>
+                    <w:spacing w:before="0" w:after="60"/>
+                    <w:keepNext/>
+                    <w:jc w:val="end"/>
+                  </w:pPr>
+                  <w:r>
+                    <w:rPr>
+                      <w:rFonts w:ascii="Calibri" w:hAnsi="Calibri"/>
+                      <w:sz w:val="20"/>
+                    </w:rPr>
+                    <w:t xml:space="default">17.0</w:t>
+                  </w:r>
+                </w:p>
+              </w:tc>
+              <w:tc>
+                <w:tcPr>
+                  <w:tcBorders>
+                    <w:top w:val="single" w:space="0" w:color="D3D3D3"/>
+                    <w:bottom w:val="single" w:space="0" w:color="D3D3D3"/>
+                    <w:start w:val="single" w:space="0" w:color="D3D3D3"/>
+                    <w:end w:val="single" w:space="0" w:color="D3D3D3"/>
+                  </w:tcBorders>
+                  <w:shd w:val="clear" w:color="auto" w:fill="FFF5F0"/>
+                </w:tcPr>
+                <w:p>
+                  <w:pPr>
+                    <w:spacing w:before="0" w:after="60"/>
+                    <w:keepNext/>
+                    <w:jc w:val="end"/>
+                  </w:pPr>
+                  <w:r>
+                    <w:rPr>
+                      <w:rFonts w:ascii="Calibri" w:hAnsi="Calibri"/>
+                      <w:sz w:val="20"/>
+                    </w:rPr>
+                    <w:t xml:space="default">73.5</w:t>
+                  </w:r>
+                </w:p>
+              </w:tc>
+              <w:tc>
+                <w:tcPr>
+                  <w:tcBorders>
+                    <w:top w:val="single" w:space="0" w:color="D3D3D3"/>
+                    <w:bottom w:val="single" w:space="0" w:color="D3D3D3"/>
+                    <w:start w:val="single" w:space="0" w:color="D3D3D3"/>
+                    <w:end w:val="single" w:space="0" w:color="D3D3D3"/>
+                  </w:tcBorders>
+                  <w:shd w:val="clear" w:color="auto" w:fill="FCB69C"/>
+                </w:tcPr>
+                <w:p>
+                  <w:pPr>
+                    <w:spacing w:before="0" w:after="60"/>
+                    <w:keepNext/>
+                    <w:jc w:val="end"/>
+                  </w:pPr>
+                  <w:r>
+                    <w:rPr>
+                      <w:rFonts w:ascii="Calibri" w:hAnsi="Calibri"/>
+                      <w:sz w:val="20"/>
+                    </w:rPr>
+                    <w:t xml:space="default">23.3</w:t>
+                  </w:r>
+                </w:p>
+              </w:tc>
+            </w:tr>
+            <w:tr>
+              <w:trPr>
+                <w:cantSplit/>
+              </w:trPr>
+              <w:tc>
+                <w:tcPr>
+                  <w:tcBorders>
+                    <w:top w:val="single" w:space="0" w:color="D3D3D3"/>
+                    <w:bottom w:val="single" w:space="0" w:color="D3D3D3"/>
+                    <w:start w:val="single" w:space="0" w:color="D3D3D3"/>
+                    <w:end w:val="single" w:space="0" w:color="D3D3D3"/>
+                  </w:tcBorders>
+                </w:tcPr>
+                <w:p>
+                  <w:pPr>
+                    <w:spacing w:before="0" w:after="60"/>
+                    <w:keepNext/>
+                    <w:jc w:val="start"/>
+                  </w:pPr>
+                  <w:r>
+                    <w:rPr>
+                      <w:rFonts w:ascii="Calibri" w:hAnsi="Calibri"/>
+                      <w:sz w:val="20"/>
+                    </w:rPr>
+                    <w:t xml:space="default"> Peru CPUE index</w:t>
+                  </w:r>
+                </w:p>
+              </w:tc>
+              <w:tc>
+                <w:tcPr>
+                  <w:tcBorders>
+                    <w:top w:val="single" w:space="0" w:color="D3D3D3"/>
+                    <w:bottom w:val="single" w:space="0" w:color="D3D3D3"/>
+                    <w:start w:val="single" w:space="0" w:color="D3D3D3"/>
+                    <w:end w:val="single" w:space="0" w:color="D3D3D3"/>
+                  </w:tcBorders>
+                  <w:shd w:val="clear" w:color="auto" w:fill="FCAE91"/>
+                </w:tcPr>
+                <w:p>
+                  <w:pPr>
+                    <w:spacing w:before="0" w:after="60"/>
+                    <w:keepNext/>
+                    <w:jc w:val="end"/>
+                  </w:pPr>
+                  <w:r>
+                    <w:rPr>
+                      <w:rFonts w:ascii="Calibri" w:hAnsi="Calibri"/>
+                      <w:sz w:val="20"/>
+                    </w:rPr>
+                    <w:t xml:space="default">29.5</w:t>
+                  </w:r>
+                </w:p>
+              </w:tc>
+              <w:tc>
+                <w:tcPr>
+                  <w:tcBorders>
+                    <w:top w:val="single" w:space="0" w:color="D3D3D3"/>
+                    <w:bottom w:val="single" w:space="0" w:color="D3D3D3"/>
+                    <w:start w:val="single" w:space="0" w:color="D3D3D3"/>
+                    <w:end w:val="single" w:space="0" w:color="D3D3D3"/>
+                  </w:tcBorders>
+                  <w:shd w:val="clear" w:color="auto" w:fill="FFF5F0"/>
+                </w:tcPr>
+                <w:p>
+                  <w:pPr>
+                    <w:spacing w:before="0" w:after="60"/>
+                    <w:keepNext/>
+                    <w:jc w:val="end"/>
+                  </w:pPr>
+                  <w:r>
+                    <w:rPr>
+                      <w:rFonts w:ascii="Calibri" w:hAnsi="Calibri"/>
+                      <w:sz w:val="20"/>
+                    </w:rPr>
+                    <w:t xml:space="default">65.3</w:t>
+                  </w:r>
+                </w:p>
+              </w:tc>
+              <w:tc>
+                <w:tcPr>
+                  <w:tcBorders>
+                    <w:top w:val="single" w:space="0" w:color="D3D3D3"/>
+                    <w:bottom w:val="single" w:space="0" w:color="D3D3D3"/>
+                    <w:start w:val="single" w:space="0" w:color="D3D3D3"/>
+                    <w:end w:val="single" w:space="0" w:color="D3D3D3"/>
+                  </w:tcBorders>
+                  <w:shd w:val="clear" w:color="auto" w:fill="FED9CB"/>
+                </w:tcPr>
+                <w:p>
+                  <w:pPr>
+                    <w:spacing w:before="0" w:after="60"/>
+                    <w:keepNext/>
+                    <w:jc w:val="end"/>
+                  </w:pPr>
+                  <w:r>
+                    <w:rPr>
+                      <w:rFonts w:ascii="Calibri" w:hAnsi="Calibri"/>
+                      <w:sz w:val="20"/>
+                    </w:rPr>
+                    <w:t xml:space="default">51.3</w:t>
+                  </w:r>
+                </w:p>
+              </w:tc>
+            </w:tr>
+            <w:tr>
+              <w:trPr>
+                <w:cantSplit/>
+              </w:trPr>
+              <w:tc>
+                <w:tcPr>
+                  <w:tcBorders>
+                    <w:top w:val="single" w:space="0" w:color="D3D3D3"/>
+                    <w:bottom w:val="single" w:space="0" w:color="D3D3D3"/>
+                    <w:start w:val="single" w:space="0" w:color="D3D3D3"/>
+                    <w:end w:val="single" w:space="0" w:color="D3D3D3"/>
+                  </w:tcBorders>
+                </w:tcPr>
+                <w:p>
+                  <w:pPr>
+                    <w:spacing w:before="0" w:after="60"/>
+                    <w:keepNext/>
+                    <w:jc w:val="start"/>
+                  </w:pPr>
+                  <w:r>
+                    <w:rPr>
+                      <w:rFonts w:ascii="Calibri" w:hAnsi="Calibri"/>
+                      <w:sz w:val="20"/>
+                    </w:rPr>
+                    <w:t xml:space="default"> Offshore CPUE index</w:t>
+                  </w:r>
+                </w:p>
+              </w:tc>
+              <w:tc>
+                <w:tcPr>
+                  <w:tcBorders>
+                    <w:top w:val="single" w:space="0" w:color="D3D3D3"/>
+                    <w:bottom w:val="single" w:space="0" w:color="D3D3D3"/>
+                    <w:start w:val="single" w:space="0" w:color="D3D3D3"/>
+                    <w:end w:val="single" w:space="0" w:color="D3D3D3"/>
+                  </w:tcBorders>
+                  <w:shd w:val="clear" w:color="auto" w:fill="FCAE91"/>
+                </w:tcPr>
+                <w:p>
+                  <w:pPr>
+                    <w:spacing w:before="0" w:after="60"/>
+                    <w:keepNext/>
+                    <w:jc w:val="end"/>
+                  </w:pPr>
+                  <w:r>
+                    <w:rPr>
+                      <w:rFonts w:ascii="Calibri" w:hAnsi="Calibri"/>
+                      <w:sz w:val="20"/>
+                    </w:rPr>
+                    <w:t xml:space="default">10.9</w:t>
+                  </w:r>
+                </w:p>
+              </w:tc>
+              <w:tc>
+                <w:tcPr>
+                  <w:tcBorders>
+                    <w:top w:val="single" w:space="0" w:color="D3D3D3"/>
+                    <w:bottom w:val="single" w:space="0" w:color="D3D3D3"/>
+                    <w:start w:val="single" w:space="0" w:color="D3D3D3"/>
+                    <w:end w:val="single" w:space="0" w:color="D3D3D3"/>
+                  </w:tcBorders>
+                  <w:shd w:val="clear" w:color="auto" w:fill="FFECE4"/>
+                </w:tcPr>
+                <w:p>
+                  <w:pPr>
+                    <w:spacing w:before="0" w:after="60"/>
+                    <w:keepNext/>
+                    <w:jc w:val="end"/>
+                  </w:pPr>
+                  <w:r>
+                    <w:rPr>
+                      <w:rFonts w:ascii="Calibri" w:hAnsi="Calibri"/>
+                      <w:sz w:val="20"/>
+                    </w:rPr>
+                    <w:t xml:space="default">31.4</w:t>
+                  </w:r>
+                </w:p>
+              </w:tc>
+              <w:tc>
+                <w:tcPr>
+                  <w:tcBorders>
+                    <w:top w:val="single" w:space="0" w:color="D3D3D3"/>
+                    <w:bottom w:val="single" w:space="0" w:color="D3D3D3"/>
+                    <w:start w:val="single" w:space="0" w:color="D3D3D3"/>
+                    <w:end w:val="single" w:space="0" w:color="D3D3D3"/>
+                  </w:tcBorders>
+                  <w:shd w:val="clear" w:color="auto" w:fill="FFF5F0"/>
+                </w:tcPr>
+                <w:p>
+                  <w:pPr>
+                    <w:spacing w:before="0" w:after="60"/>
+                    <w:keepNext/>
+                    <w:jc w:val="end"/>
+                  </w:pPr>
+                  <w:r>
+                    <w:rPr>
+                      <w:rFonts w:ascii="Calibri" w:hAnsi="Calibri"/>
+                      <w:sz w:val="20"/>
+                    </w:rPr>
+                    <w:t xml:space="default">34.3</w:t>
+                  </w:r>
+                </w:p>
+              </w:tc>
+            </w:tr>
+            <w:tr>
+              <w:trPr>
+                <w:cantSplit/>
+              </w:trPr>
+              <w:tc>
+                <w:tcPr>
+                  <w:tcBorders>
+                    <w:top w:val="single" w:space="0" w:color="D3D3D3"/>
+                    <w:bottom w:val="single" w:space="0" w:color="D3D3D3"/>
+                    <w:start w:val="single" w:space="0" w:color="D3D3D3"/>
+                    <w:end w:val="single" w:space="0" w:color="D3D3D3"/>
+                  </w:tcBorders>
+                </w:tcPr>
+                <w:p>
+                  <w:pPr>
+                    <w:spacing w:before="0" w:after="60"/>
+                    <w:keepNext/>
+                    <w:jc w:val="start"/>
+                  </w:pPr>
+                  <w:r>
+                    <w:rPr>
+                      <w:rFonts w:ascii="Calibri" w:hAnsi="Calibri"/>
+                      <w:sz w:val="20"/>
+                    </w:rPr>
+                    <w:t xml:space="default">Index age compositions</w:t>
+                  </w:r>
+                </w:p>
+              </w:tc>
+              <w:tc>
+                <w:tcPr>
+                  <w:tcBorders>
+                    <w:top w:val="single" w:space="0" w:color="D3D3D3"/>
+                    <w:bottom w:val="single" w:space="0" w:color="D3D3D3"/>
+                    <w:start w:val="single" w:space="0" w:color="D3D3D3"/>
+                    <w:end w:val="single" w:space="0" w:color="D3D3D3"/>
+                  </w:tcBorders>
+                  <w:shd w:val="clear" w:color="auto" w:fill="FFF5F0"/>
+                </w:tcPr>
+                <w:p>
+                  <w:pPr>
+                    <w:spacing w:before="0" w:after="60"/>
+                    <w:keepNext/>
+                    <w:jc w:val="end"/>
+                  </w:pPr>
+                  <w:r>
+                    <w:rPr>
+                      <w:rFonts w:ascii="Calibri" w:hAnsi="Calibri"/>
+                      <w:sz w:val="20"/>
+                    </w:rPr>
+                    <w:t xml:space="default">38.1</w:t>
+                  </w:r>
+                </w:p>
+              </w:tc>
+              <w:tc>
+                <w:tcPr>
+                  <w:tcBorders>
+                    <w:top w:val="single" w:space="0" w:color="D3D3D3"/>
+                    <w:bottom w:val="single" w:space="0" w:color="D3D3D3"/>
+                    <w:start w:val="single" w:space="0" w:color="D3D3D3"/>
+                    <w:end w:val="single" w:space="0" w:color="D3D3D3"/>
+                  </w:tcBorders>
+                  <w:shd w:val="clear" w:color="auto" w:fill="FFEBE3"/>
+                </w:tcPr>
+                <w:p>
+                  <w:pPr>
+                    <w:spacing w:before="0" w:after="60"/>
+                    <w:keepNext/>
+                    <w:jc w:val="end"/>
+                  </w:pPr>
+                  <w:r>
+                    <w:rPr>
+                      <w:rFonts w:ascii="Calibri" w:hAnsi="Calibri"/>
+                      <w:sz w:val="20"/>
+                    </w:rPr>
+                    <w:t xml:space="default">37.8</w:t>
+                  </w:r>
+                </w:p>
+              </w:tc>
+              <w:tc>
+                <w:tcPr>
+                  <w:tcBorders>
+                    <w:top w:val="single" w:space="0" w:color="D3D3D3"/>
+                    <w:bottom w:val="single" w:space="0" w:color="D3D3D3"/>
+                    <w:start w:val="single" w:space="0" w:color="D3D3D3"/>
+                    <w:end w:val="single" w:space="0" w:color="D3D3D3"/>
+                  </w:tcBorders>
+                  <w:shd w:val="clear" w:color="auto" w:fill="FCAE91"/>
+                </w:tcPr>
+                <w:p>
+                  <w:pPr>
+                    <w:spacing w:before="0" w:after="60"/>
+                    <w:keepNext/>
+                    <w:jc w:val="end"/>
+                  </w:pPr>
+                  <w:r>
+                    <w:rPr>
+                      <w:rFonts w:ascii="Calibri" w:hAnsi="Calibri"/>
+                      <w:sz w:val="20"/>
+                    </w:rPr>
+                    <w:t xml:space="default">35.8</w:t>
+                  </w:r>
+                </w:p>
+              </w:tc>
+            </w:tr>
+            <w:tr>
+              <w:trPr>
+                <w:cantSplit/>
+              </w:trPr>
+              <w:tc>
+                <w:tcPr>
+                  <w:tcBorders>
+                    <w:top w:val="single" w:space="0" w:color="D3D3D3"/>
+                    <w:bottom w:val="single" w:space="0" w:color="D3D3D3"/>
+                    <w:start w:val="single" w:space="0" w:color="D3D3D3"/>
+                    <w:end w:val="single" w:space="0" w:color="D3D3D3"/>
+                  </w:tcBorders>
+                </w:tcPr>
+                <w:p>
+                  <w:pPr>
+                    <w:spacing w:before="0" w:after="60"/>
+                    <w:keepNext/>
+                    <w:jc w:val="start"/>
+                  </w:pPr>
+                  <w:r>
+                    <w:rPr>
+                      <w:rFonts w:ascii="Calibri" w:hAnsi="Calibri"/>
+                      <w:sz w:val="20"/>
+                    </w:rPr>
+                    <w:t xml:space="default">Index selectivity penalties</w:t>
+                  </w:r>
+                </w:p>
+              </w:tc>
+              <w:tc>
+                <w:tcPr>
+                  <w:tcBorders>
+                    <w:top w:val="single" w:space="0" w:color="D3D3D3"/>
+                    <w:bottom w:val="single" w:space="0" w:color="D3D3D3"/>
+                    <w:start w:val="single" w:space="0" w:color="D3D3D3"/>
+                    <w:end w:val="single" w:space="0" w:color="D3D3D3"/>
+                  </w:tcBorders>
+                  <w:shd w:val="clear" w:color="auto" w:fill="FFF5F0"/>
+                </w:tcPr>
+                <w:p>
+                  <w:pPr>
+                    <w:spacing w:before="0" w:after="60"/>
+                    <w:keepNext/>
+                    <w:jc w:val="end"/>
+                  </w:pPr>
+                  <w:r>
+                    <w:rPr>
+                      <w:rFonts w:ascii="Calibri" w:hAnsi="Calibri"/>
+                      <w:sz w:val="20"/>
+                    </w:rPr>
+                    <w:t xml:space="default">6.1</w:t>
+                  </w:r>
+                </w:p>
+              </w:tc>
+              <w:tc>
+                <w:tcPr>
+                  <w:tcBorders>
+                    <w:top w:val="single" w:space="0" w:color="D3D3D3"/>
+                    <w:bottom w:val="single" w:space="0" w:color="D3D3D3"/>
+                    <w:start w:val="single" w:space="0" w:color="D3D3D3"/>
+                    <w:end w:val="single" w:space="0" w:color="D3D3D3"/>
+                  </w:tcBorders>
+                  <w:shd w:val="clear" w:color="auto" w:fill="FCAE91"/>
+                </w:tcPr>
+                <w:p>
+                  <w:pPr>
+                    <w:spacing w:before="0" w:after="60"/>
+                    <w:keepNext/>
+                    <w:jc w:val="end"/>
+                  </w:pPr>
+                  <w:r>
+                    <w:rPr>
+                      <w:rFonts w:ascii="Calibri" w:hAnsi="Calibri"/>
+                      <w:sz w:val="20"/>
+                    </w:rPr>
+                    <w:t xml:space="default">3.9</w:t>
+                  </w:r>
+                </w:p>
+              </w:tc>
+              <w:tc>
+                <w:tcPr>
+                  <w:tcBorders>
+                    <w:top w:val="single" w:space="0" w:color="D3D3D3"/>
+                    <w:bottom w:val="single" w:space="0" w:color="D3D3D3"/>
+                    <w:start w:val="single" w:space="0" w:color="D3D3D3"/>
+                    <w:end w:val="single" w:space="0" w:color="D3D3D3"/>
+                  </w:tcBorders>
+                  <w:shd w:val="clear" w:color="auto" w:fill="FDD0BE"/>
+                </w:tcPr>
+                <w:p>
+                  <w:pPr>
+                    <w:spacing w:before="0" w:after="60"/>
+                    <w:keepNext/>
+                    <w:jc w:val="end"/>
+                  </w:pPr>
+                  <w:r>
+                    <w:rPr>
+                      <w:rFonts w:ascii="Calibri" w:hAnsi="Calibri"/>
+                      <w:sz w:val="20"/>
+                    </w:rPr>
+                    <w:t xml:space="default">5.0</w:t>
+                  </w:r>
+                </w:p>
+              </w:tc>
+            </w:tr>
+            <w:tr>
+              <w:trPr>
+                <w:cantSplit/>
+              </w:trPr>
+              <w:tc>
+                <w:tcPr>
+                  <w:tcBorders>
+                    <w:top w:val="single" w:space="0" w:color="D3D3D3"/>
+                    <w:bottom w:val="single" w:space="0" w:color="D3D3D3"/>
+                    <w:start w:val="single" w:space="0" w:color="D3D3D3"/>
+                    <w:end w:val="single" w:space="0" w:color="D3D3D3"/>
+                  </w:tcBorders>
+                </w:tcPr>
+                <w:p>
+                  <w:pPr>
+                    <w:spacing w:before="0" w:after="60"/>
+                    <w:keepNext/>
+                    <w:jc w:val="start"/>
+                  </w:pPr>
+                  <w:r>
+                    <w:rPr>
+                      <w:rFonts w:ascii="Calibri" w:hAnsi="Calibri"/>
+                      <w:sz w:val="20"/>
+                    </w:rPr>
+                    <w:t xml:space="default">Recruitment term</w:t>
+                  </w:r>
+                </w:p>
+              </w:tc>
+              <w:tc>
+                <w:tcPr>
+                  <w:tcBorders>
+                    <w:top w:val="single" w:space="0" w:color="D3D3D3"/>
+                    <w:bottom w:val="single" w:space="0" w:color="D3D3D3"/>
+                    <w:start w:val="single" w:space="0" w:color="D3D3D3"/>
+                    <w:end w:val="single" w:space="0" w:color="D3D3D3"/>
+                  </w:tcBorders>
+                  <w:shd w:val="clear" w:color="auto" w:fill="FCAE91"/>
+                </w:tcPr>
+                <w:p>
+                  <w:pPr>
+                    <w:spacing w:before="0" w:after="60"/>
+                    <w:keepNext/>
+                    <w:jc w:val="end"/>
+                  </w:pPr>
+                  <w:r>
+                    <w:rPr>
+                      <w:rFonts w:ascii="Calibri" w:hAnsi="Calibri"/>
+                      <w:sz w:val="20"/>
+                    </w:rPr>
+                    <w:t xml:space="default">-3.9</w:t>
+                  </w:r>
+                </w:p>
+              </w:tc>
+              <w:tc>
+                <w:tcPr>
+                  <w:tcBorders>
+                    <w:top w:val="single" w:space="0" w:color="D3D3D3"/>
+                    <w:bottom w:val="single" w:space="0" w:color="D3D3D3"/>
+                    <w:start w:val="single" w:space="0" w:color="D3D3D3"/>
+                    <w:end w:val="single" w:space="0" w:color="D3D3D3"/>
+                  </w:tcBorders>
+                  <w:shd w:val="clear" w:color="auto" w:fill="FDCDBB"/>
+                </w:tcPr>
+                <w:p>
+                  <w:pPr>
+                    <w:spacing w:before="0" w:after="60"/>
+                    <w:keepNext/>
+                    <w:jc w:val="end"/>
+                  </w:pPr>
+                  <w:r>
+                    <w:rPr>
+                      <w:rFonts w:ascii="Calibri" w:hAnsi="Calibri"/>
+                      <w:sz w:val="20"/>
+                    </w:rPr>
+                    <w:t xml:space="default">-2.6</w:t>
+                  </w:r>
+                </w:p>
+              </w:tc>
+              <w:tc>
+                <w:tcPr>
+                  <w:tcBorders>
+                    <w:top w:val="single" w:space="0" w:color="D3D3D3"/>
+                    <w:bottom w:val="single" w:space="0" w:color="D3D3D3"/>
+                    <w:start w:val="single" w:space="0" w:color="D3D3D3"/>
+                    <w:end w:val="single" w:space="0" w:color="D3D3D3"/>
+                  </w:tcBorders>
+                  <w:shd w:val="clear" w:color="auto" w:fill="FFF5F0"/>
+                </w:tcPr>
+                <w:p>
+                  <w:pPr>
+                    <w:spacing w:before="0" w:after="60"/>
+                    <w:keepNext/>
+                    <w:jc w:val="end"/>
+                  </w:pPr>
+                  <w:r>
+                    <w:rPr>
+                      <w:rFonts w:ascii="Calibri" w:hAnsi="Calibri"/>
+                      <w:sz w:val="20"/>
+                    </w:rPr>
+                    <w:t xml:space="default">-0.9</w:t>
+                  </w:r>
+                </w:p>
+              </w:tc>
+            </w:tr>
+            <w:tr>
+              <w:trPr>
+                <w:cantSplit/>
+              </w:trPr>
+              <w:tc>
+                <w:tcPr>
+                  <w:tcBorders>
+                    <w:top w:val="single" w:space="0" w:color="D3D3D3"/>
+                    <w:bottom w:val="single" w:space="0" w:color="D3D3D3"/>
+                    <w:start w:val="single" w:space="0" w:color="D3D3D3"/>
+                    <w:end w:val="single" w:space="0" w:color="D3D3D3"/>
+                  </w:tcBorders>
+                </w:tcPr>
+                <w:p>
+                  <w:pPr>
+                    <w:spacing w:before="0" w:after="60"/>
+                    <w:keepNext/>
+                    <w:jc w:val="start"/>
+                  </w:pPr>
+                  <w:r>
+                    <w:rPr>
+                      <w:rFonts w:ascii="Calibri" w:hAnsi="Calibri"/>
+                      <w:sz w:val="20"/>
+                    </w:rPr>
+                    <w:t xml:space="default">Fishing mortality penalty</w:t>
+                  </w:r>
+                </w:p>
+              </w:tc>
+              <w:tc>
+                <w:tcPr>
+                  <w:tcBorders>
+                    <w:top w:val="single" w:space="0" w:color="D3D3D3"/>
+                    <w:bottom w:val="single" w:space="0" w:color="D3D3D3"/>
+                    <w:start w:val="single" w:space="0" w:color="D3D3D3"/>
+                    <w:end w:val="single" w:space="0" w:color="D3D3D3"/>
+                  </w:tcBorders>
+                  <w:shd w:val="clear" w:color="auto" w:fill="FFF5F0"/>
+                </w:tcPr>
+                <w:p>
+                  <w:pPr>
+                    <w:spacing w:before="0" w:after="60"/>
+                    <w:keepNext/>
+                    <w:jc w:val="end"/>
+                  </w:pPr>
+                  <w:r>
+                    <w:rPr>
+                      <w:rFonts w:ascii="Calibri" w:hAnsi="Calibri"/>
+                      <w:sz w:val="20"/>
+                    </w:rPr>
+                    <w:t xml:space="default">0.0</w:t>
+                  </w:r>
+                </w:p>
+              </w:tc>
+              <w:tc>
+                <w:tcPr>
+                  <w:tcBorders>
+                    <w:top w:val="single" w:space="0" w:color="D3D3D3"/>
+                    <w:bottom w:val="single" w:space="0" w:color="D3D3D3"/>
+                    <w:start w:val="single" w:space="0" w:color="D3D3D3"/>
+                    <w:end w:val="single" w:space="0" w:color="D3D3D3"/>
+                  </w:tcBorders>
+                  <w:shd w:val="clear" w:color="auto" w:fill="FCAE91"/>
+                </w:tcPr>
+                <w:p>
+                  <w:pPr>
+                    <w:spacing w:before="0" w:after="60"/>
+                    <w:keepNext/>
+                    <w:jc w:val="end"/>
+                  </w:pPr>
+                  <w:r>
+                    <w:rPr>
+                      <w:rFonts w:ascii="Calibri" w:hAnsi="Calibri"/>
+                      <w:sz w:val="20"/>
+                    </w:rPr>
+                    <w:t xml:space="default">0.0</w:t>
+                  </w:r>
+                </w:p>
+              </w:tc>
+              <w:tc>
+                <w:tcPr>
+                  <w:tcBorders>
+                    <w:top w:val="single" w:space="0" w:color="D3D3D3"/>
+                    <w:bottom w:val="single" w:space="0" w:color="D3D3D3"/>
+                    <w:start w:val="single" w:space="0" w:color="D3D3D3"/>
+                    <w:end w:val="single" w:space="0" w:color="D3D3D3"/>
+                  </w:tcBorders>
+                  <w:shd w:val="clear" w:color="auto" w:fill="FCB79D"/>
+                </w:tcPr>
+                <w:p>
+                  <w:pPr>
+                    <w:spacing w:before="0" w:after="60"/>
+                    <w:keepNext/>
+                    <w:jc w:val="end"/>
+                  </w:pPr>
+                  <w:r>
+                    <w:rPr>
+                      <w:rFonts w:ascii="Calibri" w:hAnsi="Calibri"/>
+                      <w:sz w:val="20"/>
+                    </w:rPr>
+                    <w:t xml:space="default">0.0</w:t>
+                  </w:r>
+                </w:p>
+              </w:tc>
+            </w:tr>
+            <w:tr>
+              <w:trPr>
+                <w:cantSplit/>
+              </w:trPr>
+              <w:tc>
+                <w:tcPr>
+                  <w:tcBorders>
+                    <w:top w:val="single" w:space="0" w:color="D3D3D3"/>
+                    <w:bottom w:val="single" w:space="0" w:color="D3D3D3"/>
+                    <w:start w:val="single" w:space="0" w:color="D3D3D3"/>
+                    <w:end w:val="single" w:space="0" w:color="D3D3D3"/>
+                  </w:tcBorders>
+                </w:tcPr>
+                <w:p>
+                  <w:pPr>
+                    <w:spacing w:before="0" w:after="60"/>
+                    <w:keepNext/>
+                    <w:jc w:val="start"/>
+                  </w:pPr>
+                  <w:r>
+                    <w:rPr>
+                      <w:rFonts w:ascii="Calibri" w:hAnsi="Calibri"/>
+                      <w:sz w:val="20"/>
+                    </w:rPr>
+                    <w:t xml:space="default">Index q priors</w:t>
+                  </w:r>
+                </w:p>
+              </w:tc>
+              <w:tc>
+                <w:tcPr>
+                  <w:tcBorders>
+                    <w:top w:val="single" w:space="0" w:color="D3D3D3"/>
+                    <w:bottom w:val="single" w:space="0" w:color="D3D3D3"/>
+                    <w:start w:val="single" w:space="0" w:color="D3D3D3"/>
+                    <w:end w:val="single" w:space="0" w:color="D3D3D3"/>
+                  </w:tcBorders>
+                  <w:shd w:val="clear" w:color="auto" w:fill="FCAE91"/>
+                </w:tcPr>
+                <w:p>
+                  <w:pPr>
+                    <w:spacing w:before="0" w:after="60"/>
+                    <w:keepNext/>
+                    <w:jc w:val="end"/>
+                  </w:pPr>
+                  <w:r>
+                    <w:rPr>
+                      <w:rFonts w:ascii="Calibri" w:hAnsi="Calibri"/>
+                      <w:sz w:val="20"/>
+                    </w:rPr>
+                    <w:t xml:space="default">0.1</w:t>
+                  </w:r>
+                </w:p>
+              </w:tc>
+              <w:tc>
+                <w:tcPr>
+                  <w:tcBorders>
+                    <w:top w:val="single" w:space="0" w:color="D3D3D3"/>
+                    <w:bottom w:val="single" w:space="0" w:color="D3D3D3"/>
+                    <w:start w:val="single" w:space="0" w:color="D3D3D3"/>
+                    <w:end w:val="single" w:space="0" w:color="D3D3D3"/>
+                  </w:tcBorders>
+                  <w:shd w:val="clear" w:color="auto" w:fill="FED3C3"/>
+                </w:tcPr>
+                <w:p>
+                  <w:pPr>
+                    <w:spacing w:before="0" w:after="60"/>
+                    <w:keepNext/>
+                    <w:jc w:val="end"/>
+                  </w:pPr>
+                  <w:r>
+                    <w:rPr>
+                      <w:rFonts w:ascii="Calibri" w:hAnsi="Calibri"/>
+                      <w:sz w:val="20"/>
+                    </w:rPr>
+                    <w:t xml:space="default">0.1</w:t>
+                  </w:r>
+                </w:p>
+              </w:tc>
+              <w:tc>
+                <w:tcPr>
+                  <w:tcBorders>
+                    <w:top w:val="single" w:space="0" w:color="D3D3D3"/>
+                    <w:bottom w:val="single" w:space="0" w:color="D3D3D3"/>
+                    <w:start w:val="single" w:space="0" w:color="D3D3D3"/>
+                    <w:end w:val="single" w:space="0" w:color="D3D3D3"/>
+                  </w:tcBorders>
+                  <w:shd w:val="clear" w:color="auto" w:fill="FFF5F0"/>
+                </w:tcPr>
+                <w:p>
+                  <w:pPr>
+                    <w:spacing w:before="0" w:after="60"/>
+                    <w:keepNext/>
+                    <w:jc w:val="end"/>
+                  </w:pPr>
+                  <w:r>
+                    <w:rPr>
+                      <w:rFonts w:ascii="Calibri" w:hAnsi="Calibri"/>
+                      <w:sz w:val="20"/>
+                    </w:rPr>
+                    <w:t xml:space="default">0.1</w:t>
+                  </w:r>
+                </w:p>
+              </w:tc>
+            </w:tr>
+            <w:tr>
+              <w:trPr>
+                <w:cantSplit/>
+              </w:trPr>
+              <w:tc>
+                <w:tcPr>
+                  <w:tcBorders>
+                    <w:top w:val="single" w:space="0" w:color="D3D3D3"/>
+                    <w:bottom w:val="single" w:space="0" w:color="D3D3D3"/>
+                    <w:start w:val="single" w:space="0" w:color="D3D3D3"/>
+                    <w:end w:val="single" w:space="0" w:color="D3D3D3"/>
+                  </w:tcBorders>
+                </w:tcPr>
+                <w:p>
+                  <w:pPr>
+                    <w:spacing w:before="0" w:after="60"/>
+                    <w:keepNext/>
+                    <w:jc w:val="start"/>
+                  </w:pPr>
+                  <w:r>
+                    <w:rPr>
+                      <w:rFonts w:ascii="Calibri" w:hAnsi="Calibri"/>
+                      <w:sz w:val="20"/>
+                    </w:rPr>
+                    <w:t xml:space="default">Residual term</w:t>
+                  </w:r>
+                </w:p>
+              </w:tc>
+              <w:tc>
+                <w:tcPr>
+                  <w:tcBorders>
+                    <w:top w:val="single" w:space="0" w:color="D3D3D3"/>
+                    <w:bottom w:val="single" w:space="0" w:color="D3D3D3"/>
+                    <w:start w:val="single" w:space="0" w:color="D3D3D3"/>
+                    <w:end w:val="single" w:space="0" w:color="D3D3D3"/>
+                  </w:tcBorders>
+                  <w:shd w:val="clear" w:color="auto" w:fill="FFF5F0"/>
+                </w:tcPr>
+                <w:p>
+                  <w:pPr>
+                    <w:spacing w:before="0" w:after="60"/>
+                    <w:keepNext/>
+                    <w:jc w:val="end"/>
+                  </w:pPr>
+                  <w:r>
+                    <w:rPr>
+                      <w:rFonts w:ascii="Calibri" w:hAnsi="Calibri"/>
+                      <w:sz w:val="20"/>
+                    </w:rPr>
+                    <w:t xml:space="default">0.1</w:t>
+                  </w:r>
+                </w:p>
+              </w:tc>
+              <w:tc>
+                <w:tcPr>
+                  <w:tcBorders>
+                    <w:top w:val="single" w:space="0" w:color="D3D3D3"/>
+                    <w:bottom w:val="single" w:space="0" w:color="D3D3D3"/>
+                    <w:start w:val="single" w:space="0" w:color="D3D3D3"/>
+                    <w:end w:val="single" w:space="0" w:color="D3D3D3"/>
+                  </w:tcBorders>
+                  <w:shd w:val="clear" w:color="auto" w:fill="FCAE91"/>
+                </w:tcPr>
+                <w:p>
+                  <w:pPr>
+                    <w:spacing w:before="0" w:after="60"/>
+                    <w:keepNext/>
+                    <w:jc w:val="end"/>
+                  </w:pPr>
+                  <w:r>
+                    <w:rPr>
+                      <w:rFonts w:ascii="Calibri" w:hAnsi="Calibri"/>
+                      <w:sz w:val="20"/>
+                    </w:rPr>
+                    <w:t xml:space="default">0.0</w:t>
+                  </w:r>
+                </w:p>
+              </w:tc>
+              <w:tc>
+                <w:tcPr>
+                  <w:tcBorders>
+                    <w:top w:val="single" w:space="0" w:color="D3D3D3"/>
+                    <w:bottom w:val="single" w:space="0" w:color="D3D3D3"/>
+                    <w:start w:val="single" w:space="0" w:color="D3D3D3"/>
+                    <w:end w:val="single" w:space="0" w:color="D3D3D3"/>
+                  </w:tcBorders>
+                  <w:shd w:val="clear" w:color="auto" w:fill="FCB69C"/>
+                </w:tcPr>
+                <w:p>
+                  <w:pPr>
+                    <w:spacing w:before="0" w:after="60"/>
+                    <w:keepNext/>
+                    <w:jc w:val="end"/>
+                  </w:pPr>
+                  <w:r>
+                    <w:rPr>
+                      <w:rFonts w:ascii="Calibri" w:hAnsi="Calibri"/>
+                      <w:sz w:val="20"/>
+                    </w:rPr>
+                    <w:t xml:space="default">0.0</w:t>
+                  </w:r>
+                </w:p>
+              </w:tc>
+            </w:tr>
+            <w:tr>
+              <w:trPr>
+                <w:cantSplit/>
+              </w:trPr>
+              <w:tc>
+                <w:tcPr>
+                  <w:tcBorders>
+                    <w:top w:val="single" w:space="0" w:color="D3D3D3"/>
+                    <w:bottom w:val="single" w:space="0" w:color="D3D3D3"/>
+                    <w:start w:val="single" w:space="0" w:color="D3D3D3"/>
+                    <w:end w:val="single" w:space="0" w:color="D3D3D3"/>
+                  </w:tcBorders>
+                </w:tcPr>
+                <w:p>
+                  <w:pPr>
+                    <w:spacing w:before="0" w:after="60"/>
+                    <w:keepNext/>
+                    <w:jc w:val="start"/>
+                  </w:pPr>
+                  <w:r>
+                    <w:rPr>
+                      <w:rFonts w:ascii="Calibri" w:hAnsi="Calibri"/>
+                      <w:sz w:val="20"/>
+                    </w:rPr>
+                    <w:t xml:space="default">Total negative log likelihood</w:t>
+                  </w:r>
+                </w:p>
+              </w:tc>
+              <w:tc>
+                <w:tcPr>
+                  <w:tcBorders>
+                    <w:top w:val="single" w:space="0" w:color="D3D3D3"/>
+                    <w:bottom w:val="single" w:space="0" w:color="D3D3D3"/>
+                    <w:start w:val="single" w:space="0" w:color="D3D3D3"/>
+                    <w:end w:val="single" w:space="0" w:color="D3D3D3"/>
+                  </w:tcBorders>
+                  <w:shd w:val="clear" w:color="auto" w:fill="FCAE91"/>
+                </w:tcPr>
+                <w:p>
+                  <w:pPr>
+                    <w:spacing w:before="0" w:after="60"/>
+                    <w:keepNext/>
+                    <w:jc w:val="end"/>
+                  </w:pPr>
+                  <w:r>
+                    <w:rPr>
+                      <w:rFonts w:ascii="Calibri" w:hAnsi="Calibri"/>
+                      <w:sz w:val="20"/>
+                    </w:rPr>
+                    <w:t xml:space="default">1,234.7</w:t>
+                  </w:r>
+                </w:p>
+              </w:tc>
+              <w:tc>
+                <w:tcPr>
+                  <w:tcBorders>
+                    <w:top w:val="single" w:space="0" w:color="D3D3D3"/>
+                    <w:bottom w:val="single" w:space="0" w:color="D3D3D3"/>
+                    <w:start w:val="single" w:space="0" w:color="D3D3D3"/>
+                    <w:end w:val="single" w:space="0" w:color="D3D3D3"/>
+                  </w:tcBorders>
+                  <w:shd w:val="clear" w:color="auto" w:fill="FFF5F0"/>
+                </w:tcPr>
+                <w:p>
+                  <w:pPr>
+                    <w:spacing w:before="0" w:after="60"/>
+                    <w:keepNext/>
+                    <w:jc w:val="end"/>
+                  </w:pPr>
+                  <w:r>
+                    <w:rPr>
+                      <w:rFonts w:ascii="Calibri" w:hAnsi="Calibri"/>
+                      <w:sz w:val="20"/>
+                    </w:rPr>
+                    <w:t xml:space="default">1,544.1</w:t>
+                  </w:r>
+                </w:p>
+              </w:tc>
+              <w:tc>
+                <w:tcPr>
+                  <w:tcBorders>
+                    <w:top w:val="single" w:space="0" w:color="D3D3D3"/>
+                    <w:bottom w:val="single" w:space="0" w:color="D3D3D3"/>
+                    <w:start w:val="single" w:space="0" w:color="D3D3D3"/>
+                    <w:end w:val="single" w:space="0" w:color="D3D3D3"/>
+                  </w:tcBorders>
+                  <w:shd w:val="clear" w:color="auto" w:fill="FDCCB9"/>
+                </w:tcPr>
+                <w:p>
+                  <w:pPr>
+                    <w:spacing w:before="0" w:after="60"/>
+                    <w:keepNext/>
+                    <w:jc w:val="end"/>
+                  </w:pPr>
+                  <w:r>
+                    <w:rPr>
+                      <w:rFonts w:ascii="Calibri" w:hAnsi="Calibri"/>
+                      <w:sz w:val="20"/>
+                    </w:rPr>
+                    <w:t xml:space="default">1,364.8</w:t>
+                  </w:r>
+                </w:p>
+              </w:tc>
+            </w:tr>
+            <w:tr>
+              <w:trPr>
+                <w:cantSplit/>
+              </w:trPr>
+              <w:tc>
+                <w:tcPr>
+                  <w:tcBorders>
+                    <w:top w:val="single" w:space="0" w:color="D3D3D3"/>
+                    <w:bottom w:val="single" w:space="0" w:color="D3D3D3"/>
+                    <w:start w:val="single" w:space="0" w:color="D3D3D3"/>
+                    <w:end w:val="single" w:space="0" w:color="D3D3D3"/>
+                  </w:tcBorders>
+                </w:tcPr>
+                <w:p>
+                  <w:pPr>
+                    <w:spacing w:before="0" w:after="60"/>
+                    <w:keepNext/>
+                    <w:jc w:val="start"/>
+                  </w:pPr>
+                  <w:r>
+                    <w:rPr>
+                      <w:rFonts w:ascii="Calibri" w:hAnsi="Calibri"/>
+                      <w:sz w:val="20"/>
+                    </w:rPr>
+                    <w:t xml:space="default">Estimated parameters (count)</w:t>
+                  </w:r>
+                </w:p>
+              </w:tc>
+              <w:tc>
+                <w:tcPr>
+                  <w:tcBorders>
+                    <w:top w:val="single" w:space="0" w:color="D3D3D3"/>
+                    <w:bottom w:val="single" w:space="0" w:color="D3D3D3"/>
+                    <w:start w:val="single" w:space="0" w:color="D3D3D3"/>
+                    <w:end w:val="single" w:space="0" w:color="D3D3D3"/>
+                  </w:tcBorders>
+                  <w:shd w:val="clear" w:color="auto" w:fill="FFF5F0"/>
+                </w:tcPr>
+                <w:p>
+                  <w:pPr>
+                    <w:spacing w:before="0" w:after="60"/>
+                    <w:keepNext/>
+                    <w:jc w:val="end"/>
+                  </w:pPr>
+                  <w:r>
+                    <w:rPr>
+                      <w:rFonts w:ascii="Calibri" w:hAnsi="Calibri"/>
+                      <w:sz w:val="20"/>
+                    </w:rPr>
+                    <w:t xml:space="default">1,821</w:t>
+                  </w:r>
+                </w:p>
+              </w:tc>
+              <w:tc>
+                <w:tcPr>
+                  <w:tcBorders>
+                    <w:top w:val="single" w:space="0" w:color="D3D3D3"/>
+                    <w:bottom w:val="single" w:space="0" w:color="D3D3D3"/>
+                    <w:start w:val="single" w:space="0" w:color="D3D3D3"/>
+                    <w:end w:val="single" w:space="0" w:color="D3D3D3"/>
+                  </w:tcBorders>
+                  <w:shd w:val="clear" w:color="auto" w:fill="FCAE91"/>
+                </w:tcPr>
+                <w:p>
+                  <w:pPr>
+                    <w:spacing w:before="0" w:after="60"/>
+                    <w:keepNext/>
+                    <w:jc w:val="end"/>
+                  </w:pPr>
+                  <w:r>
+                    <w:rPr>
+                      <w:rFonts w:ascii="Calibri" w:hAnsi="Calibri"/>
+                      <w:sz w:val="20"/>
+                    </w:rPr>
+                    <w:t xml:space="default">480</w:t>
+                  </w:r>
+                </w:p>
+              </w:tc>
+              <w:tc>
+                <w:tcPr>
+                  <w:tcBorders>
+                    <w:top w:val="single" w:space="0" w:color="D3D3D3"/>
+                    <w:bottom w:val="single" w:space="0" w:color="D3D3D3"/>
+                    <w:start w:val="single" w:space="0" w:color="D3D3D3"/>
+                    <w:end w:val="single" w:space="0" w:color="D3D3D3"/>
+                  </w:tcBorders>
+                  <w:shd w:val="clear" w:color="auto" w:fill="FDC3AD"/>
+                </w:tcPr>
+                <w:p>
+                  <w:pPr>
+                    <w:spacing w:before="0" w:after="60"/>
+                    <w:keepNext/>
+                    <w:jc w:val="end"/>
+                  </w:pPr>
+                  <w:r>
+                    <w:rPr>
+                      <w:rFonts w:ascii="Calibri" w:hAnsi="Calibri"/>
+                      <w:sz w:val="20"/>
+                    </w:rPr>
+                    <w:t xml:space="default">870</w:t>
+                  </w:r>
+                </w:p>
+              </w:tc>
+            </w:tr>
+          </w:tbl>
+          <w:bookmarkEnd w:id="95"/>
+        </w:tc>
+      </w:tr>
+    </w:tbl>
+    <w:bookmarkEnd w:id="96"/>
+    <w:bookmarkEnd w:id="97"/>
+    <w:bookmarkEnd w:id="98"/>
+    <w:bookmarkStart w:id="106" w:name="harmonized-northern-treatment"/>
     <w:p>
       <w:pPr>
         <w:pStyle w:val="Heading2"/>
@@ -8047,12 +10919,12 @@
                 <wp:inline>
                   <wp:extent cx="152400" cy="152400"/>
                   <wp:effectExtent b="0" l="0" r="0" t="0"/>
-                  <wp:docPr descr="" title="" id="89" name="Picture"/>
+                  <wp:docPr descr="" title="" id="99" name="Picture"/>
                   <a:graphic>
                     <a:graphicData uri="http://schemas.openxmlformats.org/drawingml/2006/picture">
                       <pic:pic>
                         <pic:nvPicPr>
-                          <pic:cNvPr descr="/Applications/quarto/share/formats/docx/note.png" id="90" name="Picture"/>
+                          <pic:cNvPr descr="/Applications/quarto/share/formats/docx/note.png" id="100" name="Picture"/>
                           <pic:cNvPicPr>
                             <a:picLocks noChangeArrowheads="1" noChangeAspect="1"/>
                           </pic:cNvPicPr>
@@ -8377,7 +11249,7 @@
           <w:rPr>
             <w:rStyle w:val="Hyperlink"/>
           </w:rPr>
-          <w:t xml:space="preserve">Table 4</w:t>
+          <w:t xml:space="preserve">Table 5</w:t>
         </w:r>
       </w:hyperlink>
       <w:r>
@@ -8391,7 +11263,7 @@
           <w:rPr>
             <w:rStyle w:val="Hyperlink"/>
           </w:rPr>
-          <w:t xml:space="preserve">Figure 8</w:t>
+          <w:t xml:space="preserve">Figure 9</w:t>
         </w:r>
       </w:hyperlink>
       <w:r>
@@ -8411,7 +11283,7 @@
       <w:tr>
         <w:tc>
           <w:tcPr/>
-          <w:bookmarkStart w:id="91" w:name="tbl-north-harmonized-like-components"/>
+          <w:bookmarkStart w:id="101" w:name="tbl-north-harmonized-like-components"/>
           <w:p>
             <w:pPr>
               <w:jc w:val="center"/>
@@ -8422,7 +11294,7 @@
               <w:pStyle w:val="ImageCaption"/>
             </w:pPr>
             <w:r>
-              <w:t xml:space="preserve">Table 4: Negative-log-likelihood components and estimated parameter counts for the reduced-index single-stock model (</w:t>
+              <w:t xml:space="preserve">Table 5: Negative-log-likelihood components and estimated parameter counts for the reduced-index single-stock model (</w:t>
             </w:r>
             <w:r>
               <w:rPr>
@@ -10641,7 +13513,7 @@
               </w:tc>
             </w:tr>
           </w:tbl>
-          <w:bookmarkEnd w:id="91"/>
+          <w:bookmarkEnd w:id="101"/>
         </w:tc>
       </w:tr>
     </w:tbl>
@@ -10660,7 +13532,7 @@
           <w:rPr>
             <w:rStyle w:val="Hyperlink"/>
           </w:rPr>
-          <w:t xml:space="preserve">Figure 8</w:t>
+          <w:t xml:space="preserve">Figure 9</w:t>
         </w:r>
       </w:hyperlink>
       <w:r>
@@ -10722,7 +13594,7 @@
       <w:tr>
         <w:tc>
           <w:tcPr/>
-          <w:bookmarkStart w:id="95" w:name="fig-harmonized-index-fits"/>
+          <w:bookmarkStart w:id="105" w:name="fig-harmonized-index-fits"/>
           <w:p>
             <w:pPr>
               <w:pStyle w:val="Compact"/>
@@ -10733,18 +13605,18 @@
                 <wp:inline>
                   <wp:extent cx="5334000" cy="4333875"/>
                   <wp:effectExtent b="0" l="0" r="0" t="0"/>
-                  <wp:docPr descr="" title="" id="93" name="Picture"/>
+                  <wp:docPr descr="" title="" id="103" name="Picture"/>
                   <a:graphic>
                     <a:graphicData uri="http://schemas.openxmlformats.org/drawingml/2006/picture">
                       <pic:pic>
                         <pic:nvPicPr>
-                          <pic:cNvPr descr="JM-WP-BM-01_files/figure-docx/fig-harmonized-index-fits-1.png" id="94" name="Picture"/>
+                          <pic:cNvPr descr="JM-WP-BM-01_files/figure-docx/fig-harmonized-index-fits-1.png" id="104" name="Picture"/>
                           <pic:cNvPicPr>
                             <a:picLocks noChangeArrowheads="1" noChangeAspect="1"/>
                           </pic:cNvPicPr>
                         </pic:nvPicPr>
                         <pic:blipFill>
-                          <a:blip r:embed="rId92"/>
+                          <a:blip r:embed="rId102"/>
                           <a:stretch>
                             <a:fillRect/>
                           </a:stretch>
@@ -10781,7 +13653,7 @@
               <w:pStyle w:val="ImageCaption"/>
             </w:pPr>
             <w:r>
-              <w:t xml:space="preserve">Figure 8: Observed and fitted index trajectories for</w:t>
+              <w:t xml:space="preserve">Figure 9: Observed and fitted index trajectories for</w:t>
             </w:r>
             <w:r>
               <w:t xml:space="preserve"> </w:t>
@@ -10820,12 +13692,12 @@
               <w:t xml:space="preserve">. Panels show the retained comparable index series: South-Central Chile CPUE, Acoustic North, Peruvian CPUE, and Offshore CPUE.</w:t>
             </w:r>
           </w:p>
-          <w:bookmarkEnd w:id="95"/>
+          <w:bookmarkEnd w:id="105"/>
         </w:tc>
       </w:tr>
     </w:tbl>
-    <w:bookmarkEnd w:id="96"/>
-    <w:bookmarkStart w:id="107" w:name="simplified-recruitment-alternatives"/>
+    <w:bookmarkEnd w:id="106"/>
+    <w:bookmarkStart w:id="117" w:name="simplified-recruitment-alternatives"/>
     <w:p>
       <w:pPr>
         <w:pStyle w:val="Heading2"/>
@@ -10913,12 +13785,12 @@
                 <wp:inline>
                   <wp:extent cx="152400" cy="152400"/>
                   <wp:effectExtent b="0" l="0" r="0" t="0"/>
-                  <wp:docPr descr="" title="" id="97" name="Picture"/>
+                  <wp:docPr descr="" title="" id="107" name="Picture"/>
                   <a:graphic>
                     <a:graphicData uri="http://schemas.openxmlformats.org/drawingml/2006/picture">
                       <pic:pic>
                         <pic:nvPicPr>
-                          <pic:cNvPr descr="/Applications/quarto/share/formats/docx/note.png" id="98" name="Picture"/>
+                          <pic:cNvPr descr="/Applications/quarto/share/formats/docx/note.png" id="108" name="Picture"/>
                           <pic:cNvPicPr>
                             <a:picLocks noChangeArrowheads="1" noChangeAspect="1"/>
                           </pic:cNvPicPr>
@@ -11095,7 +13967,7 @@
           <w:rPr>
             <w:rStyle w:val="Hyperlink"/>
           </w:rPr>
-          <w:t xml:space="preserve">Figure 9</w:t>
+          <w:t xml:space="preserve">Figure 10</w:t>
         </w:r>
       </w:hyperlink>
       <w:r>
@@ -11115,7 +13987,7 @@
       <w:tr>
         <w:tc>
           <w:tcPr/>
-          <w:bookmarkStart w:id="102" w:name="fig-h2-sr-compare"/>
+          <w:bookmarkStart w:id="112" w:name="fig-h2-sr-compare"/>
           <w:p>
             <w:pPr>
               <w:pStyle w:val="Compact"/>
@@ -11126,18 +13998,18 @@
                 <wp:inline>
                   <wp:extent cx="5334000" cy="3194843"/>
                   <wp:effectExtent b="0" l="0" r="0" t="0"/>
-                  <wp:docPr descr="" title="" id="100" name="Picture"/>
+                  <wp:docPr descr="" title="" id="110" name="Picture"/>
                   <a:graphic>
                     <a:graphicData uri="http://schemas.openxmlformats.org/drawingml/2006/picture">
                       <pic:pic>
                         <pic:nvPicPr>
-                          <pic:cNvPr descr="JM-WP-BM-01_files/figure-docx/fig-h2-sr-compare-1.png" id="101" name="Picture"/>
+                          <pic:cNvPr descr="JM-WP-BM-01_files/figure-docx/fig-h2-sr-compare-1.png" id="111" name="Picture"/>
                           <pic:cNvPicPr>
                             <a:picLocks noChangeArrowheads="1" noChangeAspect="1"/>
                           </pic:cNvPicPr>
                         </pic:nvPicPr>
                         <pic:blipFill>
-                          <a:blip r:embed="rId99"/>
+                          <a:blip r:embed="rId109"/>
                           <a:stretch>
                             <a:fillRect/>
                           </a:stretch>
@@ -11174,7 +14046,7 @@
               <w:pStyle w:val="ImageCaption"/>
             </w:pPr>
             <w:r>
-              <w:t xml:space="preserve">Figure 9: Stock-2 Beverton-Holt stock-recruitment curves for</w:t>
+              <w:t xml:space="preserve">Figure 10: Stock-2 Beverton-Holt stock-recruitment curves for</w:t>
             </w:r>
             <w:r>
               <w:t xml:space="preserve"> </w:t>
@@ -11228,7 +14100,7 @@
               <w:t xml:space="preserve">.</w:t>
             </w:r>
           </w:p>
-          <w:bookmarkEnd w:id="102"/>
+          <w:bookmarkEnd w:id="112"/>
         </w:tc>
       </w:tr>
     </w:tbl>
@@ -11247,7 +14119,7 @@
           <w:rPr>
             <w:rStyle w:val="Hyperlink"/>
           </w:rPr>
-          <w:t xml:space="preserve">Figure 10</w:t>
+          <w:t xml:space="preserve">Figure 11</w:t>
         </w:r>
       </w:hyperlink>
       <w:r>
@@ -11267,7 +14139,7 @@
       <w:tr>
         <w:tc>
           <w:tcPr/>
-          <w:bookmarkStart w:id="106" w:name="fig-h2-stock2-rec"/>
+          <w:bookmarkStart w:id="116" w:name="fig-h2-stock2-rec"/>
           <w:p>
             <w:pPr>
               <w:pStyle w:val="Compact"/>
@@ -11278,18 +14150,18 @@
                 <wp:inline>
                   <wp:extent cx="5334000" cy="3062882"/>
                   <wp:effectExtent b="0" l="0" r="0" t="0"/>
-                  <wp:docPr descr="" title="" id="104" name="Picture"/>
+                  <wp:docPr descr="" title="" id="114" name="Picture"/>
                   <a:graphic>
                     <a:graphicData uri="http://schemas.openxmlformats.org/drawingml/2006/picture">
                       <pic:pic>
                         <pic:nvPicPr>
-                          <pic:cNvPr descr="JM-WP-BM-01_files/figure-docx/fig-h2-stock2-rec-1.png" id="105" name="Picture"/>
+                          <pic:cNvPr descr="JM-WP-BM-01_files/figure-docx/fig-h2-stock2-rec-1.png" id="115" name="Picture"/>
                           <pic:cNvPicPr>
                             <a:picLocks noChangeArrowheads="1" noChangeAspect="1"/>
                           </pic:cNvPicPr>
                         </pic:nvPicPr>
                         <pic:blipFill>
-                          <a:blip r:embed="rId103"/>
+                          <a:blip r:embed="rId113"/>
                           <a:stretch>
                             <a:fillRect/>
                           </a:stretch>
@@ -11326,7 +14198,7 @@
               <w:pStyle w:val="ImageCaption"/>
             </w:pPr>
             <w:r>
-              <w:t xml:space="preserve">Figure 10: Estimated stock-2 recruitment trajectories for</w:t>
+              <w:t xml:space="preserve">Figure 11: Estimated stock-2 recruitment trajectories for</w:t>
             </w:r>
             <w:r>
               <w:t xml:space="preserve"> </w:t>
@@ -11356,12 +14228,12 @@
               <w:t xml:space="preserve">.</w:t>
             </w:r>
           </w:p>
-          <w:bookmarkEnd w:id="106"/>
+          <w:bookmarkEnd w:id="116"/>
         </w:tc>
       </w:tr>
     </w:tbl>
-    <w:bookmarkEnd w:id="107"/>
-    <w:bookmarkStart w:id="110" w:name="fixed-reference-point-alternatives"/>
+    <w:bookmarkEnd w:id="117"/>
+    <w:bookmarkStart w:id="120" w:name="fixed-reference-point-alternatives"/>
     <w:p>
       <w:pPr>
         <w:pStyle w:val="Heading2"/>
@@ -11505,12 +14377,12 @@
                 <wp:inline>
                   <wp:extent cx="152400" cy="152400"/>
                   <wp:effectExtent b="0" l="0" r="0" t="0"/>
-                  <wp:docPr descr="" title="" id="108" name="Picture"/>
+                  <wp:docPr descr="" title="" id="118" name="Picture"/>
                   <a:graphic>
                     <a:graphicData uri="http://schemas.openxmlformats.org/drawingml/2006/picture">
                       <pic:pic>
                         <pic:nvPicPr>
-                          <pic:cNvPr descr="/Applications/quarto/share/formats/docx/note.png" id="109" name="Picture"/>
+                          <pic:cNvPr descr="/Applications/quarto/share/formats/docx/note.png" id="119" name="Picture"/>
                           <pic:cNvPicPr>
                             <a:picLocks noChangeArrowheads="1" noChangeAspect="1"/>
                           </pic:cNvPicPr>
@@ -11634,9 +14506,9 @@
         <w:t xml:space="preserve">The recommended approach is therefore to calculate reference points once, using the terminal selectivity block and the current biological schedules, and use those fixed values as management benchmarks throughout the MSE simulation. Sensitivity to the choice of reference period can be examined as part of robustness testing.</w:t>
       </w:r>
     </w:p>
-    <w:bookmarkEnd w:id="110"/>
-    <w:bookmarkEnd w:id="111"/>
-    <w:bookmarkStart w:id="112" w:name="summary"/>
+    <w:bookmarkEnd w:id="120"/>
+    <w:bookmarkEnd w:id="121"/>
+    <w:bookmarkStart w:id="122" w:name="summary"/>
     <w:p>
       <w:pPr>
         <w:pStyle w:val="Heading1"/>
@@ -11911,8 +14783,8 @@
         <w:t xml:space="preserve">improvements to the standardization of indices.</w:t>
       </w:r>
     </w:p>
-    <w:bookmarkEnd w:id="112"/>
-    <w:bookmarkStart w:id="122" w:name="appendix-compact-equation-summary"/>
+    <w:bookmarkEnd w:id="122"/>
+    <w:bookmarkStart w:id="132" w:name="appendix-compact-equation-summary"/>
     <w:p>
       <w:pPr>
         <w:pStyle w:val="Heading1"/>
@@ -11929,7 +14801,7 @@
         <w:t xml:space="preserve">This appendix gives a compact schematic description of the equations underlying the SC13 Joint Jack Mackerel Model. It is intended to summarize the structure used in this working paper rather than to reproduce every implementation detail of the ADMB code or every option described in the technical annex and user guide.</w:t>
       </w:r>
     </w:p>
-    <w:bookmarkStart w:id="113" w:name="notation"/>
+    <w:bookmarkStart w:id="123" w:name="notation"/>
     <w:p>
       <w:pPr>
         <w:pStyle w:val="Heading2"/>
@@ -12519,8 +15391,8 @@
         <w:t xml:space="preserve">.</w:t>
       </w:r>
     </w:p>
-    <w:bookmarkEnd w:id="113"/>
-    <w:bookmarkStart w:id="114" w:name="population-update"/>
+    <w:bookmarkEnd w:id="123"/>
+    <w:bookmarkStart w:id="124" w:name="population-update"/>
     <w:p>
       <w:pPr>
         <w:pStyle w:val="Heading2"/>
@@ -13528,8 +16400,8 @@
         <w:t xml:space="preserve">is the fraction of annual mortality occurring before spawning.</w:t>
       </w:r>
     </w:p>
-    <w:bookmarkEnd w:id="114"/>
-    <w:bookmarkStart w:id="115" w:name="stock-recruitment-relationship"/>
+    <w:bookmarkEnd w:id="124"/>
+    <w:bookmarkStart w:id="125" w:name="stock-recruitment-relationship"/>
     <w:p>
       <w:pPr>
         <w:pStyle w:val="Heading2"/>
@@ -14054,8 +16926,8 @@
         <w:t xml:space="preserve">, recruitment is assigned across two stocks with a more complex regime structure, including the 1999 shift described in the control file.</w:t>
       </w:r>
     </w:p>
-    <w:bookmarkEnd w:id="115"/>
-    <w:bookmarkStart w:id="116" w:name="fishing-mortality-and-catch"/>
+    <w:bookmarkEnd w:id="125"/>
+    <w:bookmarkStart w:id="126" w:name="fishing-mortality-and-catch"/>
     <w:p>
       <w:pPr>
         <w:pStyle w:val="Heading2"/>
@@ -14731,8 +17603,8 @@
         </m:oMath>
       </m:oMathPara>
     </w:p>
-    <w:bookmarkEnd w:id="116"/>
-    <w:bookmarkStart w:id="117" w:name="abundance-indices"/>
+    <w:bookmarkEnd w:id="126"/>
+    <w:bookmarkStart w:id="127" w:name="abundance-indices"/>
     <w:p>
       <w:pPr>
         <w:pStyle w:val="Heading2"/>
@@ -15139,8 +18011,8 @@
         <w:t xml:space="preserve">places the survey or CPUE observation within the year. This expression is schematic because some indices are closer to numbers-at-age and others to biomass, but it captures the model logic used across the SC13 index components.</w:t>
       </w:r>
     </w:p>
-    <w:bookmarkEnd w:id="117"/>
-    <w:bookmarkStart w:id="118" w:name="age-and-length-compositions"/>
+    <w:bookmarkEnd w:id="127"/>
+    <w:bookmarkStart w:id="128" w:name="age-and-length-compositions"/>
     <w:p>
       <w:pPr>
         <w:pStyle w:val="Heading2"/>
@@ -15653,8 +18525,8 @@
         <w:t xml:space="preserve">, derived from the von Bertalanffy growth specification used by the model.</w:t>
       </w:r>
     </w:p>
-    <w:bookmarkEnd w:id="118"/>
-    <w:bookmarkStart w:id="119" w:name="observation-likelihoods"/>
+    <w:bookmarkEnd w:id="128"/>
+    <w:bookmarkStart w:id="129" w:name="observation-likelihoods"/>
     <w:p>
       <w:pPr>
         <w:pStyle w:val="Heading2"/>
@@ -16263,8 +19135,8 @@
         <w:t xml:space="preserve">The SC13 model uses Francis weighting for age-composition effective sample sizes, so the composition likelihood is strongly affected by those externally specified weights.</w:t>
       </w:r>
     </w:p>
-    <w:bookmarkEnd w:id="119"/>
-    <w:bookmarkStart w:id="120" w:name="objective-function"/>
+    <w:bookmarkEnd w:id="129"/>
+    <w:bookmarkStart w:id="130" w:name="objective-function"/>
     <w:p>
       <w:pPr>
         <w:pStyle w:val="Heading2"/>
@@ -16610,8 +19482,8 @@
         <w:t xml:space="preserve">, is especially important in SC13 because the model includes extensive penalties on fishery and survey selectivity trajectories to regularize the time-varying non-parametric selectivity schedules.</w:t>
       </w:r>
     </w:p>
-    <w:bookmarkEnd w:id="120"/>
-    <w:bookmarkStart w:id="121" w:name="dynamic-reference-points"/>
+    <w:bookmarkEnd w:id="130"/>
+    <w:bookmarkStart w:id="131" w:name="dynamic-reference-points"/>
     <w:p>
       <w:pPr>
         <w:pStyle w:val="Heading2"/>
@@ -17035,9 +19907,9 @@
         <w:t xml:space="preserve">vary through time in the SC13 assessment rather than remaining fixed constants.</w:t>
       </w:r>
     </w:p>
-    <w:bookmarkEnd w:id="121"/>
-    <w:bookmarkEnd w:id="122"/>
-    <w:bookmarkStart w:id="156" w:name="references"/>
+    <w:bookmarkEnd w:id="131"/>
+    <w:bookmarkEnd w:id="132"/>
+    <w:bookmarkStart w:id="166" w:name="references"/>
     <w:p>
       <w:pPr>
         <w:pStyle w:val="Heading1"/>
@@ -17046,8 +19918,8 @@
         <w:t xml:space="preserve">References</w:t>
       </w:r>
     </w:p>
-    <w:bookmarkStart w:id="155" w:name="refs"/>
-    <w:bookmarkStart w:id="124" w:name="ref-vonbertalanffy1957growth"/>
+    <w:bookmarkStart w:id="165" w:name="refs"/>
+    <w:bookmarkStart w:id="134" w:name="ref-vonbertalanffy1957growth"/>
     <w:p>
       <w:pPr>
         <w:pStyle w:val="Bibliography"/>
@@ -17084,7 +19956,7 @@
       <w:r>
         <w:t xml:space="preserve"> </w:t>
       </w:r>
-      <w:hyperlink r:id="rId123">
+      <w:hyperlink r:id="rId133">
         <w:r>
           <w:rPr>
             <w:rStyle w:val="Hyperlink"/>
@@ -17093,8 +19965,8 @@
         </w:r>
       </w:hyperlink>
     </w:p>
-    <w:bookmarkEnd w:id="124"/>
-    <w:bookmarkStart w:id="125" w:name="ref-beverton1957dynamics"/>
+    <w:bookmarkEnd w:id="134"/>
+    <w:bookmarkStart w:id="135" w:name="ref-beverton1957dynamics"/>
     <w:p>
       <w:pPr>
         <w:pStyle w:val="Bibliography"/>
@@ -17119,8 +19991,8 @@
         <w:t xml:space="preserve">(Vol. 19, p. 533). H. M. Stationery Office.</w:t>
       </w:r>
     </w:p>
-    <w:bookmarkEnd w:id="125"/>
-    <w:bookmarkStart w:id="127" w:name="ref-butterworth1999procedures"/>
+    <w:bookmarkEnd w:id="135"/>
+    <w:bookmarkStart w:id="137" w:name="ref-butterworth1999procedures"/>
     <w:p>
       <w:pPr>
         <w:pStyle w:val="Bibliography"/>
@@ -17157,7 +20029,7 @@
       <w:r>
         <w:t xml:space="preserve"> </w:t>
       </w:r>
-      <w:hyperlink r:id="rId126">
+      <w:hyperlink r:id="rId136">
         <w:r>
           <w:rPr>
             <w:rStyle w:val="Hyperlink"/>
@@ -17166,8 +20038,8 @@
         </w:r>
       </w:hyperlink>
     </w:p>
-    <w:bookmarkEnd w:id="127"/>
-    <w:bookmarkStart w:id="129" w:name="ref-carruthers2024roadmap"/>
+    <w:bookmarkEnd w:id="137"/>
+    <w:bookmarkStart w:id="139" w:name="ref-carruthers2024roadmap"/>
     <w:p>
       <w:pPr>
         <w:pStyle w:val="Bibliography"/>
@@ -17230,7 +20102,7 @@
       <w:r>
         <w:t xml:space="preserve"> </w:t>
       </w:r>
-      <w:hyperlink r:id="rId128">
+      <w:hyperlink r:id="rId138">
         <w:r>
           <w:rPr>
             <w:rStyle w:val="Hyperlink"/>
@@ -17239,8 +20111,8 @@
         </w:r>
       </w:hyperlink>
     </w:p>
-    <w:bookmarkEnd w:id="129"/>
-    <w:bookmarkStart w:id="131" w:name="ref-fournier2012admb"/>
+    <w:bookmarkEnd w:id="139"/>
+    <w:bookmarkStart w:id="141" w:name="ref-fournier2012admb"/>
     <w:p>
       <w:pPr>
         <w:pStyle w:val="Bibliography"/>
@@ -17277,7 +20149,7 @@
       <w:r>
         <w:t xml:space="preserve"> </w:t>
       </w:r>
-      <w:hyperlink r:id="rId130">
+      <w:hyperlink r:id="rId140">
         <w:r>
           <w:rPr>
             <w:rStyle w:val="Hyperlink"/>
@@ -17286,8 +20158,8 @@
         </w:r>
       </w:hyperlink>
     </w:p>
-    <w:bookmarkEnd w:id="131"/>
-    <w:bookmarkStart w:id="133" w:name="ref-fournier1982catchage"/>
+    <w:bookmarkEnd w:id="141"/>
+    <w:bookmarkStart w:id="143" w:name="ref-fournier1982catchage"/>
     <w:p>
       <w:pPr>
         <w:pStyle w:val="Bibliography"/>
@@ -17324,7 +20196,7 @@
       <w:r>
         <w:t xml:space="preserve"> </w:t>
       </w:r>
-      <w:hyperlink r:id="rId132">
+      <w:hyperlink r:id="rId142">
         <w:r>
           <w:rPr>
             <w:rStyle w:val="Hyperlink"/>
@@ -17333,8 +20205,8 @@
         </w:r>
       </w:hyperlink>
     </w:p>
-    <w:bookmarkEnd w:id="133"/>
-    <w:bookmarkStart w:id="135" w:name="ref-francis2011weighting"/>
+    <w:bookmarkEnd w:id="143"/>
+    <w:bookmarkStart w:id="145" w:name="ref-francis2011weighting"/>
     <w:p>
       <w:pPr>
         <w:pStyle w:val="Bibliography"/>
@@ -17371,7 +20243,7 @@
       <w:r>
         <w:t xml:space="preserve"> </w:t>
       </w:r>
-      <w:hyperlink r:id="rId134">
+      <w:hyperlink r:id="rId144">
         <w:r>
           <w:rPr>
             <w:rStyle w:val="Hyperlink"/>
@@ -17380,8 +20252,8 @@
         </w:r>
       </w:hyperlink>
     </w:p>
-    <w:bookmarkEnd w:id="135"/>
-    <w:bookmarkStart w:id="137" w:name="ref-hilborn1992quantitative"/>
+    <w:bookmarkEnd w:id="145"/>
+    <w:bookmarkStart w:id="147" w:name="ref-hilborn1992quantitative"/>
     <w:p>
       <w:pPr>
         <w:pStyle w:val="Bibliography"/>
@@ -17405,7 +20277,7 @@
       <w:r>
         <w:t xml:space="preserve"> </w:t>
       </w:r>
-      <w:hyperlink r:id="rId136">
+      <w:hyperlink r:id="rId146">
         <w:r>
           <w:rPr>
             <w:rStyle w:val="Hyperlink"/>
@@ -17414,8 +20286,8 @@
         </w:r>
       </w:hyperlink>
     </w:p>
-    <w:bookmarkEnd w:id="137"/>
-    <w:bookmarkStart w:id="139" w:name="ref-linton2011selectivity"/>
+    <w:bookmarkEnd w:id="147"/>
+    <w:bookmarkStart w:id="149" w:name="ref-linton2011selectivity"/>
     <w:p>
       <w:pPr>
         <w:pStyle w:val="Bibliography"/>
@@ -17452,7 +20324,7 @@
       <w:r>
         <w:t xml:space="preserve"> </w:t>
       </w:r>
-      <w:hyperlink r:id="rId138">
+      <w:hyperlink r:id="rId148">
         <w:r>
           <w:rPr>
             <w:rStyle w:val="Hyperlink"/>
@@ -17461,8 +20333,8 @@
         </w:r>
       </w:hyperlink>
     </w:p>
-    <w:bookmarkEnd w:id="139"/>
-    <w:bookmarkStart w:id="140" w:name="ref-mccullagh1989glm"/>
+    <w:bookmarkEnd w:id="149"/>
+    <w:bookmarkStart w:id="150" w:name="ref-mccullagh1989glm"/>
     <w:p>
       <w:pPr>
         <w:pStyle w:val="Bibliography"/>
@@ -17487,8 +20359,8 @@
         <w:t xml:space="preserve">(2nd ed.). Chapman; Hall.</w:t>
       </w:r>
     </w:p>
-    <w:bookmarkEnd w:id="140"/>
-    <w:bookmarkStart w:id="142" w:name="ref-nelder1972glm"/>
+    <w:bookmarkEnd w:id="150"/>
+    <w:bookmarkStart w:id="152" w:name="ref-nelder1972glm"/>
     <w:p>
       <w:pPr>
         <w:pStyle w:val="Bibliography"/>
@@ -17525,7 +20397,7 @@
       <w:r>
         <w:t xml:space="preserve"> </w:t>
       </w:r>
-      <w:hyperlink r:id="rId141">
+      <w:hyperlink r:id="rId151">
         <w:r>
           <w:rPr>
             <w:rStyle w:val="Hyperlink"/>
@@ -17534,8 +20406,8 @@
         </w:r>
       </w:hyperlink>
     </w:p>
-    <w:bookmarkEnd w:id="142"/>
-    <w:bookmarkStart w:id="144" w:name="ref-punt2016bestpractices"/>
+    <w:bookmarkEnd w:id="152"/>
+    <w:bookmarkStart w:id="154" w:name="ref-punt2016bestpractices"/>
     <w:p>
       <w:pPr>
         <w:pStyle w:val="Bibliography"/>
@@ -17572,7 +20444,7 @@
       <w:r>
         <w:t xml:space="preserve"> </w:t>
       </w:r>
-      <w:hyperlink r:id="rId143">
+      <w:hyperlink r:id="rId153">
         <w:r>
           <w:rPr>
             <w:rStyle w:val="Hyperlink"/>
@@ -17581,8 +20453,8 @@
         </w:r>
       </w:hyperlink>
     </w:p>
-    <w:bookmarkEnd w:id="144"/>
-    <w:bookmarkStart w:id="146" w:name="ref-rousseau2019fleets"/>
+    <w:bookmarkEnd w:id="154"/>
+    <w:bookmarkStart w:id="156" w:name="ref-rousseau2019fleets"/>
     <w:p>
       <w:pPr>
         <w:pStyle w:val="Bibliography"/>
@@ -17619,7 +20491,7 @@
       <w:r>
         <w:t xml:space="preserve"> </w:t>
       </w:r>
-      <w:hyperlink r:id="rId145">
+      <w:hyperlink r:id="rId155">
         <w:r>
           <w:rPr>
             <w:rStyle w:val="Hyperlink"/>
@@ -17628,8 +20500,8 @@
         </w:r>
       </w:hyperlink>
     </w:p>
-    <w:bookmarkEnd w:id="146"/>
-    <w:bookmarkStart w:id="148" w:name="ref-schnute1995error"/>
+    <w:bookmarkEnd w:id="156"/>
+    <w:bookmarkStart w:id="158" w:name="ref-schnute1995error"/>
     <w:p>
       <w:pPr>
         <w:pStyle w:val="Bibliography"/>
@@ -17666,7 +20538,7 @@
       <w:r>
         <w:t xml:space="preserve"> </w:t>
       </w:r>
-      <w:hyperlink r:id="rId147">
+      <w:hyperlink r:id="rId157">
         <w:r>
           <w:rPr>
             <w:rStyle w:val="Hyperlink"/>
@@ -17675,8 +20547,8 @@
         </w:r>
       </w:hyperlink>
     </w:p>
-    <w:bookmarkEnd w:id="148"/>
-    <w:bookmarkStart w:id="150" w:name="ref-siple2021smallpelagics"/>
+    <w:bookmarkEnd w:id="158"/>
+    <w:bookmarkStart w:id="160" w:name="ref-siple2021smallpelagics"/>
     <w:p>
       <w:pPr>
         <w:pStyle w:val="Bibliography"/>
@@ -17713,7 +20585,7 @@
       <w:r>
         <w:t xml:space="preserve"> </w:t>
       </w:r>
-      <w:hyperlink r:id="rId149">
+      <w:hyperlink r:id="rId159">
         <w:r>
           <w:rPr>
             <w:rStyle w:val="Hyperlink"/>
@@ -17722,8 +20594,8 @@
         </w:r>
       </w:hyperlink>
     </w:p>
-    <w:bookmarkEnd w:id="150"/>
-    <w:bookmarkStart w:id="152" w:name="ref-sprfmo2025mseworkshop"/>
+    <w:bookmarkEnd w:id="160"/>
+    <w:bookmarkStart w:id="162" w:name="ref-sprfmo2025mseworkshop"/>
     <w:p>
       <w:pPr>
         <w:pStyle w:val="Bibliography"/>
@@ -17792,7 +20664,7 @@
       <w:r>
         <w:t xml:space="preserve"> </w:t>
       </w:r>
-      <w:hyperlink r:id="rId151">
+      <w:hyperlink r:id="rId161">
         <w:r>
           <w:rPr>
             <w:rStyle w:val="Hyperlink"/>
@@ -17801,8 +20673,8 @@
         </w:r>
       </w:hyperlink>
     </w:p>
-    <w:bookmarkEnd w:id="152"/>
-    <w:bookmarkStart w:id="154" w:name="ref-sprfmo2025annex11"/>
+    <w:bookmarkEnd w:id="162"/>
+    <w:bookmarkStart w:id="164" w:name="ref-sprfmo2025annex11"/>
     <w:p>
       <w:pPr>
         <w:pStyle w:val="Bibliography"/>
@@ -17826,7 +20698,7 @@
       <w:r>
         <w:t xml:space="preserve"> </w:t>
       </w:r>
-      <w:hyperlink r:id="rId153">
+      <w:hyperlink r:id="rId163">
         <w:r>
           <w:rPr>
             <w:rStyle w:val="Hyperlink"/>
@@ -17835,9 +20707,9 @@
         </w:r>
       </w:hyperlink>
     </w:p>
-    <w:bookmarkEnd w:id="154"/>
-    <w:bookmarkEnd w:id="155"/>
-    <w:bookmarkEnd w:id="156"/>
+    <w:bookmarkEnd w:id="164"/>
+    <w:bookmarkEnd w:id="165"/>
+    <w:bookmarkEnd w:id="166"/>
     <w:sectPr>
       <w:footnotePr>
         <w:numRestart w:val="eachSect"/>

--- a/docs/JM-WP-BM-01.docx
+++ b/docs/JM-WP-BM-01.docx
@@ -136,6 +136,16 @@
       </w:pPr>
       <w:r>
         <w:rPr>
+          <w:b/>
+          <w:bCs/>
+        </w:rPr>
+        <w:t xml:space="preserve">1.</w:t>
+      </w:r>
+      <w:r>
+        <w:t xml:space="preserve"> </w:t>
+      </w:r>
+      <w:r>
+        <w:rPr>
           <w:i/>
           <w:iCs/>
         </w:rPr>
@@ -166,6 +176,16 @@
         <w:pStyle w:val="FirstParagraph"/>
       </w:pPr>
       <w:r>
+        <w:rPr>
+          <w:b/>
+          <w:bCs/>
+        </w:rPr>
+        <w:t xml:space="preserve">2.</w:t>
+      </w:r>
+      <w:r>
+        <w:t xml:space="preserve"> </w:t>
+      </w:r>
+      <w:r>
         <w:t xml:space="preserve">This working paper documents the base SC13 jack mackerel assessment model used for advice under the single-stock and two-stock hypotheses, corresponding to model configurations</w:t>
       </w:r>
       <w:r>
@@ -200,6 +220,16 @@
       <w:pPr>
         <w:pStyle w:val="BodyText"/>
       </w:pPr>
+      <w:r>
+        <w:rPr>
+          <w:b/>
+          <w:bCs/>
+        </w:rPr>
+        <w:t xml:space="preserve">3.</w:t>
+      </w:r>
+      <w:r>
+        <w:t xml:space="preserve"> </w:t>
+      </w:r>
       <w:r>
         <w:t xml:space="preserve">The immediate justification for beginning this work is to avoid carrying into MSE several complicated features that were identified during the</w:t>
       </w:r>
@@ -224,10 +254,20 @@
       </w:pPr>
       <w:r>
         <w:rPr>
+          <w:b/>
+          <w:bCs/>
+        </w:rPr>
+        <w:t xml:space="preserve">4.</w:t>
+      </w:r>
+      <w:r>
+        <w:t xml:space="preserve"> </w:t>
+      </w:r>
+      <w:r>
+        <w:rPr>
           <w:i/>
           <w:iCs/>
         </w:rPr>
-        <w:t xml:space="preserve">This revision incorporates comments from Iago Mosqueira (IPSC/JRC) on selectivity uncertainty, index influence, recruitment regimes, reference point consistency, and northern stock harmonization. Reviewer observations appear in callout boxes throughout Section 6.</w:t>
+        <w:t xml:space="preserve">This revision incorporates comments from Iago Mosqueira (IPSC/JRC) on selectivity uncertainty, index influence, recruitment regimes, reference point consistency, and northern stock harmonization. Notes appear in callout boxes throughout Section 6.</w:t>
       </w:r>
     </w:p>
     <w:bookmarkEnd w:id="25"/>
@@ -245,6 +285,16 @@
         <w:pStyle w:val="FirstParagraph"/>
       </w:pPr>
       <w:r>
+        <w:rPr>
+          <w:b/>
+          <w:bCs/>
+        </w:rPr>
+        <w:t xml:space="preserve">5.</w:t>
+      </w:r>
+      <w:r>
+        <w:t xml:space="preserve"> </w:t>
+      </w:r>
+      <w:r>
         <w:t xml:space="preserve">The Joint Jack Mackerel Model has been the core age-structured assessment framework used by SPRFMO for jack mackerel over a series of annual updates and technical workshops. In general terms, the model belongs to the class of forward-projecting statistical catch-at-age models developed for fisheries assessment, with estimated population dynamics linked to catch, abundance indices, and composition data through a likelihood-based framework</w:t>
       </w:r>
       <w:r>
@@ -271,6 +321,16 @@
         <w:pStyle w:val="BodyText"/>
       </w:pPr>
       <w:r>
+        <w:rPr>
+          <w:b/>
+          <w:bCs/>
+        </w:rPr>
+        <w:t xml:space="preserve">6.</w:t>
+      </w:r>
+      <w:r>
+        <w:t xml:space="preserve"> </w:t>
+      </w:r>
+      <w:r>
         <w:t xml:space="preserve">The formal technical reference for the accepted SC13 assessment remains Annex 11 of the SC13 report, the Jack Mackerel Technical Annex</w:t>
       </w:r>
       <w:r>
@@ -288,6 +348,16 @@
         <w:pStyle w:val="BodyText"/>
       </w:pPr>
       <w:r>
+        <w:rPr>
+          <w:b/>
+          <w:bCs/>
+        </w:rPr>
+        <w:t xml:space="preserve">7.</w:t>
+      </w:r>
+      <w:r>
+        <w:t xml:space="preserve"> </w:t>
+      </w:r>
+      <w:r>
         <w:t xml:space="preserve">Within the present repository, the SC13 assessment update is represented by model series</w:t>
       </w:r>
       <w:r>
@@ -361,6 +431,16 @@
       <w:pPr>
         <w:pStyle w:val="BodyText"/>
       </w:pPr>
+      <w:r>
+        <w:rPr>
+          <w:b/>
+          <w:bCs/>
+        </w:rPr>
+        <w:t xml:space="preserve">8.</w:t>
+      </w:r>
+      <w:r>
+        <w:t xml:space="preserve"> </w:t>
+      </w:r>
       <w:r>
         <w:t xml:space="preserve">The motivation for documenting these models in a separate working paper is practical. MSE is most useful when the operating model and the management procedure are both transparent, interpretable, and robust to the major uncertainties that matter for management</w:t>
       </w:r>
@@ -418,6 +498,16 @@
       <w:pPr>
         <w:pStyle w:val="FirstParagraph"/>
       </w:pPr>
+      <w:r>
+        <w:rPr>
+          <w:b/>
+          <w:bCs/>
+        </w:rPr>
+        <w:t xml:space="preserve">9.</w:t>
+      </w:r>
+      <w:r>
+        <w:t xml:space="preserve"> </w:t>
+      </w:r>
       <w:r>
         <w:t xml:space="preserve">This paper is based on the contents of the assessment directory, with the following files providing the main technical basis for the description:</w:t>
       </w:r>
@@ -583,6 +673,16 @@
         <w:pStyle w:val="FirstParagraph"/>
       </w:pPr>
       <w:r>
+        <w:rPr>
+          <w:b/>
+          <w:bCs/>
+        </w:rPr>
+        <w:t xml:space="preserve">10.</w:t>
+      </w:r>
+      <w:r>
+        <w:t xml:space="preserve"> </w:t>
+      </w:r>
+      <w:r>
         <w:t xml:space="preserve">The objective here is not to reproduce every detail already contained in the annex. Rather, the objective is to extract from those materials a concise but technically defensible description of the SC13 base model for later MSE use.</w:t>
       </w:r>
     </w:p>
@@ -610,6 +710,16 @@
         <w:pStyle w:val="FirstParagraph"/>
       </w:pPr>
       <w:r>
+        <w:rPr>
+          <w:b/>
+          <w:bCs/>
+        </w:rPr>
+        <w:t xml:space="preserve">11.</w:t>
+      </w:r>
+      <w:r>
+        <w:t xml:space="preserve"> </w:t>
+      </w:r>
+      <w:r>
         <w:t xml:space="preserve">The annex describes the JJM as an explicitly age-structured forward projection model estimated by maximum likelihood. That places it firmly within the standard family of integrated fisheries assessment models derived from statistical catch-at-age theory</w:t>
       </w:r>
       <w:r>
@@ -635,6 +745,16 @@
       <w:pPr>
         <w:pStyle w:val="BodyText"/>
       </w:pPr>
+      <w:r>
+        <w:rPr>
+          <w:b/>
+          <w:bCs/>
+        </w:rPr>
+        <w:t xml:space="preserve">12.</w:t>
+      </w:r>
+      <w:r>
+        <w:t xml:space="preserve"> </w:t>
+      </w:r>
       <w:r>
         <w:t xml:space="preserve">For SC13, the model is run over years 1970-2025 and ages 1-12. The common data file</w:t>
       </w:r>
@@ -668,6 +788,16 @@
       <w:pPr>
         <w:pStyle w:val="FirstParagraph"/>
       </w:pPr>
+      <w:r>
+        <w:rPr>
+          <w:b/>
+          <w:bCs/>
+        </w:rPr>
+        <w:t xml:space="preserve">13.</w:t>
+      </w:r>
+      <w:r>
+        <w:t xml:space="preserve"> </w:t>
+      </w:r>
       <w:r>
         <w:t xml:space="preserve">The SC13 base data set contains four fleets:</w:t>
       </w:r>
@@ -749,6 +879,16 @@
         <w:pStyle w:val="FirstParagraph"/>
       </w:pPr>
       <w:r>
+        <w:rPr>
+          <w:b/>
+          <w:bCs/>
+        </w:rPr>
+        <w:t xml:space="preserve">14.</w:t>
+      </w:r>
+      <w:r>
+        <w:t xml:space="preserve"> </w:t>
+      </w:r>
+      <w:r>
         <w:t xml:space="preserve">The composition data structure differs by fleet. Age compositions are used for</w:t>
       </w:r>
       <w:r>
@@ -822,6 +962,16 @@
       <w:pPr>
         <w:pStyle w:val="BodyText"/>
       </w:pPr>
+      <w:r>
+        <w:rPr>
+          <w:b/>
+          <w:bCs/>
+        </w:rPr>
+        <w:t xml:space="preserve">15.</w:t>
+      </w:r>
+      <w:r>
+        <w:t xml:space="preserve"> </w:t>
+      </w:r>
       <w:r>
         <w:t xml:space="preserve">The same data file also includes seven abundance indices:</w:t>
       </w:r>
@@ -957,6 +1107,16 @@
         <w:pStyle w:val="FirstParagraph"/>
       </w:pPr>
       <w:r>
+        <w:rPr>
+          <w:b/>
+          <w:bCs/>
+        </w:rPr>
+        <w:t xml:space="preserve">16.</w:t>
+      </w:r>
+      <w:r>
+        <w:t xml:space="preserve"> </w:t>
+      </w:r>
+      <w:r>
         <w:t xml:space="preserve">This is therefore not a sparse index-only assessment. It is a fully integrated model in which trends in biomass and recruitment are informed simultaneously by catch, multiple abundance indices, and composition data, with the latter carrying substantial influence over selectivity and year-class interpretation. The use of composition data at this level also means that weighting, effective sample size, and selectivity specification become major determinants of fit and inference</w:t>
       </w:r>
       <w:r>
@@ -984,6 +1144,16 @@
         <w:pStyle w:val="FirstParagraph"/>
       </w:pPr>
       <w:r>
+        <w:rPr>
+          <w:b/>
+          <w:bCs/>
+        </w:rPr>
+        <w:t xml:space="preserve">17.</w:t>
+      </w:r>
+      <w:r>
+        <w:t xml:space="preserve"> </w:t>
+      </w:r>
+      <w:r>
         <w:t xml:space="preserve">The annex and control files together indicate a standard age-structured population dynamic framework with stock recruitment, natural mortality, growth, maturity, fleet selectivity, survey selectivity, and catchability. The growth component follows the usual fisheries implementation of the von Bertalanffy growth relationship</w:t>
       </w:r>
       <w:r>
@@ -1001,6 +1171,16 @@
         <w:pStyle w:val="BodyText"/>
       </w:pPr>
       <w:r>
+        <w:rPr>
+          <w:b/>
+          <w:bCs/>
+        </w:rPr>
+        <w:t xml:space="preserve">18.</w:t>
+      </w:r>
+      <w:r>
+        <w:t xml:space="preserve"> </w:t>
+      </w:r>
+      <w:r>
         <w:t xml:space="preserve">Selectivity is an especially important feature of the SC13 implementation. The annex describes selectivity as non-parametric, fishery-specific, and time-varying. The control files confirm this, showing fleet-specific selectivity structures, annual or block changes by fleet, and selectivity penalties applied to both fisheries and surveys. Time-varying selectivity is a familiar response to changes in fishery behavior and sampling structure, but it is also known to complicate interpretation in catch-at-age assessments</w:t>
       </w:r>
       <w:r>
@@ -1018,6 +1198,16 @@
         <w:pStyle w:val="BodyText"/>
       </w:pPr>
       <w:r>
+        <w:rPr>
+          <w:b/>
+          <w:bCs/>
+        </w:rPr>
+        <w:t xml:space="preserve">19.</w:t>
+      </w:r>
+      <w:r>
+        <w:t xml:space="preserve"> </w:t>
+      </w:r>
+      <w:r>
         <w:t xml:space="preserve">Catchability is index-specific and includes shared settings across the two hypotheses. The annex further notes that standardized CPUE series include explicit assumptions about efficiency creep, consistent with broader literature on fleet evolution and changing fishing power</w:t>
       </w:r>
       <w:r>
@@ -1034,6 +1224,16 @@
       <w:pPr>
         <w:pStyle w:val="BodyText"/>
       </w:pPr>
+      <w:r>
+        <w:rPr>
+          <w:b/>
+          <w:bCs/>
+        </w:rPr>
+        <w:t xml:space="preserve">20.</w:t>
+      </w:r>
+      <w:r>
+        <w:t xml:space="preserve"> </w:t>
+      </w:r>
       <w:r>
         <w:t xml:space="preserve">A compact mathematical summary of the core model structure is provided in the appendix so that the main text can stay focused on the SC13 implementation choices rather than on notation.</w:t>
       </w:r>
@@ -1053,6 +1253,16 @@
         <w:pStyle w:val="FirstParagraph"/>
       </w:pPr>
       <w:r>
+        <w:rPr>
+          <w:b/>
+          <w:bCs/>
+        </w:rPr>
+        <w:t xml:space="preserve">21.</w:t>
+      </w:r>
+      <w:r>
+        <w:t xml:space="preserve"> </w:t>
+      </w:r>
+      <w:r>
         <w:t xml:space="preserve">The SC13 annex states that</w:t>
       </w:r>
       <w:r>
@@ -1114,6 +1324,16 @@
       <w:pPr>
         <w:pStyle w:val="BodyText"/>
       </w:pPr>
+      <w:r>
+        <w:rPr>
+          <w:b/>
+          <w:bCs/>
+        </w:rPr>
+        <w:t xml:space="preserve">22.</w:t>
+      </w:r>
+      <w:r>
+        <w:t xml:space="preserve"> </w:t>
+      </w:r>
       <w:r>
         <w:t xml:space="preserve">The projection scripts in</w:t>
       </w:r>
@@ -1191,6 +1411,16 @@
         <w:pStyle w:val="FirstParagraph"/>
       </w:pPr>
       <w:r>
+        <w:rPr>
+          <w:b/>
+          <w:bCs/>
+        </w:rPr>
+        <w:t xml:space="preserve">23.</w:t>
+      </w:r>
+      <w:r>
+        <w:t xml:space="preserve"> </w:t>
+      </w:r>
+      <w:r>
         <w:t xml:space="preserve">The control file</w:t>
       </w:r>
       <w:r>
@@ -1214,6 +1444,16 @@
         <w:pStyle w:val="BodyText"/>
       </w:pPr>
       <w:r>
+        <w:rPr>
+          <w:b/>
+          <w:bCs/>
+        </w:rPr>
+        <w:t xml:space="preserve">24.</w:t>
+      </w:r>
+      <w:r>
+        <w:t xml:space="preserve"> </w:t>
+      </w:r>
+      <w:r>
         <w:t xml:space="preserve">From a structural point of view,</w:t>
       </w:r>
       <w:r>
@@ -1236,6 +1476,16 @@
       <w:pPr>
         <w:pStyle w:val="BodyText"/>
       </w:pPr>
+      <w:r>
+        <w:rPr>
+          <w:b/>
+          <w:bCs/>
+        </w:rPr>
+        <w:t xml:space="preserve">25.</w:t>
+      </w:r>
+      <w:r>
+        <w:t xml:space="preserve"> </w:t>
+      </w:r>
       <w:r>
         <w:t xml:space="preserve">The fitted report file indicates that the model is strongly informed by composition and selectivity components. The total objective function reported in</w:t>
       </w:r>
@@ -1294,6 +1544,16 @@
         <w:pStyle w:val="FirstParagraph"/>
       </w:pPr>
       <w:r>
+        <w:rPr>
+          <w:b/>
+          <w:bCs/>
+        </w:rPr>
+        <w:t xml:space="preserve">26.</w:t>
+      </w:r>
+      <w:r>
+        <w:t xml:space="preserve"> </w:t>
+      </w:r>
+      <w:r>
         <w:t xml:space="preserve">The control file</w:t>
       </w:r>
       <w:r>
@@ -1317,6 +1577,16 @@
         <w:pStyle w:val="BodyText"/>
       </w:pPr>
       <w:r>
+        <w:rPr>
+          <w:b/>
+          <w:bCs/>
+        </w:rPr>
+        <w:t xml:space="preserve">27.</w:t>
+      </w:r>
+      <w:r>
+        <w:t xml:space="preserve"> </w:t>
+      </w:r>
+      <w:r>
         <w:t xml:space="preserve">The most consequential structural difference lies in recruitment and biological assignment. The two-stock control file specifies</w:t>
       </w:r>
       <w:r>
@@ -1361,6 +1631,16 @@
         <w:pStyle w:val="BodyText"/>
       </w:pPr>
       <w:r>
+        <w:rPr>
+          <w:b/>
+          <w:bCs/>
+        </w:rPr>
+        <w:t xml:space="preserve">28.</w:t>
+      </w:r>
+      <w:r>
+        <w:t xml:space="preserve"> </w:t>
+      </w:r>
+      <w:r>
         <w:t xml:space="preserve">The treatment of the Far North fleet also changes substantially under</w:t>
       </w:r>
       <w:r>
@@ -1440,6 +1720,16 @@
       <w:pPr>
         <w:pStyle w:val="BodyText"/>
       </w:pPr>
+      <w:r>
+        <w:rPr>
+          <w:b/>
+          <w:bCs/>
+        </w:rPr>
+        <w:t xml:space="preserve">29.</w:t>
+      </w:r>
+      <w:r>
+        <w:t xml:space="preserve"> </w:t>
+      </w:r>
       <w:r>
         <w:t xml:space="preserve">The fitted report file for</w:t>
       </w:r>
@@ -1488,6 +1778,16 @@
       <w:pPr>
         <w:pStyle w:val="FirstParagraph"/>
       </w:pPr>
+      <w:r>
+        <w:rPr>
+          <w:b/>
+          <w:bCs/>
+        </w:rPr>
+        <w:t xml:space="preserve">30.</w:t>
+      </w:r>
+      <w:r>
+        <w:t xml:space="preserve"> </w:t>
+      </w:r>
       <w:r>
         <w:t xml:space="preserve">The main structural differences between the two SC13 advice models are summarized in</w:t>
       </w:r>
@@ -1993,6 +2293,16 @@
         <w:pStyle w:val="BodyText"/>
       </w:pPr>
       <w:r>
+        <w:rPr>
+          <w:b/>
+          <w:bCs/>
+        </w:rPr>
+        <w:t xml:space="preserve">31.</w:t>
+      </w:r>
+      <w:r>
+        <w:t xml:space="preserve"> </w:t>
+      </w:r>
+      <w:r>
         <w:t xml:space="preserve">The commonality between the two models is therefore greater than their difference in terms of data inputs and overall assessment machinery. The key differences lie in stock allocation, biology, recruitment structure, and the degree of complexity assigned to the northern part of the system.</w:t>
       </w:r>
     </w:p>
@@ -2012,6 +2322,16 @@
         <w:pStyle w:val="FirstParagraph"/>
       </w:pPr>
       <w:r>
+        <w:rPr>
+          <w:b/>
+          <w:bCs/>
+        </w:rPr>
+        <w:t xml:space="preserve">32.</w:t>
+      </w:r>
+      <w:r>
+        <w:t xml:space="preserve"> </w:t>
+      </w:r>
+      <w:r>
         <w:t xml:space="preserve">The July 2025 MSE workshop concluded that the base assessment should probably</w:t>
       </w:r>
       <w:r>
@@ -2032,6 +2352,16 @@
         <w:pStyle w:val="BodyText"/>
       </w:pPr>
       <w:r>
+        <w:rPr>
+          <w:b/>
+          <w:bCs/>
+        </w:rPr>
+        <w:t xml:space="preserve">33.</w:t>
+      </w:r>
+      <w:r>
+        <w:t xml:space="preserve"> </w:t>
+      </w:r>
+      <w:r>
         <w:t xml:space="preserve">The SC13 base model uses extensive time-varying selectivity. This practice continued</w:t>
       </w:r>
       <w:r>
@@ -2073,6 +2403,16 @@
         <w:pStyle w:val="BodyText"/>
       </w:pPr>
       <w:r>
+        <w:rPr>
+          <w:b/>
+          <w:bCs/>
+        </w:rPr>
+        <w:t xml:space="preserve">34.</w:t>
+      </w:r>
+      <w:r>
+        <w:t xml:space="preserve"> </w:t>
+      </w:r>
+      <w:r>
         <w:t xml:space="preserve">In the base model the reference points are dynamic.</w:t>
       </w:r>
       <w:r>
@@ -2147,6 +2487,16 @@
         <w:pStyle w:val="BodyText"/>
       </w:pPr>
       <w:r>
+        <w:rPr>
+          <w:b/>
+          <w:bCs/>
+        </w:rPr>
+        <w:t xml:space="preserve">35.</w:t>
+      </w:r>
+      <w:r>
+        <w:t xml:space="preserve"> </w:t>
+      </w:r>
+      <w:r>
         <w:t xml:space="preserve">Similarly, the projection assumptions differ from the fitting assumptions. The projection scripts</w:t>
       </w:r>
       <w:r>
@@ -2194,6 +2544,16 @@
         <w:pStyle w:val="BodyText"/>
       </w:pPr>
       <w:r>
+        <w:rPr>
+          <w:b/>
+          <w:bCs/>
+        </w:rPr>
+        <w:t xml:space="preserve">36.</w:t>
+      </w:r>
+      <w:r>
+        <w:t xml:space="preserve"> </w:t>
+      </w:r>
+      <w:r>
         <w:t xml:space="preserve">Additionally stock-structure uncertainty is mixed in with other differences.</w:t>
       </w:r>
       <w:r>
@@ -2264,7 +2624,7 @@
       </w:r>
     </w:p>
     <w:bookmarkEnd w:id="38"/>
-    <w:bookmarkStart w:id="121" w:name="proposed-simplified-alternatives"/>
+    <w:bookmarkStart w:id="147" w:name="proposed-simplified-alternatives"/>
     <w:p>
       <w:pPr>
         <w:pStyle w:val="Heading1"/>
@@ -2278,6 +2638,16 @@
         <w:pStyle w:val="FirstParagraph"/>
       </w:pPr>
       <w:r>
+        <w:rPr>
+          <w:b/>
+          <w:bCs/>
+        </w:rPr>
+        <w:t xml:space="preserve">37.</w:t>
+      </w:r>
+      <w:r>
+        <w:t xml:space="preserve"> </w:t>
+      </w:r>
+      <w:r>
         <w:t xml:space="preserve">The SC13 base model should be treated as the reference assessment formulation. Simplified alternatives should therefore be judged by how much of the essential behavior of the base model they retain while removing structural complexity that is not needed for MSE.</w:t>
       </w:r>
     </w:p>
@@ -2285,6 +2655,16 @@
       <w:pPr>
         <w:pStyle w:val="BodyText"/>
       </w:pPr>
+      <w:r>
+        <w:rPr>
+          <w:b/>
+          <w:bCs/>
+        </w:rPr>
+        <w:t xml:space="preserve">38.</w:t>
+      </w:r>
+      <w:r>
+        <w:t xml:space="preserve"> </w:t>
+      </w:r>
       <w:r>
         <w:t xml:space="preserve">A practical first working set of alternatives is summarized in</w:t>
       </w:r>
@@ -2353,12 +2733,12 @@
               <w:tblLook w:firstRow="1" w:lastRow="0" w:firstColumn="0" w:lastColumn="0" w:noHBand="0" w:noVBand="0" w:val="0020"/>
             </w:tblPr>
             <w:tblGrid>
-              <w:gridCol w:w="204"/>
-              <w:gridCol w:w="327"/>
-              <w:gridCol w:w="327"/>
-              <w:gridCol w:w="2333"/>
-              <w:gridCol w:w="2455"/>
-              <w:gridCol w:w="2271"/>
+              <w:gridCol w:w="184"/>
+              <w:gridCol w:w="295"/>
+              <w:gridCol w:w="295"/>
+              <w:gridCol w:w="2104"/>
+              <w:gridCol w:w="2806"/>
+              <w:gridCol w:w="2233"/>
             </w:tblGrid>
             <w:tr>
               <w:trPr>
@@ -2703,6 +3083,196 @@
                   </w:pPr>
                   <w:r>
                     <w:t xml:space="preserve">Tests whether restoring S-C Chile selectivity flexibility recovers fit within the block-selectivity framework.</w:t>
+                  </w:r>
+                </w:p>
+              </w:tc>
+            </w:tr>
+            <w:tr>
+              <w:tc>
+                <w:tcPr/>
+                <w:p>
+                  <w:pPr>
+                    <w:pStyle w:val="Compact"/>
+                    <w:jc w:val="left"/>
+                    <w:jc w:val="center"/>
+                  </w:pPr>
+                  <w:r>
+                    <w:t xml:space="preserve">h1_2.01.2</w:t>
+                  </w:r>
+                </w:p>
+              </w:tc>
+              <w:tc>
+                <w:tcPr/>
+                <w:p>
+                  <w:pPr>
+                    <w:pStyle w:val="Compact"/>
+                    <w:jc w:val="left"/>
+                    <w:jc w:val="center"/>
+                  </w:pPr>
+                  <w:r>
+                    <w:t xml:space="preserve">h1_2.01.1</w:t>
+                  </w:r>
+                </w:p>
+              </w:tc>
+              <w:tc>
+                <w:tcPr/>
+                <w:p>
+                  <w:pPr>
+                    <w:pStyle w:val="Compact"/>
+                    <w:jc w:val="left"/>
+                    <w:jc w:val="center"/>
+                  </w:pPr>
+                  <w:r>
+                    <w:t xml:space="preserve">Single stock</w:t>
+                  </w:r>
+                </w:p>
+              </w:tc>
+              <w:tc>
+                <w:tcPr/>
+                <w:p>
+                  <w:pPr>
+                    <w:pStyle w:val="Compact"/>
+                    <w:jc w:val="left"/>
+                    <w:jc w:val="center"/>
+                  </w:pPr>
+                  <w:r>
+                    <w:t xml:space="preserve">Same reduced-index data as h1_2.01.1.</w:t>
+                  </w:r>
+                </w:p>
+              </w:tc>
+              <w:tc>
+                <w:tcPr/>
+                <w:p>
+                  <w:pPr>
+                    <w:pStyle w:val="Compact"/>
+                    <w:jc w:val="left"/>
+                    <w:jc w:val="center"/>
+                  </w:pPr>
+                  <w:r>
+                    <w:t xml:space="preserve">Keeps the</w:t>
+                  </w:r>
+                  <w:r>
+                    <w:t xml:space="preserve"> </w:t>
+                  </w:r>
+                  <w:r>
+                    <w:rPr>
+                      <w:rStyle w:val="VerbatimChar"/>
+                    </w:rPr>
+                    <w:t xml:space="preserve">h1_2.01.1</w:t>
+                  </w:r>
+                  <w:r>
+                    <w:t xml:space="preserve"> </w:t>
+                  </w:r>
+                  <w:r>
+                    <w:t xml:space="preserve">structure except replaces annual S-C Chile variability with five S-C Chile blocks starting in 1985, 1998, 2008, and 2016.</w:t>
+                  </w:r>
+                </w:p>
+              </w:tc>
+              <w:tc>
+                <w:tcPr/>
+                <w:p>
+                  <w:pPr>
+                    <w:pStyle w:val="Compact"/>
+                    <w:jc w:val="left"/>
+                    <w:jc w:val="center"/>
+                  </w:pPr>
+                  <w:r>
+                    <w:t xml:space="preserve">Tests whether a five-block S-C Chile treatment can retain recent structure without reverting to full annual flexibility.</w:t>
+                  </w:r>
+                </w:p>
+              </w:tc>
+            </w:tr>
+            <w:tr>
+              <w:tc>
+                <w:tcPr/>
+                <w:p>
+                  <w:pPr>
+                    <w:pStyle w:val="Compact"/>
+                    <w:jc w:val="left"/>
+                    <w:jc w:val="center"/>
+                  </w:pPr>
+                  <w:r>
+                    <w:t xml:space="preserve">h1_2.01.3</w:t>
+                  </w:r>
+                </w:p>
+              </w:tc>
+              <w:tc>
+                <w:tcPr/>
+                <w:p>
+                  <w:pPr>
+                    <w:pStyle w:val="Compact"/>
+                    <w:jc w:val="left"/>
+                    <w:jc w:val="center"/>
+                  </w:pPr>
+                  <w:r>
+                    <w:t xml:space="preserve">h1_2.01</w:t>
+                  </w:r>
+                </w:p>
+              </w:tc>
+              <w:tc>
+                <w:tcPr/>
+                <w:p>
+                  <w:pPr>
+                    <w:pStyle w:val="Compact"/>
+                    <w:jc w:val="left"/>
+                    <w:jc w:val="center"/>
+                  </w:pPr>
+                  <w:r>
+                    <w:t xml:space="preserve">Single stock</w:t>
+                  </w:r>
+                </w:p>
+              </w:tc>
+              <w:tc>
+                <w:tcPr/>
+                <w:p>
+                  <w:pPr>
+                    <w:pStyle w:val="Compact"/>
+                    <w:jc w:val="left"/>
+                    <w:jc w:val="center"/>
+                  </w:pPr>
+                  <w:r>
+                    <w:t xml:space="preserve">Same reduced-index data as h1_2.01.</w:t>
+                  </w:r>
+                </w:p>
+              </w:tc>
+              <w:tc>
+                <w:tcPr/>
+                <w:p>
+                  <w:pPr>
+                    <w:pStyle w:val="Compact"/>
+                    <w:jc w:val="left"/>
+                    <w:jc w:val="center"/>
+                  </w:pPr>
+                  <w:r>
+                    <w:t xml:space="preserve">Keeps the</w:t>
+                  </w:r>
+                  <w:r>
+                    <w:t xml:space="preserve"> </w:t>
+                  </w:r>
+                  <w:r>
+                    <w:rPr>
+                      <w:rStyle w:val="VerbatimChar"/>
+                    </w:rPr>
+                    <w:t xml:space="preserve">h1_2.01</w:t>
+                  </w:r>
+                  <w:r>
+                    <w:t xml:space="preserve"> </w:t>
+                  </w:r>
+                  <w:r>
+                    <w:t xml:space="preserve">selectivity structure but adds estimated random walks in index q for the retained indices and constrains q age scaling to ages 2-6.</w:t>
+                  </w:r>
+                </w:p>
+              </w:tc>
+              <w:tc>
+                <w:tcPr/>
+                <w:p>
+                  <w:pPr>
+                    <w:pStyle w:val="Compact"/>
+                    <w:jc w:val="left"/>
+                    <w:jc w:val="center"/>
+                  </w:pPr>
+                  <w:r>
+                    <w:t xml:space="preserve">Tests whether time-varying index catchability can recover fit within the block-selectivity formulation.</w:t>
                   </w:r>
                 </w:p>
               </w:tc>
@@ -2893,6 +3463,16 @@
         <w:pStyle w:val="BodyText"/>
       </w:pPr>
       <w:r>
+        <w:rPr>
+          <w:b/>
+          <w:bCs/>
+        </w:rPr>
+        <w:t xml:space="preserve">39.</w:t>
+      </w:r>
+      <w:r>
+        <w:t xml:space="preserve"> </w:t>
+      </w:r>
+      <w:r>
         <w:t xml:space="preserve">The</w:t>
       </w:r>
       <w:r>
@@ -2946,6 +3526,16 @@
         <w:pStyle w:val="FirstParagraph"/>
       </w:pPr>
       <w:r>
+        <w:rPr>
+          <w:b/>
+          <w:bCs/>
+        </w:rPr>
+        <w:t xml:space="preserve">40.</w:t>
+      </w:r>
+      <w:r>
+        <w:t xml:space="preserve"> </w:t>
+      </w:r>
+      <w:r>
         <w:t xml:space="preserve">There are three indices in the model that are no longer being conducted and generally</w:t>
       </w:r>
       <w:r>
@@ -2965,6 +3555,16 @@
       <w:pPr>
         <w:pStyle w:val="BodyText"/>
       </w:pPr>
+      <w:r>
+        <w:rPr>
+          <w:b/>
+          <w:bCs/>
+        </w:rPr>
+        <w:t xml:space="preserve">41.</w:t>
+      </w:r>
+      <w:r>
+        <w:t xml:space="preserve"> </w:t>
+      </w:r>
       <w:r>
         <w:t xml:space="preserve">The resulting sensitivity run is represented here by</w:t>
       </w:r>
@@ -3321,6 +3921,16 @@
         <w:pStyle w:val="BodyText"/>
       </w:pPr>
       <w:r>
+        <w:rPr>
+          <w:b/>
+          <w:bCs/>
+        </w:rPr>
+        <w:t xml:space="preserve">42.</w:t>
+      </w:r>
+      <w:r>
+        <w:t xml:space="preserve"> </w:t>
+      </w:r>
+      <w:r>
         <w:t xml:space="preserve">Relative to</w:t>
       </w:r>
       <w:r>
@@ -3506,7 +4116,7 @@
               <w:t xml:space="preserve"> </w:t>
             </w:r>
             <w:r>
-              <w:t xml:space="preserve">Reviewer comment (I. Mosqueira)</w:t>
+              <w:t xml:space="preserve">Note (I. Mosqueira)</w:t>
             </w:r>
           </w:p>
         </w:tc>
@@ -3529,6 +4139,16 @@
             <w:pPr>
               <w:spacing w:before="16" w:after="16"/>
             </w:pPr>
+            <w:r>
+              <w:rPr>
+                <w:b/>
+                <w:bCs/>
+              </w:rPr>
+              <w:t xml:space="preserve">43.</w:t>
+            </w:r>
+            <w:r>
+              <w:t xml:space="preserve"> </w:t>
+            </w:r>
             <w:r>
               <w:t xml:space="preserve">The existing</w:t>
             </w:r>
@@ -3557,6 +4177,16 @@
         <w:pStyle w:val="BodyText"/>
       </w:pPr>
       <w:r>
+        <w:rPr>
+          <w:b/>
+          <w:bCs/>
+        </w:rPr>
+        <w:t xml:space="preserve">44.</w:t>
+      </w:r>
+      <w:r>
+        <w:t xml:space="preserve"> </w:t>
+      </w:r>
+      <w:r>
         <w:t xml:space="preserve">The influence of individual indices on stock perception warrants specific attention alongside the question of which indices to retain. The Chilean acoustic survey (</w:t>
       </w:r>
       <w:r>
@@ -3582,7 +4212,7 @@
       </w:r>
     </w:p>
     <w:bookmarkEnd w:id="51"/>
-    <w:bookmarkStart w:id="98" w:name="simplified-selectivity-alternatives"/>
+    <w:bookmarkStart w:id="120" w:name="simplified-selectivity-alternatives"/>
     <w:p>
       <w:pPr>
         <w:pStyle w:val="Heading2"/>
@@ -3596,6 +4226,16 @@
         <w:pStyle w:val="FirstParagraph"/>
       </w:pPr>
       <w:r>
+        <w:rPr>
+          <w:b/>
+          <w:bCs/>
+        </w:rPr>
+        <w:t xml:space="preserve">45.</w:t>
+      </w:r>
+      <w:r>
+        <w:t xml:space="preserve"> </w:t>
+      </w:r>
+      <w:r>
         <w:t xml:space="preserve">Selectivity specification is the most important source of structural uncertainty in the SC13 base model, i</w:t>
       </w:r>
       <w:r>
@@ -3614,6 +4254,16 @@
           <w:b/>
           <w:bCs/>
         </w:rPr>
+        <w:t xml:space="preserve">46.</w:t>
+      </w:r>
+      <w:r>
+        <w:t xml:space="preserve"> </w:t>
+      </w:r>
+      <w:r>
+        <w:rPr>
+          <w:b/>
+          <w:bCs/>
+        </w:rPr>
         <w:t xml:space="preserve">Within-model selectivity structure.</w:t>
       </w:r>
       <w:r>
@@ -3623,7 +4273,7 @@
         <w:t xml:space="preserve">The first dimension is the selectivity structure used during model fitting. One option is to replace long annual selectivity histories with a limited set of blocks for each fleet — for example a historical block, a modern block, and a current block. This preserves the broad evidence that fishery selectivity has changed over time while avoiding dozens of annual deviations that are difficult to interpret and project forward. Block-based selectivity is recommended as the primary simplified alternative for the MSE operating models. It provides an interpretable and tractable representation of selectivity change without the parameter proliferation of annual non-parametric estimation.</w:t>
       </w:r>
     </w:p>
-    <w:bookmarkStart w:id="97" w:name="X518721fe55853f821d30f8adb270621fb439ada"/>
+    <w:bookmarkStart w:id="119" w:name="X518721fe55853f821d30f8adb270621fb439ada"/>
     <w:p>
       <w:pPr>
         <w:pStyle w:val="Heading3"/>
@@ -3636,6 +4286,16 @@
       <w:pPr>
         <w:pStyle w:val="FirstParagraph"/>
       </w:pPr>
+      <w:r>
+        <w:rPr>
+          <w:b/>
+          <w:bCs/>
+        </w:rPr>
+        <w:t xml:space="preserve">47.</w:t>
+      </w:r>
+      <w:r>
+        <w:t xml:space="preserve"> </w:t>
+      </w:r>
       <w:r>
         <w:t xml:space="preserve">Using the age-composition tables (Annex Tables 3-5) and the selectivity heatmaps (Annex Figures 37-38), it is possible to define time blocks where the age pattern, as a proxy for selectivity-at-age, is broadly stable for each fleet. The reduction below follows the main regime shifts visible in the data and is broadly consistent with how the current model already treats selectivity in some components.</w:t>
       </w:r>
@@ -3653,6 +4313,16 @@
       <w:pPr>
         <w:pStyle w:val="FirstParagraph"/>
       </w:pPr>
+      <w:r>
+        <w:rPr>
+          <w:b/>
+          <w:bCs/>
+        </w:rPr>
+        <w:t xml:space="preserve">48.</w:t>
+      </w:r>
+      <w:r>
+        <w:t xml:space="preserve"> </w:t>
+      </w:r>
       <w:r>
         <w:t xml:space="preserve">The following suggested blocks (based on age comps in Table 3 of the Annex) for this fleet are:</w:t>
       </w:r>
@@ -3738,6 +4408,16 @@
         <w:pStyle w:val="FirstParagraph"/>
       </w:pPr>
       <w:r>
+        <w:rPr>
+          <w:b/>
+          <w:bCs/>
+        </w:rPr>
+        <w:t xml:space="preserve">49.</w:t>
+      </w:r>
+      <w:r>
+        <w:t xml:space="preserve"> </w:t>
+      </w:r>
+      <w:r>
         <w:t xml:space="preserve">The main structural breaks for this fleet are around 1987 and 2016, which is also consistent with the increase in mean age shown in Annex Figure 31.</w:t>
       </w:r>
     </w:p>
@@ -3755,6 +4435,16 @@
       <w:pPr>
         <w:pStyle w:val="FirstParagraph"/>
       </w:pPr>
+      <w:r>
+        <w:rPr>
+          <w:b/>
+          <w:bCs/>
+        </w:rPr>
+        <w:t xml:space="preserve">50.</w:t>
+      </w:r>
+      <w:r>
+        <w:t xml:space="preserve"> </w:t>
+      </w:r>
       <w:r>
         <w:t xml:space="preserve">The following suggested blocks (based on age comps in Table 4 of the Annex) for this fleet are:</w:t>
       </w:r>
@@ -3840,6 +4530,16 @@
         <w:pStyle w:val="FirstParagraph"/>
       </w:pPr>
       <w:r>
+        <w:rPr>
+          <w:b/>
+          <w:bCs/>
+        </w:rPr>
+        <w:t xml:space="preserve">51.</w:t>
+      </w:r>
+      <w:r>
+        <w:t xml:space="preserve"> </w:t>
+      </w:r>
+      <w:r>
         <w:t xml:space="preserve">These blocks are consistent with the gradual aging trend noted elsewhere in the report, including the increase in mean age over the last decade.</w:t>
       </w:r>
     </w:p>
@@ -3857,6 +4557,16 @@
       <w:pPr>
         <w:pStyle w:val="FirstParagraph"/>
       </w:pPr>
+      <w:r>
+        <w:rPr>
+          <w:b/>
+          <w:bCs/>
+        </w:rPr>
+        <w:t xml:space="preserve">52.</w:t>
+      </w:r>
+      <w:r>
+        <w:t xml:space="preserve"> </w:t>
+      </w:r>
       <w:r>
         <w:t xml:space="preserve">The following suggested blocks (based on the length-composition pattern in Table 6 of the Annex, translated to implied age selectivity) for this fleet are:</w:t>
       </w:r>
@@ -3942,6 +4652,16 @@
         <w:pStyle w:val="FirstParagraph"/>
       </w:pPr>
       <w:r>
+        <w:rPr>
+          <w:b/>
+          <w:bCs/>
+        </w:rPr>
+        <w:t xml:space="preserve">53.</w:t>
+      </w:r>
+      <w:r>
+        <w:t xml:space="preserve"> </w:t>
+      </w:r>
+      <w:r>
         <w:t xml:space="preserve">This is notable because the current</w:t>
       </w:r>
       <w:r>
@@ -3974,6 +4694,16 @@
       <w:pPr>
         <w:pStyle w:val="FirstParagraph"/>
       </w:pPr>
+      <w:r>
+        <w:rPr>
+          <w:b/>
+          <w:bCs/>
+        </w:rPr>
+        <w:t xml:space="preserve">54.</w:t>
+      </w:r>
+      <w:r>
+        <w:t xml:space="preserve"> </w:t>
+      </w:r>
       <w:r>
         <w:t xml:space="preserve">The following suggested blocks (based on age comps in Table 5 of the Annex) for this fleet are:</w:t>
       </w:r>
@@ -4040,6 +4770,16 @@
         <w:pStyle w:val="FirstParagraph"/>
       </w:pPr>
       <w:r>
+        <w:rPr>
+          <w:b/>
+          <w:bCs/>
+        </w:rPr>
+        <w:t xml:space="preserve">55.</w:t>
+      </w:r>
+      <w:r>
+        <w:t xml:space="preserve"> </w:t>
+      </w:r>
+      <w:r>
         <w:t xml:space="preserve">These changes are consistent with the recent selectivity changes noted in the SC13 sensitivity runs.</w:t>
       </w:r>
     </w:p>
@@ -4057,6 +4797,16 @@
       <w:pPr>
         <w:pStyle w:val="FirstParagraph"/>
       </w:pPr>
+      <w:r>
+        <w:rPr>
+          <w:b/>
+          <w:bCs/>
+        </w:rPr>
+        <w:t xml:space="preserve">56.</w:t>
+      </w:r>
+      <w:r>
+        <w:t xml:space="preserve"> </w:t>
+      </w:r>
       <w:r>
         <w:t xml:space="preserve">If a more parsimonious common structure is preferred, a shared set of broad periods could be:</w:t>
       </w:r>
@@ -4130,6 +4880,16 @@
         <w:pStyle w:val="FirstParagraph"/>
       </w:pPr>
       <w:r>
+        <w:rPr>
+          <w:b/>
+          <w:bCs/>
+        </w:rPr>
+        <w:t xml:space="preserve">57.</w:t>
+      </w:r>
+      <w:r>
+        <w:t xml:space="preserve"> </w:t>
+      </w:r>
+      <w:r>
         <w:t xml:space="preserve">This common structure could then be supplemented with:</w:t>
       </w:r>
     </w:p>
@@ -4172,6 +4932,16 @@
         <w:pStyle w:val="FirstParagraph"/>
       </w:pPr>
       <w:r>
+        <w:rPr>
+          <w:b/>
+          <w:bCs/>
+        </w:rPr>
+        <w:t xml:space="preserve">58.</w:t>
+      </w:r>
+      <w:r>
+        <w:t xml:space="preserve"> </w:t>
+      </w:r>
+      <w:r>
         <w:t xml:space="preserve">Across fleets, the main broad pattern is a recent shift toward older fish after about 2015, with the offshore fleet as the main exception because it shows more recent spikes in younger selectivity.</w:t>
       </w:r>
     </w:p>
@@ -4179,6 +4949,16 @@
       <w:pPr>
         <w:pStyle w:val="BodyText"/>
       </w:pPr>
+      <w:r>
+        <w:rPr>
+          <w:b/>
+          <w:bCs/>
+        </w:rPr>
+        <w:t xml:space="preserve">59.</w:t>
+      </w:r>
+      <w:r>
+        <w:t xml:space="preserve"> </w:t>
+      </w:r>
       <w:r>
         <w:t xml:space="preserve">The clearest global breakpoints appear to be:</w:t>
       </w:r>
@@ -4245,11 +5025,21 @@
         <w:pStyle w:val="FirstParagraph"/>
       </w:pPr>
       <w:r>
+        <w:rPr>
+          <w:b/>
+          <w:bCs/>
+        </w:rPr>
+        <w:t xml:space="preserve">60.</w:t>
+      </w:r>
+      <w:r>
+        <w:t xml:space="preserve"> </w:t>
+      </w:r>
+      <w:r>
         <w:t xml:space="preserve">These broad breakpoints also align with changes in fishing pressure, the stock rebuilding phase, and the model note that recent selectivity favors older fish.</w:t>
       </w:r>
     </w:p>
     <w:bookmarkEnd w:id="57"/>
-    <w:bookmarkStart w:id="96" w:name="illustrative-fit-with-selectivity-blocks"/>
+    <w:bookmarkStart w:id="118" w:name="illustrative-fit-with-selectivity-blocks"/>
     <w:p>
       <w:pPr>
         <w:pStyle w:val="Heading4"/>
@@ -4262,6 +5052,16 @@
       <w:pPr>
         <w:pStyle w:val="FirstParagraph"/>
       </w:pPr>
+      <w:r>
+        <w:rPr>
+          <w:b/>
+          <w:bCs/>
+        </w:rPr>
+        <w:t xml:space="preserve">61.</w:t>
+      </w:r>
+      <w:r>
+        <w:t xml:space="preserve"> </w:t>
+      </w:r>
       <w:r>
         <w:t xml:space="preserve">To illustrate the effect of imposing the proposed fleet-specific selectivity blocks, I fitted a reduced-index sensitivity with those block years hard-coded in the fishery selectivity specification. The resulting run is represented here by</w:t>
       </w:r>
@@ -4594,6 +5394,16 @@
         <w:pStyle w:val="BodyText"/>
       </w:pPr>
       <w:r>
+        <w:rPr>
+          <w:b/>
+          <w:bCs/>
+        </w:rPr>
+        <w:t xml:space="preserve">62.</w:t>
+      </w:r>
+      <w:r>
+        <w:t xml:space="preserve"> </w:t>
+      </w:r>
+      <w:r>
         <w:t xml:space="preserve">Relative to</w:t>
       </w:r>
       <w:r>
@@ -4698,6 +5508,16 @@
       <w:pPr>
         <w:pStyle w:val="BodyText"/>
       </w:pPr>
+      <w:r>
+        <w:rPr>
+          <w:b/>
+          <w:bCs/>
+        </w:rPr>
+        <w:t xml:space="preserve">63.</w:t>
+      </w:r>
+      <w:r>
+        <w:t xml:space="preserve"> </w:t>
+      </w:r>
       <w:r>
         <w:t xml:space="preserve">The negative-log-likelihood breakdown for the base single-stock model and the two simplified alternatives is shown in</w:t>
       </w:r>
@@ -7082,6 +7902,16 @@
         <w:pStyle w:val="BodyText"/>
       </w:pPr>
       <w:r>
+        <w:rPr>
+          <w:b/>
+          <w:bCs/>
+        </w:rPr>
+        <w:t xml:space="preserve">64.</w:t>
+      </w:r>
+      <w:r>
+        <w:t xml:space="preserve"> </w:t>
+      </w:r>
+      <w:r>
         <w:t xml:space="preserve">Viewed in more detail, the reduced-index configuration suggests that dropping the discontinued or older index series generally relaxes pressure on the rest of the fit. When attention is restricted to the retained comparable indices, the aggregate index likelihood declines modestly from</w:t>
       </w:r>
       <w:r>
@@ -7147,6 +7977,16 @@
         <w:pStyle w:val="BodyText"/>
       </w:pPr>
       <w:r>
+        <w:rPr>
+          <w:b/>
+          <w:bCs/>
+        </w:rPr>
+        <w:t xml:space="preserve">65.</w:t>
+      </w:r>
+      <w:r>
+        <w:t xml:space="preserve"> </w:t>
+      </w:r>
+      <w:r>
         <w:t xml:space="preserve">By contrast, imposing the block selectivity structure in</w:t>
       </w:r>
       <w:r>
@@ -7169,6 +8009,16 @@
       <w:pPr>
         <w:pStyle w:val="BodyText"/>
       </w:pPr>
+      <w:r>
+        <w:rPr>
+          <w:b/>
+          <w:bCs/>
+        </w:rPr>
+        <w:t xml:space="preserve">66.</w:t>
+      </w:r>
+      <w:r>
+        <w:t xml:space="preserve"> </w:t>
+      </w:r>
       <w:r>
         <w:t xml:space="preserve">The visual fit to the retained and comparable abundance indices is shown in</w:t>
       </w:r>
@@ -7356,6 +8206,16 @@
           <w:b/>
           <w:bCs/>
         </w:rPr>
+        <w:t xml:space="preserve">67.</w:t>
+      </w:r>
+      <w:r>
+        <w:t xml:space="preserve"> </w:t>
+      </w:r>
+      <w:r>
+        <w:rPr>
+          <w:b/>
+          <w:bCs/>
+        </w:rPr>
         <w:t xml:space="preserve">Projection-period selectivity uncertainty.</w:t>
       </w:r>
       <w:r>
@@ -7450,7 +8310,7 @@
               <w:t xml:space="preserve"> </w:t>
             </w:r>
             <w:r>
-              <w:t xml:space="preserve">Reviewer comment (I. Mosqueira)</w:t>
+              <w:t xml:space="preserve">Note (I. Mosqueira)</w:t>
             </w:r>
           </w:p>
         </w:tc>
@@ -7474,6 +8334,16 @@
               <w:spacing w:before="16"/>
             </w:pPr>
             <w:r>
+              <w:rPr>
+                <w:b/>
+                <w:bCs/>
+              </w:rPr>
+              <w:t xml:space="preserve">68.</w:t>
+            </w:r>
+            <w:r>
+              <w:t xml:space="preserve"> </w:t>
+            </w:r>
+            <w:r>
               <w:t xml:space="preserve">Rather than projecting with a single terminal selectivity, the projection period can be populated with a range of average-selectivity vectors — for example averages computed over the last 1, 5, 10, 15, or 20 years of the modelled period. These alternatives span from recent directed behaviour (short averages, capturing more targeted fishing patterns) to longer integration of historical fishery change (long averages). This range directly addresses the concern raised at the July 2025 workshop that projection assumptions differ from fitting assumptions. Preliminary runs with such averaging periods have already been explored and provide a practical basis for this robustness dimension.</w:t>
             </w:r>
           </w:p>
@@ -7484,6 +8354,16 @@
             <w:pPr>
               <w:spacing w:after="16"/>
             </w:pPr>
+            <w:r>
+              <w:rPr>
+                <w:b/>
+                <w:bCs/>
+              </w:rPr>
+              <w:t xml:space="preserve">69.</w:t>
+            </w:r>
+            <w:r>
+              <w:t xml:space="preserve"> </w:t>
+            </w:r>
             <w:r>
               <w:t xml:space="preserve">The block-based formulation should be regarded as the</w:t>
             </w:r>
@@ -7528,6 +8408,16 @@
       <w:pPr>
         <w:pStyle w:val="BodyText"/>
       </w:pPr>
+      <w:r>
+        <w:rPr>
+          <w:b/>
+          <w:bCs/>
+        </w:rPr>
+        <w:t xml:space="preserve">70.</w:t>
+      </w:r>
+      <w:r>
+        <w:t xml:space="preserve"> </w:t>
+      </w:r>
       <w:r>
         <w:t xml:space="preserve">This hierarchy — block structure as primary, averaging-period variation as robustness — is consistent with the staged MSE roadmap described by</w:t>
       </w:r>
@@ -7752,6 +8642,16 @@
         <w:pStyle w:val="BodyText"/>
       </w:pPr>
       <w:r>
+        <w:rPr>
+          <w:b/>
+          <w:bCs/>
+        </w:rPr>
+        <w:t xml:space="preserve">71.</w:t>
+      </w:r>
+      <w:r>
+        <w:t xml:space="preserve"> </w:t>
+      </w:r>
+      <w:r>
         <w:t xml:space="preserve">To isolate whether the deterioration in</w:t>
       </w:r>
       <w:r>
@@ -7988,6 +8888,16 @@
         <w:pStyle w:val="BodyText"/>
       </w:pPr>
       <w:r>
+        <w:rPr>
+          <w:b/>
+          <w:bCs/>
+        </w:rPr>
+        <w:t xml:space="preserve">72.</w:t>
+      </w:r>
+      <w:r>
+        <w:t xml:space="preserve"> </w:t>
+      </w:r>
+      <w:r>
         <w:t xml:space="preserve">The corresponding selectivity surfaces are shown in</w:t>
       </w:r>
       <w:r>
@@ -8303,6 +9213,16 @@
       <w:pPr>
         <w:pStyle w:val="BodyText"/>
       </w:pPr>
+      <w:r>
+        <w:rPr>
+          <w:b/>
+          <w:bCs/>
+        </w:rPr>
+        <w:t xml:space="preserve">73.</w:t>
+      </w:r>
+      <w:r>
+        <w:t xml:space="preserve"> </w:t>
+      </w:r>
       <w:r>
         <w:t xml:space="preserve">The more detailed fit comparison is shown in</w:t>
       </w:r>
@@ -10760,30 +11680,4061 @@
         </w:tc>
       </w:tr>
     </w:tbl>
-    <w:bookmarkEnd w:id="96"/>
-    <w:bookmarkEnd w:id="97"/>
-    <w:bookmarkEnd w:id="98"/>
-    <w:bookmarkStart w:id="106" w:name="harmonized-northern-treatment"/>
     <w:p>
       <w:pPr>
-        <w:pStyle w:val="Heading2"/>
-      </w:pPr>
-      <w:r>
-        <w:t xml:space="preserve">6.3 Harmonized Northern Treatment</w:t>
+        <w:pStyle w:val="BodyText"/>
+      </w:pPr>
+      <w:r>
+        <w:rPr>
+          <w:b/>
+          <w:bCs/>
+        </w:rPr>
+        <w:t xml:space="preserve">74.</w:t>
+      </w:r>
+      <w:r>
+        <w:t xml:space="preserve"> </w:t>
+      </w:r>
+      <w:r>
+        <w:t xml:space="preserve">As a further check, I fitted a second South-Central Chile alternative,</w:t>
+      </w:r>
+      <w:r>
+        <w:t xml:space="preserve"> </w:t>
+      </w:r>
+      <w:r>
+        <w:rPr>
+          <w:rStyle w:val="VerbatimChar"/>
+        </w:rPr>
+        <w:t xml:space="preserve">h1_2.01.2</w:t>
+      </w:r>
+      <w:r>
+        <w:t xml:space="preserve">, which starts from</w:t>
+      </w:r>
+      <w:r>
+        <w:t xml:space="preserve"> </w:t>
+      </w:r>
+      <w:r>
+        <w:rPr>
+          <w:rStyle w:val="VerbatimChar"/>
+        </w:rPr>
+        <w:t xml:space="preserve">h1_2.01.1</w:t>
+      </w:r>
+      <w:r>
+        <w:t xml:space="preserve"> </w:t>
+      </w:r>
+      <w:r>
+        <w:t xml:space="preserve">but replaces the annual S-C Chile selectivity history with five blocks separated at 1985, 1998, 2008, and 2016. The intention was to preserve the broad pre-1985 period, the late-1980s to 1990s narrowing of the dome, the late-1990s recruitment-regime shift, the 2008-2015 transitional period, and the distinct post-2016 shape without returning to a fully annual treatment. In practice, this five-block version converged cleanly (</w:t>
+      </w:r>
+      <w:r>
+        <w:rPr>
+          <w:rStyle w:val="VerbatimChar"/>
+        </w:rPr>
+        <w:t xml:space="preserve">nll = 1518.5</w:t>
+      </w:r>
+      <w:r>
+        <w:t xml:space="preserve">,</w:t>
+      </w:r>
+      <w:r>
+        <w:t xml:space="preserve"> </w:t>
+      </w:r>
+      <w:r>
+        <w:rPr>
+          <w:rStyle w:val="VerbatimChar"/>
+        </w:rPr>
+        <w:t xml:space="preserve">maxgrad = 9.6e-5</w:t>
+      </w:r>
+      <w:r>
+        <w:t xml:space="preserve">) but performed much more like the original block model than like</w:t>
+      </w:r>
+      <w:r>
+        <w:t xml:space="preserve"> </w:t>
+      </w:r>
+      <w:r>
+        <w:rPr>
+          <w:rStyle w:val="VerbatimChar"/>
+        </w:rPr>
+        <w:t xml:space="preserve">h1_2.01.1</w:t>
+      </w:r>
+      <w:r>
+        <w:t xml:space="preserve">.</w:t>
       </w:r>
     </w:p>
     <w:p>
       <w:pPr>
-        <w:pStyle w:val="FirstParagraph"/>
-      </w:pPr>
-      <w:r>
-        <w:t xml:space="preserve">A fourth option is to harmonize how the Far North observations are treated across the single-stock and two-stock hypotheses. The objective would be to ensure that future comparisons of one-stock and two-stock MSE operating models are driven primarily by stock structure rather than by unrelated differences in selectivity regularization.</w:t>
+        <w:pStyle w:val="BodyText"/>
+      </w:pPr>
+      <w:r>
+        <w:rPr>
+          <w:b/>
+          <w:bCs/>
+        </w:rPr>
+        <w:t xml:space="preserve">75.</w:t>
+      </w:r>
+      <w:r>
+        <w:t xml:space="preserve"> </w:t>
+      </w:r>
+      <w:r>
+        <w:t xml:space="preserve">The resulting spawning biomass trajectories are shown in</w:t>
+      </w:r>
+      <w:r>
+        <w:t xml:space="preserve"> </w:t>
+      </w:r>
+      <w:hyperlink w:anchor="fig-selectivity-sc5-ssb">
+        <w:r>
+          <w:rPr>
+            <w:rStyle w:val="Hyperlink"/>
+          </w:rPr>
+          <w:t xml:space="preserve">Figure 9</w:t>
+        </w:r>
+      </w:hyperlink>
+      <w:r>
+        <w:t xml:space="preserve">. Relative to</w:t>
+      </w:r>
+      <w:r>
+        <w:t xml:space="preserve"> </w:t>
+      </w:r>
+      <w:r>
+        <w:rPr>
+          <w:rStyle w:val="VerbatimChar"/>
+        </w:rPr>
+        <w:t xml:space="preserve">h1_2.01.1</w:t>
+      </w:r>
+      <w:r>
+        <w:t xml:space="preserve">, the five-block S-C Chile variant moves the stock trajectory sharply upward and is closer to</w:t>
+      </w:r>
+      <w:r>
+        <w:t xml:space="preserve"> </w:t>
+      </w:r>
+      <w:r>
+        <w:rPr>
+          <w:rStyle w:val="VerbatimChar"/>
+        </w:rPr>
+        <w:t xml:space="preserve">h1_2.01</w:t>
+      </w:r>
+      <w:r>
+        <w:t xml:space="preserve"> </w:t>
+      </w:r>
+      <w:r>
+        <w:t xml:space="preserve">than to the annual-S-C case. Its terminal spawning biomass reaches about</w:t>
+      </w:r>
+      <w:r>
+        <w:t xml:space="preserve"> </w:t>
+      </w:r>
+      <w:r>
+        <w:rPr>
+          <w:rStyle w:val="VerbatimChar"/>
+        </w:rPr>
+        <w:t xml:space="preserve">23.8</w:t>
+      </w:r>
+      <w:r>
+        <w:t xml:space="preserve"> </w:t>
+      </w:r>
+      <w:r>
+        <w:t xml:space="preserve">kt, compared with about</w:t>
+      </w:r>
+      <w:r>
+        <w:t xml:space="preserve"> </w:t>
+      </w:r>
+      <w:r>
+        <w:rPr>
+          <w:rStyle w:val="VerbatimChar"/>
+        </w:rPr>
+        <w:t xml:space="preserve">18.2</w:t>
+      </w:r>
+      <w:r>
+        <w:t xml:space="preserve"> </w:t>
+      </w:r>
+      <w:r>
+        <w:t xml:space="preserve">kt for</w:t>
+      </w:r>
+      <w:r>
+        <w:t xml:space="preserve"> </w:t>
+      </w:r>
+      <w:r>
+        <w:rPr>
+          <w:rStyle w:val="VerbatimChar"/>
+        </w:rPr>
+        <w:t xml:space="preserve">h1_2.01.1</w:t>
+      </w:r>
+      <w:r>
+        <w:t xml:space="preserve"> </w:t>
+      </w:r>
+      <w:r>
+        <w:t xml:space="preserve">and</w:t>
+      </w:r>
+      <w:r>
+        <w:t xml:space="preserve"> </w:t>
+      </w:r>
+      <w:r>
+        <w:rPr>
+          <w:rStyle w:val="VerbatimChar"/>
+        </w:rPr>
+        <w:t xml:space="preserve">19.9</w:t>
+      </w:r>
+      <w:r>
+        <w:t xml:space="preserve"> </w:t>
+      </w:r>
+      <w:r>
+        <w:t xml:space="preserve">kt for</w:t>
+      </w:r>
+      <w:r>
+        <w:t xml:space="preserve"> </w:t>
+      </w:r>
+      <w:r>
+        <w:rPr>
+          <w:rStyle w:val="VerbatimChar"/>
+        </w:rPr>
+        <w:t xml:space="preserve">h1_2.01</w:t>
+      </w:r>
+      <w:r>
+        <w:t xml:space="preserve">.</w:t>
+      </w:r>
+    </w:p>
+    <w:tbl>
+      <w:tblPr>
+        <w:tblStyle w:val="Table"/>
+        <w:tblW w:type="pct" w:w="5000"/>
+        <w:tblLayout w:type="fixed"/>
+        <w:tblLook w:firstRow="0" w:lastRow="0" w:firstColumn="0" w:lastColumn="0" w:noHBand="0" w:noVBand="0" w:val="0000"/>
+      </w:tblPr>
+      <w:tblGrid>
+        <w:gridCol w:w="7920"/>
+      </w:tblGrid>
+      <w:tr>
+        <w:tc>
+          <w:tcPr/>
+          <w:bookmarkStart w:id="99" w:name="fig-selectivity-sc5-ssb"/>
+          <w:p>
+            <w:pPr>
+              <w:pStyle w:val="Compact"/>
+              <w:jc w:val="center"/>
+            </w:pPr>
+            <w:r>
+              <w:drawing>
+                <wp:inline>
+                  <wp:extent cx="5334000" cy="3194843"/>
+                  <wp:effectExtent b="0" l="0" r="0" t="0"/>
+                  <wp:docPr descr="" title="" id="97" name="Picture"/>
+                  <a:graphic>
+                    <a:graphicData uri="http://schemas.openxmlformats.org/drawingml/2006/picture">
+                      <pic:pic>
+                        <pic:nvPicPr>
+                          <pic:cNvPr descr="JM-WP-BM-01_files/figure-docx/fig-selectivity-sc5-ssb-1.png" id="98" name="Picture"/>
+                          <pic:cNvPicPr>
+                            <a:picLocks noChangeArrowheads="1" noChangeAspect="1"/>
+                          </pic:cNvPicPr>
+                        </pic:nvPicPr>
+                        <pic:blipFill>
+                          <a:blip r:embed="rId96"/>
+                          <a:stretch>
+                            <a:fillRect/>
+                          </a:stretch>
+                        </pic:blipFill>
+                        <pic:spPr bwMode="auto">
+                          <a:xfrm>
+                            <a:off x="0" y="0"/>
+                            <a:ext cx="5334000" cy="3194843"/>
+                          </a:xfrm>
+                          <a:prstGeom prst="rect">
+                            <a:avLst/>
+                          </a:prstGeom>
+                          <a:noFill/>
+                          <a:ln w="9525">
+                            <a:noFill/>
+                            <a:headEnd/>
+                            <a:tailEnd/>
+                          </a:ln>
+                        </pic:spPr>
+                      </pic:pic>
+                    </a:graphicData>
+                  </a:graphic>
+                </wp:inline>
+              </w:drawing>
+            </w:r>
+          </w:p>
+          <w:p>
+            <w:pPr>
+              <w:jc w:val="center"/>
+            </w:pPr>
+            <w:pPr>
+              <w:jc w:val="left"/>
+              <w:spacing w:before="200"/>
+              <w:pStyle w:val="ImageCaption"/>
+            </w:pPr>
+            <w:r>
+              <w:t xml:space="preserve">Figure 9: Comparison of spawning biomass trajectories for the original fishery-block model (</w:t>
+            </w:r>
+            <w:r>
+              <w:rPr>
+                <w:rStyle w:val="VerbatimChar"/>
+              </w:rPr>
+              <w:t xml:space="preserve">h1_2.01</w:t>
+            </w:r>
+            <w:r>
+              <w:t xml:space="preserve">), the annual S-C Chile variant (</w:t>
+            </w:r>
+            <w:r>
+              <w:rPr>
+                <w:rStyle w:val="VerbatimChar"/>
+              </w:rPr>
+              <w:t xml:space="preserve">h1_2.01.1</w:t>
+            </w:r>
+            <w:r>
+              <w:t xml:space="preserve">), and the five-block S-C Chile variant (</w:t>
+            </w:r>
+            <w:r>
+              <w:rPr>
+                <w:rStyle w:val="VerbatimChar"/>
+              </w:rPr>
+              <w:t xml:space="preserve">h1_2.01.2</w:t>
+            </w:r>
+            <w:r>
+              <w:t xml:space="preserve">).</w:t>
+            </w:r>
+          </w:p>
+          <w:bookmarkEnd w:id="99"/>
+        </w:tc>
+      </w:tr>
+    </w:tbl>
+    <w:p>
+      <w:pPr>
+        <w:pStyle w:val="BodyText"/>
+      </w:pPr>
+      <w:r>
+        <w:rPr>
+          <w:b/>
+          <w:bCs/>
+        </w:rPr>
+        <w:t xml:space="preserve">76.</w:t>
+      </w:r>
+      <w:r>
+        <w:t xml:space="preserve"> </w:t>
+      </w:r>
+      <w:r>
+        <w:t xml:space="preserve">The direct selectivity comparison is shown in</w:t>
+      </w:r>
+      <w:r>
+        <w:t xml:space="preserve"> </w:t>
+      </w:r>
+      <w:hyperlink w:anchor="fig-selectivity-sc5-compare">
+        <w:r>
+          <w:rPr>
+            <w:rStyle w:val="Hyperlink"/>
+          </w:rPr>
+          <w:t xml:space="preserve">Figure 10</w:t>
+        </w:r>
+      </w:hyperlink>
+      <w:r>
+        <w:t xml:space="preserve">. As intended, the difference between</w:t>
+      </w:r>
+      <w:r>
+        <w:t xml:space="preserve"> </w:t>
+      </w:r>
+      <w:r>
+        <w:rPr>
+          <w:rStyle w:val="VerbatimChar"/>
+        </w:rPr>
+        <w:t xml:space="preserve">h1_2.01.1</w:t>
+      </w:r>
+      <w:r>
+        <w:t xml:space="preserve"> </w:t>
+      </w:r>
+      <w:r>
+        <w:t xml:space="preserve">and</w:t>
+      </w:r>
+      <w:r>
+        <w:t xml:space="preserve"> </w:t>
+      </w:r>
+      <w:r>
+        <w:rPr>
+          <w:rStyle w:val="VerbatimChar"/>
+        </w:rPr>
+        <w:t xml:space="preserve">h1_2.01.2</w:t>
+      </w:r>
+      <w:r>
+        <w:t xml:space="preserve"> </w:t>
+      </w:r>
+      <w:r>
+        <w:t xml:space="preserve">is confined to the South-Central Chile fishery, where the annual pattern is replaced by the five broader periods. However, the likelihood comparison in</w:t>
+      </w:r>
+      <w:r>
+        <w:t xml:space="preserve"> </w:t>
+      </w:r>
+      <w:hyperlink w:anchor="tbl-selectivity-sc5-like-components">
+        <w:r>
+          <w:rPr>
+            <w:rStyle w:val="Hyperlink"/>
+          </w:rPr>
+          <w:t xml:space="preserve">Table 5</w:t>
+        </w:r>
+      </w:hyperlink>
+      <w:r>
+        <w:t xml:space="preserve"> </w:t>
+      </w:r>
+      <w:r>
+        <w:t xml:space="preserve">shows that this coarser representation gives back much of the fit recovered by</w:t>
+      </w:r>
+      <w:r>
+        <w:t xml:space="preserve"> </w:t>
+      </w:r>
+      <w:r>
+        <w:rPr>
+          <w:rStyle w:val="VerbatimChar"/>
+        </w:rPr>
+        <w:t xml:space="preserve">h1_2.01.1</w:t>
+      </w:r>
+      <w:r>
+        <w:t xml:space="preserve">: the total negative log likelihood rises from</w:t>
+      </w:r>
+      <w:r>
+        <w:t xml:space="preserve"> </w:t>
+      </w:r>
+      <w:r>
+        <w:rPr>
+          <w:rStyle w:val="VerbatimChar"/>
+        </w:rPr>
+        <w:t xml:space="preserve">1364.8</w:t>
+      </w:r>
+      <w:r>
+        <w:t xml:space="preserve"> </w:t>
+      </w:r>
+      <w:r>
+        <w:t xml:space="preserve">to</w:t>
+      </w:r>
+      <w:r>
+        <w:t xml:space="preserve"> </w:t>
+      </w:r>
+      <w:r>
+        <w:rPr>
+          <w:rStyle w:val="VerbatimChar"/>
+        </w:rPr>
+        <w:t xml:space="preserve">1518.5</w:t>
+      </w:r>
+      <w:r>
+        <w:t xml:space="preserve">, the South-Central Chile fishery age-composition term rises from</w:t>
+      </w:r>
+      <w:r>
+        <w:t xml:space="preserve"> </w:t>
+      </w:r>
+      <w:r>
+        <w:rPr>
+          <w:rStyle w:val="VerbatimChar"/>
+        </w:rPr>
+        <w:t xml:space="preserve">139.2</w:t>
+      </w:r>
+      <w:r>
+        <w:t xml:space="preserve"> </w:t>
+      </w:r>
+      <w:r>
+        <w:t xml:space="preserve">to</w:t>
+      </w:r>
+      <w:r>
+        <w:t xml:space="preserve"> </w:t>
+      </w:r>
+      <w:r>
+        <w:rPr>
+          <w:rStyle w:val="VerbatimChar"/>
+        </w:rPr>
+        <w:t xml:space="preserve">285.4</w:t>
+      </w:r>
+      <w:r>
+        <w:t xml:space="preserve">, and the retained-index total worsens from</w:t>
+      </w:r>
+      <w:r>
+        <w:t xml:space="preserve"> </w:t>
+      </w:r>
+      <w:r>
+        <w:rPr>
+          <w:rStyle w:val="VerbatimChar"/>
+        </w:rPr>
+        <w:t xml:space="preserve">185.9</w:t>
+      </w:r>
+      <w:r>
+        <w:t xml:space="preserve"> </w:t>
+      </w:r>
+      <w:r>
+        <w:t xml:space="preserve">to</w:t>
+      </w:r>
+      <w:r>
+        <w:t xml:space="preserve"> </w:t>
+      </w:r>
+      <w:r>
+        <w:rPr>
+          <w:rStyle w:val="VerbatimChar"/>
+        </w:rPr>
+        <w:t xml:space="preserve">239.6</w:t>
+      </w:r>
+      <w:r>
+        <w:t xml:space="preserve">. Parameter count falls from</w:t>
+      </w:r>
+      <w:r>
+        <w:t xml:space="preserve"> </w:t>
+      </w:r>
+      <w:r>
+        <w:rPr>
+          <w:rStyle w:val="VerbatimChar"/>
+        </w:rPr>
+        <w:t xml:space="preserve">870</w:t>
+      </w:r>
+      <w:r>
+        <w:t xml:space="preserve"> </w:t>
+      </w:r>
+      <w:r>
+        <w:t xml:space="preserve">to</w:t>
+      </w:r>
+      <w:r>
+        <w:t xml:space="preserve"> </w:t>
+      </w:r>
+      <w:r>
+        <w:rPr>
+          <w:rStyle w:val="VerbatimChar"/>
+        </w:rPr>
+        <w:t xml:space="preserve">490</w:t>
+      </w:r>
+      <w:r>
+        <w:t xml:space="preserve">, only slightly above the original</w:t>
+      </w:r>
+      <w:r>
+        <w:t xml:space="preserve"> </w:t>
+      </w:r>
+      <w:r>
+        <w:rPr>
+          <w:rStyle w:val="VerbatimChar"/>
+        </w:rPr>
+        <w:t xml:space="preserve">h1_2.01</w:t>
+      </w:r>
+      <w:r>
+        <w:t xml:space="preserve"> </w:t>
+      </w:r>
+      <w:r>
+        <w:t xml:space="preserve">value of</w:t>
+      </w:r>
+      <w:r>
+        <w:t xml:space="preserve"> </w:t>
+      </w:r>
+      <w:r>
+        <w:rPr>
+          <w:rStyle w:val="VerbatimChar"/>
+        </w:rPr>
+        <w:t xml:space="preserve">480</w:t>
+      </w:r>
+      <w:r>
+        <w:t xml:space="preserve">. This indicates that, for the current data, the proposed five-block S-C Chile structure is still too restrictive to reproduce the main benefits of the annual S-C Chile treatment. A simpler follow-up worth testing later would be the suggested four-block alternative with breaks at 1985, 1998, and 2014.</w:t>
+      </w:r>
+    </w:p>
+    <w:bookmarkStart w:id="108" w:name="fig-selectivity-sc5-compare"/>
+    <w:tbl>
+      <w:tblPr>
+        <w:tblStyle w:val="Table"/>
+        <w:tblW w:type="pct" w:w="4900"/>
+        <w:tblLayout w:type="fixed"/>
+        <w:tblLook w:firstRow="0" w:lastRow="0" w:firstColumn="0" w:lastColumn="0" w:noHBand="0" w:noVBand="0" w:val="0000"/>
+      </w:tblPr>
+      <w:tblGrid>
+        <w:gridCol w:w="3880"/>
+        <w:gridCol w:w="3880"/>
+      </w:tblGrid>
+      <w:tr>
+        <w:tc>
+          <w:tcPr/>
+          <w:tbl>
+            <w:tblPr>
+              <w:tblStyle w:val="Table"/>
+              <w:tblW w:type="pct" w:w="4900"/>
+              <w:tblLayout w:type="fixed"/>
+              <w:tblLook w:firstRow="0" w:lastRow="0" w:firstColumn="0" w:lastColumn="0" w:noHBand="0" w:noVBand="0" w:val="0000"/>
+            </w:tblPr>
+            <w:tblGrid>
+              <w:gridCol w:w="7761"/>
+            </w:tblGrid>
+            <w:tr>
+              <w:tc>
+                <w:tcPr/>
+                <w:bookmarkStart w:id="103" w:name="fig-selectivity-sc5-compare-1"/>
+                <w:p>
+                  <w:pPr>
+                    <w:pStyle w:val="Compact"/>
+                    <w:jc w:val="center"/>
+                    <w:jc w:val="left"/>
+                  </w:pPr>
+                  <w:r>
+                    <w:drawing>
+                      <wp:inline>
+                        <wp:extent cx="2971800" cy="4754880"/>
+                        <wp:effectExtent b="0" l="0" r="0" t="0"/>
+                        <wp:docPr descr="" title="" id="101" name="Picture"/>
+                        <a:graphic>
+                          <a:graphicData uri="http://schemas.openxmlformats.org/drawingml/2006/picture">
+                            <pic:pic>
+                              <pic:nvPicPr>
+                                <pic:cNvPr descr="JM-WP-BM-01_files/figure-docx/fig-selectivity-sc5-compare-1.png" id="102" name="Picture"/>
+                                <pic:cNvPicPr>
+                                  <a:picLocks noChangeArrowheads="1" noChangeAspect="1"/>
+                                </pic:cNvPicPr>
+                              </pic:nvPicPr>
+                              <pic:blipFill>
+                                <a:blip r:embed="rId100"/>
+                                <a:stretch>
+                                  <a:fillRect/>
+                                </a:stretch>
+                              </pic:blipFill>
+                              <pic:spPr bwMode="auto">
+                                <a:xfrm>
+                                  <a:off x="0" y="0"/>
+                                  <a:ext cx="2971800" cy="4754880"/>
+                                </a:xfrm>
+                                <a:prstGeom prst="rect">
+                                  <a:avLst/>
+                                </a:prstGeom>
+                                <a:noFill/>
+                                <a:ln w="9525">
+                                  <a:noFill/>
+                                  <a:headEnd/>
+                                  <a:tailEnd/>
+                                </a:ln>
+                              </pic:spPr>
+                            </pic:pic>
+                          </a:graphicData>
+                        </a:graphic>
+                      </wp:inline>
+                    </w:drawing>
+                  </w:r>
+                </w:p>
+                <w:p>
+                  <w:pPr>
+                    <w:jc w:val="center"/>
+                    <w:jc w:val="left"/>
+                  </w:pPr>
+                  <w:pPr>
+                    <w:jc w:val="left"/>
+                    <w:spacing w:before="200"/>
+                    <w:pStyle w:val="ImageCaption"/>
+                  </w:pPr>
+                  <w:r>
+                    <w:t xml:space="preserve">(a) Model</w:t>
+                  </w:r>
+                  <w:r>
+                    <w:t xml:space="preserve"> </w:t>
+                  </w:r>
+                  <w:r>
+                    <w:rPr>
+                      <w:rStyle w:val="VerbatimChar"/>
+                    </w:rPr>
+                    <w:t xml:space="preserve">h1_2.01.1</w:t>
+                  </w:r>
+                </w:p>
+                <w:bookmarkEnd w:id="103"/>
+              </w:tc>
+            </w:tr>
+          </w:tbl>
+          <w:p/>
+        </w:tc>
+        <w:tc>
+          <w:tcPr/>
+          <w:tbl>
+            <w:tblPr>
+              <w:tblStyle w:val="Table"/>
+              <w:tblW w:type="pct" w:w="4900"/>
+              <w:tblLayout w:type="fixed"/>
+              <w:tblLook w:firstRow="0" w:lastRow="0" w:firstColumn="0" w:lastColumn="0" w:noHBand="0" w:noVBand="0" w:val="0000"/>
+            </w:tblPr>
+            <w:tblGrid>
+              <w:gridCol w:w="7761"/>
+            </w:tblGrid>
+            <w:tr>
+              <w:tc>
+                <w:tcPr/>
+                <w:bookmarkStart w:id="107" w:name="fig-selectivity-sc5-compare-2"/>
+                <w:p>
+                  <w:pPr>
+                    <w:pStyle w:val="Compact"/>
+                    <w:jc w:val="center"/>
+                    <w:jc w:val="left"/>
+                  </w:pPr>
+                  <w:r>
+                    <w:drawing>
+                      <wp:inline>
+                        <wp:extent cx="2971800" cy="4754880"/>
+                        <wp:effectExtent b="0" l="0" r="0" t="0"/>
+                        <wp:docPr descr="" title="" id="105" name="Picture"/>
+                        <a:graphic>
+                          <a:graphicData uri="http://schemas.openxmlformats.org/drawingml/2006/picture">
+                            <pic:pic>
+                              <pic:nvPicPr>
+                                <pic:cNvPr descr="JM-WP-BM-01_files/figure-docx/fig-selectivity-sc5-compare-2.png" id="106" name="Picture"/>
+                                <pic:cNvPicPr>
+                                  <a:picLocks noChangeArrowheads="1" noChangeAspect="1"/>
+                                </pic:cNvPicPr>
+                              </pic:nvPicPr>
+                              <pic:blipFill>
+                                <a:blip r:embed="rId104"/>
+                                <a:stretch>
+                                  <a:fillRect/>
+                                </a:stretch>
+                              </pic:blipFill>
+                              <pic:spPr bwMode="auto">
+                                <a:xfrm>
+                                  <a:off x="0" y="0"/>
+                                  <a:ext cx="2971800" cy="4754880"/>
+                                </a:xfrm>
+                                <a:prstGeom prst="rect">
+                                  <a:avLst/>
+                                </a:prstGeom>
+                                <a:noFill/>
+                                <a:ln w="9525">
+                                  <a:noFill/>
+                                  <a:headEnd/>
+                                  <a:tailEnd/>
+                                </a:ln>
+                              </pic:spPr>
+                            </pic:pic>
+                          </a:graphicData>
+                        </a:graphic>
+                      </wp:inline>
+                    </w:drawing>
+                  </w:r>
+                </w:p>
+                <w:p>
+                  <w:pPr>
+                    <w:jc w:val="center"/>
+                    <w:jc w:val="left"/>
+                  </w:pPr>
+                  <w:pPr>
+                    <w:jc w:val="left"/>
+                    <w:spacing w:before="200"/>
+                    <w:pStyle w:val="ImageCaption"/>
+                  </w:pPr>
+                  <w:r>
+                    <w:t xml:space="preserve">(b) Model</w:t>
+                  </w:r>
+                  <w:r>
+                    <w:t xml:space="preserve"> </w:t>
+                  </w:r>
+                  <w:r>
+                    <w:rPr>
+                      <w:rStyle w:val="VerbatimChar"/>
+                    </w:rPr>
+                    <w:t xml:space="preserve">h1_2.01.2</w:t>
+                  </w:r>
+                </w:p>
+                <w:bookmarkEnd w:id="107"/>
+              </w:tc>
+            </w:tr>
+          </w:tbl>
+          <w:p/>
+        </w:tc>
+      </w:tr>
+    </w:tbl>
+    <w:p>
+      <w:pPr>
+        <w:pStyle w:val="BodyText"/>
+      </w:pPr>
+      <w:pPr>
+        <w:spacing w:before="200"/>
+        <w:pStyle w:val="ImageCaption"/>
+      </w:pPr>
+      <w:r>
+        <w:t xml:space="preserve">Figure 10: Estimates of selectivity by fishery over time for Models</w:t>
+      </w:r>
+      <w:r>
+        <w:t xml:space="preserve"> </w:t>
+      </w:r>
+      <w:r>
+        <w:rPr>
+          <w:rStyle w:val="VerbatimChar"/>
+        </w:rPr>
+        <w:t xml:space="preserve">h1_2.01.1</w:t>
+      </w:r>
+      <w:r>
+        <w:t xml:space="preserve"> </w:t>
+      </w:r>
+      <w:r>
+        <w:t xml:space="preserve">and</w:t>
+      </w:r>
+      <w:r>
+        <w:t xml:space="preserve"> </w:t>
+      </w:r>
+      <w:r>
+        <w:rPr>
+          <w:rStyle w:val="VerbatimChar"/>
+        </w:rPr>
+        <w:t xml:space="preserve">h1_2.01.2</w:t>
+      </w:r>
+      <w:r>
+        <w:t xml:space="preserve">, shown in the same style as Figure 37 of the SC13 Jack Mackerel Technical Annex</w:t>
+      </w:r>
+      <w:r>
+        <w:t xml:space="preserve"> </w:t>
+      </w:r>
+      <w:r>
+        <w:t xml:space="preserve">(SPRFMO Scientific Committee, 2025)</w:t>
+      </w:r>
+      <w:r>
+        <w:t xml:space="preserve">.</w:t>
+      </w:r>
+    </w:p>
+    <w:bookmarkEnd w:id="108"/>
+    <w:p>
+      <w:pPr>
+        <w:pStyle w:val="BodyText"/>
+      </w:pPr>
+      <w:r>
+        <w:rPr>
+          <w:b/>
+          <w:bCs/>
+        </w:rPr>
+        <w:t xml:space="preserve">77.</w:t>
+      </w:r>
+      <w:r>
+        <w:t xml:space="preserve"> </w:t>
+      </w:r>
+      <w:r>
+        <w:t xml:space="preserve">The more detailed fit comparison, now including the q-random-walk variant, is shown in</w:t>
+      </w:r>
+      <w:r>
+        <w:t xml:space="preserve"> </w:t>
+      </w:r>
+      <w:hyperlink w:anchor="tbl-selectivity-sc5-like-components">
+        <w:r>
+          <w:rPr>
+            <w:rStyle w:val="Hyperlink"/>
+          </w:rPr>
+          <w:t xml:space="preserve">Table 5</w:t>
+        </w:r>
+      </w:hyperlink>
+      <w:r>
+        <w:t xml:space="preserve">. Relative to</w:t>
+      </w:r>
+      <w:r>
+        <w:t xml:space="preserve"> </w:t>
+      </w:r>
+      <w:r>
+        <w:rPr>
+          <w:rStyle w:val="VerbatimChar"/>
+        </w:rPr>
+        <w:t xml:space="preserve">h1_2.01</w:t>
+      </w:r>
+      <w:r>
+        <w:t xml:space="preserve">, the annual-S-C variant</w:t>
+      </w:r>
+      <w:r>
+        <w:t xml:space="preserve"> </w:t>
+      </w:r>
+      <w:r>
+        <w:rPr>
+          <w:rStyle w:val="VerbatimChar"/>
+        </w:rPr>
+        <w:t xml:space="preserve">h1_2.01.1</w:t>
+      </w:r>
+      <w:r>
+        <w:t xml:space="preserve"> </w:t>
+      </w:r>
+      <w:r>
+        <w:t xml:space="preserve">recovers a large part of the lost fit, while the five-block version</w:t>
+      </w:r>
+      <w:r>
+        <w:t xml:space="preserve"> </w:t>
+      </w:r>
+      <w:r>
+        <w:rPr>
+          <w:rStyle w:val="VerbatimChar"/>
+        </w:rPr>
+        <w:t xml:space="preserve">h1_2.01.2</w:t>
+      </w:r>
+      <w:r>
+        <w:t xml:space="preserve"> </w:t>
+      </w:r>
+      <w:r>
+        <w:t xml:space="preserve">gives much of that improvement back. The q-random-walk version</w:t>
+      </w:r>
+      <w:r>
+        <w:t xml:space="preserve"> </w:t>
+      </w:r>
+      <w:r>
+        <w:rPr>
+          <w:rStyle w:val="VerbatimChar"/>
+        </w:rPr>
+        <w:t xml:space="preserve">h1_2.01.3</w:t>
+      </w:r>
+      <w:r>
+        <w:t xml:space="preserve"> </w:t>
+      </w:r>
+      <w:r>
+        <w:t xml:space="preserve">lowers the retained comparable index contribution further to about</w:t>
+      </w:r>
+      <w:r>
+        <w:t xml:space="preserve"> </w:t>
+      </w:r>
+      <w:r>
+        <w:rPr>
+          <w:rStyle w:val="VerbatimChar"/>
+        </w:rPr>
+        <w:t xml:space="preserve">163.9</w:t>
+      </w:r>
+      <w:r>
+        <w:t xml:space="preserve">, compared with about</w:t>
+      </w:r>
+      <w:r>
+        <w:t xml:space="preserve"> </w:t>
+      </w:r>
+      <w:r>
+        <w:rPr>
+          <w:rStyle w:val="VerbatimChar"/>
+        </w:rPr>
+        <w:t xml:space="preserve">258.0</w:t>
+      </w:r>
+      <w:r>
+        <w:t xml:space="preserve"> </w:t>
+      </w:r>
+      <w:r>
+        <w:t xml:space="preserve">for</w:t>
+      </w:r>
+      <w:r>
+        <w:t xml:space="preserve"> </w:t>
+      </w:r>
+      <w:r>
+        <w:rPr>
+          <w:rStyle w:val="VerbatimChar"/>
+        </w:rPr>
+        <w:t xml:space="preserve">h1_2.01</w:t>
+      </w:r>
+      <w:r>
+        <w:t xml:space="preserve">,</w:t>
+      </w:r>
+      <w:r>
+        <w:t xml:space="preserve"> </w:t>
+      </w:r>
+      <w:r>
+        <w:rPr>
+          <w:rStyle w:val="VerbatimChar"/>
+        </w:rPr>
+        <w:t xml:space="preserve">185.9</w:t>
+      </w:r>
+      <w:r>
+        <w:t xml:space="preserve"> </w:t>
+      </w:r>
+      <w:r>
+        <w:t xml:space="preserve">for</w:t>
+      </w:r>
+      <w:r>
+        <w:t xml:space="preserve"> </w:t>
+      </w:r>
+      <w:r>
+        <w:rPr>
+          <w:rStyle w:val="VerbatimChar"/>
+        </w:rPr>
+        <w:t xml:space="preserve">h1_2.01.1</w:t>
+      </w:r>
+      <w:r>
+        <w:t xml:space="preserve">, and</w:t>
+      </w:r>
+      <w:r>
+        <w:t xml:space="preserve"> </w:t>
+      </w:r>
+      <w:r>
+        <w:rPr>
+          <w:rStyle w:val="VerbatimChar"/>
+        </w:rPr>
+        <w:t xml:space="preserve">239.6</w:t>
+      </w:r>
+      <w:r>
+        <w:t xml:space="preserve"> </w:t>
+      </w:r>
+      <w:r>
+        <w:t xml:space="preserve">for</w:t>
+      </w:r>
+      <w:r>
+        <w:t xml:space="preserve"> </w:t>
+      </w:r>
+      <w:r>
+        <w:rPr>
+          <w:rStyle w:val="VerbatimChar"/>
+        </w:rPr>
+        <w:t xml:space="preserve">h1_2.01.2</w:t>
+      </w:r>
+      <w:r>
+        <w:t xml:space="preserve">, although it does so by shifting additional flexibility into time-varying catchability rather than selectivity. The same contrast appears in terminal-year spawning biomass uncertainty: the 2026 SSB interval is about</w:t>
+      </w:r>
+      <w:r>
+        <w:t xml:space="preserve"> </w:t>
+      </w:r>
+      <w:r>
+        <w:rPr>
+          <w:rStyle w:val="VerbatimChar"/>
+        </w:rPr>
+        <w:t xml:space="preserve">15.1-26.1</w:t>
+      </w:r>
+      <w:r>
+        <w:t xml:space="preserve"> </w:t>
+      </w:r>
+      <w:r>
+        <w:t xml:space="preserve">kt for</w:t>
+      </w:r>
+      <w:r>
+        <w:t xml:space="preserve"> </w:t>
+      </w:r>
+      <w:r>
+        <w:rPr>
+          <w:rStyle w:val="VerbatimChar"/>
+        </w:rPr>
+        <w:t xml:space="preserve">h1_2.01</w:t>
+      </w:r>
+      <w:r>
+        <w:t xml:space="preserve">, narrows slightly to</w:t>
+      </w:r>
+      <w:r>
+        <w:t xml:space="preserve"> </w:t>
+      </w:r>
+      <w:r>
+        <w:rPr>
+          <w:rStyle w:val="VerbatimChar"/>
+        </w:rPr>
+        <w:t xml:space="preserve">14.0-23.6</w:t>
+      </w:r>
+      <w:r>
+        <w:t xml:space="preserve"> </w:t>
+      </w:r>
+      <w:r>
+        <w:t xml:space="preserve">kt for</w:t>
+      </w:r>
+      <w:r>
+        <w:t xml:space="preserve"> </w:t>
+      </w:r>
+      <w:r>
+        <w:rPr>
+          <w:rStyle w:val="VerbatimChar"/>
+        </w:rPr>
+        <w:t xml:space="preserve">h1_2.01.1</w:t>
+      </w:r>
+      <w:r>
+        <w:t xml:space="preserve">, widens substantially to</w:t>
+      </w:r>
+      <w:r>
+        <w:t xml:space="preserve"> </w:t>
+      </w:r>
+      <w:r>
+        <w:rPr>
+          <w:rStyle w:val="VerbatimChar"/>
+        </w:rPr>
+        <w:t xml:space="preserve">16.7-33.7</w:t>
+      </w:r>
+      <w:r>
+        <w:t xml:space="preserve"> </w:t>
+      </w:r>
+      <w:r>
+        <w:t xml:space="preserve">kt for</w:t>
+      </w:r>
+      <w:r>
+        <w:t xml:space="preserve"> </w:t>
+      </w:r>
+      <w:r>
+        <w:rPr>
+          <w:rStyle w:val="VerbatimChar"/>
+        </w:rPr>
+        <w:t xml:space="preserve">h1_2.01.2</w:t>
+      </w:r>
+      <w:r>
+        <w:t xml:space="preserve">, and shifts downward but remains broad at</w:t>
+      </w:r>
+      <w:r>
+        <w:t xml:space="preserve"> </w:t>
+      </w:r>
+      <w:r>
+        <w:rPr>
+          <w:rStyle w:val="VerbatimChar"/>
+        </w:rPr>
+        <w:t xml:space="preserve">11.5-23.0</w:t>
+      </w:r>
+      <w:r>
+        <w:t xml:space="preserve"> </w:t>
+      </w:r>
+      <w:r>
+        <w:t xml:space="preserve">kt for</w:t>
+      </w:r>
+      <w:r>
+        <w:t xml:space="preserve"> </w:t>
+      </w:r>
+      <w:r>
+        <w:rPr>
+          <w:rStyle w:val="VerbatimChar"/>
+        </w:rPr>
+        <w:t xml:space="preserve">h1_2.01.3</w:t>
+      </w:r>
+      <w:r>
+        <w:t xml:space="preserve">. The resulting retained comparable index fits are shown in</w:t>
+      </w:r>
+      <w:r>
+        <w:t xml:space="preserve"> </w:t>
+      </w:r>
+      <w:hyperlink w:anchor="fig-selectivity-sc5-index-fits">
+        <w:r>
+          <w:rPr>
+            <w:rStyle w:val="Hyperlink"/>
+          </w:rPr>
+          <w:t xml:space="preserve">Figure 11</w:t>
+        </w:r>
+      </w:hyperlink>
+      <w:r>
+        <w:t xml:space="preserve">.</w:t>
+      </w:r>
+    </w:p>
+    <w:tbl>
+      <w:tblPr>
+        <w:tblStyle w:val="Table"/>
+        <w:tblW w:type="pct" w:w="5000"/>
+        <w:tblLayout w:type="fixed"/>
+        <w:tblLook w:firstRow="0" w:lastRow="0" w:firstColumn="0" w:lastColumn="0" w:noHBand="0" w:noVBand="0" w:val="0000"/>
+      </w:tblPr>
+      <w:tblGrid>
+        <w:gridCol w:w="7920"/>
+      </w:tblGrid>
+      <w:tr>
+        <w:tc>
+          <w:tcPr/>
+          <w:bookmarkStart w:id="109" w:name="tbl-selectivity-sc5-like-components"/>
+          <w:p>
+            <w:pPr>
+              <w:jc w:val="center"/>
+            </w:pPr>
+            <w:pPr>
+              <w:jc w:val="left"/>
+              <w:spacing w:before="200"/>
+              <w:pStyle w:val="ImageCaption"/>
+            </w:pPr>
+            <w:r>
+              <w:t xml:space="preserve">Table 5: Negative-log-likelihood components and estimated parameter counts for the original fishery-block model (</w:t>
+            </w:r>
+            <w:r>
+              <w:rPr>
+                <w:rStyle w:val="VerbatimChar"/>
+              </w:rPr>
+              <w:t xml:space="preserve">h1_2.01</w:t>
+            </w:r>
+            <w:r>
+              <w:t xml:space="preserve">), the annual S-C Chile variant (</w:t>
+            </w:r>
+            <w:r>
+              <w:rPr>
+                <w:rStyle w:val="VerbatimChar"/>
+              </w:rPr>
+              <w:t xml:space="preserve">h1_2.01.1</w:t>
+            </w:r>
+            <w:r>
+              <w:t xml:space="preserve">), the five-block S-C Chile variant (</w:t>
+            </w:r>
+            <w:r>
+              <w:rPr>
+                <w:rStyle w:val="VerbatimChar"/>
+              </w:rPr>
+              <w:t xml:space="preserve">h1_2.01.2</w:t>
+            </w:r>
+            <w:r>
+              <w:t xml:space="preserve">), and the q-random-walk variant (</w:t>
+            </w:r>
+            <w:r>
+              <w:rPr>
+                <w:rStyle w:val="VerbatimChar"/>
+              </w:rPr>
+              <w:t xml:space="preserve">h1_2.01.3</w:t>
+            </w:r>
+            <w:r>
+              <w:t xml:space="preserve">). The aggregate and component index rows include only the retained comparable series: Acoustic North, Chile CPUE, Peru CPUE, and Offshore CPUE.</w:t>
+            </w:r>
+          </w:p>
+          <w:tbl xmlns:w="http://schemas.openxmlformats.org/wordprocessingml/2006/main" xmlns:wp="http://schemas.openxmlformats.org/drawingml/2006/wordprocessingDrawing" xmlns:r="http://schemas.openxmlformats.org/officeDocument/2006/relationships" xmlns:w14="http://schemas.microsoft.com/office/word/2010/wordml">
+            <w:tblPr>
+              <w:tblCellMar>
+                <w:top w:w="0" w:type="dxa"/>
+                <w:bottom w:w="0" w:type="dxa"/>
+                <w:start w:w="60" w:type="dxa"/>
+                <w:end w:w="60" w:type="dxa"/>
+              </w:tblCellMar>
+              <w:tblW w:type="auto" w:w="0"/>
+              <w:tblLook w:firstRow="0" w:lastRow="0" w:firstColumn="0" w:lastColumn="0" w:noHBand="0" w:noVBand="0"/>
+              <w:jc w:val="center"/>
+            </w:tblPr>
+            <w:tr>
+              <w:trPr>
+                <w:cantSplit/>
+                <w:tblHeader/>
+              </w:trPr>
+              <w:tc>
+                <w:tcPr>
+                  <w:tcBorders>
+                    <w:top w:val="single" w:sz="16" w:space="0" w:color="D3D3D3"/>
+                    <w:bottom w:val="single" w:sz="16" w:space="0" w:color="D3D3D3"/>
+                    <w:start w:val="single" w:space="0" w:color="D3D3D3"/>
+                  </w:tcBorders>
+                </w:tcPr>
+                <w:p>
+                  <w:pPr>
+                    <w:spacing w:before="0" w:after="60"/>
+                    <w:keepNext/>
+                    <w:jc w:val="start"/>
+                  </w:pPr>
+                  <w:r>
+                    <w:rPr>
+                      <w:rFonts w:ascii="Calibri" w:hAnsi="Calibri"/>
+                      <w:sz w:val="20"/>
+                    </w:rPr>
+                    <w:t xml:space="default">Component</w:t>
+                  </w:r>
+                </w:p>
+              </w:tc>
+              <w:tc>
+                <w:tcPr>
+                  <w:tcBorders>
+                    <w:top w:val="single" w:sz="16" w:space="0" w:color="D3D3D3"/>
+                    <w:bottom w:val="single" w:sz="16" w:space="0" w:color="D3D3D3"/>
+                  </w:tcBorders>
+                </w:tcPr>
+                <w:p>
+                  <w:pPr>
+                    <w:spacing w:before="0" w:after="60"/>
+                    <w:keepNext/>
+                    <w:jc w:val="end"/>
+                  </w:pPr>
+                  <w:r>
+                    <w:rPr>
+                      <w:rFonts w:ascii="Calibri" w:hAnsi="Calibri"/>
+                      <w:sz w:val="20"/>
+                    </w:rPr>
+                    <w:t xml:space="default">h1_2.01</w:t>
+                  </w:r>
+                </w:p>
+              </w:tc>
+              <w:tc>
+                <w:tcPr>
+                  <w:tcBorders>
+                    <w:top w:val="single" w:sz="16" w:space="0" w:color="D3D3D3"/>
+                    <w:bottom w:val="single" w:sz="16" w:space="0" w:color="D3D3D3"/>
+                  </w:tcBorders>
+                </w:tcPr>
+                <w:p>
+                  <w:pPr>
+                    <w:spacing w:before="0" w:after="60"/>
+                    <w:keepNext/>
+                    <w:jc w:val="end"/>
+                  </w:pPr>
+                  <w:r>
+                    <w:rPr>
+                      <w:rFonts w:ascii="Calibri" w:hAnsi="Calibri"/>
+                      <w:sz w:val="20"/>
+                    </w:rPr>
+                    <w:t xml:space="default">h1_2.01.1</w:t>
+                  </w:r>
+                </w:p>
+              </w:tc>
+              <w:tc>
+                <w:tcPr>
+                  <w:tcBorders>
+                    <w:top w:val="single" w:sz="16" w:space="0" w:color="D3D3D3"/>
+                    <w:bottom w:val="single" w:sz="16" w:space="0" w:color="D3D3D3"/>
+                  </w:tcBorders>
+                </w:tcPr>
+                <w:p>
+                  <w:pPr>
+                    <w:spacing w:before="0" w:after="60"/>
+                    <w:keepNext/>
+                    <w:jc w:val="end"/>
+                  </w:pPr>
+                  <w:r>
+                    <w:rPr>
+                      <w:rFonts w:ascii="Calibri" w:hAnsi="Calibri"/>
+                      <w:sz w:val="20"/>
+                    </w:rPr>
+                    <w:t xml:space="default">h1_2.01.2</w:t>
+                  </w:r>
+                </w:p>
+              </w:tc>
+              <w:tc>
+                <w:tcPr>
+                  <w:tcBorders>
+                    <w:top w:val="single" w:sz="16" w:space="0" w:color="D3D3D3"/>
+                    <w:bottom w:val="single" w:sz="16" w:space="0" w:color="D3D3D3"/>
+                    <w:end w:val="single" w:space="0" w:color="D3D3D3"/>
+                  </w:tcBorders>
+                </w:tcPr>
+                <w:p>
+                  <w:pPr>
+                    <w:spacing w:before="0" w:after="60"/>
+                    <w:keepNext/>
+                    <w:jc w:val="end"/>
+                  </w:pPr>
+                  <w:r>
+                    <w:rPr>
+                      <w:rFonts w:ascii="Calibri" w:hAnsi="Calibri"/>
+                      <w:sz w:val="20"/>
+                    </w:rPr>
+                    <w:t xml:space="default">h1_2.01.3</w:t>
+                  </w:r>
+                </w:p>
+              </w:tc>
+            </w:tr>
+            <w:tr>
+              <w:trPr>
+                <w:cantSplit/>
+              </w:trPr>
+              <w:tc>
+                <w:tcPr>
+                  <w:tcBorders>
+                    <w:top w:val="single" w:space="0" w:color="D3D3D3"/>
+                    <w:bottom w:val="single" w:space="0" w:color="D3D3D3"/>
+                    <w:start w:val="single" w:space="0" w:color="D3D3D3"/>
+                    <w:end w:val="single" w:space="0" w:color="D3D3D3"/>
+                  </w:tcBorders>
+                </w:tcPr>
+                <w:p>
+                  <w:pPr>
+                    <w:spacing w:before="0" w:after="60"/>
+                    <w:keepNext/>
+                    <w:jc w:val="start"/>
+                  </w:pPr>
+                  <w:r>
+                    <w:rPr>
+                      <w:rFonts w:ascii="Calibri" w:hAnsi="Calibri"/>
+                      <w:sz w:val="20"/>
+                    </w:rPr>
+                    <w:t xml:space="default">Catch likelihood</w:t>
+                  </w:r>
+                </w:p>
+              </w:tc>
+              <w:tc>
+                <w:tcPr>
+                  <w:tcBorders>
+                    <w:top w:val="single" w:space="0" w:color="D3D3D3"/>
+                    <w:bottom w:val="single" w:space="0" w:color="D3D3D3"/>
+                    <w:start w:val="single" w:space="0" w:color="D3D3D3"/>
+                    <w:end w:val="single" w:space="0" w:color="D3D3D3"/>
+                  </w:tcBorders>
+                  <w:shd w:val="clear" w:color="auto" w:fill="FDD0BE"/>
+                </w:tcPr>
+                <w:p>
+                  <w:pPr>
+                    <w:spacing w:before="0" w:after="60"/>
+                    <w:keepNext/>
+                    <w:jc w:val="end"/>
+                  </w:pPr>
+                  <w:r>
+                    <w:rPr>
+                      <w:rFonts w:ascii="Calibri" w:hAnsi="Calibri"/>
+                      <w:sz w:val="20"/>
+                    </w:rPr>
+                    <w:t xml:space="default">0.8</w:t>
+                  </w:r>
+                </w:p>
+              </w:tc>
+              <w:tc>
+                <w:tcPr>
+                  <w:tcBorders>
+                    <w:top w:val="single" w:space="0" w:color="D3D3D3"/>
+                    <w:bottom w:val="single" w:space="0" w:color="D3D3D3"/>
+                    <w:start w:val="single" w:space="0" w:color="D3D3D3"/>
+                    <w:end w:val="single" w:space="0" w:color="D3D3D3"/>
+                  </w:tcBorders>
+                  <w:shd w:val="clear" w:color="auto" w:fill="FFF5F0"/>
+                </w:tcPr>
+                <w:p>
+                  <w:pPr>
+                    <w:spacing w:before="0" w:after="60"/>
+                    <w:keepNext/>
+                    <w:jc w:val="end"/>
+                  </w:pPr>
+                  <w:r>
+                    <w:rPr>
+                      <w:rFonts w:ascii="Calibri" w:hAnsi="Calibri"/>
+                      <w:sz w:val="20"/>
+                    </w:rPr>
+                    <w:t xml:space="default">1.1</w:t>
+                  </w:r>
+                </w:p>
+              </w:tc>
+              <w:tc>
+                <w:tcPr>
+                  <w:tcBorders>
+                    <w:top w:val="single" w:space="0" w:color="D3D3D3"/>
+                    <w:bottom w:val="single" w:space="0" w:color="D3D3D3"/>
+                    <w:start w:val="single" w:space="0" w:color="D3D3D3"/>
+                    <w:end w:val="single" w:space="0" w:color="D3D3D3"/>
+                  </w:tcBorders>
+                  <w:shd w:val="clear" w:color="auto" w:fill="FCAE91"/>
+                </w:tcPr>
+                <w:p>
+                  <w:pPr>
+                    <w:spacing w:before="0" w:after="60"/>
+                    <w:keepNext/>
+                    <w:jc w:val="end"/>
+                  </w:pPr>
+                  <w:r>
+                    <w:rPr>
+                      <w:rFonts w:ascii="Calibri" w:hAnsi="Calibri"/>
+                      <w:sz w:val="20"/>
+                    </w:rPr>
+                    <w:t xml:space="default">0.6</w:t>
+                  </w:r>
+                </w:p>
+              </w:tc>
+              <w:tc>
+                <w:tcPr>
+                  <w:tcBorders>
+                    <w:top w:val="single" w:space="0" w:color="D3D3D3"/>
+                    <w:bottom w:val="single" w:space="0" w:color="D3D3D3"/>
+                    <w:start w:val="single" w:space="0" w:color="D3D3D3"/>
+                    <w:end w:val="single" w:space="0" w:color="D3D3D3"/>
+                  </w:tcBorders>
+                  <w:shd w:val="clear" w:color="auto" w:fill="FCB195"/>
+                </w:tcPr>
+                <w:p>
+                  <w:pPr>
+                    <w:spacing w:before="0" w:after="60"/>
+                    <w:keepNext/>
+                    <w:jc w:val="end"/>
+                  </w:pPr>
+                  <w:r>
+                    <w:rPr>
+                      <w:rFonts w:ascii="Calibri" w:hAnsi="Calibri"/>
+                      <w:sz w:val="20"/>
+                    </w:rPr>
+                    <w:t xml:space="default">0.6</w:t>
+                  </w:r>
+                </w:p>
+              </w:tc>
+            </w:tr>
+            <w:tr>
+              <w:trPr>
+                <w:cantSplit/>
+              </w:trPr>
+              <w:tc>
+                <w:tcPr>
+                  <w:tcBorders>
+                    <w:top w:val="single" w:space="0" w:color="D3D3D3"/>
+                    <w:bottom w:val="single" w:space="0" w:color="D3D3D3"/>
+                    <w:start w:val="single" w:space="0" w:color="D3D3D3"/>
+                    <w:end w:val="single" w:space="0" w:color="D3D3D3"/>
+                  </w:tcBorders>
+                </w:tcPr>
+                <w:p>
+                  <w:pPr>
+                    <w:spacing w:before="0" w:after="60"/>
+                    <w:keepNext/>
+                    <w:jc w:val="start"/>
+                  </w:pPr>
+                  <w:r>
+                    <w:rPr>
+                      <w:rFonts w:ascii="Calibri" w:hAnsi="Calibri"/>
+                      <w:sz w:val="20"/>
+                    </w:rPr>
+                    <w:t xml:space="default">Fishery age compositions</w:t>
+                  </w:r>
+                </w:p>
+              </w:tc>
+              <w:tc>
+                <w:tcPr>
+                  <w:tcBorders>
+                    <w:top w:val="single" w:space="0" w:color="D3D3D3"/>
+                    <w:bottom w:val="single" w:space="0" w:color="D3D3D3"/>
+                    <w:start w:val="single" w:space="0" w:color="D3D3D3"/>
+                    <w:end w:val="single" w:space="0" w:color="D3D3D3"/>
+                  </w:tcBorders>
+                  <w:shd w:val="clear" w:color="auto" w:fill="FFF5F0"/>
+                </w:tcPr>
+                <w:p>
+                  <w:pPr>
+                    <w:spacing w:before="0" w:after="60"/>
+                    <w:keepNext/>
+                    <w:jc w:val="end"/>
+                  </w:pPr>
+                  <w:r>
+                    <w:rPr>
+                      <w:rFonts w:ascii="Calibri" w:hAnsi="Calibri"/>
+                      <w:sz w:val="20"/>
+                    </w:rPr>
+                    <w:t xml:space="default">549.8</w:t>
+                  </w:r>
+                </w:p>
+              </w:tc>
+              <w:tc>
+                <w:tcPr>
+                  <w:tcBorders>
+                    <w:top w:val="single" w:space="0" w:color="D3D3D3"/>
+                    <w:bottom w:val="single" w:space="0" w:color="D3D3D3"/>
+                    <w:start w:val="single" w:space="0" w:color="D3D3D3"/>
+                    <w:end w:val="single" w:space="0" w:color="D3D3D3"/>
+                  </w:tcBorders>
+                  <w:shd w:val="clear" w:color="auto" w:fill="FCAE91"/>
+                </w:tcPr>
+                <w:p>
+                  <w:pPr>
+                    <w:spacing w:before="0" w:after="60"/>
+                    <w:keepNext/>
+                    <w:jc w:val="end"/>
+                  </w:pPr>
+                  <w:r>
+                    <w:rPr>
+                      <w:rFonts w:ascii="Calibri" w:hAnsi="Calibri"/>
+                      <w:sz w:val="20"/>
+                    </w:rPr>
+                    <w:t xml:space="default">374.8</w:t>
+                  </w:r>
+                </w:p>
+              </w:tc>
+              <w:tc>
+                <w:tcPr>
+                  <w:tcBorders>
+                    <w:top w:val="single" w:space="0" w:color="D3D3D3"/>
+                    <w:bottom w:val="single" w:space="0" w:color="D3D3D3"/>
+                    <w:start w:val="single" w:space="0" w:color="D3D3D3"/>
+                    <w:end w:val="single" w:space="0" w:color="D3D3D3"/>
+                  </w:tcBorders>
+                  <w:shd w:val="clear" w:color="auto" w:fill="FFECE4"/>
+                </w:tcPr>
+                <w:p>
+                  <w:pPr>
+                    <w:spacing w:before="0" w:after="60"/>
+                    <w:keepNext/>
+                    <w:jc w:val="end"/>
+                  </w:pPr>
+                  <w:r>
+                    <w:rPr>
+                      <w:rFonts w:ascii="Calibri" w:hAnsi="Calibri"/>
+                      <w:sz w:val="20"/>
+                    </w:rPr>
+                    <w:t xml:space="default">528.4</w:t>
+                  </w:r>
+                </w:p>
+              </w:tc>
+              <w:tc>
+                <w:tcPr>
+                  <w:tcBorders>
+                    <w:top w:val="single" w:space="0" w:color="D3D3D3"/>
+                    <w:bottom w:val="single" w:space="0" w:color="D3D3D3"/>
+                    <w:start w:val="single" w:space="0" w:color="D3D3D3"/>
+                    <w:end w:val="single" w:space="0" w:color="D3D3D3"/>
+                  </w:tcBorders>
+                  <w:shd w:val="clear" w:color="auto" w:fill="FFEAE1"/>
+                </w:tcPr>
+                <w:p>
+                  <w:pPr>
+                    <w:spacing w:before="0" w:after="60"/>
+                    <w:keepNext/>
+                    <w:jc w:val="end"/>
+                  </w:pPr>
+                  <w:r>
+                    <w:rPr>
+                      <w:rFonts w:ascii="Calibri" w:hAnsi="Calibri"/>
+                      <w:sz w:val="20"/>
+                    </w:rPr>
+                    <w:t xml:space="default">521.9</w:t>
+                  </w:r>
+                </w:p>
+              </w:tc>
+            </w:tr>
+            <w:tr>
+              <w:trPr>
+                <w:cantSplit/>
+              </w:trPr>
+              <w:tc>
+                <w:tcPr>
+                  <w:tcBorders>
+                    <w:top w:val="single" w:space="0" w:color="D3D3D3"/>
+                    <w:bottom w:val="single" w:space="0" w:color="D3D3D3"/>
+                    <w:start w:val="single" w:space="0" w:color="D3D3D3"/>
+                    <w:end w:val="single" w:space="0" w:color="D3D3D3"/>
+                  </w:tcBorders>
+                </w:tcPr>
+                <w:p>
+                  <w:pPr>
+                    <w:spacing w:before="0" w:after="60"/>
+                    <w:keepNext/>
+                    <w:jc w:val="start"/>
+                  </w:pPr>
+                  <w:r>
+                    <w:rPr>
+                      <w:rFonts w:ascii="Calibri" w:hAnsi="Calibri"/>
+                      <w:sz w:val="20"/>
+                    </w:rPr>
+                    <w:t xml:space="default"> North Chile fishery age comps</w:t>
+                  </w:r>
+                </w:p>
+              </w:tc>
+              <w:tc>
+                <w:tcPr>
+                  <w:tcBorders>
+                    <w:top w:val="single" w:space="0" w:color="D3D3D3"/>
+                    <w:bottom w:val="single" w:space="0" w:color="D3D3D3"/>
+                    <w:start w:val="single" w:space="0" w:color="D3D3D3"/>
+                    <w:end w:val="single" w:space="0" w:color="D3D3D3"/>
+                  </w:tcBorders>
+                  <w:shd w:val="clear" w:color="auto" w:fill="FFF5F0"/>
+                </w:tcPr>
+                <w:p>
+                  <w:pPr>
+                    <w:spacing w:before="0" w:after="60"/>
+                    <w:keepNext/>
+                    <w:jc w:val="end"/>
+                  </w:pPr>
+                  <w:r>
+                    <w:rPr>
+                      <w:rFonts w:ascii="Calibri" w:hAnsi="Calibri"/>
+                      <w:sz w:val="20"/>
+                    </w:rPr>
+                    <w:t xml:space="default">202.8</w:t>
+                  </w:r>
+                </w:p>
+              </w:tc>
+              <w:tc>
+                <w:tcPr>
+                  <w:tcBorders>
+                    <w:top w:val="single" w:space="0" w:color="D3D3D3"/>
+                    <w:bottom w:val="single" w:space="0" w:color="D3D3D3"/>
+                    <w:start w:val="single" w:space="0" w:color="D3D3D3"/>
+                    <w:end w:val="single" w:space="0" w:color="D3D3D3"/>
+                  </w:tcBorders>
+                  <w:shd w:val="clear" w:color="auto" w:fill="FDCCB9"/>
+                </w:tcPr>
+                <w:p>
+                  <w:pPr>
+                    <w:spacing w:before="0" w:after="60"/>
+                    <w:keepNext/>
+                    <w:jc w:val="end"/>
+                  </w:pPr>
+                  <w:r>
+                    <w:rPr>
+                      <w:rFonts w:ascii="Calibri" w:hAnsi="Calibri"/>
+                      <w:sz w:val="20"/>
+                    </w:rPr>
+                    <w:t xml:space="default">199.0</w:t>
+                  </w:r>
+                </w:p>
+              </w:tc>
+              <w:tc>
+                <w:tcPr>
+                  <w:tcBorders>
+                    <w:top w:val="single" w:space="0" w:color="D3D3D3"/>
+                    <w:bottom w:val="single" w:space="0" w:color="D3D3D3"/>
+                    <w:start w:val="single" w:space="0" w:color="D3D3D3"/>
+                    <w:end w:val="single" w:space="0" w:color="D3D3D3"/>
+                  </w:tcBorders>
+                  <w:shd w:val="clear" w:color="auto" w:fill="FFF4EF"/>
+                </w:tcPr>
+                <w:p>
+                  <w:pPr>
+                    <w:spacing w:before="0" w:after="60"/>
+                    <w:keepNext/>
+                    <w:jc w:val="end"/>
+                  </w:pPr>
+                  <w:r>
+                    <w:rPr>
+                      <w:rFonts w:ascii="Calibri" w:hAnsi="Calibri"/>
+                      <w:sz w:val="20"/>
+                    </w:rPr>
+                    <w:t xml:space="default">202.7</w:t>
+                  </w:r>
+                </w:p>
+              </w:tc>
+              <w:tc>
+                <w:tcPr>
+                  <w:tcBorders>
+                    <w:top w:val="single" w:space="0" w:color="D3D3D3"/>
+                    <w:bottom w:val="single" w:space="0" w:color="D3D3D3"/>
+                    <w:start w:val="single" w:space="0" w:color="D3D3D3"/>
+                    <w:end w:val="single" w:space="0" w:color="D3D3D3"/>
+                  </w:tcBorders>
+                  <w:shd w:val="clear" w:color="auto" w:fill="FCAE91"/>
+                </w:tcPr>
+                <w:p>
+                  <w:pPr>
+                    <w:spacing w:before="0" w:after="60"/>
+                    <w:keepNext/>
+                    <w:jc w:val="end"/>
+                  </w:pPr>
+                  <w:r>
+                    <w:rPr>
+                      <w:rFonts w:ascii="Calibri" w:hAnsi="Calibri"/>
+                      <w:sz w:val="20"/>
+                    </w:rPr>
+                    <w:t xml:space="default">196.4</w:t>
+                  </w:r>
+                </w:p>
+              </w:tc>
+            </w:tr>
+            <w:tr>
+              <w:trPr>
+                <w:cantSplit/>
+              </w:trPr>
+              <w:tc>
+                <w:tcPr>
+                  <w:tcBorders>
+                    <w:top w:val="single" w:space="0" w:color="D3D3D3"/>
+                    <w:bottom w:val="single" w:space="0" w:color="D3D3D3"/>
+                    <w:start w:val="single" w:space="0" w:color="D3D3D3"/>
+                    <w:end w:val="single" w:space="0" w:color="D3D3D3"/>
+                  </w:tcBorders>
+                </w:tcPr>
+                <w:p>
+                  <w:pPr>
+                    <w:spacing w:before="0" w:after="60"/>
+                    <w:keepNext/>
+                    <w:jc w:val="start"/>
+                  </w:pPr>
+                  <w:r>
+                    <w:rPr>
+                      <w:rFonts w:ascii="Calibri" w:hAnsi="Calibri"/>
+                      <w:sz w:val="20"/>
+                    </w:rPr>
+                    <w:t xml:space="default"> S-C Chile fishery age comps</w:t>
+                  </w:r>
+                </w:p>
+              </w:tc>
+              <w:tc>
+                <w:tcPr>
+                  <w:tcBorders>
+                    <w:top w:val="single" w:space="0" w:color="D3D3D3"/>
+                    <w:bottom w:val="single" w:space="0" w:color="D3D3D3"/>
+                    <w:start w:val="single" w:space="0" w:color="D3D3D3"/>
+                    <w:end w:val="single" w:space="0" w:color="D3D3D3"/>
+                  </w:tcBorders>
+                  <w:shd w:val="clear" w:color="auto" w:fill="FFF5F0"/>
+                </w:tcPr>
+                <w:p>
+                  <w:pPr>
+                    <w:spacing w:before="0" w:after="60"/>
+                    <w:keepNext/>
+                    <w:jc w:val="end"/>
+                  </w:pPr>
+                  <w:r>
+                    <w:rPr>
+                      <w:rFonts w:ascii="Calibri" w:hAnsi="Calibri"/>
+                      <w:sz w:val="20"/>
+                    </w:rPr>
+                    <w:t xml:space="default">307.3</w:t>
+                  </w:r>
+                </w:p>
+              </w:tc>
+              <w:tc>
+                <w:tcPr>
+                  <w:tcBorders>
+                    <w:top w:val="single" w:space="0" w:color="D3D3D3"/>
+                    <w:bottom w:val="single" w:space="0" w:color="D3D3D3"/>
+                    <w:start w:val="single" w:space="0" w:color="D3D3D3"/>
+                    <w:end w:val="single" w:space="0" w:color="D3D3D3"/>
+                  </w:tcBorders>
+                  <w:shd w:val="clear" w:color="auto" w:fill="FCAE91"/>
+                </w:tcPr>
+                <w:p>
+                  <w:pPr>
+                    <w:spacing w:before="0" w:after="60"/>
+                    <w:keepNext/>
+                    <w:jc w:val="end"/>
+                  </w:pPr>
+                  <w:r>
+                    <w:rPr>
+                      <w:rFonts w:ascii="Calibri" w:hAnsi="Calibri"/>
+                      <w:sz w:val="20"/>
+                    </w:rPr>
+                    <w:t xml:space="default">139.2</w:t>
+                  </w:r>
+                </w:p>
+              </w:tc>
+              <w:tc>
+                <w:tcPr>
+                  <w:tcBorders>
+                    <w:top w:val="single" w:space="0" w:color="D3D3D3"/>
+                    <w:bottom w:val="single" w:space="0" w:color="D3D3D3"/>
+                    <w:start w:val="single" w:space="0" w:color="D3D3D3"/>
+                    <w:end w:val="single" w:space="0" w:color="D3D3D3"/>
+                  </w:tcBorders>
+                  <w:shd w:val="clear" w:color="auto" w:fill="FFECE4"/>
+                </w:tcPr>
+                <w:p>
+                  <w:pPr>
+                    <w:spacing w:before="0" w:after="60"/>
+                    <w:keepNext/>
+                    <w:jc w:val="end"/>
+                  </w:pPr>
+                  <w:r>
+                    <w:rPr>
+                      <w:rFonts w:ascii="Calibri" w:hAnsi="Calibri"/>
+                      <w:sz w:val="20"/>
+                    </w:rPr>
+                    <w:t xml:space="default">285.4</w:t>
+                  </w:r>
+                </w:p>
+              </w:tc>
+              <w:tc>
+                <w:tcPr>
+                  <w:tcBorders>
+                    <w:top w:val="single" w:space="0" w:color="D3D3D3"/>
+                    <w:bottom w:val="single" w:space="0" w:color="D3D3D3"/>
+                    <w:start w:val="single" w:space="0" w:color="D3D3D3"/>
+                    <w:end w:val="single" w:space="0" w:color="D3D3D3"/>
+                  </w:tcBorders>
+                  <w:shd w:val="clear" w:color="auto" w:fill="FFEDE6"/>
+                </w:tcPr>
+                <w:p>
+                  <w:pPr>
+                    <w:spacing w:before="0" w:after="60"/>
+                    <w:keepNext/>
+                    <w:jc w:val="end"/>
+                  </w:pPr>
+                  <w:r>
+                    <w:rPr>
+                      <w:rFonts w:ascii="Calibri" w:hAnsi="Calibri"/>
+                      <w:sz w:val="20"/>
+                    </w:rPr>
+                    <w:t xml:space="default">289.2</w:t>
+                  </w:r>
+                </w:p>
+              </w:tc>
+            </w:tr>
+            <w:tr>
+              <w:trPr>
+                <w:cantSplit/>
+              </w:trPr>
+              <w:tc>
+                <w:tcPr>
+                  <w:tcBorders>
+                    <w:top w:val="single" w:space="0" w:color="D3D3D3"/>
+                    <w:bottom w:val="single" w:space="0" w:color="D3D3D3"/>
+                    <w:start w:val="single" w:space="0" w:color="D3D3D3"/>
+                    <w:end w:val="single" w:space="0" w:color="D3D3D3"/>
+                  </w:tcBorders>
+                </w:tcPr>
+                <w:p>
+                  <w:pPr>
+                    <w:spacing w:before="0" w:after="60"/>
+                    <w:keepNext/>
+                    <w:jc w:val="start"/>
+                  </w:pPr>
+                  <w:r>
+                    <w:rPr>
+                      <w:rFonts w:ascii="Calibri" w:hAnsi="Calibri"/>
+                      <w:sz w:val="20"/>
+                    </w:rPr>
+                    <w:t xml:space="default"> Offshore trawl fishery age comps</w:t>
+                  </w:r>
+                </w:p>
+              </w:tc>
+              <w:tc>
+                <w:tcPr>
+                  <w:tcBorders>
+                    <w:top w:val="single" w:space="0" w:color="D3D3D3"/>
+                    <w:bottom w:val="single" w:space="0" w:color="D3D3D3"/>
+                    <w:start w:val="single" w:space="0" w:color="D3D3D3"/>
+                    <w:end w:val="single" w:space="0" w:color="D3D3D3"/>
+                  </w:tcBorders>
+                  <w:shd w:val="clear" w:color="auto" w:fill="FFEBE2"/>
+                </w:tcPr>
+                <w:p>
+                  <w:pPr>
+                    <w:spacing w:before="0" w:after="60"/>
+                    <w:keepNext/>
+                    <w:jc w:val="end"/>
+                  </w:pPr>
+                  <w:r>
+                    <w:rPr>
+                      <w:rFonts w:ascii="Calibri" w:hAnsi="Calibri"/>
+                      <w:sz w:val="20"/>
+                    </w:rPr>
+                    <w:t xml:space="default">39.7</w:t>
+                  </w:r>
+                </w:p>
+              </w:tc>
+              <w:tc>
+                <w:tcPr>
+                  <w:tcBorders>
+                    <w:top w:val="single" w:space="0" w:color="D3D3D3"/>
+                    <w:bottom w:val="single" w:space="0" w:color="D3D3D3"/>
+                    <w:start w:val="single" w:space="0" w:color="D3D3D3"/>
+                    <w:end w:val="single" w:space="0" w:color="D3D3D3"/>
+                  </w:tcBorders>
+                  <w:shd w:val="clear" w:color="auto" w:fill="FCB296"/>
+                </w:tcPr>
+                <w:p>
+                  <w:pPr>
+                    <w:spacing w:before="0" w:after="60"/>
+                    <w:keepNext/>
+                    <w:jc w:val="end"/>
+                  </w:pPr>
+                  <w:r>
+                    <w:rPr>
+                      <w:rFonts w:ascii="Calibri" w:hAnsi="Calibri"/>
+                      <w:sz w:val="20"/>
+                    </w:rPr>
+                    <w:t xml:space="default">36.5</w:t>
+                  </w:r>
+                </w:p>
+              </w:tc>
+              <w:tc>
+                <w:tcPr>
+                  <w:tcBorders>
+                    <w:top w:val="single" w:space="0" w:color="D3D3D3"/>
+                    <w:bottom w:val="single" w:space="0" w:color="D3D3D3"/>
+                    <w:start w:val="single" w:space="0" w:color="D3D3D3"/>
+                    <w:end w:val="single" w:space="0" w:color="D3D3D3"/>
+                  </w:tcBorders>
+                  <w:shd w:val="clear" w:color="auto" w:fill="FFF5F0"/>
+                </w:tcPr>
+                <w:p>
+                  <w:pPr>
+                    <w:spacing w:before="0" w:after="60"/>
+                    <w:keepNext/>
+                    <w:jc w:val="end"/>
+                  </w:pPr>
+                  <w:r>
+                    <w:rPr>
+                      <w:rFonts w:ascii="Calibri" w:hAnsi="Calibri"/>
+                      <w:sz w:val="20"/>
+                    </w:rPr>
+                    <w:t xml:space="default">40.3</w:t>
+                  </w:r>
+                </w:p>
+              </w:tc>
+              <w:tc>
+                <w:tcPr>
+                  <w:tcBorders>
+                    <w:top w:val="single" w:space="0" w:color="D3D3D3"/>
+                    <w:bottom w:val="single" w:space="0" w:color="D3D3D3"/>
+                    <w:start w:val="single" w:space="0" w:color="D3D3D3"/>
+                    <w:end w:val="single" w:space="0" w:color="D3D3D3"/>
+                  </w:tcBorders>
+                  <w:shd w:val="clear" w:color="auto" w:fill="FCAE91"/>
+                </w:tcPr>
+                <w:p>
+                  <w:pPr>
+                    <w:spacing w:before="0" w:after="60"/>
+                    <w:keepNext/>
+                    <w:jc w:val="end"/>
+                  </w:pPr>
+                  <w:r>
+                    <w:rPr>
+                      <w:rFonts w:ascii="Calibri" w:hAnsi="Calibri"/>
+                      <w:sz w:val="20"/>
+                    </w:rPr>
+                    <w:t xml:space="default">36.3</w:t>
+                  </w:r>
+                </w:p>
+              </w:tc>
+            </w:tr>
+            <w:tr>
+              <w:trPr>
+                <w:cantSplit/>
+              </w:trPr>
+              <w:tc>
+                <w:tcPr>
+                  <w:tcBorders>
+                    <w:top w:val="single" w:space="0" w:color="D3D3D3"/>
+                    <w:bottom w:val="single" w:space="0" w:color="D3D3D3"/>
+                    <w:start w:val="single" w:space="0" w:color="D3D3D3"/>
+                    <w:end w:val="single" w:space="0" w:color="D3D3D3"/>
+                  </w:tcBorders>
+                </w:tcPr>
+                <w:p>
+                  <w:pPr>
+                    <w:spacing w:before="0" w:after="60"/>
+                    <w:keepNext/>
+                    <w:jc w:val="start"/>
+                  </w:pPr>
+                  <w:r>
+                    <w:rPr>
+                      <w:rFonts w:ascii="Calibri" w:hAnsi="Calibri"/>
+                      <w:sz w:val="20"/>
+                    </w:rPr>
+                    <w:t xml:space="default">Fishery length compositions</w:t>
+                  </w:r>
+                </w:p>
+              </w:tc>
+              <w:tc>
+                <w:tcPr>
+                  <w:tcBorders>
+                    <w:top w:val="single" w:space="0" w:color="D3D3D3"/>
+                    <w:bottom w:val="single" w:space="0" w:color="D3D3D3"/>
+                    <w:start w:val="single" w:space="0" w:color="D3D3D3"/>
+                    <w:end w:val="single" w:space="0" w:color="D3D3D3"/>
+                  </w:tcBorders>
+                  <w:shd w:val="clear" w:color="auto" w:fill="FEE5DB"/>
+                </w:tcPr>
+                <w:p>
+                  <w:pPr>
+                    <w:spacing w:before="0" w:after="60"/>
+                    <w:keepNext/>
+                    <w:jc w:val="end"/>
+                  </w:pPr>
+                  <w:r>
+                    <w:rPr>
+                      <w:rFonts w:ascii="Calibri" w:hAnsi="Calibri"/>
+                      <w:sz w:val="20"/>
+                    </w:rPr>
+                    <w:t xml:space="default">581.9</w:t>
+                  </w:r>
+                </w:p>
+              </w:tc>
+              <w:tc>
+                <w:tcPr>
+                  <w:tcBorders>
+                    <w:top w:val="single" w:space="0" w:color="D3D3D3"/>
+                    <w:bottom w:val="single" w:space="0" w:color="D3D3D3"/>
+                    <w:start w:val="single" w:space="0" w:color="D3D3D3"/>
+                    <w:end w:val="single" w:space="0" w:color="D3D3D3"/>
+                  </w:tcBorders>
+                  <w:shd w:val="clear" w:color="auto" w:fill="FCAE91"/>
+                </w:tcPr>
+                <w:p>
+                  <w:pPr>
+                    <w:spacing w:before="0" w:after="60"/>
+                    <w:keepNext/>
+                    <w:jc w:val="end"/>
+                  </w:pPr>
+                  <w:r>
+                    <w:rPr>
+                      <w:rFonts w:ascii="Calibri" w:hAnsi="Calibri"/>
+                      <w:sz w:val="20"/>
+                    </w:rPr>
+                    <w:t xml:space="default">567.0</w:t>
+                  </w:r>
+                </w:p>
+              </w:tc>
+              <w:tc>
+                <w:tcPr>
+                  <w:tcBorders>
+                    <w:top w:val="single" w:space="0" w:color="D3D3D3"/>
+                    <w:bottom w:val="single" w:space="0" w:color="D3D3D3"/>
+                    <w:start w:val="single" w:space="0" w:color="D3D3D3"/>
+                    <w:end w:val="single" w:space="0" w:color="D3D3D3"/>
+                  </w:tcBorders>
+                  <w:shd w:val="clear" w:color="auto" w:fill="FFF5F0"/>
+                </w:tcPr>
+                <w:p>
+                  <w:pPr>
+                    <w:spacing w:before="0" w:after="60"/>
+                    <w:keepNext/>
+                    <w:jc w:val="end"/>
+                  </w:pPr>
+                  <w:r>
+                    <w:rPr>
+                      <w:rFonts w:ascii="Calibri" w:hAnsi="Calibri"/>
+                      <w:sz w:val="20"/>
+                    </w:rPr>
+                    <w:t xml:space="default">586.2</w:t>
+                  </w:r>
+                </w:p>
+              </w:tc>
+              <w:tc>
+                <w:tcPr>
+                  <w:tcBorders>
+                    <w:top w:val="single" w:space="0" w:color="D3D3D3"/>
+                    <w:bottom w:val="single" w:space="0" w:color="D3D3D3"/>
+                    <w:start w:val="single" w:space="0" w:color="D3D3D3"/>
+                    <w:end w:val="single" w:space="0" w:color="D3D3D3"/>
+                  </w:tcBorders>
+                  <w:shd w:val="clear" w:color="auto" w:fill="FDC8B3"/>
+                </w:tcPr>
+                <w:p>
+                  <w:pPr>
+                    <w:spacing w:before="0" w:after="60"/>
+                    <w:keepNext/>
+                    <w:jc w:val="end"/>
+                  </w:pPr>
+                  <w:r>
+                    <w:rPr>
+                      <w:rFonts w:ascii="Calibri" w:hAnsi="Calibri"/>
+                      <w:sz w:val="20"/>
+                    </w:rPr>
+                    <w:t xml:space="default">574.0</w:t>
+                  </w:r>
+                </w:p>
+              </w:tc>
+            </w:tr>
+            <w:tr>
+              <w:trPr>
+                <w:cantSplit/>
+              </w:trPr>
+              <w:tc>
+                <w:tcPr>
+                  <w:tcBorders>
+                    <w:top w:val="single" w:space="0" w:color="D3D3D3"/>
+                    <w:bottom w:val="single" w:space="0" w:color="D3D3D3"/>
+                    <w:start w:val="single" w:space="0" w:color="D3D3D3"/>
+                    <w:end w:val="single" w:space="0" w:color="D3D3D3"/>
+                  </w:tcBorders>
+                </w:tcPr>
+                <w:p>
+                  <w:pPr>
+                    <w:spacing w:before="0" w:after="60"/>
+                    <w:keepNext/>
+                    <w:jc w:val="start"/>
+                  </w:pPr>
+                  <w:r>
+                    <w:rPr>
+                      <w:rFonts w:ascii="Calibri" w:hAnsi="Calibri"/>
+                      <w:sz w:val="20"/>
+                    </w:rPr>
+                    <w:t xml:space="default">Fishery selectivity penalties</w:t>
+                  </w:r>
+                </w:p>
+              </w:tc>
+              <w:tc>
+                <w:tcPr>
+                  <w:tcBorders>
+                    <w:top w:val="single" w:space="0" w:color="D3D3D3"/>
+                    <w:bottom w:val="single" w:space="0" w:color="D3D3D3"/>
+                    <w:start w:val="single" w:space="0" w:color="D3D3D3"/>
+                    <w:end w:val="single" w:space="0" w:color="D3D3D3"/>
+                  </w:tcBorders>
+                  <w:shd w:val="clear" w:color="auto" w:fill="FCB69C"/>
+                </w:tcPr>
+                <w:p>
+                  <w:pPr>
+                    <w:spacing w:before="0" w:after="60"/>
+                    <w:keepNext/>
+                    <w:jc w:val="end"/>
+                  </w:pPr>
+                  <w:r>
+                    <w:rPr>
+                      <w:rFonts w:ascii="Calibri" w:hAnsi="Calibri"/>
+                      <w:sz w:val="20"/>
+                    </w:rPr>
+                    <w:t xml:space="default">114.4</w:t>
+                  </w:r>
+                </w:p>
+              </w:tc>
+              <w:tc>
+                <w:tcPr>
+                  <w:tcBorders>
+                    <w:top w:val="single" w:space="0" w:color="D3D3D3"/>
+                    <w:bottom w:val="single" w:space="0" w:color="D3D3D3"/>
+                    <w:start w:val="single" w:space="0" w:color="D3D3D3"/>
+                    <w:end w:val="single" w:space="0" w:color="D3D3D3"/>
+                  </w:tcBorders>
+                  <w:shd w:val="clear" w:color="auto" w:fill="FFF5F0"/>
+                </w:tcPr>
+                <w:p>
+                  <w:pPr>
+                    <w:spacing w:before="0" w:after="60"/>
+                    <w:keepNext/>
+                    <w:jc w:val="end"/>
+                  </w:pPr>
+                  <w:r>
+                    <w:rPr>
+                      <w:rFonts w:ascii="Calibri" w:hAnsi="Calibri"/>
+                      <w:sz w:val="20"/>
+                    </w:rPr>
+                    <w:t xml:space="default">196.0</w:t>
+                  </w:r>
+                </w:p>
+              </w:tc>
+              <w:tc>
+                <w:tcPr>
+                  <w:tcBorders>
+                    <w:top w:val="single" w:space="0" w:color="D3D3D3"/>
+                    <w:bottom w:val="single" w:space="0" w:color="D3D3D3"/>
+                    <w:start w:val="single" w:space="0" w:color="D3D3D3"/>
+                    <w:end w:val="single" w:space="0" w:color="D3D3D3"/>
+                  </w:tcBorders>
+                  <w:shd w:val="clear" w:color="auto" w:fill="FDBEA6"/>
+                </w:tcPr>
+                <w:p>
+                  <w:pPr>
+                    <w:spacing w:before="0" w:after="60"/>
+                    <w:keepNext/>
+                    <w:jc w:val="end"/>
+                  </w:pPr>
+                  <w:r>
+                    <w:rPr>
+                      <w:rFonts w:ascii="Calibri" w:hAnsi="Calibri"/>
+                      <w:sz w:val="20"/>
+                    </w:rPr>
+                    <w:t xml:space="default">124.5</w:t>
+                  </w:r>
+                </w:p>
+              </w:tc>
+              <w:tc>
+                <w:tcPr>
+                  <w:tcBorders>
+                    <w:top w:val="single" w:space="0" w:color="D3D3D3"/>
+                    <w:bottom w:val="single" w:space="0" w:color="D3D3D3"/>
+                    <w:start w:val="single" w:space="0" w:color="D3D3D3"/>
+                    <w:end w:val="single" w:space="0" w:color="D3D3D3"/>
+                  </w:tcBorders>
+                  <w:shd w:val="clear" w:color="auto" w:fill="FCAE91"/>
+                </w:tcPr>
+                <w:p>
+                  <w:pPr>
+                    <w:spacing w:before="0" w:after="60"/>
+                    <w:keepNext/>
+                    <w:jc w:val="end"/>
+                  </w:pPr>
+                  <w:r>
+                    <w:rPr>
+                      <w:rFonts w:ascii="Calibri" w:hAnsi="Calibri"/>
+                      <w:sz w:val="20"/>
+                    </w:rPr>
+                    <w:t xml:space="default">103.9</w:t>
+                  </w:r>
+                </w:p>
+              </w:tc>
+            </w:tr>
+            <w:tr>
+              <w:trPr>
+                <w:cantSplit/>
+              </w:trPr>
+              <w:tc>
+                <w:tcPr>
+                  <w:tcBorders>
+                    <w:top w:val="single" w:space="0" w:color="D3D3D3"/>
+                    <w:bottom w:val="single" w:space="0" w:color="D3D3D3"/>
+                    <w:start w:val="single" w:space="0" w:color="D3D3D3"/>
+                    <w:end w:val="single" w:space="0" w:color="D3D3D3"/>
+                  </w:tcBorders>
+                </w:tcPr>
+                <w:p>
+                  <w:pPr>
+                    <w:spacing w:before="0" w:after="60"/>
+                    <w:keepNext/>
+                    <w:jc w:val="start"/>
+                  </w:pPr>
+                  <w:r>
+                    <w:rPr>
+                      <w:rFonts w:ascii="Calibri" w:hAnsi="Calibri"/>
+                      <w:sz w:val="20"/>
+                    </w:rPr>
+                    <w:t xml:space="default">Index likelihood</w:t>
+                  </w:r>
+                </w:p>
+              </w:tc>
+              <w:tc>
+                <w:tcPr>
+                  <w:tcBorders>
+                    <w:top w:val="single" w:space="0" w:color="D3D3D3"/>
+                    <w:bottom w:val="single" w:space="0" w:color="D3D3D3"/>
+                    <w:start w:val="single" w:space="0" w:color="D3D3D3"/>
+                    <w:end w:val="single" w:space="0" w:color="D3D3D3"/>
+                  </w:tcBorders>
+                  <w:shd w:val="clear" w:color="auto" w:fill="FFF5F0"/>
+                </w:tcPr>
+                <w:p>
+                  <w:pPr>
+                    <w:spacing w:before="0" w:after="60"/>
+                    <w:keepNext/>
+                    <w:jc w:val="end"/>
+                  </w:pPr>
+                  <w:r>
+                    <w:rPr>
+                      <w:rFonts w:ascii="Calibri" w:hAnsi="Calibri"/>
+                      <w:sz w:val="20"/>
+                    </w:rPr>
+                    <w:t xml:space="default">258.0</w:t>
+                  </w:r>
+                </w:p>
+              </w:tc>
+              <w:tc>
+                <w:tcPr>
+                  <w:tcBorders>
+                    <w:top w:val="single" w:space="0" w:color="D3D3D3"/>
+                    <w:bottom w:val="single" w:space="0" w:color="D3D3D3"/>
+                    <w:start w:val="single" w:space="0" w:color="D3D3D3"/>
+                    <w:end w:val="single" w:space="0" w:color="D3D3D3"/>
+                  </w:tcBorders>
+                  <w:shd w:val="clear" w:color="auto" w:fill="FDBFA7"/>
+                </w:tcPr>
+                <w:p>
+                  <w:pPr>
+                    <w:spacing w:before="0" w:after="60"/>
+                    <w:keepNext/>
+                    <w:jc w:val="end"/>
+                  </w:pPr>
+                  <w:r>
+                    <w:rPr>
+                      <w:rFonts w:ascii="Calibri" w:hAnsi="Calibri"/>
+                      <w:sz w:val="20"/>
+                    </w:rPr>
+                    <w:t xml:space="default">185.9</w:t>
+                  </w:r>
+                </w:p>
+              </w:tc>
+              <w:tc>
+                <w:tcPr>
+                  <w:tcBorders>
+                    <w:top w:val="single" w:space="0" w:color="D3D3D3"/>
+                    <w:bottom w:val="single" w:space="0" w:color="D3D3D3"/>
+                    <w:start w:val="single" w:space="0" w:color="D3D3D3"/>
+                    <w:end w:val="single" w:space="0" w:color="D3D3D3"/>
+                  </w:tcBorders>
+                  <w:shd w:val="clear" w:color="auto" w:fill="FEE7DD"/>
+                </w:tcPr>
+                <w:p>
+                  <w:pPr>
+                    <w:spacing w:before="0" w:after="60"/>
+                    <w:keepNext/>
+                    <w:jc w:val="end"/>
+                  </w:pPr>
+                  <w:r>
+                    <w:rPr>
+                      <w:rFonts w:ascii="Calibri" w:hAnsi="Calibri"/>
+                      <w:sz w:val="20"/>
+                    </w:rPr>
+                    <w:t xml:space="default">239.6</w:t>
+                  </w:r>
+                </w:p>
+              </w:tc>
+              <w:tc>
+                <w:tcPr>
+                  <w:tcBorders>
+                    <w:top w:val="single" w:space="0" w:color="D3D3D3"/>
+                    <w:bottom w:val="single" w:space="0" w:color="D3D3D3"/>
+                    <w:start w:val="single" w:space="0" w:color="D3D3D3"/>
+                    <w:end w:val="single" w:space="0" w:color="D3D3D3"/>
+                  </w:tcBorders>
+                  <w:shd w:val="clear" w:color="auto" w:fill="FCAE91"/>
+                </w:tcPr>
+                <w:p>
+                  <w:pPr>
+                    <w:spacing w:before="0" w:after="60"/>
+                    <w:keepNext/>
+                    <w:jc w:val="end"/>
+                  </w:pPr>
+                  <w:r>
+                    <w:rPr>
+                      <w:rFonts w:ascii="Calibri" w:hAnsi="Calibri"/>
+                      <w:sz w:val="20"/>
+                    </w:rPr>
+                    <w:t xml:space="default">163.9</w:t>
+                  </w:r>
+                </w:p>
+              </w:tc>
+            </w:tr>
+            <w:tr>
+              <w:trPr>
+                <w:cantSplit/>
+              </w:trPr>
+              <w:tc>
+                <w:tcPr>
+                  <w:tcBorders>
+                    <w:top w:val="single" w:space="0" w:color="D3D3D3"/>
+                    <w:bottom w:val="single" w:space="0" w:color="D3D3D3"/>
+                    <w:start w:val="single" w:space="0" w:color="D3D3D3"/>
+                    <w:end w:val="single" w:space="0" w:color="D3D3D3"/>
+                  </w:tcBorders>
+                </w:tcPr>
+                <w:p>
+                  <w:pPr>
+                    <w:spacing w:before="0" w:after="60"/>
+                    <w:keepNext/>
+                    <w:jc w:val="start"/>
+                  </w:pPr>
+                  <w:r>
+                    <w:rPr>
+                      <w:rFonts w:ascii="Calibri" w:hAnsi="Calibri"/>
+                      <w:sz w:val="20"/>
+                    </w:rPr>
+                    <w:t xml:space="default"> Chile acoustic North index</w:t>
+                  </w:r>
+                </w:p>
+              </w:tc>
+              <w:tc>
+                <w:tcPr>
+                  <w:tcBorders>
+                    <w:top w:val="single" w:space="0" w:color="D3D3D3"/>
+                    <w:bottom w:val="single" w:space="0" w:color="D3D3D3"/>
+                    <w:start w:val="single" w:space="0" w:color="D3D3D3"/>
+                    <w:end w:val="single" w:space="0" w:color="D3D3D3"/>
+                  </w:tcBorders>
+                  <w:shd w:val="clear" w:color="auto" w:fill="FFF5F0"/>
+                </w:tcPr>
+                <w:p>
+                  <w:pPr>
+                    <w:spacing w:before="0" w:after="60"/>
+                    <w:keepNext/>
+                    <w:jc w:val="end"/>
+                  </w:pPr>
+                  <w:r>
+                    <w:rPr>
+                      <w:rFonts w:ascii="Calibri" w:hAnsi="Calibri"/>
+                      <w:sz w:val="20"/>
+                    </w:rPr>
+                    <w:t xml:space="default">87.7</w:t>
+                  </w:r>
+                </w:p>
+              </w:tc>
+              <w:tc>
+                <w:tcPr>
+                  <w:tcBorders>
+                    <w:top w:val="single" w:space="0" w:color="D3D3D3"/>
+                    <w:bottom w:val="single" w:space="0" w:color="D3D3D3"/>
+                    <w:start w:val="single" w:space="0" w:color="D3D3D3"/>
+                    <w:end w:val="single" w:space="0" w:color="D3D3D3"/>
+                  </w:tcBorders>
+                  <w:shd w:val="clear" w:color="auto" w:fill="FDCCB9"/>
+                </w:tcPr>
+                <w:p>
+                  <w:pPr>
+                    <w:spacing w:before="0" w:after="60"/>
+                    <w:keepNext/>
+                    <w:jc w:val="end"/>
+                  </w:pPr>
+                  <w:r>
+                    <w:rPr>
+                      <w:rFonts w:ascii="Calibri" w:hAnsi="Calibri"/>
+                      <w:sz w:val="20"/>
+                    </w:rPr>
+                    <w:t xml:space="default">77.0</w:t>
+                  </w:r>
+                </w:p>
+              </w:tc>
+              <w:tc>
+                <w:tcPr>
+                  <w:tcBorders>
+                    <w:top w:val="single" w:space="0" w:color="D3D3D3"/>
+                    <w:bottom w:val="single" w:space="0" w:color="D3D3D3"/>
+                    <w:start w:val="single" w:space="0" w:color="D3D3D3"/>
+                    <w:end w:val="single" w:space="0" w:color="D3D3D3"/>
+                  </w:tcBorders>
+                  <w:shd w:val="clear" w:color="auto" w:fill="FFEDE6"/>
+                </w:tcPr>
+                <w:p>
+                  <w:pPr>
+                    <w:spacing w:before="0" w:after="60"/>
+                    <w:keepNext/>
+                    <w:jc w:val="end"/>
+                  </w:pPr>
+                  <w:r>
+                    <w:rPr>
+                      <w:rFonts w:ascii="Calibri" w:hAnsi="Calibri"/>
+                      <w:sz w:val="20"/>
+                    </w:rPr>
+                    <w:t xml:space="default">85.8</w:t>
+                  </w:r>
+                </w:p>
+              </w:tc>
+              <w:tc>
+                <w:tcPr>
+                  <w:tcBorders>
+                    <w:top w:val="single" w:space="0" w:color="D3D3D3"/>
+                    <w:bottom w:val="single" w:space="0" w:color="D3D3D3"/>
+                    <w:start w:val="single" w:space="0" w:color="D3D3D3"/>
+                    <w:end w:val="single" w:space="0" w:color="D3D3D3"/>
+                  </w:tcBorders>
+                  <w:shd w:val="clear" w:color="auto" w:fill="FCAE91"/>
+                </w:tcPr>
+                <w:p>
+                  <w:pPr>
+                    <w:spacing w:before="0" w:after="60"/>
+                    <w:keepNext/>
+                    <w:jc w:val="end"/>
+                  </w:pPr>
+                  <w:r>
+                    <w:rPr>
+                      <w:rFonts w:ascii="Calibri" w:hAnsi="Calibri"/>
+                      <w:sz w:val="20"/>
+                    </w:rPr>
+                    <w:t xml:space="default">69.2</w:t>
+                  </w:r>
+                </w:p>
+              </w:tc>
+            </w:tr>
+            <w:tr>
+              <w:trPr>
+                <w:cantSplit/>
+              </w:trPr>
+              <w:tc>
+                <w:tcPr>
+                  <w:tcBorders>
+                    <w:top w:val="single" w:space="0" w:color="D3D3D3"/>
+                    <w:bottom w:val="single" w:space="0" w:color="D3D3D3"/>
+                    <w:start w:val="single" w:space="0" w:color="D3D3D3"/>
+                    <w:end w:val="single" w:space="0" w:color="D3D3D3"/>
+                  </w:tcBorders>
+                </w:tcPr>
+                <w:p>
+                  <w:pPr>
+                    <w:spacing w:before="0" w:after="60"/>
+                    <w:keepNext/>
+                    <w:jc w:val="start"/>
+                  </w:pPr>
+                  <w:r>
+                    <w:rPr>
+                      <w:rFonts w:ascii="Calibri" w:hAnsi="Calibri"/>
+                      <w:sz w:val="20"/>
+                    </w:rPr>
+                    <w:t xml:space="default"> Chile CPUE index</w:t>
+                  </w:r>
+                </w:p>
+              </w:tc>
+              <w:tc>
+                <w:tcPr>
+                  <w:tcBorders>
+                    <w:top w:val="single" w:space="0" w:color="D3D3D3"/>
+                    <w:bottom w:val="single" w:space="0" w:color="D3D3D3"/>
+                    <w:start w:val="single" w:space="0" w:color="D3D3D3"/>
+                    <w:end w:val="single" w:space="0" w:color="D3D3D3"/>
+                  </w:tcBorders>
+                  <w:shd w:val="clear" w:color="auto" w:fill="FFF5F0"/>
+                </w:tcPr>
+                <w:p>
+                  <w:pPr>
+                    <w:spacing w:before="0" w:after="60"/>
+                    <w:keepNext/>
+                    <w:jc w:val="end"/>
+                  </w:pPr>
+                  <w:r>
+                    <w:rPr>
+                      <w:rFonts w:ascii="Calibri" w:hAnsi="Calibri"/>
+                      <w:sz w:val="20"/>
+                    </w:rPr>
+                    <w:t xml:space="default">73.5</w:t>
+                  </w:r>
+                </w:p>
+              </w:tc>
+              <w:tc>
+                <w:tcPr>
+                  <w:tcBorders>
+                    <w:top w:val="single" w:space="0" w:color="D3D3D3"/>
+                    <w:bottom w:val="single" w:space="0" w:color="D3D3D3"/>
+                    <w:start w:val="single" w:space="0" w:color="D3D3D3"/>
+                    <w:end w:val="single" w:space="0" w:color="D3D3D3"/>
+                  </w:tcBorders>
+                  <w:shd w:val="clear" w:color="auto" w:fill="FCAE91"/>
+                </w:tcPr>
+                <w:p>
+                  <w:pPr>
+                    <w:spacing w:before="0" w:after="60"/>
+                    <w:keepNext/>
+                    <w:jc w:val="end"/>
+                  </w:pPr>
+                  <w:r>
+                    <w:rPr>
+                      <w:rFonts w:ascii="Calibri" w:hAnsi="Calibri"/>
+                      <w:sz w:val="20"/>
+                    </w:rPr>
+                    <w:t xml:space="default">23.3</w:t>
+                  </w:r>
+                </w:p>
+              </w:tc>
+              <w:tc>
+                <w:tcPr>
+                  <w:tcBorders>
+                    <w:top w:val="single" w:space="0" w:color="D3D3D3"/>
+                    <w:bottom w:val="single" w:space="0" w:color="D3D3D3"/>
+                    <w:start w:val="single" w:space="0" w:color="D3D3D3"/>
+                    <w:end w:val="single" w:space="0" w:color="D3D3D3"/>
+                  </w:tcBorders>
+                  <w:shd w:val="clear" w:color="auto" w:fill="FFECE5"/>
+                </w:tcPr>
+                <w:p>
+                  <w:pPr>
+                    <w:spacing w:before="0" w:after="60"/>
+                    <w:keepNext/>
+                    <w:jc w:val="end"/>
+                  </w:pPr>
+                  <w:r>
+                    <w:rPr>
+                      <w:rFonts w:ascii="Calibri" w:hAnsi="Calibri"/>
+                      <w:sz w:val="20"/>
+                    </w:rPr>
+                    <w:t xml:space="default">67.5</w:t>
+                  </w:r>
+                </w:p>
+              </w:tc>
+              <w:tc>
+                <w:tcPr>
+                  <w:tcBorders>
+                    <w:top w:val="single" w:space="0" w:color="D3D3D3"/>
+                    <w:bottom w:val="single" w:space="0" w:color="D3D3D3"/>
+                    <w:start w:val="single" w:space="0" w:color="D3D3D3"/>
+                    <w:end w:val="single" w:space="0" w:color="D3D3D3"/>
+                  </w:tcBorders>
+                  <w:shd w:val="clear" w:color="auto" w:fill="FDC3AE"/>
+                </w:tcPr>
+                <w:p>
+                  <w:pPr>
+                    <w:spacing w:before="0" w:after="60"/>
+                    <w:keepNext/>
+                    <w:jc w:val="end"/>
+                  </w:pPr>
+                  <w:r>
+                    <w:rPr>
+                      <w:rFonts w:ascii="Calibri" w:hAnsi="Calibri"/>
+                      <w:sz w:val="20"/>
+                    </w:rPr>
+                    <w:t xml:space="default">38.5</w:t>
+                  </w:r>
+                </w:p>
+              </w:tc>
+            </w:tr>
+            <w:tr>
+              <w:trPr>
+                <w:cantSplit/>
+              </w:trPr>
+              <w:tc>
+                <w:tcPr>
+                  <w:tcBorders>
+                    <w:top w:val="single" w:space="0" w:color="D3D3D3"/>
+                    <w:bottom w:val="single" w:space="0" w:color="D3D3D3"/>
+                    <w:start w:val="single" w:space="0" w:color="D3D3D3"/>
+                    <w:end w:val="single" w:space="0" w:color="D3D3D3"/>
+                  </w:tcBorders>
+                </w:tcPr>
+                <w:p>
+                  <w:pPr>
+                    <w:spacing w:before="0" w:after="60"/>
+                    <w:keepNext/>
+                    <w:jc w:val="start"/>
+                  </w:pPr>
+                  <w:r>
+                    <w:rPr>
+                      <w:rFonts w:ascii="Calibri" w:hAnsi="Calibri"/>
+                      <w:sz w:val="20"/>
+                    </w:rPr>
+                    <w:t xml:space="default"> Peru CPUE index</w:t>
+                  </w:r>
+                </w:p>
+              </w:tc>
+              <w:tc>
+                <w:tcPr>
+                  <w:tcBorders>
+                    <w:top w:val="single" w:space="0" w:color="D3D3D3"/>
+                    <w:bottom w:val="single" w:space="0" w:color="D3D3D3"/>
+                    <w:start w:val="single" w:space="0" w:color="D3D3D3"/>
+                    <w:end w:val="single" w:space="0" w:color="D3D3D3"/>
+                  </w:tcBorders>
+                  <w:shd w:val="clear" w:color="auto" w:fill="FFF5F0"/>
+                </w:tcPr>
+                <w:p>
+                  <w:pPr>
+                    <w:spacing w:before="0" w:after="60"/>
+                    <w:keepNext/>
+                    <w:jc w:val="end"/>
+                  </w:pPr>
+                  <w:r>
+                    <w:rPr>
+                      <w:rFonts w:ascii="Calibri" w:hAnsi="Calibri"/>
+                      <w:sz w:val="20"/>
+                    </w:rPr>
+                    <w:t xml:space="default">65.3</w:t>
+                  </w:r>
+                </w:p>
+              </w:tc>
+              <w:tc>
+                <w:tcPr>
+                  <w:tcBorders>
+                    <w:top w:val="single" w:space="0" w:color="D3D3D3"/>
+                    <w:bottom w:val="single" w:space="0" w:color="D3D3D3"/>
+                    <w:start w:val="single" w:space="0" w:color="D3D3D3"/>
+                    <w:end w:val="single" w:space="0" w:color="D3D3D3"/>
+                  </w:tcBorders>
+                  <w:shd w:val="clear" w:color="auto" w:fill="FED3C2"/>
+                </w:tcPr>
+                <w:p>
+                  <w:pPr>
+                    <w:spacing w:before="0" w:after="60"/>
+                    <w:keepNext/>
+                    <w:jc w:val="end"/>
+                  </w:pPr>
+                  <w:r>
+                    <w:rPr>
+                      <w:rFonts w:ascii="Calibri" w:hAnsi="Calibri"/>
+                      <w:sz w:val="20"/>
+                    </w:rPr>
+                    <w:t xml:space="default">51.3</w:t>
+                  </w:r>
+                </w:p>
+              </w:tc>
+              <w:tc>
+                <w:tcPr>
+                  <w:tcBorders>
+                    <w:top w:val="single" w:space="0" w:color="D3D3D3"/>
+                    <w:bottom w:val="single" w:space="0" w:color="D3D3D3"/>
+                    <w:start w:val="single" w:space="0" w:color="D3D3D3"/>
+                    <w:end w:val="single" w:space="0" w:color="D3D3D3"/>
+                  </w:tcBorders>
+                  <w:shd w:val="clear" w:color="auto" w:fill="FEE9E0"/>
+                </w:tcPr>
+                <w:p>
+                  <w:pPr>
+                    <w:spacing w:before="0" w:after="60"/>
+                    <w:keepNext/>
+                    <w:jc w:val="end"/>
+                  </w:pPr>
+                  <w:r>
+                    <w:rPr>
+                      <w:rFonts w:ascii="Calibri" w:hAnsi="Calibri"/>
+                      <w:sz w:val="20"/>
+                    </w:rPr>
+                    <w:t xml:space="default">60.4</w:t>
+                  </w:r>
+                </w:p>
+              </w:tc>
+              <w:tc>
+                <w:tcPr>
+                  <w:tcBorders>
+                    <w:top w:val="single" w:space="0" w:color="D3D3D3"/>
+                    <w:bottom w:val="single" w:space="0" w:color="D3D3D3"/>
+                    <w:start w:val="single" w:space="0" w:color="D3D3D3"/>
+                    <w:end w:val="single" w:space="0" w:color="D3D3D3"/>
+                  </w:tcBorders>
+                  <w:shd w:val="clear" w:color="auto" w:fill="FCAE91"/>
+                </w:tcPr>
+                <w:p>
+                  <w:pPr>
+                    <w:spacing w:before="0" w:after="60"/>
+                    <w:keepNext/>
+                    <w:jc w:val="end"/>
+                  </w:pPr>
+                  <w:r>
+                    <w:rPr>
+                      <w:rFonts w:ascii="Calibri" w:hAnsi="Calibri"/>
+                      <w:sz w:val="20"/>
+                    </w:rPr>
+                    <w:t xml:space="default">36.3</w:t>
+                  </w:r>
+                </w:p>
+              </w:tc>
+            </w:tr>
+            <w:tr>
+              <w:trPr>
+                <w:cantSplit/>
+              </w:trPr>
+              <w:tc>
+                <w:tcPr>
+                  <w:tcBorders>
+                    <w:top w:val="single" w:space="0" w:color="D3D3D3"/>
+                    <w:bottom w:val="single" w:space="0" w:color="D3D3D3"/>
+                    <w:start w:val="single" w:space="0" w:color="D3D3D3"/>
+                    <w:end w:val="single" w:space="0" w:color="D3D3D3"/>
+                  </w:tcBorders>
+                </w:tcPr>
+                <w:p>
+                  <w:pPr>
+                    <w:spacing w:before="0" w:after="60"/>
+                    <w:keepNext/>
+                    <w:jc w:val="start"/>
+                  </w:pPr>
+                  <w:r>
+                    <w:rPr>
+                      <w:rFonts w:ascii="Calibri" w:hAnsi="Calibri"/>
+                      <w:sz w:val="20"/>
+                    </w:rPr>
+                    <w:t xml:space="default"> Offshore CPUE index</w:t>
+                  </w:r>
+                </w:p>
+              </w:tc>
+              <w:tc>
+                <w:tcPr>
+                  <w:tcBorders>
+                    <w:top w:val="single" w:space="0" w:color="D3D3D3"/>
+                    <w:bottom w:val="single" w:space="0" w:color="D3D3D3"/>
+                    <w:start w:val="single" w:space="0" w:color="D3D3D3"/>
+                    <w:end w:val="single" w:space="0" w:color="D3D3D3"/>
+                  </w:tcBorders>
+                  <w:shd w:val="clear" w:color="auto" w:fill="FEE7DD"/>
+                </w:tcPr>
+                <w:p>
+                  <w:pPr>
+                    <w:spacing w:before="0" w:after="60"/>
+                    <w:keepNext/>
+                    <w:jc w:val="end"/>
+                  </w:pPr>
+                  <w:r>
+                    <w:rPr>
+                      <w:rFonts w:ascii="Calibri" w:hAnsi="Calibri"/>
+                      <w:sz w:val="20"/>
+                    </w:rPr>
+                    <w:t xml:space="default">31.4</w:t>
+                  </w:r>
+                </w:p>
+              </w:tc>
+              <w:tc>
+                <w:tcPr>
+                  <w:tcBorders>
+                    <w:top w:val="single" w:space="0" w:color="D3D3D3"/>
+                    <w:bottom w:val="single" w:space="0" w:color="D3D3D3"/>
+                    <w:start w:val="single" w:space="0" w:color="D3D3D3"/>
+                    <w:end w:val="single" w:space="0" w:color="D3D3D3"/>
+                  </w:tcBorders>
+                  <w:shd w:val="clear" w:color="auto" w:fill="FFF5F0"/>
+                </w:tcPr>
+                <w:p>
+                  <w:pPr>
+                    <w:spacing w:before="0" w:after="60"/>
+                    <w:keepNext/>
+                    <w:jc w:val="end"/>
+                  </w:pPr>
+                  <w:r>
+                    <w:rPr>
+                      <w:rFonts w:ascii="Calibri" w:hAnsi="Calibri"/>
+                      <w:sz w:val="20"/>
+                    </w:rPr>
+                    <w:t xml:space="default">34.3</w:t>
+                  </w:r>
+                </w:p>
+              </w:tc>
+              <w:tc>
+                <w:tcPr>
+                  <w:tcBorders>
+                    <w:top w:val="single" w:space="0" w:color="D3D3D3"/>
+                    <w:bottom w:val="single" w:space="0" w:color="D3D3D3"/>
+                    <w:start w:val="single" w:space="0" w:color="D3D3D3"/>
+                    <w:end w:val="single" w:space="0" w:color="D3D3D3"/>
+                  </w:tcBorders>
+                  <w:shd w:val="clear" w:color="auto" w:fill="FDCCB9"/>
+                </w:tcPr>
+                <w:p>
+                  <w:pPr>
+                    <w:spacing w:before="0" w:after="60"/>
+                    <w:keepNext/>
+                    <w:jc w:val="end"/>
+                  </w:pPr>
+                  <w:r>
+                    <w:rPr>
+                      <w:rFonts w:ascii="Calibri" w:hAnsi="Calibri"/>
+                      <w:sz w:val="20"/>
+                    </w:rPr>
+                    <w:t xml:space="default">26.0</w:t>
+                  </w:r>
+                </w:p>
+              </w:tc>
+              <w:tc>
+                <w:tcPr>
+                  <w:tcBorders>
+                    <w:top w:val="single" w:space="0" w:color="D3D3D3"/>
+                    <w:bottom w:val="single" w:space="0" w:color="D3D3D3"/>
+                    <w:start w:val="single" w:space="0" w:color="D3D3D3"/>
+                    <w:end w:val="single" w:space="0" w:color="D3D3D3"/>
+                  </w:tcBorders>
+                  <w:shd w:val="clear" w:color="auto" w:fill="FCAE91"/>
+                </w:tcPr>
+                <w:p>
+                  <w:pPr>
+                    <w:spacing w:before="0" w:after="60"/>
+                    <w:keepNext/>
+                    <w:jc w:val="end"/>
+                  </w:pPr>
+                  <w:r>
+                    <w:rPr>
+                      <w:rFonts w:ascii="Calibri" w:hAnsi="Calibri"/>
+                      <w:sz w:val="20"/>
+                    </w:rPr>
+                    <w:t xml:space="default">19.9</w:t>
+                  </w:r>
+                </w:p>
+              </w:tc>
+            </w:tr>
+            <w:tr>
+              <w:trPr>
+                <w:cantSplit/>
+              </w:trPr>
+              <w:tc>
+                <w:tcPr>
+                  <w:tcBorders>
+                    <w:top w:val="single" w:space="0" w:color="D3D3D3"/>
+                    <w:bottom w:val="single" w:space="0" w:color="D3D3D3"/>
+                    <w:start w:val="single" w:space="0" w:color="D3D3D3"/>
+                    <w:end w:val="single" w:space="0" w:color="D3D3D3"/>
+                  </w:tcBorders>
+                </w:tcPr>
+                <w:p>
+                  <w:pPr>
+                    <w:spacing w:before="0" w:after="60"/>
+                    <w:keepNext/>
+                    <w:jc w:val="start"/>
+                  </w:pPr>
+                  <w:r>
+                    <w:rPr>
+                      <w:rFonts w:ascii="Calibri" w:hAnsi="Calibri"/>
+                      <w:sz w:val="20"/>
+                    </w:rPr>
+                    <w:t xml:space="default">Index age compositions</w:t>
+                  </w:r>
+                </w:p>
+              </w:tc>
+              <w:tc>
+                <w:tcPr>
+                  <w:tcBorders>
+                    <w:top w:val="single" w:space="0" w:color="D3D3D3"/>
+                    <w:bottom w:val="single" w:space="0" w:color="D3D3D3"/>
+                    <w:start w:val="single" w:space="0" w:color="D3D3D3"/>
+                    <w:end w:val="single" w:space="0" w:color="D3D3D3"/>
+                  </w:tcBorders>
+                  <w:shd w:val="clear" w:color="auto" w:fill="FFF5F0"/>
+                </w:tcPr>
+                <w:p>
+                  <w:pPr>
+                    <w:spacing w:before="0" w:after="60"/>
+                    <w:keepNext/>
+                    <w:jc w:val="end"/>
+                  </w:pPr>
+                  <w:r>
+                    <w:rPr>
+                      <w:rFonts w:ascii="Calibri" w:hAnsi="Calibri"/>
+                      <w:sz w:val="20"/>
+                    </w:rPr>
+                    <w:t xml:space="default">37.8</w:t>
+                  </w:r>
+                </w:p>
+              </w:tc>
+              <w:tc>
+                <w:tcPr>
+                  <w:tcBorders>
+                    <w:top w:val="single" w:space="0" w:color="D3D3D3"/>
+                    <w:bottom w:val="single" w:space="0" w:color="D3D3D3"/>
+                    <w:start w:val="single" w:space="0" w:color="D3D3D3"/>
+                    <w:end w:val="single" w:space="0" w:color="D3D3D3"/>
+                  </w:tcBorders>
+                  <w:shd w:val="clear" w:color="auto" w:fill="FCAE91"/>
+                </w:tcPr>
+                <w:p>
+                  <w:pPr>
+                    <w:spacing w:before="0" w:after="60"/>
+                    <w:keepNext/>
+                    <w:jc w:val="end"/>
+                  </w:pPr>
+                  <w:r>
+                    <w:rPr>
+                      <w:rFonts w:ascii="Calibri" w:hAnsi="Calibri"/>
+                      <w:sz w:val="20"/>
+                    </w:rPr>
+                    <w:t xml:space="default">35.8</w:t>
+                  </w:r>
+                </w:p>
+              </w:tc>
+              <w:tc>
+                <w:tcPr>
+                  <w:tcBorders>
+                    <w:top w:val="single" w:space="0" w:color="D3D3D3"/>
+                    <w:bottom w:val="single" w:space="0" w:color="D3D3D3"/>
+                    <w:start w:val="single" w:space="0" w:color="D3D3D3"/>
+                    <w:end w:val="single" w:space="0" w:color="D3D3D3"/>
+                  </w:tcBorders>
+                  <w:shd w:val="clear" w:color="auto" w:fill="FEE7DE"/>
+                </w:tcPr>
+                <w:p>
+                  <w:pPr>
+                    <w:spacing w:before="0" w:after="60"/>
+                    <w:keepNext/>
+                    <w:jc w:val="end"/>
+                  </w:pPr>
+                  <w:r>
+                    <w:rPr>
+                      <w:rFonts w:ascii="Calibri" w:hAnsi="Calibri"/>
+                      <w:sz w:val="20"/>
+                    </w:rPr>
+                    <w:t xml:space="default">37.4</w:t>
+                  </w:r>
+                </w:p>
+              </w:tc>
+              <w:tc>
+                <w:tcPr>
+                  <w:tcBorders>
+                    <w:top w:val="single" w:space="0" w:color="D3D3D3"/>
+                    <w:bottom w:val="single" w:space="0" w:color="D3D3D3"/>
+                    <w:start w:val="single" w:space="0" w:color="D3D3D3"/>
+                    <w:end w:val="single" w:space="0" w:color="D3D3D3"/>
+                  </w:tcBorders>
+                  <w:shd w:val="clear" w:color="auto" w:fill="FED4C4"/>
+                </w:tcPr>
+                <w:p>
+                  <w:pPr>
+                    <w:spacing w:before="0" w:after="60"/>
+                    <w:keepNext/>
+                    <w:jc w:val="end"/>
+                  </w:pPr>
+                  <w:r>
+                    <w:rPr>
+                      <w:rFonts w:ascii="Calibri" w:hAnsi="Calibri"/>
+                      <w:sz w:val="20"/>
+                    </w:rPr>
+                    <w:t xml:space="default">36.9</w:t>
+                  </w:r>
+                </w:p>
+              </w:tc>
+            </w:tr>
+            <w:tr>
+              <w:trPr>
+                <w:cantSplit/>
+              </w:trPr>
+              <w:tc>
+                <w:tcPr>
+                  <w:tcBorders>
+                    <w:top w:val="single" w:space="0" w:color="D3D3D3"/>
+                    <w:bottom w:val="single" w:space="0" w:color="D3D3D3"/>
+                    <w:start w:val="single" w:space="0" w:color="D3D3D3"/>
+                    <w:end w:val="single" w:space="0" w:color="D3D3D3"/>
+                  </w:tcBorders>
+                </w:tcPr>
+                <w:p>
+                  <w:pPr>
+                    <w:spacing w:before="0" w:after="60"/>
+                    <w:keepNext/>
+                    <w:jc w:val="start"/>
+                  </w:pPr>
+                  <w:r>
+                    <w:rPr>
+                      <w:rFonts w:ascii="Calibri" w:hAnsi="Calibri"/>
+                      <w:sz w:val="20"/>
+                    </w:rPr>
+                    <w:t xml:space="default">Index selectivity penalties</w:t>
+                  </w:r>
+                </w:p>
+              </w:tc>
+              <w:tc>
+                <w:tcPr>
+                  <w:tcBorders>
+                    <w:top w:val="single" w:space="0" w:color="D3D3D3"/>
+                    <w:bottom w:val="single" w:space="0" w:color="D3D3D3"/>
+                    <w:start w:val="single" w:space="0" w:color="D3D3D3"/>
+                    <w:end w:val="single" w:space="0" w:color="D3D3D3"/>
+                  </w:tcBorders>
+                  <w:shd w:val="clear" w:color="auto" w:fill="FDCAB7"/>
+                </w:tcPr>
+                <w:p>
+                  <w:pPr>
+                    <w:spacing w:before="0" w:after="60"/>
+                    <w:keepNext/>
+                    <w:jc w:val="end"/>
+                  </w:pPr>
+                  <w:r>
+                    <w:rPr>
+                      <w:rFonts w:ascii="Calibri" w:hAnsi="Calibri"/>
+                      <w:sz w:val="20"/>
+                    </w:rPr>
+                    <w:t xml:space="default">3.9</w:t>
+                  </w:r>
+                </w:p>
+              </w:tc>
+              <w:tc>
+                <w:tcPr>
+                  <w:tcBorders>
+                    <w:top w:val="single" w:space="0" w:color="D3D3D3"/>
+                    <w:bottom w:val="single" w:space="0" w:color="D3D3D3"/>
+                    <w:start w:val="single" w:space="0" w:color="D3D3D3"/>
+                    <w:end w:val="single" w:space="0" w:color="D3D3D3"/>
+                  </w:tcBorders>
+                  <w:shd w:val="clear" w:color="auto" w:fill="FFF5F0"/>
+                </w:tcPr>
+                <w:p>
+                  <w:pPr>
+                    <w:spacing w:before="0" w:after="60"/>
+                    <w:keepNext/>
+                    <w:jc w:val="end"/>
+                  </w:pPr>
+                  <w:r>
+                    <w:rPr>
+                      <w:rFonts w:ascii="Calibri" w:hAnsi="Calibri"/>
+                      <w:sz w:val="20"/>
+                    </w:rPr>
+                    <w:t xml:space="default">5.0</w:t>
+                  </w:r>
+                </w:p>
+              </w:tc>
+              <w:tc>
+                <w:tcPr>
+                  <w:tcBorders>
+                    <w:top w:val="single" w:space="0" w:color="D3D3D3"/>
+                    <w:bottom w:val="single" w:space="0" w:color="D3D3D3"/>
+                    <w:start w:val="single" w:space="0" w:color="D3D3D3"/>
+                    <w:end w:val="single" w:space="0" w:color="D3D3D3"/>
+                  </w:tcBorders>
+                  <w:shd w:val="clear" w:color="auto" w:fill="FFEBE3"/>
+                </w:tcPr>
+                <w:p>
+                  <w:pPr>
+                    <w:spacing w:before="0" w:after="60"/>
+                    <w:keepNext/>
+                    <w:jc w:val="end"/>
+                  </w:pPr>
+                  <w:r>
+                    <w:rPr>
+                      <w:rFonts w:ascii="Calibri" w:hAnsi="Calibri"/>
+                      <w:sz w:val="20"/>
+                    </w:rPr>
+                    <w:t xml:space="default">4.7</w:t>
+                  </w:r>
+                </w:p>
+              </w:tc>
+              <w:tc>
+                <w:tcPr>
+                  <w:tcBorders>
+                    <w:top w:val="single" w:space="0" w:color="D3D3D3"/>
+                    <w:bottom w:val="single" w:space="0" w:color="D3D3D3"/>
+                    <w:start w:val="single" w:space="0" w:color="D3D3D3"/>
+                    <w:end w:val="single" w:space="0" w:color="D3D3D3"/>
+                  </w:tcBorders>
+                  <w:shd w:val="clear" w:color="auto" w:fill="FCAE91"/>
+                </w:tcPr>
+                <w:p>
+                  <w:pPr>
+                    <w:spacing w:before="0" w:after="60"/>
+                    <w:keepNext/>
+                    <w:jc w:val="end"/>
+                  </w:pPr>
+                  <w:r>
+                    <w:rPr>
+                      <w:rFonts w:ascii="Calibri" w:hAnsi="Calibri"/>
+                      <w:sz w:val="20"/>
+                    </w:rPr>
+                    <w:t xml:space="default">3.2</w:t>
+                  </w:r>
+                </w:p>
+              </w:tc>
+            </w:tr>
+            <w:tr>
+              <w:trPr>
+                <w:cantSplit/>
+              </w:trPr>
+              <w:tc>
+                <w:tcPr>
+                  <w:tcBorders>
+                    <w:top w:val="single" w:space="0" w:color="D3D3D3"/>
+                    <w:bottom w:val="single" w:space="0" w:color="D3D3D3"/>
+                    <w:start w:val="single" w:space="0" w:color="D3D3D3"/>
+                    <w:end w:val="single" w:space="0" w:color="D3D3D3"/>
+                  </w:tcBorders>
+                </w:tcPr>
+                <w:p>
+                  <w:pPr>
+                    <w:spacing w:before="0" w:after="60"/>
+                    <w:keepNext/>
+                    <w:jc w:val="start"/>
+                  </w:pPr>
+                  <w:r>
+                    <w:rPr>
+                      <w:rFonts w:ascii="Calibri" w:hAnsi="Calibri"/>
+                      <w:sz w:val="20"/>
+                    </w:rPr>
+                    <w:t xml:space="default">Recruitment term</w:t>
+                  </w:r>
+                </w:p>
+              </w:tc>
+              <w:tc>
+                <w:tcPr>
+                  <w:tcBorders>
+                    <w:top w:val="single" w:space="0" w:color="D3D3D3"/>
+                    <w:bottom w:val="single" w:space="0" w:color="D3D3D3"/>
+                    <w:start w:val="single" w:space="0" w:color="D3D3D3"/>
+                    <w:end w:val="single" w:space="0" w:color="D3D3D3"/>
+                  </w:tcBorders>
+                  <w:shd w:val="clear" w:color="auto" w:fill="FED9CA"/>
+                </w:tcPr>
+                <w:p>
+                  <w:pPr>
+                    <w:spacing w:before="0" w:after="60"/>
+                    <w:keepNext/>
+                    <w:jc w:val="end"/>
+                  </w:pPr>
+                  <w:r>
+                    <w:rPr>
+                      <w:rFonts w:ascii="Calibri" w:hAnsi="Calibri"/>
+                      <w:sz w:val="20"/>
+                    </w:rPr>
+                    <w:t xml:space="default">-2.6</w:t>
+                  </w:r>
+                </w:p>
+              </w:tc>
+              <w:tc>
+                <w:tcPr>
+                  <w:tcBorders>
+                    <w:top w:val="single" w:space="0" w:color="D3D3D3"/>
+                    <w:bottom w:val="single" w:space="0" w:color="D3D3D3"/>
+                    <w:start w:val="single" w:space="0" w:color="D3D3D3"/>
+                    <w:end w:val="single" w:space="0" w:color="D3D3D3"/>
+                  </w:tcBorders>
+                  <w:shd w:val="clear" w:color="auto" w:fill="FFF5F0"/>
+                </w:tcPr>
+                <w:p>
+                  <w:pPr>
+                    <w:spacing w:before="0" w:after="60"/>
+                    <w:keepNext/>
+                    <w:jc w:val="end"/>
+                  </w:pPr>
+                  <w:r>
+                    <w:rPr>
+                      <w:rFonts w:ascii="Calibri" w:hAnsi="Calibri"/>
+                      <w:sz w:val="20"/>
+                    </w:rPr>
+                    <w:t xml:space="default">-0.9</w:t>
+                  </w:r>
+                </w:p>
+              </w:tc>
+              <w:tc>
+                <w:tcPr>
+                  <w:tcBorders>
+                    <w:top w:val="single" w:space="0" w:color="D3D3D3"/>
+                    <w:bottom w:val="single" w:space="0" w:color="D3D3D3"/>
+                    <w:start w:val="single" w:space="0" w:color="D3D3D3"/>
+                    <w:end w:val="single" w:space="0" w:color="D3D3D3"/>
+                  </w:tcBorders>
+                  <w:shd w:val="clear" w:color="auto" w:fill="FDD1C0"/>
+                </w:tcPr>
+                <w:p>
+                  <w:pPr>
+                    <w:spacing w:before="0" w:after="60"/>
+                    <w:keepNext/>
+                    <w:jc w:val="end"/>
+                  </w:pPr>
+                  <w:r>
+                    <w:rPr>
+                      <w:rFonts w:ascii="Calibri" w:hAnsi="Calibri"/>
+                      <w:sz w:val="20"/>
+                    </w:rPr>
+                    <w:t xml:space="default">-3.1</w:t>
+                  </w:r>
+                </w:p>
+              </w:tc>
+              <w:tc>
+                <w:tcPr>
+                  <w:tcBorders>
+                    <w:top w:val="single" w:space="0" w:color="D3D3D3"/>
+                    <w:bottom w:val="single" w:space="0" w:color="D3D3D3"/>
+                    <w:start w:val="single" w:space="0" w:color="D3D3D3"/>
+                    <w:end w:val="single" w:space="0" w:color="D3D3D3"/>
+                  </w:tcBorders>
+                  <w:shd w:val="clear" w:color="auto" w:fill="FCAE91"/>
+                </w:tcPr>
+                <w:p>
+                  <w:pPr>
+                    <w:spacing w:before="0" w:after="60"/>
+                    <w:keepNext/>
+                    <w:jc w:val="end"/>
+                  </w:pPr>
+                  <w:r>
+                    <w:rPr>
+                      <w:rFonts w:ascii="Calibri" w:hAnsi="Calibri"/>
+                      <w:sz w:val="20"/>
+                    </w:rPr>
+                    <w:t xml:space="default">-5.1</w:t>
+                  </w:r>
+                </w:p>
+              </w:tc>
+            </w:tr>
+            <w:tr>
+              <w:trPr>
+                <w:cantSplit/>
+              </w:trPr>
+              <w:tc>
+                <w:tcPr>
+                  <w:tcBorders>
+                    <w:top w:val="single" w:space="0" w:color="D3D3D3"/>
+                    <w:bottom w:val="single" w:space="0" w:color="D3D3D3"/>
+                    <w:start w:val="single" w:space="0" w:color="D3D3D3"/>
+                    <w:end w:val="single" w:space="0" w:color="D3D3D3"/>
+                  </w:tcBorders>
+                </w:tcPr>
+                <w:p>
+                  <w:pPr>
+                    <w:spacing w:before="0" w:after="60"/>
+                    <w:keepNext/>
+                    <w:jc w:val="start"/>
+                  </w:pPr>
+                  <w:r>
+                    <w:rPr>
+                      <w:rFonts w:ascii="Calibri" w:hAnsi="Calibri"/>
+                      <w:sz w:val="20"/>
+                    </w:rPr>
+                    <w:t xml:space="default">Index q priors</w:t>
+                  </w:r>
+                </w:p>
+              </w:tc>
+              <w:tc>
+                <w:tcPr>
+                  <w:tcBorders>
+                    <w:top w:val="single" w:space="0" w:color="D3D3D3"/>
+                    <w:bottom w:val="single" w:space="0" w:color="D3D3D3"/>
+                    <w:start w:val="single" w:space="0" w:color="D3D3D3"/>
+                    <w:end w:val="single" w:space="0" w:color="D3D3D3"/>
+                  </w:tcBorders>
+                  <w:shd w:val="clear" w:color="auto" w:fill="FCAE91"/>
+                </w:tcPr>
+                <w:p>
+                  <w:pPr>
+                    <w:spacing w:before="0" w:after="60"/>
+                    <w:keepNext/>
+                    <w:jc w:val="end"/>
+                  </w:pPr>
+                  <w:r>
+                    <w:rPr>
+                      <w:rFonts w:ascii="Calibri" w:hAnsi="Calibri"/>
+                      <w:sz w:val="20"/>
+                    </w:rPr>
+                    <w:t xml:space="default">0.1</w:t>
+                  </w:r>
+                </w:p>
+              </w:tc>
+              <w:tc>
+                <w:tcPr>
+                  <w:tcBorders>
+                    <w:top w:val="single" w:space="0" w:color="D3D3D3"/>
+                    <w:bottom w:val="single" w:space="0" w:color="D3D3D3"/>
+                    <w:start w:val="single" w:space="0" w:color="D3D3D3"/>
+                    <w:end w:val="single" w:space="0" w:color="D3D3D3"/>
+                  </w:tcBorders>
+                  <w:shd w:val="clear" w:color="auto" w:fill="FCAE91"/>
+                </w:tcPr>
+                <w:p>
+                  <w:pPr>
+                    <w:spacing w:before="0" w:after="60"/>
+                    <w:keepNext/>
+                    <w:jc w:val="end"/>
+                  </w:pPr>
+                  <w:r>
+                    <w:rPr>
+                      <w:rFonts w:ascii="Calibri" w:hAnsi="Calibri"/>
+                      <w:sz w:val="20"/>
+                    </w:rPr>
+                    <w:t xml:space="default">0.1</w:t>
+                  </w:r>
+                </w:p>
+              </w:tc>
+              <w:tc>
+                <w:tcPr>
+                  <w:tcBorders>
+                    <w:top w:val="single" w:space="0" w:color="D3D3D3"/>
+                    <w:bottom w:val="single" w:space="0" w:color="D3D3D3"/>
+                    <w:start w:val="single" w:space="0" w:color="D3D3D3"/>
+                    <w:end w:val="single" w:space="0" w:color="D3D3D3"/>
+                  </w:tcBorders>
+                  <w:shd w:val="clear" w:color="auto" w:fill="FCAE91"/>
+                </w:tcPr>
+                <w:p>
+                  <w:pPr>
+                    <w:spacing w:before="0" w:after="60"/>
+                    <w:keepNext/>
+                    <w:jc w:val="end"/>
+                  </w:pPr>
+                  <w:r>
+                    <w:rPr>
+                      <w:rFonts w:ascii="Calibri" w:hAnsi="Calibri"/>
+                      <w:sz w:val="20"/>
+                    </w:rPr>
+                    <w:t xml:space="default">0.1</w:t>
+                  </w:r>
+                </w:p>
+              </w:tc>
+              <w:tc>
+                <w:tcPr>
+                  <w:tcBorders>
+                    <w:top w:val="single" w:space="0" w:color="D3D3D3"/>
+                    <w:bottom w:val="single" w:space="0" w:color="D3D3D3"/>
+                    <w:start w:val="single" w:space="0" w:color="D3D3D3"/>
+                    <w:end w:val="single" w:space="0" w:color="D3D3D3"/>
+                  </w:tcBorders>
+                  <w:shd w:val="clear" w:color="auto" w:fill="FFF5F0"/>
+                </w:tcPr>
+                <w:p>
+                  <w:pPr>
+                    <w:spacing w:before="0" w:after="60"/>
+                    <w:keepNext/>
+                    <w:jc w:val="end"/>
+                  </w:pPr>
+                  <w:r>
+                    <w:rPr>
+                      <w:rFonts w:ascii="Calibri" w:hAnsi="Calibri"/>
+                      <w:sz w:val="20"/>
+                    </w:rPr>
+                    <w:t xml:space="default">51.5</w:t>
+                  </w:r>
+                </w:p>
+              </w:tc>
+            </w:tr>
+            <w:tr>
+              <w:trPr>
+                <w:cantSplit/>
+              </w:trPr>
+              <w:tc>
+                <w:tcPr>
+                  <w:tcBorders>
+                    <w:top w:val="single" w:space="0" w:color="D3D3D3"/>
+                    <w:bottom w:val="single" w:space="0" w:color="D3D3D3"/>
+                    <w:start w:val="single" w:space="0" w:color="D3D3D3"/>
+                    <w:end w:val="single" w:space="0" w:color="D3D3D3"/>
+                  </w:tcBorders>
+                </w:tcPr>
+                <w:p>
+                  <w:pPr>
+                    <w:spacing w:before="0" w:after="60"/>
+                    <w:keepNext/>
+                    <w:jc w:val="start"/>
+                  </w:pPr>
+                  <w:r>
+                    <w:rPr>
+                      <w:rFonts w:ascii="Calibri" w:hAnsi="Calibri"/>
+                      <w:sz w:val="20"/>
+                    </w:rPr>
+                    <w:t xml:space="default">Residual term</w:t>
+                  </w:r>
+                </w:p>
+              </w:tc>
+              <w:tc>
+                <w:tcPr>
+                  <w:tcBorders>
+                    <w:top w:val="single" w:space="0" w:color="D3D3D3"/>
+                    <w:bottom w:val="single" w:space="0" w:color="D3D3D3"/>
+                    <w:start w:val="single" w:space="0" w:color="D3D3D3"/>
+                    <w:end w:val="single" w:space="0" w:color="D3D3D3"/>
+                  </w:tcBorders>
+                  <w:shd w:val="clear" w:color="auto" w:fill="FDCFBD"/>
+                </w:tcPr>
+                <w:p>
+                  <w:pPr>
+                    <w:spacing w:before="0" w:after="60"/>
+                    <w:keepNext/>
+                    <w:jc w:val="end"/>
+                  </w:pPr>
+                  <w:r>
+                    <w:rPr>
+                      <w:rFonts w:ascii="Calibri" w:hAnsi="Calibri"/>
+                      <w:sz w:val="20"/>
+                    </w:rPr>
+                    <w:t xml:space="default">0.0</w:t>
+                  </w:r>
+                </w:p>
+              </w:tc>
+              <w:tc>
+                <w:tcPr>
+                  <w:tcBorders>
+                    <w:top w:val="single" w:space="0" w:color="D3D3D3"/>
+                    <w:bottom w:val="single" w:space="0" w:color="D3D3D3"/>
+                    <w:start w:val="single" w:space="0" w:color="D3D3D3"/>
+                    <w:end w:val="single" w:space="0" w:color="D3D3D3"/>
+                  </w:tcBorders>
+                  <w:shd w:val="clear" w:color="auto" w:fill="FFF5F0"/>
+                </w:tcPr>
+                <w:p>
+                  <w:pPr>
+                    <w:spacing w:before="0" w:after="60"/>
+                    <w:keepNext/>
+                    <w:jc w:val="end"/>
+                  </w:pPr>
+                  <w:r>
+                    <w:rPr>
+                      <w:rFonts w:ascii="Calibri" w:hAnsi="Calibri"/>
+                      <w:sz w:val="20"/>
+                    </w:rPr>
+                    <w:t xml:space="default">0.0</w:t>
+                  </w:r>
+                </w:p>
+              </w:tc>
+              <w:tc>
+                <w:tcPr>
+                  <w:tcBorders>
+                    <w:top w:val="single" w:space="0" w:color="D3D3D3"/>
+                    <w:bottom w:val="single" w:space="0" w:color="D3D3D3"/>
+                    <w:start w:val="single" w:space="0" w:color="D3D3D3"/>
+                    <w:end w:val="single" w:space="0" w:color="D3D3D3"/>
+                  </w:tcBorders>
+                  <w:shd w:val="clear" w:color="auto" w:fill="FCB296"/>
+                </w:tcPr>
+                <w:p>
+                  <w:pPr>
+                    <w:spacing w:before="0" w:after="60"/>
+                    <w:keepNext/>
+                    <w:jc w:val="end"/>
+                  </w:pPr>
+                  <w:r>
+                    <w:rPr>
+                      <w:rFonts w:ascii="Calibri" w:hAnsi="Calibri"/>
+                      <w:sz w:val="20"/>
+                    </w:rPr>
+                    <w:t xml:space="default">0.0</w:t>
+                  </w:r>
+                </w:p>
+              </w:tc>
+              <w:tc>
+                <w:tcPr>
+                  <w:tcBorders>
+                    <w:top w:val="single" w:space="0" w:color="D3D3D3"/>
+                    <w:bottom w:val="single" w:space="0" w:color="D3D3D3"/>
+                    <w:start w:val="single" w:space="0" w:color="D3D3D3"/>
+                    <w:end w:val="single" w:space="0" w:color="D3D3D3"/>
+                  </w:tcBorders>
+                  <w:shd w:val="clear" w:color="auto" w:fill="FCAE91"/>
+                </w:tcPr>
+                <w:p>
+                  <w:pPr>
+                    <w:spacing w:before="0" w:after="60"/>
+                    <w:keepNext/>
+                    <w:jc w:val="end"/>
+                  </w:pPr>
+                  <w:r>
+                    <w:rPr>
+                      <w:rFonts w:ascii="Calibri" w:hAnsi="Calibri"/>
+                      <w:sz w:val="20"/>
+                    </w:rPr>
+                    <w:t xml:space="default">0.0</w:t>
+                  </w:r>
+                </w:p>
+              </w:tc>
+            </w:tr>
+            <w:tr>
+              <w:trPr>
+                <w:cantSplit/>
+              </w:trPr>
+              <w:tc>
+                <w:tcPr>
+                  <w:tcBorders>
+                    <w:top w:val="single" w:space="0" w:color="D3D3D3"/>
+                    <w:bottom w:val="single" w:space="0" w:color="D3D3D3"/>
+                    <w:start w:val="single" w:space="0" w:color="D3D3D3"/>
+                    <w:end w:val="single" w:space="0" w:color="D3D3D3"/>
+                  </w:tcBorders>
+                </w:tcPr>
+                <w:p>
+                  <w:pPr>
+                    <w:spacing w:before="0" w:after="60"/>
+                    <w:keepNext/>
+                    <w:jc w:val="start"/>
+                  </w:pPr>
+                  <w:r>
+                    <w:rPr>
+                      <w:rFonts w:ascii="Calibri" w:hAnsi="Calibri"/>
+                      <w:sz w:val="20"/>
+                    </w:rPr>
+                    <w:t xml:space="default">Total negative log likelihood</w:t>
+                  </w:r>
+                </w:p>
+              </w:tc>
+              <w:tc>
+                <w:tcPr>
+                  <w:tcBorders>
+                    <w:top w:val="single" w:space="0" w:color="D3D3D3"/>
+                    <w:bottom w:val="single" w:space="0" w:color="D3D3D3"/>
+                    <w:start w:val="single" w:space="0" w:color="D3D3D3"/>
+                    <w:end w:val="single" w:space="0" w:color="D3D3D3"/>
+                  </w:tcBorders>
+                  <w:shd w:val="clear" w:color="auto" w:fill="FFF5F0"/>
+                </w:tcPr>
+                <w:p>
+                  <w:pPr>
+                    <w:spacing w:before="0" w:after="60"/>
+                    <w:keepNext/>
+                    <w:jc w:val="end"/>
+                  </w:pPr>
+                  <w:r>
+                    <w:rPr>
+                      <w:rFonts w:ascii="Calibri" w:hAnsi="Calibri"/>
+                      <w:sz w:val="20"/>
+                    </w:rPr>
+                    <w:t xml:space="default">1,544.1</w:t>
+                  </w:r>
+                </w:p>
+              </w:tc>
+              <w:tc>
+                <w:tcPr>
+                  <w:tcBorders>
+                    <w:top w:val="single" w:space="0" w:color="D3D3D3"/>
+                    <w:bottom w:val="single" w:space="0" w:color="D3D3D3"/>
+                    <w:start w:val="single" w:space="0" w:color="D3D3D3"/>
+                    <w:end w:val="single" w:space="0" w:color="D3D3D3"/>
+                  </w:tcBorders>
+                  <w:shd w:val="clear" w:color="auto" w:fill="FCAE91"/>
+                </w:tcPr>
+                <w:p>
+                  <w:pPr>
+                    <w:spacing w:before="0" w:after="60"/>
+                    <w:keepNext/>
+                    <w:jc w:val="end"/>
+                  </w:pPr>
+                  <w:r>
+                    <w:rPr>
+                      <w:rFonts w:ascii="Calibri" w:hAnsi="Calibri"/>
+                      <w:sz w:val="20"/>
+                    </w:rPr>
+                    <w:t xml:space="default">1,364.8</w:t>
+                  </w:r>
+                </w:p>
+              </w:tc>
+              <w:tc>
+                <w:tcPr>
+                  <w:tcBorders>
+                    <w:top w:val="single" w:space="0" w:color="D3D3D3"/>
+                    <w:bottom w:val="single" w:space="0" w:color="D3D3D3"/>
+                    <w:start w:val="single" w:space="0" w:color="D3D3D3"/>
+                    <w:end w:val="single" w:space="0" w:color="D3D3D3"/>
+                  </w:tcBorders>
+                  <w:shd w:val="clear" w:color="auto" w:fill="FFEBE2"/>
+                </w:tcPr>
+                <w:p>
+                  <w:pPr>
+                    <w:spacing w:before="0" w:after="60"/>
+                    <w:keepNext/>
+                    <w:jc w:val="end"/>
+                  </w:pPr>
+                  <w:r>
+                    <w:rPr>
+                      <w:rFonts w:ascii="Calibri" w:hAnsi="Calibri"/>
+                      <w:sz w:val="20"/>
+                    </w:rPr>
+                    <w:t xml:space="default">1,518.5</w:t>
+                  </w:r>
+                </w:p>
+              </w:tc>
+              <w:tc>
+                <w:tcPr>
+                  <w:tcBorders>
+                    <w:top w:val="single" w:space="0" w:color="D3D3D3"/>
+                    <w:bottom w:val="single" w:space="0" w:color="D3D3D3"/>
+                    <w:start w:val="single" w:space="0" w:color="D3D3D3"/>
+                    <w:end w:val="single" w:space="0" w:color="D3D3D3"/>
+                  </w:tcBorders>
+                  <w:shd w:val="clear" w:color="auto" w:fill="FDD0BF"/>
+                </w:tcPr>
+                <w:p>
+                  <w:pPr>
+                    <w:spacing w:before="0" w:after="60"/>
+                    <w:keepNext/>
+                    <w:jc w:val="end"/>
+                  </w:pPr>
+                  <w:r>
+                    <w:rPr>
+                      <w:rFonts w:ascii="Calibri" w:hAnsi="Calibri"/>
+                      <w:sz w:val="20"/>
+                    </w:rPr>
+                    <w:t xml:space="default">1,450.8</w:t>
+                  </w:r>
+                </w:p>
+              </w:tc>
+            </w:tr>
+            <w:tr>
+              <w:trPr>
+                <w:cantSplit/>
+              </w:trPr>
+              <w:tc>
+                <w:tcPr>
+                  <w:tcBorders>
+                    <w:top w:val="single" w:space="0" w:color="D3D3D3"/>
+                    <w:bottom w:val="single" w:space="0" w:color="D3D3D3"/>
+                    <w:start w:val="single" w:space="0" w:color="D3D3D3"/>
+                    <w:end w:val="single" w:space="0" w:color="D3D3D3"/>
+                  </w:tcBorders>
+                </w:tcPr>
+                <w:p>
+                  <w:pPr>
+                    <w:spacing w:before="0" w:after="60"/>
+                    <w:keepNext/>
+                    <w:jc w:val="start"/>
+                  </w:pPr>
+                  <w:r>
+                    <w:rPr>
+                      <w:rFonts w:ascii="Calibri" w:hAnsi="Calibri"/>
+                      <w:sz w:val="20"/>
+                    </w:rPr>
+                    <w:t xml:space="default">Estimated parameters (count)</w:t>
+                  </w:r>
+                </w:p>
+              </w:tc>
+              <w:tc>
+                <w:tcPr>
+                  <w:tcBorders>
+                    <w:top w:val="single" w:space="0" w:color="D3D3D3"/>
+                    <w:bottom w:val="single" w:space="0" w:color="D3D3D3"/>
+                    <w:start w:val="single" w:space="0" w:color="D3D3D3"/>
+                    <w:end w:val="single" w:space="0" w:color="D3D3D3"/>
+                  </w:tcBorders>
+                  <w:shd w:val="clear" w:color="auto" w:fill="FCAE91"/>
+                </w:tcPr>
+                <w:p>
+                  <w:pPr>
+                    <w:spacing w:before="0" w:after="60"/>
+                    <w:keepNext/>
+                    <w:jc w:val="end"/>
+                  </w:pPr>
+                  <w:r>
+                    <w:rPr>
+                      <w:rFonts w:ascii="Calibri" w:hAnsi="Calibri"/>
+                      <w:sz w:val="20"/>
+                    </w:rPr>
+                    <w:t xml:space="default">480</w:t>
+                  </w:r>
+                </w:p>
+              </w:tc>
+              <w:tc>
+                <w:tcPr>
+                  <w:tcBorders>
+                    <w:top w:val="single" w:space="0" w:color="D3D3D3"/>
+                    <w:bottom w:val="single" w:space="0" w:color="D3D3D3"/>
+                    <w:start w:val="single" w:space="0" w:color="D3D3D3"/>
+                    <w:end w:val="single" w:space="0" w:color="D3D3D3"/>
+                  </w:tcBorders>
+                  <w:shd w:val="clear" w:color="auto" w:fill="FFF5F0"/>
+                </w:tcPr>
+                <w:p>
+                  <w:pPr>
+                    <w:spacing w:before="0" w:after="60"/>
+                    <w:keepNext/>
+                    <w:jc w:val="end"/>
+                  </w:pPr>
+                  <w:r>
+                    <w:rPr>
+                      <w:rFonts w:ascii="Calibri" w:hAnsi="Calibri"/>
+                      <w:sz w:val="20"/>
+                    </w:rPr>
+                    <w:t xml:space="default">870</w:t>
+                  </w:r>
+                </w:p>
+              </w:tc>
+              <w:tc>
+                <w:tcPr>
+                  <w:tcBorders>
+                    <w:top w:val="single" w:space="0" w:color="D3D3D3"/>
+                    <w:bottom w:val="single" w:space="0" w:color="D3D3D3"/>
+                    <w:start w:val="single" w:space="0" w:color="D3D3D3"/>
+                    <w:end w:val="single" w:space="0" w:color="D3D3D3"/>
+                  </w:tcBorders>
+                  <w:shd w:val="clear" w:color="auto" w:fill="FCB093"/>
+                </w:tcPr>
+                <w:p>
+                  <w:pPr>
+                    <w:spacing w:before="0" w:after="60"/>
+                    <w:keepNext/>
+                    <w:jc w:val="end"/>
+                  </w:pPr>
+                  <w:r>
+                    <w:rPr>
+                      <w:rFonts w:ascii="Calibri" w:hAnsi="Calibri"/>
+                      <w:sz w:val="20"/>
+                    </w:rPr>
+                    <w:t xml:space="default">490</w:t>
+                  </w:r>
+                </w:p>
+              </w:tc>
+              <w:tc>
+                <w:tcPr>
+                  <w:tcBorders>
+                    <w:top w:val="single" w:space="0" w:color="D3D3D3"/>
+                    <w:bottom w:val="single" w:space="0" w:color="D3D3D3"/>
+                    <w:start w:val="single" w:space="0" w:color="D3D3D3"/>
+                    <w:end w:val="single" w:space="0" w:color="D3D3D3"/>
+                  </w:tcBorders>
+                  <w:shd w:val="clear" w:color="auto" w:fill="FDBFA8"/>
+                </w:tcPr>
+                <w:p>
+                  <w:pPr>
+                    <w:spacing w:before="0" w:after="60"/>
+                    <w:keepNext/>
+                    <w:jc w:val="end"/>
+                  </w:pPr>
+                  <w:r>
+                    <w:rPr>
+                      <w:rFonts w:ascii="Calibri" w:hAnsi="Calibri"/>
+                      <w:sz w:val="20"/>
+                    </w:rPr>
+                    <w:t xml:space="default">575</w:t>
+                  </w:r>
+                </w:p>
+              </w:tc>
+            </w:tr>
+          </w:tbl>
+          <w:bookmarkEnd w:id="109"/>
+        </w:tc>
+      </w:tr>
+    </w:tbl>
+    <w:tbl>
+      <w:tblPr>
+        <w:tblStyle w:val="Table"/>
+        <w:tblW w:type="pct" w:w="5000"/>
+        <w:tblLayout w:type="fixed"/>
+        <w:tblLook w:firstRow="0" w:lastRow="0" w:firstColumn="0" w:lastColumn="0" w:noHBand="0" w:noVBand="0" w:val="0000"/>
+      </w:tblPr>
+      <w:tblGrid>
+        <w:gridCol w:w="7920"/>
+      </w:tblGrid>
+      <w:tr>
+        <w:tc>
+          <w:tcPr/>
+          <w:bookmarkStart w:id="113" w:name="fig-selectivity-sc5-index-fits"/>
+          <w:p>
+            <w:pPr>
+              <w:pStyle w:val="Compact"/>
+              <w:jc w:val="center"/>
+            </w:pPr>
+            <w:r>
+              <w:drawing>
+                <wp:inline>
+                  <wp:extent cx="5334000" cy="4333875"/>
+                  <wp:effectExtent b="0" l="0" r="0" t="0"/>
+                  <wp:docPr descr="" title="" id="111" name="Picture"/>
+                  <a:graphic>
+                    <a:graphicData uri="http://schemas.openxmlformats.org/drawingml/2006/picture">
+                      <pic:pic>
+                        <pic:nvPicPr>
+                          <pic:cNvPr descr="JM-WP-BM-01_files/figure-docx/fig-selectivity-sc5-index-fits-1.png" id="112" name="Picture"/>
+                          <pic:cNvPicPr>
+                            <a:picLocks noChangeArrowheads="1" noChangeAspect="1"/>
+                          </pic:cNvPicPr>
+                        </pic:nvPicPr>
+                        <pic:blipFill>
+                          <a:blip r:embed="rId110"/>
+                          <a:stretch>
+                            <a:fillRect/>
+                          </a:stretch>
+                        </pic:blipFill>
+                        <pic:spPr bwMode="auto">
+                          <a:xfrm>
+                            <a:off x="0" y="0"/>
+                            <a:ext cx="5334000" cy="4333875"/>
+                          </a:xfrm>
+                          <a:prstGeom prst="rect">
+                            <a:avLst/>
+                          </a:prstGeom>
+                          <a:noFill/>
+                          <a:ln w="9525">
+                            <a:noFill/>
+                            <a:headEnd/>
+                            <a:tailEnd/>
+                          </a:ln>
+                        </pic:spPr>
+                      </pic:pic>
+                    </a:graphicData>
+                  </a:graphic>
+                </wp:inline>
+              </w:drawing>
+            </w:r>
+          </w:p>
+          <w:p>
+            <w:pPr>
+              <w:jc w:val="center"/>
+            </w:pPr>
+            <w:pPr>
+              <w:jc w:val="left"/>
+              <w:spacing w:before="200"/>
+              <w:pStyle w:val="ImageCaption"/>
+            </w:pPr>
+            <w:r>
+              <w:t xml:space="preserve">Figure 11: Observed and fitted index trajectories for</w:t>
+            </w:r>
+            <w:r>
+              <w:t xml:space="preserve"> </w:t>
+            </w:r>
+            <w:r>
+              <w:rPr>
+                <w:rStyle w:val="VerbatimChar"/>
+              </w:rPr>
+              <w:t xml:space="preserve">h1_2.01</w:t>
+            </w:r>
+            <w:r>
+              <w:t xml:space="preserve">,</w:t>
+            </w:r>
+            <w:r>
+              <w:t xml:space="preserve"> </w:t>
+            </w:r>
+            <w:r>
+              <w:rPr>
+                <w:rStyle w:val="VerbatimChar"/>
+              </w:rPr>
+              <w:t xml:space="preserve">h1_2.01.1</w:t>
+            </w:r>
+            <w:r>
+              <w:t xml:space="preserve">,</w:t>
+            </w:r>
+            <w:r>
+              <w:t xml:space="preserve"> </w:t>
+            </w:r>
+            <w:r>
+              <w:rPr>
+                <w:rStyle w:val="VerbatimChar"/>
+              </w:rPr>
+              <w:t xml:space="preserve">h1_2.01.2</w:t>
+            </w:r>
+            <w:r>
+              <w:t xml:space="preserve">, and</w:t>
+            </w:r>
+            <w:r>
+              <w:t xml:space="preserve"> </w:t>
+            </w:r>
+            <w:r>
+              <w:rPr>
+                <w:rStyle w:val="VerbatimChar"/>
+              </w:rPr>
+              <w:t xml:space="preserve">h1_2.01.3</w:t>
+            </w:r>
+            <w:r>
+              <w:t xml:space="preserve">. Panels show the retained comparable index series: South-Central Chile CPUE, Acoustic North, Peruvian CPUE, and Offshore CPUE.</w:t>
+            </w:r>
+          </w:p>
+          <w:bookmarkEnd w:id="113"/>
+        </w:tc>
+      </w:tr>
+    </w:tbl>
+    <w:p>
+      <w:pPr>
+        <w:pStyle w:val="BodyText"/>
+      </w:pPr>
+      <w:r>
+        <w:rPr>
+          <w:b/>
+          <w:bCs/>
+        </w:rPr>
+        <w:t xml:space="preserve">78.</w:t>
+      </w:r>
+      <w:r>
+        <w:t xml:space="preserve"> </w:t>
+      </w:r>
+      <w:r>
+        <w:t xml:space="preserve">The fitted catchability paths for</w:t>
+      </w:r>
+      <w:r>
+        <w:t xml:space="preserve"> </w:t>
+      </w:r>
+      <w:r>
+        <w:rPr>
+          <w:rStyle w:val="VerbatimChar"/>
+        </w:rPr>
+        <w:t xml:space="preserve">h1_2.01.3</w:t>
+      </w:r>
+      <w:r>
+        <w:t xml:space="preserve"> </w:t>
+      </w:r>
+      <w:r>
+        <w:t xml:space="preserve">are shown in</w:t>
+      </w:r>
+      <w:r>
+        <w:t xml:space="preserve"> </w:t>
+      </w:r>
+      <w:hyperlink w:anchor="fig-selectivity-sc5-qtrend">
+        <w:r>
+          <w:rPr>
+            <w:rStyle w:val="Hyperlink"/>
+          </w:rPr>
+          <w:t xml:space="preserve">Figure 12</w:t>
+        </w:r>
+      </w:hyperlink>
+      <w:r>
+        <w:t xml:space="preserve">. To place the four indices on a comparable scale, each q series is divided by its own mean over the common shortest fitted window, 2009-2024, which is the full random-walk span for Offshore CPUE. On that normalized scale, the figure emphasizes the relative temporal pattern rather than the absolute q level and shows that the strongest drift is concentrated in the retained index series where the fit gains were largest.</w:t>
+      </w:r>
+    </w:p>
+    <w:tbl>
+      <w:tblPr>
+        <w:tblStyle w:val="Table"/>
+        <w:tblW w:type="pct" w:w="5000"/>
+        <w:tblLayout w:type="fixed"/>
+        <w:tblLook w:firstRow="0" w:lastRow="0" w:firstColumn="0" w:lastColumn="0" w:noHBand="0" w:noVBand="0" w:val="0000"/>
+      </w:tblPr>
+      <w:tblGrid>
+        <w:gridCol w:w="7920"/>
+      </w:tblGrid>
+      <w:tr>
+        <w:tc>
+          <w:tcPr/>
+          <w:bookmarkStart w:id="117" w:name="fig-selectivity-sc5-qtrend"/>
+          <w:p>
+            <w:pPr>
+              <w:pStyle w:val="Compact"/>
+              <w:jc w:val="center"/>
+            </w:pPr>
+            <w:r>
+              <w:drawing>
+                <wp:inline>
+                  <wp:extent cx="5334000" cy="3194843"/>
+                  <wp:effectExtent b="0" l="0" r="0" t="0"/>
+                  <wp:docPr descr="" title="" id="115" name="Picture"/>
+                  <a:graphic>
+                    <a:graphicData uri="http://schemas.openxmlformats.org/drawingml/2006/picture">
+                      <pic:pic>
+                        <pic:nvPicPr>
+                          <pic:cNvPr descr="JM-WP-BM-01_files/figure-docx/fig-selectivity-sc5-qtrend-1.png" id="116" name="Picture"/>
+                          <pic:cNvPicPr>
+                            <a:picLocks noChangeArrowheads="1" noChangeAspect="1"/>
+                          </pic:cNvPicPr>
+                        </pic:nvPicPr>
+                        <pic:blipFill>
+                          <a:blip r:embed="rId114"/>
+                          <a:stretch>
+                            <a:fillRect/>
+                          </a:stretch>
+                        </pic:blipFill>
+                        <pic:spPr bwMode="auto">
+                          <a:xfrm>
+                            <a:off x="0" y="0"/>
+                            <a:ext cx="5334000" cy="3194843"/>
+                          </a:xfrm>
+                          <a:prstGeom prst="rect">
+                            <a:avLst/>
+                          </a:prstGeom>
+                          <a:noFill/>
+                          <a:ln w="9525">
+                            <a:noFill/>
+                            <a:headEnd/>
+                            <a:tailEnd/>
+                          </a:ln>
+                        </pic:spPr>
+                      </pic:pic>
+                    </a:graphicData>
+                  </a:graphic>
+                </wp:inline>
+              </w:drawing>
+            </w:r>
+          </w:p>
+          <w:p>
+            <w:pPr>
+              <w:jc w:val="center"/>
+            </w:pPr>
+            <w:pPr>
+              <w:jc w:val="left"/>
+              <w:spacing w:before="200"/>
+              <w:pStyle w:val="ImageCaption"/>
+            </w:pPr>
+            <w:r>
+              <w:t xml:space="preserve">Figure 12: Time trend in fitted catchability for the retained comparable indices in</w:t>
+            </w:r>
+            <w:r>
+              <w:t xml:space="preserve"> </w:t>
+            </w:r>
+            <w:r>
+              <w:rPr>
+                <w:rStyle w:val="VerbatimChar"/>
+              </w:rPr>
+              <w:t xml:space="preserve">h1_2.01.3</w:t>
+            </w:r>
+            <w:r>
+              <w:t xml:space="preserve">, rescaled so each series has mean 1 over 2009-2024, the shortest fitted random-walk window shared across the four series.</w:t>
+            </w:r>
+          </w:p>
+          <w:bookmarkEnd w:id="117"/>
+        </w:tc>
+      </w:tr>
+    </w:tbl>
+    <w:bookmarkEnd w:id="118"/>
+    <w:bookmarkEnd w:id="119"/>
+    <w:bookmarkEnd w:id="120"/>
+    <w:bookmarkStart w:id="128" w:name="harmonized-northern-treatment"/>
+    <w:p>
+      <w:pPr>
+        <w:pStyle w:val="Heading2"/>
+      </w:pPr>
+      <w:r>
+        <w:t xml:space="preserve">6.3 Harmonized Northern Treatment</w:t>
       </w:r>
     </w:p>
     <w:p>
       <w:pPr>
+        <w:pStyle w:val="FirstParagraph"/>
+      </w:pPr>
+      <w:r>
+        <w:rPr>
+          <w:b/>
+          <w:bCs/>
+        </w:rPr>
+        <w:t xml:space="preserve">79.</w:t>
+      </w:r>
+      <w:r>
+        <w:t xml:space="preserve"> </w:t>
+      </w:r>
+      <w:r>
+        <w:t xml:space="preserve">A fourth option is to harmonize how the Far North observations are treated across the single-stock and two-stock hypotheses. The objective would be to ensure that future comparisons of one-stock and two-stock MSE operating models are driven primarily by stock structure rather than by unrelated differences in selectivity regularization.</w:t>
+      </w:r>
+    </w:p>
+    <w:p>
+      <w:pPr>
         <w:pStyle w:val="BodyText"/>
       </w:pPr>
+      <w:r>
+        <w:rPr>
+          <w:b/>
+          <w:bCs/>
+        </w:rPr>
+        <w:t xml:space="preserve">80.</w:t>
+      </w:r>
+      <w:r>
+        <w:t xml:space="preserve"> </w:t>
+      </w:r>
       <w:r>
         <w:t xml:space="preserve">As documented in Section 4, the current difference between</w:t>
       </w:r>
@@ -10919,12 +15870,12 @@
                 <wp:inline>
                   <wp:extent cx="152400" cy="152400"/>
                   <wp:effectExtent b="0" l="0" r="0" t="0"/>
-                  <wp:docPr descr="" title="" id="99" name="Picture"/>
+                  <wp:docPr descr="" title="" id="121" name="Picture"/>
                   <a:graphic>
                     <a:graphicData uri="http://schemas.openxmlformats.org/drawingml/2006/picture">
                       <pic:pic>
                         <pic:nvPicPr>
-                          <pic:cNvPr descr="/Applications/quarto/share/formats/docx/note.png" id="100" name="Picture"/>
+                          <pic:cNvPr descr="/Applications/quarto/share/formats/docx/note.png" id="122" name="Picture"/>
                           <pic:cNvPicPr>
                             <a:picLocks noChangeArrowheads="1" noChangeAspect="1"/>
                           </pic:cNvPicPr>
@@ -10963,7 +15914,7 @@
               <w:t xml:space="preserve"> </w:t>
             </w:r>
             <w:r>
-              <w:t xml:space="preserve">Reviewer comment (I. Mosqueira)</w:t>
+              <w:t xml:space="preserve">Note (I. Mosqueira)</w:t>
             </w:r>
           </w:p>
         </w:tc>
@@ -10986,6 +15937,16 @@
             <w:pPr>
               <w:spacing w:before="16"/>
             </w:pPr>
+            <w:r>
+              <w:rPr>
+                <w:b/>
+                <w:bCs/>
+              </w:rPr>
+              <w:t xml:space="preserve">81.</w:t>
+            </w:r>
+            <w:r>
+              <w:t xml:space="preserve"> </w:t>
+            </w:r>
             <w:r>
               <w:t xml:space="preserve">The harmonization objective should be to align the</w:t>
             </w:r>
@@ -11072,6 +16033,16 @@
               <w:spacing w:after="16"/>
             </w:pPr>
             <w:r>
+              <w:rPr>
+                <w:b/>
+                <w:bCs/>
+              </w:rPr>
+              <w:t xml:space="preserve">82.</w:t>
+            </w:r>
+            <w:r>
+              <w:t xml:space="preserve"> </w:t>
+            </w:r>
+            <w:r>
               <w:t xml:space="preserve">One additional area that has been discussed but not yet implemented is explicit uncertainty in northern stock biology, particularly growth. The two-stock hypothesis implies different population dynamics for the northern component, but the current implementation draws on growth parameters estimated from combined data without formal uncertainty in the stock-specific parameters. Uncertainty in northern growth or natural mortality could be incorporated as candidate robustness scenarios in later MSE phases if data become available to support alternative parameterizations.</w:t>
             </w:r>
           </w:p>
@@ -11084,6 +16055,16 @@
         <w:pStyle w:val="BodyText"/>
       </w:pPr>
       <w:r>
+        <w:rPr>
+          <w:b/>
+          <w:bCs/>
+        </w:rPr>
+        <w:t xml:space="preserve">83.</w:t>
+      </w:r>
+      <w:r>
+        <w:t xml:space="preserve"> </w:t>
+      </w:r>
+      <w:r>
         <w:t xml:space="preserve">Implementing the selectivity harmonization will likely require re-fitting</w:t>
       </w:r>
       <w:r>
@@ -11151,6 +16132,16 @@
       <w:pPr>
         <w:pStyle w:val="BodyText"/>
       </w:pPr>
+      <w:r>
+        <w:rPr>
+          <w:b/>
+          <w:bCs/>
+        </w:rPr>
+        <w:t xml:space="preserve">84.</w:t>
+      </w:r>
+      <w:r>
+        <w:t xml:space="preserve"> </w:t>
+      </w:r>
       <w:r>
         <w:t xml:space="preserve">To examine that issue more directly, I fitted two harmonized variants using the reduced-index data configuration. Model</w:t>
       </w:r>
@@ -11249,7 +16240,7 @@
           <w:rPr>
             <w:rStyle w:val="Hyperlink"/>
           </w:rPr>
-          <w:t xml:space="preserve">Table 5</w:t>
+          <w:t xml:space="preserve">Table 6</w:t>
         </w:r>
       </w:hyperlink>
       <w:r>
@@ -11263,7 +16254,7 @@
           <w:rPr>
             <w:rStyle w:val="Hyperlink"/>
           </w:rPr>
-          <w:t xml:space="preserve">Figure 9</w:t>
+          <w:t xml:space="preserve">Figure 13</w:t>
         </w:r>
       </w:hyperlink>
       <w:r>
@@ -11283,7 +16274,7 @@
       <w:tr>
         <w:tc>
           <w:tcPr/>
-          <w:bookmarkStart w:id="101" w:name="tbl-north-harmonized-like-components"/>
+          <w:bookmarkStart w:id="123" w:name="tbl-north-harmonized-like-components"/>
           <w:p>
             <w:pPr>
               <w:jc w:val="center"/>
@@ -11294,7 +16285,7 @@
               <w:pStyle w:val="ImageCaption"/>
             </w:pPr>
             <w:r>
-              <w:t xml:space="preserve">Table 5: Negative-log-likelihood components and estimated parameter counts for the reduced-index single-stock model (</w:t>
+              <w:t xml:space="preserve">Table 6: Negative-log-likelihood components and estimated parameter counts for the reduced-index single-stock model (</w:t>
             </w:r>
             <w:r>
               <w:rPr>
@@ -13513,7 +18504,7 @@
               </w:tc>
             </w:tr>
           </w:tbl>
-          <w:bookmarkEnd w:id="101"/>
+          <w:bookmarkEnd w:id="123"/>
         </w:tc>
       </w:tr>
     </w:tbl>
@@ -13521,6 +18512,16 @@
       <w:pPr>
         <w:pStyle w:val="BodyText"/>
       </w:pPr>
+      <w:r>
+        <w:rPr>
+          <w:b/>
+          <w:bCs/>
+        </w:rPr>
+        <w:t xml:space="preserve">85.</w:t>
+      </w:r>
+      <w:r>
+        <w:t xml:space="preserve"> </w:t>
+      </w:r>
       <w:r>
         <w:t xml:space="preserve">The retained comparable index fits for these harmonized models are shown in</w:t>
       </w:r>
@@ -13532,7 +18533,7 @@
           <w:rPr>
             <w:rStyle w:val="Hyperlink"/>
           </w:rPr>
-          <w:t xml:space="preserve">Figure 9</w:t>
+          <w:t xml:space="preserve">Figure 13</w:t>
         </w:r>
       </w:hyperlink>
       <w:r>
@@ -13594,7 +18595,7 @@
       <w:tr>
         <w:tc>
           <w:tcPr/>
-          <w:bookmarkStart w:id="105" w:name="fig-harmonized-index-fits"/>
+          <w:bookmarkStart w:id="127" w:name="fig-harmonized-index-fits"/>
           <w:p>
             <w:pPr>
               <w:pStyle w:val="Compact"/>
@@ -13605,18 +18606,18 @@
                 <wp:inline>
                   <wp:extent cx="5334000" cy="4333875"/>
                   <wp:effectExtent b="0" l="0" r="0" t="0"/>
-                  <wp:docPr descr="" title="" id="103" name="Picture"/>
+                  <wp:docPr descr="" title="" id="125" name="Picture"/>
                   <a:graphic>
                     <a:graphicData uri="http://schemas.openxmlformats.org/drawingml/2006/picture">
                       <pic:pic>
                         <pic:nvPicPr>
-                          <pic:cNvPr descr="JM-WP-BM-01_files/figure-docx/fig-harmonized-index-fits-1.png" id="104" name="Picture"/>
+                          <pic:cNvPr descr="JM-WP-BM-01_files/figure-docx/fig-harmonized-index-fits-1.png" id="126" name="Picture"/>
                           <pic:cNvPicPr>
                             <a:picLocks noChangeArrowheads="1" noChangeAspect="1"/>
                           </pic:cNvPicPr>
                         </pic:nvPicPr>
                         <pic:blipFill>
-                          <a:blip r:embed="rId102"/>
+                          <a:blip r:embed="rId124"/>
                           <a:stretch>
                             <a:fillRect/>
                           </a:stretch>
@@ -13653,7 +18654,7 @@
               <w:pStyle w:val="ImageCaption"/>
             </w:pPr>
             <w:r>
-              <w:t xml:space="preserve">Figure 9: Observed and fitted index trajectories for</w:t>
+              <w:t xml:space="preserve">Figure 13: Observed and fitted index trajectories for</w:t>
             </w:r>
             <w:r>
               <w:t xml:space="preserve"> </w:t>
@@ -13692,12 +18693,12 @@
               <w:t xml:space="preserve">. Panels show the retained comparable index series: South-Central Chile CPUE, Acoustic North, Peruvian CPUE, and Offshore CPUE.</w:t>
             </w:r>
           </w:p>
-          <w:bookmarkEnd w:id="105"/>
+          <w:bookmarkEnd w:id="127"/>
         </w:tc>
       </w:tr>
     </w:tbl>
-    <w:bookmarkEnd w:id="106"/>
-    <w:bookmarkStart w:id="117" w:name="simplified-recruitment-alternatives"/>
+    <w:bookmarkEnd w:id="128"/>
+    <w:bookmarkStart w:id="143" w:name="simplified-recruitment-alternatives"/>
     <w:p>
       <w:pPr>
         <w:pStyle w:val="Heading2"/>
@@ -13710,6 +18711,16 @@
       <w:pPr>
         <w:pStyle w:val="FirstParagraph"/>
       </w:pPr>
+      <w:r>
+        <w:rPr>
+          <w:b/>
+          <w:bCs/>
+        </w:rPr>
+        <w:t xml:space="preserve">86.</w:t>
+      </w:r>
+      <w:r>
+        <w:t xml:space="preserve"> </w:t>
+      </w:r>
       <w:r>
         <w:t xml:space="preserve">Another option is to reduce recruitment complexity by using one recruitment</w:t>
       </w:r>
@@ -13785,12 +18796,12 @@
                 <wp:inline>
                   <wp:extent cx="152400" cy="152400"/>
                   <wp:effectExtent b="0" l="0" r="0" t="0"/>
-                  <wp:docPr descr="" title="" id="107" name="Picture"/>
+                  <wp:docPr descr="" title="" id="129" name="Picture"/>
                   <a:graphic>
                     <a:graphicData uri="http://schemas.openxmlformats.org/drawingml/2006/picture">
                       <pic:pic>
                         <pic:nvPicPr>
-                          <pic:cNvPr descr="/Applications/quarto/share/formats/docx/note.png" id="108" name="Picture"/>
+                          <pic:cNvPr descr="/Applications/quarto/share/formats/docx/note.png" id="130" name="Picture"/>
                           <pic:cNvPicPr>
                             <a:picLocks noChangeArrowheads="1" noChangeAspect="1"/>
                           </pic:cNvPicPr>
@@ -13829,7 +18840,7 @@
               <w:t xml:space="preserve"> </w:t>
             </w:r>
             <w:r>
-              <w:t xml:space="preserve">Reviewer comment (I. Mosqueira)</w:t>
+              <w:t xml:space="preserve">Note (I. Mosqueira)</w:t>
             </w:r>
           </w:p>
         </w:tc>
@@ -13852,6 +18863,16 @@
             <w:pPr>
               <w:spacing w:before="16"/>
             </w:pPr>
+            <w:r>
+              <w:rPr>
+                <w:b/>
+                <w:bCs/>
+              </w:rPr>
+              <w:t xml:space="preserve">87.</w:t>
+            </w:r>
+            <w:r>
+              <w:t xml:space="preserve"> </w:t>
+            </w:r>
             <w:r>
               <w:t xml:space="preserve">Under</w:t>
             </w:r>
@@ -13876,6 +18897,16 @@
               <w:spacing w:after="16"/>
             </w:pPr>
             <w:r>
+              <w:rPr>
+                <w:b/>
+                <w:bCs/>
+              </w:rPr>
+              <w:t xml:space="preserve">88.</w:t>
+            </w:r>
+            <w:r>
+              <w:t xml:space="preserve"> </w:t>
+            </w:r>
+            <w:r>
               <w:t xml:space="preserve">An important diagnostic concern is that some recent recruitments already exceed the upper envelope of the fitted stock-recruitment curve. This suggests that the fitted Beverton-Holt relationship may be conservative relative to actual recruitment productivity in recent years. Future work should consider whether alternative recruitment distributions, higher ceiling values for recruitment deviations, or a revisited steepness estimate are warranted. Projecting with a recruitment distribution that truncates the upper tail of realized recruitments would be systematically pessimistic about stock productivity, which would in turn bias MSE performance comparisons toward overly cautious management conclusions.</w:t>
             </w:r>
           </w:p>
@@ -13888,6 +18919,16 @@
         <w:pStyle w:val="BodyText"/>
       </w:pPr>
       <w:r>
+        <w:rPr>
+          <w:b/>
+          <w:bCs/>
+        </w:rPr>
+        <w:t xml:space="preserve">89.</w:t>
+      </w:r>
+      <w:r>
+        <w:t xml:space="preserve"> </w:t>
+      </w:r>
+      <w:r>
         <w:t xml:space="preserve">To illustrate this simplification directly, I fitted</w:t>
       </w:r>
       <w:r>
@@ -13967,7 +19008,7 @@
           <w:rPr>
             <w:rStyle w:val="Hyperlink"/>
           </w:rPr>
-          <w:t xml:space="preserve">Figure 10</w:t>
+          <w:t xml:space="preserve">Figure 14</w:t>
         </w:r>
       </w:hyperlink>
       <w:r>
@@ -13987,7 +19028,7 @@
       <w:tr>
         <w:tc>
           <w:tcPr/>
-          <w:bookmarkStart w:id="112" w:name="fig-h2-sr-compare"/>
+          <w:bookmarkStart w:id="134" w:name="fig-h2-sr-compare"/>
           <w:p>
             <w:pPr>
               <w:pStyle w:val="Compact"/>
@@ -13998,18 +19039,18 @@
                 <wp:inline>
                   <wp:extent cx="5334000" cy="3194843"/>
                   <wp:effectExtent b="0" l="0" r="0" t="0"/>
-                  <wp:docPr descr="" title="" id="110" name="Picture"/>
+                  <wp:docPr descr="" title="" id="132" name="Picture"/>
                   <a:graphic>
                     <a:graphicData uri="http://schemas.openxmlformats.org/drawingml/2006/picture">
                       <pic:pic>
                         <pic:nvPicPr>
-                          <pic:cNvPr descr="JM-WP-BM-01_files/figure-docx/fig-h2-sr-compare-1.png" id="111" name="Picture"/>
+                          <pic:cNvPr descr="JM-WP-BM-01_files/figure-docx/fig-h2-sr-compare-1.png" id="133" name="Picture"/>
                           <pic:cNvPicPr>
                             <a:picLocks noChangeArrowheads="1" noChangeAspect="1"/>
                           </pic:cNvPicPr>
                         </pic:nvPicPr>
                         <pic:blipFill>
-                          <a:blip r:embed="rId109"/>
+                          <a:blip r:embed="rId131"/>
                           <a:stretch>
                             <a:fillRect/>
                           </a:stretch>
@@ -14046,7 +19087,7 @@
               <w:pStyle w:val="ImageCaption"/>
             </w:pPr>
             <w:r>
-              <w:t xml:space="preserve">Figure 10: Stock-2 Beverton-Holt stock-recruitment curves for</w:t>
+              <w:t xml:space="preserve">Figure 14: Stock-2 Beverton-Holt stock-recruitment curves for</w:t>
             </w:r>
             <w:r>
               <w:t xml:space="preserve"> </w:t>
@@ -14100,7 +19141,7 @@
               <w:t xml:space="preserve">.</w:t>
             </w:r>
           </w:p>
-          <w:bookmarkEnd w:id="112"/>
+          <w:bookmarkEnd w:id="134"/>
         </w:tc>
       </w:tr>
     </w:tbl>
@@ -14109,7 +19150,174 @@
         <w:pStyle w:val="BodyText"/>
       </w:pPr>
       <w:r>
-        <w:t xml:space="preserve">The corresponding stock-2 recruitment estimates are compared in</w:t>
+        <w:rPr>
+          <w:b/>
+          <w:bCs/>
+        </w:rPr>
+        <w:t xml:space="preserve">90.</w:t>
+      </w:r>
+      <w:r>
+        <w:t xml:space="preserve"> </w:t>
+      </w:r>
+      <w:r>
+        <w:t xml:space="preserve">As in</w:t>
+      </w:r>
+      <w:r>
+        <w:t xml:space="preserve"> </w:t>
+      </w:r>
+      <w:r>
+        <w:rPr>
+          <w:rStyle w:val="VerbatimChar"/>
+        </w:rPr>
+        <w:t xml:space="preserve">h2_1.14</w:t>
+      </w:r>
+      <w:r>
+        <w:t xml:space="preserve">, model</w:t>
+      </w:r>
+      <w:r>
+        <w:t xml:space="preserve"> </w:t>
+      </w:r>
+      <w:r>
+        <w:rPr>
+          <w:rStyle w:val="VerbatimChar"/>
+        </w:rPr>
+        <w:t xml:space="preserve">h2_2.02</w:t>
+      </w:r>
+      <w:r>
+        <w:t xml:space="preserve"> </w:t>
+      </w:r>
+      <w:r>
+        <w:t xml:space="preserve">uses two stock-2 recruitment-regime fitting windows for estimating the stock-recruitment relationships, but it intentionally omits some hatch years from those regime vectors. For</w:t>
+      </w:r>
+      <w:r>
+        <w:t xml:space="preserve"> </w:t>
+      </w:r>
+      <w:r>
+        <w:rPr>
+          <w:rStyle w:val="VerbatimChar"/>
+        </w:rPr>
+        <w:t xml:space="preserve">h2_2.02</w:t>
+      </w:r>
+      <w:r>
+        <w:t xml:space="preserve">, the fitting windows are</w:t>
+      </w:r>
+      <w:r>
+        <w:t xml:space="preserve"> </w:t>
+      </w:r>
+      <w:r>
+        <w:rPr>
+          <w:rStyle w:val="VerbatimChar"/>
+        </w:rPr>
+        <w:t xml:space="preserve">SR_Curve_years_1 = 1970:1996</w:t>
+      </w:r>
+      <w:r>
+        <w:t xml:space="preserve"> </w:t>
+      </w:r>
+      <w:r>
+        <w:t xml:space="preserve">and</w:t>
+      </w:r>
+      <w:r>
+        <w:t xml:space="preserve"> </w:t>
+      </w:r>
+      <w:r>
+        <w:rPr>
+          <w:rStyle w:val="VerbatimChar"/>
+        </w:rPr>
+        <w:t xml:space="preserve">SR_Curve_years_2 = 2001:2016</w:t>
+      </w:r>
+      <w:r>
+        <w:t xml:space="preserve">, so hatch years</w:t>
+      </w:r>
+      <w:r>
+        <w:t xml:space="preserve"> </w:t>
+      </w:r>
+      <w:r>
+        <w:rPr>
+          <w:rStyle w:val="VerbatimChar"/>
+        </w:rPr>
+        <w:t xml:space="preserve">1997-2000</w:t>
+      </w:r>
+      <w:r>
+        <w:t xml:space="preserve"> </w:t>
+      </w:r>
+      <w:r>
+        <w:t xml:space="preserve">are excluded from the stock-2 SR fitting windows. In principle a year label can be absent either because it is not assigned to a stock-2 SR regime or because label overlap is suppressed, but</w:t>
+      </w:r>
+      <w:r>
+        <w:t xml:space="preserve"> </w:t>
+      </w:r>
+      <w:hyperlink w:anchor="fig-h2-sr-compare">
+        <w:r>
+          <w:rPr>
+            <w:rStyle w:val="Hyperlink"/>
+          </w:rPr>
+          <w:t xml:space="preserve">Figure 14</w:t>
+        </w:r>
+      </w:hyperlink>
+      <w:r>
+        <w:t xml:space="preserve"> </w:t>
+      </w:r>
+      <w:r>
+        <w:t xml:space="preserve">now plots all years explicitly. The years omitted from regime fitting are shown with yellow label backgrounds, so labels such as</w:t>
+      </w:r>
+      <w:r>
+        <w:t xml:space="preserve"> </w:t>
+      </w:r>
+      <w:r>
+        <w:rPr>
+          <w:rStyle w:val="VerbatimChar"/>
+        </w:rPr>
+        <w:t xml:space="preserve">98</w:t>
+      </w:r>
+      <w:r>
+        <w:t xml:space="preserve"> </w:t>
+      </w:r>
+      <w:r>
+        <w:t xml:space="preserve">now appear as excluded years rather than seeming to be missing by accident.</w:t>
+      </w:r>
+    </w:p>
+    <w:p>
+      <w:pPr>
+        <w:pStyle w:val="BodyText"/>
+      </w:pPr>
+      <w:r>
+        <w:rPr>
+          <w:b/>
+          <w:bCs/>
+        </w:rPr>
+        <w:t xml:space="preserve">91.</w:t>
+      </w:r>
+      <w:r>
+        <w:t xml:space="preserve"> </w:t>
+      </w:r>
+      <w:r>
+        <w:t xml:space="preserve">The corresponding stock-2 spawning biomass trajectories are compared in</w:t>
+      </w:r>
+      <w:r>
+        <w:t xml:space="preserve"> </w:t>
+      </w:r>
+      <w:hyperlink w:anchor="fig-h2-stock2-ssb">
+        <w:r>
+          <w:rPr>
+            <w:rStyle w:val="Hyperlink"/>
+          </w:rPr>
+          <w:t xml:space="preserve">Figure 15</w:t>
+        </w:r>
+      </w:hyperlink>
+      <w:r>
+        <w:t xml:space="preserve">. The single-regime formulation leaves the broad stock-2 biomass history similar to</w:t>
+      </w:r>
+      <w:r>
+        <w:t xml:space="preserve"> </w:t>
+      </w:r>
+      <w:r>
+        <w:rPr>
+          <w:rStyle w:val="VerbatimChar"/>
+        </w:rPr>
+        <w:t xml:space="preserve">h2_2.02</w:t>
+      </w:r>
+      <w:r>
+        <w:t xml:space="preserve">, but with a modest upward shift over much of the series. The corresponding stock-2 recruitment estimates are compared in</w:t>
       </w:r>
       <w:r>
         <w:t xml:space="preserve"> </w:t>
@@ -14119,7 +19327,7 @@
           <w:rPr>
             <w:rStyle w:val="Hyperlink"/>
           </w:rPr>
-          <w:t xml:space="preserve">Figure 11</w:t>
+          <w:t xml:space="preserve">Figure 16</w:t>
         </w:r>
       </w:hyperlink>
       <w:r>
@@ -14139,7 +19347,7 @@
       <w:tr>
         <w:tc>
           <w:tcPr/>
-          <w:bookmarkStart w:id="116" w:name="fig-h2-stock2-rec"/>
+          <w:bookmarkStart w:id="138" w:name="fig-h2-stock2-ssb"/>
           <w:p>
             <w:pPr>
               <w:pStyle w:val="Compact"/>
@@ -14150,18 +19358,18 @@
                 <wp:inline>
                   <wp:extent cx="5334000" cy="3062882"/>
                   <wp:effectExtent b="0" l="0" r="0" t="0"/>
-                  <wp:docPr descr="" title="" id="114" name="Picture"/>
+                  <wp:docPr descr="" title="" id="136" name="Picture"/>
                   <a:graphic>
                     <a:graphicData uri="http://schemas.openxmlformats.org/drawingml/2006/picture">
                       <pic:pic>
                         <pic:nvPicPr>
-                          <pic:cNvPr descr="JM-WP-BM-01_files/figure-docx/fig-h2-stock2-rec-1.png" id="115" name="Picture"/>
+                          <pic:cNvPr descr="JM-WP-BM-01_files/figure-docx/fig-h2-stock2-ssb-1.png" id="137" name="Picture"/>
                           <pic:cNvPicPr>
                             <a:picLocks noChangeArrowheads="1" noChangeAspect="1"/>
                           </pic:cNvPicPr>
                         </pic:nvPicPr>
                         <pic:blipFill>
-                          <a:blip r:embed="rId113"/>
+                          <a:blip r:embed="rId135"/>
                           <a:stretch>
                             <a:fillRect/>
                           </a:stretch>
@@ -14198,7 +19406,7 @@
               <w:pStyle w:val="ImageCaption"/>
             </w:pPr>
             <w:r>
-              <w:t xml:space="preserve">Figure 11: Estimated stock-2 recruitment trajectories for</w:t>
+              <w:t xml:space="preserve">Figure 15: Estimated stock-2 spawning biomass trajectories for</w:t>
             </w:r>
             <w:r>
               <w:t xml:space="preserve"> </w:t>
@@ -14228,12 +19436,118 @@
               <w:t xml:space="preserve">.</w:t>
             </w:r>
           </w:p>
-          <w:bookmarkEnd w:id="116"/>
+          <w:bookmarkEnd w:id="138"/>
         </w:tc>
       </w:tr>
     </w:tbl>
-    <w:bookmarkEnd w:id="117"/>
-    <w:bookmarkStart w:id="120" w:name="fixed-reference-point-alternatives"/>
+    <w:tbl>
+      <w:tblPr>
+        <w:tblStyle w:val="Table"/>
+        <w:tblW w:type="pct" w:w="5000"/>
+        <w:tblLayout w:type="fixed"/>
+        <w:tblLook w:firstRow="0" w:lastRow="0" w:firstColumn="0" w:lastColumn="0" w:noHBand="0" w:noVBand="0" w:val="0000"/>
+      </w:tblPr>
+      <w:tblGrid>
+        <w:gridCol w:w="7920"/>
+      </w:tblGrid>
+      <w:tr>
+        <w:tc>
+          <w:tcPr/>
+          <w:bookmarkStart w:id="142" w:name="fig-h2-stock2-rec"/>
+          <w:p>
+            <w:pPr>
+              <w:pStyle w:val="Compact"/>
+              <w:jc w:val="center"/>
+            </w:pPr>
+            <w:r>
+              <w:drawing>
+                <wp:inline>
+                  <wp:extent cx="5334000" cy="3062882"/>
+                  <wp:effectExtent b="0" l="0" r="0" t="0"/>
+                  <wp:docPr descr="" title="" id="140" name="Picture"/>
+                  <a:graphic>
+                    <a:graphicData uri="http://schemas.openxmlformats.org/drawingml/2006/picture">
+                      <pic:pic>
+                        <pic:nvPicPr>
+                          <pic:cNvPr descr="JM-WP-BM-01_files/figure-docx/fig-h2-stock2-rec-1.png" id="141" name="Picture"/>
+                          <pic:cNvPicPr>
+                            <a:picLocks noChangeArrowheads="1" noChangeAspect="1"/>
+                          </pic:cNvPicPr>
+                        </pic:nvPicPr>
+                        <pic:blipFill>
+                          <a:blip r:embed="rId139"/>
+                          <a:stretch>
+                            <a:fillRect/>
+                          </a:stretch>
+                        </pic:blipFill>
+                        <pic:spPr bwMode="auto">
+                          <a:xfrm>
+                            <a:off x="0" y="0"/>
+                            <a:ext cx="5334000" cy="3062882"/>
+                          </a:xfrm>
+                          <a:prstGeom prst="rect">
+                            <a:avLst/>
+                          </a:prstGeom>
+                          <a:noFill/>
+                          <a:ln w="9525">
+                            <a:noFill/>
+                            <a:headEnd/>
+                            <a:tailEnd/>
+                          </a:ln>
+                        </pic:spPr>
+                      </pic:pic>
+                    </a:graphicData>
+                  </a:graphic>
+                </wp:inline>
+              </w:drawing>
+            </w:r>
+          </w:p>
+          <w:p>
+            <w:pPr>
+              <w:jc w:val="center"/>
+            </w:pPr>
+            <w:pPr>
+              <w:jc w:val="left"/>
+              <w:spacing w:before="200"/>
+              <w:pStyle w:val="ImageCaption"/>
+            </w:pPr>
+            <w:r>
+              <w:t xml:space="preserve">Figure 16: Estimated stock-2 recruitment trajectories for</w:t>
+            </w:r>
+            <w:r>
+              <w:t xml:space="preserve"> </w:t>
+            </w:r>
+            <w:r>
+              <w:rPr>
+                <w:rStyle w:val="VerbatimChar"/>
+              </w:rPr>
+              <w:t xml:space="preserve">h2_2.02</w:t>
+            </w:r>
+            <w:r>
+              <w:t xml:space="preserve"> </w:t>
+            </w:r>
+            <w:r>
+              <w:t xml:space="preserve">and</w:t>
+            </w:r>
+            <w:r>
+              <w:t xml:space="preserve"> </w:t>
+            </w:r>
+            <w:r>
+              <w:rPr>
+                <w:rStyle w:val="VerbatimChar"/>
+              </w:rPr>
+              <w:t xml:space="preserve">h2_2.03</w:t>
+            </w:r>
+            <w:r>
+              <w:t xml:space="preserve">.</w:t>
+            </w:r>
+          </w:p>
+          <w:bookmarkEnd w:id="142"/>
+        </w:tc>
+      </w:tr>
+    </w:tbl>
+    <w:bookmarkEnd w:id="143"/>
+    <w:bookmarkStart w:id="146" w:name="fixed-reference-point-alternatives"/>
     <w:p>
       <w:pPr>
         <w:pStyle w:val="Heading2"/>
@@ -14247,6 +19561,16 @@
         <w:pStyle w:val="FirstParagraph"/>
       </w:pPr>
       <w:r>
+        <w:rPr>
+          <w:b/>
+          <w:bCs/>
+        </w:rPr>
+        <w:t xml:space="preserve">92.</w:t>
+      </w:r>
+      <w:r>
+        <w:t xml:space="preserve"> </w:t>
+      </w:r>
+      <w:r>
         <w:t xml:space="preserve">An issue also arose regarding fixed biomass and harvest-rate reference points</w:t>
       </w:r>
       <w:r>
@@ -14272,6 +19596,16 @@
       <w:pPr>
         <w:pStyle w:val="BodyText"/>
       </w:pPr>
+      <w:r>
+        <w:rPr>
+          <w:b/>
+          <w:bCs/>
+        </w:rPr>
+        <w:t xml:space="preserve">93.</w:t>
+      </w:r>
+      <w:r>
+        <w:t xml:space="preserve"> </w:t>
+      </w:r>
       <w:r>
         <w:t xml:space="preserve">The dynamic reference point system in the JJM — where</w:t>
       </w:r>
@@ -14377,12 +19711,12 @@
                 <wp:inline>
                   <wp:extent cx="152400" cy="152400"/>
                   <wp:effectExtent b="0" l="0" r="0" t="0"/>
-                  <wp:docPr descr="" title="" id="118" name="Picture"/>
+                  <wp:docPr descr="" title="" id="144" name="Picture"/>
                   <a:graphic>
                     <a:graphicData uri="http://schemas.openxmlformats.org/drawingml/2006/picture">
                       <pic:pic>
                         <pic:nvPicPr>
-                          <pic:cNvPr descr="/Applications/quarto/share/formats/docx/note.png" id="119" name="Picture"/>
+                          <pic:cNvPr descr="/Applications/quarto/share/formats/docx/note.png" id="145" name="Picture"/>
                           <pic:cNvPicPr>
                             <a:picLocks noChangeArrowheads="1" noChangeAspect="1"/>
                           </pic:cNvPicPr>
@@ -14421,7 +19755,7 @@
               <w:t xml:space="preserve"> </w:t>
             </w:r>
             <w:r>
-              <w:t xml:space="preserve">Reviewer comment (I. Mosqueira)</w:t>
+              <w:t xml:space="preserve">Note (I. Mosqueira)</w:t>
             </w:r>
           </w:p>
         </w:tc>
@@ -14444,6 +19778,16 @@
             <w:pPr>
               <w:spacing w:before="16" w:after="16"/>
             </w:pPr>
+            <w:r>
+              <w:rPr>
+                <w:b/>
+                <w:bCs/>
+              </w:rPr>
+              <w:t xml:space="preserve">94.</w:t>
+            </w:r>
+            <w:r>
+              <w:t xml:space="preserve"> </w:t>
+            </w:r>
             <w:r>
               <w:t xml:space="preserve">If the simplified selectivity alternative adopts block-based selectivity, then reference points should be calculated using the selectivity pattern from the</w:t>
             </w:r>
@@ -14503,12 +19847,22 @@
         <w:pStyle w:val="BodyText"/>
       </w:pPr>
       <w:r>
+        <w:rPr>
+          <w:b/>
+          <w:bCs/>
+        </w:rPr>
+        <w:t xml:space="preserve">95.</w:t>
+      </w:r>
+      <w:r>
+        <w:t xml:space="preserve"> </w:t>
+      </w:r>
+      <w:r>
         <w:t xml:space="preserve">The recommended approach is therefore to calculate reference points once, using the terminal selectivity block and the current biological schedules, and use those fixed values as management benchmarks throughout the MSE simulation. Sensitivity to the choice of reference period can be examined as part of robustness testing.</w:t>
       </w:r>
     </w:p>
-    <w:bookmarkEnd w:id="120"/>
-    <w:bookmarkEnd w:id="121"/>
-    <w:bookmarkStart w:id="122" w:name="summary"/>
+    <w:bookmarkEnd w:id="146"/>
+    <w:bookmarkEnd w:id="147"/>
+    <w:bookmarkStart w:id="148" w:name="summary"/>
     <w:p>
       <w:pPr>
         <w:pStyle w:val="Heading1"/>
@@ -14522,13 +19876,17 @@
         <w:pStyle w:val="FirstParagraph"/>
       </w:pPr>
       <w:r>
-        <w:t xml:space="preserve">The evaluations presented here are meant as discussion items leading into the benchmark workshop.</w:t>
-      </w:r>
-      <w:r>
-        <w:t xml:space="preserve"> </w:t>
-      </w:r>
-      <w:r>
-        <w:t xml:space="preserve">One set of potential issue has emerged for further consideration by the group:</w:t>
+        <w:rPr>
+          <w:b/>
+          <w:bCs/>
+        </w:rPr>
+        <w:t xml:space="preserve">96.</w:t>
+      </w:r>
+      <w:r>
+        <w:t xml:space="preserve"> </w:t>
+      </w:r>
+      <w:r>
+        <w:t xml:space="preserve">The evaluations presented here are intended as discussion items leading into the benchmark workshop, but some clearer conclusions now emerge from the fitted alternatives:</w:t>
       </w:r>
     </w:p>
     <w:p>
@@ -14544,13 +19902,40 @@
           <w:b/>
           <w:bCs/>
         </w:rPr>
-        <w:t xml:space="preserve">Selectivity block structure</w:t>
-      </w:r>
-      <w:r>
-        <w:t xml:space="preserve"> </w:t>
-      </w:r>
-      <w:r>
-        <w:t xml:space="preserve">should be the primary simplification, reducing annual deviations to a tractable number of regime periods per fleet.</w:t>
+        <w:t xml:space="preserve">The reduced-index simplification is a defensible starting point.</w:t>
+      </w:r>
+      <w:r>
+        <w:t xml:space="preserve"> </w:t>
+      </w:r>
+      <w:r>
+        <w:t xml:space="preserve">Relative to</w:t>
+      </w:r>
+      <w:r>
+        <w:t xml:space="preserve"> </w:t>
+      </w:r>
+      <w:r>
+        <w:rPr>
+          <w:rStyle w:val="VerbatimChar"/>
+        </w:rPr>
+        <w:t xml:space="preserve">h1_1.14</w:t>
+      </w:r>
+      <w:r>
+        <w:t xml:space="preserve">, model</w:t>
+      </w:r>
+      <w:r>
+        <w:t xml:space="preserve"> </w:t>
+      </w:r>
+      <w:r>
+        <w:rPr>
+          <w:rStyle w:val="VerbatimChar"/>
+        </w:rPr>
+        <w:t xml:space="preserve">h1_2.00</w:t>
+      </w:r>
+      <w:r>
+        <w:t xml:space="preserve"> </w:t>
+      </w:r>
+      <w:r>
+        <w:t xml:space="preserve">stays close to the SC13 assessment picture while removing the discontinued or less comparable index series. For the retained comparable indices, this reduction generally improves or at least preserves fit, with Acoustic North remaining the main unresolved tension.</w:t>
       </w:r>
     </w:p>
     <w:p>
@@ -14566,13 +19951,28 @@
           <w:b/>
           <w:bCs/>
         </w:rPr>
-        <w:t xml:space="preserve">Projection-period selectivity uncertainty</w:t>
-      </w:r>
-      <w:r>
-        <w:t xml:space="preserve"> </w:t>
-      </w:r>
-      <w:r>
-        <w:t xml:space="preserve">should be represented by a range of averaging-period options (1, 5, 10, 15, 20 years), evaluated as robustness operating models.</w:t>
+        <w:t xml:space="preserve">A broad fishery-block simplification is too restrictive if applied everywhere at once.</w:t>
+      </w:r>
+      <w:r>
+        <w:t xml:space="preserve"> </w:t>
+      </w:r>
+      <w:r>
+        <w:t xml:space="preserve">Model</w:t>
+      </w:r>
+      <w:r>
+        <w:t xml:space="preserve"> </w:t>
+      </w:r>
+      <w:r>
+        <w:rPr>
+          <w:rStyle w:val="VerbatimChar"/>
+        </w:rPr>
+        <w:t xml:space="preserve">h1_2.01</w:t>
+      </w:r>
+      <w:r>
+        <w:t xml:space="preserve"> </w:t>
+      </w:r>
+      <w:r>
+        <w:t xml:space="preserve">worsens the fit across multiple observation types simultaneously, including retained indices, fishery length compositions, and especially the South-Central Chile and North Chile age compositions. That is a stronger degradation than would be desirable for a primary operating-model simplification.</w:t>
       </w:r>
     </w:p>
     <w:p>
@@ -14588,13 +19988,13 @@
           <w:b/>
           <w:bCs/>
         </w:rPr>
-        <w:t xml:space="preserve">Index influence</w:t>
-      </w:r>
-      <w:r>
-        <w:t xml:space="preserve"> </w:t>
-      </w:r>
-      <w:r>
-        <w:t xml:space="preserve">— particularly from the Chilean acoustic survey — should be examined through a leave-one-out robustness axis, noting that</w:t>
+        <w:t xml:space="preserve">The South-Central Chile fishery is the main driver of that deterioration.</w:t>
+      </w:r>
+      <w:r>
+        <w:t xml:space="preserve"> </w:t>
+      </w:r>
+      <w:r>
+        <w:t xml:space="preserve">Restoring annual selectivity flexibility only for that fleet in</w:t>
       </w:r>
       <w:r>
         <w:t xml:space="preserve"> </w:t>
@@ -14603,13 +20003,67 @@
         <w:rPr>
           <w:rStyle w:val="VerbatimChar"/>
         </w:rPr>
-        <w:t xml:space="preserve">cjm.oem</w:t>
-      </w:r>
-      <w:r>
-        <w:t xml:space="preserve"> </w:t>
-      </w:r>
-      <w:r>
-        <w:t xml:space="preserve">already supports this infrastructure.</w:t>
+        <w:t xml:space="preserve">h1_2.01.1</w:t>
+      </w:r>
+      <w:r>
+        <w:t xml:space="preserve"> </w:t>
+      </w:r>
+      <w:r>
+        <w:t xml:space="preserve">recovers much of the lost fit and pulls the spawning biomass trajectory back toward</w:t>
+      </w:r>
+      <w:r>
+        <w:t xml:space="preserve"> </w:t>
+      </w:r>
+      <w:r>
+        <w:rPr>
+          <w:rStyle w:val="VerbatimChar"/>
+        </w:rPr>
+        <w:t xml:space="preserve">h1_2.00</w:t>
+      </w:r>
+      <w:r>
+        <w:t xml:space="preserve">. By contrast, the five-block alternative</w:t>
+      </w:r>
+      <w:r>
+        <w:t xml:space="preserve"> </w:t>
+      </w:r>
+      <w:r>
+        <w:rPr>
+          <w:rStyle w:val="VerbatimChar"/>
+        </w:rPr>
+        <w:t xml:space="preserve">h1_2.01.2</w:t>
+      </w:r>
+      <w:r>
+        <w:t xml:space="preserve"> </w:t>
+      </w:r>
+      <w:r>
+        <w:t xml:space="preserve">remains too restrictive: it gives back much of the gain in fit, behaves more like</w:t>
+      </w:r>
+      <w:r>
+        <w:t xml:space="preserve"> </w:t>
+      </w:r>
+      <w:r>
+        <w:rPr>
+          <w:rStyle w:val="VerbatimChar"/>
+        </w:rPr>
+        <w:t xml:space="preserve">h1_2.01</w:t>
+      </w:r>
+      <w:r>
+        <w:t xml:space="preserve"> </w:t>
+      </w:r>
+      <w:r>
+        <w:t xml:space="preserve">than</w:t>
+      </w:r>
+      <w:r>
+        <w:t xml:space="preserve"> </w:t>
+      </w:r>
+      <w:r>
+        <w:rPr>
+          <w:rStyle w:val="VerbatimChar"/>
+        </w:rPr>
+        <w:t xml:space="preserve">h1_2.01.1</w:t>
+      </w:r>
+      <w:r>
+        <w:t xml:space="preserve">, and leaves broader terminal spawning-biomass uncertainty.</w:t>
       </w:r>
     </w:p>
     <w:p>
@@ -14625,13 +20079,13 @@
           <w:b/>
           <w:bCs/>
         </w:rPr>
-        <w:t xml:space="preserve">Recruitment regime differences</w:t>
-      </w:r>
-      <w:r>
-        <w:t xml:space="preserve"> </w:t>
-      </w:r>
-      <w:r>
-        <w:t xml:space="preserve">should be preserved in</w:t>
+        <w:t xml:space="preserve">Allowing time-varying index catchability can recover retained-index fit, but it changes where the flexibility sits.</w:t>
+      </w:r>
+      <w:r>
+        <w:t xml:space="preserve"> </w:t>
+      </w:r>
+      <w:r>
+        <w:t xml:space="preserve">Model</w:t>
       </w:r>
       <w:r>
         <w:t xml:space="preserve"> </w:t>
@@ -14640,13 +20094,13 @@
         <w:rPr>
           <w:rStyle w:val="VerbatimChar"/>
         </w:rPr>
-        <w:t xml:space="preserve">h2</w:t>
-      </w:r>
-      <w:r>
-        <w:t xml:space="preserve"> </w:t>
-      </w:r>
-      <w:r>
-        <w:t xml:space="preserve">and examined as a robustness dimension in</w:t>
+        <w:t xml:space="preserve">h1_2.01.3</w:t>
+      </w:r>
+      <w:r>
+        <w:t xml:space="preserve"> </w:t>
+      </w:r>
+      <w:r>
+        <w:t xml:space="preserve">gives the best retained comparable index fit among the</w:t>
       </w:r>
       <w:r>
         <w:t xml:space="preserve"> </w:t>
@@ -14655,10 +20109,25 @@
         <w:rPr>
           <w:rStyle w:val="VerbatimChar"/>
         </w:rPr>
-        <w:t xml:space="preserve">h1</w:t>
-      </w:r>
-      <w:r>
-        <w:t xml:space="preserve">, with explicit attention to recent above-curve recruitments.</w:t>
+        <w:t xml:space="preserve">h1_2.01</w:t>
+      </w:r>
+      <w:r>
+        <w:t xml:space="preserve">-based variants and shows that part of the tension can be absorbed by drifting q. However, it does so by moving flexibility from selectivity into time-varying catchability, with a lower terminal spawning-biomass distribution than the other S-C Chile variants. That makes</w:t>
+      </w:r>
+      <w:r>
+        <w:t xml:space="preserve"> </w:t>
+      </w:r>
+      <w:r>
+        <w:rPr>
+          <w:rStyle w:val="VerbatimChar"/>
+        </w:rPr>
+        <w:t xml:space="preserve">h1_2.01.3</w:t>
+      </w:r>
+      <w:r>
+        <w:t xml:space="preserve"> </w:t>
+      </w:r>
+      <w:r>
+        <w:t xml:space="preserve">more persuasive as a robustness case than as a primary operating-model simplification.</w:t>
       </w:r>
     </w:p>
     <w:p>
@@ -14674,13 +20143,136 @@
           <w:b/>
           <w:bCs/>
         </w:rPr>
-        <w:t xml:space="preserve">Reference points</w:t>
-      </w:r>
-      <w:r>
-        <w:t xml:space="preserve"> </w:t>
-      </w:r>
-      <w:r>
-        <w:t xml:space="preserve">should be fixed using the terminal selectivity block, calculated once before MSE simulation begins, to ensure internal consistency.</w:t>
+        <w:t xml:space="preserve">Far North selectivity harmonization is worthwhile before comparing</w:t>
+      </w:r>
+      <w:r>
+        <w:rPr>
+          <w:b/>
+          <w:bCs/>
+        </w:rPr>
+        <w:t xml:space="preserve"> </w:t>
+      </w:r>
+      <w:r>
+        <w:rPr>
+          <w:rStyle w:val="VerbatimChar"/>
+          <w:b/>
+          <w:bCs/>
+        </w:rPr>
+        <w:t xml:space="preserve">h1</w:t>
+      </w:r>
+      <w:r>
+        <w:rPr>
+          <w:b/>
+          <w:bCs/>
+        </w:rPr>
+        <w:t xml:space="preserve"> </w:t>
+      </w:r>
+      <w:r>
+        <w:rPr>
+          <w:b/>
+          <w:bCs/>
+        </w:rPr>
+        <w:t xml:space="preserve">and</w:t>
+      </w:r>
+      <w:r>
+        <w:rPr>
+          <w:b/>
+          <w:bCs/>
+        </w:rPr>
+        <w:t xml:space="preserve"> </w:t>
+      </w:r>
+      <w:r>
+        <w:rPr>
+          <w:rStyle w:val="VerbatimChar"/>
+          <w:b/>
+          <w:bCs/>
+        </w:rPr>
+        <w:t xml:space="preserve">h2</w:t>
+      </w:r>
+      <w:r>
+        <w:rPr>
+          <w:b/>
+          <w:bCs/>
+        </w:rPr>
+        <w:t xml:space="preserve">.</w:t>
+      </w:r>
+      <w:r>
+        <w:t xml:space="preserve"> </w:t>
+      </w:r>
+      <w:r>
+        <w:t xml:space="preserve">The harmonized single-stock model</w:t>
+      </w:r>
+      <w:r>
+        <w:t xml:space="preserve"> </w:t>
+      </w:r>
+      <w:r>
+        <w:rPr>
+          <w:rStyle w:val="VerbatimChar"/>
+        </w:rPr>
+        <w:t xml:space="preserve">h1_2.02</w:t>
+      </w:r>
+      <w:r>
+        <w:t xml:space="preserve"> </w:t>
+      </w:r>
+      <w:r>
+        <w:t xml:space="preserve">stays broadly close to</w:t>
+      </w:r>
+      <w:r>
+        <w:t xml:space="preserve"> </w:t>
+      </w:r>
+      <w:r>
+        <w:rPr>
+          <w:rStyle w:val="VerbatimChar"/>
+        </w:rPr>
+        <w:t xml:space="preserve">h1_2.00</w:t>
+      </w:r>
+      <w:r>
+        <w:t xml:space="preserve">, while</w:t>
+      </w:r>
+      <w:r>
+        <w:t xml:space="preserve"> </w:t>
+      </w:r>
+      <w:r>
+        <w:rPr>
+          <w:rStyle w:val="VerbatimChar"/>
+        </w:rPr>
+        <w:t xml:space="preserve">h2_2.02</w:t>
+      </w:r>
+      <w:r>
+        <w:t xml:space="preserve"> </w:t>
+      </w:r>
+      <w:r>
+        <w:t xml:space="preserve">provides a cleaner two-stock comparator because it uses the same reduced-index data treatment and a similar simplified Far North selectivity structure. That makes the</w:t>
+      </w:r>
+      <w:r>
+        <w:t xml:space="preserve"> </w:t>
+      </w:r>
+      <w:r>
+        <w:rPr>
+          <w:rStyle w:val="VerbatimChar"/>
+        </w:rPr>
+        <w:t xml:space="preserve">h1_2.02</w:t>
+      </w:r>
+      <w:r>
+        <w:t xml:space="preserve"> </w:t>
+      </w:r>
+      <w:r>
+        <w:t xml:space="preserve">versus</w:t>
+      </w:r>
+      <w:r>
+        <w:t xml:space="preserve"> </w:t>
+      </w:r>
+      <w:r>
+        <w:rPr>
+          <w:rStyle w:val="VerbatimChar"/>
+        </w:rPr>
+        <w:t xml:space="preserve">h2_2.02</w:t>
+      </w:r>
+      <w:r>
+        <w:t xml:space="preserve"> </w:t>
+      </w:r>
+      <w:r>
+        <w:t xml:space="preserve">comparison easier to interpret as a stock-structure contrast rather than a selectivity-regularization contrast.</w:t>
       </w:r>
     </w:p>
     <w:p>
@@ -14696,22 +20288,78 @@
           <w:b/>
           <w:bCs/>
         </w:rPr>
-        <w:t xml:space="preserve">Far North selectivity</w:t>
-      </w:r>
-      <w:r>
-        <w:t xml:space="preserve"> </w:t>
-      </w:r>
-      <w:r>
-        <w:t xml:space="preserve">should be harmonized across</w:t>
-      </w:r>
-      <w:r>
+        <w:t xml:space="preserve">Simplifying the stock-2 recruitment structure in</w:t>
+      </w:r>
+      <w:r>
+        <w:rPr>
+          <w:b/>
+          <w:bCs/>
+        </w:rPr>
         <w:t xml:space="preserve"> </w:t>
       </w:r>
       <w:r>
         <w:rPr>
           <w:rStyle w:val="VerbatimChar"/>
-        </w:rPr>
-        <w:t xml:space="preserve">h1</w:t>
+          <w:b/>
+          <w:bCs/>
+        </w:rPr>
+        <w:t xml:space="preserve">h2</w:t>
+      </w:r>
+      <w:r>
+        <w:rPr>
+          <w:b/>
+          <w:bCs/>
+        </w:rPr>
+        <w:t xml:space="preserve"> </w:t>
+      </w:r>
+      <w:r>
+        <w:rPr>
+          <w:b/>
+          <w:bCs/>
+        </w:rPr>
+        <w:t xml:space="preserve">appears feasible, but it changes both fit and interpretation.</w:t>
+      </w:r>
+      <w:r>
+        <w:t xml:space="preserve"> </w:t>
+      </w:r>
+      <w:r>
+        <w:t xml:space="preserve">Model</w:t>
+      </w:r>
+      <w:r>
+        <w:t xml:space="preserve"> </w:t>
+      </w:r>
+      <w:r>
+        <w:rPr>
+          <w:rStyle w:val="VerbatimChar"/>
+        </w:rPr>
+        <w:t xml:space="preserve">h2_2.03</w:t>
+      </w:r>
+      <w:r>
+        <w:t xml:space="preserve"> </w:t>
+      </w:r>
+      <w:r>
+        <w:t xml:space="preserve">converges cleanly and only modestly worsens the objective function relative to</w:t>
+      </w:r>
+      <w:r>
+        <w:t xml:space="preserve"> </w:t>
+      </w:r>
+      <w:r>
+        <w:rPr>
+          <w:rStyle w:val="VerbatimChar"/>
+        </w:rPr>
+        <w:t xml:space="preserve">h2_2.02</w:t>
+      </w:r>
+      <w:r>
+        <w:t xml:space="preserve">, so a single stock-2 relationship looks workable. At the same time, the stock-recruitment comparison now makes clearer that</w:t>
+      </w:r>
+      <w:r>
+        <w:t xml:space="preserve"> </w:t>
+      </w:r>
+      <w:r>
+        <w:rPr>
+          <w:rStyle w:val="VerbatimChar"/>
+        </w:rPr>
+        <w:t xml:space="preserve">h2_1.14</w:t>
       </w:r>
       <w:r>
         <w:t xml:space="preserve"> </w:t>
@@ -14726,13 +20374,40 @@
         <w:rPr>
           <w:rStyle w:val="VerbatimChar"/>
         </w:rPr>
-        <w:t xml:space="preserve">h2</w:t>
-      </w:r>
-      <w:r>
-        <w:t xml:space="preserve"> </w:t>
-      </w:r>
-      <w:r>
-        <w:t xml:space="preserve">before operating model comparisons, while retaining the biological differences (M, maturity, weight-at-age) that motivate the two-stock hypothesis.</w:t>
+        <w:t xml:space="preserve">h2_2.02</w:t>
+      </w:r>
+      <w:r>
+        <w:t xml:space="preserve"> </w:t>
+      </w:r>
+      <w:r>
+        <w:t xml:space="preserve">estimated stock-2 relationships using restricted hatch-year windows and omitted hatch years</w:t>
+      </w:r>
+      <w:r>
+        <w:t xml:space="preserve"> </w:t>
+      </w:r>
+      <w:r>
+        <w:rPr>
+          <w:rStyle w:val="VerbatimChar"/>
+        </w:rPr>
+        <w:t xml:space="preserve">1997-2000</w:t>
+      </w:r>
+      <w:r>
+        <w:t xml:space="preserve">, whereas</w:t>
+      </w:r>
+      <w:r>
+        <w:t xml:space="preserve"> </w:t>
+      </w:r>
+      <w:r>
+        <w:rPr>
+          <w:rStyle w:val="VerbatimChar"/>
+        </w:rPr>
+        <w:t xml:space="preserve">h2_2.03</w:t>
+      </w:r>
+      <w:r>
+        <w:t xml:space="preserve"> </w:t>
+      </w:r>
+      <w:r>
+        <w:t xml:space="preserve">removes that gap by fitting one relationship across the combined period. The choice is therefore not only about the number of regimes; it also changes which years are allowed to inform the fitted stock-2 stock-recruitment relationship.</w:t>
       </w:r>
     </w:p>
     <w:p>
@@ -14748,49 +20423,104 @@
           <w:b/>
           <w:bCs/>
         </w:rPr>
-        <w:t xml:space="preserve">Northern stock biology uncertainty</w:t>
-      </w:r>
-      <w:r>
-        <w:t xml:space="preserve"> </w:t>
-      </w:r>
-      <w:r>
-        <w:t xml:space="preserve">(growth, M) should be noted as a candidate robustness scenario for later phases of the MSE programme.</w:t>
+        <w:t xml:space="preserve">The strongest current operating-model candidates are now better defined.</w:t>
+      </w:r>
+      <w:r>
+        <w:t xml:space="preserve"> </w:t>
+      </w:r>
+      <w:r>
+        <w:rPr>
+          <w:rStyle w:val="VerbatimChar"/>
+        </w:rPr>
+        <w:t xml:space="preserve">h1_2.00</w:t>
+      </w:r>
+      <w:r>
+        <w:t xml:space="preserve"> </w:t>
+      </w:r>
+      <w:r>
+        <w:t xml:space="preserve">remains a sensible reduced-data baseline,</w:t>
+      </w:r>
+      <w:r>
+        <w:t xml:space="preserve"> </w:t>
+      </w:r>
+      <w:r>
+        <w:rPr>
+          <w:rStyle w:val="VerbatimChar"/>
+        </w:rPr>
+        <w:t xml:space="preserve">h1_2.01.1</w:t>
+      </w:r>
+      <w:r>
+        <w:t xml:space="preserve"> </w:t>
+      </w:r>
+      <w:r>
+        <w:t xml:space="preserve">is the strongest single-stock selectivity simplification tested so far, and</w:t>
+      </w:r>
+      <w:r>
+        <w:t xml:space="preserve"> </w:t>
+      </w:r>
+      <w:r>
+        <w:rPr>
+          <w:rStyle w:val="VerbatimChar"/>
+        </w:rPr>
+        <w:t xml:space="preserve">h1_2.02</w:t>
+      </w:r>
+      <w:r>
+        <w:t xml:space="preserve"> </w:t>
+      </w:r>
+      <w:r>
+        <w:t xml:space="preserve">versus</w:t>
+      </w:r>
+      <w:r>
+        <w:t xml:space="preserve"> </w:t>
+      </w:r>
+      <w:r>
+        <w:rPr>
+          <w:rStyle w:val="VerbatimChar"/>
+        </w:rPr>
+        <w:t xml:space="preserve">h2_2.02</w:t>
+      </w:r>
+      <w:r>
+        <w:t xml:space="preserve"> </w:t>
+      </w:r>
+      <w:r>
+        <w:t xml:space="preserve">provide the most interpretable harmonized single-stock versus two-stock comparison.</w:t>
+      </w:r>
+      <w:r>
+        <w:t xml:space="preserve"> </w:t>
+      </w:r>
+      <w:r>
+        <w:rPr>
+          <w:rStyle w:val="VerbatimChar"/>
+        </w:rPr>
+        <w:t xml:space="preserve">h1_2.01.3</w:t>
+      </w:r>
+      <w:r>
+        <w:t xml:space="preserve"> </w:t>
+      </w:r>
+      <w:r>
+        <w:t xml:space="preserve">is valuable, but primarily as a robustness test for index-standardization and q-variability assumptions.</w:t>
       </w:r>
     </w:p>
     <w:p>
       <w:pPr>
-        <w:pStyle w:val="FirstParagraph"/>
-      </w:pPr>
-      <w:r>
-        <w:t xml:space="preserve">In this document we constructed and compared simplified alternatives. There were some</w:t>
-      </w:r>
-      <w:r>
-        <w:t xml:space="preserve"> </w:t>
-      </w:r>
-      <w:r>
-        <w:t xml:space="preserve">important differences in the results but broadly they remain faithful to the</w:t>
-      </w:r>
-      <w:r>
-        <w:t xml:space="preserve"> </w:t>
-      </w:r>
-      <w:r>
-        <w:t xml:space="preserve">SC13 assessment picture. The next steps will be to evaluate the potential</w:t>
-      </w:r>
-      <w:r>
-        <w:t xml:space="preserve"> </w:t>
-      </w:r>
-      <w:r>
-        <w:t xml:space="preserve">improvements to the standardization of indices.</w:t>
-      </w:r>
-    </w:p>
-    <w:bookmarkEnd w:id="122"/>
-    <w:bookmarkStart w:id="132" w:name="appendix-compact-equation-summary"/>
-    <w:p>
-      <w:pPr>
-        <w:pStyle w:val="Heading1"/>
-      </w:pPr>
-      <w:r>
-        <w:t xml:space="preserve">Appendix: Compact Equation Summary</w:t>
+        <w:pStyle w:val="Compact"/>
+        <w:numPr>
+          <w:ilvl w:val="0"/>
+          <w:numId w:val="1011"/>
+        </w:numPr>
+      </w:pPr>
+      <w:r>
+        <w:rPr>
+          <w:b/>
+          <w:bCs/>
+        </w:rPr>
+        <w:t xml:space="preserve">The main remaining robustness dimensions are now clearer and more targeted.</w:t>
+      </w:r>
+      <w:r>
+        <w:t xml:space="preserve"> </w:t>
+      </w:r>
+      <w:r>
+        <w:t xml:space="preserve">Projection-period selectivity uncertainty should still be explored using averaging-window alternatives, reference points should be fixed once from the terminal selectivity state before MSE simulation, stock-2 recruitment structure should be treated as an explicit robustness axis, and northern biology uncertainty and index-standardization choices remain natural later-phase candidates.</w:t>
       </w:r>
     </w:p>
     <w:p>
@@ -14798,10 +20528,38 @@
         <w:pStyle w:val="FirstParagraph"/>
       </w:pPr>
       <w:r>
+        <w:rPr>
+          <w:b/>
+          <w:bCs/>
+        </w:rPr>
+        <w:t xml:space="preserve">97.</w:t>
+      </w:r>
+      <w:r>
+        <w:t xml:space="preserve"> </w:t>
+      </w:r>
+      <w:r>
+        <w:t xml:space="preserve">Taken together, these results suggest that the next stage should focus less on broad additional simplification and more on selecting a compact set of well-motivated operating models and robustness scenarios. The current evidence points toward carrying forward a reduced-index baseline, a single-stock model that preserves South-Central Chile selectivity flexibility, a harmonized two-stock comparator, and targeted robustness cases for q variability, projection selectivity, and alternative stock-2 recruitment structure.</w:t>
+      </w:r>
+    </w:p>
+    <w:bookmarkEnd w:id="148"/>
+    <w:bookmarkStart w:id="158" w:name="appendix-compact-equation-summary"/>
+    <w:p>
+      <w:pPr>
+        <w:pStyle w:val="Heading1"/>
+      </w:pPr>
+      <w:r>
+        <w:t xml:space="preserve">Appendix: Compact Equation Summary</w:t>
+      </w:r>
+    </w:p>
+    <w:p>
+      <w:pPr>
+        <w:pStyle w:val="FirstParagraph"/>
+      </w:pPr>
+      <w:r>
         <w:t xml:space="preserve">This appendix gives a compact schematic description of the equations underlying the SC13 Joint Jack Mackerel Model. It is intended to summarize the structure used in this working paper rather than to reproduce every implementation detail of the ADMB code or every option described in the technical annex and user guide.</w:t>
       </w:r>
     </w:p>
-    <w:bookmarkStart w:id="123" w:name="notation"/>
+    <w:bookmarkStart w:id="149" w:name="notation"/>
     <w:p>
       <w:pPr>
         <w:pStyle w:val="Heading2"/>
@@ -15391,8 +21149,8 @@
         <w:t xml:space="preserve">.</w:t>
       </w:r>
     </w:p>
-    <w:bookmarkEnd w:id="123"/>
-    <w:bookmarkStart w:id="124" w:name="population-update"/>
+    <w:bookmarkEnd w:id="149"/>
+    <w:bookmarkStart w:id="150" w:name="population-update"/>
     <w:p>
       <w:pPr>
         <w:pStyle w:val="Heading2"/>
@@ -16400,8 +22158,8 @@
         <w:t xml:space="preserve">is the fraction of annual mortality occurring before spawning.</w:t>
       </w:r>
     </w:p>
-    <w:bookmarkEnd w:id="124"/>
-    <w:bookmarkStart w:id="125" w:name="stock-recruitment-relationship"/>
+    <w:bookmarkEnd w:id="150"/>
+    <w:bookmarkStart w:id="151" w:name="stock-recruitment-relationship"/>
     <w:p>
       <w:pPr>
         <w:pStyle w:val="Heading2"/>
@@ -16926,8 +22684,8 @@
         <w:t xml:space="preserve">, recruitment is assigned across two stocks with a more complex regime structure, including the 1999 shift described in the control file.</w:t>
       </w:r>
     </w:p>
-    <w:bookmarkEnd w:id="125"/>
-    <w:bookmarkStart w:id="126" w:name="fishing-mortality-and-catch"/>
+    <w:bookmarkEnd w:id="151"/>
+    <w:bookmarkStart w:id="152" w:name="fishing-mortality-and-catch"/>
     <w:p>
       <w:pPr>
         <w:pStyle w:val="Heading2"/>
@@ -17603,8 +23361,8 @@
         </m:oMath>
       </m:oMathPara>
     </w:p>
-    <w:bookmarkEnd w:id="126"/>
-    <w:bookmarkStart w:id="127" w:name="abundance-indices"/>
+    <w:bookmarkEnd w:id="152"/>
+    <w:bookmarkStart w:id="153" w:name="abundance-indices"/>
     <w:p>
       <w:pPr>
         <w:pStyle w:val="Heading2"/>
@@ -18011,8 +23769,8 @@
         <w:t xml:space="preserve">places the survey or CPUE observation within the year. This expression is schematic because some indices are closer to numbers-at-age and others to biomass, but it captures the model logic used across the SC13 index components.</w:t>
       </w:r>
     </w:p>
-    <w:bookmarkEnd w:id="127"/>
-    <w:bookmarkStart w:id="128" w:name="age-and-length-compositions"/>
+    <w:bookmarkEnd w:id="153"/>
+    <w:bookmarkStart w:id="154" w:name="age-and-length-compositions"/>
     <w:p>
       <w:pPr>
         <w:pStyle w:val="Heading2"/>
@@ -18525,8 +24283,8 @@
         <w:t xml:space="preserve">, derived from the von Bertalanffy growth specification used by the model.</w:t>
       </w:r>
     </w:p>
-    <w:bookmarkEnd w:id="128"/>
-    <w:bookmarkStart w:id="129" w:name="observation-likelihoods"/>
+    <w:bookmarkEnd w:id="154"/>
+    <w:bookmarkStart w:id="155" w:name="observation-likelihoods"/>
     <w:p>
       <w:pPr>
         <w:pStyle w:val="Heading2"/>
@@ -19135,8 +24893,8 @@
         <w:t xml:space="preserve">The SC13 model uses Francis weighting for age-composition effective sample sizes, so the composition likelihood is strongly affected by those externally specified weights.</w:t>
       </w:r>
     </w:p>
-    <w:bookmarkEnd w:id="129"/>
-    <w:bookmarkStart w:id="130" w:name="objective-function"/>
+    <w:bookmarkEnd w:id="155"/>
+    <w:bookmarkStart w:id="156" w:name="objective-function"/>
     <w:p>
       <w:pPr>
         <w:pStyle w:val="Heading2"/>
@@ -19482,8 +25240,8 @@
         <w:t xml:space="preserve">, is especially important in SC13 because the model includes extensive penalties on fishery and survey selectivity trajectories to regularize the time-varying non-parametric selectivity schedules.</w:t>
       </w:r>
     </w:p>
-    <w:bookmarkEnd w:id="130"/>
-    <w:bookmarkStart w:id="131" w:name="dynamic-reference-points"/>
+    <w:bookmarkEnd w:id="156"/>
+    <w:bookmarkStart w:id="157" w:name="dynamic-reference-points"/>
     <w:p>
       <w:pPr>
         <w:pStyle w:val="Heading2"/>
@@ -19907,9 +25665,9 @@
         <w:t xml:space="preserve">vary through time in the SC13 assessment rather than remaining fixed constants.</w:t>
       </w:r>
     </w:p>
-    <w:bookmarkEnd w:id="131"/>
-    <w:bookmarkEnd w:id="132"/>
-    <w:bookmarkStart w:id="166" w:name="references"/>
+    <w:bookmarkEnd w:id="157"/>
+    <w:bookmarkEnd w:id="158"/>
+    <w:bookmarkStart w:id="192" w:name="references"/>
     <w:p>
       <w:pPr>
         <w:pStyle w:val="Heading1"/>
@@ -19918,8 +25676,8 @@
         <w:t xml:space="preserve">References</w:t>
       </w:r>
     </w:p>
-    <w:bookmarkStart w:id="165" w:name="refs"/>
-    <w:bookmarkStart w:id="134" w:name="ref-vonbertalanffy1957growth"/>
+    <w:bookmarkStart w:id="191" w:name="refs"/>
+    <w:bookmarkStart w:id="160" w:name="ref-vonbertalanffy1957growth"/>
     <w:p>
       <w:pPr>
         <w:pStyle w:val="Bibliography"/>
@@ -19956,7 +25714,7 @@
       <w:r>
         <w:t xml:space="preserve"> </w:t>
       </w:r>
-      <w:hyperlink r:id="rId133">
+      <w:hyperlink r:id="rId159">
         <w:r>
           <w:rPr>
             <w:rStyle w:val="Hyperlink"/>
@@ -19965,8 +25723,8 @@
         </w:r>
       </w:hyperlink>
     </w:p>
-    <w:bookmarkEnd w:id="134"/>
-    <w:bookmarkStart w:id="135" w:name="ref-beverton1957dynamics"/>
+    <w:bookmarkEnd w:id="160"/>
+    <w:bookmarkStart w:id="161" w:name="ref-beverton1957dynamics"/>
     <w:p>
       <w:pPr>
         <w:pStyle w:val="Bibliography"/>
@@ -19991,8 +25749,8 @@
         <w:t xml:space="preserve">(Vol. 19, p. 533). H. M. Stationery Office.</w:t>
       </w:r>
     </w:p>
-    <w:bookmarkEnd w:id="135"/>
-    <w:bookmarkStart w:id="137" w:name="ref-butterworth1999procedures"/>
+    <w:bookmarkEnd w:id="161"/>
+    <w:bookmarkStart w:id="163" w:name="ref-butterworth1999procedures"/>
     <w:p>
       <w:pPr>
         <w:pStyle w:val="Bibliography"/>
@@ -20029,7 +25787,7 @@
       <w:r>
         <w:t xml:space="preserve"> </w:t>
       </w:r>
-      <w:hyperlink r:id="rId136">
+      <w:hyperlink r:id="rId162">
         <w:r>
           <w:rPr>
             <w:rStyle w:val="Hyperlink"/>
@@ -20038,8 +25796,8 @@
         </w:r>
       </w:hyperlink>
     </w:p>
-    <w:bookmarkEnd w:id="137"/>
-    <w:bookmarkStart w:id="139" w:name="ref-carruthers2024roadmap"/>
+    <w:bookmarkEnd w:id="163"/>
+    <w:bookmarkStart w:id="165" w:name="ref-carruthers2024roadmap"/>
     <w:p>
       <w:pPr>
         <w:pStyle w:val="Bibliography"/>
@@ -20102,7 +25860,7 @@
       <w:r>
         <w:t xml:space="preserve"> </w:t>
       </w:r>
-      <w:hyperlink r:id="rId138">
+      <w:hyperlink r:id="rId164">
         <w:r>
           <w:rPr>
             <w:rStyle w:val="Hyperlink"/>
@@ -20111,8 +25869,8 @@
         </w:r>
       </w:hyperlink>
     </w:p>
-    <w:bookmarkEnd w:id="139"/>
-    <w:bookmarkStart w:id="141" w:name="ref-fournier2012admb"/>
+    <w:bookmarkEnd w:id="165"/>
+    <w:bookmarkStart w:id="167" w:name="ref-fournier2012admb"/>
     <w:p>
       <w:pPr>
         <w:pStyle w:val="Bibliography"/>
@@ -20149,7 +25907,7 @@
       <w:r>
         <w:t xml:space="preserve"> </w:t>
       </w:r>
-      <w:hyperlink r:id="rId140">
+      <w:hyperlink r:id="rId166">
         <w:r>
           <w:rPr>
             <w:rStyle w:val="Hyperlink"/>
@@ -20158,8 +25916,8 @@
         </w:r>
       </w:hyperlink>
     </w:p>
-    <w:bookmarkEnd w:id="141"/>
-    <w:bookmarkStart w:id="143" w:name="ref-fournier1982catchage"/>
+    <w:bookmarkEnd w:id="167"/>
+    <w:bookmarkStart w:id="169" w:name="ref-fournier1982catchage"/>
     <w:p>
       <w:pPr>
         <w:pStyle w:val="Bibliography"/>
@@ -20196,7 +25954,7 @@
       <w:r>
         <w:t xml:space="preserve"> </w:t>
       </w:r>
-      <w:hyperlink r:id="rId142">
+      <w:hyperlink r:id="rId168">
         <w:r>
           <w:rPr>
             <w:rStyle w:val="Hyperlink"/>
@@ -20205,8 +25963,8 @@
         </w:r>
       </w:hyperlink>
     </w:p>
-    <w:bookmarkEnd w:id="143"/>
-    <w:bookmarkStart w:id="145" w:name="ref-francis2011weighting"/>
+    <w:bookmarkEnd w:id="169"/>
+    <w:bookmarkStart w:id="171" w:name="ref-francis2011weighting"/>
     <w:p>
       <w:pPr>
         <w:pStyle w:val="Bibliography"/>
@@ -20243,7 +26001,7 @@
       <w:r>
         <w:t xml:space="preserve"> </w:t>
       </w:r>
-      <w:hyperlink r:id="rId144">
+      <w:hyperlink r:id="rId170">
         <w:r>
           <w:rPr>
             <w:rStyle w:val="Hyperlink"/>
@@ -20252,8 +26010,8 @@
         </w:r>
       </w:hyperlink>
     </w:p>
-    <w:bookmarkEnd w:id="145"/>
-    <w:bookmarkStart w:id="147" w:name="ref-hilborn1992quantitative"/>
+    <w:bookmarkEnd w:id="171"/>
+    <w:bookmarkStart w:id="173" w:name="ref-hilborn1992quantitative"/>
     <w:p>
       <w:pPr>
         <w:pStyle w:val="Bibliography"/>
@@ -20277,7 +26035,7 @@
       <w:r>
         <w:t xml:space="preserve"> </w:t>
       </w:r>
-      <w:hyperlink r:id="rId146">
+      <w:hyperlink r:id="rId172">
         <w:r>
           <w:rPr>
             <w:rStyle w:val="Hyperlink"/>
@@ -20286,8 +26044,8 @@
         </w:r>
       </w:hyperlink>
     </w:p>
-    <w:bookmarkEnd w:id="147"/>
-    <w:bookmarkStart w:id="149" w:name="ref-linton2011selectivity"/>
+    <w:bookmarkEnd w:id="173"/>
+    <w:bookmarkStart w:id="175" w:name="ref-linton2011selectivity"/>
     <w:p>
       <w:pPr>
         <w:pStyle w:val="Bibliography"/>
@@ -20324,7 +26082,7 @@
       <w:r>
         <w:t xml:space="preserve"> </w:t>
       </w:r>
-      <w:hyperlink r:id="rId148">
+      <w:hyperlink r:id="rId174">
         <w:r>
           <w:rPr>
             <w:rStyle w:val="Hyperlink"/>
@@ -20333,8 +26091,8 @@
         </w:r>
       </w:hyperlink>
     </w:p>
-    <w:bookmarkEnd w:id="149"/>
-    <w:bookmarkStart w:id="150" w:name="ref-mccullagh1989glm"/>
+    <w:bookmarkEnd w:id="175"/>
+    <w:bookmarkStart w:id="176" w:name="ref-mccullagh1989glm"/>
     <w:p>
       <w:pPr>
         <w:pStyle w:val="Bibliography"/>
@@ -20359,8 +26117,8 @@
         <w:t xml:space="preserve">(2nd ed.). Chapman; Hall.</w:t>
       </w:r>
     </w:p>
-    <w:bookmarkEnd w:id="150"/>
-    <w:bookmarkStart w:id="152" w:name="ref-nelder1972glm"/>
+    <w:bookmarkEnd w:id="176"/>
+    <w:bookmarkStart w:id="178" w:name="ref-nelder1972glm"/>
     <w:p>
       <w:pPr>
         <w:pStyle w:val="Bibliography"/>
@@ -20397,7 +26155,7 @@
       <w:r>
         <w:t xml:space="preserve"> </w:t>
       </w:r>
-      <w:hyperlink r:id="rId151">
+      <w:hyperlink r:id="rId177">
         <w:r>
           <w:rPr>
             <w:rStyle w:val="Hyperlink"/>
@@ -20406,8 +26164,8 @@
         </w:r>
       </w:hyperlink>
     </w:p>
-    <w:bookmarkEnd w:id="152"/>
-    <w:bookmarkStart w:id="154" w:name="ref-punt2016bestpractices"/>
+    <w:bookmarkEnd w:id="178"/>
+    <w:bookmarkStart w:id="180" w:name="ref-punt2016bestpractices"/>
     <w:p>
       <w:pPr>
         <w:pStyle w:val="Bibliography"/>
@@ -20444,7 +26202,7 @@
       <w:r>
         <w:t xml:space="preserve"> </w:t>
       </w:r>
-      <w:hyperlink r:id="rId153">
+      <w:hyperlink r:id="rId179">
         <w:r>
           <w:rPr>
             <w:rStyle w:val="Hyperlink"/>
@@ -20453,8 +26211,8 @@
         </w:r>
       </w:hyperlink>
     </w:p>
-    <w:bookmarkEnd w:id="154"/>
-    <w:bookmarkStart w:id="156" w:name="ref-rousseau2019fleets"/>
+    <w:bookmarkEnd w:id="180"/>
+    <w:bookmarkStart w:id="182" w:name="ref-rousseau2019fleets"/>
     <w:p>
       <w:pPr>
         <w:pStyle w:val="Bibliography"/>
@@ -20491,7 +26249,7 @@
       <w:r>
         <w:t xml:space="preserve"> </w:t>
       </w:r>
-      <w:hyperlink r:id="rId155">
+      <w:hyperlink r:id="rId181">
         <w:r>
           <w:rPr>
             <w:rStyle w:val="Hyperlink"/>
@@ -20500,8 +26258,8 @@
         </w:r>
       </w:hyperlink>
     </w:p>
-    <w:bookmarkEnd w:id="156"/>
-    <w:bookmarkStart w:id="158" w:name="ref-schnute1995error"/>
+    <w:bookmarkEnd w:id="182"/>
+    <w:bookmarkStart w:id="184" w:name="ref-schnute1995error"/>
     <w:p>
       <w:pPr>
         <w:pStyle w:val="Bibliography"/>
@@ -20538,7 +26296,7 @@
       <w:r>
         <w:t xml:space="preserve"> </w:t>
       </w:r>
-      <w:hyperlink r:id="rId157">
+      <w:hyperlink r:id="rId183">
         <w:r>
           <w:rPr>
             <w:rStyle w:val="Hyperlink"/>
@@ -20547,8 +26305,8 @@
         </w:r>
       </w:hyperlink>
     </w:p>
-    <w:bookmarkEnd w:id="158"/>
-    <w:bookmarkStart w:id="160" w:name="ref-siple2021smallpelagics"/>
+    <w:bookmarkEnd w:id="184"/>
+    <w:bookmarkStart w:id="186" w:name="ref-siple2021smallpelagics"/>
     <w:p>
       <w:pPr>
         <w:pStyle w:val="Bibliography"/>
@@ -20585,7 +26343,7 @@
       <w:r>
         <w:t xml:space="preserve"> </w:t>
       </w:r>
-      <w:hyperlink r:id="rId159">
+      <w:hyperlink r:id="rId185">
         <w:r>
           <w:rPr>
             <w:rStyle w:val="Hyperlink"/>
@@ -20594,8 +26352,8 @@
         </w:r>
       </w:hyperlink>
     </w:p>
-    <w:bookmarkEnd w:id="160"/>
-    <w:bookmarkStart w:id="162" w:name="ref-sprfmo2025mseworkshop"/>
+    <w:bookmarkEnd w:id="186"/>
+    <w:bookmarkStart w:id="188" w:name="ref-sprfmo2025mseworkshop"/>
     <w:p>
       <w:pPr>
         <w:pStyle w:val="Bibliography"/>
@@ -20664,7 +26422,7 @@
       <w:r>
         <w:t xml:space="preserve"> </w:t>
       </w:r>
-      <w:hyperlink r:id="rId161">
+      <w:hyperlink r:id="rId187">
         <w:r>
           <w:rPr>
             <w:rStyle w:val="Hyperlink"/>
@@ -20673,8 +26431,8 @@
         </w:r>
       </w:hyperlink>
     </w:p>
-    <w:bookmarkEnd w:id="162"/>
-    <w:bookmarkStart w:id="164" w:name="ref-sprfmo2025annex11"/>
+    <w:bookmarkEnd w:id="188"/>
+    <w:bookmarkStart w:id="190" w:name="ref-sprfmo2025annex11"/>
     <w:p>
       <w:pPr>
         <w:pStyle w:val="Bibliography"/>
@@ -20698,7 +26456,7 @@
       <w:r>
         <w:t xml:space="preserve"> </w:t>
       </w:r>
-      <w:hyperlink r:id="rId163">
+      <w:hyperlink r:id="rId189">
         <w:r>
           <w:rPr>
             <w:rStyle w:val="Hyperlink"/>
@@ -20707,9 +26465,9 @@
         </w:r>
       </w:hyperlink>
     </w:p>
-    <w:bookmarkEnd w:id="164"/>
-    <w:bookmarkEnd w:id="165"/>
-    <w:bookmarkEnd w:id="166"/>
+    <w:bookmarkEnd w:id="190"/>
+    <w:bookmarkEnd w:id="191"/>
+    <w:bookmarkEnd w:id="192"/>
     <w:sectPr>
       <w:footnotePr>
         <w:numRestart w:val="eachSect"/>

--- a/docs/JM-WP-BM-01.docx
+++ b/docs/JM-WP-BM-01.docx
@@ -2,14 +2,6 @@
 <file path=word/document.xml><?xml version="1.0" encoding="utf-8"?>
 <w:document xmlns:w="http://schemas.openxmlformats.org/wordprocessingml/2006/main" xmlns:m="http://schemas.openxmlformats.org/officeDocument/2006/math" xmlns:r="http://schemas.openxmlformats.org/officeDocument/2006/relationships" xmlns:o="urn:schemas-microsoft-com:office:office" xmlns:v="urn:schemas-microsoft-com:vml" xmlns:w10="urn:schemas-microsoft-com:office:word" xmlns:a="http://schemas.openxmlformats.org/drawingml/2006/main" xmlns:pic="http://schemas.openxmlformats.org/drawingml/2006/picture" xmlns:wp="http://schemas.openxmlformats.org/drawingml/2006/wordprocessingDrawing">
   <w:body>
-    <w:p>
-      <w:pPr>
-        <w:pStyle w:val="Title"/>
-      </w:pPr>
-      <w:r>
-        <w:t xml:space="preserve">Developments of the base SC13 model for benchmark and MSE considerations</w:t>
-      </w:r>
-    </w:p>
     <w:sdt>
       <w:sdtPr>
         <w:docPartObj>
@@ -152,17 +144,7 @@
         <w:t xml:space="preserve">Working paper JM-WP-BM-01</w:t>
       </w:r>
     </w:p>
-    <w:bookmarkStart w:id="23" w:name="Xb78923e3b7de4b1dec29c034e6cc76c9a9df775"/>
-    <w:p>
-      <w:pPr>
-        <w:pStyle w:val="Heading2"/>
-      </w:pPr>
-      <w:r>
-        <w:t xml:space="preserve">0.1 Extension of the base (SC13) models for benchmark and MSE considerations</w:t>
-      </w:r>
-    </w:p>
-    <w:bookmarkEnd w:id="23"/>
-    <w:bookmarkStart w:id="25" w:name="abstract"/>
+    <w:bookmarkStart w:id="24" w:name="abstract"/>
     <w:p>
       <w:pPr>
         <w:pStyle w:val="Heading1"/>
@@ -236,7 +218,7 @@
       <w:r>
         <w:t xml:space="preserve"> </w:t>
       </w:r>
-      <w:hyperlink r:id="rId24">
+      <w:hyperlink r:id="rId23">
         <w:r>
           <w:rPr>
             <w:rStyle w:val="Hyperlink"/>
@@ -270,8 +252,8 @@
         <w:t xml:space="preserve">This revision incorporates comments from Iago Mosqueira (IPSC/JRC) on selectivity uncertainty, index influence, recruitment regimes, reference point consistency, and northern stock harmonization. Notes appear in callout boxes throughout Section 6.</w:t>
       </w:r>
     </w:p>
-    <w:bookmarkEnd w:id="25"/>
-    <w:bookmarkStart w:id="26" w:name="introduction"/>
+    <w:bookmarkEnd w:id="24"/>
+    <w:bookmarkStart w:id="25" w:name="introduction"/>
     <w:p>
       <w:pPr>
         <w:pStyle w:val="Heading1"/>
@@ -484,8 +466,8 @@
         <w:t xml:space="preserve">as the base assessment formulations that must first be documented clearly before any simplification is attempted.</w:t>
       </w:r>
     </w:p>
-    <w:bookmarkEnd w:id="26"/>
-    <w:bookmarkStart w:id="27" w:name="materials-used-for-this-paper"/>
+    <w:bookmarkEnd w:id="25"/>
+    <w:bookmarkStart w:id="26" w:name="materials-used-for-this-paper"/>
     <w:p>
       <w:pPr>
         <w:pStyle w:val="Heading1"/>
@@ -686,8 +668,8 @@
         <w:t xml:space="preserve">The objective here is not to reproduce every detail already contained in the annex. Rather, the objective is to extract from those materials a concise but technically defensible description of the SC13 base model for later MSE use.</w:t>
       </w:r>
     </w:p>
-    <w:bookmarkEnd w:id="27"/>
-    <w:bookmarkStart w:id="32" w:name="X05d1c5f8a92b183aa42d2fe77eeb661c4d500c9"/>
+    <w:bookmarkEnd w:id="26"/>
+    <w:bookmarkStart w:id="31" w:name="X05d1c5f8a92b183aa42d2fe77eeb661c4d500c9"/>
     <w:p>
       <w:pPr>
         <w:pStyle w:val="Heading1"/>
@@ -696,7 +678,7 @@
         <w:t xml:space="preserve">3. General Structure of the JJM Used for SC13</w:t>
       </w:r>
     </w:p>
-    <w:bookmarkStart w:id="28" w:name="overview"/>
+    <w:bookmarkStart w:id="27" w:name="overview"/>
     <w:p>
       <w:pPr>
         <w:pStyle w:val="Heading2"/>
@@ -774,8 +756,8 @@
         <w:t xml:space="preserve">specifies four fishery fleets, seven abundance indices, age-composition observations for multiple fisheries and surveys, length compositions for the Far North fleet, annual catches by fleet, and weight-at-age schedules used in both fishery and survey components. The control files then assign those data to either one or two modeled stocks depending on the hypothesis being fitted.</w:t>
       </w:r>
     </w:p>
-    <w:bookmarkEnd w:id="28"/>
-    <w:bookmarkStart w:id="29" w:name="data-structure"/>
+    <w:bookmarkEnd w:id="27"/>
+    <w:bookmarkStart w:id="28" w:name="data-structure"/>
     <w:p>
       <w:pPr>
         <w:pStyle w:val="Heading2"/>
@@ -1129,8 +1111,8 @@
         <w:t xml:space="preserve">.</w:t>
       </w:r>
     </w:p>
-    <w:bookmarkEnd w:id="29"/>
-    <w:bookmarkStart w:id="30" w:name="Xe1264284f219cfec9758543d78372ab59f24161"/>
+    <w:bookmarkEnd w:id="28"/>
+    <w:bookmarkStart w:id="29" w:name="Xe1264284f219cfec9758543d78372ab59f24161"/>
     <w:p>
       <w:pPr>
         <w:pStyle w:val="Heading2"/>
@@ -1238,8 +1220,8 @@
         <w:t xml:space="preserve">A compact mathematical summary of the core model structure is provided in the appendix so that the main text can stay focused on the SC13 implementation choices rather than on notation.</w:t>
       </w:r>
     </w:p>
-    <w:bookmarkEnd w:id="30"/>
-    <w:bookmarkStart w:id="31" w:name="reference-points-and-projections"/>
+    <w:bookmarkEnd w:id="29"/>
+    <w:bookmarkStart w:id="30" w:name="reference-points-and-projections"/>
     <w:p>
       <w:pPr>
         <w:pStyle w:val="Heading2"/>
@@ -1268,36 +1250,72 @@
       <w:r>
         <w:t xml:space="preserve"> </w:t>
       </w:r>
-      <w:r>
-        <w:rPr>
-          <w:rStyle w:val="VerbatimChar"/>
-        </w:rPr>
-        <w:t xml:space="preserve">MSY</w:t>
-      </w:r>
+      <m:oMath>
+        <m:r>
+          <m:t>M</m:t>
+        </m:r>
+        <m:r>
+          <m:t>S</m:t>
+        </m:r>
+        <m:r>
+          <m:t>Y</m:t>
+        </m:r>
+      </m:oMath>
       <w:r>
         <w:t xml:space="preserve">,</w:t>
       </w:r>
       <w:r>
         <w:t xml:space="preserve"> </w:t>
       </w:r>
-      <w:r>
-        <w:rPr>
-          <w:rStyle w:val="VerbatimChar"/>
-        </w:rPr>
-        <w:t xml:space="preserve">FMSY</w:t>
-      </w:r>
-      <w:r>
-        <w:t xml:space="preserve">, and</w:t>
-      </w:r>
-      <w:r>
-        <w:t xml:space="preserve"> </w:t>
-      </w:r>
-      <w:r>
-        <w:rPr>
-          <w:rStyle w:val="VerbatimChar"/>
-        </w:rPr>
-        <w:t xml:space="preserve">BMSY</w:t>
-      </w:r>
+      <m:oMath>
+        <m:sSub>
+          <m:e>
+            <m:r>
+              <m:t>F</m:t>
+            </m:r>
+          </m:e>
+          <m:sub>
+            <m:r>
+              <m:t>M</m:t>
+            </m:r>
+            <m:r>
+              <m:t>S</m:t>
+            </m:r>
+            <m:r>
+              <m:t>Y</m:t>
+            </m:r>
+          </m:sub>
+        </m:sSub>
+      </m:oMath>
+      <w:r>
+        <w:t xml:space="preserve"> </w:t>
+      </w:r>
+      <w:r>
+        <w:t xml:space="preserve">and</w:t>
+      </w:r>
+      <w:r>
+        <w:t xml:space="preserve"> </w:t>
+      </w:r>
+      <m:oMath>
+        <m:sSub>
+          <m:e>
+            <m:r>
+              <m:t>B</m:t>
+            </m:r>
+          </m:e>
+          <m:sub>
+            <m:r>
+              <m:t>M</m:t>
+            </m:r>
+            <m:r>
+              <m:t>S</m:t>
+            </m:r>
+            <m:r>
+              <m:t>Y</m:t>
+            </m:r>
+          </m:sub>
+        </m:sSub>
+      </m:oMath>
       <w:r>
         <w:t xml:space="preserve"> </w:t>
       </w:r>
@@ -1307,12 +1325,26 @@
       <w:r>
         <w:t xml:space="preserve"> </w:t>
       </w:r>
-      <w:r>
-        <w:rPr>
-          <w:rStyle w:val="VerbatimChar"/>
-        </w:rPr>
-        <w:t xml:space="preserve">BMSY</w:t>
-      </w:r>
+      <m:oMath>
+        <m:sSub>
+          <m:e>
+            <m:r>
+              <m:t>B</m:t>
+            </m:r>
+          </m:e>
+          <m:sub>
+            <m:r>
+              <m:t>M</m:t>
+            </m:r>
+            <m:r>
+              <m:t>S</m:t>
+            </m:r>
+            <m:r>
+              <m:t>Y</m:t>
+            </m:r>
+          </m:sub>
+        </m:sSub>
+      </m:oMath>
       <w:r>
         <w:t xml:space="preserve"> </w:t>
       </w:r>
@@ -1377,9 +1409,9 @@
         <w:t xml:space="preserve">.</w:t>
       </w:r>
     </w:p>
+    <w:bookmarkEnd w:id="30"/>
     <w:bookmarkEnd w:id="31"/>
-    <w:bookmarkEnd w:id="32"/>
-    <w:bookmarkStart w:id="37" w:name="the-sc13-base-advice-models"/>
+    <w:bookmarkStart w:id="36" w:name="the-sc13-base-advice-models"/>
     <w:p>
       <w:pPr>
         <w:pStyle w:val="Heading1"/>
@@ -1388,7 +1420,7 @@
         <w:t xml:space="preserve">4. The SC13 Base Advice Models</w:t>
       </w:r>
     </w:p>
-    <w:bookmarkStart w:id="33" w:name="single-stock-hypothesis-h1_1.14"/>
+    <w:bookmarkStart w:id="32" w:name="single-stock-hypothesis-h1_1.14"/>
     <w:p>
       <w:pPr>
         <w:pStyle w:val="Heading2"/>
@@ -1520,8 +1552,8 @@
         <w:t xml:space="preserve">should not be viewed as a simplified baseline in itself. It is already a sophisticated assessment model.</w:t>
       </w:r>
     </w:p>
-    <w:bookmarkEnd w:id="33"/>
-    <w:bookmarkStart w:id="34" w:name="two-stock-hypothesis-h2_1.14"/>
+    <w:bookmarkEnd w:id="32"/>
+    <w:bookmarkStart w:id="33" w:name="two-stock-hypothesis-h2_1.14"/>
     <w:p>
       <w:pPr>
         <w:pStyle w:val="Heading2"/>
@@ -1764,8 +1796,8 @@
         <w:t xml:space="preserve">does not by itself establish superiority, but it does confirm that the two-stock hypothesis is a comparably rich fitted model rather than a stripped-down alternative.</w:t>
       </w:r>
     </w:p>
-    <w:bookmarkEnd w:id="34"/>
-    <w:bookmarkStart w:id="36" w:name="summary-comparison"/>
+    <w:bookmarkEnd w:id="33"/>
+    <w:bookmarkStart w:id="35" w:name="summary-comparison"/>
     <w:p>
       <w:pPr>
         <w:pStyle w:val="Heading2"/>
@@ -1819,7 +1851,7 @@
       <w:tr>
         <w:tc>
           <w:tcPr/>
-          <w:bookmarkStart w:id="35" w:name="tbl-sc13-model-summary"/>
+          <w:bookmarkStart w:id="34" w:name="tbl-sc13-model-summary"/>
           <w:p>
             <w:pPr>
               <w:jc w:val="center"/>
@@ -2283,7 +2315,7 @@
               </w:tc>
             </w:tr>
           </w:tbl>
-          <w:bookmarkEnd w:id="35"/>
+          <w:bookmarkEnd w:id="34"/>
           <w:p/>
         </w:tc>
       </w:tr>
@@ -2306,9 +2338,9 @@
         <w:t xml:space="preserve">The commonality between the two models is therefore greater than their difference in terms of data inputs and overall assessment machinery. The key differences lie in stock allocation, biology, recruitment structure, and the degree of complexity assigned to the northern part of the system.</w:t>
       </w:r>
     </w:p>
+    <w:bookmarkEnd w:id="35"/>
     <w:bookmarkEnd w:id="36"/>
-    <w:bookmarkEnd w:id="37"/>
-    <w:bookmarkStart w:id="38" w:name="base-model-considerations"/>
+    <w:bookmarkStart w:id="37" w:name="base-model-considerations"/>
     <w:p>
       <w:pPr>
         <w:pStyle w:val="Heading1"/>
@@ -2418,12 +2450,26 @@
       <w:r>
         <w:t xml:space="preserve"> </w:t>
       </w:r>
-      <w:r>
-        <w:rPr>
-          <w:rStyle w:val="VerbatimChar"/>
-        </w:rPr>
-        <w:t xml:space="preserve">BMSY</w:t>
-      </w:r>
+      <m:oMath>
+        <m:sSub>
+          <m:e>
+            <m:r>
+              <m:t>B</m:t>
+            </m:r>
+          </m:e>
+          <m:sub>
+            <m:r>
+              <m:t>M</m:t>
+            </m:r>
+            <m:r>
+              <m:t>S</m:t>
+            </m:r>
+            <m:r>
+              <m:t>Y</m:t>
+            </m:r>
+          </m:sub>
+        </m:sSub>
+      </m:oMath>
       <w:r>
         <w:t xml:space="preserve"> </w:t>
       </w:r>
@@ -2433,12 +2479,26 @@
       <w:r>
         <w:t xml:space="preserve"> </w:t>
       </w:r>
-      <w:r>
-        <w:rPr>
-          <w:rStyle w:val="VerbatimChar"/>
-        </w:rPr>
-        <w:t xml:space="preserve">FMSY</w:t>
-      </w:r>
+      <m:oMath>
+        <m:sSub>
+          <m:e>
+            <m:r>
+              <m:t>F</m:t>
+            </m:r>
+          </m:e>
+          <m:sub>
+            <m:r>
+              <m:t>M</m:t>
+            </m:r>
+            <m:r>
+              <m:t>S</m:t>
+            </m:r>
+            <m:r>
+              <m:t>Y</m:t>
+            </m:r>
+          </m:sub>
+        </m:sSub>
+      </m:oMath>
       <w:r>
         <w:t xml:space="preserve"> </w:t>
       </w:r>
@@ -2623,8 +2683,8 @@
         <w:t xml:space="preserve">from uncertainty about how model complexity has been allocated within each hypothesis.</w:t>
       </w:r>
     </w:p>
-    <w:bookmarkEnd w:id="38"/>
-    <w:bookmarkStart w:id="147" w:name="proposed-simplified-alternatives"/>
+    <w:bookmarkEnd w:id="37"/>
+    <w:bookmarkStart w:id="146" w:name="proposed-simplified-alternatives"/>
     <w:p>
       <w:pPr>
         <w:pStyle w:val="Heading1"/>
@@ -2711,7 +2771,7 @@
       <w:tr>
         <w:tc>
           <w:tcPr/>
-          <w:bookmarkStart w:id="39" w:name="tbl-simplified-model-summary"/>
+          <w:bookmarkStart w:id="38" w:name="tbl-simplified-model-summary"/>
           <w:p>
             <w:pPr>
               <w:jc w:val="center"/>
@@ -3453,7 +3513,7 @@
               </w:tc>
             </w:tr>
           </w:tbl>
-          <w:bookmarkEnd w:id="39"/>
+          <w:bookmarkEnd w:id="38"/>
           <w:p/>
         </w:tc>
       </w:tr>
@@ -3512,7 +3572,7 @@
         <w:t xml:space="preserve">frames the harmonized Far North selectivity treatment.</w:t>
       </w:r>
     </w:p>
-    <w:bookmarkStart w:id="51" w:name="reduced-number-of-indices"/>
+    <w:bookmarkStart w:id="50" w:name="reduced-number-of-indices"/>
     <w:p>
       <w:pPr>
         <w:pStyle w:val="Heading2"/>
@@ -3735,7 +3795,7 @@
       <w:tr>
         <w:tc>
           <w:tcPr/>
-          <w:bookmarkStart w:id="43" w:name="fig-reduced-indices-ssb"/>
+          <w:bookmarkStart w:id="42" w:name="fig-reduced-indices-ssb"/>
           <w:p>
             <w:pPr>
               <w:pStyle w:val="Compact"/>
@@ -3746,18 +3806,18 @@
                 <wp:inline>
                   <wp:extent cx="5334000" cy="3194843"/>
                   <wp:effectExtent b="0" l="0" r="0" t="0"/>
-                  <wp:docPr descr="" title="" id="41" name="Picture"/>
+                  <wp:docPr descr="" title="" id="40" name="Picture"/>
                   <a:graphic>
                     <a:graphicData uri="http://schemas.openxmlformats.org/drawingml/2006/picture">
                       <pic:pic>
                         <pic:nvPicPr>
-                          <pic:cNvPr descr="JM-WP-BM-01_files/figure-docx/fig-reduced-indices-ssb-1.png" id="42" name="Picture"/>
+                          <pic:cNvPr descr="JM-WP-BM-01_files/figure-docx/fig-reduced-indices-ssb-1.png" id="41" name="Picture"/>
                           <pic:cNvPicPr>
                             <a:picLocks noChangeArrowheads="1" noChangeAspect="1"/>
                           </pic:cNvPicPr>
                         </pic:nvPicPr>
                         <pic:blipFill>
-                          <a:blip r:embed="rId40"/>
+                          <a:blip r:embed="rId39"/>
                           <a:stretch>
                             <a:fillRect/>
                           </a:stretch>
@@ -3815,7 +3875,7 @@
               <w:t xml:space="preserve">).</w:t>
             </w:r>
           </w:p>
-          <w:bookmarkEnd w:id="43"/>
+          <w:bookmarkEnd w:id="42"/>
         </w:tc>
       </w:tr>
     </w:tbl>
@@ -3832,7 +3892,7 @@
       <w:tr>
         <w:tc>
           <w:tcPr/>
-          <w:bookmarkStart w:id="47" w:name="fig-reduced-indices-rec"/>
+          <w:bookmarkStart w:id="46" w:name="fig-reduced-indices-rec"/>
           <w:p>
             <w:pPr>
               <w:pStyle w:val="Compact"/>
@@ -3843,18 +3903,18 @@
                 <wp:inline>
                   <wp:extent cx="5334000" cy="3194843"/>
                   <wp:effectExtent b="0" l="0" r="0" t="0"/>
-                  <wp:docPr descr="" title="" id="45" name="Picture"/>
+                  <wp:docPr descr="" title="" id="44" name="Picture"/>
                   <a:graphic>
                     <a:graphicData uri="http://schemas.openxmlformats.org/drawingml/2006/picture">
                       <pic:pic>
                         <pic:nvPicPr>
-                          <pic:cNvPr descr="JM-WP-BM-01_files/figure-docx/fig-reduced-indices-rec-1.png" id="46" name="Picture"/>
+                          <pic:cNvPr descr="JM-WP-BM-01_files/figure-docx/fig-reduced-indices-rec-1.png" id="45" name="Picture"/>
                           <pic:cNvPicPr>
                             <a:picLocks noChangeArrowheads="1" noChangeAspect="1"/>
                           </pic:cNvPicPr>
                         </pic:nvPicPr>
                         <pic:blipFill>
-                          <a:blip r:embed="rId44"/>
+                          <a:blip r:embed="rId43"/>
                           <a:stretch>
                             <a:fillRect/>
                           </a:stretch>
@@ -3912,7 +3972,7 @@
               <w:t xml:space="preserve">).</w:t>
             </w:r>
           </w:p>
-          <w:bookmarkEnd w:id="47"/>
+          <w:bookmarkEnd w:id="46"/>
         </w:tc>
       </w:tr>
     </w:tbl>
@@ -4072,18 +4132,18 @@
                 <wp:inline>
                   <wp:extent cx="152400" cy="152400"/>
                   <wp:effectExtent b="0" l="0" r="0" t="0"/>
-                  <wp:docPr descr="" title="" id="49" name="Picture"/>
+                  <wp:docPr descr="" title="" id="48" name="Picture"/>
                   <a:graphic>
                     <a:graphicData uri="http://schemas.openxmlformats.org/drawingml/2006/picture">
                       <pic:pic>
                         <pic:nvPicPr>
-                          <pic:cNvPr descr="/Applications/quarto/share/formats/docx/note.png" id="50" name="Picture"/>
+                          <pic:cNvPr descr="/Applications/quarto/share/formats/docx/note.png" id="49" name="Picture"/>
                           <pic:cNvPicPr>
                             <a:picLocks noChangeArrowheads="1" noChangeAspect="1"/>
                           </pic:cNvPicPr>
                         </pic:nvPicPr>
                         <pic:blipFill>
-                          <a:blip r:embed="rId48"/>
+                          <a:blip r:embed="rId47"/>
                           <a:stretch>
                             <a:fillRect/>
                           </a:stretch>
@@ -4211,8 +4271,8 @@
         <w:t xml:space="preserve">.</w:t>
       </w:r>
     </w:p>
-    <w:bookmarkEnd w:id="51"/>
-    <w:bookmarkStart w:id="120" w:name="simplified-selectivity-alternatives"/>
+    <w:bookmarkEnd w:id="50"/>
+    <w:bookmarkStart w:id="119" w:name="simplified-selectivity-alternatives"/>
     <w:p>
       <w:pPr>
         <w:pStyle w:val="Heading2"/>
@@ -4273,7 +4333,7 @@
         <w:t xml:space="preserve">The first dimension is the selectivity structure used during model fitting. One option is to replace long annual selectivity histories with a limited set of blocks for each fleet — for example a historical block, a modern block, and a current block. This preserves the broad evidence that fishery selectivity has changed over time while avoiding dozens of annual deviations that are difficult to interpret and project forward. Block-based selectivity is recommended as the primary simplified alternative for the MSE operating models. It provides an interpretable and tractable representation of selectivity change without the parameter proliferation of annual non-parametric estimation.</w:t>
       </w:r>
     </w:p>
-    <w:bookmarkStart w:id="119" w:name="X518721fe55853f821d30f8adb270621fb439ada"/>
+    <w:bookmarkStart w:id="118" w:name="X518721fe55853f821d30f8adb270621fb439ada"/>
     <w:p>
       <w:pPr>
         <w:pStyle w:val="Heading3"/>
@@ -4300,7 +4360,7 @@
         <w:t xml:space="preserve">Using the age-composition tables (Annex Tables 3-5) and the selectivity heatmaps (Annex Figures 37-38), it is possible to define time blocks where the age pattern, as a proxy for selectivity-at-age, is broadly stable for each fleet. The reduction below follows the main regime shifts visible in the data and is broadly consistent with how the current model already treats selectivity in some components.</w:t>
       </w:r>
     </w:p>
-    <w:bookmarkStart w:id="52" w:name="fleet-1-north-chile"/>
+    <w:bookmarkStart w:id="51" w:name="fleet-1-north-chile"/>
     <w:p>
       <w:pPr>
         <w:pStyle w:val="Heading4"/>
@@ -4421,8 +4481,8 @@
         <w:t xml:space="preserve">The main structural breaks for this fleet are around 1987 and 2016, which is also consistent with the increase in mean age shown in Annex Figure 31.</w:t>
       </w:r>
     </w:p>
-    <w:bookmarkEnd w:id="52"/>
-    <w:bookmarkStart w:id="53" w:name="fleet-2-south-central-chile"/>
+    <w:bookmarkEnd w:id="51"/>
+    <w:bookmarkStart w:id="52" w:name="fleet-2-south-central-chile"/>
     <w:p>
       <w:pPr>
         <w:pStyle w:val="Heading4"/>
@@ -4543,8 +4603,8 @@
         <w:t xml:space="preserve">These blocks are consistent with the gradual aging trend noted elsewhere in the report, including the increase in mean age over the last decade.</w:t>
       </w:r>
     </w:p>
-    <w:bookmarkEnd w:id="53"/>
-    <w:bookmarkStart w:id="54" w:name="fleet-3-far-north"/>
+    <w:bookmarkEnd w:id="52"/>
+    <w:bookmarkStart w:id="53" w:name="fleet-3-far-north"/>
     <w:p>
       <w:pPr>
         <w:pStyle w:val="Heading4"/>
@@ -4680,8 +4740,8 @@
         <w:t xml:space="preserve">treatment already uses a simplified two-regime split around 2002, but the data suggest somewhat finer structure could be supported.</w:t>
       </w:r>
     </w:p>
-    <w:bookmarkEnd w:id="54"/>
-    <w:bookmarkStart w:id="55" w:name="fleet-4-offshore-trawl"/>
+    <w:bookmarkEnd w:id="53"/>
+    <w:bookmarkStart w:id="54" w:name="fleet-4-offshore-trawl"/>
     <w:p>
       <w:pPr>
         <w:pStyle w:val="Heading4"/>
@@ -4783,8 +4843,8 @@
         <w:t xml:space="preserve">These changes are consistent with the recent selectivity changes noted in the SC13 sensitivity runs.</w:t>
       </w:r>
     </w:p>
-    <w:bookmarkEnd w:id="55"/>
-    <w:bookmarkStart w:id="56" w:name="cross-fleet-simplification"/>
+    <w:bookmarkEnd w:id="54"/>
+    <w:bookmarkStart w:id="55" w:name="cross-fleet-simplification"/>
     <w:p>
       <w:pPr>
         <w:pStyle w:val="Heading4"/>
@@ -4917,8 +4977,8 @@
         <w:t xml:space="preserve">extra flexibility for Fleet 4 after 2018, where the short series suggests sharper recent changes.</w:t>
       </w:r>
     </w:p>
-    <w:bookmarkEnd w:id="56"/>
-    <w:bookmarkStart w:id="57" w:name="key-insight"/>
+    <w:bookmarkEnd w:id="55"/>
+    <w:bookmarkStart w:id="56" w:name="key-insight"/>
     <w:p>
       <w:pPr>
         <w:pStyle w:val="Heading4"/>
@@ -5038,8 +5098,8 @@
         <w:t xml:space="preserve">These broad breakpoints also align with changes in fishing pressure, the stock rebuilding phase, and the model note that recent selectivity favors older fish.</w:t>
       </w:r>
     </w:p>
-    <w:bookmarkEnd w:id="57"/>
-    <w:bookmarkStart w:id="118" w:name="illustrative-fit-with-selectivity-blocks"/>
+    <w:bookmarkEnd w:id="56"/>
+    <w:bookmarkStart w:id="117" w:name="illustrative-fit-with-selectivity-blocks"/>
     <w:p>
       <w:pPr>
         <w:pStyle w:val="Heading4"/>
@@ -5137,7 +5197,7 @@
         <w:t xml:space="preserve">.</w:t>
       </w:r>
     </w:p>
-    <w:bookmarkStart w:id="66" w:name="fig-selectivity-fishery-compare"/>
+    <w:bookmarkStart w:id="65" w:name="fig-selectivity-fishery-compare"/>
     <w:tbl>
       <w:tblPr>
         <w:tblStyle w:val="Table"/>
@@ -5165,7 +5225,7 @@
             <w:tr>
               <w:tc>
                 <w:tcPr/>
-                <w:bookmarkStart w:id="61" w:name="fig-selectivity-fishery-compare-1"/>
+                <w:bookmarkStart w:id="60" w:name="fig-selectivity-fishery-compare-1"/>
                 <w:p>
                   <w:pPr>
                     <w:pStyle w:val="Compact"/>
@@ -5177,18 +5237,18 @@
                       <wp:inline>
                         <wp:extent cx="2971800" cy="4754880"/>
                         <wp:effectExtent b="0" l="0" r="0" t="0"/>
-                        <wp:docPr descr="" title="" id="59" name="Picture"/>
+                        <wp:docPr descr="" title="" id="58" name="Picture"/>
                         <a:graphic>
                           <a:graphicData uri="http://schemas.openxmlformats.org/drawingml/2006/picture">
                             <pic:pic>
                               <pic:nvPicPr>
-                                <pic:cNvPr descr="JM-WP-BM-01_files/figure-docx/fig-selectivity-fishery-compare-1.png" id="60" name="Picture"/>
+                                <pic:cNvPr descr="JM-WP-BM-01_files/figure-docx/fig-selectivity-fishery-compare-1.png" id="59" name="Picture"/>
                                 <pic:cNvPicPr>
                                   <a:picLocks noChangeArrowheads="1" noChangeAspect="1"/>
                                 </pic:cNvPicPr>
                               </pic:nvPicPr>
                               <pic:blipFill>
-                                <a:blip r:embed="rId58"/>
+                                <a:blip r:embed="rId57"/>
                                 <a:stretch>
                                   <a:fillRect/>
                                 </a:stretch>
@@ -5238,7 +5298,7 @@
                     <w:t xml:space="preserve">h1_2.00</w:t>
                   </w:r>
                 </w:p>
-                <w:bookmarkEnd w:id="61"/>
+                <w:bookmarkEnd w:id="60"/>
               </w:tc>
             </w:tr>
           </w:tbl>
@@ -5259,7 +5319,7 @@
             <w:tr>
               <w:tc>
                 <w:tcPr/>
-                <w:bookmarkStart w:id="65" w:name="fig-selectivity-fishery-compare-2"/>
+                <w:bookmarkStart w:id="64" w:name="fig-selectivity-fishery-compare-2"/>
                 <w:p>
                   <w:pPr>
                     <w:pStyle w:val="Compact"/>
@@ -5271,18 +5331,18 @@
                       <wp:inline>
                         <wp:extent cx="2971800" cy="4754880"/>
                         <wp:effectExtent b="0" l="0" r="0" t="0"/>
-                        <wp:docPr descr="" title="" id="63" name="Picture"/>
+                        <wp:docPr descr="" title="" id="62" name="Picture"/>
                         <a:graphic>
                           <a:graphicData uri="http://schemas.openxmlformats.org/drawingml/2006/picture">
                             <pic:pic>
                               <pic:nvPicPr>
-                                <pic:cNvPr descr="JM-WP-BM-01_files/figure-docx/fig-selectivity-fishery-compare-2.png" id="64" name="Picture"/>
+                                <pic:cNvPr descr="JM-WP-BM-01_files/figure-docx/fig-selectivity-fishery-compare-2.png" id="63" name="Picture"/>
                                 <pic:cNvPicPr>
                                   <a:picLocks noChangeArrowheads="1" noChangeAspect="1"/>
                                 </pic:cNvPicPr>
                               </pic:nvPicPr>
                               <pic:blipFill>
-                                <a:blip r:embed="rId62"/>
+                                <a:blip r:embed="rId61"/>
                                 <a:stretch>
                                   <a:fillRect/>
                                 </a:stretch>
@@ -5332,7 +5392,7 @@
                     <w:t xml:space="preserve">h1_2.01</w:t>
                   </w:r>
                 </w:p>
-                <w:bookmarkEnd w:id="65"/>
+                <w:bookmarkEnd w:id="64"/>
               </w:tc>
             </w:tr>
           </w:tbl>
@@ -5388,7 +5448,7 @@
         <w:t xml:space="preserve">.</w:t>
       </w:r>
     </w:p>
-    <w:bookmarkEnd w:id="66"/>
+    <w:bookmarkEnd w:id="65"/>
     <w:p>
       <w:pPr>
         <w:pStyle w:val="BodyText"/>
@@ -5561,7 +5621,7 @@
       <w:tr>
         <w:tc>
           <w:tcPr/>
-          <w:bookmarkStart w:id="67" w:name="tbl-h1-like-components"/>
+          <w:bookmarkStart w:id="66" w:name="tbl-h1-like-components"/>
           <w:p>
             <w:pPr>
               <w:jc w:val="center"/>
@@ -7893,7 +7953,7 @@
               </w:tc>
             </w:tr>
           </w:tbl>
-          <w:bookmarkEnd w:id="67"/>
+          <w:bookmarkEnd w:id="66"/>
         </w:tc>
       </w:tr>
     </w:tbl>
@@ -8095,7 +8155,7 @@
       <w:tr>
         <w:tc>
           <w:tcPr/>
-          <w:bookmarkStart w:id="71" w:name="fig-h1-index-fits"/>
+          <w:bookmarkStart w:id="70" w:name="fig-h1-index-fits"/>
           <w:p>
             <w:pPr>
               <w:pStyle w:val="Compact"/>
@@ -8106,18 +8166,18 @@
                 <wp:inline>
                   <wp:extent cx="5334000" cy="4333875"/>
                   <wp:effectExtent b="0" l="0" r="0" t="0"/>
-                  <wp:docPr descr="" title="" id="69" name="Picture"/>
+                  <wp:docPr descr="" title="" id="68" name="Picture"/>
                   <a:graphic>
                     <a:graphicData uri="http://schemas.openxmlformats.org/drawingml/2006/picture">
                       <pic:pic>
                         <pic:nvPicPr>
-                          <pic:cNvPr descr="JM-WP-BM-01_files/figure-docx/fig-h1-index-fits-1.png" id="70" name="Picture"/>
+                          <pic:cNvPr descr="JM-WP-BM-01_files/figure-docx/fig-h1-index-fits-1.png" id="69" name="Picture"/>
                           <pic:cNvPicPr>
                             <a:picLocks noChangeArrowheads="1" noChangeAspect="1"/>
                           </pic:cNvPicPr>
                         </pic:nvPicPr>
                         <pic:blipFill>
-                          <a:blip r:embed="rId68"/>
+                          <a:blip r:embed="rId67"/>
                           <a:stretch>
                             <a:fillRect/>
                           </a:stretch>
@@ -8193,7 +8253,7 @@
               <w:t xml:space="preserve">. Panels show the retained comparable index series: South-Central Chile CPUE, Acoustic North, Peruvian CPUE, and Offshore CPUE.</w:t>
             </w:r>
           </w:p>
-          <w:bookmarkEnd w:id="71"/>
+          <w:bookmarkEnd w:id="70"/>
         </w:tc>
       </w:tr>
     </w:tbl>
@@ -8266,18 +8326,18 @@
                 <wp:inline>
                   <wp:extent cx="152400" cy="152400"/>
                   <wp:effectExtent b="0" l="0" r="0" t="0"/>
-                  <wp:docPr descr="" title="" id="72" name="Picture"/>
+                  <wp:docPr descr="" title="" id="71" name="Picture"/>
                   <a:graphic>
                     <a:graphicData uri="http://schemas.openxmlformats.org/drawingml/2006/picture">
                       <pic:pic>
                         <pic:nvPicPr>
-                          <pic:cNvPr descr="/Applications/quarto/share/formats/docx/note.png" id="73" name="Picture"/>
+                          <pic:cNvPr descr="/Applications/quarto/share/formats/docx/note.png" id="72" name="Picture"/>
                           <pic:cNvPicPr>
                             <a:picLocks noChangeArrowheads="1" noChangeAspect="1"/>
                           </pic:cNvPicPr>
                         </pic:nvPicPr>
                         <pic:blipFill>
-                          <a:blip r:embed="rId48"/>
+                          <a:blip r:embed="rId47"/>
                           <a:stretch>
                             <a:fillRect/>
                           </a:stretch>
@@ -8456,7 +8516,7 @@
       <w:tr>
         <w:tc>
           <w:tcPr/>
-          <w:bookmarkStart w:id="77" w:name="fig-selectivity-blocks-ssb"/>
+          <w:bookmarkStart w:id="76" w:name="fig-selectivity-blocks-ssb"/>
           <w:p>
             <w:pPr>
               <w:pStyle w:val="Compact"/>
@@ -8467,18 +8527,18 @@
                 <wp:inline>
                   <wp:extent cx="5334000" cy="3194843"/>
                   <wp:effectExtent b="0" l="0" r="0" t="0"/>
-                  <wp:docPr descr="" title="" id="75" name="Picture"/>
+                  <wp:docPr descr="" title="" id="74" name="Picture"/>
                   <a:graphic>
                     <a:graphicData uri="http://schemas.openxmlformats.org/drawingml/2006/picture">
                       <pic:pic>
                         <pic:nvPicPr>
-                          <pic:cNvPr descr="JM-WP-BM-01_files/figure-docx/fig-selectivity-blocks-ssb-1.png" id="76" name="Picture"/>
+                          <pic:cNvPr descr="JM-WP-BM-01_files/figure-docx/fig-selectivity-blocks-ssb-1.png" id="75" name="Picture"/>
                           <pic:cNvPicPr>
                             <a:picLocks noChangeArrowheads="1" noChangeAspect="1"/>
                           </pic:cNvPicPr>
                         </pic:nvPicPr>
                         <pic:blipFill>
-                          <a:blip r:embed="rId74"/>
+                          <a:blip r:embed="rId73"/>
                           <a:stretch>
                             <a:fillRect/>
                           </a:stretch>
@@ -8536,7 +8596,7 @@
               <w:t xml:space="preserve">).</w:t>
             </w:r>
           </w:p>
-          <w:bookmarkEnd w:id="77"/>
+          <w:bookmarkEnd w:id="76"/>
         </w:tc>
       </w:tr>
     </w:tbl>
@@ -8553,7 +8613,7 @@
       <w:tr>
         <w:tc>
           <w:tcPr/>
-          <w:bookmarkStart w:id="81" w:name="fig-selectivity-blocks-rec"/>
+          <w:bookmarkStart w:id="80" w:name="fig-selectivity-blocks-rec"/>
           <w:p>
             <w:pPr>
               <w:pStyle w:val="Compact"/>
@@ -8564,18 +8624,18 @@
                 <wp:inline>
                   <wp:extent cx="5334000" cy="3194843"/>
                   <wp:effectExtent b="0" l="0" r="0" t="0"/>
-                  <wp:docPr descr="" title="" id="79" name="Picture"/>
+                  <wp:docPr descr="" title="" id="78" name="Picture"/>
                   <a:graphic>
                     <a:graphicData uri="http://schemas.openxmlformats.org/drawingml/2006/picture">
                       <pic:pic>
                         <pic:nvPicPr>
-                          <pic:cNvPr descr="JM-WP-BM-01_files/figure-docx/fig-selectivity-blocks-rec-1.png" id="80" name="Picture"/>
+                          <pic:cNvPr descr="JM-WP-BM-01_files/figure-docx/fig-selectivity-blocks-rec-1.png" id="79" name="Picture"/>
                           <pic:cNvPicPr>
                             <a:picLocks noChangeArrowheads="1" noChangeAspect="1"/>
                           </pic:cNvPicPr>
                         </pic:nvPicPr>
                         <pic:blipFill>
-                          <a:blip r:embed="rId78"/>
+                          <a:blip r:embed="rId77"/>
                           <a:stretch>
                             <a:fillRect/>
                           </a:stretch>
@@ -8633,7 +8693,7 @@
               <w:t xml:space="preserve">).</w:t>
             </w:r>
           </w:p>
-          <w:bookmarkEnd w:id="81"/>
+          <w:bookmarkEnd w:id="80"/>
         </w:tc>
       </w:tr>
     </w:tbl>
@@ -8787,7 +8847,7 @@
       <w:tr>
         <w:tc>
           <w:tcPr/>
-          <w:bookmarkStart w:id="85" w:name="fig-selectivity-sc-allowance-ssb"/>
+          <w:bookmarkStart w:id="84" w:name="fig-selectivity-sc-allowance-ssb"/>
           <w:p>
             <w:pPr>
               <w:pStyle w:val="Compact"/>
@@ -8798,18 +8858,18 @@
                 <wp:inline>
                   <wp:extent cx="5334000" cy="3194843"/>
                   <wp:effectExtent b="0" l="0" r="0" t="0"/>
-                  <wp:docPr descr="" title="" id="83" name="Picture"/>
+                  <wp:docPr descr="" title="" id="82" name="Picture"/>
                   <a:graphic>
                     <a:graphicData uri="http://schemas.openxmlformats.org/drawingml/2006/picture">
                       <pic:pic>
                         <pic:nvPicPr>
-                          <pic:cNvPr descr="JM-WP-BM-01_files/figure-docx/fig-selectivity-sc-allowance-ssb-1.png" id="84" name="Picture"/>
+                          <pic:cNvPr descr="JM-WP-BM-01_files/figure-docx/fig-selectivity-sc-allowance-ssb-1.png" id="83" name="Picture"/>
                           <pic:cNvPicPr>
                             <a:picLocks noChangeArrowheads="1" noChangeAspect="1"/>
                           </pic:cNvPicPr>
                         </pic:nvPicPr>
                         <pic:blipFill>
-                          <a:blip r:embed="rId82"/>
+                          <a:blip r:embed="rId81"/>
                           <a:stretch>
                             <a:fillRect/>
                           </a:stretch>
@@ -8879,7 +8939,7 @@
               <w:t xml:space="preserve">.</w:t>
             </w:r>
           </w:p>
-          <w:bookmarkEnd w:id="85"/>
+          <w:bookmarkEnd w:id="84"/>
         </w:tc>
       </w:tr>
     </w:tbl>
@@ -8957,7 +9017,7 @@
         <w:t xml:space="preserve">are being driven primarily by S-C Chile selectivity regularization.</w:t>
       </w:r>
     </w:p>
-    <w:bookmarkStart w:id="94" w:name="fig-selectivity-sc-allowance-compare"/>
+    <w:bookmarkStart w:id="93" w:name="fig-selectivity-sc-allowance-compare"/>
     <w:tbl>
       <w:tblPr>
         <w:tblStyle w:val="Table"/>
@@ -8985,7 +9045,7 @@
             <w:tr>
               <w:tc>
                 <w:tcPr/>
-                <w:bookmarkStart w:id="89" w:name="fig-selectivity-sc-allowance-compare-1"/>
+                <w:bookmarkStart w:id="88" w:name="fig-selectivity-sc-allowance-compare-1"/>
                 <w:p>
                   <w:pPr>
                     <w:pStyle w:val="Compact"/>
@@ -8997,18 +9057,18 @@
                       <wp:inline>
                         <wp:extent cx="2971800" cy="4754880"/>
                         <wp:effectExtent b="0" l="0" r="0" t="0"/>
-                        <wp:docPr descr="" title="" id="87" name="Picture"/>
+                        <wp:docPr descr="" title="" id="86" name="Picture"/>
                         <a:graphic>
                           <a:graphicData uri="http://schemas.openxmlformats.org/drawingml/2006/picture">
                             <pic:pic>
                               <pic:nvPicPr>
-                                <pic:cNvPr descr="JM-WP-BM-01_files/figure-docx/fig-selectivity-sc-allowance-compare-1.png" id="88" name="Picture"/>
+                                <pic:cNvPr descr="JM-WP-BM-01_files/figure-docx/fig-selectivity-sc-allowance-compare-1.png" id="87" name="Picture"/>
                                 <pic:cNvPicPr>
                                   <a:picLocks noChangeArrowheads="1" noChangeAspect="1"/>
                                 </pic:cNvPicPr>
                               </pic:nvPicPr>
                               <pic:blipFill>
-                                <a:blip r:embed="rId86"/>
+                                <a:blip r:embed="rId85"/>
                                 <a:stretch>
                                   <a:fillRect/>
                                 </a:stretch>
@@ -9058,7 +9118,7 @@
                     <w:t xml:space="preserve">h1_2.01</w:t>
                   </w:r>
                 </w:p>
-                <w:bookmarkEnd w:id="89"/>
+                <w:bookmarkEnd w:id="88"/>
               </w:tc>
             </w:tr>
           </w:tbl>
@@ -9079,7 +9139,7 @@
             <w:tr>
               <w:tc>
                 <w:tcPr/>
-                <w:bookmarkStart w:id="93" w:name="fig-selectivity-sc-allowance-compare-2"/>
+                <w:bookmarkStart w:id="92" w:name="fig-selectivity-sc-allowance-compare-2"/>
                 <w:p>
                   <w:pPr>
                     <w:pStyle w:val="Compact"/>
@@ -9091,18 +9151,18 @@
                       <wp:inline>
                         <wp:extent cx="2971800" cy="4754880"/>
                         <wp:effectExtent b="0" l="0" r="0" t="0"/>
-                        <wp:docPr descr="" title="" id="91" name="Picture"/>
+                        <wp:docPr descr="" title="" id="90" name="Picture"/>
                         <a:graphic>
                           <a:graphicData uri="http://schemas.openxmlformats.org/drawingml/2006/picture">
                             <pic:pic>
                               <pic:nvPicPr>
-                                <pic:cNvPr descr="JM-WP-BM-01_files/figure-docx/fig-selectivity-sc-allowance-compare-2.png" id="92" name="Picture"/>
+                                <pic:cNvPr descr="JM-WP-BM-01_files/figure-docx/fig-selectivity-sc-allowance-compare-2.png" id="91" name="Picture"/>
                                 <pic:cNvPicPr>
                                   <a:picLocks noChangeArrowheads="1" noChangeAspect="1"/>
                                 </pic:cNvPicPr>
                               </pic:nvPicPr>
                               <pic:blipFill>
-                                <a:blip r:embed="rId90"/>
+                                <a:blip r:embed="rId89"/>
                                 <a:stretch>
                                   <a:fillRect/>
                                 </a:stretch>
@@ -9152,7 +9212,7 @@
                     <w:t xml:space="preserve">h1_2.01.1</w:t>
                   </w:r>
                 </w:p>
-                <w:bookmarkEnd w:id="93"/>
+                <w:bookmarkEnd w:id="92"/>
               </w:tc>
             </w:tr>
           </w:tbl>
@@ -9208,7 +9268,7 @@
         <w:t xml:space="preserve">.</w:t>
       </w:r>
     </w:p>
-    <w:bookmarkEnd w:id="94"/>
+    <w:bookmarkEnd w:id="93"/>
     <w:p>
       <w:pPr>
         <w:pStyle w:val="BodyText"/>
@@ -9446,7 +9506,7 @@
       <w:tr>
         <w:tc>
           <w:tcPr/>
-          <w:bookmarkStart w:id="95" w:name="tbl-selectivity-scflex-like-components"/>
+          <w:bookmarkStart w:id="94" w:name="tbl-selectivity-scflex-like-components"/>
           <w:p>
             <w:pPr>
               <w:jc w:val="center"/>
@@ -11676,7 +11736,7 @@
               </w:tc>
             </w:tr>
           </w:tbl>
-          <w:bookmarkEnd w:id="95"/>
+          <w:bookmarkEnd w:id="94"/>
         </w:tc>
       </w:tr>
     </w:tbl>
@@ -11902,7 +11962,7 @@
       <w:tr>
         <w:tc>
           <w:tcPr/>
-          <w:bookmarkStart w:id="99" w:name="fig-selectivity-sc5-ssb"/>
+          <w:bookmarkStart w:id="98" w:name="fig-selectivity-sc5-ssb"/>
           <w:p>
             <w:pPr>
               <w:pStyle w:val="Compact"/>
@@ -11913,18 +11973,18 @@
                 <wp:inline>
                   <wp:extent cx="5334000" cy="3194843"/>
                   <wp:effectExtent b="0" l="0" r="0" t="0"/>
-                  <wp:docPr descr="" title="" id="97" name="Picture"/>
+                  <wp:docPr descr="" title="" id="96" name="Picture"/>
                   <a:graphic>
                     <a:graphicData uri="http://schemas.openxmlformats.org/drawingml/2006/picture">
                       <pic:pic>
                         <pic:nvPicPr>
-                          <pic:cNvPr descr="JM-WP-BM-01_files/figure-docx/fig-selectivity-sc5-ssb-1.png" id="98" name="Picture"/>
+                          <pic:cNvPr descr="JM-WP-BM-01_files/figure-docx/fig-selectivity-sc5-ssb-1.png" id="97" name="Picture"/>
                           <pic:cNvPicPr>
                             <a:picLocks noChangeArrowheads="1" noChangeAspect="1"/>
                           </pic:cNvPicPr>
                         </pic:nvPicPr>
                         <pic:blipFill>
-                          <a:blip r:embed="rId96"/>
+                          <a:blip r:embed="rId95"/>
                           <a:stretch>
                             <a:fillRect/>
                           </a:stretch>
@@ -11991,7 +12051,7 @@
               <w:t xml:space="preserve">).</w:t>
             </w:r>
           </w:p>
-          <w:bookmarkEnd w:id="99"/>
+          <w:bookmarkEnd w:id="98"/>
         </w:tc>
       </w:tr>
     </w:tbl>
@@ -12221,7 +12281,7 @@
         <w:t xml:space="preserve">. This indicates that, for the current data, the proposed five-block S-C Chile structure is still too restrictive to reproduce the main benefits of the annual S-C Chile treatment. A simpler follow-up worth testing later would be the suggested four-block alternative with breaks at 1985, 1998, and 2014.</w:t>
       </w:r>
     </w:p>
-    <w:bookmarkStart w:id="108" w:name="fig-selectivity-sc5-compare"/>
+    <w:bookmarkStart w:id="107" w:name="fig-selectivity-sc5-compare"/>
     <w:tbl>
       <w:tblPr>
         <w:tblStyle w:val="Table"/>
@@ -12249,7 +12309,7 @@
             <w:tr>
               <w:tc>
                 <w:tcPr/>
-                <w:bookmarkStart w:id="103" w:name="fig-selectivity-sc5-compare-1"/>
+                <w:bookmarkStart w:id="102" w:name="fig-selectivity-sc5-compare-1"/>
                 <w:p>
                   <w:pPr>
                     <w:pStyle w:val="Compact"/>
@@ -12261,18 +12321,18 @@
                       <wp:inline>
                         <wp:extent cx="2971800" cy="4754880"/>
                         <wp:effectExtent b="0" l="0" r="0" t="0"/>
-                        <wp:docPr descr="" title="" id="101" name="Picture"/>
+                        <wp:docPr descr="" title="" id="100" name="Picture"/>
                         <a:graphic>
                           <a:graphicData uri="http://schemas.openxmlformats.org/drawingml/2006/picture">
                             <pic:pic>
                               <pic:nvPicPr>
-                                <pic:cNvPr descr="JM-WP-BM-01_files/figure-docx/fig-selectivity-sc5-compare-1.png" id="102" name="Picture"/>
+                                <pic:cNvPr descr="JM-WP-BM-01_files/figure-docx/fig-selectivity-sc5-compare-1.png" id="101" name="Picture"/>
                                 <pic:cNvPicPr>
                                   <a:picLocks noChangeArrowheads="1" noChangeAspect="1"/>
                                 </pic:cNvPicPr>
                               </pic:nvPicPr>
                               <pic:blipFill>
-                                <a:blip r:embed="rId100"/>
+                                <a:blip r:embed="rId99"/>
                                 <a:stretch>
                                   <a:fillRect/>
                                 </a:stretch>
@@ -12322,7 +12382,7 @@
                     <w:t xml:space="preserve">h1_2.01.1</w:t>
                   </w:r>
                 </w:p>
-                <w:bookmarkEnd w:id="103"/>
+                <w:bookmarkEnd w:id="102"/>
               </w:tc>
             </w:tr>
           </w:tbl>
@@ -12343,7 +12403,7 @@
             <w:tr>
               <w:tc>
                 <w:tcPr/>
-                <w:bookmarkStart w:id="107" w:name="fig-selectivity-sc5-compare-2"/>
+                <w:bookmarkStart w:id="106" w:name="fig-selectivity-sc5-compare-2"/>
                 <w:p>
                   <w:pPr>
                     <w:pStyle w:val="Compact"/>
@@ -12355,18 +12415,18 @@
                       <wp:inline>
                         <wp:extent cx="2971800" cy="4754880"/>
                         <wp:effectExtent b="0" l="0" r="0" t="0"/>
-                        <wp:docPr descr="" title="" id="105" name="Picture"/>
+                        <wp:docPr descr="" title="" id="104" name="Picture"/>
                         <a:graphic>
                           <a:graphicData uri="http://schemas.openxmlformats.org/drawingml/2006/picture">
                             <pic:pic>
                               <pic:nvPicPr>
-                                <pic:cNvPr descr="JM-WP-BM-01_files/figure-docx/fig-selectivity-sc5-compare-2.png" id="106" name="Picture"/>
+                                <pic:cNvPr descr="JM-WP-BM-01_files/figure-docx/fig-selectivity-sc5-compare-2.png" id="105" name="Picture"/>
                                 <pic:cNvPicPr>
                                   <a:picLocks noChangeArrowheads="1" noChangeAspect="1"/>
                                 </pic:cNvPicPr>
                               </pic:nvPicPr>
                               <pic:blipFill>
-                                <a:blip r:embed="rId104"/>
+                                <a:blip r:embed="rId103"/>
                                 <a:stretch>
                                   <a:fillRect/>
                                 </a:stretch>
@@ -12416,7 +12476,7 @@
                     <w:t xml:space="preserve">h1_2.01.2</w:t>
                   </w:r>
                 </w:p>
-                <w:bookmarkEnd w:id="107"/>
+                <w:bookmarkEnd w:id="106"/>
               </w:tc>
             </w:tr>
           </w:tbl>
@@ -12472,7 +12532,7 @@
         <w:t xml:space="preserve">.</w:t>
       </w:r>
     </w:p>
-    <w:bookmarkEnd w:id="108"/>
+    <w:bookmarkEnd w:id="107"/>
     <w:p>
       <w:pPr>
         <w:pStyle w:val="BodyText"/>
@@ -12790,7 +12850,7 @@
       <w:tr>
         <w:tc>
           <w:tcPr/>
-          <w:bookmarkStart w:id="109" w:name="tbl-selectivity-sc5-like-components"/>
+          <w:bookmarkStart w:id="108" w:name="tbl-selectivity-sc5-like-components"/>
           <w:p>
             <w:pPr>
               <w:jc w:val="center"/>
@@ -15422,7 +15482,7 @@
               </w:tc>
             </w:tr>
           </w:tbl>
-          <w:bookmarkEnd w:id="109"/>
+          <w:bookmarkEnd w:id="108"/>
         </w:tc>
       </w:tr>
     </w:tbl>
@@ -15439,7 +15499,7 @@
       <w:tr>
         <w:tc>
           <w:tcPr/>
-          <w:bookmarkStart w:id="113" w:name="fig-selectivity-sc5-index-fits"/>
+          <w:bookmarkStart w:id="112" w:name="fig-selectivity-sc5-index-fits"/>
           <w:p>
             <w:pPr>
               <w:pStyle w:val="Compact"/>
@@ -15450,18 +15510,18 @@
                 <wp:inline>
                   <wp:extent cx="5334000" cy="4333875"/>
                   <wp:effectExtent b="0" l="0" r="0" t="0"/>
-                  <wp:docPr descr="" title="" id="111" name="Picture"/>
+                  <wp:docPr descr="" title="" id="110" name="Picture"/>
                   <a:graphic>
                     <a:graphicData uri="http://schemas.openxmlformats.org/drawingml/2006/picture">
                       <pic:pic>
                         <pic:nvPicPr>
-                          <pic:cNvPr descr="JM-WP-BM-01_files/figure-docx/fig-selectivity-sc5-index-fits-1.png" id="112" name="Picture"/>
+                          <pic:cNvPr descr="JM-WP-BM-01_files/figure-docx/fig-selectivity-sc5-index-fits-1.png" id="111" name="Picture"/>
                           <pic:cNvPicPr>
                             <a:picLocks noChangeArrowheads="1" noChangeAspect="1"/>
                           </pic:cNvPicPr>
                         </pic:nvPicPr>
                         <pic:blipFill>
-                          <a:blip r:embed="rId110"/>
+                          <a:blip r:embed="rId109"/>
                           <a:stretch>
                             <a:fillRect/>
                           </a:stretch>
@@ -15549,7 +15609,7 @@
               <w:t xml:space="preserve">. Panels show the retained comparable index series: South-Central Chile CPUE, Acoustic North, Peruvian CPUE, and Offshore CPUE.</w:t>
             </w:r>
           </w:p>
-          <w:bookmarkEnd w:id="113"/>
+          <w:bookmarkEnd w:id="112"/>
         </w:tc>
       </w:tr>
     </w:tbl>
@@ -15613,7 +15673,7 @@
       <w:tr>
         <w:tc>
           <w:tcPr/>
-          <w:bookmarkStart w:id="117" w:name="fig-selectivity-sc5-qtrend"/>
+          <w:bookmarkStart w:id="116" w:name="fig-selectivity-sc5-qtrend"/>
           <w:p>
             <w:pPr>
               <w:pStyle w:val="Compact"/>
@@ -15624,18 +15684,18 @@
                 <wp:inline>
                   <wp:extent cx="5334000" cy="3194843"/>
                   <wp:effectExtent b="0" l="0" r="0" t="0"/>
-                  <wp:docPr descr="" title="" id="115" name="Picture"/>
+                  <wp:docPr descr="" title="" id="114" name="Picture"/>
                   <a:graphic>
                     <a:graphicData uri="http://schemas.openxmlformats.org/drawingml/2006/picture">
                       <pic:pic>
                         <pic:nvPicPr>
-                          <pic:cNvPr descr="JM-WP-BM-01_files/figure-docx/fig-selectivity-sc5-qtrend-1.png" id="116" name="Picture"/>
+                          <pic:cNvPr descr="JM-WP-BM-01_files/figure-docx/fig-selectivity-sc5-qtrend-1.png" id="115" name="Picture"/>
                           <pic:cNvPicPr>
                             <a:picLocks noChangeArrowheads="1" noChangeAspect="1"/>
                           </pic:cNvPicPr>
                         </pic:nvPicPr>
                         <pic:blipFill>
-                          <a:blip r:embed="rId114"/>
+                          <a:blip r:embed="rId113"/>
                           <a:stretch>
                             <a:fillRect/>
                           </a:stretch>
@@ -15687,14 +15747,14 @@
               <w:t xml:space="preserve">, rescaled so each series has mean 1 over 2009-2024, the shortest fitted random-walk window shared across the four series.</w:t>
             </w:r>
           </w:p>
-          <w:bookmarkEnd w:id="117"/>
+          <w:bookmarkEnd w:id="116"/>
         </w:tc>
       </w:tr>
     </w:tbl>
+    <w:bookmarkEnd w:id="117"/>
     <w:bookmarkEnd w:id="118"/>
     <w:bookmarkEnd w:id="119"/>
-    <w:bookmarkEnd w:id="120"/>
-    <w:bookmarkStart w:id="128" w:name="harmonized-northern-treatment"/>
+    <w:bookmarkStart w:id="127" w:name="harmonized-northern-treatment"/>
     <w:p>
       <w:pPr>
         <w:pStyle w:val="Heading2"/>
@@ -15870,18 +15930,18 @@
                 <wp:inline>
                   <wp:extent cx="152400" cy="152400"/>
                   <wp:effectExtent b="0" l="0" r="0" t="0"/>
-                  <wp:docPr descr="" title="" id="121" name="Picture"/>
+                  <wp:docPr descr="" title="" id="120" name="Picture"/>
                   <a:graphic>
                     <a:graphicData uri="http://schemas.openxmlformats.org/drawingml/2006/picture">
                       <pic:pic>
                         <pic:nvPicPr>
-                          <pic:cNvPr descr="/Applications/quarto/share/formats/docx/note.png" id="122" name="Picture"/>
+                          <pic:cNvPr descr="/Applications/quarto/share/formats/docx/note.png" id="121" name="Picture"/>
                           <pic:cNvPicPr>
                             <a:picLocks noChangeArrowheads="1" noChangeAspect="1"/>
                           </pic:cNvPicPr>
                         </pic:nvPicPr>
                         <pic:blipFill>
-                          <a:blip r:embed="rId48"/>
+                          <a:blip r:embed="rId47"/>
                           <a:stretch>
                             <a:fillRect/>
                           </a:stretch>
@@ -15964,7 +16024,13 @@
               <w:t xml:space="preserve"> </w:t>
             </w:r>
             <w:r>
-              <w:t xml:space="preserve">of the Far North fleet across</w:t>
+              <w:t xml:space="preserve">of the Far North</w:t>
+            </w:r>
+            <w:r>
+              <w:t xml:space="preserve"> </w:t>
+            </w:r>
+            <w:r>
+              <w:t xml:space="preserve">fleet across</w:t>
             </w:r>
             <w:r>
               <w:t xml:space="preserve"> </w:t>
@@ -16007,7 +16073,19 @@
               <w:t xml:space="preserve"> </w:t>
             </w:r>
             <w:r>
-              <w:t xml:space="preserve">that distinguish the two-stock hypothesis. In practice, this means that differences in natural mortality, growth, maturity, and weight-at-age should be preserved in</w:t>
+              <w:t xml:space="preserve">that distinguish</w:t>
+            </w:r>
+            <w:r>
+              <w:t xml:space="preserve"> </w:t>
+            </w:r>
+            <w:r>
+              <w:t xml:space="preserve">the two-stock hypothesis. In practice, this means that differences in natural mortality,</w:t>
+            </w:r>
+            <w:r>
+              <w:t xml:space="preserve"> </w:t>
+            </w:r>
+            <w:r>
+              <w:t xml:space="preserve">growth, maturity, and weight-at-age should be preserved in</w:t>
             </w:r>
             <w:r>
               <w:t xml:space="preserve"> </w:t>
@@ -16022,7 +16100,25 @@
               <w:t xml:space="preserve"> </w:t>
             </w:r>
             <w:r>
-              <w:t xml:space="preserve">as currently specified. What should be harmonized is the structural form and degree of flexibility allowed in Far North fleet selectivity, so that a comparison of h1 and h2 MSE outcomes reflects stock structure rather than selectivity regularization.</w:t>
+              <w:t xml:space="preserve">as currently specified.</w:t>
+            </w:r>
+            <w:r>
+              <w:t xml:space="preserve"> </w:t>
+            </w:r>
+            <w:r>
+              <w:t xml:space="preserve">What should be harmonized is the structural form and degree of flexibility allowed in</w:t>
+            </w:r>
+            <w:r>
+              <w:t xml:space="preserve"> </w:t>
+            </w:r>
+            <w:r>
+              <w:t xml:space="preserve">Far North fleet selectivity, so that a comparison of h1 and h2 MSE outcomes reflects</w:t>
+            </w:r>
+            <w:r>
+              <w:t xml:space="preserve"> </w:t>
+            </w:r>
+            <w:r>
+              <w:t xml:space="preserve">stock structure rather than selectivity regularization.</w:t>
             </w:r>
           </w:p>
           <w:p>
@@ -16043,7 +16139,43 @@
               <w:t xml:space="preserve"> </w:t>
             </w:r>
             <w:r>
-              <w:t xml:space="preserve">One additional area that has been discussed but not yet implemented is explicit uncertainty in northern stock biology, particularly growth. The two-stock hypothesis implies different population dynamics for the northern component, but the current implementation draws on growth parameters estimated from combined data without formal uncertainty in the stock-specific parameters. Uncertainty in northern growth or natural mortality could be incorporated as candidate robustness scenarios in later MSE phases if data become available to support alternative parameterizations.</w:t>
+              <w:t xml:space="preserve">One additional area that has been discussed but not yet implemented is explicit uncertainty</w:t>
+            </w:r>
+            <w:r>
+              <w:t xml:space="preserve"> </w:t>
+            </w:r>
+            <w:r>
+              <w:t xml:space="preserve">in northern stock biology, particularly growth. The two-stock hypothesis implies</w:t>
+            </w:r>
+            <w:r>
+              <w:t xml:space="preserve"> </w:t>
+            </w:r>
+            <w:r>
+              <w:t xml:space="preserve">different population dynamics for the northern component, but the current implementation</w:t>
+            </w:r>
+            <w:r>
+              <w:t xml:space="preserve"> </w:t>
+            </w:r>
+            <w:r>
+              <w:t xml:space="preserve">draws on growth parameters estimated from combined data without formal uncertainty in</w:t>
+            </w:r>
+            <w:r>
+              <w:t xml:space="preserve"> </w:t>
+            </w:r>
+            <w:r>
+              <w:t xml:space="preserve">the stock-specific parameters. Uncertainty in northern growth or natural mortality could</w:t>
+            </w:r>
+            <w:r>
+              <w:t xml:space="preserve"> </w:t>
+            </w:r>
+            <w:r>
+              <w:t xml:space="preserve">be incorporated as candidate robustness scenarios in later MSE phases if data become</w:t>
+            </w:r>
+            <w:r>
+              <w:t xml:space="preserve"> </w:t>
+            </w:r>
+            <w:r>
+              <w:t xml:space="preserve">available to support alternative parameterizations.</w:t>
             </w:r>
           </w:p>
           <w:p/>
@@ -16080,7 +16212,13 @@
         <w:t xml:space="preserve"> </w:t>
       </w:r>
       <w:r>
-        <w:t xml:space="preserve">with a simplified Far North selectivity structure that mirrors the</w:t>
+        <w:t xml:space="preserve">with</w:t>
+      </w:r>
+      <w:r>
+        <w:t xml:space="preserve"> </w:t>
+      </w:r>
+      <w:r>
+        <w:t xml:space="preserve">a simplified Far North selectivity structure that mirrors the</w:t>
       </w:r>
       <w:r>
         <w:t xml:space="preserve"> </w:t>
@@ -16095,7 +16233,13 @@
         <w:t xml:space="preserve"> </w:t>
       </w:r>
       <w:r>
-        <w:t xml:space="preserve">treatment, or equivalently re-fitting</w:t>
+        <w:t xml:space="preserve">treatment, or equivalently</w:t>
+      </w:r>
+      <w:r>
+        <w:t xml:space="preserve"> </w:t>
+      </w:r>
+      <w:r>
+        <w:t xml:space="preserve">re-fitting</w:t>
       </w:r>
       <w:r>
         <w:t xml:space="preserve"> </w:t>
@@ -16125,7 +16269,13 @@
         <w:t xml:space="preserve"> </w:t>
       </w:r>
       <w:r>
-        <w:t xml:space="preserve">treatment. The working group should discuss which direction of harmonization is most defensible given the available data and model diagnostics.</w:t>
+        <w:t xml:space="preserve">treatment. The working group should discuss which direction of harmonization is</w:t>
+      </w:r>
+      <w:r>
+        <w:t xml:space="preserve"> </w:t>
+      </w:r>
+      <w:r>
+        <w:t xml:space="preserve">most defensible given the available data and model diagnostics.</w:t>
       </w:r>
     </w:p>
     <w:p>
@@ -16143,7 +16293,13 @@
         <w:t xml:space="preserve"> </w:t>
       </w:r>
       <w:r>
-        <w:t xml:space="preserve">To examine that issue more directly, I fitted two harmonized variants using the reduced-index data configuration. Model</w:t>
+        <w:t xml:space="preserve">To examine that issue more directly, I fitted two harmonized variants using the</w:t>
+      </w:r>
+      <w:r>
+        <w:t xml:space="preserve"> </w:t>
+      </w:r>
+      <w:r>
+        <w:t xml:space="preserve">reduced-index data configuration. Model</w:t>
       </w:r>
       <w:r>
         <w:t xml:space="preserve"> </w:t>
@@ -16173,7 +16329,13 @@
         <w:t xml:space="preserve"> </w:t>
       </w:r>
       <w:r>
-        <w:t xml:space="preserve">with the Far North fishery selectivity simplified to the same 2002 split used in</w:t>
+        <w:t xml:space="preserve">with the Far North fishery</w:t>
+      </w:r>
+      <w:r>
+        <w:t xml:space="preserve"> </w:t>
+      </w:r>
+      <w:r>
+        <w:t xml:space="preserve">selectivity simplified to the same 2002 split used in</w:t>
       </w:r>
       <w:r>
         <w:t xml:space="preserve"> </w:t>
@@ -16230,7 +16392,13 @@
         <w:t xml:space="preserve"> </w:t>
       </w:r>
       <w:r>
-        <w:t xml:space="preserve">data set and with the same Far North selectivity treatment. The resulting likelihood comparison is shown in</w:t>
+        <w:t xml:space="preserve">data set and with the same Far North</w:t>
+      </w:r>
+      <w:r>
+        <w:t xml:space="preserve"> </w:t>
+      </w:r>
+      <w:r>
+        <w:t xml:space="preserve">selectivity treatment. The resulting likelihood comparison is shown in</w:t>
       </w:r>
       <w:r>
         <w:t xml:space="preserve"> </w:t>
@@ -16244,7 +16412,13 @@
         </w:r>
       </w:hyperlink>
       <w:r>
-        <w:t xml:space="preserve">, and the corresponding retained-index fits are shown in</w:t>
+        <w:t xml:space="preserve">, and the corresponding retained-index fits are</w:t>
+      </w:r>
+      <w:r>
+        <w:t xml:space="preserve"> </w:t>
+      </w:r>
+      <w:r>
+        <w:t xml:space="preserve">shown in</w:t>
       </w:r>
       <w:r>
         <w:t xml:space="preserve"> </w:t>
@@ -16274,7 +16448,7 @@
       <w:tr>
         <w:tc>
           <w:tcPr/>
-          <w:bookmarkStart w:id="123" w:name="tbl-north-harmonized-like-components"/>
+          <w:bookmarkStart w:id="122" w:name="tbl-north-harmonized-like-components"/>
           <w:p>
             <w:pPr>
               <w:jc w:val="center"/>
@@ -18504,7 +18678,7 @@
               </w:tc>
             </w:tr>
           </w:tbl>
-          <w:bookmarkEnd w:id="123"/>
+          <w:bookmarkEnd w:id="122"/>
         </w:tc>
       </w:tr>
     </w:tbl>
@@ -18595,7 +18769,7 @@
       <w:tr>
         <w:tc>
           <w:tcPr/>
-          <w:bookmarkStart w:id="127" w:name="fig-harmonized-index-fits"/>
+          <w:bookmarkStart w:id="126" w:name="fig-harmonized-index-fits"/>
           <w:p>
             <w:pPr>
               <w:pStyle w:val="Compact"/>
@@ -18606,18 +18780,18 @@
                 <wp:inline>
                   <wp:extent cx="5334000" cy="4333875"/>
                   <wp:effectExtent b="0" l="0" r="0" t="0"/>
-                  <wp:docPr descr="" title="" id="125" name="Picture"/>
+                  <wp:docPr descr="" title="" id="124" name="Picture"/>
                   <a:graphic>
                     <a:graphicData uri="http://schemas.openxmlformats.org/drawingml/2006/picture">
                       <pic:pic>
                         <pic:nvPicPr>
-                          <pic:cNvPr descr="JM-WP-BM-01_files/figure-docx/fig-harmonized-index-fits-1.png" id="126" name="Picture"/>
+                          <pic:cNvPr descr="JM-WP-BM-01_files/figure-docx/fig-harmonized-index-fits-1.png" id="125" name="Picture"/>
                           <pic:cNvPicPr>
                             <a:picLocks noChangeArrowheads="1" noChangeAspect="1"/>
                           </pic:cNvPicPr>
                         </pic:nvPicPr>
                         <pic:blipFill>
-                          <a:blip r:embed="rId124"/>
+                          <a:blip r:embed="rId123"/>
                           <a:stretch>
                             <a:fillRect/>
                           </a:stretch>
@@ -18693,12 +18867,12 @@
               <w:t xml:space="preserve">. Panels show the retained comparable index series: South-Central Chile CPUE, Acoustic North, Peruvian CPUE, and Offshore CPUE.</w:t>
             </w:r>
           </w:p>
-          <w:bookmarkEnd w:id="127"/>
+          <w:bookmarkEnd w:id="126"/>
         </w:tc>
       </w:tr>
     </w:tbl>
-    <w:bookmarkEnd w:id="128"/>
-    <w:bookmarkStart w:id="143" w:name="simplified-recruitment-alternatives"/>
+    <w:bookmarkEnd w:id="127"/>
+    <w:bookmarkStart w:id="142" w:name="simplified-recruitment-alternatives"/>
     <w:p>
       <w:pPr>
         <w:pStyle w:val="Heading2"/>
@@ -18796,18 +18970,18 @@
                 <wp:inline>
                   <wp:extent cx="152400" cy="152400"/>
                   <wp:effectExtent b="0" l="0" r="0" t="0"/>
-                  <wp:docPr descr="" title="" id="129" name="Picture"/>
+                  <wp:docPr descr="" title="" id="128" name="Picture"/>
                   <a:graphic>
                     <a:graphicData uri="http://schemas.openxmlformats.org/drawingml/2006/picture">
                       <pic:pic>
                         <pic:nvPicPr>
-                          <pic:cNvPr descr="/Applications/quarto/share/formats/docx/note.png" id="130" name="Picture"/>
+                          <pic:cNvPr descr="/Applications/quarto/share/formats/docx/note.png" id="129" name="Picture"/>
                           <pic:cNvPicPr>
                             <a:picLocks noChangeArrowheads="1" noChangeAspect="1"/>
                           </pic:cNvPicPr>
                         </pic:nvPicPr>
                         <pic:blipFill>
-                          <a:blip r:embed="rId48"/>
+                          <a:blip r:embed="rId47"/>
                           <a:stretch>
                             <a:fillRect/>
                           </a:stretch>
@@ -19028,7 +19202,7 @@
       <w:tr>
         <w:tc>
           <w:tcPr/>
-          <w:bookmarkStart w:id="134" w:name="fig-h2-sr-compare"/>
+          <w:bookmarkStart w:id="133" w:name="fig-h2-sr-compare"/>
           <w:p>
             <w:pPr>
               <w:pStyle w:val="Compact"/>
@@ -19039,18 +19213,18 @@
                 <wp:inline>
                   <wp:extent cx="5334000" cy="3194843"/>
                   <wp:effectExtent b="0" l="0" r="0" t="0"/>
-                  <wp:docPr descr="" title="" id="132" name="Picture"/>
+                  <wp:docPr descr="" title="" id="131" name="Picture"/>
                   <a:graphic>
                     <a:graphicData uri="http://schemas.openxmlformats.org/drawingml/2006/picture">
                       <pic:pic>
                         <pic:nvPicPr>
-                          <pic:cNvPr descr="JM-WP-BM-01_files/figure-docx/fig-h2-sr-compare-1.png" id="133" name="Picture"/>
+                          <pic:cNvPr descr="JM-WP-BM-01_files/figure-docx/fig-h2-sr-compare-1.png" id="132" name="Picture"/>
                           <pic:cNvPicPr>
                             <a:picLocks noChangeArrowheads="1" noChangeAspect="1"/>
                           </pic:cNvPicPr>
                         </pic:nvPicPr>
                         <pic:blipFill>
-                          <a:blip r:embed="rId131"/>
+                          <a:blip r:embed="rId130"/>
                           <a:stretch>
                             <a:fillRect/>
                           </a:stretch>
@@ -19141,7 +19315,7 @@
               <w:t xml:space="preserve">.</w:t>
             </w:r>
           </w:p>
-          <w:bookmarkEnd w:id="134"/>
+          <w:bookmarkEnd w:id="133"/>
         </w:tc>
       </w:tr>
     </w:tbl>
@@ -19347,7 +19521,7 @@
       <w:tr>
         <w:tc>
           <w:tcPr/>
-          <w:bookmarkStart w:id="138" w:name="fig-h2-stock2-ssb"/>
+          <w:bookmarkStart w:id="137" w:name="fig-h2-stock2-ssb"/>
           <w:p>
             <w:pPr>
               <w:pStyle w:val="Compact"/>
@@ -19358,18 +19532,18 @@
                 <wp:inline>
                   <wp:extent cx="5334000" cy="3062882"/>
                   <wp:effectExtent b="0" l="0" r="0" t="0"/>
-                  <wp:docPr descr="" title="" id="136" name="Picture"/>
+                  <wp:docPr descr="" title="" id="135" name="Picture"/>
                   <a:graphic>
                     <a:graphicData uri="http://schemas.openxmlformats.org/drawingml/2006/picture">
                       <pic:pic>
                         <pic:nvPicPr>
-                          <pic:cNvPr descr="JM-WP-BM-01_files/figure-docx/fig-h2-stock2-ssb-1.png" id="137" name="Picture"/>
+                          <pic:cNvPr descr="JM-WP-BM-01_files/figure-docx/fig-h2-stock2-ssb-1.png" id="136" name="Picture"/>
                           <pic:cNvPicPr>
                             <a:picLocks noChangeArrowheads="1" noChangeAspect="1"/>
                           </pic:cNvPicPr>
                         </pic:nvPicPr>
                         <pic:blipFill>
-                          <a:blip r:embed="rId135"/>
+                          <a:blip r:embed="rId134"/>
                           <a:stretch>
                             <a:fillRect/>
                           </a:stretch>
@@ -19436,7 +19610,7 @@
               <w:t xml:space="preserve">.</w:t>
             </w:r>
           </w:p>
-          <w:bookmarkEnd w:id="138"/>
+          <w:bookmarkEnd w:id="137"/>
         </w:tc>
       </w:tr>
     </w:tbl>
@@ -19453,7 +19627,7 @@
       <w:tr>
         <w:tc>
           <w:tcPr/>
-          <w:bookmarkStart w:id="142" w:name="fig-h2-stock2-rec"/>
+          <w:bookmarkStart w:id="141" w:name="fig-h2-stock2-rec"/>
           <w:p>
             <w:pPr>
               <w:pStyle w:val="Compact"/>
@@ -19464,18 +19638,18 @@
                 <wp:inline>
                   <wp:extent cx="5334000" cy="3062882"/>
                   <wp:effectExtent b="0" l="0" r="0" t="0"/>
-                  <wp:docPr descr="" title="" id="140" name="Picture"/>
+                  <wp:docPr descr="" title="" id="139" name="Picture"/>
                   <a:graphic>
                     <a:graphicData uri="http://schemas.openxmlformats.org/drawingml/2006/picture">
                       <pic:pic>
                         <pic:nvPicPr>
-                          <pic:cNvPr descr="JM-WP-BM-01_files/figure-docx/fig-h2-stock2-rec-1.png" id="141" name="Picture"/>
+                          <pic:cNvPr descr="JM-WP-BM-01_files/figure-docx/fig-h2-stock2-rec-1.png" id="140" name="Picture"/>
                           <pic:cNvPicPr>
                             <a:picLocks noChangeArrowheads="1" noChangeAspect="1"/>
                           </pic:cNvPicPr>
                         </pic:nvPicPr>
                         <pic:blipFill>
-                          <a:blip r:embed="rId139"/>
+                          <a:blip r:embed="rId138"/>
                           <a:stretch>
                             <a:fillRect/>
                           </a:stretch>
@@ -19542,12 +19716,12 @@
               <w:t xml:space="preserve">.</w:t>
             </w:r>
           </w:p>
-          <w:bookmarkEnd w:id="142"/>
+          <w:bookmarkEnd w:id="141"/>
         </w:tc>
       </w:tr>
     </w:tbl>
-    <w:bookmarkEnd w:id="143"/>
-    <w:bookmarkStart w:id="146" w:name="fixed-reference-point-alternatives"/>
+    <w:bookmarkEnd w:id="142"/>
+    <w:bookmarkStart w:id="145" w:name="fixed-reference-point-alternatives"/>
     <w:p>
       <w:pPr>
         <w:pStyle w:val="Heading2"/>
@@ -19612,12 +19786,26 @@
       <w:r>
         <w:t xml:space="preserve"> </w:t>
       </w:r>
-      <w:r>
-        <w:rPr>
-          <w:rStyle w:val="VerbatimChar"/>
-        </w:rPr>
-        <w:t xml:space="preserve">BMSY</w:t>
-      </w:r>
+      <m:oMath>
+        <m:sSub>
+          <m:e>
+            <m:r>
+              <m:t>B</m:t>
+            </m:r>
+          </m:e>
+          <m:sub>
+            <m:r>
+              <m:t>M</m:t>
+            </m:r>
+            <m:r>
+              <m:t>S</m:t>
+            </m:r>
+            <m:r>
+              <m:t>Y</m:t>
+            </m:r>
+          </m:sub>
+        </m:sSub>
+      </m:oMath>
       <w:r>
         <w:t xml:space="preserve"> </w:t>
       </w:r>
@@ -19627,12 +19815,26 @@
       <w:r>
         <w:t xml:space="preserve"> </w:t>
       </w:r>
-      <w:r>
-        <w:rPr>
-          <w:rStyle w:val="VerbatimChar"/>
-        </w:rPr>
-        <w:t xml:space="preserve">FMSY</w:t>
-      </w:r>
+      <m:oMath>
+        <m:sSub>
+          <m:e>
+            <m:r>
+              <m:t>F</m:t>
+            </m:r>
+          </m:e>
+          <m:sub>
+            <m:r>
+              <m:t>M</m:t>
+            </m:r>
+            <m:r>
+              <m:t>S</m:t>
+            </m:r>
+            <m:r>
+              <m:t>Y</m:t>
+            </m:r>
+          </m:sub>
+        </m:sSub>
+      </m:oMath>
       <w:r>
         <w:t xml:space="preserve"> </w:t>
       </w:r>
@@ -19711,18 +19913,18 @@
                 <wp:inline>
                   <wp:extent cx="152400" cy="152400"/>
                   <wp:effectExtent b="0" l="0" r="0" t="0"/>
-                  <wp:docPr descr="" title="" id="144" name="Picture"/>
+                  <wp:docPr descr="" title="" id="143" name="Picture"/>
                   <a:graphic>
                     <a:graphicData uri="http://schemas.openxmlformats.org/drawingml/2006/picture">
                       <pic:pic>
                         <pic:nvPicPr>
-                          <pic:cNvPr descr="/Applications/quarto/share/formats/docx/note.png" id="145" name="Picture"/>
+                          <pic:cNvPr descr="/Applications/quarto/share/formats/docx/note.png" id="144" name="Picture"/>
                           <pic:cNvPicPr>
                             <a:picLocks noChangeArrowheads="1" noChangeAspect="1"/>
                           </pic:cNvPicPr>
                         </pic:nvPicPr>
                         <pic:blipFill>
-                          <a:blip r:embed="rId48"/>
+                          <a:blip r:embed="rId47"/>
                           <a:stretch>
                             <a:fillRect/>
                           </a:stretch>
@@ -19789,7 +19991,13 @@
               <w:t xml:space="preserve"> </w:t>
             </w:r>
             <w:r>
-              <w:t xml:space="preserve">If the simplified selectivity alternative adopts block-based selectivity, then reference points should be calculated using the selectivity pattern from the</w:t>
+              <w:t xml:space="preserve">If the simplified selectivity alternative adopts block-based selectivity, then reference points should probably</w:t>
+            </w:r>
+            <w:r>
+              <w:t xml:space="preserve"> </w:t>
+            </w:r>
+            <w:r>
+              <w:t xml:space="preserve">be calculated using the selectivity pattern from the</w:t>
             </w:r>
             <w:r>
               <w:t xml:space="preserve"> </w:t>
@@ -19805,17 +20013,43 @@
               <w:t xml:space="preserve"> </w:t>
             </w:r>
             <w:r>
-              <w:t xml:space="preserve">for all future projections. This is internally consistent: the operating model should use the same selectivity for calculating</w:t>
+              <w:t xml:space="preserve">for all future projections.</w:t>
             </w:r>
             <w:r>
               <w:t xml:space="preserve"> </w:t>
             </w:r>
             <w:r>
-              <w:rPr>
-                <w:rStyle w:val="VerbatimChar"/>
-              </w:rPr>
-              <w:t xml:space="preserve">FMSY</w:t>
+              <w:t xml:space="preserve">This is internally consistent: the operating model should use the same selectivity</w:t>
             </w:r>
+            <w:r>
+              <w:t xml:space="preserve"> </w:t>
+            </w:r>
+            <w:r>
+              <w:t xml:space="preserve">for calculating</w:t>
+            </w:r>
+            <w:r>
+              <w:t xml:space="preserve"> </w:t>
+            </w:r>
+            <m:oMath>
+              <m:sSub>
+                <m:e>
+                  <m:r>
+                    <m:t>F</m:t>
+                  </m:r>
+                </m:e>
+                <m:sub>
+                  <m:r>
+                    <m:t>M</m:t>
+                  </m:r>
+                  <m:r>
+                    <m:t>S</m:t>
+                  </m:r>
+                  <m:r>
+                    <m:t>Y</m:t>
+                  </m:r>
+                </m:sub>
+              </m:sSub>
+            </m:oMath>
             <w:r>
               <w:t xml:space="preserve"> </w:t>
             </w:r>
@@ -19825,17 +20059,49 @@
             <w:r>
               <w:t xml:space="preserve"> </w:t>
             </w:r>
+            <m:oMath>
+              <m:sSub>
+                <m:e>
+                  <m:r>
+                    <m:t>B</m:t>
+                  </m:r>
+                </m:e>
+                <m:sub>
+                  <m:r>
+                    <m:t>M</m:t>
+                  </m:r>
+                  <m:r>
+                    <m:t>S</m:t>
+                  </m:r>
+                  <m:r>
+                    <m:t>Y</m:t>
+                  </m:r>
+                </m:sub>
+              </m:sSub>
+            </m:oMath>
             <w:r>
-              <w:rPr>
-                <w:rStyle w:val="VerbatimChar"/>
-              </w:rPr>
-              <w:t xml:space="preserve">BMSY</w:t>
+              <w:t xml:space="preserve"> </w:t>
+            </w:r>
+            <w:r>
+              <w:t xml:space="preserve">as it uses for projecting future mortality.</w:t>
             </w:r>
             <w:r>
               <w:t xml:space="preserve"> </w:t>
             </w:r>
             <w:r>
-              <w:t xml:space="preserve">as it uses for projecting future mortality. Using the last block’s selectivity as the reference configuration avoids the problem of reference points shifting mid-simulation as selectivity changes, and it is analogous to the fixed-reference-point convention already applied in several RFMO MSE programmes.</w:t>
+              <w:t xml:space="preserve">Using the last block’s selectivity as the reference configuration avoids the problem of</w:t>
+            </w:r>
+            <w:r>
+              <w:t xml:space="preserve"> </w:t>
+            </w:r>
+            <w:r>
+              <w:t xml:space="preserve">reference points shifting mid-simulation as selectivity changes, and it is analogous</w:t>
+            </w:r>
+            <w:r>
+              <w:t xml:space="preserve"> </w:t>
+            </w:r>
+            <w:r>
+              <w:t xml:space="preserve">to the fixed-reference-point convention already applied in several RFMO MSE programmes.</w:t>
             </w:r>
           </w:p>
           <w:p/>
@@ -19860,9 +20126,9 @@
         <w:t xml:space="preserve">The recommended approach is therefore to calculate reference points once, using the terminal selectivity block and the current biological schedules, and use those fixed values as management benchmarks throughout the MSE simulation. Sensitivity to the choice of reference period can be examined as part of robustness testing.</w:t>
       </w:r>
     </w:p>
+    <w:bookmarkEnd w:id="145"/>
     <w:bookmarkEnd w:id="146"/>
-    <w:bookmarkEnd w:id="147"/>
-    <w:bookmarkStart w:id="148" w:name="summary"/>
+    <w:bookmarkStart w:id="147" w:name="summary"/>
     <w:p>
       <w:pPr>
         <w:pStyle w:val="Heading1"/>
@@ -20541,8 +20807,8 @@
         <w:t xml:space="preserve">Taken together, these results suggest that the next stage should focus less on broad additional simplification and more on selecting a compact set of well-motivated operating models and robustness scenarios. The current evidence points toward carrying forward a reduced-index baseline, a single-stock model that preserves South-Central Chile selectivity flexibility, a harmonized two-stock comparator, and targeted robustness cases for q variability, projection selectivity, and alternative stock-2 recruitment structure.</w:t>
       </w:r>
     </w:p>
-    <w:bookmarkEnd w:id="148"/>
-    <w:bookmarkStart w:id="158" w:name="appendix-compact-equation-summary"/>
+    <w:bookmarkEnd w:id="147"/>
+    <w:bookmarkStart w:id="157" w:name="appendix-compact-equation-summary"/>
     <w:p>
       <w:pPr>
         <w:pStyle w:val="Heading1"/>
@@ -20559,7 +20825,7 @@
         <w:t xml:space="preserve">This appendix gives a compact schematic description of the equations underlying the SC13 Joint Jack Mackerel Model. It is intended to summarize the structure used in this working paper rather than to reproduce every implementation detail of the ADMB code or every option described in the technical annex and user guide.</w:t>
       </w:r>
     </w:p>
-    <w:bookmarkStart w:id="149" w:name="notation"/>
+    <w:bookmarkStart w:id="148" w:name="notation"/>
     <w:p>
       <w:pPr>
         <w:pStyle w:val="Heading2"/>
@@ -21149,8 +21415,8 @@
         <w:t xml:space="preserve">.</w:t>
       </w:r>
     </w:p>
-    <w:bookmarkEnd w:id="149"/>
-    <w:bookmarkStart w:id="150" w:name="population-update"/>
+    <w:bookmarkEnd w:id="148"/>
+    <w:bookmarkStart w:id="149" w:name="population-update"/>
     <w:p>
       <w:pPr>
         <w:pStyle w:val="Heading2"/>
@@ -22158,8 +22424,8 @@
         <w:t xml:space="preserve">is the fraction of annual mortality occurring before spawning.</w:t>
       </w:r>
     </w:p>
-    <w:bookmarkEnd w:id="150"/>
-    <w:bookmarkStart w:id="151" w:name="stock-recruitment-relationship"/>
+    <w:bookmarkEnd w:id="149"/>
+    <w:bookmarkStart w:id="150" w:name="stock-recruitment-relationship"/>
     <w:p>
       <w:pPr>
         <w:pStyle w:val="Heading2"/>
@@ -22684,8 +22950,8 @@
         <w:t xml:space="preserve">, recruitment is assigned across two stocks with a more complex regime structure, including the 1999 shift described in the control file.</w:t>
       </w:r>
     </w:p>
-    <w:bookmarkEnd w:id="151"/>
-    <w:bookmarkStart w:id="152" w:name="fishing-mortality-and-catch"/>
+    <w:bookmarkEnd w:id="150"/>
+    <w:bookmarkStart w:id="151" w:name="fishing-mortality-and-catch"/>
     <w:p>
       <w:pPr>
         <w:pStyle w:val="Heading2"/>
@@ -23361,8 +23627,8 @@
         </m:oMath>
       </m:oMathPara>
     </w:p>
-    <w:bookmarkEnd w:id="152"/>
-    <w:bookmarkStart w:id="153" w:name="abundance-indices"/>
+    <w:bookmarkEnd w:id="151"/>
+    <w:bookmarkStart w:id="152" w:name="abundance-indices"/>
     <w:p>
       <w:pPr>
         <w:pStyle w:val="Heading2"/>
@@ -23769,8 +24035,8 @@
         <w:t xml:space="preserve">places the survey or CPUE observation within the year. This expression is schematic because some indices are closer to numbers-at-age and others to biomass, but it captures the model logic used across the SC13 index components.</w:t>
       </w:r>
     </w:p>
-    <w:bookmarkEnd w:id="153"/>
-    <w:bookmarkStart w:id="154" w:name="age-and-length-compositions"/>
+    <w:bookmarkEnd w:id="152"/>
+    <w:bookmarkStart w:id="153" w:name="age-and-length-compositions"/>
     <w:p>
       <w:pPr>
         <w:pStyle w:val="Heading2"/>
@@ -24283,8 +24549,8 @@
         <w:t xml:space="preserve">, derived from the von Bertalanffy growth specification used by the model.</w:t>
       </w:r>
     </w:p>
-    <w:bookmarkEnd w:id="154"/>
-    <w:bookmarkStart w:id="155" w:name="observation-likelihoods"/>
+    <w:bookmarkEnd w:id="153"/>
+    <w:bookmarkStart w:id="154" w:name="observation-likelihoods"/>
     <w:p>
       <w:pPr>
         <w:pStyle w:val="Heading2"/>
@@ -24893,8 +25159,8 @@
         <w:t xml:space="preserve">The SC13 model uses Francis weighting for age-composition effective sample sizes, so the composition likelihood is strongly affected by those externally specified weights.</w:t>
       </w:r>
     </w:p>
-    <w:bookmarkEnd w:id="155"/>
-    <w:bookmarkStart w:id="156" w:name="objective-function"/>
+    <w:bookmarkEnd w:id="154"/>
+    <w:bookmarkStart w:id="155" w:name="objective-function"/>
     <w:p>
       <w:pPr>
         <w:pStyle w:val="Heading2"/>
@@ -25240,8 +25506,8 @@
         <w:t xml:space="preserve">, is especially important in SC13 because the model includes extensive penalties on fishery and survey selectivity trajectories to regularize the time-varying non-parametric selectivity schedules.</w:t>
       </w:r>
     </w:p>
-    <w:bookmarkEnd w:id="156"/>
-    <w:bookmarkStart w:id="157" w:name="dynamic-reference-points"/>
+    <w:bookmarkEnd w:id="155"/>
+    <w:bookmarkStart w:id="156" w:name="dynamic-reference-points"/>
     <w:p>
       <w:pPr>
         <w:pStyle w:val="Heading2"/>
@@ -25628,36 +25894,66 @@
       <w:r>
         <w:t xml:space="preserve"> </w:t>
       </w:r>
-      <w:r>
-        <w:rPr>
-          <w:rStyle w:val="VerbatimChar"/>
-        </w:rPr>
-        <w:t xml:space="preserve">FMSY</w:t>
-      </w:r>
-      <w:r>
-        <w:t xml:space="preserve">,</w:t>
-      </w:r>
-      <w:r>
-        <w:t xml:space="preserve"> </w:t>
-      </w:r>
-      <w:r>
-        <w:rPr>
-          <w:rStyle w:val="VerbatimChar"/>
-        </w:rPr>
-        <w:t xml:space="preserve">MSY</w:t>
-      </w:r>
+      <m:oMath>
+        <m:sSub>
+          <m:e>
+            <m:r>
+              <m:t>F</m:t>
+            </m:r>
+          </m:e>
+          <m:sub>
+            <m:r>
+              <m:t>M</m:t>
+            </m:r>
+            <m:r>
+              <m:t>S</m:t>
+            </m:r>
+            <m:r>
+              <m:t>Y</m:t>
+            </m:r>
+          </m:sub>
+        </m:sSub>
+      </m:oMath>
+      <w:r>
+        <w:t xml:space="preserve"> </w:t>
+      </w:r>
+      <m:oMath>
+        <m:r>
+          <m:t>M</m:t>
+        </m:r>
+        <m:r>
+          <m:t>S</m:t>
+        </m:r>
+        <m:r>
+          <m:t>Y</m:t>
+        </m:r>
+      </m:oMath>
       <w:r>
         <w:t xml:space="preserve">, and</w:t>
       </w:r>
       <w:r>
         <w:t xml:space="preserve"> </w:t>
       </w:r>
-      <w:r>
-        <w:rPr>
-          <w:rStyle w:val="VerbatimChar"/>
-        </w:rPr>
-        <w:t xml:space="preserve">BMSY</w:t>
-      </w:r>
+      <m:oMath>
+        <m:sSub>
+          <m:e>
+            <m:r>
+              <m:t>F</m:t>
+            </m:r>
+          </m:e>
+          <m:sub>
+            <m:r>
+              <m:t>M</m:t>
+            </m:r>
+            <m:r>
+              <m:t>S</m:t>
+            </m:r>
+            <m:r>
+              <m:t>Y</m:t>
+            </m:r>
+          </m:sub>
+        </m:sSub>
+      </m:oMath>
       <w:r>
         <w:t xml:space="preserve"> </w:t>
       </w:r>
@@ -25665,9 +25961,9 @@
         <w:t xml:space="preserve">vary through time in the SC13 assessment rather than remaining fixed constants.</w:t>
       </w:r>
     </w:p>
+    <w:bookmarkEnd w:id="156"/>
     <w:bookmarkEnd w:id="157"/>
-    <w:bookmarkEnd w:id="158"/>
-    <w:bookmarkStart w:id="192" w:name="references"/>
+    <w:bookmarkStart w:id="191" w:name="references"/>
     <w:p>
       <w:pPr>
         <w:pStyle w:val="Heading1"/>
@@ -25676,8 +25972,8 @@
         <w:t xml:space="preserve">References</w:t>
       </w:r>
     </w:p>
-    <w:bookmarkStart w:id="191" w:name="refs"/>
-    <w:bookmarkStart w:id="160" w:name="ref-vonbertalanffy1957growth"/>
+    <w:bookmarkStart w:id="190" w:name="refs"/>
+    <w:bookmarkStart w:id="159" w:name="ref-vonbertalanffy1957growth"/>
     <w:p>
       <w:pPr>
         <w:pStyle w:val="Bibliography"/>
@@ -25714,7 +26010,7 @@
       <w:r>
         <w:t xml:space="preserve"> </w:t>
       </w:r>
-      <w:hyperlink r:id="rId159">
+      <w:hyperlink r:id="rId158">
         <w:r>
           <w:rPr>
             <w:rStyle w:val="Hyperlink"/>
@@ -25723,8 +26019,8 @@
         </w:r>
       </w:hyperlink>
     </w:p>
-    <w:bookmarkEnd w:id="160"/>
-    <w:bookmarkStart w:id="161" w:name="ref-beverton1957dynamics"/>
+    <w:bookmarkEnd w:id="159"/>
+    <w:bookmarkStart w:id="160" w:name="ref-beverton1957dynamics"/>
     <w:p>
       <w:pPr>
         <w:pStyle w:val="Bibliography"/>
@@ -25749,8 +26045,8 @@
         <w:t xml:space="preserve">(Vol. 19, p. 533). H. M. Stationery Office.</w:t>
       </w:r>
     </w:p>
-    <w:bookmarkEnd w:id="161"/>
-    <w:bookmarkStart w:id="163" w:name="ref-butterworth1999procedures"/>
+    <w:bookmarkEnd w:id="160"/>
+    <w:bookmarkStart w:id="162" w:name="ref-butterworth1999procedures"/>
     <w:p>
       <w:pPr>
         <w:pStyle w:val="Bibliography"/>
@@ -25787,7 +26083,7 @@
       <w:r>
         <w:t xml:space="preserve"> </w:t>
       </w:r>
-      <w:hyperlink r:id="rId162">
+      <w:hyperlink r:id="rId161">
         <w:r>
           <w:rPr>
             <w:rStyle w:val="Hyperlink"/>
@@ -25796,8 +26092,8 @@
         </w:r>
       </w:hyperlink>
     </w:p>
-    <w:bookmarkEnd w:id="163"/>
-    <w:bookmarkStart w:id="165" w:name="ref-carruthers2024roadmap"/>
+    <w:bookmarkEnd w:id="162"/>
+    <w:bookmarkStart w:id="164" w:name="ref-carruthers2024roadmap"/>
     <w:p>
       <w:pPr>
         <w:pStyle w:val="Bibliography"/>
@@ -25860,7 +26156,7 @@
       <w:r>
         <w:t xml:space="preserve"> </w:t>
       </w:r>
-      <w:hyperlink r:id="rId164">
+      <w:hyperlink r:id="rId163">
         <w:r>
           <w:rPr>
             <w:rStyle w:val="Hyperlink"/>
@@ -25869,8 +26165,8 @@
         </w:r>
       </w:hyperlink>
     </w:p>
-    <w:bookmarkEnd w:id="165"/>
-    <w:bookmarkStart w:id="167" w:name="ref-fournier2012admb"/>
+    <w:bookmarkEnd w:id="164"/>
+    <w:bookmarkStart w:id="166" w:name="ref-fournier2012admb"/>
     <w:p>
       <w:pPr>
         <w:pStyle w:val="Bibliography"/>
@@ -25907,7 +26203,7 @@
       <w:r>
         <w:t xml:space="preserve"> </w:t>
       </w:r>
-      <w:hyperlink r:id="rId166">
+      <w:hyperlink r:id="rId165">
         <w:r>
           <w:rPr>
             <w:rStyle w:val="Hyperlink"/>
@@ -25916,8 +26212,8 @@
         </w:r>
       </w:hyperlink>
     </w:p>
-    <w:bookmarkEnd w:id="167"/>
-    <w:bookmarkStart w:id="169" w:name="ref-fournier1982catchage"/>
+    <w:bookmarkEnd w:id="166"/>
+    <w:bookmarkStart w:id="168" w:name="ref-fournier1982catchage"/>
     <w:p>
       <w:pPr>
         <w:pStyle w:val="Bibliography"/>
@@ -25954,7 +26250,7 @@
       <w:r>
         <w:t xml:space="preserve"> </w:t>
       </w:r>
-      <w:hyperlink r:id="rId168">
+      <w:hyperlink r:id="rId167">
         <w:r>
           <w:rPr>
             <w:rStyle w:val="Hyperlink"/>
@@ -25963,8 +26259,8 @@
         </w:r>
       </w:hyperlink>
     </w:p>
-    <w:bookmarkEnd w:id="169"/>
-    <w:bookmarkStart w:id="171" w:name="ref-francis2011weighting"/>
+    <w:bookmarkEnd w:id="168"/>
+    <w:bookmarkStart w:id="170" w:name="ref-francis2011weighting"/>
     <w:p>
       <w:pPr>
         <w:pStyle w:val="Bibliography"/>
@@ -26001,7 +26297,7 @@
       <w:r>
         <w:t xml:space="preserve"> </w:t>
       </w:r>
-      <w:hyperlink r:id="rId170">
+      <w:hyperlink r:id="rId169">
         <w:r>
           <w:rPr>
             <w:rStyle w:val="Hyperlink"/>
@@ -26010,8 +26306,8 @@
         </w:r>
       </w:hyperlink>
     </w:p>
-    <w:bookmarkEnd w:id="171"/>
-    <w:bookmarkStart w:id="173" w:name="ref-hilborn1992quantitative"/>
+    <w:bookmarkEnd w:id="170"/>
+    <w:bookmarkStart w:id="172" w:name="ref-hilborn1992quantitative"/>
     <w:p>
       <w:pPr>
         <w:pStyle w:val="Bibliography"/>
@@ -26035,7 +26331,7 @@
       <w:r>
         <w:t xml:space="preserve"> </w:t>
       </w:r>
-      <w:hyperlink r:id="rId172">
+      <w:hyperlink r:id="rId171">
         <w:r>
           <w:rPr>
             <w:rStyle w:val="Hyperlink"/>
@@ -26044,8 +26340,8 @@
         </w:r>
       </w:hyperlink>
     </w:p>
-    <w:bookmarkEnd w:id="173"/>
-    <w:bookmarkStart w:id="175" w:name="ref-linton2011selectivity"/>
+    <w:bookmarkEnd w:id="172"/>
+    <w:bookmarkStart w:id="174" w:name="ref-linton2011selectivity"/>
     <w:p>
       <w:pPr>
         <w:pStyle w:val="Bibliography"/>
@@ -26082,7 +26378,7 @@
       <w:r>
         <w:t xml:space="preserve"> </w:t>
       </w:r>
-      <w:hyperlink r:id="rId174">
+      <w:hyperlink r:id="rId173">
         <w:r>
           <w:rPr>
             <w:rStyle w:val="Hyperlink"/>
@@ -26091,8 +26387,8 @@
         </w:r>
       </w:hyperlink>
     </w:p>
-    <w:bookmarkEnd w:id="175"/>
-    <w:bookmarkStart w:id="176" w:name="ref-mccullagh1989glm"/>
+    <w:bookmarkEnd w:id="174"/>
+    <w:bookmarkStart w:id="175" w:name="ref-mccullagh1989glm"/>
     <w:p>
       <w:pPr>
         <w:pStyle w:val="Bibliography"/>
@@ -26117,8 +26413,8 @@
         <w:t xml:space="preserve">(2nd ed.). Chapman; Hall.</w:t>
       </w:r>
     </w:p>
-    <w:bookmarkEnd w:id="176"/>
-    <w:bookmarkStart w:id="178" w:name="ref-nelder1972glm"/>
+    <w:bookmarkEnd w:id="175"/>
+    <w:bookmarkStart w:id="177" w:name="ref-nelder1972glm"/>
     <w:p>
       <w:pPr>
         <w:pStyle w:val="Bibliography"/>
@@ -26155,7 +26451,7 @@
       <w:r>
         <w:t xml:space="preserve"> </w:t>
       </w:r>
-      <w:hyperlink r:id="rId177">
+      <w:hyperlink r:id="rId176">
         <w:r>
           <w:rPr>
             <w:rStyle w:val="Hyperlink"/>
@@ -26164,8 +26460,8 @@
         </w:r>
       </w:hyperlink>
     </w:p>
-    <w:bookmarkEnd w:id="178"/>
-    <w:bookmarkStart w:id="180" w:name="ref-punt2016bestpractices"/>
+    <w:bookmarkEnd w:id="177"/>
+    <w:bookmarkStart w:id="179" w:name="ref-punt2016bestpractices"/>
     <w:p>
       <w:pPr>
         <w:pStyle w:val="Bibliography"/>
@@ -26202,7 +26498,7 @@
       <w:r>
         <w:t xml:space="preserve"> </w:t>
       </w:r>
-      <w:hyperlink r:id="rId179">
+      <w:hyperlink r:id="rId178">
         <w:r>
           <w:rPr>
             <w:rStyle w:val="Hyperlink"/>
@@ -26211,8 +26507,8 @@
         </w:r>
       </w:hyperlink>
     </w:p>
-    <w:bookmarkEnd w:id="180"/>
-    <w:bookmarkStart w:id="182" w:name="ref-rousseau2019fleets"/>
+    <w:bookmarkEnd w:id="179"/>
+    <w:bookmarkStart w:id="181" w:name="ref-rousseau2019fleets"/>
     <w:p>
       <w:pPr>
         <w:pStyle w:val="Bibliography"/>
@@ -26249,7 +26545,7 @@
       <w:r>
         <w:t xml:space="preserve"> </w:t>
       </w:r>
-      <w:hyperlink r:id="rId181">
+      <w:hyperlink r:id="rId180">
         <w:r>
           <w:rPr>
             <w:rStyle w:val="Hyperlink"/>
@@ -26258,8 +26554,8 @@
         </w:r>
       </w:hyperlink>
     </w:p>
-    <w:bookmarkEnd w:id="182"/>
-    <w:bookmarkStart w:id="184" w:name="ref-schnute1995error"/>
+    <w:bookmarkEnd w:id="181"/>
+    <w:bookmarkStart w:id="183" w:name="ref-schnute1995error"/>
     <w:p>
       <w:pPr>
         <w:pStyle w:val="Bibliography"/>
@@ -26296,7 +26592,7 @@
       <w:r>
         <w:t xml:space="preserve"> </w:t>
       </w:r>
-      <w:hyperlink r:id="rId183">
+      <w:hyperlink r:id="rId182">
         <w:r>
           <w:rPr>
             <w:rStyle w:val="Hyperlink"/>
@@ -26305,8 +26601,8 @@
         </w:r>
       </w:hyperlink>
     </w:p>
-    <w:bookmarkEnd w:id="184"/>
-    <w:bookmarkStart w:id="186" w:name="ref-siple2021smallpelagics"/>
+    <w:bookmarkEnd w:id="183"/>
+    <w:bookmarkStart w:id="185" w:name="ref-siple2021smallpelagics"/>
     <w:p>
       <w:pPr>
         <w:pStyle w:val="Bibliography"/>
@@ -26343,7 +26639,7 @@
       <w:r>
         <w:t xml:space="preserve"> </w:t>
       </w:r>
-      <w:hyperlink r:id="rId185">
+      <w:hyperlink r:id="rId184">
         <w:r>
           <w:rPr>
             <w:rStyle w:val="Hyperlink"/>
@@ -26352,8 +26648,8 @@
         </w:r>
       </w:hyperlink>
     </w:p>
-    <w:bookmarkEnd w:id="186"/>
-    <w:bookmarkStart w:id="188" w:name="ref-sprfmo2025mseworkshop"/>
+    <w:bookmarkEnd w:id="185"/>
+    <w:bookmarkStart w:id="187" w:name="ref-sprfmo2025mseworkshop"/>
     <w:p>
       <w:pPr>
         <w:pStyle w:val="Bibliography"/>
@@ -26422,7 +26718,7 @@
       <w:r>
         <w:t xml:space="preserve"> </w:t>
       </w:r>
-      <w:hyperlink r:id="rId187">
+      <w:hyperlink r:id="rId186">
         <w:r>
           <w:rPr>
             <w:rStyle w:val="Hyperlink"/>
@@ -26431,8 +26727,8 @@
         </w:r>
       </w:hyperlink>
     </w:p>
-    <w:bookmarkEnd w:id="188"/>
-    <w:bookmarkStart w:id="190" w:name="ref-sprfmo2025annex11"/>
+    <w:bookmarkEnd w:id="187"/>
+    <w:bookmarkStart w:id="189" w:name="ref-sprfmo2025annex11"/>
     <w:p>
       <w:pPr>
         <w:pStyle w:val="Bibliography"/>
@@ -26456,7 +26752,7 @@
       <w:r>
         <w:t xml:space="preserve"> </w:t>
       </w:r>
-      <w:hyperlink r:id="rId189">
+      <w:hyperlink r:id="rId188">
         <w:r>
           <w:rPr>
             <w:rStyle w:val="Hyperlink"/>
@@ -26465,9 +26761,9 @@
         </w:r>
       </w:hyperlink>
     </w:p>
+    <w:bookmarkEnd w:id="189"/>
     <w:bookmarkEnd w:id="190"/>
     <w:bookmarkEnd w:id="191"/>
-    <w:bookmarkEnd w:id="192"/>
     <w:sectPr>
       <w:footnotePr>
         <w:numRestart w:val="eachSect"/>

--- a/docs/JM-WP-BM-01.docx
+++ b/docs/JM-WP-BM-01.docx
@@ -197,23 +197,23 @@
       <w:r>
         <w:t xml:space="preserve">. The paper is intended as a bridge between the full technical annex and a future management strategy evaluation (MSE) framework. Its specific purpose is to describe the Joint Jack Mackerel Model (JJM) as implemented for SC13, identify the principal differences between the two advice models, and define a starting point for evaluating simplified alternatives.</w:t>
       </w:r>
-    </w:p>
-    <w:p>
-      <w:pPr>
-        <w:pStyle w:val="BodyText"/>
-      </w:pPr>
-      <w:r>
-        <w:rPr>
-          <w:b/>
-          <w:bCs/>
-        </w:rPr>
-        <w:t xml:space="preserve">3.</w:t>
-      </w:r>
-      <w:r>
-        <w:t xml:space="preserve"> </w:t>
-      </w:r>
-      <w:r>
-        <w:t xml:space="preserve">The immediate justification for beginning this work is to avoid carrying into MSE several complicated features that were identified during the</w:t>
+      <w:r>
+        <w:t xml:space="preserve"> </w:t>
+      </w:r>
+      <w:r>
+        <w:t xml:space="preserve">The immediate justification for beginning this work is twofold: 1) to cover topics in advance</w:t>
+      </w:r>
+      <w:r>
+        <w:t xml:space="preserve"> </w:t>
+      </w:r>
+      <w:r>
+        <w:t xml:space="preserve">that can be discussed most efficiently at the forthcoming planned benchmark and 2) to</w:t>
+      </w:r>
+      <w:r>
+        <w:t xml:space="preserve"> </w:t>
+      </w:r>
+      <w:r>
+        <w:t xml:space="preserve">help address a number of issues related to the MSE identified during the</w:t>
       </w:r>
       <w:r>
         <w:t xml:space="preserve"> </w:t>
@@ -227,29 +227,31 @@
         </w:r>
       </w:hyperlink>
       <w:r>
-        <w:t xml:space="preserve">. These include extensive time-varying selectivity, dynamic reference points that depend on terminal-year model conditions, and projection assumptions that differ from the assumptions used during model fitting. The SC13 base model therefore serves here as the reference assessment formulation from which reduced alternatives can be developed and tested.</w:t>
-      </w:r>
-    </w:p>
-    <w:p>
-      <w:pPr>
-        <w:pStyle w:val="BodyText"/>
-      </w:pPr>
-      <w:r>
-        <w:rPr>
-          <w:b/>
-          <w:bCs/>
-        </w:rPr>
-        <w:t xml:space="preserve">4.</w:t>
-      </w:r>
-      <w:r>
-        <w:t xml:space="preserve"> </w:t>
-      </w:r>
-      <w:r>
-        <w:rPr>
-          <w:i/>
-          <w:iCs/>
-        </w:rPr>
-        <w:t xml:space="preserve">This revision incorporates comments from Iago Mosqueira (IPSC/JRC) on selectivity uncertainty, index influence, recruitment regimes, reference point consistency, and northern stock harmonization. Notes appear in callout boxes throughout Section 6.</w:t>
+        <w:t xml:space="preserve">. These include</w:t>
+      </w:r>
+      <w:r>
+        <w:t xml:space="preserve"> </w:t>
+      </w:r>
+      <w:r>
+        <w:t xml:space="preserve">extensive time-varying selectivity, dynamic reference points that depend on terminal-year</w:t>
+      </w:r>
+      <w:r>
+        <w:t xml:space="preserve"> </w:t>
+      </w:r>
+      <w:r>
+        <w:t xml:space="preserve">model conditions, and projection assumptions that differ from the assumptions used during</w:t>
+      </w:r>
+      <w:r>
+        <w:t xml:space="preserve"> </w:t>
+      </w:r>
+      <w:r>
+        <w:t xml:space="preserve">model fitting. The SC13 base model therefore serves here as the reference assessment</w:t>
+      </w:r>
+      <w:r>
+        <w:t xml:space="preserve"> </w:t>
+      </w:r>
+      <w:r>
+        <w:t xml:space="preserve">formulation from which reduced alternatives can be developed and tested.</w:t>
       </w:r>
     </w:p>
     <w:bookmarkEnd w:id="24"/>
@@ -271,7 +273,7 @@
           <w:b/>
           <w:bCs/>
         </w:rPr>
-        <w:t xml:space="preserve">5.</w:t>
+        <w:t xml:space="preserve">3.</w:t>
       </w:r>
       <w:r>
         <w:t xml:space="preserve"> </w:t>
@@ -286,13 +288,19 @@
         <w:t xml:space="preserve">(D. Fournier &amp; Archibald, 1982; Hilborn &amp; Walters, 1992)</w:t>
       </w:r>
       <w:r>
-        <w:t xml:space="preserve">. The broader modelling approach also depends on standard growth and generalized linear model concepts used throughout fisheries science</w:t>
-      </w:r>
-      <w:r>
-        <w:t xml:space="preserve"> </w:t>
-      </w:r>
-      <w:r>
-        <w:t xml:space="preserve">(Bertalanffy, 1957; McCullagh &amp; Nelder, 1989; Nelder &amp; Wedderburn, 1972)</w:t>
+        <w:t xml:space="preserve">.</w:t>
+      </w:r>
+      <w:r>
+        <w:t xml:space="preserve"> </w:t>
+      </w:r>
+      <w:r>
+        <w:t xml:space="preserve">The formal technical reference for the accepted SC13 assessment remains Annex 11 of the SC13 report, the Jack Mackerel Technical Annex</w:t>
+      </w:r>
+      <w:r>
+        <w:t xml:space="preserve"> </w:t>
+      </w:r>
+      <w:r>
+        <w:t xml:space="preserve">(SPRFMO Scientific Committee, 2025)</w:t>
       </w:r>
       <w:r>
         <w:t xml:space="preserve">.</w:t>
@@ -307,22 +315,79 @@
           <w:b/>
           <w:bCs/>
         </w:rPr>
-        <w:t xml:space="preserve">6.</w:t>
-      </w:r>
-      <w:r>
-        <w:t xml:space="preserve"> </w:t>
-      </w:r>
-      <w:r>
-        <w:t xml:space="preserve">The formal technical reference for the accepted SC13 assessment remains Annex 11 of the SC13 report, the Jack Mackerel Technical Annex</w:t>
-      </w:r>
-      <w:r>
-        <w:t xml:space="preserve"> </w:t>
-      </w:r>
-      <w:r>
-        <w:t xml:space="preserve">(SPRFMO Scientific Committee, 2025)</w:t>
-      </w:r>
-      <w:r>
-        <w:t xml:space="preserve">.</w:t>
+        <w:t xml:space="preserve">4.</w:t>
+      </w:r>
+      <w:r>
+        <w:t xml:space="preserve"> </w:t>
+      </w:r>
+      <w:r>
+        <w:t xml:space="preserve">Within the present repository, the SC13 assessment update is represented by model series</w:t>
+      </w:r>
+      <w:r>
+        <w:t xml:space="preserve"> </w:t>
+      </w:r>
+      <w:r>
+        <w:rPr>
+          <w:rStyle w:val="VerbatimChar"/>
+        </w:rPr>
+        <w:t xml:space="preserve">1.14</w:t>
+      </w:r>
+      <w:r>
+        <w:t xml:space="preserve">. The file</w:t>
+      </w:r>
+      <w:r>
+        <w:t xml:space="preserve"> </w:t>
+      </w:r>
+      <w:r>
+        <w:rPr>
+          <w:rStyle w:val="VerbatimChar"/>
+        </w:rPr>
+        <w:t xml:space="preserve">assessment/README.md</w:t>
+      </w:r>
+      <w:r>
+        <w:t xml:space="preserve"> </w:t>
+      </w:r>
+      <w:r>
+        <w:t xml:space="preserve">documents the sequence of changes leading to this configuration. In summary, the 2025 assessment update began with a base update to data and model structure (</w:t>
+      </w:r>
+      <w:r>
+        <w:rPr>
+          <w:rStyle w:val="VerbatimChar"/>
+        </w:rPr>
+        <w:t xml:space="preserve">1.00</w:t>
+      </w:r>
+      <w:r>
+        <w:t xml:space="preserve">) and then proceeded through a sequence of modifications affecting 2025 selectivity, weighting of 2025 age compositions, downweighting of early years of the northern Chile acoustic index, and historical weight-at-age for the Far North fleet. The final advice models were fitted under both stock hypotheses:</w:t>
+      </w:r>
+      <w:r>
+        <w:t xml:space="preserve"> </w:t>
+      </w:r>
+      <w:r>
+        <w:rPr>
+          <w:rStyle w:val="VerbatimChar"/>
+        </w:rPr>
+        <w:t xml:space="preserve">h1_1.14</w:t>
+      </w:r>
+      <w:r>
+        <w:t xml:space="preserve"> </w:t>
+      </w:r>
+      <w:r>
+        <w:t xml:space="preserve">for the single-stock hypothesis and</w:t>
+      </w:r>
+      <w:r>
+        <w:t xml:space="preserve"> </w:t>
+      </w:r>
+      <w:r>
+        <w:rPr>
+          <w:rStyle w:val="VerbatimChar"/>
+        </w:rPr>
+        <w:t xml:space="preserve">h2_1.14</w:t>
+      </w:r>
+      <w:r>
+        <w:t xml:space="preserve"> </w:t>
+      </w:r>
+      <w:r>
+        <w:t xml:space="preserve">for the two-stock hypothesis.</w:t>
       </w:r>
     </w:p>
     <w:p>
@@ -334,91 +399,7 @@
           <w:b/>
           <w:bCs/>
         </w:rPr>
-        <w:t xml:space="preserve">7.</w:t>
-      </w:r>
-      <w:r>
-        <w:t xml:space="preserve"> </w:t>
-      </w:r>
-      <w:r>
-        <w:t xml:space="preserve">Within the present repository, the SC13 assessment update is represented by model series</w:t>
-      </w:r>
-      <w:r>
-        <w:t xml:space="preserve"> </w:t>
-      </w:r>
-      <w:r>
-        <w:rPr>
-          <w:rStyle w:val="VerbatimChar"/>
-        </w:rPr>
-        <w:t xml:space="preserve">1.14</w:t>
-      </w:r>
-      <w:r>
-        <w:t xml:space="preserve">. The file</w:t>
-      </w:r>
-      <w:r>
-        <w:t xml:space="preserve"> </w:t>
-      </w:r>
-      <w:r>
-        <w:rPr>
-          <w:rStyle w:val="VerbatimChar"/>
-        </w:rPr>
-        <w:t xml:space="preserve">assessment/README.md</w:t>
-      </w:r>
-      <w:r>
-        <w:t xml:space="preserve"> </w:t>
-      </w:r>
-      <w:r>
-        <w:t xml:space="preserve">documents the sequence of changes leading to this configuration. In summary, the 2025 assessment update began with a base update to data and model structure (</w:t>
-      </w:r>
-      <w:r>
-        <w:rPr>
-          <w:rStyle w:val="VerbatimChar"/>
-        </w:rPr>
-        <w:t xml:space="preserve">1.00</w:t>
-      </w:r>
-      <w:r>
-        <w:t xml:space="preserve">) and then proceeded through a sequence of modifications affecting 2025 selectivity, weighting of 2025 age compositions, downweighting of early years of the northern Chile acoustic index, and historical weight-at-age for the Far North fleet. The final advice models were fitted under both stock hypotheses:</w:t>
-      </w:r>
-      <w:r>
-        <w:t xml:space="preserve"> </w:t>
-      </w:r>
-      <w:r>
-        <w:rPr>
-          <w:rStyle w:val="VerbatimChar"/>
-        </w:rPr>
-        <w:t xml:space="preserve">h1_1.14</w:t>
-      </w:r>
-      <w:r>
-        <w:t xml:space="preserve"> </w:t>
-      </w:r>
-      <w:r>
-        <w:t xml:space="preserve">for the single-stock hypothesis and</w:t>
-      </w:r>
-      <w:r>
-        <w:t xml:space="preserve"> </w:t>
-      </w:r>
-      <w:r>
-        <w:rPr>
-          <w:rStyle w:val="VerbatimChar"/>
-        </w:rPr>
-        <w:t xml:space="preserve">h2_1.14</w:t>
-      </w:r>
-      <w:r>
-        <w:t xml:space="preserve"> </w:t>
-      </w:r>
-      <w:r>
-        <w:t xml:space="preserve">for the two-stock hypothesis.</w:t>
-      </w:r>
-    </w:p>
-    <w:p>
-      <w:pPr>
-        <w:pStyle w:val="BodyText"/>
-      </w:pPr>
-      <w:r>
-        <w:rPr>
-          <w:b/>
-          <w:bCs/>
-        </w:rPr>
-        <w:t xml:space="preserve">8.</w:t>
+        <w:t xml:space="preserve">5.</w:t>
       </w:r>
       <w:r>
         <w:t xml:space="preserve"> </w:t>
@@ -485,7 +466,7 @@
           <w:b/>
           <w:bCs/>
         </w:rPr>
-        <w:t xml:space="preserve">9.</w:t>
+        <w:t xml:space="preserve">6.</w:t>
       </w:r>
       <w:r>
         <w:t xml:space="preserve"> </w:t>
@@ -659,7 +640,7 @@
           <w:b/>
           <w:bCs/>
         </w:rPr>
-        <w:t xml:space="preserve">10.</w:t>
+        <w:t xml:space="preserve">7.</w:t>
       </w:r>
       <w:r>
         <w:t xml:space="preserve"> </w:t>
@@ -696,7 +677,7 @@
           <w:b/>
           <w:bCs/>
         </w:rPr>
-        <w:t xml:space="preserve">11.</w:t>
+        <w:t xml:space="preserve">8.</w:t>
       </w:r>
       <w:r>
         <w:t xml:space="preserve"> </w:t>
@@ -732,7 +713,7 @@
           <w:b/>
           <w:bCs/>
         </w:rPr>
-        <w:t xml:space="preserve">12.</w:t>
+        <w:t xml:space="preserve">9.</w:t>
       </w:r>
       <w:r>
         <w:t xml:space="preserve"> </w:t>
@@ -775,7 +756,7 @@
           <w:b/>
           <w:bCs/>
         </w:rPr>
-        <w:t xml:space="preserve">13.</w:t>
+        <w:t xml:space="preserve">10.</w:t>
       </w:r>
       <w:r>
         <w:t xml:space="preserve"> </w:t>
@@ -865,7 +846,7 @@
           <w:b/>
           <w:bCs/>
         </w:rPr>
-        <w:t xml:space="preserve">14.</w:t>
+        <w:t xml:space="preserve">11.</w:t>
       </w:r>
       <w:r>
         <w:t xml:space="preserve"> </w:t>
@@ -949,7 +930,7 @@
           <w:b/>
           <w:bCs/>
         </w:rPr>
-        <w:t xml:space="preserve">15.</w:t>
+        <w:t xml:space="preserve">12.</w:t>
       </w:r>
       <w:r>
         <w:t xml:space="preserve"> </w:t>
@@ -1093,7 +1074,7 @@
           <w:b/>
           <w:bCs/>
         </w:rPr>
-        <w:t xml:space="preserve">16.</w:t>
+        <w:t xml:space="preserve">13.</w:t>
       </w:r>
       <w:r>
         <w:t xml:space="preserve"> </w:t>
@@ -1130,22 +1111,46 @@
           <w:b/>
           <w:bCs/>
         </w:rPr>
-        <w:t xml:space="preserve">17.</w:t>
-      </w:r>
-      <w:r>
-        <w:t xml:space="preserve"> </w:t>
-      </w:r>
-      <w:r>
-        <w:t xml:space="preserve">The annex and control files together indicate a standard age-structured population dynamic framework with stock recruitment, natural mortality, growth, maturity, fleet selectivity, survey selectivity, and catchability. The growth component follows the usual fisheries implementation of the von Bertalanffy growth relationship</w:t>
-      </w:r>
-      <w:r>
-        <w:t xml:space="preserve"> </w:t>
-      </w:r>
-      <w:r>
-        <w:t xml:space="preserve">(Bertalanffy, 1957; Beverton &amp; Holt, 1957)</w:t>
-      </w:r>
-      <w:r>
-        <w:t xml:space="preserve">. The Far North fleet is modelled through predicted length compositions derived from the age-structured population and the specified growth schedule.</w:t>
+        <w:t xml:space="preserve">14.</w:t>
+      </w:r>
+      <w:r>
+        <w:t xml:space="preserve"> </w:t>
+      </w:r>
+      <w:r>
+        <w:t xml:space="preserve">The annex and control files together indicate a standard age-structured population dynamic</w:t>
+      </w:r>
+      <w:r>
+        <w:t xml:space="preserve"> </w:t>
+      </w:r>
+      <w:r>
+        <w:t xml:space="preserve">framework with stock recruitment, natural mortality, growth, maturity, fleet selectivity,</w:t>
+      </w:r>
+      <w:r>
+        <w:t xml:space="preserve"> </w:t>
+      </w:r>
+      <w:r>
+        <w:t xml:space="preserve">survey selectivity, and catchability. The growth component follows the usual fisheries</w:t>
+      </w:r>
+      <w:r>
+        <w:t xml:space="preserve"> </w:t>
+      </w:r>
+      <w:r>
+        <w:t xml:space="preserve">implementation of the growth</w:t>
+      </w:r>
+      <w:r>
+        <w:t xml:space="preserve"> </w:t>
+      </w:r>
+      <w:r>
+        <w:t xml:space="preserve">(Beverton &amp; Holt, 1957)</w:t>
+      </w:r>
+      <w:r>
+        <w:t xml:space="preserve">.</w:t>
+      </w:r>
+      <w:r>
+        <w:t xml:space="preserve"> </w:t>
+      </w:r>
+      <w:r>
+        <w:t xml:space="preserve">The Far North fleet is modelled through predicted length compositions derived from the age-structured population and the specified growth schedule.</w:t>
       </w:r>
     </w:p>
     <w:p>
@@ -1157,7 +1162,7 @@
           <w:b/>
           <w:bCs/>
         </w:rPr>
-        <w:t xml:space="preserve">18.</w:t>
+        <w:t xml:space="preserve">15.</w:t>
       </w:r>
       <w:r>
         <w:t xml:space="preserve"> </w:t>
@@ -1184,7 +1189,7 @@
           <w:b/>
           <w:bCs/>
         </w:rPr>
-        <w:t xml:space="preserve">19.</w:t>
+        <w:t xml:space="preserve">16.</w:t>
       </w:r>
       <w:r>
         <w:t xml:space="preserve"> </w:t>
@@ -1211,7 +1216,7 @@
           <w:b/>
           <w:bCs/>
         </w:rPr>
-        <w:t xml:space="preserve">20.</w:t>
+        <w:t xml:space="preserve">17.</w:t>
       </w:r>
       <w:r>
         <w:t xml:space="preserve"> </w:t>
@@ -1239,7 +1244,7 @@
           <w:b/>
           <w:bCs/>
         </w:rPr>
-        <w:t xml:space="preserve">21.</w:t>
+        <w:t xml:space="preserve">18.</w:t>
       </w:r>
       <w:r>
         <w:t xml:space="preserve"> </w:t>
@@ -1361,7 +1366,7 @@
           <w:b/>
           <w:bCs/>
         </w:rPr>
-        <w:t xml:space="preserve">22.</w:t>
+        <w:t xml:space="preserve">19.</w:t>
       </w:r>
       <w:r>
         <w:t xml:space="preserve"> </w:t>
@@ -1447,7 +1452,7 @@
           <w:b/>
           <w:bCs/>
         </w:rPr>
-        <w:t xml:space="preserve">23.</w:t>
+        <w:t xml:space="preserve">20.</w:t>
       </w:r>
       <w:r>
         <w:t xml:space="preserve"> </w:t>
@@ -1480,7 +1485,7 @@
           <w:b/>
           <w:bCs/>
         </w:rPr>
-        <w:t xml:space="preserve">24.</w:t>
+        <w:t xml:space="preserve">21.</w:t>
       </w:r>
       <w:r>
         <w:t xml:space="preserve"> </w:t>
@@ -1513,7 +1518,7 @@
           <w:b/>
           <w:bCs/>
         </w:rPr>
-        <w:t xml:space="preserve">25.</w:t>
+        <w:t xml:space="preserve">22.</w:t>
       </w:r>
       <w:r>
         <w:t xml:space="preserve"> </w:t>
@@ -1580,7 +1585,7 @@
           <w:b/>
           <w:bCs/>
         </w:rPr>
-        <w:t xml:space="preserve">26.</w:t>
+        <w:t xml:space="preserve">23.</w:t>
       </w:r>
       <w:r>
         <w:t xml:space="preserve"> </w:t>
@@ -1613,7 +1618,7 @@
           <w:b/>
           <w:bCs/>
         </w:rPr>
-        <w:t xml:space="preserve">27.</w:t>
+        <w:t xml:space="preserve">24.</w:t>
       </w:r>
       <w:r>
         <w:t xml:space="preserve"> </w:t>
@@ -1667,7 +1672,7 @@
           <w:b/>
           <w:bCs/>
         </w:rPr>
-        <w:t xml:space="preserve">28.</w:t>
+        <w:t xml:space="preserve">25.</w:t>
       </w:r>
       <w:r>
         <w:t xml:space="preserve"> </w:t>
@@ -1757,7 +1762,7 @@
           <w:b/>
           <w:bCs/>
         </w:rPr>
-        <w:t xml:space="preserve">29.</w:t>
+        <w:t xml:space="preserve">26.</w:t>
       </w:r>
       <w:r>
         <w:t xml:space="preserve"> </w:t>
@@ -1815,7 +1820,7 @@
           <w:b/>
           <w:bCs/>
         </w:rPr>
-        <w:t xml:space="preserve">30.</w:t>
+        <w:t xml:space="preserve">27.</w:t>
       </w:r>
       <w:r>
         <w:t xml:space="preserve"> </w:t>
@@ -2329,7 +2334,7 @@
           <w:b/>
           <w:bCs/>
         </w:rPr>
-        <w:t xml:space="preserve">31.</w:t>
+        <w:t xml:space="preserve">28.</w:t>
       </w:r>
       <w:r>
         <w:t xml:space="preserve"> </w:t>
@@ -2358,7 +2363,7 @@
           <w:b/>
           <w:bCs/>
         </w:rPr>
-        <w:t xml:space="preserve">32.</w:t>
+        <w:t xml:space="preserve">29.</w:t>
       </w:r>
       <w:r>
         <w:t xml:space="preserve"> </w:t>
@@ -2388,7 +2393,7 @@
           <w:b/>
           <w:bCs/>
         </w:rPr>
-        <w:t xml:space="preserve">33.</w:t>
+        <w:t xml:space="preserve">30.</w:t>
       </w:r>
       <w:r>
         <w:t xml:space="preserve"> </w:t>
@@ -2439,7 +2444,7 @@
           <w:b/>
           <w:bCs/>
         </w:rPr>
-        <w:t xml:space="preserve">34.</w:t>
+        <w:t xml:space="preserve">31.</w:t>
       </w:r>
       <w:r>
         <w:t xml:space="preserve"> </w:t>
@@ -2551,7 +2556,7 @@
           <w:b/>
           <w:bCs/>
         </w:rPr>
-        <w:t xml:space="preserve">35.</w:t>
+        <w:t xml:space="preserve">32.</w:t>
       </w:r>
       <w:r>
         <w:t xml:space="preserve"> </w:t>
@@ -2608,7 +2613,7 @@
           <w:b/>
           <w:bCs/>
         </w:rPr>
-        <w:t xml:space="preserve">36.</w:t>
+        <w:t xml:space="preserve">33.</w:t>
       </w:r>
       <w:r>
         <w:t xml:space="preserve"> </w:t>
@@ -2702,7 +2707,7 @@
           <w:b/>
           <w:bCs/>
         </w:rPr>
-        <w:t xml:space="preserve">37.</w:t>
+        <w:t xml:space="preserve">34.</w:t>
       </w:r>
       <w:r>
         <w:t xml:space="preserve"> </w:t>
@@ -2720,7 +2725,7 @@
           <w:b/>
           <w:bCs/>
         </w:rPr>
-        <w:t xml:space="preserve">38.</w:t>
+        <w:t xml:space="preserve">35.</w:t>
       </w:r>
       <w:r>
         <w:t xml:space="preserve"> </w:t>
@@ -3527,7 +3532,7 @@
           <w:b/>
           <w:bCs/>
         </w:rPr>
-        <w:t xml:space="preserve">39.</w:t>
+        <w:t xml:space="preserve">36.</w:t>
       </w:r>
       <w:r>
         <w:t xml:space="preserve"> </w:t>
@@ -3590,7 +3595,7 @@
           <w:b/>
           <w:bCs/>
         </w:rPr>
-        <w:t xml:space="preserve">40.</w:t>
+        <w:t xml:space="preserve">37.</w:t>
       </w:r>
       <w:r>
         <w:t xml:space="preserve"> </w:t>
@@ -3620,7 +3625,7 @@
           <w:b/>
           <w:bCs/>
         </w:rPr>
-        <w:t xml:space="preserve">41.</w:t>
+        <w:t xml:space="preserve">38.</w:t>
       </w:r>
       <w:r>
         <w:t xml:space="preserve"> </w:t>
@@ -3985,7 +3990,7 @@
           <w:b/>
           <w:bCs/>
         </w:rPr>
-        <w:t xml:space="preserve">42.</w:t>
+        <w:t xml:space="preserve">39.</w:t>
       </w:r>
       <w:r>
         <w:t xml:space="preserve"> </w:t>
@@ -4204,7 +4209,7 @@
                 <w:b/>
                 <w:bCs/>
               </w:rPr>
-              <w:t xml:space="preserve">43.</w:t>
+              <w:t xml:space="preserve">40.</w:t>
             </w:r>
             <w:r>
               <w:t xml:space="preserve"> </w:t>
@@ -4241,7 +4246,7 @@
           <w:b/>
           <w:bCs/>
         </w:rPr>
-        <w:t xml:space="preserve">44.</w:t>
+        <w:t xml:space="preserve">41.</w:t>
       </w:r>
       <w:r>
         <w:t xml:space="preserve"> </w:t>
@@ -4290,7 +4295,7 @@
           <w:b/>
           <w:bCs/>
         </w:rPr>
-        <w:t xml:space="preserve">45.</w:t>
+        <w:t xml:space="preserve">42.</w:t>
       </w:r>
       <w:r>
         <w:t xml:space="preserve"> </w:t>
@@ -4314,7 +4319,7 @@
           <w:b/>
           <w:bCs/>
         </w:rPr>
-        <w:t xml:space="preserve">46.</w:t>
+        <w:t xml:space="preserve">43.</w:t>
       </w:r>
       <w:r>
         <w:t xml:space="preserve"> </w:t>
@@ -4351,7 +4356,7 @@
           <w:b/>
           <w:bCs/>
         </w:rPr>
-        <w:t xml:space="preserve">47.</w:t>
+        <w:t xml:space="preserve">44.</w:t>
       </w:r>
       <w:r>
         <w:t xml:space="preserve"> </w:t>
@@ -4378,7 +4383,7 @@
           <w:b/>
           <w:bCs/>
         </w:rPr>
-        <w:t xml:space="preserve">48.</w:t>
+        <w:t xml:space="preserve">45.</w:t>
       </w:r>
       <w:r>
         <w:t xml:space="preserve"> </w:t>
@@ -4472,7 +4477,7 @@
           <w:b/>
           <w:bCs/>
         </w:rPr>
-        <w:t xml:space="preserve">49.</w:t>
+        <w:t xml:space="preserve">46.</w:t>
       </w:r>
       <w:r>
         <w:t xml:space="preserve"> </w:t>
@@ -4500,7 +4505,7 @@
           <w:b/>
           <w:bCs/>
         </w:rPr>
-        <w:t xml:space="preserve">50.</w:t>
+        <w:t xml:space="preserve">47.</w:t>
       </w:r>
       <w:r>
         <w:t xml:space="preserve"> </w:t>
@@ -4594,7 +4599,7 @@
           <w:b/>
           <w:bCs/>
         </w:rPr>
-        <w:t xml:space="preserve">51.</w:t>
+        <w:t xml:space="preserve">48.</w:t>
       </w:r>
       <w:r>
         <w:t xml:space="preserve"> </w:t>
@@ -4622,7 +4627,7 @@
           <w:b/>
           <w:bCs/>
         </w:rPr>
-        <w:t xml:space="preserve">52.</w:t>
+        <w:t xml:space="preserve">49.</w:t>
       </w:r>
       <w:r>
         <w:t xml:space="preserve"> </w:t>
@@ -4716,7 +4721,7 @@
           <w:b/>
           <w:bCs/>
         </w:rPr>
-        <w:t xml:space="preserve">53.</w:t>
+        <w:t xml:space="preserve">50.</w:t>
       </w:r>
       <w:r>
         <w:t xml:space="preserve"> </w:t>
@@ -4759,7 +4764,7 @@
           <w:b/>
           <w:bCs/>
         </w:rPr>
-        <w:t xml:space="preserve">54.</w:t>
+        <w:t xml:space="preserve">51.</w:t>
       </w:r>
       <w:r>
         <w:t xml:space="preserve"> </w:t>
@@ -4834,7 +4839,7 @@
           <w:b/>
           <w:bCs/>
         </w:rPr>
-        <w:t xml:space="preserve">55.</w:t>
+        <w:t xml:space="preserve">52.</w:t>
       </w:r>
       <w:r>
         <w:t xml:space="preserve"> </w:t>
@@ -4862,7 +4867,7 @@
           <w:b/>
           <w:bCs/>
         </w:rPr>
-        <w:t xml:space="preserve">56.</w:t>
+        <w:t xml:space="preserve">53.</w:t>
       </w:r>
       <w:r>
         <w:t xml:space="preserve"> </w:t>
@@ -4944,7 +4949,7 @@
           <w:b/>
           <w:bCs/>
         </w:rPr>
-        <w:t xml:space="preserve">57.</w:t>
+        <w:t xml:space="preserve">54.</w:t>
       </w:r>
       <w:r>
         <w:t xml:space="preserve"> </w:t>
@@ -4996,7 +5001,7 @@
           <w:b/>
           <w:bCs/>
         </w:rPr>
-        <w:t xml:space="preserve">58.</w:t>
+        <w:t xml:space="preserve">55.</w:t>
       </w:r>
       <w:r>
         <w:t xml:space="preserve"> </w:t>
@@ -5014,7 +5019,7 @@
           <w:b/>
           <w:bCs/>
         </w:rPr>
-        <w:t xml:space="preserve">59.</w:t>
+        <w:t xml:space="preserve">56.</w:t>
       </w:r>
       <w:r>
         <w:t xml:space="preserve"> </w:t>
@@ -5089,7 +5094,7 @@
           <w:b/>
           <w:bCs/>
         </w:rPr>
-        <w:t xml:space="preserve">60.</w:t>
+        <w:t xml:space="preserve">57.</w:t>
       </w:r>
       <w:r>
         <w:t xml:space="preserve"> </w:t>
@@ -5117,7 +5122,7 @@
           <w:b/>
           <w:bCs/>
         </w:rPr>
-        <w:t xml:space="preserve">61.</w:t>
+        <w:t xml:space="preserve">58.</w:t>
       </w:r>
       <w:r>
         <w:t xml:space="preserve"> </w:t>
@@ -5458,7 +5463,7 @@
           <w:b/>
           <w:bCs/>
         </w:rPr>
-        <w:t xml:space="preserve">62.</w:t>
+        <w:t xml:space="preserve">59.</w:t>
       </w:r>
       <w:r>
         <w:t xml:space="preserve"> </w:t>
@@ -5573,7 +5578,7 @@
           <w:b/>
           <w:bCs/>
         </w:rPr>
-        <w:t xml:space="preserve">63.</w:t>
+        <w:t xml:space="preserve">60.</w:t>
       </w:r>
       <w:r>
         <w:t xml:space="preserve"> </w:t>
@@ -7966,7 +7971,7 @@
           <w:b/>
           <w:bCs/>
         </w:rPr>
-        <w:t xml:space="preserve">64.</w:t>
+        <w:t xml:space="preserve">61.</w:t>
       </w:r>
       <w:r>
         <w:t xml:space="preserve"> </w:t>
@@ -8041,7 +8046,7 @@
           <w:b/>
           <w:bCs/>
         </w:rPr>
-        <w:t xml:space="preserve">65.</w:t>
+        <w:t xml:space="preserve">62.</w:t>
       </w:r>
       <w:r>
         <w:t xml:space="preserve"> </w:t>
@@ -8074,7 +8079,7 @@
           <w:b/>
           <w:bCs/>
         </w:rPr>
-        <w:t xml:space="preserve">66.</w:t>
+        <w:t xml:space="preserve">63.</w:t>
       </w:r>
       <w:r>
         <w:t xml:space="preserve"> </w:t>
@@ -8266,7 +8271,7 @@
           <w:b/>
           <w:bCs/>
         </w:rPr>
-        <w:t xml:space="preserve">67.</w:t>
+        <w:t xml:space="preserve">64.</w:t>
       </w:r>
       <w:r>
         <w:t xml:space="preserve"> </w:t>
@@ -8398,7 +8403,7 @@
                 <w:b/>
                 <w:bCs/>
               </w:rPr>
-              <w:t xml:space="preserve">68.</w:t>
+              <w:t xml:space="preserve">65.</w:t>
             </w:r>
             <w:r>
               <w:t xml:space="preserve"> </w:t>
@@ -8419,7 +8424,7 @@
                 <w:b/>
                 <w:bCs/>
               </w:rPr>
-              <w:t xml:space="preserve">69.</w:t>
+              <w:t xml:space="preserve">66.</w:t>
             </w:r>
             <w:r>
               <w:t xml:space="preserve"> </w:t>
@@ -8473,7 +8478,7 @@
           <w:b/>
           <w:bCs/>
         </w:rPr>
-        <w:t xml:space="preserve">70.</w:t>
+        <w:t xml:space="preserve">67.</w:t>
       </w:r>
       <w:r>
         <w:t xml:space="preserve"> </w:t>
@@ -8706,7 +8711,7 @@
           <w:b/>
           <w:bCs/>
         </w:rPr>
-        <w:t xml:space="preserve">71.</w:t>
+        <w:t xml:space="preserve">68.</w:t>
       </w:r>
       <w:r>
         <w:t xml:space="preserve"> </w:t>
@@ -8952,7 +8957,7 @@
           <w:b/>
           <w:bCs/>
         </w:rPr>
-        <w:t xml:space="preserve">72.</w:t>
+        <w:t xml:space="preserve">69.</w:t>
       </w:r>
       <w:r>
         <w:t xml:space="preserve"> </w:t>
@@ -9278,7 +9283,7 @@
           <w:b/>
           <w:bCs/>
         </w:rPr>
-        <w:t xml:space="preserve">73.</w:t>
+        <w:t xml:space="preserve">70.</w:t>
       </w:r>
       <w:r>
         <w:t xml:space="preserve"> </w:t>
@@ -11749,7 +11754,7 @@
           <w:b/>
           <w:bCs/>
         </w:rPr>
-        <w:t xml:space="preserve">74.</w:t>
+        <w:t xml:space="preserve">71.</w:t>
       </w:r>
       <w:r>
         <w:t xml:space="preserve"> </w:t>
@@ -11827,7 +11832,7 @@
           <w:b/>
           <w:bCs/>
         </w:rPr>
-        <w:t xml:space="preserve">75.</w:t>
+        <w:t xml:space="preserve">72.</w:t>
       </w:r>
       <w:r>
         <w:t xml:space="preserve"> </w:t>
@@ -12064,7 +12069,7 @@
           <w:b/>
           <w:bCs/>
         </w:rPr>
-        <w:t xml:space="preserve">76.</w:t>
+        <w:t xml:space="preserve">73.</w:t>
       </w:r>
       <w:r>
         <w:t xml:space="preserve"> </w:t>
@@ -12542,7 +12547,7 @@
           <w:b/>
           <w:bCs/>
         </w:rPr>
-        <w:t xml:space="preserve">77.</w:t>
+        <w:t xml:space="preserve">74.</w:t>
       </w:r>
       <w:r>
         <w:t xml:space="preserve"> </w:t>
@@ -15622,7 +15627,7 @@
           <w:b/>
           <w:bCs/>
         </w:rPr>
-        <w:t xml:space="preserve">78.</w:t>
+        <w:t xml:space="preserve">75.</w:t>
       </w:r>
       <w:r>
         <w:t xml:space="preserve"> </w:t>
@@ -15772,7 +15777,7 @@
           <w:b/>
           <w:bCs/>
         </w:rPr>
-        <w:t xml:space="preserve">79.</w:t>
+        <w:t xml:space="preserve">76.</w:t>
       </w:r>
       <w:r>
         <w:t xml:space="preserve"> </w:t>
@@ -15790,7 +15795,7 @@
           <w:b/>
           <w:bCs/>
         </w:rPr>
-        <w:t xml:space="preserve">80.</w:t>
+        <w:t xml:space="preserve">77.</w:t>
       </w:r>
       <w:r>
         <w:t xml:space="preserve"> </w:t>
@@ -16002,7 +16007,7 @@
                 <w:b/>
                 <w:bCs/>
               </w:rPr>
-              <w:t xml:space="preserve">81.</w:t>
+              <w:t xml:space="preserve">78.</w:t>
             </w:r>
             <w:r>
               <w:t xml:space="preserve"> </w:t>
@@ -16133,7 +16138,7 @@
                 <w:b/>
                 <w:bCs/>
               </w:rPr>
-              <w:t xml:space="preserve">82.</w:t>
+              <w:t xml:space="preserve">79.</w:t>
             </w:r>
             <w:r>
               <w:t xml:space="preserve"> </w:t>
@@ -16191,7 +16196,7 @@
           <w:b/>
           <w:bCs/>
         </w:rPr>
-        <w:t xml:space="preserve">83.</w:t>
+        <w:t xml:space="preserve">80.</w:t>
       </w:r>
       <w:r>
         <w:t xml:space="preserve"> </w:t>
@@ -16287,7 +16292,7 @@
           <w:b/>
           <w:bCs/>
         </w:rPr>
-        <w:t xml:space="preserve">84.</w:t>
+        <w:t xml:space="preserve">81.</w:t>
       </w:r>
       <w:r>
         <w:t xml:space="preserve"> </w:t>
@@ -18691,7 +18696,7 @@
           <w:b/>
           <w:bCs/>
         </w:rPr>
-        <w:t xml:space="preserve">85.</w:t>
+        <w:t xml:space="preserve">82.</w:t>
       </w:r>
       <w:r>
         <w:t xml:space="preserve"> </w:t>
@@ -18890,7 +18895,7 @@
           <w:b/>
           <w:bCs/>
         </w:rPr>
-        <w:t xml:space="preserve">86.</w:t>
+        <w:t xml:space="preserve">83.</w:t>
       </w:r>
       <w:r>
         <w:t xml:space="preserve"> </w:t>
@@ -19042,7 +19047,7 @@
                 <w:b/>
                 <w:bCs/>
               </w:rPr>
-              <w:t xml:space="preserve">87.</w:t>
+              <w:t xml:space="preserve">84.</w:t>
             </w:r>
             <w:r>
               <w:t xml:space="preserve"> </w:t>
@@ -19075,7 +19080,7 @@
                 <w:b/>
                 <w:bCs/>
               </w:rPr>
-              <w:t xml:space="preserve">88.</w:t>
+              <w:t xml:space="preserve">85.</w:t>
             </w:r>
             <w:r>
               <w:t xml:space="preserve"> </w:t>
@@ -19097,7 +19102,7 @@
           <w:b/>
           <w:bCs/>
         </w:rPr>
-        <w:t xml:space="preserve">89.</w:t>
+        <w:t xml:space="preserve">86.</w:t>
       </w:r>
       <w:r>
         <w:t xml:space="preserve"> </w:t>
@@ -19328,7 +19333,7 @@
           <w:b/>
           <w:bCs/>
         </w:rPr>
-        <w:t xml:space="preserve">90.</w:t>
+        <w:t xml:space="preserve">87.</w:t>
       </w:r>
       <w:r>
         <w:t xml:space="preserve"> </w:t>
@@ -19459,7 +19464,7 @@
           <w:b/>
           <w:bCs/>
         </w:rPr>
-        <w:t xml:space="preserve">91.</w:t>
+        <w:t xml:space="preserve">88.</w:t>
       </w:r>
       <w:r>
         <w:t xml:space="preserve"> </w:t>
@@ -19739,7 +19744,7 @@
           <w:b/>
           <w:bCs/>
         </w:rPr>
-        <w:t xml:space="preserve">92.</w:t>
+        <w:t xml:space="preserve">89.</w:t>
       </w:r>
       <w:r>
         <w:t xml:space="preserve"> </w:t>
@@ -19775,7 +19780,7 @@
           <w:b/>
           <w:bCs/>
         </w:rPr>
-        <w:t xml:space="preserve">93.</w:t>
+        <w:t xml:space="preserve">90.</w:t>
       </w:r>
       <w:r>
         <w:t xml:space="preserve"> </w:t>
@@ -19985,7 +19990,7 @@
                 <w:b/>
                 <w:bCs/>
               </w:rPr>
-              <w:t xml:space="preserve">94.</w:t>
+              <w:t xml:space="preserve">91.</w:t>
             </w:r>
             <w:r>
               <w:t xml:space="preserve"> </w:t>
@@ -20117,7 +20122,7 @@
           <w:b/>
           <w:bCs/>
         </w:rPr>
-        <w:t xml:space="preserve">95.</w:t>
+        <w:t xml:space="preserve">92.</w:t>
       </w:r>
       <w:r>
         <w:t xml:space="preserve"> </w:t>
@@ -20146,7 +20151,7 @@
           <w:b/>
           <w:bCs/>
         </w:rPr>
-        <w:t xml:space="preserve">96.</w:t>
+        <w:t xml:space="preserve">93.</w:t>
       </w:r>
       <w:r>
         <w:t xml:space="preserve"> </w:t>
@@ -20798,7 +20803,7 @@
           <w:b/>
           <w:bCs/>
         </w:rPr>
-        <w:t xml:space="preserve">97.</w:t>
+        <w:t xml:space="preserve">94.</w:t>
       </w:r>
       <w:r>
         <w:t xml:space="preserve"> </w:t>
@@ -25963,7 +25968,7 @@
     </w:p>
     <w:bookmarkEnd w:id="156"/>
     <w:bookmarkEnd w:id="157"/>
-    <w:bookmarkStart w:id="191" w:name="references"/>
+    <w:bookmarkStart w:id="186" w:name="references"/>
     <w:p>
       <w:pPr>
         <w:pStyle w:val="Heading1"/>
@@ -25972,14 +25977,14 @@
         <w:t xml:space="preserve">References</w:t>
       </w:r>
     </w:p>
-    <w:bookmarkStart w:id="190" w:name="refs"/>
-    <w:bookmarkStart w:id="159" w:name="ref-vonbertalanffy1957growth"/>
+    <w:bookmarkStart w:id="185" w:name="refs"/>
+    <w:bookmarkStart w:id="158" w:name="ref-beverton1957dynamics"/>
     <w:p>
       <w:pPr>
         <w:pStyle w:val="Bibliography"/>
       </w:pPr>
       <w:r>
-        <w:t xml:space="preserve">Bertalanffy, L. von. (1957). Quantitative laws in metabolism and growth.</w:t>
+        <w:t xml:space="preserve">Beverton, R. J. H., &amp; Holt, S. J. (1957).</w:t>
       </w:r>
       <w:r>
         <w:t xml:space="preserve"> </w:t>
@@ -25989,44 +25994,23 @@
           <w:i/>
           <w:iCs/>
         </w:rPr>
-        <w:t xml:space="preserve">The Quarterly Review of Biology</w:t>
-      </w:r>
-      <w:r>
-        <w:t xml:space="preserve">,</w:t>
-      </w:r>
-      <w:r>
-        <w:t xml:space="preserve"> </w:t>
-      </w:r>
-      <w:r>
-        <w:rPr>
-          <w:i/>
-          <w:iCs/>
-        </w:rPr>
-        <w:t xml:space="preserve">32</w:t>
-      </w:r>
-      <w:r>
-        <w:t xml:space="preserve">(3), 217–231.</w:t>
-      </w:r>
-      <w:r>
-        <w:t xml:space="preserve"> </w:t>
-      </w:r>
-      <w:hyperlink r:id="rId158">
-        <w:r>
-          <w:rPr>
-            <w:rStyle w:val="Hyperlink"/>
-          </w:rPr>
-          <w:t xml:space="preserve">https://doi.org/10.1086/401873</w:t>
-        </w:r>
-      </w:hyperlink>
+        <w:t xml:space="preserve">On the dynamics of exploited fish populations</w:t>
+      </w:r>
+      <w:r>
+        <w:t xml:space="preserve"> </w:t>
+      </w:r>
+      <w:r>
+        <w:t xml:space="preserve">(Vol. 19, p. 533). H. M. Stationery Office.</w:t>
+      </w:r>
     </w:p>
-    <w:bookmarkEnd w:id="159"/>
-    <w:bookmarkStart w:id="160" w:name="ref-beverton1957dynamics"/>
+    <w:bookmarkEnd w:id="158"/>
+    <w:bookmarkStart w:id="160" w:name="ref-butterworth1999procedures"/>
     <w:p>
       <w:pPr>
         <w:pStyle w:val="Bibliography"/>
       </w:pPr>
       <w:r>
-        <w:t xml:space="preserve">Beverton, R. J. H., &amp; Holt, S. J. (1957).</w:t>
+        <w:t xml:space="preserve">Butterworth, D. S., &amp; Punt, A. E. (1999). Experiences in the evaluation and implementation of management procedures.</w:t>
       </w:r>
       <w:r>
         <w:t xml:space="preserve"> </w:t>
@@ -26036,23 +26020,10 @@
           <w:i/>
           <w:iCs/>
         </w:rPr>
-        <w:t xml:space="preserve">On the dynamics of exploited fish populations</w:t>
-      </w:r>
-      <w:r>
-        <w:t xml:space="preserve"> </w:t>
-      </w:r>
-      <w:r>
-        <w:t xml:space="preserve">(Vol. 19, p. 533). H. M. Stationery Office.</w:t>
-      </w:r>
-    </w:p>
-    <w:bookmarkEnd w:id="160"/>
-    <w:bookmarkStart w:id="162" w:name="ref-butterworth1999procedures"/>
-    <w:p>
-      <w:pPr>
-        <w:pStyle w:val="Bibliography"/>
-      </w:pPr>
-      <w:r>
-        <w:t xml:space="preserve">Butterworth, D. S., &amp; Punt, A. E. (1999). Experiences in the evaluation and implementation of management procedures.</w:t>
+        <w:t xml:space="preserve">ICES Journal of Marine Science</w:t>
+      </w:r>
+      <w:r>
+        <w:t xml:space="preserve">,</w:t>
       </w:r>
       <w:r>
         <w:t xml:space="preserve"> </w:t>
@@ -26062,19 +26033,6 @@
           <w:i/>
           <w:iCs/>
         </w:rPr>
-        <w:t xml:space="preserve">ICES Journal of Marine Science</w:t>
-      </w:r>
-      <w:r>
-        <w:t xml:space="preserve">,</w:t>
-      </w:r>
-      <w:r>
-        <w:t xml:space="preserve"> </w:t>
-      </w:r>
-      <w:r>
-        <w:rPr>
-          <w:i/>
-          <w:iCs/>
-        </w:rPr>
         <w:t xml:space="preserve">56</w:t>
       </w:r>
       <w:r>
@@ -26083,7 +26041,7 @@
       <w:r>
         <w:t xml:space="preserve"> </w:t>
       </w:r>
-      <w:hyperlink r:id="rId161">
+      <w:hyperlink r:id="rId159">
         <w:r>
           <w:rPr>
             <w:rStyle w:val="Hyperlink"/>
@@ -26092,8 +26050,8 @@
         </w:r>
       </w:hyperlink>
     </w:p>
-    <w:bookmarkEnd w:id="162"/>
-    <w:bookmarkStart w:id="164" w:name="ref-carruthers2024roadmap"/>
+    <w:bookmarkEnd w:id="160"/>
+    <w:bookmarkStart w:id="162" w:name="ref-carruthers2024roadmap"/>
     <w:p>
       <w:pPr>
         <w:pStyle w:val="Bibliography"/>
@@ -26156,7 +26114,7 @@
       <w:r>
         <w:t xml:space="preserve"> </w:t>
       </w:r>
-      <w:hyperlink r:id="rId163">
+      <w:hyperlink r:id="rId161">
         <w:r>
           <w:rPr>
             <w:rStyle w:val="Hyperlink"/>
@@ -26165,8 +26123,8 @@
         </w:r>
       </w:hyperlink>
     </w:p>
-    <w:bookmarkEnd w:id="164"/>
-    <w:bookmarkStart w:id="166" w:name="ref-fournier2012admb"/>
+    <w:bookmarkEnd w:id="162"/>
+    <w:bookmarkStart w:id="164" w:name="ref-fournier2012admb"/>
     <w:p>
       <w:pPr>
         <w:pStyle w:val="Bibliography"/>
@@ -26203,7 +26161,7 @@
       <w:r>
         <w:t xml:space="preserve"> </w:t>
       </w:r>
-      <w:hyperlink r:id="rId165">
+      <w:hyperlink r:id="rId163">
         <w:r>
           <w:rPr>
             <w:rStyle w:val="Hyperlink"/>
@@ -26212,8 +26170,8 @@
         </w:r>
       </w:hyperlink>
     </w:p>
-    <w:bookmarkEnd w:id="166"/>
-    <w:bookmarkStart w:id="168" w:name="ref-fournier1982catchage"/>
+    <w:bookmarkEnd w:id="164"/>
+    <w:bookmarkStart w:id="166" w:name="ref-fournier1982catchage"/>
     <w:p>
       <w:pPr>
         <w:pStyle w:val="Bibliography"/>
@@ -26250,7 +26208,7 @@
       <w:r>
         <w:t xml:space="preserve"> </w:t>
       </w:r>
-      <w:hyperlink r:id="rId167">
+      <w:hyperlink r:id="rId165">
         <w:r>
           <w:rPr>
             <w:rStyle w:val="Hyperlink"/>
@@ -26259,8 +26217,8 @@
         </w:r>
       </w:hyperlink>
     </w:p>
-    <w:bookmarkEnd w:id="168"/>
-    <w:bookmarkStart w:id="170" w:name="ref-francis2011weighting"/>
+    <w:bookmarkEnd w:id="166"/>
+    <w:bookmarkStart w:id="168" w:name="ref-francis2011weighting"/>
     <w:p>
       <w:pPr>
         <w:pStyle w:val="Bibliography"/>
@@ -26297,7 +26255,7 @@
       <w:r>
         <w:t xml:space="preserve"> </w:t>
       </w:r>
-      <w:hyperlink r:id="rId169">
+      <w:hyperlink r:id="rId167">
         <w:r>
           <w:rPr>
             <w:rStyle w:val="Hyperlink"/>
@@ -26306,8 +26264,8 @@
         </w:r>
       </w:hyperlink>
     </w:p>
-    <w:bookmarkEnd w:id="170"/>
-    <w:bookmarkStart w:id="172" w:name="ref-hilborn1992quantitative"/>
+    <w:bookmarkEnd w:id="168"/>
+    <w:bookmarkStart w:id="170" w:name="ref-hilborn1992quantitative"/>
     <w:p>
       <w:pPr>
         <w:pStyle w:val="Bibliography"/>
@@ -26331,7 +26289,7 @@
       <w:r>
         <w:t xml:space="preserve"> </w:t>
       </w:r>
-      <w:hyperlink r:id="rId171">
+      <w:hyperlink r:id="rId169">
         <w:r>
           <w:rPr>
             <w:rStyle w:val="Hyperlink"/>
@@ -26340,8 +26298,8 @@
         </w:r>
       </w:hyperlink>
     </w:p>
-    <w:bookmarkEnd w:id="172"/>
-    <w:bookmarkStart w:id="174" w:name="ref-linton2011selectivity"/>
+    <w:bookmarkEnd w:id="170"/>
+    <w:bookmarkStart w:id="172" w:name="ref-linton2011selectivity"/>
     <w:p>
       <w:pPr>
         <w:pStyle w:val="Bibliography"/>
@@ -26378,7 +26336,7 @@
       <w:r>
         <w:t xml:space="preserve"> </w:t>
       </w:r>
-      <w:hyperlink r:id="rId173">
+      <w:hyperlink r:id="rId171">
         <w:r>
           <w:rPr>
             <w:rStyle w:val="Hyperlink"/>
@@ -26387,14 +26345,14 @@
         </w:r>
       </w:hyperlink>
     </w:p>
-    <w:bookmarkEnd w:id="174"/>
-    <w:bookmarkStart w:id="175" w:name="ref-mccullagh1989glm"/>
+    <w:bookmarkEnd w:id="172"/>
+    <w:bookmarkStart w:id="174" w:name="ref-punt2016bestpractices"/>
     <w:p>
       <w:pPr>
         <w:pStyle w:val="Bibliography"/>
       </w:pPr>
       <w:r>
-        <w:t xml:space="preserve">McCullagh, P., &amp; Nelder, J. A. (1989).</w:t>
+        <w:t xml:space="preserve">Punt, A. E., Butterworth, D. S., Moor, C. L. de, Oliveira, J. A. A. de, &amp; Haddon, M. (2016). Management strategy evaluation: Best practices.</w:t>
       </w:r>
       <w:r>
         <w:t xml:space="preserve"> </w:t>
@@ -26404,23 +26362,10 @@
           <w:i/>
           <w:iCs/>
         </w:rPr>
-        <w:t xml:space="preserve">Generalized linear models</w:t>
-      </w:r>
-      <w:r>
-        <w:t xml:space="preserve"> </w:t>
-      </w:r>
-      <w:r>
-        <w:t xml:space="preserve">(2nd ed.). Chapman; Hall.</w:t>
-      </w:r>
-    </w:p>
-    <w:bookmarkEnd w:id="175"/>
-    <w:bookmarkStart w:id="177" w:name="ref-nelder1972glm"/>
-    <w:p>
-      <w:pPr>
-        <w:pStyle w:val="Bibliography"/>
-      </w:pPr>
-      <w:r>
-        <w:t xml:space="preserve">Nelder, J. A., &amp; Wedderburn, R. W. M. (1972). Generalized linear models.</w:t>
+        <w:t xml:space="preserve">Fish and Fisheries</w:t>
+      </w:r>
+      <w:r>
+        <w:t xml:space="preserve">,</w:t>
       </w:r>
       <w:r>
         <w:t xml:space="preserve"> </w:t>
@@ -26430,66 +26375,6 @@
           <w:i/>
           <w:iCs/>
         </w:rPr>
-        <w:t xml:space="preserve">Journal of the Royal Statistical Society. Series A (General)</w:t>
-      </w:r>
-      <w:r>
-        <w:t xml:space="preserve">,</w:t>
-      </w:r>
-      <w:r>
-        <w:t xml:space="preserve"> </w:t>
-      </w:r>
-      <w:r>
-        <w:rPr>
-          <w:i/>
-          <w:iCs/>
-        </w:rPr>
-        <w:t xml:space="preserve">135</w:t>
-      </w:r>
-      <w:r>
-        <w:t xml:space="preserve">(3), 370–384.</w:t>
-      </w:r>
-      <w:r>
-        <w:t xml:space="preserve"> </w:t>
-      </w:r>
-      <w:hyperlink r:id="rId176">
-        <w:r>
-          <w:rPr>
-            <w:rStyle w:val="Hyperlink"/>
-          </w:rPr>
-          <w:t xml:space="preserve">https://doi.org/10.2307/2344614</w:t>
-        </w:r>
-      </w:hyperlink>
-    </w:p>
-    <w:bookmarkEnd w:id="177"/>
-    <w:bookmarkStart w:id="179" w:name="ref-punt2016bestpractices"/>
-    <w:p>
-      <w:pPr>
-        <w:pStyle w:val="Bibliography"/>
-      </w:pPr>
-      <w:r>
-        <w:t xml:space="preserve">Punt, A. E., Butterworth, D. S., Moor, C. L. de, Oliveira, J. A. A. de, &amp; Haddon, M. (2016). Management strategy evaluation: Best practices.</w:t>
-      </w:r>
-      <w:r>
-        <w:t xml:space="preserve"> </w:t>
-      </w:r>
-      <w:r>
-        <w:rPr>
-          <w:i/>
-          <w:iCs/>
-        </w:rPr>
-        <w:t xml:space="preserve">Fish and Fisheries</w:t>
-      </w:r>
-      <w:r>
-        <w:t xml:space="preserve">,</w:t>
-      </w:r>
-      <w:r>
-        <w:t xml:space="preserve"> </w:t>
-      </w:r>
-      <w:r>
-        <w:rPr>
-          <w:i/>
-          <w:iCs/>
-        </w:rPr>
         <w:t xml:space="preserve">17</w:t>
       </w:r>
       <w:r>
@@ -26498,7 +26383,7 @@
       <w:r>
         <w:t xml:space="preserve"> </w:t>
       </w:r>
-      <w:hyperlink r:id="rId178">
+      <w:hyperlink r:id="rId173">
         <w:r>
           <w:rPr>
             <w:rStyle w:val="Hyperlink"/>
@@ -26507,8 +26392,8 @@
         </w:r>
       </w:hyperlink>
     </w:p>
-    <w:bookmarkEnd w:id="179"/>
-    <w:bookmarkStart w:id="181" w:name="ref-rousseau2019fleets"/>
+    <w:bookmarkEnd w:id="174"/>
+    <w:bookmarkStart w:id="176" w:name="ref-rousseau2019fleets"/>
     <w:p>
       <w:pPr>
         <w:pStyle w:val="Bibliography"/>
@@ -26545,7 +26430,7 @@
       <w:r>
         <w:t xml:space="preserve"> </w:t>
       </w:r>
-      <w:hyperlink r:id="rId180">
+      <w:hyperlink r:id="rId175">
         <w:r>
           <w:rPr>
             <w:rStyle w:val="Hyperlink"/>
@@ -26554,8 +26439,8 @@
         </w:r>
       </w:hyperlink>
     </w:p>
-    <w:bookmarkEnd w:id="181"/>
-    <w:bookmarkStart w:id="183" w:name="ref-schnute1995error"/>
+    <w:bookmarkEnd w:id="176"/>
+    <w:bookmarkStart w:id="178" w:name="ref-schnute1995error"/>
     <w:p>
       <w:pPr>
         <w:pStyle w:val="Bibliography"/>
@@ -26592,7 +26477,7 @@
       <w:r>
         <w:t xml:space="preserve"> </w:t>
       </w:r>
-      <w:hyperlink r:id="rId182">
+      <w:hyperlink r:id="rId177">
         <w:r>
           <w:rPr>
             <w:rStyle w:val="Hyperlink"/>
@@ -26601,8 +26486,8 @@
         </w:r>
       </w:hyperlink>
     </w:p>
-    <w:bookmarkEnd w:id="183"/>
-    <w:bookmarkStart w:id="185" w:name="ref-siple2021smallpelagics"/>
+    <w:bookmarkEnd w:id="178"/>
+    <w:bookmarkStart w:id="180" w:name="ref-siple2021smallpelagics"/>
     <w:p>
       <w:pPr>
         <w:pStyle w:val="Bibliography"/>
@@ -26639,7 +26524,7 @@
       <w:r>
         <w:t xml:space="preserve"> </w:t>
       </w:r>
-      <w:hyperlink r:id="rId184">
+      <w:hyperlink r:id="rId179">
         <w:r>
           <w:rPr>
             <w:rStyle w:val="Hyperlink"/>
@@ -26648,8 +26533,8 @@
         </w:r>
       </w:hyperlink>
     </w:p>
-    <w:bookmarkEnd w:id="185"/>
-    <w:bookmarkStart w:id="187" w:name="ref-sprfmo2025mseworkshop"/>
+    <w:bookmarkEnd w:id="180"/>
+    <w:bookmarkStart w:id="182" w:name="ref-sprfmo2025mseworkshop"/>
     <w:p>
       <w:pPr>
         <w:pStyle w:val="Bibliography"/>
@@ -26718,7 +26603,7 @@
       <w:r>
         <w:t xml:space="preserve"> </w:t>
       </w:r>
-      <w:hyperlink r:id="rId186">
+      <w:hyperlink r:id="rId181">
         <w:r>
           <w:rPr>
             <w:rStyle w:val="Hyperlink"/>
@@ -26727,8 +26612,8 @@
         </w:r>
       </w:hyperlink>
     </w:p>
-    <w:bookmarkEnd w:id="187"/>
-    <w:bookmarkStart w:id="189" w:name="ref-sprfmo2025annex11"/>
+    <w:bookmarkEnd w:id="182"/>
+    <w:bookmarkStart w:id="184" w:name="ref-sprfmo2025annex11"/>
     <w:p>
       <w:pPr>
         <w:pStyle w:val="Bibliography"/>
@@ -26752,7 +26637,7 @@
       <w:r>
         <w:t xml:space="preserve"> </w:t>
       </w:r>
-      <w:hyperlink r:id="rId188">
+      <w:hyperlink r:id="rId183">
         <w:r>
           <w:rPr>
             <w:rStyle w:val="Hyperlink"/>
@@ -26761,9 +26646,9 @@
         </w:r>
       </w:hyperlink>
     </w:p>
-    <w:bookmarkEnd w:id="189"/>
-    <w:bookmarkEnd w:id="190"/>
-    <w:bookmarkEnd w:id="191"/>
+    <w:bookmarkEnd w:id="184"/>
+    <w:bookmarkEnd w:id="185"/>
+    <w:bookmarkEnd w:id="186"/>
     <w:sectPr>
       <w:footnotePr>
         <w:numRestart w:val="eachSect"/>

--- a/docs/JM-WP-BM-01.docx
+++ b/docs/JM-WP-BM-01.docx
@@ -5576,7 +5576,7 @@
       <w:tr>
         <w:tc>
           <w:tcPr/>
-          <w:bookmarkStart w:id="69" w:name="fig-selectivity-blocks-rec"/>
+          <w:bookmarkStart w:id="69" w:name="fig-selectivity-blocks-ssb"/>
           <w:p>
             <w:pPr>
               <w:pStyle w:val="Compact"/>
@@ -5592,7 +5592,7 @@
                     <a:graphicData uri="http://schemas.openxmlformats.org/drawingml/2006/picture">
                       <pic:pic>
                         <pic:nvPicPr>
-                          <pic:cNvPr descr="JM-WP-BM-01_files/figure-docx/fig-selectivity-blocks-rec-1.png" id="68" name="Picture"/>
+                          <pic:cNvPr descr="JM-WP-BM-01_files/figure-docx/fig-selectivity-blocks-ssb-1.png" id="68" name="Picture"/>
                           <pic:cNvPicPr>
                             <a:picLocks noChangeArrowheads="1" noChangeAspect="1"/>
                           </pic:cNvPicPr>
@@ -5635,7 +5635,7 @@
               <w:pStyle w:val="ImageCaption"/>
             </w:pPr>
             <w:r>
-              <w:t xml:space="preserve">Figure 4: Comparison of recruitment trajectories from the reduced-index sensitivity (</w:t>
+              <w:t xml:space="preserve">Figure 4: Comparison of spawning biomass trajectories from the reduced-index sensitivity (</w:t>
             </w:r>
             <w:r>
               <w:rPr>
@@ -5673,7 +5673,7 @@
       <w:tr>
         <w:tc>
           <w:tcPr/>
-          <w:bookmarkStart w:id="73" w:name="fig-selectivity-sc-allowance-ssb"/>
+          <w:bookmarkStart w:id="73" w:name="fig-selectivity-blocks-rec"/>
           <w:p>
             <w:pPr>
               <w:pStyle w:val="Compact"/>
@@ -5689,7 +5689,7 @@
                     <a:graphicData uri="http://schemas.openxmlformats.org/drawingml/2006/picture">
                       <pic:pic>
                         <pic:nvPicPr>
-                          <pic:cNvPr descr="JM-WP-BM-01_files/figure-docx/fig-selectivity-sc-allowance-ssb-1.png" id="72" name="Picture"/>
+                          <pic:cNvPr descr="JM-WP-BM-01_files/figure-docx/fig-selectivity-blocks-rec-1.png" id="72" name="Picture"/>
                           <pic:cNvPicPr>
                             <a:picLocks noChangeArrowheads="1" noChangeAspect="1"/>
                           </pic:cNvPicPr>
@@ -5732,7 +5732,104 @@
               <w:pStyle w:val="ImageCaption"/>
             </w:pPr>
             <w:r>
-              <w:t xml:space="preserve">Figure 5: Comparison of spawning biomass trajectories from the reduced-index sensitivity (</w:t>
+              <w:t xml:space="preserve">Figure 5: Comparison of recruitment trajectories from the reduced-index sensitivity (</w:t>
+            </w:r>
+            <w:r>
+              <w:rPr>
+                <w:rStyle w:val="VerbatimChar"/>
+              </w:rPr>
+              <w:t xml:space="preserve">h1_2.00</w:t>
+            </w:r>
+            <w:r>
+              <w:t xml:space="preserve">) and the reduced-index model with fleet-specific selectivity blocks (</w:t>
+            </w:r>
+            <w:r>
+              <w:rPr>
+                <w:rStyle w:val="VerbatimChar"/>
+              </w:rPr>
+              <w:t xml:space="preserve">h1_2.01</w:t>
+            </w:r>
+            <w:r>
+              <w:t xml:space="preserve">).</w:t>
+            </w:r>
+          </w:p>
+          <w:bookmarkEnd w:id="73"/>
+        </w:tc>
+      </w:tr>
+    </w:tbl>
+    <w:tbl>
+      <w:tblPr>
+        <w:tblStyle w:val="Table"/>
+        <w:tblW w:type="pct" w:w="5000"/>
+        <w:tblLayout w:type="fixed"/>
+        <w:tblLook w:firstRow="0" w:lastRow="0" w:firstColumn="0" w:lastColumn="0" w:noHBand="0" w:noVBand="0" w:val="0000"/>
+      </w:tblPr>
+      <w:tblGrid>
+        <w:gridCol w:w="7920"/>
+      </w:tblGrid>
+      <w:tr>
+        <w:tc>
+          <w:tcPr/>
+          <w:bookmarkStart w:id="77" w:name="fig-selectivity-sc-allowance-ssb"/>
+          <w:p>
+            <w:pPr>
+              <w:pStyle w:val="Compact"/>
+              <w:jc w:val="center"/>
+            </w:pPr>
+            <w:r>
+              <w:drawing>
+                <wp:inline>
+                  <wp:extent cx="5334000" cy="3194843"/>
+                  <wp:effectExtent b="0" l="0" r="0" t="0"/>
+                  <wp:docPr descr="" title="" id="75" name="Picture"/>
+                  <a:graphic>
+                    <a:graphicData uri="http://schemas.openxmlformats.org/drawingml/2006/picture">
+                      <pic:pic>
+                        <pic:nvPicPr>
+                          <pic:cNvPr descr="JM-WP-BM-01_files/figure-docx/fig-selectivity-sc-allowance-ssb-1.png" id="76" name="Picture"/>
+                          <pic:cNvPicPr>
+                            <a:picLocks noChangeArrowheads="1" noChangeAspect="1"/>
+                          </pic:cNvPicPr>
+                        </pic:nvPicPr>
+                        <pic:blipFill>
+                          <a:blip r:embed="rId74"/>
+                          <a:stretch>
+                            <a:fillRect/>
+                          </a:stretch>
+                        </pic:blipFill>
+                        <pic:spPr bwMode="auto">
+                          <a:xfrm>
+                            <a:off x="0" y="0"/>
+                            <a:ext cx="5334000" cy="3194843"/>
+                          </a:xfrm>
+                          <a:prstGeom prst="rect">
+                            <a:avLst/>
+                          </a:prstGeom>
+                          <a:noFill/>
+                          <a:ln w="9525">
+                            <a:noFill/>
+                            <a:headEnd/>
+                            <a:tailEnd/>
+                          </a:ln>
+                        </pic:spPr>
+                      </pic:pic>
+                    </a:graphicData>
+                  </a:graphic>
+                </wp:inline>
+              </w:drawing>
+            </w:r>
+          </w:p>
+          <w:p>
+            <w:pPr>
+              <w:jc w:val="center"/>
+            </w:pPr>
+            <w:pPr>
+              <w:jc w:val="left"/>
+              <w:spacing w:before="200"/>
+              <w:pStyle w:val="ImageCaption"/>
+            </w:pPr>
+            <w:r>
+              <w:t xml:space="preserve">Figure 6: Comparison of spawning biomass trajectories from the reduced-index sensitivity (</w:t>
             </w:r>
             <w:r>
               <w:rPr>
@@ -5765,7 +5862,7 @@
               <w:t xml:space="preserve">.</w:t>
             </w:r>
           </w:p>
-          <w:bookmarkEnd w:id="73"/>
+          <w:bookmarkEnd w:id="77"/>
         </w:tc>
       </w:tr>
     </w:tbl>
@@ -5860,7 +5957,7 @@
           <w:rPr>
             <w:rStyle w:val="Hyperlink"/>
           </w:rPr>
-          <w:t xml:space="preserve">Figure 7</w:t>
+          <w:t xml:space="preserve">Figure 4</w:t>
         </w:r>
       </w:hyperlink>
       <w:r>
@@ -5877,7 +5974,7 @@
           <w:rPr>
             <w:rStyle w:val="Hyperlink"/>
           </w:rPr>
-          <w:t xml:space="preserve">Figure 4</w:t>
+          <w:t xml:space="preserve">Figure 5</w:t>
         </w:r>
       </w:hyperlink>
       <w:r>
@@ -5941,7 +6038,7 @@
       <w:tr>
         <w:tc>
           <w:tcPr/>
-          <w:bookmarkStart w:id="74" w:name="tbl-h1-like-components"/>
+          <w:bookmarkStart w:id="78" w:name="tbl-h1-like-components"/>
           <w:p>
             <w:pPr>
               <w:jc w:val="center"/>
@@ -8273,7 +8370,7 @@
               </w:tc>
             </w:tr>
           </w:tbl>
-          <w:bookmarkEnd w:id="74"/>
+          <w:bookmarkEnd w:id="78"/>
         </w:tc>
       </w:tr>
     </w:tbl>
@@ -8410,7 +8507,7 @@
           <w:rPr>
             <w:rStyle w:val="Hyperlink"/>
           </w:rPr>
-          <w:t xml:space="preserve">Figure 6</w:t>
+          <w:t xml:space="preserve">Figure 7</w:t>
         </w:r>
       </w:hyperlink>
       <w:r>
@@ -8475,7 +8572,7 @@
       <w:tr>
         <w:tc>
           <w:tcPr/>
-          <w:bookmarkStart w:id="78" w:name="fig-h1-index-fits"/>
+          <w:bookmarkStart w:id="82" w:name="fig-h1-index-fits"/>
           <w:p>
             <w:pPr>
               <w:pStyle w:val="Compact"/>
@@ -8486,18 +8583,18 @@
                 <wp:inline>
                   <wp:extent cx="5334000" cy="4333875"/>
                   <wp:effectExtent b="0" l="0" r="0" t="0"/>
-                  <wp:docPr descr="" title="" id="76" name="Picture"/>
+                  <wp:docPr descr="" title="" id="80" name="Picture"/>
                   <a:graphic>
                     <a:graphicData uri="http://schemas.openxmlformats.org/drawingml/2006/picture">
                       <pic:pic>
                         <pic:nvPicPr>
-                          <pic:cNvPr descr="JM-WP-BM-01_files/figure-docx/fig-h1-index-fits-1.png" id="77" name="Picture"/>
+                          <pic:cNvPr descr="JM-WP-BM-01_files/figure-docx/fig-h1-index-fits-1.png" id="81" name="Picture"/>
                           <pic:cNvPicPr>
                             <a:picLocks noChangeArrowheads="1" noChangeAspect="1"/>
                           </pic:cNvPicPr>
                         </pic:nvPicPr>
                         <pic:blipFill>
-                          <a:blip r:embed="rId75"/>
+                          <a:blip r:embed="rId79"/>
                           <a:stretch>
                             <a:fillRect/>
                           </a:stretch>
@@ -8534,7 +8631,7 @@
               <w:pStyle w:val="ImageCaption"/>
             </w:pPr>
             <w:r>
-              <w:t xml:space="preserve">Figure 6: Observed and fitted index trajectories for</w:t>
+              <w:t xml:space="preserve">Figure 7: Observed and fitted index trajectories for</w:t>
             </w:r>
             <w:r>
               <w:t xml:space="preserve"> </w:t>
@@ -8573,7 +8670,7 @@
               <w:t xml:space="preserve">. Panels show the retained comparable index series: South-Central Chile CPUE, Acoustic North, Peruvian CPUE, and Offshore CPUE.</w:t>
             </w:r>
           </w:p>
-          <w:bookmarkEnd w:id="78"/>
+          <w:bookmarkEnd w:id="82"/>
         </w:tc>
       </w:tr>
     </w:tbl>
@@ -8646,12 +8743,12 @@
                 <wp:inline>
                   <wp:extent cx="152400" cy="152400"/>
                   <wp:effectExtent b="0" l="0" r="0" t="0"/>
-                  <wp:docPr descr="" title="" id="79" name="Picture"/>
+                  <wp:docPr descr="" title="" id="83" name="Picture"/>
                   <a:graphic>
                     <a:graphicData uri="http://schemas.openxmlformats.org/drawingml/2006/picture">
                       <pic:pic>
                         <pic:nvPicPr>
-                          <pic:cNvPr descr="/Applications/quarto/share/formats/docx/note.png" id="80" name="Picture"/>
+                          <pic:cNvPr descr="/Applications/quarto/share/formats/docx/note.png" id="84" name="Picture"/>
                           <pic:cNvPicPr>
                             <a:picLocks noChangeArrowheads="1" noChangeAspect="1"/>
                           </pic:cNvPicPr>
@@ -8823,103 +8920,6 @@
         <w:t xml:space="preserve">, which separates operating-model specification work from robustness testing and management-procedure refinement. It is also consistent with CCSBT practice in the Bali Procedure review cycle.</w:t>
       </w:r>
     </w:p>
-    <w:tbl>
-      <w:tblPr>
-        <w:tblStyle w:val="Table"/>
-        <w:tblW w:type="pct" w:w="5000"/>
-        <w:tblLayout w:type="fixed"/>
-        <w:tblLook w:firstRow="0" w:lastRow="0" w:firstColumn="0" w:lastColumn="0" w:noHBand="0" w:noVBand="0" w:val="0000"/>
-      </w:tblPr>
-      <w:tblGrid>
-        <w:gridCol w:w="7920"/>
-      </w:tblGrid>
-      <w:tr>
-        <w:tc>
-          <w:tcPr/>
-          <w:bookmarkStart w:id="84" w:name="fig-selectivity-blocks-ssb"/>
-          <w:p>
-            <w:pPr>
-              <w:pStyle w:val="Compact"/>
-              <w:jc w:val="center"/>
-            </w:pPr>
-            <w:r>
-              <w:drawing>
-                <wp:inline>
-                  <wp:extent cx="5334000" cy="3194843"/>
-                  <wp:effectExtent b="0" l="0" r="0" t="0"/>
-                  <wp:docPr descr="" title="" id="82" name="Picture"/>
-                  <a:graphic>
-                    <a:graphicData uri="http://schemas.openxmlformats.org/drawingml/2006/picture">
-                      <pic:pic>
-                        <pic:nvPicPr>
-                          <pic:cNvPr descr="JM-WP-BM-01_files/figure-docx/fig-selectivity-blocks-ssb-1.png" id="83" name="Picture"/>
-                          <pic:cNvPicPr>
-                            <a:picLocks noChangeArrowheads="1" noChangeAspect="1"/>
-                          </pic:cNvPicPr>
-                        </pic:nvPicPr>
-                        <pic:blipFill>
-                          <a:blip r:embed="rId81"/>
-                          <a:stretch>
-                            <a:fillRect/>
-                          </a:stretch>
-                        </pic:blipFill>
-                        <pic:spPr bwMode="auto">
-                          <a:xfrm>
-                            <a:off x="0" y="0"/>
-                            <a:ext cx="5334000" cy="3194843"/>
-                          </a:xfrm>
-                          <a:prstGeom prst="rect">
-                            <a:avLst/>
-                          </a:prstGeom>
-                          <a:noFill/>
-                          <a:ln w="9525">
-                            <a:noFill/>
-                            <a:headEnd/>
-                            <a:tailEnd/>
-                          </a:ln>
-                        </pic:spPr>
-                      </pic:pic>
-                    </a:graphicData>
-                  </a:graphic>
-                </wp:inline>
-              </w:drawing>
-            </w:r>
-          </w:p>
-          <w:p>
-            <w:pPr>
-              <w:jc w:val="center"/>
-            </w:pPr>
-            <w:pPr>
-              <w:jc w:val="left"/>
-              <w:spacing w:before="200"/>
-              <w:pStyle w:val="ImageCaption"/>
-            </w:pPr>
-            <w:r>
-              <w:t xml:space="preserve">Figure 7: Comparison of spawning biomass trajectories from the reduced-index sensitivity (</w:t>
-            </w:r>
-            <w:r>
-              <w:rPr>
-                <w:rStyle w:val="VerbatimChar"/>
-              </w:rPr>
-              <w:t xml:space="preserve">h1_2.00</w:t>
-            </w:r>
-            <w:r>
-              <w:t xml:space="preserve">) and the reduced-index model with fleet-specific selectivity blocks (</w:t>
-            </w:r>
-            <w:r>
-              <w:rPr>
-                <w:rStyle w:val="VerbatimChar"/>
-              </w:rPr>
-              <w:t xml:space="preserve">h1_2.01</w:t>
-            </w:r>
-            <w:r>
-              <w:t xml:space="preserve">).</w:t>
-            </w:r>
-          </w:p>
-          <w:bookmarkEnd w:id="84"/>
-        </w:tc>
-      </w:tr>
-    </w:tbl>
     <w:p>
       <w:pPr>
         <w:pStyle w:val="BodyText"/>
@@ -9035,7 +9035,7 @@
           <w:rPr>
             <w:rStyle w:val="Hyperlink"/>
           </w:rPr>
-          <w:t xml:space="preserve">Figure 5</w:t>
+          <w:t xml:space="preserve">Figure 6</w:t>
         </w:r>
       </w:hyperlink>
       <w:r>
@@ -9082,7 +9082,7 @@
           <w:rPr>
             <w:rStyle w:val="Hyperlink"/>
           </w:rPr>
-          <w:t xml:space="preserve">Figure 9</w:t>
+          <w:t xml:space="preserve">Figure 8</w:t>
         </w:r>
       </w:hyperlink>
       <w:r>
@@ -9131,113 +9131,7 @@
         <w:t xml:space="preserve">are being driven primarily by S-C Chile selectivity regularization.</w:t>
       </w:r>
     </w:p>
-    <w:tbl>
-      <w:tblPr>
-        <w:tblStyle w:val="Table"/>
-        <w:tblW w:type="pct" w:w="5000"/>
-        <w:tblLayout w:type="fixed"/>
-        <w:tblLook w:firstRow="0" w:lastRow="0" w:firstColumn="0" w:lastColumn="0" w:noHBand="0" w:noVBand="0" w:val="0000"/>
-      </w:tblPr>
-      <w:tblGrid>
-        <w:gridCol w:w="7920"/>
-      </w:tblGrid>
-      <w:tr>
-        <w:tc>
-          <w:tcPr/>
-          <w:bookmarkStart w:id="88" w:name="fig-selectivity-sc5-ssb"/>
-          <w:p>
-            <w:pPr>
-              <w:pStyle w:val="Compact"/>
-              <w:jc w:val="center"/>
-            </w:pPr>
-            <w:r>
-              <w:drawing>
-                <wp:inline>
-                  <wp:extent cx="5334000" cy="3194843"/>
-                  <wp:effectExtent b="0" l="0" r="0" t="0"/>
-                  <wp:docPr descr="" title="" id="86" name="Picture"/>
-                  <a:graphic>
-                    <a:graphicData uri="http://schemas.openxmlformats.org/drawingml/2006/picture">
-                      <pic:pic>
-                        <pic:nvPicPr>
-                          <pic:cNvPr descr="JM-WP-BM-01_files/figure-docx/fig-selectivity-sc5-ssb-1.png" id="87" name="Picture"/>
-                          <pic:cNvPicPr>
-                            <a:picLocks noChangeArrowheads="1" noChangeAspect="1"/>
-                          </pic:cNvPicPr>
-                        </pic:nvPicPr>
-                        <pic:blipFill>
-                          <a:blip r:embed="rId85"/>
-                          <a:stretch>
-                            <a:fillRect/>
-                          </a:stretch>
-                        </pic:blipFill>
-                        <pic:spPr bwMode="auto">
-                          <a:xfrm>
-                            <a:off x="0" y="0"/>
-                            <a:ext cx="5334000" cy="3194843"/>
-                          </a:xfrm>
-                          <a:prstGeom prst="rect">
-                            <a:avLst/>
-                          </a:prstGeom>
-                          <a:noFill/>
-                          <a:ln w="9525">
-                            <a:noFill/>
-                            <a:headEnd/>
-                            <a:tailEnd/>
-                          </a:ln>
-                        </pic:spPr>
-                      </pic:pic>
-                    </a:graphicData>
-                  </a:graphic>
-                </wp:inline>
-              </w:drawing>
-            </w:r>
-          </w:p>
-          <w:p>
-            <w:pPr>
-              <w:jc w:val="center"/>
-            </w:pPr>
-            <w:pPr>
-              <w:jc w:val="left"/>
-              <w:spacing w:before="200"/>
-              <w:pStyle w:val="ImageCaption"/>
-            </w:pPr>
-            <w:r>
-              <w:t xml:space="preserve">Figure 8: Comparison of spawning biomass trajectories for the original fishery-block model (</w:t>
-            </w:r>
-            <w:r>
-              <w:rPr>
-                <w:rStyle w:val="VerbatimChar"/>
-              </w:rPr>
-              <w:t xml:space="preserve">h1_2.01</w:t>
-            </w:r>
-            <w:r>
-              <w:t xml:space="preserve">), the annual S-C Chile variant (</w:t>
-            </w:r>
-            <w:r>
-              <w:rPr>
-                <w:rStyle w:val="VerbatimChar"/>
-              </w:rPr>
-              <w:t xml:space="preserve">h1_2.01.1</w:t>
-            </w:r>
-            <w:r>
-              <w:t xml:space="preserve">), and the five-block S-C Chile variant (</w:t>
-            </w:r>
-            <w:r>
-              <w:rPr>
-                <w:rStyle w:val="VerbatimChar"/>
-              </w:rPr>
-              <w:t xml:space="preserve">h1_2.01.2</w:t>
-            </w:r>
-            <w:r>
-              <w:t xml:space="preserve">).</w:t>
-            </w:r>
-          </w:p>
-          <w:bookmarkEnd w:id="88"/>
-        </w:tc>
-      </w:tr>
-    </w:tbl>
-    <w:bookmarkStart w:id="97" w:name="fig-selectivity-sc-allowance-compare"/>
+    <w:bookmarkStart w:id="93" w:name="fig-selectivity-sc-allowance-compare"/>
     <w:tbl>
       <w:tblPr>
         <w:tblStyle w:val="Table"/>
@@ -9265,7 +9159,101 @@
             <w:tr>
               <w:tc>
                 <w:tcPr/>
-                <w:bookmarkStart w:id="92" w:name="fig-selectivity-sc-allowance-compare-1"/>
+                <w:bookmarkStart w:id="88" w:name="fig-selectivity-sc-allowance-compare-1"/>
+                <w:p>
+                  <w:pPr>
+                    <w:pStyle w:val="Compact"/>
+                    <w:jc w:val="center"/>
+                    <w:jc w:val="left"/>
+                  </w:pPr>
+                  <w:r>
+                    <w:drawing>
+                      <wp:inline>
+                        <wp:extent cx="2971800" cy="4754880"/>
+                        <wp:effectExtent b="0" l="0" r="0" t="0"/>
+                        <wp:docPr descr="" title="" id="86" name="Picture"/>
+                        <a:graphic>
+                          <a:graphicData uri="http://schemas.openxmlformats.org/drawingml/2006/picture">
+                            <pic:pic>
+                              <pic:nvPicPr>
+                                <pic:cNvPr descr="JM-WP-BM-01_files/figure-docx/fig-selectivity-sc-allowance-compare-1.png" id="87" name="Picture"/>
+                                <pic:cNvPicPr>
+                                  <a:picLocks noChangeArrowheads="1" noChangeAspect="1"/>
+                                </pic:cNvPicPr>
+                              </pic:nvPicPr>
+                              <pic:blipFill>
+                                <a:blip r:embed="rId85"/>
+                                <a:stretch>
+                                  <a:fillRect/>
+                                </a:stretch>
+                              </pic:blipFill>
+                              <pic:spPr bwMode="auto">
+                                <a:xfrm>
+                                  <a:off x="0" y="0"/>
+                                  <a:ext cx="2971800" cy="4754880"/>
+                                </a:xfrm>
+                                <a:prstGeom prst="rect">
+                                  <a:avLst/>
+                                </a:prstGeom>
+                                <a:noFill/>
+                                <a:ln w="9525">
+                                  <a:noFill/>
+                                  <a:headEnd/>
+                                  <a:tailEnd/>
+                                </a:ln>
+                              </pic:spPr>
+                            </pic:pic>
+                          </a:graphicData>
+                        </a:graphic>
+                      </wp:inline>
+                    </w:drawing>
+                  </w:r>
+                </w:p>
+                <w:p>
+                  <w:pPr>
+                    <w:jc w:val="center"/>
+                    <w:jc w:val="left"/>
+                  </w:pPr>
+                  <w:pPr>
+                    <w:jc w:val="left"/>
+                    <w:spacing w:before="200"/>
+                    <w:pStyle w:val="ImageCaption"/>
+                  </w:pPr>
+                  <w:r>
+                    <w:t xml:space="preserve">(a) Model</w:t>
+                  </w:r>
+                  <w:r>
+                    <w:t xml:space="preserve"> </w:t>
+                  </w:r>
+                  <w:r>
+                    <w:rPr>
+                      <w:rStyle w:val="VerbatimChar"/>
+                    </w:rPr>
+                    <w:t xml:space="preserve">h1_2.01</w:t>
+                  </w:r>
+                </w:p>
+                <w:bookmarkEnd w:id="88"/>
+              </w:tc>
+            </w:tr>
+          </w:tbl>
+          <w:p/>
+        </w:tc>
+        <w:tc>
+          <w:tcPr/>
+          <w:tbl>
+            <w:tblPr>
+              <w:tblStyle w:val="Table"/>
+              <w:tblW w:type="pct" w:w="4900"/>
+              <w:tblLayout w:type="fixed"/>
+              <w:tblLook w:firstRow="0" w:lastRow="0" w:firstColumn="0" w:lastColumn="0" w:noHBand="0" w:noVBand="0" w:val="0000"/>
+            </w:tblPr>
+            <w:tblGrid>
+              <w:gridCol w:w="7761"/>
+            </w:tblGrid>
+            <w:tr>
+              <w:tc>
+                <w:tcPr/>
+                <w:bookmarkStart w:id="92" w:name="fig-selectivity-sc-allowance-compare-2"/>
                 <w:p>
                   <w:pPr>
                     <w:pStyle w:val="Compact"/>
@@ -9282,7 +9270,7 @@
                           <a:graphicData uri="http://schemas.openxmlformats.org/drawingml/2006/picture">
                             <pic:pic>
                               <pic:nvPicPr>
-                                <pic:cNvPr descr="JM-WP-BM-01_files/figure-docx/fig-selectivity-sc-allowance-compare-1.png" id="91" name="Picture"/>
+                                <pic:cNvPr descr="JM-WP-BM-01_files/figure-docx/fig-selectivity-sc-allowance-compare-2.png" id="91" name="Picture"/>
                                 <pic:cNvPicPr>
                                   <a:picLocks noChangeArrowheads="1" noChangeAspect="1"/>
                                 </pic:cNvPicPr>
@@ -9326,7 +9314,7 @@
                     <w:pStyle w:val="ImageCaption"/>
                   </w:pPr>
                   <w:r>
-                    <w:t xml:space="preserve">(a) Model</w:t>
+                    <w:t xml:space="preserve">(b) Model</w:t>
                   </w:r>
                   <w:r>
                     <w:t xml:space="preserve"> </w:t>
@@ -9335,104 +9323,10 @@
                     <w:rPr>
                       <w:rStyle w:val="VerbatimChar"/>
                     </w:rPr>
-                    <w:t xml:space="preserve">h1_2.01</w:t>
+                    <w:t xml:space="preserve">h1_2.01.1</w:t>
                   </w:r>
                 </w:p>
                 <w:bookmarkEnd w:id="92"/>
-              </w:tc>
-            </w:tr>
-          </w:tbl>
-          <w:p/>
-        </w:tc>
-        <w:tc>
-          <w:tcPr/>
-          <w:tbl>
-            <w:tblPr>
-              <w:tblStyle w:val="Table"/>
-              <w:tblW w:type="pct" w:w="4900"/>
-              <w:tblLayout w:type="fixed"/>
-              <w:tblLook w:firstRow="0" w:lastRow="0" w:firstColumn="0" w:lastColumn="0" w:noHBand="0" w:noVBand="0" w:val="0000"/>
-            </w:tblPr>
-            <w:tblGrid>
-              <w:gridCol w:w="7761"/>
-            </w:tblGrid>
-            <w:tr>
-              <w:tc>
-                <w:tcPr/>
-                <w:bookmarkStart w:id="96" w:name="fig-selectivity-sc-allowance-compare-2"/>
-                <w:p>
-                  <w:pPr>
-                    <w:pStyle w:val="Compact"/>
-                    <w:jc w:val="center"/>
-                    <w:jc w:val="left"/>
-                  </w:pPr>
-                  <w:r>
-                    <w:drawing>
-                      <wp:inline>
-                        <wp:extent cx="2971800" cy="4754880"/>
-                        <wp:effectExtent b="0" l="0" r="0" t="0"/>
-                        <wp:docPr descr="" title="" id="94" name="Picture"/>
-                        <a:graphic>
-                          <a:graphicData uri="http://schemas.openxmlformats.org/drawingml/2006/picture">
-                            <pic:pic>
-                              <pic:nvPicPr>
-                                <pic:cNvPr descr="JM-WP-BM-01_files/figure-docx/fig-selectivity-sc-allowance-compare-2.png" id="95" name="Picture"/>
-                                <pic:cNvPicPr>
-                                  <a:picLocks noChangeArrowheads="1" noChangeAspect="1"/>
-                                </pic:cNvPicPr>
-                              </pic:nvPicPr>
-                              <pic:blipFill>
-                                <a:blip r:embed="rId93"/>
-                                <a:stretch>
-                                  <a:fillRect/>
-                                </a:stretch>
-                              </pic:blipFill>
-                              <pic:spPr bwMode="auto">
-                                <a:xfrm>
-                                  <a:off x="0" y="0"/>
-                                  <a:ext cx="2971800" cy="4754880"/>
-                                </a:xfrm>
-                                <a:prstGeom prst="rect">
-                                  <a:avLst/>
-                                </a:prstGeom>
-                                <a:noFill/>
-                                <a:ln w="9525">
-                                  <a:noFill/>
-                                  <a:headEnd/>
-                                  <a:tailEnd/>
-                                </a:ln>
-                              </pic:spPr>
-                            </pic:pic>
-                          </a:graphicData>
-                        </a:graphic>
-                      </wp:inline>
-                    </w:drawing>
-                  </w:r>
-                </w:p>
-                <w:p>
-                  <w:pPr>
-                    <w:jc w:val="center"/>
-                    <w:jc w:val="left"/>
-                  </w:pPr>
-                  <w:pPr>
-                    <w:jc w:val="left"/>
-                    <w:spacing w:before="200"/>
-                    <w:pStyle w:val="ImageCaption"/>
-                  </w:pPr>
-                  <w:r>
-                    <w:t xml:space="preserve">(b) Model</w:t>
-                  </w:r>
-                  <w:r>
-                    <w:t xml:space="preserve"> </w:t>
-                  </w:r>
-                  <w:r>
-                    <w:rPr>
-                      <w:rStyle w:val="VerbatimChar"/>
-                    </w:rPr>
-                    <w:t xml:space="preserve">h1_2.01.1</w:t>
-                  </w:r>
-                </w:p>
-                <w:bookmarkEnd w:id="96"/>
               </w:tc>
             </w:tr>
           </w:tbl>
@@ -9449,7 +9343,7 @@
         <w:pStyle w:val="ImageCaption"/>
       </w:pPr>
       <w:r>
-        <w:t xml:space="preserve">Figure 9: Estimates of selectivity by fishery over time for Models</w:t>
+        <w:t xml:space="preserve">Figure 8: Estimates of selectivity by fishery over time for Models</w:t>
       </w:r>
       <w:r>
         <w:t xml:space="preserve"> </w:t>
@@ -9488,7 +9382,7 @@
         <w:t xml:space="preserve">.</w:t>
       </w:r>
     </w:p>
-    <w:bookmarkEnd w:id="97"/>
+    <w:bookmarkEnd w:id="93"/>
     <w:p>
       <w:pPr>
         <w:pStyle w:val="BodyText"/>
@@ -9726,7 +9620,7 @@
       <w:tr>
         <w:tc>
           <w:tcPr/>
-          <w:bookmarkStart w:id="98" w:name="tbl-selectivity-scflex-like-components"/>
+          <w:bookmarkStart w:id="94" w:name="tbl-selectivity-scflex-like-components"/>
           <w:p>
             <w:pPr>
               <w:jc w:val="center"/>
@@ -11956,7 +11850,7 @@
               </w:tc>
             </w:tr>
           </w:tbl>
-          <w:bookmarkEnd w:id="98"/>
+          <w:bookmarkEnd w:id="94"/>
         </w:tc>
       </w:tr>
     </w:tbl>
@@ -12063,7 +11957,7 @@
           <w:rPr>
             <w:rStyle w:val="Hyperlink"/>
           </w:rPr>
-          <w:t xml:space="preserve">Figure 8</w:t>
+          <w:t xml:space="preserve">Figure 12</w:t>
         </w:r>
       </w:hyperlink>
       <w:r>
@@ -12408,7 +12302,7 @@
       <w:tr>
         <w:tc>
           <w:tcPr/>
-          <w:bookmarkStart w:id="102" w:name="fig-selectivity-sc5-index-fits"/>
+          <w:bookmarkStart w:id="98" w:name="fig-selectivity-sc5-index-fits"/>
           <w:p>
             <w:pPr>
               <w:pStyle w:val="Compact"/>
@@ -12419,18 +12313,18 @@
                 <wp:inline>
                   <wp:extent cx="5334000" cy="4333875"/>
                   <wp:effectExtent b="0" l="0" r="0" t="0"/>
-                  <wp:docPr descr="" title="" id="100" name="Picture"/>
+                  <wp:docPr descr="" title="" id="96" name="Picture"/>
                   <a:graphic>
                     <a:graphicData uri="http://schemas.openxmlformats.org/drawingml/2006/picture">
                       <pic:pic>
                         <pic:nvPicPr>
-                          <pic:cNvPr descr="JM-WP-BM-01_files/figure-docx/fig-selectivity-sc5-index-fits-1.png" id="101" name="Picture"/>
+                          <pic:cNvPr descr="JM-WP-BM-01_files/figure-docx/fig-selectivity-sc5-index-fits-1.png" id="97" name="Picture"/>
                           <pic:cNvPicPr>
                             <a:picLocks noChangeArrowheads="1" noChangeAspect="1"/>
                           </pic:cNvPicPr>
                         </pic:nvPicPr>
                         <pic:blipFill>
-                          <a:blip r:embed="rId99"/>
+                          <a:blip r:embed="rId95"/>
                           <a:stretch>
                             <a:fillRect/>
                           </a:stretch>
@@ -12467,7 +12361,7 @@
               <w:pStyle w:val="ImageCaption"/>
             </w:pPr>
             <w:r>
-              <w:t xml:space="preserve">Figure 10: Observed and fitted index trajectories for</w:t>
+              <w:t xml:space="preserve">Figure 9: Observed and fitted index trajectories for</w:t>
             </w:r>
             <w:r>
               <w:t xml:space="preserve"> </w:t>
@@ -12518,262 +12412,10 @@
               <w:t xml:space="preserve">. Panels show the retained comparable index series: South-Central Chile CPUE, Acoustic North, Peruvian CPUE, and Offshore CPUE.</w:t>
             </w:r>
           </w:p>
-          <w:bookmarkEnd w:id="102"/>
+          <w:bookmarkEnd w:id="98"/>
         </w:tc>
       </w:tr>
     </w:tbl>
-    <w:bookmarkStart w:id="111" w:name="fig-selectivity-sc5-compare"/>
-    <w:tbl>
-      <w:tblPr>
-        <w:tblStyle w:val="Table"/>
-        <w:tblW w:type="pct" w:w="4900"/>
-        <w:tblLayout w:type="fixed"/>
-        <w:tblLook w:firstRow="0" w:lastRow="0" w:firstColumn="0" w:lastColumn="0" w:noHBand="0" w:noVBand="0" w:val="0000"/>
-      </w:tblPr>
-      <w:tblGrid>
-        <w:gridCol w:w="3880"/>
-        <w:gridCol w:w="3880"/>
-      </w:tblGrid>
-      <w:tr>
-        <w:tc>
-          <w:tcPr/>
-          <w:tbl>
-            <w:tblPr>
-              <w:tblStyle w:val="Table"/>
-              <w:tblW w:type="pct" w:w="4900"/>
-              <w:tblLayout w:type="fixed"/>
-              <w:tblLook w:firstRow="0" w:lastRow="0" w:firstColumn="0" w:lastColumn="0" w:noHBand="0" w:noVBand="0" w:val="0000"/>
-            </w:tblPr>
-            <w:tblGrid>
-              <w:gridCol w:w="7761"/>
-            </w:tblGrid>
-            <w:tr>
-              <w:tc>
-                <w:tcPr/>
-                <w:bookmarkStart w:id="106" w:name="fig-selectivity-sc5-compare-1"/>
-                <w:p>
-                  <w:pPr>
-                    <w:pStyle w:val="Compact"/>
-                    <w:jc w:val="center"/>
-                    <w:jc w:val="left"/>
-                  </w:pPr>
-                  <w:r>
-                    <w:drawing>
-                      <wp:inline>
-                        <wp:extent cx="2971800" cy="4754880"/>
-                        <wp:effectExtent b="0" l="0" r="0" t="0"/>
-                        <wp:docPr descr="" title="" id="104" name="Picture"/>
-                        <a:graphic>
-                          <a:graphicData uri="http://schemas.openxmlformats.org/drawingml/2006/picture">
-                            <pic:pic>
-                              <pic:nvPicPr>
-                                <pic:cNvPr descr="JM-WP-BM-01_files/figure-docx/fig-selectivity-sc5-compare-1.png" id="105" name="Picture"/>
-                                <pic:cNvPicPr>
-                                  <a:picLocks noChangeArrowheads="1" noChangeAspect="1"/>
-                                </pic:cNvPicPr>
-                              </pic:nvPicPr>
-                              <pic:blipFill>
-                                <a:blip r:embed="rId103"/>
-                                <a:stretch>
-                                  <a:fillRect/>
-                                </a:stretch>
-                              </pic:blipFill>
-                              <pic:spPr bwMode="auto">
-                                <a:xfrm>
-                                  <a:off x="0" y="0"/>
-                                  <a:ext cx="2971800" cy="4754880"/>
-                                </a:xfrm>
-                                <a:prstGeom prst="rect">
-                                  <a:avLst/>
-                                </a:prstGeom>
-                                <a:noFill/>
-                                <a:ln w="9525">
-                                  <a:noFill/>
-                                  <a:headEnd/>
-                                  <a:tailEnd/>
-                                </a:ln>
-                              </pic:spPr>
-                            </pic:pic>
-                          </a:graphicData>
-                        </a:graphic>
-                      </wp:inline>
-                    </w:drawing>
-                  </w:r>
-                </w:p>
-                <w:p>
-                  <w:pPr>
-                    <w:jc w:val="center"/>
-                    <w:jc w:val="left"/>
-                  </w:pPr>
-                  <w:pPr>
-                    <w:jc w:val="left"/>
-                    <w:spacing w:before="200"/>
-                    <w:pStyle w:val="ImageCaption"/>
-                  </w:pPr>
-                  <w:r>
-                    <w:t xml:space="preserve">(a) Model</w:t>
-                  </w:r>
-                  <w:r>
-                    <w:t xml:space="preserve"> </w:t>
-                  </w:r>
-                  <w:r>
-                    <w:rPr>
-                      <w:rStyle w:val="VerbatimChar"/>
-                    </w:rPr>
-                    <w:t xml:space="preserve">h1_2.01.1</w:t>
-                  </w:r>
-                </w:p>
-                <w:bookmarkEnd w:id="106"/>
-              </w:tc>
-            </w:tr>
-          </w:tbl>
-          <w:p/>
-        </w:tc>
-        <w:tc>
-          <w:tcPr/>
-          <w:tbl>
-            <w:tblPr>
-              <w:tblStyle w:val="Table"/>
-              <w:tblW w:type="pct" w:w="4900"/>
-              <w:tblLayout w:type="fixed"/>
-              <w:tblLook w:firstRow="0" w:lastRow="0" w:firstColumn="0" w:lastColumn="0" w:noHBand="0" w:noVBand="0" w:val="0000"/>
-            </w:tblPr>
-            <w:tblGrid>
-              <w:gridCol w:w="7761"/>
-            </w:tblGrid>
-            <w:tr>
-              <w:tc>
-                <w:tcPr/>
-                <w:bookmarkStart w:id="110" w:name="fig-selectivity-sc5-compare-2"/>
-                <w:p>
-                  <w:pPr>
-                    <w:pStyle w:val="Compact"/>
-                    <w:jc w:val="center"/>
-                    <w:jc w:val="left"/>
-                  </w:pPr>
-                  <w:r>
-                    <w:drawing>
-                      <wp:inline>
-                        <wp:extent cx="2971800" cy="4754880"/>
-                        <wp:effectExtent b="0" l="0" r="0" t="0"/>
-                        <wp:docPr descr="" title="" id="108" name="Picture"/>
-                        <a:graphic>
-                          <a:graphicData uri="http://schemas.openxmlformats.org/drawingml/2006/picture">
-                            <pic:pic>
-                              <pic:nvPicPr>
-                                <pic:cNvPr descr="JM-WP-BM-01_files/figure-docx/fig-selectivity-sc5-compare-2.png" id="109" name="Picture"/>
-                                <pic:cNvPicPr>
-                                  <a:picLocks noChangeArrowheads="1" noChangeAspect="1"/>
-                                </pic:cNvPicPr>
-                              </pic:nvPicPr>
-                              <pic:blipFill>
-                                <a:blip r:embed="rId107"/>
-                                <a:stretch>
-                                  <a:fillRect/>
-                                </a:stretch>
-                              </pic:blipFill>
-                              <pic:spPr bwMode="auto">
-                                <a:xfrm>
-                                  <a:off x="0" y="0"/>
-                                  <a:ext cx="2971800" cy="4754880"/>
-                                </a:xfrm>
-                                <a:prstGeom prst="rect">
-                                  <a:avLst/>
-                                </a:prstGeom>
-                                <a:noFill/>
-                                <a:ln w="9525">
-                                  <a:noFill/>
-                                  <a:headEnd/>
-                                  <a:tailEnd/>
-                                </a:ln>
-                              </pic:spPr>
-                            </pic:pic>
-                          </a:graphicData>
-                        </a:graphic>
-                      </wp:inline>
-                    </w:drawing>
-                  </w:r>
-                </w:p>
-                <w:p>
-                  <w:pPr>
-                    <w:jc w:val="center"/>
-                    <w:jc w:val="left"/>
-                  </w:pPr>
-                  <w:pPr>
-                    <w:jc w:val="left"/>
-                    <w:spacing w:before="200"/>
-                    <w:pStyle w:val="ImageCaption"/>
-                  </w:pPr>
-                  <w:r>
-                    <w:t xml:space="preserve">(b) Model</w:t>
-                  </w:r>
-                  <w:r>
-                    <w:t xml:space="preserve"> </w:t>
-                  </w:r>
-                  <w:r>
-                    <w:rPr>
-                      <w:rStyle w:val="VerbatimChar"/>
-                    </w:rPr>
-                    <w:t xml:space="preserve">h1_2.01.2</w:t>
-                  </w:r>
-                </w:p>
-                <w:bookmarkEnd w:id="110"/>
-              </w:tc>
-            </w:tr>
-          </w:tbl>
-          <w:p/>
-        </w:tc>
-      </w:tr>
-    </w:tbl>
-    <w:p>
-      <w:pPr>
-        <w:pStyle w:val="BodyText"/>
-      </w:pPr>
-      <w:pPr>
-        <w:spacing w:before="200"/>
-        <w:pStyle w:val="ImageCaption"/>
-      </w:pPr>
-      <w:r>
-        <w:t xml:space="preserve">Figure 11: Estimates of selectivity by fishery over time for Models</w:t>
-      </w:r>
-      <w:r>
-        <w:t xml:space="preserve"> </w:t>
-      </w:r>
-      <w:r>
-        <w:rPr>
-          <w:rStyle w:val="VerbatimChar"/>
-        </w:rPr>
-        <w:t xml:space="preserve">h1_2.01.1</w:t>
-      </w:r>
-      <w:r>
-        <w:t xml:space="preserve"> </w:t>
-      </w:r>
-      <w:r>
-        <w:t xml:space="preserve">and</w:t>
-      </w:r>
-      <w:r>
-        <w:t xml:space="preserve"> </w:t>
-      </w:r>
-      <w:r>
-        <w:rPr>
-          <w:rStyle w:val="VerbatimChar"/>
-        </w:rPr>
-        <w:t xml:space="preserve">h1_2.01.2</w:t>
-      </w:r>
-      <w:r>
-        <w:t xml:space="preserve">, shown in the same style as Figure 37 of the SC13 Jack Mackerel Technical Annex</w:t>
-      </w:r>
-      <w:r>
-        <w:t xml:space="preserve"> </w:t>
-      </w:r>
-      <w:r>
-        <w:t xml:space="preserve">(SPRFMO Scientific Committee, 2025)</w:t>
-      </w:r>
-      <w:r>
-        <w:t xml:space="preserve">.</w:t>
-      </w:r>
-    </w:p>
-    <w:bookmarkEnd w:id="111"/>
     <w:p>
       <w:pPr>
         <w:pStyle w:val="BodyText"/>
@@ -13071,7 +12713,7 @@
           <w:rPr>
             <w:rStyle w:val="Hyperlink"/>
           </w:rPr>
-          <w:t xml:space="preserve">Figure 10</w:t>
+          <w:t xml:space="preserve">Figure 9</w:t>
         </w:r>
       </w:hyperlink>
       <w:r>
@@ -13091,7 +12733,7 @@
       <w:tr>
         <w:tc>
           <w:tcPr/>
-          <w:bookmarkStart w:id="112" w:name="tbl-selectivity-sc5-like-components"/>
+          <w:bookmarkStart w:id="99" w:name="tbl-selectivity-sc5-like-components"/>
           <w:p>
             <w:pPr>
               <w:jc w:val="center"/>
@@ -15723,7 +15365,7 @@
               </w:tc>
             </w:tr>
           </w:tbl>
-          <w:bookmarkEnd w:id="112"/>
+          <w:bookmarkEnd w:id="99"/>
         </w:tc>
       </w:tr>
     </w:tbl>
@@ -15767,7 +15409,7 @@
           <w:rPr>
             <w:rStyle w:val="Hyperlink"/>
           </w:rPr>
-          <w:t xml:space="preserve">Figure 12</w:t>
+          <w:t xml:space="preserve">Figure 10</w:t>
         </w:r>
       </w:hyperlink>
       <w:r>
@@ -15787,7 +15429,350 @@
       <w:tr>
         <w:tc>
           <w:tcPr/>
-          <w:bookmarkStart w:id="116" w:name="fig-selectivity-sc5-qtrend"/>
+          <w:bookmarkStart w:id="103" w:name="fig-selectivity-sc5-qtrend"/>
+          <w:p>
+            <w:pPr>
+              <w:pStyle w:val="Compact"/>
+              <w:jc w:val="center"/>
+            </w:pPr>
+            <w:r>
+              <w:drawing>
+                <wp:inline>
+                  <wp:extent cx="5334000" cy="3194843"/>
+                  <wp:effectExtent b="0" l="0" r="0" t="0"/>
+                  <wp:docPr descr="" title="" id="101" name="Picture"/>
+                  <a:graphic>
+                    <a:graphicData uri="http://schemas.openxmlformats.org/drawingml/2006/picture">
+                      <pic:pic>
+                        <pic:nvPicPr>
+                          <pic:cNvPr descr="JM-WP-BM-01_files/figure-docx/fig-selectivity-sc5-qtrend-1.png" id="102" name="Picture"/>
+                          <pic:cNvPicPr>
+                            <a:picLocks noChangeArrowheads="1" noChangeAspect="1"/>
+                          </pic:cNvPicPr>
+                        </pic:nvPicPr>
+                        <pic:blipFill>
+                          <a:blip r:embed="rId100"/>
+                          <a:stretch>
+                            <a:fillRect/>
+                          </a:stretch>
+                        </pic:blipFill>
+                        <pic:spPr bwMode="auto">
+                          <a:xfrm>
+                            <a:off x="0" y="0"/>
+                            <a:ext cx="5334000" cy="3194843"/>
+                          </a:xfrm>
+                          <a:prstGeom prst="rect">
+                            <a:avLst/>
+                          </a:prstGeom>
+                          <a:noFill/>
+                          <a:ln w="9525">
+                            <a:noFill/>
+                            <a:headEnd/>
+                            <a:tailEnd/>
+                          </a:ln>
+                        </pic:spPr>
+                      </pic:pic>
+                    </a:graphicData>
+                  </a:graphic>
+                </wp:inline>
+              </w:drawing>
+            </w:r>
+          </w:p>
+          <w:p>
+            <w:pPr>
+              <w:jc w:val="center"/>
+            </w:pPr>
+            <w:pPr>
+              <w:jc w:val="left"/>
+              <w:spacing w:before="200"/>
+              <w:pStyle w:val="ImageCaption"/>
+            </w:pPr>
+            <w:r>
+              <w:t xml:space="preserve">Figure 10: Time trend in fitted catchability for the retained comparable indices in</w:t>
+            </w:r>
+            <w:r>
+              <w:t xml:space="preserve"> </w:t>
+            </w:r>
+            <w:r>
+              <w:rPr>
+                <w:rStyle w:val="VerbatimChar"/>
+              </w:rPr>
+              <w:t xml:space="preserve">h1_2.01.3</w:t>
+            </w:r>
+            <w:r>
+              <w:t xml:space="preserve">, rescaled so each series has mean 1 over 2009-2024, the shortest fitted random-walk window shared across the four series.</w:t>
+            </w:r>
+          </w:p>
+          <w:bookmarkEnd w:id="103"/>
+        </w:tc>
+      </w:tr>
+    </w:tbl>
+    <w:bookmarkStart w:id="112" w:name="fig-selectivity-sc5-compare"/>
+    <w:tbl>
+      <w:tblPr>
+        <w:tblStyle w:val="Table"/>
+        <w:tblW w:type="pct" w:w="4900"/>
+        <w:tblLayout w:type="fixed"/>
+        <w:tblLook w:firstRow="0" w:lastRow="0" w:firstColumn="0" w:lastColumn="0" w:noHBand="0" w:noVBand="0" w:val="0000"/>
+      </w:tblPr>
+      <w:tblGrid>
+        <w:gridCol w:w="3880"/>
+        <w:gridCol w:w="3880"/>
+      </w:tblGrid>
+      <w:tr>
+        <w:tc>
+          <w:tcPr/>
+          <w:tbl>
+            <w:tblPr>
+              <w:tblStyle w:val="Table"/>
+              <w:tblW w:type="pct" w:w="4900"/>
+              <w:tblLayout w:type="fixed"/>
+              <w:tblLook w:firstRow="0" w:lastRow="0" w:firstColumn="0" w:lastColumn="0" w:noHBand="0" w:noVBand="0" w:val="0000"/>
+            </w:tblPr>
+            <w:tblGrid>
+              <w:gridCol w:w="7761"/>
+            </w:tblGrid>
+            <w:tr>
+              <w:tc>
+                <w:tcPr/>
+                <w:bookmarkStart w:id="107" w:name="fig-selectivity-sc5-compare-1"/>
+                <w:p>
+                  <w:pPr>
+                    <w:pStyle w:val="Compact"/>
+                    <w:jc w:val="center"/>
+                    <w:jc w:val="left"/>
+                  </w:pPr>
+                  <w:r>
+                    <w:drawing>
+                      <wp:inline>
+                        <wp:extent cx="2971800" cy="4754880"/>
+                        <wp:effectExtent b="0" l="0" r="0" t="0"/>
+                        <wp:docPr descr="" title="" id="105" name="Picture"/>
+                        <a:graphic>
+                          <a:graphicData uri="http://schemas.openxmlformats.org/drawingml/2006/picture">
+                            <pic:pic>
+                              <pic:nvPicPr>
+                                <pic:cNvPr descr="JM-WP-BM-01_files/figure-docx/fig-selectivity-sc5-compare-1.png" id="106" name="Picture"/>
+                                <pic:cNvPicPr>
+                                  <a:picLocks noChangeArrowheads="1" noChangeAspect="1"/>
+                                </pic:cNvPicPr>
+                              </pic:nvPicPr>
+                              <pic:blipFill>
+                                <a:blip r:embed="rId104"/>
+                                <a:stretch>
+                                  <a:fillRect/>
+                                </a:stretch>
+                              </pic:blipFill>
+                              <pic:spPr bwMode="auto">
+                                <a:xfrm>
+                                  <a:off x="0" y="0"/>
+                                  <a:ext cx="2971800" cy="4754880"/>
+                                </a:xfrm>
+                                <a:prstGeom prst="rect">
+                                  <a:avLst/>
+                                </a:prstGeom>
+                                <a:noFill/>
+                                <a:ln w="9525">
+                                  <a:noFill/>
+                                  <a:headEnd/>
+                                  <a:tailEnd/>
+                                </a:ln>
+                              </pic:spPr>
+                            </pic:pic>
+                          </a:graphicData>
+                        </a:graphic>
+                      </wp:inline>
+                    </w:drawing>
+                  </w:r>
+                </w:p>
+                <w:p>
+                  <w:pPr>
+                    <w:jc w:val="center"/>
+                    <w:jc w:val="left"/>
+                  </w:pPr>
+                  <w:pPr>
+                    <w:jc w:val="left"/>
+                    <w:spacing w:before="200"/>
+                    <w:pStyle w:val="ImageCaption"/>
+                  </w:pPr>
+                  <w:r>
+                    <w:t xml:space="preserve">(a) Model</w:t>
+                  </w:r>
+                  <w:r>
+                    <w:t xml:space="preserve"> </w:t>
+                  </w:r>
+                  <w:r>
+                    <w:rPr>
+                      <w:rStyle w:val="VerbatimChar"/>
+                    </w:rPr>
+                    <w:t xml:space="preserve">h1_2.01.1</w:t>
+                  </w:r>
+                </w:p>
+                <w:bookmarkEnd w:id="107"/>
+              </w:tc>
+            </w:tr>
+          </w:tbl>
+          <w:p/>
+        </w:tc>
+        <w:tc>
+          <w:tcPr/>
+          <w:tbl>
+            <w:tblPr>
+              <w:tblStyle w:val="Table"/>
+              <w:tblW w:type="pct" w:w="4900"/>
+              <w:tblLayout w:type="fixed"/>
+              <w:tblLook w:firstRow="0" w:lastRow="0" w:firstColumn="0" w:lastColumn="0" w:noHBand="0" w:noVBand="0" w:val="0000"/>
+            </w:tblPr>
+            <w:tblGrid>
+              <w:gridCol w:w="7761"/>
+            </w:tblGrid>
+            <w:tr>
+              <w:tc>
+                <w:tcPr/>
+                <w:bookmarkStart w:id="111" w:name="fig-selectivity-sc5-compare-2"/>
+                <w:p>
+                  <w:pPr>
+                    <w:pStyle w:val="Compact"/>
+                    <w:jc w:val="center"/>
+                    <w:jc w:val="left"/>
+                  </w:pPr>
+                  <w:r>
+                    <w:drawing>
+                      <wp:inline>
+                        <wp:extent cx="2971800" cy="4754880"/>
+                        <wp:effectExtent b="0" l="0" r="0" t="0"/>
+                        <wp:docPr descr="" title="" id="109" name="Picture"/>
+                        <a:graphic>
+                          <a:graphicData uri="http://schemas.openxmlformats.org/drawingml/2006/picture">
+                            <pic:pic>
+                              <pic:nvPicPr>
+                                <pic:cNvPr descr="JM-WP-BM-01_files/figure-docx/fig-selectivity-sc5-compare-2.png" id="110" name="Picture"/>
+                                <pic:cNvPicPr>
+                                  <a:picLocks noChangeArrowheads="1" noChangeAspect="1"/>
+                                </pic:cNvPicPr>
+                              </pic:nvPicPr>
+                              <pic:blipFill>
+                                <a:blip r:embed="rId108"/>
+                                <a:stretch>
+                                  <a:fillRect/>
+                                </a:stretch>
+                              </pic:blipFill>
+                              <pic:spPr bwMode="auto">
+                                <a:xfrm>
+                                  <a:off x="0" y="0"/>
+                                  <a:ext cx="2971800" cy="4754880"/>
+                                </a:xfrm>
+                                <a:prstGeom prst="rect">
+                                  <a:avLst/>
+                                </a:prstGeom>
+                                <a:noFill/>
+                                <a:ln w="9525">
+                                  <a:noFill/>
+                                  <a:headEnd/>
+                                  <a:tailEnd/>
+                                </a:ln>
+                              </pic:spPr>
+                            </pic:pic>
+                          </a:graphicData>
+                        </a:graphic>
+                      </wp:inline>
+                    </w:drawing>
+                  </w:r>
+                </w:p>
+                <w:p>
+                  <w:pPr>
+                    <w:jc w:val="center"/>
+                    <w:jc w:val="left"/>
+                  </w:pPr>
+                  <w:pPr>
+                    <w:jc w:val="left"/>
+                    <w:spacing w:before="200"/>
+                    <w:pStyle w:val="ImageCaption"/>
+                  </w:pPr>
+                  <w:r>
+                    <w:t xml:space="preserve">(b) Model</w:t>
+                  </w:r>
+                  <w:r>
+                    <w:t xml:space="preserve"> </w:t>
+                  </w:r>
+                  <w:r>
+                    <w:rPr>
+                      <w:rStyle w:val="VerbatimChar"/>
+                    </w:rPr>
+                    <w:t xml:space="preserve">h1_2.01.2</w:t>
+                  </w:r>
+                </w:p>
+                <w:bookmarkEnd w:id="111"/>
+              </w:tc>
+            </w:tr>
+          </w:tbl>
+          <w:p/>
+        </w:tc>
+      </w:tr>
+    </w:tbl>
+    <w:p>
+      <w:pPr>
+        <w:pStyle w:val="BodyText"/>
+      </w:pPr>
+      <w:pPr>
+        <w:spacing w:before="200"/>
+        <w:pStyle w:val="ImageCaption"/>
+      </w:pPr>
+      <w:r>
+        <w:t xml:space="preserve">Figure 11: Estimates of selectivity by fishery over time for Models</w:t>
+      </w:r>
+      <w:r>
+        <w:t xml:space="preserve"> </w:t>
+      </w:r>
+      <w:r>
+        <w:rPr>
+          <w:rStyle w:val="VerbatimChar"/>
+        </w:rPr>
+        <w:t xml:space="preserve">h1_2.01.1</w:t>
+      </w:r>
+      <w:r>
+        <w:t xml:space="preserve"> </w:t>
+      </w:r>
+      <w:r>
+        <w:t xml:space="preserve">and</w:t>
+      </w:r>
+      <w:r>
+        <w:t xml:space="preserve"> </w:t>
+      </w:r>
+      <w:r>
+        <w:rPr>
+          <w:rStyle w:val="VerbatimChar"/>
+        </w:rPr>
+        <w:t xml:space="preserve">h1_2.01.2</w:t>
+      </w:r>
+      <w:r>
+        <w:t xml:space="preserve">, shown in the same style as Figure 37 of the SC13 Jack Mackerel Technical Annex</w:t>
+      </w:r>
+      <w:r>
+        <w:t xml:space="preserve"> </w:t>
+      </w:r>
+      <w:r>
+        <w:t xml:space="preserve">(SPRFMO Scientific Committee, 2025)</w:t>
+      </w:r>
+      <w:r>
+        <w:t xml:space="preserve">.</w:t>
+      </w:r>
+    </w:p>
+    <w:bookmarkEnd w:id="112"/>
+    <w:tbl>
+      <w:tblPr>
+        <w:tblStyle w:val="Table"/>
+        <w:tblW w:type="pct" w:w="5000"/>
+        <w:tblLayout w:type="fixed"/>
+        <w:tblLook w:firstRow="0" w:lastRow="0" w:firstColumn="0" w:lastColumn="0" w:noHBand="0" w:noVBand="0" w:val="0000"/>
+      </w:tblPr>
+      <w:tblGrid>
+        <w:gridCol w:w="7920"/>
+      </w:tblGrid>
+      <w:tr>
+        <w:tc>
+          <w:tcPr/>
+          <w:bookmarkStart w:id="116" w:name="fig-selectivity-sc5-ssb"/>
           <w:p>
             <w:pPr>
               <w:pStyle w:val="Compact"/>
@@ -15803,7 +15788,7 @@
                     <a:graphicData uri="http://schemas.openxmlformats.org/drawingml/2006/picture">
                       <pic:pic>
                         <pic:nvPicPr>
-                          <pic:cNvPr descr="JM-WP-BM-01_files/figure-docx/fig-selectivity-sc5-qtrend-1.png" id="115" name="Picture"/>
+                          <pic:cNvPr descr="JM-WP-BM-01_files/figure-docx/fig-selectivity-sc5-ssb-1.png" id="115" name="Picture"/>
                           <pic:cNvPicPr>
                             <a:picLocks noChangeArrowheads="1" noChangeAspect="1"/>
                           </pic:cNvPicPr>
@@ -15846,19 +15831,34 @@
               <w:pStyle w:val="ImageCaption"/>
             </w:pPr>
             <w:r>
-              <w:t xml:space="preserve">Figure 12: Time trend in fitted catchability for the retained comparable indices in</w:t>
-            </w:r>
-            <w:r>
-              <w:t xml:space="preserve"> </w:t>
+              <w:t xml:space="preserve">Figure 12: Comparison of spawning biomass trajectories for the original fishery-block model (</w:t>
             </w:r>
             <w:r>
               <w:rPr>
                 <w:rStyle w:val="VerbatimChar"/>
               </w:rPr>
-              <w:t xml:space="preserve">h1_2.01.3</w:t>
+              <w:t xml:space="preserve">h1_2.01</w:t>
             </w:r>
             <w:r>
-              <w:t xml:space="preserve">, rescaled so each series has mean 1 over 2009-2024, the shortest fitted random-walk window shared across the four series.</w:t>
+              <w:t xml:space="preserve">), the annual S-C Chile variant (</w:t>
+            </w:r>
+            <w:r>
+              <w:rPr>
+                <w:rStyle w:val="VerbatimChar"/>
+              </w:rPr>
+              <w:t xml:space="preserve">h1_2.01.1</w:t>
+            </w:r>
+            <w:r>
+              <w:t xml:space="preserve">), and the five-block S-C Chile variant (</w:t>
+            </w:r>
+            <w:r>
+              <w:rPr>
+                <w:rStyle w:val="VerbatimChar"/>
+              </w:rPr>
+              <w:t xml:space="preserve">h1_2.01.2</w:t>
+            </w:r>
+            <w:r>
+              <w:t xml:space="preserve">).</w:t>
             </w:r>
           </w:p>
           <w:bookmarkEnd w:id="116"/>

--- a/docs/JM-WP-BM-01.docx
+++ b/docs/JM-WP-BM-01.docx
@@ -149,7 +149,7 @@
         <w:pStyle w:val="BodyText"/>
       </w:pPr>
       <w:r>
-        <w:t xml:space="preserve">25 March 2026</w:t>
+        <w:t xml:space="preserve">01 April 2026</w:t>
       </w:r>
     </w:p>
     <w:bookmarkStart w:id="24" w:name="abstract"/>
